--- a/docs/notes/Mina_Project_Notes.docx
+++ b/docs/notes/Mina_Project_Notes.docx
@@ -159,64 +159,23 @@
       <w:pPr>
         <w:spacing w:after="160"/>
       </w:pPr>
-      <w:r>
-        <w:t xml:space="preserve">Stage 1 (Representation Analysis) is complete for twelve frozen encoders, four per modality, on two datasets: a 981-sequence pilot of </w:t>
-      </w:r>
-      <w:proofErr w:type="spellStart"/>
-      <w:r>
-        <w:t>mRNA_Stability</w:t>
-      </w:r>
-      <w:proofErr w:type="spellEnd"/>
-      <w:r>
-        <w:t xml:space="preserve">, where every input derives from one coding sequence, and a 2,000-transcript pilot of </w:t>
-      </w:r>
-      <w:proofErr w:type="spellStart"/>
-      <w:r>
-        <w:t>IsoFormer's</w:t>
-      </w:r>
-      <w:proofErr w:type="spellEnd"/>
-      <w:r>
-        <w:t xml:space="preserve"> </w:t>
-      </w:r>
-      <w:proofErr w:type="spellStart"/>
-      <w:r>
-        <w:t>GTEx</w:t>
-      </w:r>
-      <w:proofErr w:type="spellEnd"/>
-      <w:r>
-        <w:t xml:space="preserve"> data, where DNA, transcript, and protein are different molecules. Nucleotide Transformer 500M human-ref, Nucleotide Transformer v2 100M multi-species, DNABERT-2, and </w:t>
-      </w:r>
-      <w:proofErr w:type="spellStart"/>
-      <w:r>
-        <w:t>HyenaDNA</w:t>
-      </w:r>
-      <w:proofErr w:type="spellEnd"/>
-      <w:r>
-        <w:t xml:space="preserve"> are the DNA encoders; RNA-FM and </w:t>
-      </w:r>
-      <w:proofErr w:type="spellStart"/>
-      <w:r>
-        <w:t>RiNALMo</w:t>
-      </w:r>
-      <w:proofErr w:type="spellEnd"/>
-      <w:r>
-        <w:t xml:space="preserve"> (one token per nucleotide) and mRNA-FM and </w:t>
-      </w:r>
-      <w:proofErr w:type="spellStart"/>
-      <w:r>
-        <w:t>CaLM</w:t>
-      </w:r>
-      <w:proofErr w:type="spellEnd"/>
-      <w:r>
-        <w:t xml:space="preserve"> (one token per codon) the RNA encoders; and ESM-2 8M, 35M, and 150M and </w:t>
-      </w:r>
-      <w:proofErr w:type="spellStart"/>
-      <w:r>
-        <w:t>ProtBERT</w:t>
-      </w:r>
-      <w:proofErr w:type="spellEnd"/>
-      <w:r>
-        <w:t xml:space="preserve"> the protein encoders. Stage 2 (Define Alignment) is decided (Section 10), Stage 3 (Fusion Architecture Design) specifies candidate models (Section 11), and Stage 4 (Experimental Design &amp; Benchmarking) provides the testing campaign (Section 12).</w:t>
+      <w:proofErr w:type="spellStart"/>
+      <w:proofErr w:type="spellEnd"/>
+      <w:proofErr w:type="spellStart"/>
+      <w:proofErr w:type="spellEnd"/>
+      <w:proofErr w:type="spellStart"/>
+      <w:proofErr w:type="spellEnd"/>
+      <w:proofErr w:type="spellStart"/>
+      <w:proofErr w:type="spellEnd"/>
+      <w:proofErr w:type="spellStart"/>
+      <w:proofErr w:type="spellEnd"/>
+      <w:proofErr w:type="spellStart"/>
+      <w:proofErr w:type="spellEnd"/>
+      <w:proofErr w:type="spellStart"/>
+      <w:proofErr w:type="spellEnd"/>
+      <w:r>
+        <w:rPr/>
+        <w:t xml:space="preserve">Stage 1 (Representation Analysis) is complete for twelve frozen encoders, four per modality, on two datasets: a 981-sequence pilot of mRNA_Stability, where every input derives from one coding sequence, and a 2,000-transcript pilot of IsoFormer's GTEx data, where DNA, transcript, and protein are different molecules. Nucleotide Transformer 500M human-ref, Nucleotide Transformer v2 100M multi-species, DNABERT-2, and HyenaDNA are the DNA encoders; RNA-FM and RiNALMo (one token per nucleotide) and mRNA-FM and CaLM (one token per codon) the RNA encoders; and ESM-2 8M, 35M, and 150M and ProtBERT the protein encoders. Stage 2 (Define Alignment) is decided and states what alignment means in biology (Section 10), Stage 3 (Fusion Architecture Design) specifies candidate models (Section 11), and Stage 4 (Experimental Design &amp; Benchmarking) sets out the testing campaign, the BioLangFusion and IsoFormer baselines, and the task-specific datasets (Section 12). The Overleaf manuscript holds the full Stage 1 record with 18 figures, every table, and a reading guide that defines each method. Mina is reviewing it ahead of the October 20, 2026 meeting, where the team presents the important findings and the experimental design (Section 13).</w:t>
       </w:r>
     </w:p>
     <w:p>
@@ -224,7 +183,31 @@
         <w:pStyle w:val="Heading2"/>
       </w:pPr>
       <w:r>
-        <w:t>Main Stage 1 Findings</w:t>
+        <w:rPr/>
+        <w:t xml:space="preserve">How the Stages Connect</w:t>
+      </w:r>
+    </w:p>
+    <w:p>
+      <w:pPr>
+        <w:spacing w:after="160"/>
+      </w:pPr>
+      <w:proofErr w:type="spellStart"/>
+      <w:proofErr w:type="spellEnd"/>
+      <w:proofErr w:type="spellStart"/>
+      <w:proofErr w:type="spellEnd"/>
+      <w:proofErr w:type="spellStart"/>
+      <w:proofErr w:type="spellEnd"/>
+      <w:proofErr w:type="spellStart"/>
+      <w:proofErr w:type="spellEnd"/>
+      <w:proofErr w:type="spellStart"/>
+      <w:proofErr w:type="spellEnd"/>
+      <w:proofErr w:type="spellStart"/>
+      <w:proofErr w:type="spellEnd"/>
+      <w:proofErr w:type="spellStart"/>
+      <w:proofErr w:type="spellEnd"/>
+      <w:r>
+        <w:rPr/>
+        <w:t xml:space="preserve">Goal: decide whether, when, and how to fuse frozen DNA, RNA, and protein foundation models for a biological prediction task, and leave behind a method that predicts it before anything is trained. Fusion has to beat strong single-encoder and simple-fusion baselines, and different representations are not by themselves proof of independent information (Fusion or Confusion makes the same point for multimodal learning at large: of 19 published fusion methods, none consistently beat a simple baseline). Each stage asks one question, and what it finds forces the next.</w:t>
       </w:r>
     </w:p>
     <w:p>
@@ -237,10 +220,15 @@
         <w:spacing w:after="100"/>
       </w:pPr>
       <w:r>
-        <w:t>The protein encoders and the two codon-level RNA encoders carry the most linearly accessible stability signal (R² 0.114 to 0.144 and 0.127). The other nucleotide encoders reach 0.026 to 0.080, and sequence length alone predicts nothing (0.003).</w:t>
-      </w:r>
-      <w:r/>
-      <w:r/>
+        <w:rPr>
+          <w:b/>
+        </w:rPr>
+        <w:t xml:space="preserve">Stage 1, done, asked what each frozen encoder carries and how the twelve spaces relate. </w:t>
+      </w:r>
+      <w:r>
+        <w:rPr/>
+        <w:t xml:space="preserve">It found that protein and codon-level encoders carry the stability signal while nucleotide encoders carry GC3, which translation erases, so there is unique information to fuse; that most raw agreement is composition, with only within-family and codon-with-protein pairs aligned after the control; that alignment never predicts error, and complementarity appears where alignment is low; and that four length features match all twelve encoders on GTEx. It also found the redundant families (ESM-2; RNA-FM with RiNALMo). This forces a biology-specific definition of alignment, a baseline hierarchy, and a pruned set of pairs to fuse first.</w:t>
+      </w:r>
     </w:p>
     <w:p>
       <w:pPr>
@@ -252,27 +240,14 @@
         <w:spacing w:after="100"/>
       </w:pPr>
       <w:r>
-        <w:t xml:space="preserve">Agreement follows tokenization and training more than the modality label. RNA-FM and </w:t>
-      </w:r>
-      <w:proofErr w:type="spellStart"/>
-      <w:r>
-        <w:t>RiNALMo</w:t>
-      </w:r>
-      <w:proofErr w:type="spellEnd"/>
-      <w:r>
-        <w:t xml:space="preserve"> agree most of any pair (final-layer CKA 0.809), then the three ESM-2 models (0.553 to 0.744); encoders reading single letters or short tokens of the same sequence </w:t>
-      </w:r>
-      <w:r>
-        <w:lastRenderedPageBreak/>
-        <w:t xml:space="preserve">agree whether labeled DNA or RNA. mRNA-FM agrees globally with almost no encoder, not even </w:t>
-      </w:r>
-      <w:proofErr w:type="spellStart"/>
-      <w:r>
-        <w:t>CaLM</w:t>
-      </w:r>
-      <w:proofErr w:type="spellEnd"/>
-      <w:r>
-        <w:t xml:space="preserve"> (0.163).</w:t>
+        <w:rPr>
+          <w:b/>
+        </w:rPr>
+        <w:t xml:space="preserve">Stage 2, decided, asked what alignment should mean and whether to enforce it. </w:t>
+      </w:r>
+      <w:r>
+        <w:rPr/>
+        <w:t xml:space="preserve">Alignment is agreement on what the central dogma shares, after composition is removed; positional alignment (the codon grid) only on coding sequence, as a token-location step; no alignment loss by default; alignment reported beside every result, with fusion benefit a separate held-out gain, Δfusion. MSAlign is alignment made operational as retrieval (our rung 2); the structure-aligned protein language model and OmniGenome use the word for sequence-to-structure alignment within one molecule, a different sense that the Overleaf names so it is not confused. This forces architectures that let modalities interact without forcing similarity.</w:t>
       </w:r>
     </w:p>
     <w:p>
@@ -285,23 +260,14 @@
         <w:spacing w:after="100"/>
       </w:pPr>
       <w:r>
-        <w:t xml:space="preserve">Removing letter, codon, and amino-acid composition cuts CKA by 52% to 90% for every pair involving a DNA encoder, so most of that agreement is compositional. Three groups keep strong agreement: the protein encoders, RNA-FM with </w:t>
-      </w:r>
-      <w:proofErr w:type="spellStart"/>
-      <w:r>
-        <w:t>RiNALMo</w:t>
-      </w:r>
-      <w:proofErr w:type="spellEnd"/>
-      <w:r>
-        <w:t xml:space="preserve">, and </w:t>
-      </w:r>
-      <w:proofErr w:type="spellStart"/>
-      <w:r>
-        <w:t>CaLM</w:t>
-      </w:r>
-      <w:proofErr w:type="spellEnd"/>
-      <w:r>
-        <w:t xml:space="preserve"> with the protein encoders, which still finds its protein partner 58% to 69% of the time (CCA Recall@1, against 0.0034 chance).</w:t>
+        <w:rPr>
+          <w:b/>
+        </w:rPr>
+        <w:t xml:space="preserve">Stage 3, the design, asks how to combine the encoders given that decision. </w:t>
+      </w:r>
+      <w:r>
+        <w:rPr/>
+        <w:t xml:space="preserve">Concatenation + MLP is the floor; Coupled Mamba on the codon grid is priority 1 (interaction through the recurrence, nothing forces similarity); IsoFormer-style cross-attention is priority 2 (learns correspondence where there is no grid). The research plan adds the matched baselines: BioLangFusion reproduced exactly (its attention head is also the simple fusion baseline of Fusion or Confusion) and LucaOne (joint pretraining instead of fusion). Every design is scored against the reproduced heads on identical splits.</w:t>
       </w:r>
     </w:p>
     <w:p>
@@ -314,7 +280,46 @@
         <w:spacing w:after="100"/>
       </w:pPr>
       <w:r>
-        <w:t>Linear concatenation of either codon-level encoder with any protein encoder improves on the better encoder under all ten further fold assignments, by about 0.01 to 0.02 on the stability data. Larger concatenations do not improve on their best member.</w:t>
+        <w:rPr>
+          <w:b/>
+        </w:rPr>
+        <w:t xml:space="preserve">Stage 4, the experiments, asks whether fusion helps, for which task, and whether Stage 1 could have said so in advance. </w:t>
+      </w:r>
+      <w:r>
+        <w:rPr/>
+        <w:t xml:space="preserve">In order: baselines and controls (mRFP); the reproduction; Coupled Mamba against the reproduced heads; ablations (encoder swaps, alignment loss, grid); the task set, chosen so each dataset isolates one question; the method test, whether Stage 1 metrics predict Δfusion. The question "this RNA model with this DNA model for this task" is answered by encoder swaps under a fixed architecture across that task set; COMET adds multi-molecule tasks with published combinations and LucaOne as reference points, and mRNABench adds homology-aware splits. Fusion or Confusion's checklist (identical heads, tuned baselines, grouped cross-validation, mean ± SD, a statistical comparison) is the evaluation rule on every comparison. The Overleaf figure "The chain of stages" shows this on one page.</w:t>
+      </w:r>
+    </w:p>
+    <w:p>
+      <w:pPr>
+        <w:pStyle w:val="Heading2"/>
+      </w:pPr>
+      <w:r>
+        <w:rPr/>
+        <w:t xml:space="preserve">Where Things Stand, Section by Section</w:t>
+      </w:r>
+    </w:p>
+    <w:p>
+      <w:pPr>
+        <w:spacing w:after="160"/>
+      </w:pPr>
+      <w:proofErr w:type="spellStart"/>
+      <w:proofErr w:type="spellEnd"/>
+      <w:proofErr w:type="spellStart"/>
+      <w:proofErr w:type="spellEnd"/>
+      <w:proofErr w:type="spellStart"/>
+      <w:proofErr w:type="spellEnd"/>
+      <w:proofErr w:type="spellStart"/>
+      <w:proofErr w:type="spellEnd"/>
+      <w:proofErr w:type="spellStart"/>
+      <w:proofErr w:type="spellEnd"/>
+      <w:proofErr w:type="spellStart"/>
+      <w:proofErr w:type="spellEnd"/>
+      <w:proofErr w:type="spellStart"/>
+      <w:proofErr w:type="spellEnd"/>
+      <w:r>
+        <w:rPr/>
+        <w:t xml:space="preserve">The same map as Table 1 of the Overleaf (version 2): what each part reports, whether it is done, and what remains. Gantt IDs refer to docs/Research_Project_Plan_Gantt.xlsx.</w:t>
       </w:r>
     </w:p>
     <w:p>
@@ -327,15 +332,14 @@
         <w:spacing w:after="100"/>
       </w:pPr>
       <w:r>
-        <w:t xml:space="preserve">On </w:t>
-      </w:r>
-      <w:proofErr w:type="spellStart"/>
-      <w:r>
-        <w:t>GTEx</w:t>
-      </w:r>
-      <w:proofErr w:type="spellEnd"/>
-      <w:r>
-        <w:t>, where the inputs are distinct, DNA shares almost no retrievable correspondence with the transcript or protein, yet every DNA encoder adds signal when concatenated with a protein or codon-level encoder. All twelve encoders together reach R² 0.239, the level of four transcript-length features alone (0.242).</w:t>
+        <w:rPr>
+          <w:b/>
+        </w:rPr>
+        <w:t xml:space="preserve">Stage 1 design (Overleaf Section 4; notes Sections 4 and 5): done. </w:t>
+      </w:r>
+      <w:r>
+        <w:rPr/>
+        <w:t xml:space="preserve">Remaining: confirm the assay behind the stability labels; pin the six remaining checkpoints.</w:t>
       </w:r>
     </w:p>
     <w:p>
@@ -348,6 +352,305 @@
         <w:spacing w:after="100"/>
       </w:pPr>
       <w:r>
+        <w:rPr>
+          <w:b/>
+        </w:rPr>
+        <w:t xml:space="preserve">Track A (Overleaf 5; notes 9.2): done on the pilots. </w:t>
+      </w:r>
+      <w:r>
+        <w:rPr/>
+        <w:t xml:space="preserve">Remaining: scale to the full data; bootstrap confidence intervals; length-conditioned probes on GTEx.</w:t>
+      </w:r>
+    </w:p>
+    <w:p>
+      <w:pPr>
+        <w:pStyle w:val="ListParagraph"/>
+        <w:numPr>
+          <w:ilvl w:val="0"/>
+          <w:numId w:val="2"/>
+        </w:numPr>
+        <w:spacing w:after="100"/>
+      </w:pPr>
+      <w:r>
+        <w:rPr>
+          <w:b/>
+        </w:rPr>
+        <w:t xml:space="preserve">Track B (Overleaf 6; notes 9.3): done on the pilots. </w:t>
+      </w:r>
+      <w:r>
+        <w:rPr/>
+        <w:t xml:space="preserve">Remaining: nonlinear composition control; debiased CKA for the layer-wise analysis; learned-projection retrieval beside rung 2.</w:t>
+      </w:r>
+    </w:p>
+    <w:p>
+      <w:pPr>
+        <w:pStyle w:val="ListParagraph"/>
+        <w:numPr>
+          <w:ilvl w:val="0"/>
+          <w:numId w:val="2"/>
+        </w:numPr>
+        <w:spacing w:after="100"/>
+      </w:pPr>
+      <w:r>
+        <w:rPr>
+          <w:b/>
+        </w:rPr>
+        <w:t xml:space="preserve">Track C (Overleaf 7; notes 9.4): done on the pilots. </w:t>
+      </w:r>
+      <w:r>
+        <w:rPr/>
+        <w:t xml:space="preserve">Optional: more sequences and permutations for the CaLM AU-rich lead.</w:t>
+      </w:r>
+    </w:p>
+    <w:p>
+      <w:pPr>
+        <w:pStyle w:val="ListParagraph"/>
+        <w:numPr>
+          <w:ilvl w:val="0"/>
+          <w:numId w:val="2"/>
+        </w:numPr>
+        <w:spacing w:after="100"/>
+      </w:pPr>
+      <w:r>
+        <w:rPr>
+          <w:b/>
+        </w:rPr>
+        <w:t xml:space="preserve">Published-split comparison (Overleaf 8; notes 9.5, 9.6): done for frozen probes. </w:t>
+      </w:r>
+      <w:r>
+        <w:rPr/>
+        <w:t xml:space="preserve">The trained reproductions belong to Stage 4.</w:t>
+      </w:r>
+    </w:p>
+    <w:p>
+      <w:pPr>
+        <w:pStyle w:val="ListParagraph"/>
+        <w:numPr>
+          <w:ilvl w:val="0"/>
+          <w:numId w:val="2"/>
+        </w:numPr>
+        <w:spacing w:after="100"/>
+      </w:pPr>
+      <w:r>
+        <w:rPr>
+          <w:b/>
+        </w:rPr>
+        <w:t xml:space="preserve">What Stage 1 shows (Overleaf 9; notes 9.7 to 9.10): done. </w:t>
+      </w:r>
+      <w:r>
+        <w:rPr/>
+        <w:t xml:space="preserve">Revise after the Stage 1 follow-ups.</w:t>
+      </w:r>
+    </w:p>
+    <w:p>
+      <w:pPr>
+        <w:pStyle w:val="ListParagraph"/>
+        <w:numPr>
+          <w:ilvl w:val="0"/>
+          <w:numId w:val="2"/>
+        </w:numPr>
+        <w:spacing w:after="100"/>
+      </w:pPr>
+      <w:r>
+        <w:rPr>
+          <w:b/>
+        </w:rPr>
+        <w:t xml:space="preserve">Stage 2 (Overleaf 10; notes 10): decided. </w:t>
+      </w:r>
+      <w:r>
+        <w:rPr/>
+        <w:t xml:space="preserve">Remaining: confirm the framing with Mina on October 20; the learned-retrieval measurement.</w:t>
+      </w:r>
+    </w:p>
+    <w:p>
+      <w:pPr>
+        <w:pStyle w:val="ListParagraph"/>
+        <w:numPr>
+          <w:ilvl w:val="0"/>
+          <w:numId w:val="2"/>
+        </w:numPr>
+        <w:spacing w:after="100"/>
+      </w:pPr>
+      <w:r>
+        <w:rPr>
+          <w:b/>
+        </w:rPr>
+        <w:t xml:space="preserve">Stage 3 (Overleaf 11; notes 11): designed, not built. </w:t>
+      </w:r>
+      <w:r>
+        <w:rPr/>
+        <w:t xml:space="preserve">First actions: token-level embeddings for the twelve encoders; the BioLangFusion reproduction (Gantt 17); Coupled Mamba feasibility tests (20); cross-attention (25).</w:t>
+      </w:r>
+    </w:p>
+    <w:p>
+      <w:pPr>
+        <w:pStyle w:val="ListParagraph"/>
+        <w:numPr>
+          <w:ilvl w:val="0"/>
+          <w:numId w:val="2"/>
+        </w:numPr>
+        <w:spacing w:after="100"/>
+      </w:pPr>
+      <w:r>
+        <w:rPr>
+          <w:b/>
+        </w:rPr>
+        <w:t xml:space="preserve">Stage 4 (Overleaf 12; notes 12): planned, not run. </w:t>
+      </w:r>
+      <w:r>
+        <w:rPr/>
+        <w:t xml:space="preserve">In order: baselines and controls (16, 18), the reproduction (17), Coupled Mamba against it (21), encoder swaps and the alignment-loss ablation (24, 23), LucaOne (41), synthesis (29), the full-transcript tasks (42); distillation to think about (43).</w:t>
+      </w:r>
+    </w:p>
+    <w:p>
+      <w:pPr>
+        <w:pStyle w:val="ListParagraph"/>
+        <w:numPr>
+          <w:ilvl w:val="0"/>
+          <w:numId w:val="2"/>
+        </w:numPr>
+        <w:spacing w:after="100"/>
+      </w:pPr>
+      <w:r>
+        <w:rPr>
+          <w:b/>
+        </w:rPr>
+        <w:t xml:space="preserve">Limitations and follow-ups (Overleaf 13; notes 9.13): live list. </w:t>
+      </w:r>
+      <w:r>
+        <w:rPr/>
+        <w:t xml:space="preserve">The eight Stage 1 follow-ups are in Overleaf Section 13.2; the Overleaf no longer carries the anticipated-questions, reviewer-defense, or checklist appendices, which live here in Sections 9.11 to 9.13.</w:t>
+      </w:r>
+    </w:p>
+    <w:p>
+      <w:pPr>
+        <w:pStyle w:val="Heading2"/>
+      </w:pPr>
+      <w:r>
+        <w:t>Main Stage 1 Findings</w:t>
+      </w:r>
+    </w:p>
+    <w:p>
+      <w:pPr>
+        <w:pStyle w:val="ListParagraph"/>
+        <w:numPr>
+          <w:ilvl w:val="0"/>
+          <w:numId w:val="2"/>
+        </w:numPr>
+        <w:spacing w:after="100"/>
+      </w:pPr>
+      <w:r>
+        <w:t>The protein encoders and the two codon-level RNA encoders carry the most linearly accessible stability signal (R² 0.114 to 0.144 and 0.127). The other nucleotide encoders reach 0.026 to 0.080, and sequence length alone predicts nothing (0.003).</w:t>
+      </w:r>
+      <w:r/>
+      <w:r/>
+    </w:p>
+    <w:p>
+      <w:pPr>
+        <w:pStyle w:val="ListParagraph"/>
+        <w:numPr>
+          <w:ilvl w:val="0"/>
+          <w:numId w:val="2"/>
+        </w:numPr>
+        <w:spacing w:after="100"/>
+      </w:pPr>
+      <w:r>
+        <w:t xml:space="preserve">Agreement follows tokenization and training more than the modality label. RNA-FM and </w:t>
+      </w:r>
+      <w:proofErr w:type="spellStart"/>
+      <w:r>
+        <w:t>RiNALMo</w:t>
+      </w:r>
+      <w:proofErr w:type="spellEnd"/>
+      <w:r>
+        <w:t xml:space="preserve"> agree most of any pair (final-layer CKA 0.809), then the three ESM-2 models (0.553 to 0.744); encoders reading single letters or short tokens of the same sequence </w:t>
+      </w:r>
+      <w:r>
+        <w:lastRenderedPageBreak/>
+        <w:t xml:space="preserve">agree whether labeled DNA or RNA. mRNA-FM agrees globally with almost no encoder, not even </w:t>
+      </w:r>
+      <w:proofErr w:type="spellStart"/>
+      <w:r>
+        <w:t>CaLM</w:t>
+      </w:r>
+      <w:proofErr w:type="spellEnd"/>
+      <w:r>
+        <w:t xml:space="preserve"> (0.163).</w:t>
+      </w:r>
+    </w:p>
+    <w:p>
+      <w:pPr>
+        <w:pStyle w:val="ListParagraph"/>
+        <w:numPr>
+          <w:ilvl w:val="0"/>
+          <w:numId w:val="2"/>
+        </w:numPr>
+        <w:spacing w:after="100"/>
+      </w:pPr>
+      <w:r>
+        <w:t xml:space="preserve">Removing letter, codon, and amino-acid composition cuts CKA by 52% to 90% for every pair involving a DNA encoder, so most of that agreement is compositional. Three groups keep strong agreement: the protein encoders, RNA-FM with </w:t>
+      </w:r>
+      <w:proofErr w:type="spellStart"/>
+      <w:r>
+        <w:t>RiNALMo</w:t>
+      </w:r>
+      <w:proofErr w:type="spellEnd"/>
+      <w:r>
+        <w:t xml:space="preserve">, and </w:t>
+      </w:r>
+      <w:proofErr w:type="spellStart"/>
+      <w:r>
+        <w:t>CaLM</w:t>
+      </w:r>
+      <w:proofErr w:type="spellEnd"/>
+      <w:r>
+        <w:t xml:space="preserve"> with the protein encoders, which still finds its protein partner 58% to 69% of the time (CCA Recall@1, against 0.0034 chance).</w:t>
+      </w:r>
+    </w:p>
+    <w:p>
+      <w:pPr>
+        <w:pStyle w:val="ListParagraph"/>
+        <w:numPr>
+          <w:ilvl w:val="0"/>
+          <w:numId w:val="2"/>
+        </w:numPr>
+        <w:spacing w:after="100"/>
+      </w:pPr>
+      <w:r>
+        <w:t>Linear concatenation of either codon-level encoder with any protein encoder improves on the better encoder under all ten further fold assignments, by about 0.01 to 0.02 on the stability data. Larger concatenations do not improve on their best member.</w:t>
+      </w:r>
+    </w:p>
+    <w:p>
+      <w:pPr>
+        <w:pStyle w:val="ListParagraph"/>
+        <w:numPr>
+          <w:ilvl w:val="0"/>
+          <w:numId w:val="2"/>
+        </w:numPr>
+        <w:spacing w:after="100"/>
+      </w:pPr>
+      <w:r>
+        <w:t xml:space="preserve">On </w:t>
+      </w:r>
+      <w:proofErr w:type="spellStart"/>
+      <w:r>
+        <w:t>GTEx</w:t>
+      </w:r>
+      <w:proofErr w:type="spellEnd"/>
+      <w:r>
+        <w:t>, where the inputs are distinct, DNA shares almost no retrievable correspondence with the transcript or protein, yet every DNA encoder adds signal when concatenated with a protein or codon-level encoder. All twelve encoders together reach R² 0.239, the level of four transcript-length features alone (0.242).</w:t>
+      </w:r>
+    </w:p>
+    <w:p>
+      <w:pPr>
+        <w:pStyle w:val="ListParagraph"/>
+        <w:numPr>
+          <w:ilvl w:val="0"/>
+          <w:numId w:val="2"/>
+        </w:numPr>
+        <w:spacing w:after="100"/>
+      </w:pPr>
+      <w:r>
         <w:t xml:space="preserve">Position never explains the attention associations at stability motifs, and codon context explains most of them. </w:t>
       </w:r>
       <w:proofErr w:type="spellStart"/>
@@ -371,24 +674,23 @@
       <w:pPr>
         <w:spacing w:after="160"/>
       </w:pPr>
-      <w:r>
-        <w:t xml:space="preserve">Alignment has two meanings in this project. Positional alignment, where positions in one input correspond to positions in another, is fixed by the biology: it exists on the stability data, where each codon maps to one amino acid, and not on </w:t>
-      </w:r>
-      <w:proofErr w:type="spellStart"/>
-      <w:r>
-        <w:t>GTEx</w:t>
-      </w:r>
-      <w:proofErr w:type="spellEnd"/>
-      <w:r>
-        <w:t xml:space="preserve">. Representational alignment, where two encoders organize the same sequences in the same way, is measured: two encoders count as aligned to the extent that their representations agree on held-out examples after the composition control. Few pairs are aligned on that definition, and alignment never tracks prediction error, so the first fusion models impose only positional alignment (the shared codon grid on the stability data) and get no explicit alignment loss. Stage 2 runs no experiments; its decision sends the project straight into fusion, starting with a codon-level RNA encoder and a protein encoder on the stability data, and the transcript and protein with the DNA window on </w:t>
-      </w:r>
-      <w:proofErr w:type="spellStart"/>
-      <w:r>
-        <w:t>GTEx</w:t>
-      </w:r>
-      <w:proofErr w:type="spellEnd"/>
-      <w:r>
-        <w:t>. Section 10 gives the evidence and the full decision.</w:t>
+      <w:proofErr w:type="spellStart"/>
+      <w:proofErr w:type="spellEnd"/>
+      <w:proofErr w:type="spellStart"/>
+      <w:proofErr w:type="spellEnd"/>
+      <w:proofErr w:type="spellStart"/>
+      <w:proofErr w:type="spellEnd"/>
+      <w:proofErr w:type="spellStart"/>
+      <w:proofErr w:type="spellEnd"/>
+      <w:proofErr w:type="spellStart"/>
+      <w:proofErr w:type="spellEnd"/>
+      <w:proofErr w:type="spellStart"/>
+      <w:proofErr w:type="spellEnd"/>
+      <w:proofErr w:type="spellStart"/>
+      <w:proofErr w:type="spellEnd"/>
+      <w:r>
+        <w:rPr/>
+        <w:t xml:space="preserve">Alignment has two meanings in this project. Positional alignment, where positions in one input correspond to positions in another, is given by the genetic code: it exists on coding sequence, where each codon maps to one amino acid, and not on GTEx or in the untranslated regions. Resampling token streams to that codon grid, as BioLangFusion does, is a token-location operation; it is not evidence that the embeddings carry the same information. Representational alignment, where two encoders organize the same sequences in the same way, is measured: two encoders count as aligned to the extent that their representations agree on held-out examples after the composition control. The definition follows from the central dogma rather than from machine-learning practice. DNA, RNA, and protein are not two views of one thing: each is made from the previous one by a map that loses information (the synonymous codon choice, the untranslated regions, the genomic context), so only the coding sequence and its translation are shared by construction. Alignment is therefore agreement on that shared part, beyond composition, with nothing imposed on the parts that belong to one molecule only. Few pairs are aligned on that definition, and alignment never tracks prediction error, so the fusion models impose only positional alignment (the codon grid on coding sequence) and get no explicit alignment loss. Representational similarity is reported beside every fusion result but settles nothing on its own: low similarity does not prove useful complementarity, and only a downstream prediction gain over strong single-encoder baselines (the fusion gain, Section 12.4) tests it. Section 10 gives the reasoning, the evidence, and the full decision.</w:t>
       </w:r>
     </w:p>
     <w:p>
@@ -421,6 +723,29 @@
       <w:proofErr w:type="gramEnd"/>
       <w:r>
         <w:t xml:space="preserve"> meeting.</w:t>
+      </w:r>
+    </w:p>
+    <w:p>
+      <w:pPr>
+        <w:spacing w:after="160"/>
+      </w:pPr>
+      <w:proofErr w:type="spellStart"/>
+      <w:proofErr w:type="spellEnd"/>
+      <w:proofErr w:type="spellStart"/>
+      <w:proofErr w:type="spellEnd"/>
+      <w:proofErr w:type="spellStart"/>
+      <w:proofErr w:type="spellEnd"/>
+      <w:proofErr w:type="spellStart"/>
+      <w:proofErr w:type="spellEnd"/>
+      <w:proofErr w:type="spellStart"/>
+      <w:proofErr w:type="spellEnd"/>
+      <w:proofErr w:type="spellStart"/>
+      <w:proofErr w:type="spellEnd"/>
+      <w:proofErr w:type="spellStart"/>
+      <w:proofErr w:type="spellEnd"/>
+      <w:r>
+        <w:rPr/>
+        <w:t xml:space="preserve">Coupled Mamba stays the priority architecture (Gantt IDs 20 and 21), with IsoFormer-style cross-attention second (ID 25). The research plan adds seven items to that design without replacing any of it: a faithful reproduction of BioLangFusion with its own encoders, codon grid, three heads, TextCNN head, and published splits on its five benchmarks, which becomes the matched baseline Coupled Mamba is scored against; the same implementation with one encoder changed at a time; LucaOne, a single jointly pretrained nucleic-acid and protein model, as a baseline; full-transcript half-life and translation efficiency on the mRNABench splits after feasibility gates; the mRFP synonymous control early and in parallel; structure features where a task calls for them; and multi-teacher distillation as an exploratory idea to think through before the next meeting, not to implement. Section 12.8 gives each add-on and where it slots into the Gantt chart.</w:t>
       </w:r>
     </w:p>
     <w:tbl>
@@ -838,6 +1163,126 @@
           </w:p>
         </w:tc>
       </w:tr>
+      <w:tr>
+        <w:tblPrEx>
+          <w:tblCellMar>
+            <w:top w:w="0" w:type="dxa"/>
+            <w:bottom w:w="0" w:type="dxa"/>
+          </w:tblCellMar>
+        </w:tblPrEx>
+        <w:tc>
+          <w:tcPr>
+            <w:tcW w:w="2200" w:type="dxa"/>
+            <w:tcBorders>
+              <w:top w:val="single" w:sz="4" w:space="0" w:color="808080"/>
+              <w:left w:val="single" w:sz="4" w:space="0" w:color="808080"/>
+              <w:bottom w:val="single" w:sz="4" w:space="0" w:color="808080"/>
+              <w:right w:val="single" w:sz="4" w:space="0" w:color="808080"/>
+            </w:tcBorders>
+            <w:tcMar>
+              <w:top w:w="60" w:type="dxa"/>
+              <w:left w:w="100" w:type="dxa"/>
+              <w:bottom w:w="60" w:type="dxa"/>
+              <w:right w:w="100" w:type="dxa"/>
+            </w:tcMar>
+          </w:tcPr>
+          <w:p>
+            <w:r>
+              <w:rPr>
+                <w:sz w:val="21"/>
+                <w:szCs w:val="21"/>
+              </w:rPr>
+              <w:t>Added baseline</w:t>
+            </w:r>
+          </w:p>
+        </w:tc>
+        <w:tc>
+          <w:tcPr>
+            <w:tcW w:w="7160" w:type="dxa"/>
+            <w:tcBorders>
+              <w:top w:val="single" w:sz="4" w:space="0" w:color="808080"/>
+              <w:left w:val="single" w:sz="4" w:space="0" w:color="808080"/>
+              <w:bottom w:val="single" w:sz="4" w:space="0" w:color="808080"/>
+              <w:right w:val="single" w:sz="4" w:space="0" w:color="808080"/>
+            </w:tcBorders>
+            <w:tcMar>
+              <w:top w:w="60" w:type="dxa"/>
+              <w:left w:w="100" w:type="dxa"/>
+              <w:bottom w:w="60" w:type="dxa"/>
+              <w:right w:w="100" w:type="dxa"/>
+            </w:tcMar>
+          </w:tcPr>
+          <w:p>
+            <w:r>
+              <w:rPr>
+                <w:sz w:val="21"/>
+                <w:szCs w:val="21"/>
+              </w:rPr>
+              <w:t>BioLangFusion reproduced exactly (its three heads under a TextCNN); the matched published system the designs are scored against</w:t>
+            </w:r>
+          </w:p>
+        </w:tc>
+      </w:tr>
+      <w:tr>
+        <w:tblPrEx>
+          <w:tblCellMar>
+            <w:top w:w="0" w:type="dxa"/>
+            <w:bottom w:w="0" w:type="dxa"/>
+          </w:tblCellMar>
+        </w:tblPrEx>
+        <w:tc>
+          <w:tcPr>
+            <w:tcW w:w="2200" w:type="dxa"/>
+            <w:tcBorders>
+              <w:top w:val="single" w:sz="4" w:space="0" w:color="808080"/>
+              <w:left w:val="single" w:sz="4" w:space="0" w:color="808080"/>
+              <w:bottom w:val="single" w:sz="4" w:space="0" w:color="808080"/>
+              <w:right w:val="single" w:sz="4" w:space="0" w:color="808080"/>
+            </w:tcBorders>
+            <w:tcMar>
+              <w:top w:w="60" w:type="dxa"/>
+              <w:left w:w="100" w:type="dxa"/>
+              <w:bottom w:w="60" w:type="dxa"/>
+              <w:right w:w="100" w:type="dxa"/>
+            </w:tcMar>
+          </w:tcPr>
+          <w:p>
+            <w:r>
+              <w:rPr>
+                <w:sz w:val="21"/>
+                <w:szCs w:val="21"/>
+              </w:rPr>
+              <w:t>Added baseline</w:t>
+            </w:r>
+          </w:p>
+        </w:tc>
+        <w:tc>
+          <w:tcPr>
+            <w:tcW w:w="7160" w:type="dxa"/>
+            <w:tcBorders>
+              <w:top w:val="single" w:sz="4" w:space="0" w:color="808080"/>
+              <w:left w:val="single" w:sz="4" w:space="0" w:color="808080"/>
+              <w:bottom w:val="single" w:sz="4" w:space="0" w:color="808080"/>
+              <w:right w:val="single" w:sz="4" w:space="0" w:color="808080"/>
+            </w:tcBorders>
+            <w:tcMar>
+              <w:top w:w="60" w:type="dxa"/>
+              <w:left w:w="100" w:type="dxa"/>
+              <w:bottom w:w="60" w:type="dxa"/>
+              <w:right w:w="100" w:type="dxa"/>
+            </w:tcMar>
+          </w:tcPr>
+          <w:p>
+            <w:r>
+              <w:rPr>
+                <w:sz w:val="21"/>
+                <w:szCs w:val="21"/>
+              </w:rPr>
+              <w:t>LucaOne, one jointly pretrained nucleic-acid and protein model, frozen</w:t>
+            </w:r>
+          </w:p>
+        </w:tc>
+      </w:tr>
     </w:tbl>
     <w:p>
       <w:pPr>
@@ -1067,16 +1512,46 @@
       <w:pPr>
         <w:spacing w:after="160"/>
       </w:pPr>
-      <w:r>
-        <w:t xml:space="preserve">Alignment is not treated as solved by resampling sequences to a shared resolution. The project defines what alignment should mean for biological foundation models by measuring it on frozen encoders before any fusion model is designed to impose it. It distinguishes two meanings: positional alignment, which the biology fixes (a codon corresponds to one amino acid), and representational alignment, which Stage 1 measures and Stage 2 defines (Section 10). </w:t>
-      </w:r>
-      <w:proofErr w:type="spellStart"/>
-      <w:r>
-        <w:t>BioLangFusion</w:t>
-      </w:r>
-      <w:proofErr w:type="spellEnd"/>
-      <w:r>
-        <w:t xml:space="preserve"> frames alignment as cross-modal representation alignment, and the lab is running its own study on this question.</w:t>
+      <w:proofErr w:type="spellStart"/>
+      <w:proofErr w:type="spellEnd"/>
+      <w:proofErr w:type="spellStart"/>
+      <w:proofErr w:type="spellEnd"/>
+      <w:proofErr w:type="spellStart"/>
+      <w:proofErr w:type="spellEnd"/>
+      <w:proofErr w:type="spellStart"/>
+      <w:proofErr w:type="spellEnd"/>
+      <w:proofErr w:type="spellStart"/>
+      <w:proofErr w:type="spellEnd"/>
+      <w:proofErr w:type="spellStart"/>
+      <w:proofErr w:type="spellEnd"/>
+      <w:proofErr w:type="spellStart"/>
+      <w:proofErr w:type="spellEnd"/>
+      <w:r>
+        <w:rPr/>
+        <w:t xml:space="preserve">Alignment is not treated as solved by resampling sequences to a shared resolution, and it is not borrowed from machine learning unchanged. In multimodal machine learning two modalities are two views of one thing, an image and its caption, so alignment means that the views share a coordinate and that their representations are trained to coincide, as in contrastive learning; the assumption behind both is that the views carry mostly the same information. As far as the project has found, no published work defines alignment for DNA, RNA, and protein representations or measures it: BioLangFusion assumes it by resampling every stream to a codon grid, IsoFormer learns it without naming it through cross-attention, and the Central Dogma Transformer orders it by the central dogma. Defining it and measuring it is part of this project's contribution.</w:t>
+      </w:r>
+    </w:p>
+    <w:p>
+      <w:pPr>
+        <w:spacing w:after="160"/>
+      </w:pPr>
+      <w:proofErr w:type="spellStart"/>
+      <w:proofErr w:type="spellEnd"/>
+      <w:proofErr w:type="spellStart"/>
+      <w:proofErr w:type="spellEnd"/>
+      <w:proofErr w:type="spellStart"/>
+      <w:proofErr w:type="spellEnd"/>
+      <w:proofErr w:type="spellStart"/>
+      <w:proofErr w:type="spellEnd"/>
+      <w:proofErr w:type="spellStart"/>
+      <w:proofErr w:type="spellEnd"/>
+      <w:proofErr w:type="spellStart"/>
+      <w:proofErr w:type="spellEnd"/>
+      <w:proofErr w:type="spellStart"/>
+      <w:proofErr w:type="spellEnd"/>
+      <w:r>
+        <w:rPr/>
+        <w:t xml:space="preserve">DNA, RNA, and protein are not two views of one thing. Each is made from the previous one by a map that runs one way and loses information at every step, and three consequences follow, each measured in Stage 1. Redundancy by construction: the coding sequence determines the protein through the genetic code, so this is the part the molecules share and where their representations can agree (CaLM finds its protein partner 58% to 69% of the time after composition is removed). Uniqueness by construction: 61 sense codons encode 20 amino acids, so the coding sequence holds the synonymous codon choice that translation erases (nucleotide encoders recover GC3 at R² 0.90 to 0.99, protein encoders at 0.38 to 0.44). Unique context at every level: the genome around a gene, the transcript's untranslated regions, and the protein's fold and function belong to one molecule only and have nothing to align to (on GTEx the DNA window retrieves its own protein at most 1.6% of the time, yet adds predictive signal with every protein and codon-level encoder). So the shared part is specific and known in advance, and alignment between biological encoders cannot mean making representations coincide; it means agreement on the part the central dogma shares, measured rather than imposed. Two meanings are kept apart: positional alignment, which the genetic code gives on coding sequence and nothing gives elsewhere, and representational alignment, which Stage 1 measures on a ladder of increasingly strict questions and Stage 2 defines as agreement that survives the composition control (Section 10). Predictive complementarity, two encoders predicting better together than alone, is kept separate from both; the biology makes it largest where alignment is lowest.</w:t>
       </w:r>
     </w:p>
     <w:p>
@@ -2038,6 +2513,48 @@
         <w:spacing w:after="100"/>
       </w:pPr>
       <w:r>
+        <w:rPr/>
+        <w:t xml:space="preserve">BioLangFusion's architecture reproduced exactly (add-on baseline): codon-grid resampling, codon-aware concatenation, gated MIL attention with an entropy regularizer, cross-modal multi-head attention, and a fixed TextCNN head, with its three encoders and published splits on its five benchmarks; then the same implementation with one encoder changed at a time. It is the matched published baseline Coupled Mamba is scored against on identical samples and splits.</w:t>
+      </w:r>
+    </w:p>
+    <w:p>
+      <w:pPr>
+        <w:pStyle w:val="ListParagraph"/>
+        <w:numPr>
+          <w:ilvl w:val="0"/>
+          <w:numId w:val="2"/>
+        </w:numPr>
+        <w:spacing w:after="100"/>
+      </w:pPr>
+      <w:r>
+        <w:rPr/>
+        <w:t xml:space="preserve">Pooled or region-aware fusion where no global grid exists (GTEx, untranslated regions): each stream pooled, the transcript by region, then concatenation or a gate over regions and an MLP head, always beside the length, composition, and single-encoder baselines.</w:t>
+      </w:r>
+    </w:p>
+    <w:p>
+      <w:pPr>
+        <w:pStyle w:val="ListParagraph"/>
+        <w:numPr>
+          <w:ilvl w:val="0"/>
+          <w:numId w:val="2"/>
+        </w:numPr>
+        <w:spacing w:after="100"/>
+      </w:pPr>
+      <w:r>
+        <w:rPr/>
+        <w:t xml:space="preserve">LucaOne (add-on baseline): one jointly pretrained model for nucleic acid and protein, frozen, under the same folds and head, as the comparison for fusion of separately pretrained encoders.</w:t>
+      </w:r>
+    </w:p>
+    <w:p>
+      <w:pPr>
+        <w:pStyle w:val="ListParagraph"/>
+        <w:numPr>
+          <w:ilvl w:val="0"/>
+          <w:numId w:val="2"/>
+        </w:numPr>
+        <w:spacing w:after="100"/>
+      </w:pPr>
+      <w:r>
         <w:rPr>
           <w:b/>
           <w:bCs/>
@@ -2117,16 +2634,23 @@
       <w:pPr>
         <w:spacing w:after="160"/>
       </w:pPr>
-      <w:r>
-        <w:t xml:space="preserve">Coupled Mamba and cross-attention are both built and benchmarked, with Coupled Mamba first. The remaining options are fallbacks if </w:t>
-      </w:r>
-      <w:proofErr w:type="gramStart"/>
-      <w:r>
-        <w:t>either underperforms</w:t>
-      </w:r>
-      <w:proofErr w:type="gramEnd"/>
-      <w:r>
-        <w:t>, not additional models to build from the start.</w:t>
+      <w:proofErr w:type="spellStart"/>
+      <w:proofErr w:type="spellEnd"/>
+      <w:proofErr w:type="spellStart"/>
+      <w:proofErr w:type="spellEnd"/>
+      <w:proofErr w:type="spellStart"/>
+      <w:proofErr w:type="spellEnd"/>
+      <w:proofErr w:type="spellStart"/>
+      <w:proofErr w:type="spellEnd"/>
+      <w:proofErr w:type="spellStart"/>
+      <w:proofErr w:type="spellEnd"/>
+      <w:proofErr w:type="spellStart"/>
+      <w:proofErr w:type="spellEnd"/>
+      <w:proofErr w:type="spellStart"/>
+      <w:proofErr w:type="spellEnd"/>
+      <w:r>
+        <w:rPr/>
+        <w:t xml:space="preserve">Coupled Mamba and cross-attention are both built and benchmarked, with Coupled Mamba first. The reproduced BioLangFusion heads and LucaOne are the baselines they are scored against, on identical samples and splits. The remaining options are fallbacks if either underperforms, not additional models to build from the start.</w:t>
       </w:r>
     </w:p>
     <w:p>
@@ -2194,23 +2718,8 @@
         <w:spacing w:after="100"/>
       </w:pPr>
       <w:r>
-        <w:t>Cross-check against externally published numbers on the same benchmark datasets, not only internal baselines, and report results with a real statistical comparison, given the intent to publish.</w:t>
-      </w:r>
-    </w:p>
-    <w:p>
-      <w:pPr>
-        <w:pStyle w:val="Heading1"/>
-      </w:pPr>
-      <w:r>
-        <w:t>4. Downstream Task and Dataset</w:t>
-      </w:r>
-    </w:p>
-    <w:p>
-      <w:pPr>
-        <w:spacing w:after="160"/>
-      </w:pPr>
-      <w:r>
-        <w:t>Summarized from the project planning document "DNA, RNA, Protein Models and Downstream Task" (in Notes/).</w:t>
+        <w:rPr/>
+        <w:t xml:space="preserve">Define the fusion gain the same way everywhere: Δfusion = Perf(fused) minus the best single encoder it fuses, on the same held-out examples, metric, splits, and head, with a confidence interval. Perf is the task's own higher-is-better score (Spearman, Pearson, R², or accuracy; error metrics sign-reversed). A positive Δfusion is an incremental predictive benefit under that protocol, not proof of independent biological information.</w:t>
       </w:r>
     </w:p>
     <w:p>
@@ -2223,22 +2732,23 @@
         <w:spacing w:after="100"/>
       </w:pPr>
       <w:r>
-        <w:rPr>
-          <w:b/>
-          <w:bCs/>
-        </w:rPr>
-        <w:t>Downstream task:</w:t>
-      </w:r>
-      <w:r>
-        <w:t xml:space="preserve"> multimodal mRNA stability and expression prediction, </w:t>
-      </w:r>
-      <w:proofErr w:type="spellStart"/>
-      <w:r>
-        <w:t>Isoformer</w:t>
-      </w:r>
-      <w:proofErr w:type="spellEnd"/>
-      <w:r>
-        <w:t>-style, reusing frozen pretrained encoders per modality and training only a fusion module plus a task head.</w:t>
+        <w:t>Cross-check against externally published numbers on the same benchmark datasets, not only internal baselines, and report results with a real statistical comparison, given the intent to publish.</w:t>
+      </w:r>
+    </w:p>
+    <w:p>
+      <w:pPr>
+        <w:pStyle w:val="Heading1"/>
+      </w:pPr>
+      <w:r>
+        <w:t>4. Downstream Task and Dataset</w:t>
+      </w:r>
+    </w:p>
+    <w:p>
+      <w:pPr>
+        <w:spacing w:after="160"/>
+      </w:pPr>
+      <w:r>
+        <w:t>Summarized from the project planning document "DNA, RNA, Protein Models and Downstream Task" (in Notes/).</w:t>
       </w:r>
     </w:p>
     <w:p>
@@ -2255,55 +2765,18 @@
           <w:b/>
           <w:bCs/>
         </w:rPr>
-        <w:t>Main dataset:</w:t>
-      </w:r>
-      <w:r>
-        <w:t xml:space="preserve"> </w:t>
-      </w:r>
-      <w:proofErr w:type="spellStart"/>
-      <w:r>
-        <w:t>mRNA_Stability</w:t>
-      </w:r>
-      <w:proofErr w:type="spellEnd"/>
-      <w:r>
-        <w:t xml:space="preserve"> (41,123 sequences in the </w:t>
-      </w:r>
-      <w:proofErr w:type="spellStart"/>
-      <w:r>
-        <w:t>CodonBERT</w:t>
-      </w:r>
-      <w:proofErr w:type="spellEnd"/>
-      <w:r>
-        <w:t xml:space="preserve"> benchmark description; human, mouse, frog, fish), plus </w:t>
-      </w:r>
-      <w:proofErr w:type="spellStart"/>
-      <w:r>
-        <w:t>Fungal_expression</w:t>
-      </w:r>
-      <w:proofErr w:type="spellEnd"/>
-      <w:r>
-        <w:t xml:space="preserve"> and </w:t>
-      </w:r>
-      <w:proofErr w:type="spellStart"/>
-      <w:proofErr w:type="gramStart"/>
-      <w:r>
-        <w:t>E.Coli</w:t>
-      </w:r>
-      <w:proofErr w:type="gramEnd"/>
-      <w:r>
-        <w:t>_proteins</w:t>
-      </w:r>
-      <w:proofErr w:type="spellEnd"/>
-      <w:r>
-        <w:t xml:space="preserve"> as additional tasks, all from the </w:t>
-      </w:r>
-      <w:proofErr w:type="spellStart"/>
-      <w:r>
-        <w:t>CodonBERT</w:t>
-      </w:r>
-      <w:proofErr w:type="spellEnd"/>
-      <w:r>
-        <w:t xml:space="preserve"> benchmark repository. The copy of mRNA_Stability.csv in the repository has 65,356 rows but only 29,949 distinct sequences, so duplicates must be handled during evaluation (Section 9.2).</w:t>
+        <w:t>Downstream task:</w:t>
+      </w:r>
+      <w:r>
+        <w:t xml:space="preserve"> multimodal mRNA stability and expression prediction, </w:t>
+      </w:r>
+      <w:proofErr w:type="spellStart"/>
+      <w:r>
+        <w:t>Isoformer</w:t>
+      </w:r>
+      <w:proofErr w:type="spellEnd"/>
+      <w:r>
+        <w:t>-style, reusing frozen pretrained encoders per modality and training only a fusion module plus a task head.</w:t>
       </w:r>
     </w:p>
     <w:p>
@@ -2320,22 +2793,55 @@
           <w:b/>
           <w:bCs/>
         </w:rPr>
-        <w:t>Control dataset:</w:t>
+        <w:t>Main dataset:</w:t>
       </w:r>
       <w:r>
         <w:t xml:space="preserve"> </w:t>
       </w:r>
       <w:proofErr w:type="spellStart"/>
       <w:r>
-        <w:t>mRFP_Expression</w:t>
-      </w:r>
-      <w:proofErr w:type="spellEnd"/>
-      <w:r>
-        <w:t xml:space="preserve">, 1,459 variants from synonymous codon randomization of a single gene, so every variant encodes an identical protein. A protein </w:t>
-      </w:r>
-      <w:r>
-        <w:lastRenderedPageBreak/>
-        <w:t>encoder should add no information here and fusion should show no gain. This is a built-in zero-uniqueness check, and the Stage 1 control check (Section 9.1) confirms the pipeline behaves as expected on it.</w:t>
+        <w:t>mRNA_Stability</w:t>
+      </w:r>
+      <w:proofErr w:type="spellEnd"/>
+      <w:r>
+        <w:t xml:space="preserve"> (41,123 sequences in the </w:t>
+      </w:r>
+      <w:proofErr w:type="spellStart"/>
+      <w:r>
+        <w:t>CodonBERT</w:t>
+      </w:r>
+      <w:proofErr w:type="spellEnd"/>
+      <w:r>
+        <w:t xml:space="preserve"> benchmark description; human, mouse, frog, fish), plus </w:t>
+      </w:r>
+      <w:proofErr w:type="spellStart"/>
+      <w:r>
+        <w:t>Fungal_expression</w:t>
+      </w:r>
+      <w:proofErr w:type="spellEnd"/>
+      <w:r>
+        <w:t xml:space="preserve"> and </w:t>
+      </w:r>
+      <w:proofErr w:type="spellStart"/>
+      <w:proofErr w:type="gramStart"/>
+      <w:r>
+        <w:t>E.Coli</w:t>
+      </w:r>
+      <w:proofErr w:type="gramEnd"/>
+      <w:r>
+        <w:t>_proteins</w:t>
+      </w:r>
+      <w:proofErr w:type="spellEnd"/>
+      <w:r>
+        <w:t xml:space="preserve"> as additional tasks, all from the </w:t>
+      </w:r>
+      <w:proofErr w:type="spellStart"/>
+      <w:r>
+        <w:t>CodonBERT</w:t>
+      </w:r>
+      <w:proofErr w:type="spellEnd"/>
+      <w:r>
+        <w:t xml:space="preserve"> benchmark repository. The copy of mRNA_Stability.csv in the repository has 65,356 rows but only 29,949 distinct sequences, so duplicates must be handled during evaluation (Section 9.2).</w:t>
       </w:r>
     </w:p>
     <w:p>
@@ -2352,50 +2858,22 @@
           <w:b/>
           <w:bCs/>
         </w:rPr>
-        <w:t>DNA modality:</w:t>
-      </w:r>
-      <w:r>
-        <w:t xml:space="preserve"> the stability data carry only the coding sequence, with no gene or transcript IDs (only Sequence, Value, Dataset, and Split columns), so genomic context around each gene is not available without a separate mapping step. As in </w:t>
-      </w:r>
-      <w:proofErr w:type="spellStart"/>
-      <w:r>
-        <w:t>BioLangFusion</w:t>
-      </w:r>
-      <w:proofErr w:type="spellEnd"/>
-      <w:r>
-        <w:t xml:space="preserve">, a modality is therefore defined by the encoder: DNA encoders read the coding sequence in DNA letters, RNA encoders read it in RNA letters, and protein encoders read its translation. Stage 1 uses Nucleotide Transformer 500M human-ref, Nucleotide Transformer v2 100M multi-species, DNABERT-2, and </w:t>
-      </w:r>
-      <w:proofErr w:type="spellStart"/>
-      <w:r>
-        <w:t>HyenaDNA</w:t>
-      </w:r>
-      <w:proofErr w:type="spellEnd"/>
-      <w:r>
-        <w:t xml:space="preserve"> for DNA; RNA-FM, </w:t>
-      </w:r>
-      <w:proofErr w:type="spellStart"/>
-      <w:r>
-        <w:t>RiNALMo</w:t>
-      </w:r>
-      <w:proofErr w:type="spellEnd"/>
-      <w:r>
-        <w:t xml:space="preserve">, mRNA-FM, and </w:t>
-      </w:r>
-      <w:proofErr w:type="spellStart"/>
-      <w:r>
-        <w:t>CaLM</w:t>
-      </w:r>
-      <w:proofErr w:type="spellEnd"/>
-      <w:r>
-        <w:t xml:space="preserve"> for RNA; and ESM-2 8M, 35M, and 150M and </w:t>
-      </w:r>
-      <w:proofErr w:type="spellStart"/>
-      <w:r>
-        <w:t>ProtBERT</w:t>
-      </w:r>
-      <w:proofErr w:type="spellEnd"/>
-      <w:r>
-        <w:t xml:space="preserve"> for protein. Because all three inputs derive from one coding sequence, differences between encoders reflect pretraining corpora and tokenization rather than new biological information.</w:t>
+        <w:t>Control dataset:</w:t>
+      </w:r>
+      <w:r>
+        <w:t xml:space="preserve"> </w:t>
+      </w:r>
+      <w:proofErr w:type="spellStart"/>
+      <w:r>
+        <w:t>mRFP_Expression</w:t>
+      </w:r>
+      <w:proofErr w:type="spellEnd"/>
+      <w:r>
+        <w:t xml:space="preserve">, 1,459 variants from synonymous codon randomization of a single gene, so every variant encodes an identical protein. A protein </w:t>
+      </w:r>
+      <w:r>
+        <w:lastRenderedPageBreak/>
+        <w:t>encoder should add no information here and fusion should show no gain. This is a built-in zero-uniqueness check, and the Stage 1 control check (Section 9.1) confirms the pipeline behaves as expected on it.</w:t>
       </w:r>
     </w:p>
     <w:p>
@@ -2412,26 +2890,64 @@
           <w:b/>
           <w:bCs/>
         </w:rPr>
-        <w:t>Unsuitable for fusion (single-modality in practice):</w:t>
-      </w:r>
-      <w:r>
-        <w:t xml:space="preserve"> </w:t>
-      </w:r>
-      <w:proofErr w:type="spellStart"/>
-      <w:r>
-        <w:t>mRFP_Expression</w:t>
-      </w:r>
-      <w:proofErr w:type="spellEnd"/>
-      <w:r>
-        <w:t xml:space="preserve"> (control only), Tc-Riboswitches, </w:t>
-      </w:r>
-      <w:proofErr w:type="spellStart"/>
-      <w:r>
-        <w:t>CoV_Vaccine_Degradation</w:t>
-      </w:r>
-      <w:proofErr w:type="spellEnd"/>
-      <w:r>
-        <w:t>, and MLOS.</w:t>
+        <w:t>DNA modality:</w:t>
+      </w:r>
+      <w:r>
+        <w:t xml:space="preserve"> the stability data carry only the coding sequence, with no gene or transcript IDs (only Sequence, Value, Dataset, and Split columns), so genomic context around each gene is not available without a separate mapping step. As in </w:t>
+      </w:r>
+      <w:proofErr w:type="spellStart"/>
+      <w:r>
+        <w:t>BioLangFusion</w:t>
+      </w:r>
+      <w:proofErr w:type="spellEnd"/>
+      <w:r>
+        <w:t xml:space="preserve">, a modality is therefore defined by the encoder: DNA encoders read the coding sequence in DNA letters, RNA encoders read it in RNA letters, and protein encoders read its translation. Stage 1 uses Nucleotide Transformer 500M human-ref, Nucleotide Transformer v2 100M multi-species, DNABERT-2, and </w:t>
+      </w:r>
+      <w:proofErr w:type="spellStart"/>
+      <w:r>
+        <w:t>HyenaDNA</w:t>
+      </w:r>
+      <w:proofErr w:type="spellEnd"/>
+      <w:r>
+        <w:t xml:space="preserve"> for DNA; RNA-FM, </w:t>
+      </w:r>
+      <w:proofErr w:type="spellStart"/>
+      <w:r>
+        <w:t>RiNALMo</w:t>
+      </w:r>
+      <w:proofErr w:type="spellEnd"/>
+      <w:r>
+        <w:t xml:space="preserve">, mRNA-FM, and </w:t>
+      </w:r>
+      <w:proofErr w:type="spellStart"/>
+      <w:r>
+        <w:t>CaLM</w:t>
+      </w:r>
+      <w:proofErr w:type="spellEnd"/>
+      <w:r>
+        <w:t xml:space="preserve"> for RNA; and ESM-2 8M, 35M, and 150M and </w:t>
+      </w:r>
+      <w:proofErr w:type="spellStart"/>
+      <w:r>
+        <w:t>ProtBERT</w:t>
+      </w:r>
+      <w:proofErr w:type="spellEnd"/>
+      <w:r>
+        <w:t xml:space="preserve"> for protein. Because all three inputs derive from one coding sequence, differences between encoders reflect pretraining corpora and tokenization rather than new biological information.</w:t>
+      </w:r>
+    </w:p>
+    <w:p>
+      <w:pPr>
+        <w:pStyle w:val="ListParagraph"/>
+        <w:numPr>
+          <w:ilvl w:val="0"/>
+          <w:numId w:val="2"/>
+        </w:numPr>
+        <w:spacing w:after="100"/>
+      </w:pPr>
+      <w:r>
+        <w:rPr/>
+        <w:t xml:space="preserve">Single-modality in practice: mRFP_Expression (control only), Tc-Riboswitches, and MLOS. CoV_Vaccine_Degradation is run only as part of the BioLangFusion reproduction, which translates its short designed fragments in frame for the protein stream.</w:t>
       </w:r>
     </w:p>
     <w:p>
@@ -6208,6 +6724,198 @@
       <w:proofErr w:type="spellEnd"/>
       <w:r>
         <w:t xml:space="preserve"> is a framework built for fast, reproducible multimodal biological foundation model development. Once fusion prototyping starts, it is worth checking whether it already wraps the planned encoders.</w:t>
+      </w:r>
+    </w:p>
+    <w:p>
+      <w:pPr>
+        <w:pStyle w:val="Heading2"/>
+      </w:pPr>
+      <w:r>
+        <w:rPr/>
+        <w:t xml:space="preserve">6.6 Papers Raised in October, and Where Each Enters</w:t>
+      </w:r>
+    </w:p>
+    <w:p>
+      <w:pPr>
+        <w:spacing w:after="160"/>
+      </w:pPr>
+      <w:proofErr w:type="spellStart"/>
+      <w:proofErr w:type="spellEnd"/>
+      <w:proofErr w:type="spellStart"/>
+      <w:proofErr w:type="spellEnd"/>
+      <w:proofErr w:type="spellStart"/>
+      <w:proofErr w:type="spellEnd"/>
+      <w:proofErr w:type="spellStart"/>
+      <w:proofErr w:type="spellEnd"/>
+      <w:proofErr w:type="spellStart"/>
+      <w:proofErr w:type="spellEnd"/>
+      <w:proofErr w:type="spellStart"/>
+      <w:proofErr w:type="spellEnd"/>
+      <w:proofErr w:type="spellStart"/>
+      <w:proofErr w:type="spellEnd"/>
+      <w:r>
+        <w:rPr/>
+        <w:t xml:space="preserve">Eight papers came in by email in October (three from Chase, five from Mina). Each is placed in the Overleaf's related-work table by the role it plays; this is the short version.</w:t>
+      </w:r>
+    </w:p>
+    <w:p>
+      <w:pPr>
+        <w:pStyle w:val="ListParagraph"/>
+        <w:numPr>
+          <w:ilvl w:val="0"/>
+          <w:numId w:val="2"/>
+        </w:numPr>
+        <w:spacing w:after="100"/>
+      </w:pPr>
+      <w:r>
+        <w:rPr>
+          <w:b/>
+        </w:rPr>
+        <w:t xml:space="preserve">Fusion or Confusion (Rheude, Eils, Wild; arXiv 2512.22991): </w:t>
+      </w:r>
+      <w:r>
+        <w:rPr/>
+        <w:t xml:space="preserve">19 multimodal methods reimplemented on nine datasets with up to 23 modalities under standardized tuning, initialization, cross-validation, and statistical tests. No complex method consistently beats their simple baseline (per-modality projections under a small transformer head, SimBaMM), and several fail to beat the best single modality. Enters as the evaluation rules of Stage 4 (identical heads, tuned baselines, subject-independent cross-validation with mean ± SD, a statistical comparison, several datasets) and as the reason the baseline hierarchy exists; BioLangFusion's attention head is the matching simple fusion baseline.</w:t>
+      </w:r>
+    </w:p>
+    <w:p>
+      <w:pPr>
+        <w:pStyle w:val="ListParagraph"/>
+        <w:numPr>
+          <w:ilvl w:val="0"/>
+          <w:numId w:val="2"/>
+        </w:numPr>
+        <w:spacing w:after="100"/>
+      </w:pPr>
+      <w:r>
+        <w:rPr>
+          <w:b/>
+        </w:rPr>
+        <w:t xml:space="preserve">mRNABench (Morris lab; bioRxiv 2025.07.05.662870): </w:t>
+      </w:r>
+      <w:r>
+        <w:rPr/>
+        <w:t xml:space="preserve">ten mature-mRNA datasets, 59 subtasks, 45 nucleotide models placed; homology-aware splits, with evidence that random splits overestimate generalization. Enters as the half-life and translation-efficiency tasks with their splits (add-on 4) and as grouped evaluation in the common rules.</w:t>
+      </w:r>
+    </w:p>
+    <w:p>
+      <w:pPr>
+        <w:pStyle w:val="ListParagraph"/>
+        <w:numPr>
+          <w:ilvl w:val="0"/>
+          <w:numId w:val="2"/>
+        </w:numPr>
+        <w:spacing w:after="100"/>
+      </w:pPr>
+      <w:r>
+        <w:rPr>
+          <w:b/>
+        </w:rPr>
+        <w:t xml:space="preserve">MSAlign (Krzakala et al.; arXiv 2605.19752): </w:t>
+      </w:r>
+      <w:r>
+        <w:rPr/>
+        <w:t xml:space="preserve">learned projections over frozen mass-spectrum and molecule encoders; alignment is made operational as retrieving the matching molecule from a candidate list, plus a measure of distribution shift between splits. Enters Stage 2 as a learned-projection retrieval diagnostic beside the frozen CCA retrieval of rung 2, and the split-shift idea enters the common rules.</w:t>
+      </w:r>
+    </w:p>
+    <w:p>
+      <w:pPr>
+        <w:pStyle w:val="ListParagraph"/>
+        <w:numPr>
+          <w:ilvl w:val="0"/>
+          <w:numId w:val="2"/>
+        </w:numPr>
+        <w:spacing w:after="100"/>
+      </w:pPr>
+      <w:r>
+        <w:rPr>
+          <w:b/>
+        </w:rPr>
+        <w:t xml:space="preserve">MIMIC (Golkar et al.; arXiv 2604.24506): </w:t>
+      </w:r>
+      <w:r>
+        <w:rPr/>
+        <w:t xml:space="preserve">a generative multimodal model conditioned across biomolecules, evaluated on mRNABench tasks. Motivates the full-transcript tasks; not evidence that fusing separately pretrained encoders helps.</w:t>
+      </w:r>
+    </w:p>
+    <w:p>
+      <w:pPr>
+        <w:pStyle w:val="ListParagraph"/>
+        <w:numPr>
+          <w:ilvl w:val="0"/>
+          <w:numId w:val="2"/>
+        </w:numPr>
+        <w:spacing w:after="100"/>
+      </w:pPr>
+      <w:r>
+        <w:rPr>
+          <w:b/>
+        </w:rPr>
+        <w:t xml:space="preserve">COMET (arXiv 2412.10347): </w:t>
+      </w:r>
+      <w:r>
+        <w:rPr/>
+        <w:t xml:space="preserve">17 DNA, RNA, protein, cross-molecule, and multi-molecule tasks (RNA-protein interaction, enhancer-promoter interaction, CRISPR off-target, DNA-protein folding, siRNA efficiency; fluorescence, enzyme commission, and beta-lactamase from CDS against protein), evaluated with single-omics models, their pairs, LucaOne, and CaLM; multi-molecule tasks remain hard for all of them. Enters Stage 4 as the distinct-molecule tasks with published combinations to compare against (tests 5 and 8).</w:t>
+      </w:r>
+    </w:p>
+    <w:p>
+      <w:pPr>
+        <w:pStyle w:val="ListParagraph"/>
+        <w:numPr>
+          <w:ilvl w:val="0"/>
+          <w:numId w:val="2"/>
+        </w:numPr>
+        <w:spacing w:after="100"/>
+      </w:pPr>
+      <w:r>
+        <w:rPr>
+          <w:b/>
+        </w:rPr>
+        <w:t xml:space="preserve">LucaOne (He et al.; Nature Machine Intelligence 2025): </w:t>
+      </w:r>
+      <w:r>
+        <w:rPr/>
+        <w:t xml:space="preserve">one encoder and one vocabulary for nucleic acid and protein. Enters as the jointly pretrained baseline (add-on 3).</w:t>
+      </w:r>
+    </w:p>
+    <w:p>
+      <w:pPr>
+        <w:pStyle w:val="ListParagraph"/>
+        <w:numPr>
+          <w:ilvl w:val="0"/>
+          <w:numId w:val="2"/>
+        </w:numPr>
+        <w:spacing w:after="100"/>
+      </w:pPr>
+      <w:r>
+        <w:rPr>
+          <w:b/>
+        </w:rPr>
+        <w:t xml:space="preserve">Structure-Aligned Protein Language Model (Chen et al.; arXiv 2505.16896): </w:t>
+      </w:r>
+      <w:r>
+        <w:rPr/>
+        <w:t xml:space="preserve">contrastive alignment of a protein language model's residue states to a structure encoder plus structure-token prediction, with large gains on fitness and contact prediction. A different sense of alignment (sequence to structure within one molecule), named in the Overleaf so it is not confused with ours; a candidate structure feature for add-on 6.</w:t>
+      </w:r>
+    </w:p>
+    <w:p>
+      <w:pPr>
+        <w:pStyle w:val="ListParagraph"/>
+        <w:numPr>
+          <w:ilvl w:val="0"/>
+          <w:numId w:val="2"/>
+        </w:numPr>
+        <w:spacing w:after="100"/>
+      </w:pPr>
+      <w:r>
+        <w:rPr>
+          <w:b/>
+        </w:rPr>
+        <w:t xml:space="preserve">OmniGenome (Yang, Chen, Li; AAAI 2025): </w:t>
+      </w:r>
+      <w:r>
+        <w:rPr/>
+        <w:t xml:space="preserve">sequence-structure alignment in an RNA foundation model with bidirectional sequence-to-structure and structure-to-sequence mappings; 74% of EternaV2 design puzzles solved against at most 3% for other foundation models. The same sense of alignment on the RNA side; a candidate RNA encoder and structure source for add-on 6.</w:t>
       </w:r>
     </w:p>
     <w:p>
@@ -26306,16 +27014,23 @@
       <w:pPr>
         <w:spacing w:after="160"/>
       </w:pPr>
-      <w:r>
-        <w:t>In multimodal learning on video and audio, alignment usually means two things: the modalities share a time axis, so frame t of the video and window t of the audio describe the same moment, and representations of the same moment are trained to coincide, as in contrastive training. For DNA, RNA, and protein it was not obvious that either applies, so Stage 1 measured alignment between frozen encoders before any fusion model was designed to impose it.</w:t>
-      </w:r>
-    </w:p>
-    <w:p>
-      <w:pPr>
-        <w:pStyle w:val="Heading2"/>
-      </w:pPr>
-      <w:r>
-        <w:t>10.2 Two Meanings of Alignment</w:t>
+      <w:proofErr w:type="spellStart"/>
+      <w:proofErr w:type="spellEnd"/>
+      <w:proofErr w:type="spellStart"/>
+      <w:proofErr w:type="spellEnd"/>
+      <w:proofErr w:type="spellStart"/>
+      <w:proofErr w:type="spellEnd"/>
+      <w:proofErr w:type="spellStart"/>
+      <w:proofErr w:type="spellEnd"/>
+      <w:proofErr w:type="spellStart"/>
+      <w:proofErr w:type="spellEnd"/>
+      <w:proofErr w:type="spellStart"/>
+      <w:proofErr w:type="spellEnd"/>
+      <w:proofErr w:type="spellStart"/>
+      <w:proofErr w:type="spellEnd"/>
+      <w:r>
+        <w:rPr/>
+        <w:t xml:space="preserve">In multimodal learning on video and audio, alignment usually means two things: the modalities share a time axis, so frame t of the video and window t of the audio describe the same moment, and representations of the same moment are trained to coincide, as in contrastive training. Both rest on the assumption that the two views carry mostly the same information, and the alignment-theory framework says when that holds: alignment predicts downstream performance when the task-relevant information is mostly shared, and stops predicting it as that information becomes unique to one modality. DNA, RNA, and protein are not two views of one thing. Each is made from the previous one by a map that runs one way and loses information at every step, which has three consequences, each of them measured in Stage 1:</w:t>
       </w:r>
     </w:p>
     <w:p>
@@ -26327,39 +27042,21 @@
         </w:numPr>
         <w:spacing w:after="100"/>
       </w:pPr>
+      <w:proofErr w:type="gramStart"/>
+      <w:proofErr w:type="gramEnd"/>
+      <w:proofErr w:type="spellStart"/>
+      <w:proofErr w:type="spellEnd"/>
+      <w:proofErr w:type="spellStart"/>
+      <w:proofErr w:type="spellEnd"/>
       <w:r>
         <w:rPr>
           <w:b/>
-          <w:bCs/>
         </w:rPr>
-        <w:t>Positional alignment:</w:t>
-      </w:r>
-      <w:r>
-        <w:t xml:space="preserve"> positions in one input correspond to positions in another. The biology fixes this; no model </w:t>
-      </w:r>
-      <w:proofErr w:type="gramStart"/>
-      <w:r>
-        <w:t>has to</w:t>
-      </w:r>
-      <w:proofErr w:type="gramEnd"/>
-      <w:r>
-        <w:t xml:space="preserve"> learn it. On the stability data every input derives from one coding sequence, so each codon corresponds to exactly one amino acid and every token stream can be resampled to one codon grid: RNA-FM's three nucleotide vectors per codon are averaged, each six-nucleotide Nucleotide Transformer token spans two codons, byte-pair tokens are split by the nucleotides they cover, and </w:t>
-      </w:r>
-      <w:proofErr w:type="spellStart"/>
-      <w:r>
-        <w:t>CaLM</w:t>
-      </w:r>
-      <w:proofErr w:type="spellEnd"/>
-      <w:r>
-        <w:t xml:space="preserve"> and the protein encoders already give one token per codon. On </w:t>
-      </w:r>
-      <w:proofErr w:type="spellStart"/>
-      <w:r>
-        <w:t>GTEx</w:t>
-      </w:r>
-      <w:proofErr w:type="spellEnd"/>
-      <w:r>
-        <w:t>, the DNA window, the transcript, and the protein have no position-by-position correspondence.</w:t>
+        <w:t xml:space="preserve">Redundancy by construction.</w:t>
+      </w:r>
+      <w:r>
+        <w:rPr/>
+        <w:t xml:space="preserve"> Transcription copies the exons into the transcript and translation turns the coding sequence into the protein by the genetic code, one codon to one amino acid, so for a coding sequence the protein is a deterministic function of the sequence. This is the part the molecules share and where their representations can be expected to agree. Stage 1: CaLM, a codon encoder, finds its protein partner 58% to 69% of the time after composition is removed, and every pair shares a strong low-dimensional subspace.</w:t>
       </w:r>
     </w:p>
     <w:p>
@@ -26371,23 +27068,21 @@
         </w:numPr>
         <w:spacing w:after="100"/>
       </w:pPr>
+      <w:proofErr w:type="gramStart"/>
+      <w:proofErr w:type="gramEnd"/>
+      <w:proofErr w:type="spellStart"/>
+      <w:proofErr w:type="spellEnd"/>
+      <w:proofErr w:type="spellStart"/>
+      <w:proofErr w:type="spellEnd"/>
       <w:r>
         <w:rPr>
           <w:b/>
-          <w:bCs/>
         </w:rPr>
-        <w:t>Representational alignment:</w:t>
-      </w:r>
-      <w:r>
-        <w:t xml:space="preserve"> two encoders organize the same examples in the same way, so sequences that are similar in one embedding space are similar in the other, and one encoder's embedding of a sequence can be used to find the </w:t>
-      </w:r>
-      <w:proofErr w:type="gramStart"/>
-      <w:r>
-        <w:t>other's</w:t>
-      </w:r>
-      <w:proofErr w:type="gramEnd"/>
-      <w:r>
-        <w:t>. Stage 1 measured it as whole-space similarity (CKA, mutual k-NN, RSA) and as shared directions (held-out CCA and retrieval).</w:t>
+        <w:t xml:space="preserve">Uniqueness by construction.</w:t>
+      </w:r>
+      <w:r>
+        <w:rPr/>
+        <w:t xml:space="preserve"> The map is many-to-one: 61 sense codons encode 20 amino acids, so the coding sequence holds the synonymous codon choice, which affects translation speed, stability, and expression, and which the protein cannot have. Stage 1: nucleotide encoders recover GC3 at R² 0.896 to 0.986 while protein encoders fall to 0.379 to 0.440, and the codon-level encoders complement the protein encoders consistently.</w:t>
       </w:r>
     </w:p>
     <w:p>
@@ -26400,31 +27095,43 @@
         <w:spacing w:after="100"/>
       </w:pPr>
       <w:proofErr w:type="gramStart"/>
+      <w:proofErr w:type="gramEnd"/>
+      <w:proofErr w:type="spellStart"/>
+      <w:proofErr w:type="spellEnd"/>
+      <w:proofErr w:type="spellStart"/>
+      <w:proofErr w:type="spellEnd"/>
       <w:r>
         <w:rPr>
           <w:b/>
-          <w:bCs/>
         </w:rPr>
-        <w:t>Predictive complementarity,</w:t>
-      </w:r>
-      <w:proofErr w:type="gramEnd"/>
-      <w:r>
-        <w:rPr>
-          <w:b/>
-          <w:bCs/>
-        </w:rPr>
-        <w:t xml:space="preserve"> kept separate:</w:t>
-      </w:r>
-      <w:r>
-        <w:t xml:space="preserve"> two encoders together predict a target better than the better of the two alone, measured with concatenated linear probes over </w:t>
-      </w:r>
-      <w:proofErr w:type="gramStart"/>
-      <w:r>
-        <w:t>eleven fold</w:t>
-      </w:r>
-      <w:proofErr w:type="gramEnd"/>
-      <w:r>
-        <w:t xml:space="preserve"> assignments. It is not a form of alignment, and Stage 1 shows the two need not coincide.</w:t>
+        <w:t xml:space="preserve">Unique context at every level.</w:t>
+      </w:r>
+      <w:r>
+        <w:rPr/>
+        <w:t xml:space="preserve"> The genome around a gene (promoter, enhancers, introns, exon junctions), the transcript's untranslated regions, and the protein's fold and function belong to one molecule only; there is nothing on the other side to align them to. Stage 1: on GTEx the DNA window retrieves its own protein at most 1.6% of the time, yet every DNA encoder adds predictive signal with every protein and codon-level encoder.</w:t>
+      </w:r>
+    </w:p>
+    <w:p>
+      <w:pPr>
+        <w:spacing w:after="160"/>
+      </w:pPr>
+      <w:proofErr w:type="spellStart"/>
+      <w:proofErr w:type="spellEnd"/>
+      <w:proofErr w:type="spellStart"/>
+      <w:proofErr w:type="spellEnd"/>
+      <w:proofErr w:type="spellStart"/>
+      <w:proofErr w:type="spellEnd"/>
+      <w:proofErr w:type="spellStart"/>
+      <w:proofErr w:type="spellEnd"/>
+      <w:proofErr w:type="spellStart"/>
+      <w:proofErr w:type="spellEnd"/>
+      <w:proofErr w:type="spellStart"/>
+      <w:proofErr w:type="spellEnd"/>
+      <w:proofErr w:type="spellStart"/>
+      <w:proofErr w:type="spellEnd"/>
+      <w:r>
+        <w:rPr/>
+        <w:t xml:space="preserve">So in biology the shared part is specific and known in advance, the coding sequence and its translation, and everything outside it is unique by construction. This is the uniqueness regime of the alignment-theory framework, built into the biology rather than found empirically. Alignment between biological encoders therefore cannot mean making the representations coincide, because they should not coincide on the parts that differ; it means agreement on the part the central dogma shares, measured rather than imposed. The Overleaf figure "What alignment means in biology" (Stage 2) draws this out, and the rest of this section makes it precise.</w:t>
       </w:r>
     </w:p>
     <w:p>
@@ -26432,7 +27139,7 @@
         <w:pStyle w:val="Heading2"/>
       </w:pPr>
       <w:r>
-        <w:t>10.3 Evidence from Stage 1</w:t>
+        <w:t>10.2 Two Meanings of Alignment</w:t>
       </w:r>
     </w:p>
     <w:p>
@@ -26449,10 +27156,34 @@
           <w:b/>
           <w:bCs/>
         </w:rPr>
-        <w:t>Most raw agreement is composition.</w:t>
-      </w:r>
-      <w:r>
-        <w:t xml:space="preserve"> Removing letter, codon, and amino-acid frequencies cuts CKA by 52% to 90% for every pair with a DNA encoder, and Recall@1 for those pairs falls to at most 0.244.</w:t>
+        <w:t>Positional alignment:</w:t>
+      </w:r>
+      <w:r>
+        <w:t xml:space="preserve"> positions in one input correspond to positions in another. The biology fixes this; no model </w:t>
+      </w:r>
+      <w:proofErr w:type="gramStart"/>
+      <w:r>
+        <w:t>has to</w:t>
+      </w:r>
+      <w:proofErr w:type="gramEnd"/>
+      <w:r>
+        <w:t xml:space="preserve"> learn it. On the stability data every input derives from one coding sequence, so each codon corresponds to exactly one amino acid and every token stream can be resampled to one codon grid: RNA-FM's three nucleotide vectors per codon are averaged, each six-nucleotide Nucleotide Transformer token spans two codons, byte-pair tokens are split by the nucleotides they cover, and </w:t>
+      </w:r>
+      <w:proofErr w:type="spellStart"/>
+      <w:r>
+        <w:t>CaLM</w:t>
+      </w:r>
+      <w:proofErr w:type="spellEnd"/>
+      <w:r>
+        <w:t xml:space="preserve"> and the protein encoders already give one token per codon. On </w:t>
+      </w:r>
+      <w:proofErr w:type="spellStart"/>
+      <w:r>
+        <w:t>GTEx</w:t>
+      </w:r>
+      <w:proofErr w:type="spellEnd"/>
+      <w:r>
+        <w:t>, the DNA window, the transcript, and the protein have no position-by-position correspondence.</w:t>
       </w:r>
     </w:p>
     <w:p>
@@ -26469,26 +27200,18 @@
           <w:b/>
           <w:bCs/>
         </w:rPr>
-        <w:t>Few pairs stay aligned after the control.</w:t>
-      </w:r>
-      <w:r>
-        <w:t xml:space="preserve"> The ESM-2 models with each other (Recall@1 0.70 to 0.87), RNA-FM with </w:t>
-      </w:r>
-      <w:proofErr w:type="spellStart"/>
-      <w:r>
-        <w:t>RiNALMo</w:t>
-      </w:r>
-      <w:proofErr w:type="spellEnd"/>
-      <w:r>
-        <w:t xml:space="preserve"> (0.70), and </w:t>
-      </w:r>
-      <w:proofErr w:type="spellStart"/>
-      <w:r>
-        <w:t>CaLM</w:t>
-      </w:r>
-      <w:proofErr w:type="spellEnd"/>
-      <w:r>
-        <w:t xml:space="preserve"> with the protein encoders (0.58 to 0.69, about 170 to 200 times the 0.0034 chance level).</w:t>
+        <w:t>Representational alignment:</w:t>
+      </w:r>
+      <w:r>
+        <w:t xml:space="preserve"> two encoders organize the same examples in the same way, so sequences that are similar in one embedding space are similar in the other, and one encoder's embedding of a sequence can be used to find the </w:t>
+      </w:r>
+      <w:proofErr w:type="gramStart"/>
+      <w:r>
+        <w:t>other's</w:t>
+      </w:r>
+      <w:proofErr w:type="gramEnd"/>
+      <w:r>
+        <w:t>. Stage 1 measured it as whole-space similarity (CKA, mutual k-NN, RSA) and as shared directions (held-out CCA and retrieval).</w:t>
       </w:r>
     </w:p>
     <w:p>
@@ -26500,23 +27223,40 @@
         </w:numPr>
         <w:spacing w:after="100"/>
       </w:pPr>
+      <w:proofErr w:type="gramStart"/>
       <w:r>
         <w:rPr>
           <w:b/>
           <w:bCs/>
         </w:rPr>
-        <w:t>Agreement follows tokenization and training more than modality.</w:t>
-      </w:r>
-      <w:r>
-        <w:t xml:space="preserve"> RNA-FM and </w:t>
-      </w:r>
-      <w:proofErr w:type="spellStart"/>
-      <w:r>
-        <w:t>RiNALMo</w:t>
-      </w:r>
-      <w:proofErr w:type="spellEnd"/>
-      <w:r>
-        <w:t xml:space="preserve"> agree at CKA 0.809; the two codon-level encoders at only 0.163.</w:t>
+        <w:t>Predictive complementarity,</w:t>
+      </w:r>
+      <w:proofErr w:type="gramEnd"/>
+      <w:r>
+        <w:rPr>
+          <w:b/>
+          <w:bCs/>
+        </w:rPr>
+        <w:t xml:space="preserve"> kept separate:</w:t>
+      </w:r>
+      <w:r>
+        <w:t xml:space="preserve"> two encoders together predict a target better than the better of the two alone, measured with concatenated linear probes over </w:t>
+      </w:r>
+      <w:proofErr w:type="gramStart"/>
+      <w:r>
+        <w:t>eleven fold</w:t>
+      </w:r>
+      <w:proofErr w:type="gramEnd"/>
+      <w:r>
+        <w:t xml:space="preserve"> assignments. It is not a form of alignment, and Stage 1 shows the two need not coincide.</w:t>
+      </w:r>
+    </w:p>
+    <w:p>
+      <w:pPr>
+        <w:pStyle w:val="Heading2"/>
+      </w:pPr>
+      <w:r>
+        <w:t>10.3 Evidence from Stage 1</w:t>
       </w:r>
     </w:p>
     <w:p>
@@ -26533,18 +27273,10 @@
           <w:b/>
           <w:bCs/>
         </w:rPr>
-        <w:t>Alignment does not track prediction error.</w:t>
-      </w:r>
-      <w:r>
-        <w:t xml:space="preserve"> Per-sequence alignment against prediction error gives Spearman -0.125 to +0.122 on stability and -0.134 to +0.100 on </w:t>
-      </w:r>
-      <w:proofErr w:type="spellStart"/>
-      <w:r>
-        <w:t>GTEx</w:t>
-      </w:r>
-      <w:proofErr w:type="spellEnd"/>
-      <w:r>
-        <w:t>, with no pair surviving correction on either dataset.</w:t>
+        <w:t>Most raw agreement is composition.</w:t>
+      </w:r>
+      <w:r>
+        <w:t xml:space="preserve"> Removing letter, codon, and amino-acid frequencies cuts CKA by 52% to 90% for every pair with a DNA encoder, and Recall@1 for those pairs falls to at most 0.244.</w:t>
       </w:r>
     </w:p>
     <w:p>
@@ -26561,6 +27293,98 @@
           <w:b/>
           <w:bCs/>
         </w:rPr>
+        <w:t>Few pairs stay aligned after the control.</w:t>
+      </w:r>
+      <w:r>
+        <w:t xml:space="preserve"> The ESM-2 models with each other (Recall@1 0.70 to 0.87), RNA-FM with </w:t>
+      </w:r>
+      <w:proofErr w:type="spellStart"/>
+      <w:r>
+        <w:t>RiNALMo</w:t>
+      </w:r>
+      <w:proofErr w:type="spellEnd"/>
+      <w:r>
+        <w:t xml:space="preserve"> (0.70), and </w:t>
+      </w:r>
+      <w:proofErr w:type="spellStart"/>
+      <w:r>
+        <w:t>CaLM</w:t>
+      </w:r>
+      <w:proofErr w:type="spellEnd"/>
+      <w:r>
+        <w:t xml:space="preserve"> with the protein encoders (0.58 to 0.69, about 170 to 200 times the 0.0034 chance level).</w:t>
+      </w:r>
+    </w:p>
+    <w:p>
+      <w:pPr>
+        <w:pStyle w:val="ListParagraph"/>
+        <w:numPr>
+          <w:ilvl w:val="0"/>
+          <w:numId w:val="2"/>
+        </w:numPr>
+        <w:spacing w:after="100"/>
+      </w:pPr>
+      <w:r>
+        <w:rPr>
+          <w:b/>
+          <w:bCs/>
+        </w:rPr>
+        <w:t>Agreement follows tokenization and training more than modality.</w:t>
+      </w:r>
+      <w:r>
+        <w:t xml:space="preserve"> RNA-FM and </w:t>
+      </w:r>
+      <w:proofErr w:type="spellStart"/>
+      <w:r>
+        <w:t>RiNALMo</w:t>
+      </w:r>
+      <w:proofErr w:type="spellEnd"/>
+      <w:r>
+        <w:t xml:space="preserve"> agree at CKA 0.809; the two codon-level encoders at only 0.163.</w:t>
+      </w:r>
+    </w:p>
+    <w:p>
+      <w:pPr>
+        <w:pStyle w:val="ListParagraph"/>
+        <w:numPr>
+          <w:ilvl w:val="0"/>
+          <w:numId w:val="2"/>
+        </w:numPr>
+        <w:spacing w:after="100"/>
+      </w:pPr>
+      <w:r>
+        <w:rPr>
+          <w:b/>
+          <w:bCs/>
+        </w:rPr>
+        <w:t>Alignment does not track prediction error.</w:t>
+      </w:r>
+      <w:r>
+        <w:t xml:space="preserve"> Per-sequence alignment against prediction error gives Spearman -0.125 to +0.122 on stability and -0.134 to +0.100 on </w:t>
+      </w:r>
+      <w:proofErr w:type="spellStart"/>
+      <w:r>
+        <w:t>GTEx</w:t>
+      </w:r>
+      <w:proofErr w:type="spellEnd"/>
+      <w:r>
+        <w:t>, with no pair surviving correction on either dataset.</w:t>
+      </w:r>
+    </w:p>
+    <w:p>
+      <w:pPr>
+        <w:pStyle w:val="ListParagraph"/>
+        <w:numPr>
+          <w:ilvl w:val="0"/>
+          <w:numId w:val="2"/>
+        </w:numPr>
+        <w:spacing w:after="100"/>
+      </w:pPr>
+      <w:r>
+        <w:rPr>
+          <w:b/>
+          <w:bCs/>
+        </w:rPr>
         <w:t>Complementarity appears where alignment is low.</w:t>
       </w:r>
       <w:r>
@@ -26591,8 +27415,23 @@
       <w:pPr>
         <w:spacing w:after="160"/>
       </w:pPr>
-      <w:r>
-        <w:t>For this project, two encoders are aligned to the extent that their representations of corresponding inputs agree on held-out examples after the composition control. Agreement that letter, codon, and amino-acid frequencies reproduce is recorded but not counted as alignment, and alignment is reported separately from complementarity. Alignment is a measurement reported for each pair, not an objective the fusion models are trained toward.</w:t>
+      <w:proofErr w:type="spellStart"/>
+      <w:proofErr w:type="spellEnd"/>
+      <w:proofErr w:type="spellStart"/>
+      <w:proofErr w:type="spellEnd"/>
+      <w:proofErr w:type="spellStart"/>
+      <w:proofErr w:type="spellEnd"/>
+      <w:proofErr w:type="spellStart"/>
+      <w:proofErr w:type="spellEnd"/>
+      <w:proofErr w:type="spellStart"/>
+      <w:proofErr w:type="spellEnd"/>
+      <w:proofErr w:type="spellStart"/>
+      <w:proofErr w:type="spellEnd"/>
+      <w:proofErr w:type="spellStart"/>
+      <w:proofErr w:type="spellEnd"/>
+      <w:r>
+        <w:rPr/>
+        <w:t xml:space="preserve">For this project, two encoders are aligned to the extent that their representations of corresponding inputs agree on held-out examples after the composition control. Agreement that letter, codon, and amino-acid frequencies reproduce is recorded but not counted as alignment, and alignment is reported separately from complementarity. Alignment is a measurement reported for each pair, not an objective the fusion models are trained toward. In biological terms: alignment is agreement on what the central dogma shares, beyond composition, with nothing imposed on what it does not share.</w:t>
       </w:r>
     </w:p>
     <w:p>
@@ -27440,31 +28279,19 @@
         </w:numPr>
         <w:spacing w:after="100"/>
       </w:pPr>
+      <w:proofErr w:type="spellStart"/>
+      <w:proofErr w:type="spellEnd"/>
+      <w:proofErr w:type="spellStart"/>
+      <w:proofErr w:type="spellEnd"/>
       <w:r>
         <w:rPr>
           <w:b/>
-          <w:bCs/>
         </w:rPr>
-        <w:t>Impose positional alignment only where the biology supplies it.</w:t>
-      </w:r>
-      <w:r>
-        <w:t xml:space="preserve"> On the stability data, DNA, RNA, and protein token streams are resampled to one codon grid, as in </w:t>
-      </w:r>
-      <w:proofErr w:type="spellStart"/>
-      <w:r>
-        <w:t>BioLangFusion</w:t>
-      </w:r>
-      <w:proofErr w:type="spellEnd"/>
-      <w:r>
-        <w:t xml:space="preserve">, which is the step grid Coupled Mamba needs. On </w:t>
-      </w:r>
-      <w:proofErr w:type="spellStart"/>
-      <w:r>
-        <w:t>GTEx</w:t>
-      </w:r>
-      <w:proofErr w:type="spellEnd"/>
-      <w:r>
-        <w:t xml:space="preserve"> no such grid exists, so fusion there uses cross-attention or pooled representations.</w:t>
+        <w:t xml:space="preserve">Impose positional alignment only where the biology supplies it. </w:t>
+      </w:r>
+      <w:r>
+        <w:rPr/>
+        <w:t xml:space="preserve">On coding-sequence tasks, DNA, RNA, and protein token streams are resampled to one codon grid, exactly as BioLangFusion does, and the same grid is the step index Coupled Mamba needs; that step is part of reproducing the system and is a token-location operation, not a claim about shared information. Outside the coding sequence there is no global grid: the untranslated regions have no protein counterpart, and a genomic window, a transcript, and a protein do not share one coordinate. There, fusion is pooled or region-aware (Section 11.4): coding-sequence-derived streams can still be aligned on the grid, and the untranslated regions are handled separately.</w:t>
       </w:r>
     </w:p>
     <w:p>
@@ -27476,23 +28303,19 @@
         </w:numPr>
         <w:spacing w:after="100"/>
       </w:pPr>
+      <w:proofErr w:type="spellStart"/>
+      <w:proofErr w:type="spellEnd"/>
+      <w:proofErr w:type="spellStart"/>
+      <w:proofErr w:type="spellEnd"/>
       <w:r>
         <w:rPr>
           <w:b/>
-          <w:bCs/>
         </w:rPr>
-        <w:t>No explicit alignment loss in the first fusion models.</w:t>
-      </w:r>
-      <w:r>
-        <w:t xml:space="preserve"> They train on the prediction loss alone. A contrastive or CCA-style term would mainly pull the representations toward shared composition, and it could suppress information only one modality carries, such as synonymous codon choice. An alignment-loss ablation on </w:t>
-      </w:r>
-      <w:proofErr w:type="spellStart"/>
-      <w:r>
-        <w:t>CaLM</w:t>
-      </w:r>
-      <w:proofErr w:type="spellEnd"/>
-      <w:r>
-        <w:t xml:space="preserve"> with a protein encoder, the one cross-modal pair aligned after the control, is run in Stage 4 (Section 12.5, ablation B).</w:t>
+        <w:t xml:space="preserve">No explicit alignment loss by default. </w:t>
+      </w:r>
+      <w:r>
+        <w:rPr/>
+        <w:t xml:space="preserve">The fusion models train on the prediction loss alone; embedding similarity is not forced as a fusion objective. A contrastive or CCA-style term would mainly pull the representations toward shared composition, and it could suppress information only one modality carries, such as synonymous codon choice. An alignment-loss ablation on CaLM with a protein encoder, the one cross-modal pair aligned after the control, runs after the core comparisons (Section 12.5, ablation B).</w:t>
       </w:r>
     </w:p>
     <w:p>
@@ -27504,6 +28327,54 @@
         </w:numPr>
         <w:spacing w:after="100"/>
       </w:pPr>
+      <w:proofErr w:type="spellStart"/>
+      <w:proofErr w:type="spellEnd"/>
+      <w:proofErr w:type="spellStart"/>
+      <w:proofErr w:type="spellEnd"/>
+      <w:r>
+        <w:rPr>
+          <w:b/>
+        </w:rPr>
+        <w:t xml:space="preserve">Measure representational alignment separately from fusion benefit, and report both. </w:t>
+      </w:r>
+      <w:r>
+        <w:rPr/>
+        <w:t xml:space="preserve">The alignment numbers describe how the representations relate; the fusion gain says whether combining them helped. Neither is read as a proxy for the other: low similarity does not prove useful complementarity, and high similarity does not prove redundancy for a task.</w:t>
+      </w:r>
+    </w:p>
+    <w:p>
+      <w:pPr>
+        <w:pStyle w:val="ListParagraph"/>
+        <w:numPr>
+          <w:ilvl w:val="0"/>
+          <w:numId w:val="2"/>
+        </w:numPr>
+        <w:spacing w:after="100"/>
+      </w:pPr>
+      <w:proofErr w:type="spellStart"/>
+      <w:proofErr w:type="spellEnd"/>
+      <w:proofErr w:type="spellStart"/>
+      <w:proofErr w:type="spellEnd"/>
+      <w:r>
+        <w:rPr>
+          <w:b/>
+        </w:rPr>
+        <w:t xml:space="preserve">Fusion benefit is a held-out prediction gain, defined the same way everywhere. </w:t>
+      </w:r>
+      <w:r>
+        <w:rPr/>
+        <w:t xml:space="preserve">Δfusion = Perf(fused) minus the best single encoder it fuses (the best RNA and the best protein encoder for a two-modality fusion; the best of all three for three), on the same examples, metric, splits, and head, with a confidence interval. A positive Δfusion is an incremental predictive benefit under that protocol, not proof of independent biological information.</w:t>
+      </w:r>
+    </w:p>
+    <w:p>
+      <w:pPr>
+        <w:pStyle w:val="ListParagraph"/>
+        <w:numPr>
+          <w:ilvl w:val="0"/>
+          <w:numId w:val="2"/>
+        </w:numPr>
+        <w:spacing w:after="100"/>
+      </w:pPr>
       <w:r>
         <w:rPr>
           <w:b/>
@@ -27541,39 +28412,19 @@
         </w:numPr>
         <w:spacing w:after="100"/>
       </w:pPr>
+      <w:proofErr w:type="spellStart"/>
+      <w:proofErr w:type="spellEnd"/>
+      <w:proofErr w:type="spellStart"/>
+      <w:proofErr w:type="spellEnd"/>
       <w:r>
         <w:rPr>
           <w:b/>
-          <w:bCs/>
         </w:rPr>
-        <w:t>First pairings to fuse.</w:t>
-      </w:r>
-      <w:r>
-        <w:t xml:space="preserve"> A codon-level RNA encoder (mRNA-FM or </w:t>
-      </w:r>
-      <w:proofErr w:type="spellStart"/>
-      <w:r>
-        <w:t>CaLM</w:t>
-      </w:r>
-      <w:proofErr w:type="spellEnd"/>
-      <w:r>
-        <w:t xml:space="preserve">) with a protein encoder (ESM-2 150M or </w:t>
-      </w:r>
-      <w:proofErr w:type="spellStart"/>
-      <w:r>
-        <w:t>ProtBERT</w:t>
-      </w:r>
-      <w:proofErr w:type="spellEnd"/>
-      <w:r>
-        <w:t xml:space="preserve">) on the stability data, the pairing with the most consistent concatenation gains; and the transcript and protein with the DNA window on </w:t>
-      </w:r>
-      <w:proofErr w:type="spellStart"/>
-      <w:r>
-        <w:t>GTEx</w:t>
-      </w:r>
-      <w:proofErr w:type="spellEnd"/>
-      <w:r>
-        <w:t>, compared against the length baseline as well as the best single encoder and concatenation.</w:t>
+        <w:t xml:space="preserve">Encoders to swap in first. </w:t>
+      </w:r>
+      <w:r>
+        <w:rPr/>
+        <w:t xml:space="preserve">On the coding-sequence benchmarks, a codon-level RNA encoder (mRNA-FM or CaLM) for RNA-FM and a larger or differently trained protein encoder (ESM-2 150M or ProtBERT) for ESM-2 8M, the swaps Stage 1's concatenation gains point to; on GTEx, the transcript and the protein with the DNA window added, compared against the length baseline as well as the best single encoder.</w:t>
       </w:r>
     </w:p>
     <w:p>
@@ -27669,6 +28520,310 @@
     </w:p>
     <w:p>
       <w:pPr>
+        <w:pStyle w:val="ListParagraph"/>
+        <w:numPr>
+          <w:ilvl w:val="0"/>
+          <w:numId w:val="2"/>
+        </w:numPr>
+        <w:spacing w:after="100"/>
+      </w:pPr>
+      <w:r>
+        <w:rPr/>
+        <w:t xml:space="preserve">For the exploratory distillation idea (Section 12.9): which encoders count as the DNA, RNA, and protein teachers, and whether the similarity structure a student is asked to reproduce should be the raw one or the one left after the composition control, since for the DNA encoders most of the raw structure is composition.</w:t>
+      </w:r>
+    </w:p>
+    <w:p>
+      <w:pPr>
+        <w:pStyle w:val="Heading2"/>
+      </w:pPr>
+      <w:r>
+        <w:rPr/>
+        <w:lastRenderedPageBreak/>
+        <w:t xml:space="preserve">10.9 How Alignment Is Measured: A Ladder</w:t>
+      </w:r>
+    </w:p>
+    <w:p>
+      <w:pPr>
+        <w:spacing w:after="160"/>
+      </w:pPr>
+      <w:proofErr w:type="spellStart"/>
+      <w:proofErr w:type="spellEnd"/>
+      <w:proofErr w:type="spellStart"/>
+      <w:proofErr w:type="spellEnd"/>
+      <w:proofErr w:type="spellStart"/>
+      <w:proofErr w:type="spellEnd"/>
+      <w:proofErr w:type="spellStart"/>
+      <w:proofErr w:type="spellEnd"/>
+      <w:proofErr w:type="spellStart"/>
+      <w:proofErr w:type="spellEnd"/>
+      <w:proofErr w:type="spellStart"/>
+      <w:proofErr w:type="spellEnd"/>
+      <w:proofErr w:type="spellStart"/>
+      <w:proofErr w:type="spellEnd"/>
+      <w:r>
+        <w:rPr/>
+        <w:t xml:space="preserve">The Track B and Track C measures answer different questions, and the questions get stricter down the list. A pair can pass the first rung and fail the third, which is what happens for every pair with a DNA encoder on the stability data; a single CKA value would have placed those pairs among the most aligned, and the ladder places them among the least. The project's definition sits at rung 3; rung 4 is why alignment is reported rather than trained for.</w:t>
+      </w:r>
+    </w:p>
+    <w:p>
+      <w:pPr>
+        <w:pStyle w:val="ListParagraph"/>
+        <w:numPr>
+          <w:ilvl w:val="0"/>
+          <w:numId w:val="2"/>
+        </w:numPr>
+        <w:spacing w:after="100"/>
+      </w:pPr>
+      <w:proofErr w:type="gramStart"/>
+      <w:proofErr w:type="gramEnd"/>
+      <w:proofErr w:type="spellStart"/>
+      <w:proofErr w:type="spellEnd"/>
+      <w:proofErr w:type="spellStart"/>
+      <w:proofErr w:type="spellEnd"/>
+      <w:r>
+        <w:rPr>
+          <w:b/>
+        </w:rPr>
+        <w:t xml:space="preserve">1. Raw similarity (linear CKA, mutual k-NN, RSA):</w:t>
+      </w:r>
+      <w:r>
+        <w:rPr/>
+        <w:t xml:space="preserve"> do the two encoders call the same genes similar? Stage 1: follows tokenizer and training corpus, not the modality label; every pair is above chance.</w:t>
+      </w:r>
+    </w:p>
+    <w:p>
+      <w:pPr>
+        <w:pStyle w:val="ListParagraph"/>
+        <w:numPr>
+          <w:ilvl w:val="0"/>
+          <w:numId w:val="2"/>
+        </w:numPr>
+        <w:spacing w:after="100"/>
+      </w:pPr>
+      <w:proofErr w:type="gramStart"/>
+      <w:proofErr w:type="gramEnd"/>
+      <w:proofErr w:type="spellStart"/>
+      <w:proofErr w:type="spellEnd"/>
+      <w:proofErr w:type="spellStart"/>
+      <w:proofErr w:type="spellEnd"/>
+      <w:r>
+        <w:rPr>
+          <w:b/>
+        </w:rPr>
+        <w:t xml:space="preserve">2. Shared directions (CCA, Recall@1):</w:t>
+      </w:r>
+      <w:r>
+        <w:rPr/>
+        <w:t xml:space="preserve"> is there any view in which one encoder's embedding of a gene finds the other's? Stage 1: yes for every pair (first canonical correlation 0.90 to 0.99), so a learnable mapping always exists.</w:t>
+      </w:r>
+    </w:p>
+    <w:p>
+      <w:pPr>
+        <w:pStyle w:val="ListParagraph"/>
+        <w:numPr>
+          <w:ilvl w:val="0"/>
+          <w:numId w:val="2"/>
+        </w:numPr>
+        <w:spacing w:after="100"/>
+      </w:pPr>
+      <w:proofErr w:type="gramStart"/>
+      <w:proofErr w:type="gramEnd"/>
+      <w:proofErr w:type="spellStart"/>
+      <w:proofErr w:type="spellEnd"/>
+      <w:proofErr w:type="spellStart"/>
+      <w:proofErr w:type="spellEnd"/>
+      <w:r>
+        <w:rPr>
+          <w:b/>
+        </w:rPr>
+        <w:t xml:space="preserve">3. After the composition control:</w:t>
+      </w:r>
+      <w:r>
+        <w:rPr/>
+        <w:t xml:space="preserve"> is the agreement more than letter, codon, and amino-acid counts, which any model could learn from the sequence alone? Stage 1: for pairs with a DNA encoder, mostly not (CKA falls 52% to 90%); the protein encoders, RNA-FM with RiNALMo, and CaLM with the protein encoders keep most of theirs.</w:t>
+      </w:r>
+    </w:p>
+    <w:p>
+      <w:pPr>
+        <w:pStyle w:val="ListParagraph"/>
+        <w:numPr>
+          <w:ilvl w:val="0"/>
+          <w:numId w:val="2"/>
+        </w:numPr>
+        <w:spacing w:after="100"/>
+      </w:pPr>
+      <w:proofErr w:type="gramStart"/>
+      <w:proofErr w:type="gramEnd"/>
+      <w:proofErr w:type="spellStart"/>
+      <w:proofErr w:type="spellEnd"/>
+      <w:proofErr w:type="spellStart"/>
+      <w:proofErr w:type="spellEnd"/>
+      <w:r>
+        <w:rPr>
+          <w:b/>
+        </w:rPr>
+        <w:t xml:space="preserve">4. Against prediction (concatenation gain, alignment-error association):</w:t>
+      </w:r>
+      <w:r>
+        <w:rPr/>
+        <w:t xml:space="preserve"> does agreeing help, and do better-aligned genes get better predictions? Stage 1: complementarity is largest where alignment is low, and per-sequence alignment never tracks error.</w:t>
+      </w:r>
+    </w:p>
+    <w:p>
+      <w:pPr>
+        <w:pStyle w:val="Heading2"/>
+      </w:pPr>
+      <w:r>
+        <w:rPr/>
+        <w:lastRenderedPageBreak/>
+        <w:t xml:space="preserve">10.10 How the Definition Is Tested as Biology</w:t>
+      </w:r>
+    </w:p>
+    <w:p>
+      <w:pPr>
+        <w:spacing w:after="160"/>
+      </w:pPr>
+      <w:proofErr w:type="spellStart"/>
+      <w:proofErr w:type="spellEnd"/>
+      <w:proofErr w:type="spellStart"/>
+      <w:proofErr w:type="spellEnd"/>
+      <w:proofErr w:type="spellStart"/>
+      <w:proofErr w:type="spellEnd"/>
+      <w:proofErr w:type="spellStart"/>
+      <w:proofErr w:type="spellEnd"/>
+      <w:proofErr w:type="spellStart"/>
+      <w:proofErr w:type="spellEnd"/>
+      <w:proofErr w:type="spellStart"/>
+      <w:proofErr w:type="spellEnd"/>
+      <w:proofErr w:type="spellStart"/>
+      <w:proofErr w:type="spellEnd"/>
+      <w:r>
+        <w:rPr/>
+        <w:t xml:space="preserve">A definition is only worth stating if an experiment can contradict it. Four can, and Stage 4 runs them (Sections 12.5, 12.7, and 12.8); a fifth comes with the GTEx cross-attention model.</w:t>
+      </w:r>
+    </w:p>
+    <w:p>
+      <w:pPr>
+        <w:pStyle w:val="ListParagraph"/>
+        <w:numPr>
+          <w:ilvl w:val="0"/>
+          <w:numId w:val="2"/>
+        </w:numPr>
+        <w:spacing w:after="100"/>
+      </w:pPr>
+      <w:proofErr w:type="spellStart"/>
+      <w:proofErr w:type="spellEnd"/>
+      <w:proofErr w:type="spellStart"/>
+      <w:proofErr w:type="spellEnd"/>
+      <w:r>
+        <w:rPr>
+          <w:b/>
+        </w:rPr>
+        <w:t xml:space="preserve">Change the encoders, hold the alignment fixed. </w:t>
+      </w:r>
+      <w:r>
+        <w:rPr/>
+        <w:t xml:space="preserve">The same codon grid, fusion heads, prediction head, and splits, with one encoder swapped at a time (Section 12.8, add-ons 1 and 2). If the swaps Stage 1 marks as complementary (a codon-level RNA encoder with a protein encoder) gain and the swaps it marks as redundant do not, the Stage 1 measurements predict fusion benefit and the definition earns its keep as a method.</w:t>
+      </w:r>
+    </w:p>
+    <w:p>
+      <w:pPr>
+        <w:pStyle w:val="ListParagraph"/>
+        <w:numPr>
+          <w:ilvl w:val="0"/>
+          <w:numId w:val="2"/>
+        </w:numPr>
+        <w:spacing w:after="100"/>
+      </w:pPr>
+      <w:proofErr w:type="spellStart"/>
+      <w:proofErr w:type="spellEnd"/>
+      <w:proofErr w:type="spellStart"/>
+      <w:proofErr w:type="spellEnd"/>
+      <w:r>
+        <w:rPr>
+          <w:b/>
+        </w:rPr>
+        <w:t xml:space="preserve">Synonymous control. </w:t>
+      </w:r>
+      <w:r>
+        <w:rPr/>
+        <w:t xml:space="preserve">On mRFP every sequence encodes one protein, so the protein encoders are invariant by construction and only nucleotide-level information can predict expression (Section 12.8, add-on 5). The same test runs on any coding-sequence task by randomizing synonymous codons, as CaLM's authors did.</w:t>
+      </w:r>
+    </w:p>
+    <w:p>
+      <w:pPr>
+        <w:pStyle w:val="ListParagraph"/>
+        <w:numPr>
+          <w:ilvl w:val="0"/>
+          <w:numId w:val="2"/>
+        </w:numPr>
+        <w:spacing w:after="100"/>
+      </w:pPr>
+      <w:proofErr w:type="spellStart"/>
+      <w:proofErr w:type="spellEnd"/>
+      <w:proofErr w:type="spellStart"/>
+      <w:proofErr w:type="spellEnd"/>
+      <w:r>
+        <w:rPr>
+          <w:b/>
+        </w:rPr>
+        <w:t xml:space="preserve">Grid against no grid. </w:t>
+      </w:r>
+      <w:r>
+        <w:rPr/>
+        <w:t xml:space="preserve">Once the reproduced implementation exists, the same encoders and head on the stability data with and without the codon grid. If the grid is worth nothing, positional alignment is a convenience; if it is worth something, the genetic code supplies information the fusion head cannot recover on its own. A method change, so it runs after the faithful reproduction.</w:t>
+      </w:r>
+    </w:p>
+    <w:p>
+      <w:pPr>
+        <w:pStyle w:val="ListParagraph"/>
+        <w:numPr>
+          <w:ilvl w:val="0"/>
+          <w:numId w:val="2"/>
+        </w:numPr>
+        <w:spacing w:after="100"/>
+      </w:pPr>
+      <w:proofErr w:type="spellStart"/>
+      <w:proofErr w:type="spellEnd"/>
+      <w:proofErr w:type="spellStart"/>
+      <w:proofErr w:type="spellEnd"/>
+      <w:r>
+        <w:rPr>
+          <w:b/>
+        </w:rPr>
+        <w:t xml:space="preserve">Loss against no loss, on an aligned and an unaligned pair. </w:t>
+      </w:r>
+      <w:r>
+        <w:rPr/>
+        <w:t xml:space="preserve">CaLM with a protein encoder (aligned after the control) and mRNA-FM with the same protein encoder (not aligned, but complementary), each trained with and without an alignment term. The definition predicts that the loss can help at most the first pair and can hurt the second. A conditional ablation, after the core comparisons.</w:t>
+      </w:r>
+    </w:p>
+    <w:p>
+      <w:pPr>
+        <w:pStyle w:val="ListParagraph"/>
+        <w:numPr>
+          <w:ilvl w:val="0"/>
+          <w:numId w:val="2"/>
+        </w:numPr>
+        <w:spacing w:after="100"/>
+      </w:pPr>
+      <w:proofErr w:type="spellStart"/>
+      <w:proofErr w:type="spellEnd"/>
+      <w:proofErr w:type="spellStart"/>
+      <w:proofErr w:type="spellEnd"/>
+      <w:r>
+        <w:rPr>
+          <w:b/>
+        </w:rPr>
+        <w:t xml:space="preserve">Learned attention against known overlap. </w:t>
+      </w:r>
+      <w:r>
+        <w:rPr/>
+        <w:t xml:space="preserve">A fifth test comes with the GTEx cross-attention model (Section 11.3). On GTEx the only positional correspondence between the window and the transcript is the first exon. If the model's transcript-to-DNA attention concentrates there without being told, alignment can be discovered from the task where biology supplies it, and need not be imposed anywhere.</w:t>
+      </w:r>
+    </w:p>
+    <w:p>
+      <w:pPr>
         <w:pStyle w:val="Heading1"/>
         <w:spacing w:before="280" w:after="120"/>
       </w:pPr>
@@ -27678,34 +28833,25 @@
     </w:p>
     <w:p>
       <w:pPr>
-        <w:spacing w:after="80"/>
-      </w:pPr>
-      <w:r>
-        <w:t>Stage 3 designs the neural architectures that combine pretrained biological foundation models. Stage 1 established that simple linear concatenation of frozen pooled vectors captures early synergy (e.g., codon-level RNA plus protein</w:t>
-      </w:r>
-      <w:proofErr w:type="gramStart"/>
-      <w:r>
-        <w:t>), but</w:t>
-      </w:r>
-      <w:proofErr w:type="gramEnd"/>
-      <w:r>
-        <w:t xml:space="preserve"> falls short of trained multi-modal models like </w:t>
-      </w:r>
-      <w:proofErr w:type="spellStart"/>
-      <w:r>
-        <w:t>BioLangFusion</w:t>
-      </w:r>
-      <w:proofErr w:type="spellEnd"/>
-      <w:r>
-        <w:t xml:space="preserve"> and </w:t>
-      </w:r>
-      <w:proofErr w:type="spellStart"/>
-      <w:r>
-        <w:t>IsoFormer</w:t>
-      </w:r>
-      <w:proofErr w:type="spellEnd"/>
-      <w:r>
-        <w:t>. Stage 2 decided to impose positional alignment only through the codon grid, where the inputs share one coding sequence, and to train the first fusion models without an explicit representation-alignment loss, which could suppress information only one modality carries; that loss is tested as an ablation in Stage 4 (Section 12.5). Stage 3 translates these conclusions into concrete, trainable fusion modules operating over token-level representations.</w:t>
+        <w:spacing w:after="160"/>
+      </w:pPr>
+      <w:proofErr w:type="spellStart"/>
+      <w:proofErr w:type="spellEnd"/>
+      <w:proofErr w:type="spellStart"/>
+      <w:proofErr w:type="spellEnd"/>
+      <w:proofErr w:type="spellStart"/>
+      <w:proofErr w:type="spellEnd"/>
+      <w:proofErr w:type="spellStart"/>
+      <w:proofErr w:type="spellEnd"/>
+      <w:proofErr w:type="spellStart"/>
+      <w:proofErr w:type="spellEnd"/>
+      <w:proofErr w:type="spellStart"/>
+      <w:proofErr w:type="spellEnd"/>
+      <w:proofErr w:type="spellStart"/>
+      <w:proofErr w:type="spellEnd"/>
+      <w:r>
+        <w:rPr/>
+        <w:t xml:space="preserve">Stage 3 designs the neural architectures that combine pretrained biological foundation models. Stage 1 established that simple linear concatenation of frozen pooled vectors captures early synergy (e.g., codon-level RNA plus protein), but falls short of trained multi-modal models like BioLangFusion and IsoFormer. Stage 2 decided to impose positional alignment only through the codon grid, where the inputs share one coding sequence, and to train the first fusion models without an explicit representation-alignment loss, which could suppress information only one modality carries; that loss is tested as an ablation in Stage 4 (Section 12.5). Stage 3 translates these conclusions into concrete, trainable fusion modules operating over token-level representations: Coupled Mamba first, IsoFormer-style cross-attention second, each against a mandatory reference baseline. The research plan adds two baselines to that design without changing it: a faithful reproduction of BioLangFusion's own architecture, which becomes the matched baseline the Stage 3 designs are scored against, and LucaOne, a jointly pretrained model (Section 11.4). The Overleaf figures "The three fusion designs of Stage 3" and "The add-on baseline and what it is compared with" show both.</w:t>
       </w:r>
     </w:p>
     <w:p>
@@ -27744,63 +28890,8 @@
         <w:t xml:space="preserve">• Positional Alignment on Coding Sequences: </w:t>
       </w:r>
       <w:r>
-        <w:t xml:space="preserve">On coding sequences (the mRNA stability benchmark), input streams are resampled to a shared codon grid (T = L/3). DNA 6-mer tokens (covering 2 codons) are </w:t>
-      </w:r>
-      <w:proofErr w:type="spellStart"/>
-      <w:r>
-        <w:t>upsampled</w:t>
-      </w:r>
-      <w:proofErr w:type="spellEnd"/>
-      <w:r>
-        <w:t xml:space="preserve"> via transposed convolution (</w:t>
-      </w:r>
-      <w:proofErr w:type="spellStart"/>
-      <w:r>
-        <w:t>TConv</w:t>
-      </w:r>
-      <w:proofErr w:type="spellEnd"/>
-      <w:r>
-        <w:t>_{k=</w:t>
-      </w:r>
-      <w:proofErr w:type="gramStart"/>
-      <w:r>
-        <w:t>2,s</w:t>
-      </w:r>
-      <w:proofErr w:type="gramEnd"/>
-      <w:r>
-        <w:t>=2}); single-nucleotide RNA tokens (3 per codon) are average-pooled (</w:t>
-      </w:r>
-      <w:proofErr w:type="spellStart"/>
-      <w:r>
-        <w:t>AvgPool</w:t>
-      </w:r>
-      <w:proofErr w:type="spellEnd"/>
-      <w:r>
-        <w:t>_{k=</w:t>
-      </w:r>
-      <w:proofErr w:type="gramStart"/>
-      <w:r>
-        <w:t>3,s</w:t>
-      </w:r>
-      <w:proofErr w:type="gramEnd"/>
-      <w:r>
-        <w:t>=3}); and codon-level RNA (</w:t>
-      </w:r>
-      <w:proofErr w:type="spellStart"/>
-      <w:r>
-        <w:t>CaLM</w:t>
-      </w:r>
-      <w:proofErr w:type="spellEnd"/>
-      <w:r>
-        <w:t xml:space="preserve">, mRNA-FM) and protein encoders (ESM-2, </w:t>
-      </w:r>
-      <w:proofErr w:type="spellStart"/>
-      <w:r>
-        <w:t>ProtBERT</w:t>
-      </w:r>
-      <w:proofErr w:type="spellEnd"/>
-      <w:r>
-        <w:t>) naturally arrive at 1 token per codon/residue. This establishes a common step index t for all streams.</w:t>
+        <w:rPr/>
+        <w:t xml:space="preserve">On coding-sequence tasks (stability, fungal and E. coli expression, Ab1, CoV-Vac, mRFP), input streams are resampled to a shared codon grid (T = L/3) with the protein stream as the reference frame, as BioLangFusion does. DNA 6-mer tokens (covering 2 codons) are upsampled via transposed convolution (TConv_{k=2,s=2}); single-nucleotide RNA tokens (3 per codon) are average-pooled (AvgPool_{k=3,s=3}); and codon-level RNA (CaLM, mRNA-FM) and protein encoders (ESM-2, ProtBERT) already arrive at one token per codon or residue. DNABERT-2's byte-pair tokens need an adapter that assigns each token to the codons it covers; any adapter is documented and held fixed across comparisons, and an encoder is used only where its input coverage and token-to-codon handling are valid.</w:t>
       </w:r>
     </w:p>
     <w:p>
@@ -27812,33 +28903,11 @@
         <w:rPr>
           <w:b/>
         </w:rPr>
-        <w:lastRenderedPageBreak/>
-        <w:t xml:space="preserve">• Unaligned Inputs on </w:t>
-      </w:r>
-      <w:proofErr w:type="spellStart"/>
-      <w:r>
-        <w:rPr>
-          <w:b/>
-        </w:rPr>
-        <w:t>GTEx</w:t>
-      </w:r>
-      <w:proofErr w:type="spellEnd"/>
-      <w:r>
-        <w:rPr>
-          <w:b/>
-        </w:rPr>
-        <w:t xml:space="preserve">: </w:t>
-      </w:r>
-      <w:r>
-        <w:t xml:space="preserve">On </w:t>
-      </w:r>
-      <w:proofErr w:type="spellStart"/>
-      <w:r>
-        <w:t>GTEx</w:t>
-      </w:r>
-      <w:proofErr w:type="spellEnd"/>
-      <w:r>
-        <w:t xml:space="preserve"> transcript expression, the 6,000 bp genomic promoter window, the full transcript (with 5' and 3' UTRs), and the translated protein have no 1:1 token correspondence. Token streams must be preserved at their native lengths and fused via unaligned mechanisms (cross-attention or pooled summaries).</w:t>
+        <w:t xml:space="preserve">• Unaligned Inputs, GTEx and Untranslated Regions: </w:t>
+      </w:r>
+      <w:r>
+        <w:rPr/>
+        <w:t xml:space="preserve">On GTEx the 6,000 bp genomic window, the full transcript (with 5' and 3' UTRs), and the translated protein have no 1:1 token correspondence, and on the full-transcript tasks the untranslated regions have no protein counterpart. Token streams keep their native lengths; the coding-sequence-derived parts can be placed on the grid, and the rest is pooled, by region where regions are annotated (Section 11.4).</w:t>
       </w:r>
     </w:p>
     <w:p>
@@ -28059,6 +29128,22 @@
     </w:p>
     <w:p>
       <w:pPr>
+        <w:pStyle w:val="ListParagraph"/>
+        <w:spacing w:after="80"/>
+      </w:pPr>
+      <w:r>
+        <w:rPr>
+          <w:b/>
+        </w:rPr>
+        <w:t xml:space="preserve">• How it is compared: </w:t>
+      </w:r>
+      <w:r>
+        <w:rPr/>
+        <w:t xml:space="preserve">the reproduced BioLangFusion heads (Section 11.4) are its matched baseline. Coupled Mamba replaces the fusion head in the reproduced pipeline (same grid, head, splits, and evaluation), first with BioLangFusion's encoders and then with the best encoders from the swap add-on, so that its gain over the three reproduced heads is measured on identical samples and splits. The feasibility tests (Gantt 20) run in parallel with the reproduction (Gantt 17), so neither waits on the other.</w:t>
+      </w:r>
+    </w:p>
+    <w:p>
+      <w:pPr>
         <w:pStyle w:val="Heading2"/>
         <w:spacing w:before="200" w:after="80"/>
       </w:pPr>
@@ -28205,11 +29290,28 @@
     </w:p>
     <w:p>
       <w:pPr>
+        <w:pStyle w:val="ListParagraph"/>
+        <w:spacing w:after="80"/>
+      </w:pPr>
+      <w:r>
+        <w:rPr>
+          <w:b/>
+        </w:rPr>
+        <w:t xml:space="preserve">• Diagnostic and comparison: </w:t>
+      </w:r>
+      <w:r>
+        <w:rPr/>
+        <w:t xml:space="preserve">its attention weights are a diagnostic: on GTEx the downstream half of the DNA window overlaps the transcript start, so a model that learns a positional correspondence should concentrate transcript-to-DNA attention there (Section 10.10). On GTEx it is trained beside the pooled and region-aware fusion of Section 11.4 and the length baseline; on coding sequence it is compared with Coupled Mamba and the reproduced heads. Gantt ID 25, conditional on the Coupled Mamba result.</w:t>
+      </w:r>
+    </w:p>
+    <w:p>
+      <w:pPr>
         <w:pStyle w:val="Heading2"/>
-        <w:spacing w:before="200" w:after="80"/>
-      </w:pPr>
-      <w:r>
-        <w:t>11.4 Reference Baseline &amp; Alternative Interaction Mechanisms</w:t>
+      </w:pPr>
+      <w:r>
+        <w:rPr/>
+        <w:lastRenderedPageBreak/>
+        <w:t xml:space="preserve">11.4 Reference Baselines, and the Two the Research Plan Adds</w:t>
       </w:r>
     </w:p>
     <w:p>
@@ -28236,19 +29338,43 @@
         <w:rPr>
           <w:b/>
         </w:rPr>
-        <w:lastRenderedPageBreak/>
-        <w:t xml:space="preserve">• Fallback Architectures: </w:t>
-      </w:r>
-      <w:r>
-        <w:t xml:space="preserve">Cross-Mamba / </w:t>
-      </w:r>
-      <w:proofErr w:type="spellStart"/>
-      <w:r>
-        <w:t>BiMamba</w:t>
-      </w:r>
-      <w:proofErr w:type="spellEnd"/>
-      <w:r>
-        <w:t xml:space="preserve"> bidirectional state-space interaction modules, purpose-built for biological sequence interactions; and Perceiver-style asymmetric cross-attention, which compresses long promoter DNA onto a small set of latent bottleneck tokens.</w:t>
+        <w:t xml:space="preserve">• BioLangFusion's architecture, reproduced exactly (add-on baseline): </w:t>
+      </w:r>
+      <w:r>
+        <w:rPr/>
+        <w:t xml:space="preserve">the research plan adds a faithful reproduction of BioLangFusion as the matched baseline for the Stage 3 designs; in its Phase A nothing about the published system is changed. Its three frozen encoders are Nucleotide Transformer v2 100M multi-species (DNA, 6-mer tokens), RNA-FM (mRNA, single-nucleotide tokens), and ESM-2 8M (protein, amino-acid tokens), resampled to the codon grid with the protein stream as the reference frame. Three fusion heads: (1) codon-aware concatenation, where a learnable projection reduces the DNA embedding and the three aligned embeddings are concatenated at each codon position; (2) gated multiple-instance attention with an entropy regularizer, where each modality is projected to a shared latent space, gated attention (tanh × sigmoid) computes one weight per modality from its pooled summary, the fused embedding is the weighted sum, and the loss adds λ·H_attn with λ chosen on validation data from {0.01, 0.5, 1}; (3) cross-modal multi-head attention, where the three projected embeddings are concatenated along the length axis as keys and values, each modality in turn is the query, and outputs are combined with residual averaging and layer normalization. The same fixed TextCNN head, followed by global max pooling and a task-specific fully connected layer, reads every fused representation. Recipe: Adam (learning rate 3e-5, weight decay 1e-5), ReduceLROnPlateau with patience 5, early stopping with patience 20, batch size 32, MSE for regression and cross-entropy for classification, the CodonBERT benchmark splits. Details the paper does not report (TextCNN kernel sizes and filter counts, projection widths, attention heads, maximum epochs, seeds, number of runs) are recorded as explicit deviations with the values chosen and held fixed through Phase B; no official code repository was verified, so the implementation follows the paper and its supplement.</w:t>
+      </w:r>
+    </w:p>
+    <w:p>
+      <w:pPr>
+        <w:pStyle w:val="ListParagraph"/>
+        <w:spacing w:after="80"/>
+      </w:pPr>
+      <w:r>
+        <w:rPr>
+          <w:b/>
+        </w:rPr>
+        <w:t xml:space="preserve">• Pooled and region-aware fusion where no global grid exists: </w:t>
+      </w:r>
+      <w:r>
+        <w:rPr/>
+        <w:t xml:space="preserve">on GTEx, and on the full-transcript tasks where untranslated regions carry signal, each stream is mean-pooled and the vectors concatenated before a two-layer MLP head (on GTEx a multi-output head for all 30 tissues); this is also the reference baseline B4. Where region annotations exist (5' UTR, coding sequence, 3' UTR; on GTEx the window's upstream and downstream halves), each region is pooled separately, the coding-sequence pool is taken from the grid-aligned streams, and a gated attention head weights the region pools before the MLP; the region weights show which region the model draws on. Always beside it: the length and composition baseline (on GTEx the four length features, R² 0.242 on the pilot), the best single encoder, and a same-modality ensemble.</w:t>
+      </w:r>
+    </w:p>
+    <w:p>
+      <w:pPr>
+        <w:pStyle w:val="ListParagraph"/>
+        <w:spacing w:after="80"/>
+      </w:pPr>
+      <w:r>
+        <w:rPr>
+          <w:b/>
+        </w:rPr>
+        <w:t xml:space="preserve">• LucaOne (add-on baseline): </w:t>
+      </w:r>
+      <w:r>
+        <w:rPr/>
+        <w:t xml:space="preserve">a single transformer encoder (about 1.8 billion parameters) pretrained on nucleic acid and protein sequences from 169,861 species with one shared vocabulary of 39 single-character tokens and a token-type embedding that marks nucleotides and amino acids, with masked-language, region-annotation, taxonomy, keyword, and structure objectives. It embeds a nucleic acid and a protein separately (in its own central-dogma experiment the two embeddings are pooled and concatenated), accepts at most 1,280 tokens, and outputs 2,560-dimensional states. It enters as a comparison, not a fusion module: its frozen embeddings on the same folds and under the same head say whether one jointly pretrained model already provides what fusing separately pretrained encoders provides. Its input limit truncates most stability coding sequences and the whole GTEx window, so every result reports what was truncated and what each run cost.</w:t>
       </w:r>
     </w:p>
     <w:p>
@@ -28263,15 +29389,8 @@
         <w:t xml:space="preserve">• Gated Attention (Interpretability Module): </w:t>
       </w:r>
       <w:r>
-        <w:t xml:space="preserve">Multiple Instance Learning (MIL) with gated attention (tanh/sigmoid) to produce interpretable, per-sequence modality weights, trained with an entropy </w:t>
-      </w:r>
-      <w:proofErr w:type="spellStart"/>
-      <w:r>
-        <w:t>regularizer</w:t>
-      </w:r>
-      <w:proofErr w:type="spellEnd"/>
-      <w:r>
-        <w:t xml:space="preserve"> to monitor whether the model relies predominantly on one modality.</w:t>
+        <w:rPr/>
+        <w:t xml:space="preserve">Multiple Instance Learning (MIL) with gated attention (tanh/sigmoid) to produce interpretable, per-sequence modality weights, trained with an entropy regularizer to monitor whether the model relies predominantly on one modality. This is also BioLangFusion's best-performing fusion head, so the reproduction supplies it.</w:t>
       </w:r>
     </w:p>
     <w:p>
@@ -28295,44 +29414,8 @@
         <w:t xml:space="preserve">• Frozen Encoders (Default): </w:t>
       </w:r>
       <w:r>
-        <w:t>Base encoders remain completely frozen; only the fusion layers and prediction heads are trained. This isolates whether combining frozen representations produces cross-modal synergy without confounding from base model fine-tuning.</w:t>
-      </w:r>
-    </w:p>
-    <w:p>
-      <w:pPr>
-        <w:pStyle w:val="ListParagraph"/>
-        <w:spacing w:after="80"/>
-      </w:pPr>
-      <w:r>
-        <w:rPr>
-          <w:b/>
-        </w:rPr>
-        <w:t xml:space="preserve">• </w:t>
-      </w:r>
-      <w:proofErr w:type="spellStart"/>
-      <w:r>
-        <w:rPr>
-          <w:b/>
-        </w:rPr>
-        <w:t>LoRA</w:t>
-      </w:r>
-      <w:proofErr w:type="spellEnd"/>
-      <w:r>
-        <w:rPr>
-          <w:b/>
-        </w:rPr>
-        <w:t xml:space="preserve"> Fine-Tuning (Tier 3 Extension): </w:t>
-      </w:r>
-      <w:r>
-        <w:t>For the top 2-3 performing fusion configurations, evaluate parameter-efficient fine-tuning (</w:t>
-      </w:r>
-      <w:proofErr w:type="spellStart"/>
-      <w:r>
-        <w:t>LoRA</w:t>
-      </w:r>
-      <w:proofErr w:type="spellEnd"/>
-      <w:r>
-        <w:t>, rank 4 to 16) on the upper layers of the base encoders to assess whether joint adaptation unlocks deeper synergy.</w:t>
+        <w:rPr/>
+        <w:t xml:space="preserve">Base encoders remain completely frozen; only the fusion layers and prediction heads are trained. This isolates whether combining frozen representations produces cross-modal synergy without confounding from base model fine-tuning. Checkpoints, tokenizer versions, truncation policy, and pooling rules are pinned and recorded.</w:t>
       </w:r>
     </w:p>
     <w:p>
@@ -28347,41 +29430,8 @@
         <w:t xml:space="preserve">• Prediction Heads: </w:t>
       </w:r>
       <w:r>
-        <w:t xml:space="preserve">For scalar targets (stability, half-life), use a 2-layer MLP head. For multi-tissue </w:t>
-      </w:r>
-      <w:proofErr w:type="spellStart"/>
-      <w:r>
-        <w:t>GTEx</w:t>
-      </w:r>
-      <w:proofErr w:type="spellEnd"/>
-      <w:r>
-        <w:t xml:space="preserve"> transcript expression, use a multi-output linear/MLP projection predicting all 30 tissue targets simultaneously.</w:t>
-      </w:r>
-    </w:p>
-    <w:p>
-      <w:pPr>
-        <w:pStyle w:val="Heading1"/>
-        <w:spacing w:before="280" w:after="120"/>
-      </w:pPr>
-      <w:r>
-        <w:t>12. Stage 4: Experimental Design &amp; Benchmarking</w:t>
-      </w:r>
-    </w:p>
-    <w:p>
-      <w:pPr>
-        <w:spacing w:after="80"/>
-      </w:pPr>
-      <w:r>
-        <w:t>Stage 4 is the empirical testing campaign. It answers the central scientific question: When does combining pretrained DNA, RNA, and protein models beat the best single-modality model, and can Stage 1 representation diagnostics predict that gain in advance? The experimental design is structured to eliminate data leakage, enforce strict controls, and systematically test pre-registered hypotheses.</w:t>
-      </w:r>
-    </w:p>
-    <w:p>
-      <w:pPr>
-        <w:pStyle w:val="Heading2"/>
-        <w:spacing w:before="200" w:after="80"/>
-      </w:pPr>
-      <w:r>
-        <w:t>12.1 Pre-Registered Hypotheses</w:t>
+        <w:rPr/>
+        <w:t xml:space="preserve">On the BioLangFusion benchmarks the TextCNN head is fixed; the same head reads every single encoder and every swap, so the comparison is between inputs, not heads. On the other tasks, a 2-layer MLP for scalar targets and a multi-output projection for the 30 GTEx tissues.</w:t>
       </w:r>
     </w:p>
     <w:p>
@@ -28393,18 +29443,68 @@
         <w:rPr>
           <w:b/>
         </w:rPr>
-        <w:t xml:space="preserve">• H1 (True Cross-Modal Synergy): </w:t>
-      </w:r>
-      <w:r>
-        <w:t xml:space="preserve">Multi-modal fusion outperforms: (1) the best single frozen encoder, (2) an intra-modality matched-capacity ensemble (e.g., ESM-2 + </w:t>
-      </w:r>
-      <w:proofErr w:type="spellStart"/>
-      <w:r>
-        <w:t>ProtBERT</w:t>
-      </w:r>
-      <w:proofErr w:type="spellEnd"/>
-      <w:r>
-        <w:t>), and (3) length and composition baselines.</w:t>
+        <w:t xml:space="preserve">• LoRA Fine-Tuning (Later Extension): </w:t>
+      </w:r>
+      <w:r>
+        <w:rPr/>
+        <w:t xml:space="preserve">For the top 2-3 fusion configurations, parameter-efficient fine-tuning (LoRA, rank 4 to 16) on the upper layers of the base encoders, to ask whether joint adaptation unlocks deeper synergy.</w:t>
+      </w:r>
+    </w:p>
+    <w:p>
+      <w:pPr>
+        <w:pStyle w:val="Heading1"/>
+        <w:spacing w:before="280" w:after="120"/>
+      </w:pPr>
+      <w:r>
+        <w:t>12. Stage 4: Experimental Design &amp; Benchmarking</w:t>
+      </w:r>
+    </w:p>
+    <w:p>
+      <w:pPr>
+        <w:spacing w:after="160"/>
+      </w:pPr>
+      <w:proofErr w:type="spellStart"/>
+      <w:proofErr w:type="spellEnd"/>
+      <w:proofErr w:type="spellStart"/>
+      <w:proofErr w:type="spellEnd"/>
+      <w:proofErr w:type="spellStart"/>
+      <w:proofErr w:type="spellEnd"/>
+      <w:proofErr w:type="spellStart"/>
+      <w:proofErr w:type="spellEnd"/>
+      <w:proofErr w:type="spellStart"/>
+      <w:proofErr w:type="spellEnd"/>
+      <w:proofErr w:type="spellStart"/>
+      <w:proofErr w:type="spellEnd"/>
+      <w:proofErr w:type="spellStart"/>
+      <w:proofErr w:type="spellEnd"/>
+      <w:r>
+        <w:rPr/>
+        <w:t xml:space="preserve">Stage 4 is the empirical testing campaign. It answers the central scientific question: When does combining pretrained DNA, RNA, and protein models beat the best single-modality model, and can Stage 1 representation diagnostics predict that gain in advance? The experimental design is structured to eliminate data leakage, enforce strict controls, and systematically test pre-registered hypotheses. The research plan sharpens the objective and adds to it: the campaign tests whether foundation models pretrained on different data, tokenizations, and objectives learn complementary biological representations, and whether fusing them improves downstream prediction over strong single-encoder baselines, with two guard rails on every result. Different representations do not by themselves prove that two encoders hold independent biological information, so no such claim is made from similarity measurements; and a fusion gain is an incremental predictive benefit under a stated protocol (Δfusion, Section 12.4), not a proof of independent information either. Representational overlap is measured and reported separately; it is not an assumed prerequisite for fusion, and it is not forced as a training objective. The tiers, the tests, and the ablations below are the Stage 4 design; Section 12.8 lists what the research plan adds and where each add-on slots into the tiers and the Gantt chart.</w:t>
+      </w:r>
+    </w:p>
+    <w:p>
+      <w:pPr>
+        <w:pStyle w:val="Heading2"/>
+        <w:spacing w:before="200" w:after="80"/>
+      </w:pPr>
+      <w:r>
+        <w:t>12.1 Pre-Registered Hypotheses</w:t>
+      </w:r>
+    </w:p>
+    <w:p>
+      <w:pPr>
+        <w:pStyle w:val="ListParagraph"/>
+        <w:spacing w:after="80"/>
+      </w:pPr>
+      <w:r>
+        <w:rPr>
+          <w:b/>
+        </w:rPr>
+        <w:t xml:space="preserve">• H1 (Cross-Modal Synergy): </w:t>
+      </w:r>
+      <w:r>
+        <w:rPr/>
+        <w:t xml:space="preserve">Multi-modal fusion outperforms (1) the best single frozen encoder under the same head and protocol, (2) a same-modality matched-capacity ensemble (e.g., ESM-2 + ProtBERT), and (3) the length and composition baselines, with Δfusion &gt; 0 outside its confidence interval.</w:t>
       </w:r>
     </w:p>
     <w:p>
@@ -28419,7 +29519,8 @@
         <w:t xml:space="preserve">• H2 (Predictive Power of Stage 1 Diagnostics): </w:t>
       </w:r>
       <w:r>
-        <w:t>Pairs exhibiting high Stage 1 linear concatenation synergy and non-compositional geometric complementarity (e.g., mRNA-FM + ESM-2) achieve systematically larger fusion gains than pairs with redundant or purely compositional alignment.</w:t>
+        <w:rPr/>
+        <w:t xml:space="preserve">Under a fixed architecture, encoder swaps that Stage 1 marks as complementary and non-compositional (a codon-level RNA encoder with a protein encoder) gain more than swaps it marks as redundant or compositional. This is the method test of Section 12.6, and add-on 2 is its cleanest form.</w:t>
       </w:r>
     </w:p>
     <w:p>
@@ -28434,7 +29535,8 @@
         <w:t xml:space="preserve">• H3 (Token-Level Value): </w:t>
       </w:r>
       <w:r>
-        <w:t>Token-level deep fusion (Coupled Mamba / Cross-Attention) outperforms pooled-vector concatenation only on tasks governed by position-resolved molecular interactions (stability, translation efficiency), but not on tasks dominated by global sequence counts.</w:t>
+        <w:rPr/>
+        <w:t xml:space="preserve">Token-level fusion (Coupled Mamba, the BioLangFusion heads, cross-attention) outperforms pooled-vector concatenation only on tasks governed by position-resolved signal (translation efficiency, half-life), not on tasks dominated by global sequence counts (fungal expression).</w:t>
       </w:r>
     </w:p>
     <w:p>
@@ -28446,26 +29548,11 @@
         <w:rPr>
           <w:b/>
         </w:rPr>
-        <w:t xml:space="preserve">• H4 (Alignment Loss Penalty Null): </w:t>
-      </w:r>
-      <w:r>
-        <w:t>Adding an explicit contrastive or cosine alignment loss penalty (</w:t>
-      </w:r>
-      <w:proofErr w:type="spellStart"/>
-      <w:r>
-        <w:t>L_align</w:t>
-      </w:r>
-      <w:proofErr w:type="spellEnd"/>
-      <w:r>
-        <w:t xml:space="preserve">) to </w:t>
-      </w:r>
-      <w:proofErr w:type="spellStart"/>
-      <w:r>
-        <w:t>CaLM</w:t>
-      </w:r>
-      <w:proofErr w:type="spellEnd"/>
-      <w:r>
-        <w:t xml:space="preserve"> + ESM-2 does not improve, and may degrade, downstream task performance compared to task loss alone, validating the Stage 2 decision.</w:t>
+        <w:t xml:space="preserve">• H4 (Alignment Loss Null): </w:t>
+      </w:r>
+      <w:r>
+        <w:rPr/>
+        <w:t xml:space="preserve">Adding an explicit contrastive or cosine alignment loss to CaLM with a protein encoder does not improve, and may degrade, downstream performance compared with the task loss alone. A conditional ablation after the core comparisons.</w:t>
       </w:r>
     </w:p>
     <w:p>
@@ -28508,6 +29595,22 @@
     </w:p>
     <w:p>
       <w:pPr>
+        <w:pStyle w:val="ListParagraph"/>
+        <w:spacing w:after="80"/>
+      </w:pPr>
+      <w:r>
+        <w:rPr>
+          <w:b/>
+        </w:rPr>
+        <w:t xml:space="preserve">• H6 (Joint Pretraining), stated two-sided: </w:t>
+      </w:r>
+      <w:r>
+        <w:rPr/>
+        <w:t xml:space="preserve">LucaOne's frozen embeddings, under the same folds and head, are compared with the best single encoder and the best fused model; the outcome is reported as a comparison of tested frozen configurations in either direction.</w:t>
+      </w:r>
+    </w:p>
+    <w:p>
+      <w:pPr>
         <w:pStyle w:val="Heading2"/>
         <w:spacing w:before="200" w:after="80"/>
       </w:pPr>
@@ -28527,15 +29630,8 @@
         <w:t xml:space="preserve">• Tier 0: Data &amp; Embedding Infrastructure: </w:t>
       </w:r>
       <w:r>
-        <w:t xml:space="preserve">Precompute token and pooled embeddings for core models; build deduplicated, sequence-disjoint splits and </w:t>
-      </w:r>
-      <w:proofErr w:type="spellStart"/>
-      <w:r>
-        <w:t>Ensembl</w:t>
-      </w:r>
-      <w:proofErr w:type="spellEnd"/>
-      <w:r>
-        <w:t xml:space="preserve"> genomic coordinate caches.</w:t>
+        <w:rPr/>
+        <w:t xml:space="preserve">Precompute token and pooled embeddings for core models; build deduplicated, sequence-disjoint splits and Ensembl genomic coordinate caches (Gantt 16). Add-on: the five BioLangFusion benchmark files with their published split artifacts, and the LucaOne checkpoint with its input-limit check.</w:t>
       </w:r>
     </w:p>
     <w:p>
@@ -28550,7 +29646,8 @@
         <w:t xml:space="preserve">• Tier 1: Screening Matrix (Fast / Pooled): </w:t>
       </w:r>
       <w:r>
-        <w:t>Fast combination screening across the 48 cross-modal pairs, 64 three-modality triples, and 18 same-modality pairs of the twelve Stage 1 encoders using pooled representations and lightweight fusion heads to test whether Stage 1 metrics predict gains across combinations.</w:t>
+        <w:rPr/>
+        <w:t xml:space="preserve">Fast combination screening across the 48 cross-modal pairs, 64 three-modality triples, and 18 same-modality pairs of the twelve Stage 1 encoders using pooled representations and lightweight fusion heads to test whether Stage 1 metrics predict gains across combinations. Add-on: the mRFP synonymous control (add-on 5), with the null and control comparisons of Gantt 18.</w:t>
       </w:r>
     </w:p>
     <w:p>
@@ -28562,18 +29659,11 @@
         <w:rPr>
           <w:b/>
         </w:rPr>
-        <w:t xml:space="preserve">• Tier 2: Deep Token-Level Fusion: </w:t>
-      </w:r>
-      <w:r>
-        <w:t xml:space="preserve">Train full token-level Coupled Mamba and </w:t>
-      </w:r>
-      <w:proofErr w:type="spellStart"/>
-      <w:r>
-        <w:t>IsoFormer</w:t>
-      </w:r>
-      <w:proofErr w:type="spellEnd"/>
-      <w:r>
-        <w:t xml:space="preserve"> Cross-Attention models on selected combinations (including both high-synergy and low-synergy controls).</w:t>
+        <w:t xml:space="preserve">• Tier 2: Deep Token-Level Fusion and Baselines: </w:t>
+      </w:r>
+      <w:r>
+        <w:rPr/>
+        <w:t xml:space="preserve">Reproduce BioLangFusion and IsoFormer (Section 12.7; Gantt 17), the reproduction now faithful on all five published benchmarks (add-on 1); train full token-level Coupled Mamba (Gantt 20 and 21) and IsoFormer cross-attention (Gantt 25) models on selected combinations (including both high-synergy and low-synergy controls) against the reproduced heads; LucaOne beside them (add-on 3).</w:t>
       </w:r>
     </w:p>
     <w:p>
@@ -28588,15 +29678,8 @@
         <w:t xml:space="preserve">• Tier 3: Systematic Ablations: </w:t>
       </w:r>
       <w:r>
-        <w:t xml:space="preserve">Run systematic ablations: alignment loss penalty weights, modality dropping/reinitialization, codon grid necessity, and </w:t>
-      </w:r>
-      <w:proofErr w:type="spellStart"/>
-      <w:r>
-        <w:t>LoRA</w:t>
-      </w:r>
-      <w:proofErr w:type="spellEnd"/>
-      <w:r>
-        <w:t xml:space="preserve"> adaptation.</w:t>
+        <w:rPr/>
+        <w:t xml:space="preserve">Run systematic ablations: alignment loss penalty weights (Gantt 23), modality dropping/reinitialization, codon grid necessity, LoRA adaptation, and the encoder swaps of add-on 2 (Gantt 24, now planned rather than conditional).</w:t>
       </w:r>
     </w:p>
     <w:p>
@@ -28611,39 +29694,8 @@
         <w:t xml:space="preserve">• Tier 4: Generalization &amp; Published Benchmarking: </w:t>
       </w:r>
       <w:r>
-        <w:t>Evaluate generalization on external benchmarks (</w:t>
-      </w:r>
-      <w:proofErr w:type="spellStart"/>
-      <w:r>
-        <w:t>mRNABench</w:t>
-      </w:r>
-      <w:proofErr w:type="spellEnd"/>
-      <w:r>
-        <w:t xml:space="preserve">, Saluki half-life, </w:t>
-      </w:r>
-      <w:proofErr w:type="spellStart"/>
-      <w:r>
-        <w:t>RiboNN</w:t>
-      </w:r>
-      <w:proofErr w:type="spellEnd"/>
-      <w:r>
-        <w:t xml:space="preserve"> translation efficiency) and compare against published </w:t>
-      </w:r>
-      <w:proofErr w:type="spellStart"/>
-      <w:r>
-        <w:t>BioLangFusion</w:t>
-      </w:r>
-      <w:proofErr w:type="spellEnd"/>
-      <w:r>
-        <w:t xml:space="preserve"> and </w:t>
-      </w:r>
-      <w:proofErr w:type="spellStart"/>
-      <w:r>
-        <w:t>IsoFormer</w:t>
-      </w:r>
-      <w:proofErr w:type="spellEnd"/>
-      <w:r>
-        <w:t xml:space="preserve"> numbers.</w:t>
+        <w:rPr/>
+        <w:t xml:space="preserve">Evaluate generalization on external benchmarks (mRNABench half-life and translation efficiency with the gates of add-on 4, protein-to-mRNA ratio, the CaLM suite, mRNABench) and compare against published BioLangFusion and IsoFormer numbers (Gantt 29 and 38).</w:t>
       </w:r>
     </w:p>
     <w:p>
@@ -28652,7 +29704,3600 @@
         <w:spacing w:before="200" w:after="80"/>
       </w:pPr>
       <w:r>
-        <w:t>12.3 Benchmark Tasks &amp; Biological Roles</w:t>
+        <w:t>12.3 Task-Specific Datasets: What Each One Tests</w:t>
+      </w:r>
+    </w:p>
+    <w:p>
+      <w:pPr>
+        <w:spacing w:after="160"/>
+      </w:pPr>
+      <w:proofErr w:type="spellStart"/>
+      <w:proofErr w:type="spellEnd"/>
+      <w:proofErr w:type="spellStart"/>
+      <w:proofErr w:type="spellEnd"/>
+      <w:proofErr w:type="spellStart"/>
+      <w:proofErr w:type="spellEnd"/>
+      <w:proofErr w:type="spellStart"/>
+      <w:proofErr w:type="spellEnd"/>
+      <w:proofErr w:type="spellStart"/>
+      <w:proofErr w:type="spellEnd"/>
+      <w:proofErr w:type="spellStart"/>
+      <w:proofErr w:type="spellEnd"/>
+      <w:proofErr w:type="spellStart"/>
+      <w:proofErr w:type="spellEnd"/>
+      <w:r>
+        <w:rPr/>
+        <w:t xml:space="preserve">Two datasets cannot answer which encoders, and which token types, to fuse for which task, so the benchmark set is chosen so that each dataset isolates one question, along three axes that follow from what the encoders can read. The research plan adds five datasets to the set (Ab1, CoV-Vac, the mRNABench translation-efficiency and ribosome-load sets, and LBKWK) and fixes the order in which its own items are taken on. Which region carries the signal: codon-level encoders (mRNA-FM, CaLM) need an in-frame coding sequence and cannot read UTRs, so a UTR-dependent task tests the nucleotide encoders, a CDS task is where codon and amino-acid tokens compete, and a task driven by both is where fusing a UTR-reading encoder with a codon-level encoder has something to add. Whether the protein is held constant: synonymous-variant data make protein encoders uninformative by construction, the cleanest codon-against-amino-acid test. Whether the signal is position-resolved: where specific positions matter (the first codons, upstream AUGs, motifs near the stop codon), pooled concatenation should lose to fusion on the codon grid (H3). The Overleaf figure "Candidate datasets, what each one provides, and the research plan's priorities" and its table give every dataset's size, source, the question it answers, and its priority in the plan.</w:t>
+      </w:r>
+    </w:p>
+    <w:tbl>
+      <w:tblPr>
+        <w:tblW w:w="9360" w:type="dxa"/>
+        <w:tblBorders>
+          <w:top w:val="single" w:sz="4" w:space="0" w:color="auto"/>
+          <w:left w:val="single" w:sz="4" w:space="0" w:color="auto"/>
+          <w:bottom w:val="single" w:sz="4" w:space="0" w:color="auto"/>
+          <w:right w:val="single" w:sz="4" w:space="0" w:color="auto"/>
+          <w:insideH w:val="single" w:sz="4" w:space="0" w:color="auto"/>
+          <w:insideV w:val="single" w:sz="4" w:space="0" w:color="auto"/>
+        </w:tblBorders>
+        <w:tblCellMar>
+          <w:left w:w="10" w:type="dxa"/>
+          <w:right w:w="10" w:type="dxa"/>
+        </w:tblCellMar>
+        <w:tblLook w:val="0000" w:firstRow="0" w:lastRow="0" w:firstColumn="0" w:lastColumn="0" w:noHBand="0" w:noVBand="0"/>
+        <w:tblLayout w:type="fixed"/>
+      </w:tblPr>
+      <w:tblGrid>
+        <w:gridCol w:w="1800"/>
+        <w:gridCol w:w="2232"/>
+        <w:gridCol w:w="1655"/>
+        <w:gridCol w:w="3384"/>
+        <w:gridCol w:w="1007"/>
+      </w:tblGrid>
+      <w:tr>
+        <w:tblPrEx>
+          <w:tblCellMar>
+            <w:top w:w="0" w:type="dxa"/>
+            <w:bottom w:w="0" w:type="dxa"/>
+          </w:tblCellMar>
+        </w:tblPrEx>
+        <w:trPr>
+          <w:tblHeader/>
+        </w:trPr>
+        <w:tc>
+          <w:tcPr>
+            <w:tcW w:w="1800" w:type="dxa"/>
+            <w:tcBorders>
+              <w:top w:val="single" w:sz="4" w:space="0" w:color="808080"/>
+              <w:left w:val="single" w:sz="4" w:space="0" w:color="808080"/>
+              <w:bottom w:val="single" w:sz="4" w:space="0" w:color="808080"/>
+              <w:right w:val="single" w:sz="4" w:space="0" w:color="808080"/>
+            </w:tcBorders>
+            <w:shd w:val="clear" w:color="auto" w:fill="D9D9D9"/>
+            <w:tcMar>
+              <w:top w:w="60" w:type="dxa"/>
+              <w:left w:w="100" w:type="dxa"/>
+              <w:bottom w:w="60" w:type="dxa"/>
+              <w:right w:w="100" w:type="dxa"/>
+            </w:tcMar>
+          </w:tcPr>
+          <w:p>
+            <w:r>
+              <w:rPr>
+                <w:b/>
+                <w:bCs/>
+                <w:sz w:val="20"/>
+                <w:szCs w:val="20"/>
+              </w:rPr>
+              <w:t>Dataset</w:t>
+            </w:r>
+          </w:p>
+        </w:tc>
+        <w:tc>
+          <w:tcPr>
+            <w:tcW w:w="2232" w:type="dxa"/>
+            <w:tcBorders>
+              <w:top w:val="single" w:sz="4" w:space="0" w:color="808080"/>
+              <w:left w:val="single" w:sz="4" w:space="0" w:color="808080"/>
+              <w:bottom w:val="single" w:sz="4" w:space="0" w:color="808080"/>
+              <w:right w:val="single" w:sz="4" w:space="0" w:color="808080"/>
+            </w:tcBorders>
+            <w:shd w:val="clear" w:color="auto" w:fill="D9D9D9"/>
+            <w:tcMar>
+              <w:top w:w="60" w:type="dxa"/>
+              <w:left w:w="100" w:type="dxa"/>
+              <w:bottom w:w="60" w:type="dxa"/>
+              <w:right w:w="100" w:type="dxa"/>
+            </w:tcMar>
+          </w:tcPr>
+          <w:p>
+            <w:r>
+              <w:rPr>
+                <w:b/>
+                <w:bCs/>
+                <w:sz w:val="20"/>
+                <w:szCs w:val="20"/>
+              </w:rPr>
+              <w:t>What is predicted; size; source</w:t>
+            </w:r>
+          </w:p>
+        </w:tc>
+        <w:tc>
+          <w:tcPr>
+            <w:tcW w:w="1656" w:type="dxa"/>
+            <w:tcBorders>
+              <w:top w:val="single" w:sz="4" w:space="0" w:color="808080"/>
+              <w:left w:val="single" w:sz="4" w:space="0" w:color="808080"/>
+              <w:bottom w:val="single" w:sz="4" w:space="0" w:color="808080"/>
+              <w:right w:val="single" w:sz="4" w:space="0" w:color="808080"/>
+            </w:tcBorders>
+            <w:shd w:val="clear" w:color="auto" w:fill="D9D9D9"/>
+            <w:tcMar>
+              <w:top w:w="60" w:type="dxa"/>
+              <w:left w:w="100" w:type="dxa"/>
+              <w:bottom w:w="60" w:type="dxa"/>
+              <w:right w:w="100" w:type="dxa"/>
+            </w:tcMar>
+          </w:tcPr>
+          <w:p>
+            <w:r>
+              <w:rPr>
+                <w:b/>
+                <w:bCs/>
+                <w:sz w:val="20"/>
+                <w:szCs w:val="20"/>
+              </w:rPr>
+              <w:t>Regions and molecules</w:t>
+            </w:r>
+          </w:p>
+        </w:tc>
+        <w:tc>
+          <w:tcPr>
+            <w:tcW w:w="3384" w:type="dxa"/>
+            <w:tcBorders>
+              <w:top w:val="single" w:sz="4" w:space="0" w:color="808080"/>
+              <w:left w:val="single" w:sz="4" w:space="0" w:color="808080"/>
+              <w:bottom w:val="single" w:sz="4" w:space="0" w:color="808080"/>
+              <w:right w:val="single" w:sz="4" w:space="0" w:color="808080"/>
+            </w:tcBorders>
+            <w:shd w:val="clear" w:color="auto" w:fill="D9D9D9"/>
+            <w:tcMar>
+              <w:top w:w="60" w:type="dxa"/>
+              <w:left w:w="100" w:type="dxa"/>
+              <w:bottom w:w="60" w:type="dxa"/>
+              <w:right w:w="100" w:type="dxa"/>
+            </w:tcMar>
+          </w:tcPr>
+          <w:p>
+            <w:r>
+              <w:rPr>
+                <w:b/>
+                <w:bCs/>
+                <w:sz w:val="20"/>
+                <w:szCs w:val="20"/>
+              </w:rPr>
+              <w:t>What it tests, and the reference point</w:t>
+            </w:r>
+          </w:p>
+        </w:tc>
+        <w:tc>
+          <w:tcPr>
+            <w:tcW w:w="1008" w:type="dxa"/>
+            <w:tcBorders>
+              <w:top w:val="single" w:sz="4" w:space="0" w:color="808080"/>
+              <w:left w:val="single" w:sz="4" w:space="0" w:color="808080"/>
+              <w:bottom w:val="single" w:sz="4" w:space="0" w:color="808080"/>
+              <w:right w:val="single" w:sz="4" w:space="0" w:color="808080"/>
+            </w:tcBorders>
+            <w:shd w:val="clear" w:color="auto" w:fill="D9D9D9"/>
+            <w:tcMar>
+              <w:top w:w="60" w:type="dxa"/>
+              <w:left w:w="100" w:type="dxa"/>
+              <w:bottom w:w="60" w:type="dxa"/>
+              <w:right w:w="100" w:type="dxa"/>
+            </w:tcMar>
+          </w:tcPr>
+          <w:p>
+            <w:r>
+              <w:rPr>
+                <w:b/>
+                <w:bCs/>
+                <w:sz w:val="20"/>
+                <w:szCs w:val="20"/>
+              </w:rPr>
+              <w:t>Research plan priority</w:t>
+            </w:r>
+          </w:p>
+        </w:tc>
+      </w:tr>
+      <w:tr>
+        <w:tblPrEx>
+          <w:tblCellMar>
+            <w:top w:w="0" w:type="dxa"/>
+            <w:bottom w:w="0" w:type="dxa"/>
+          </w:tblCellMar>
+        </w:tblPrEx>
+        <w:tc>
+          <w:tcPr>
+            <w:tcW w:w="1800" w:type="dxa"/>
+            <w:tcBorders>
+              <w:top w:val="single" w:sz="4" w:space="0" w:color="808080"/>
+              <w:left w:val="single" w:sz="4" w:space="0" w:color="808080"/>
+              <w:bottom w:val="single" w:sz="4" w:space="0" w:color="808080"/>
+              <w:right w:val="single" w:sz="4" w:space="0" w:color="808080"/>
+            </w:tcBorders>
+            <w:tcMar>
+              <w:top w:w="60" w:type="dxa"/>
+              <w:left w:w="100" w:type="dxa"/>
+              <w:bottom w:w="60" w:type="dxa"/>
+              <w:right w:w="100" w:type="dxa"/>
+            </w:tcMar>
+          </w:tcPr>
+          <w:p>
+            <w:r>
+              <w:rPr>
+                <w:b/>
+                <w:sz w:val="20"/>
+                <w:szCs w:val="20"/>
+              </w:rPr>
+              <w:t>Same coding sequence to every encoder (add-ons 1 and 5)</w:t>
+            </w:r>
+          </w:p>
+        </w:tc>
+        <w:tc>
+          <w:tcPr>
+            <w:tcW w:w="2232" w:type="dxa"/>
+            <w:tcBorders>
+              <w:top w:val="single" w:sz="4" w:space="0" w:color="808080"/>
+              <w:left w:val="single" w:sz="4" w:space="0" w:color="808080"/>
+              <w:bottom w:val="single" w:sz="4" w:space="0" w:color="808080"/>
+              <w:right w:val="single" w:sz="4" w:space="0" w:color="808080"/>
+            </w:tcBorders>
+            <w:tcMar>
+              <w:top w:w="60" w:type="dxa"/>
+              <w:left w:w="100" w:type="dxa"/>
+              <w:bottom w:w="60" w:type="dxa"/>
+              <w:right w:w="100" w:type="dxa"/>
+            </w:tcMar>
+          </w:tcPr>
+          <w:p>
+            <w:r>
+              <w:rPr>
+                <w:sz w:val="20"/>
+                <w:szCs w:val="20"/>
+              </w:rPr>
+            </w:r>
+          </w:p>
+        </w:tc>
+        <w:tc>
+          <w:tcPr>
+            <w:tcW w:w="1656" w:type="dxa"/>
+            <w:tcBorders>
+              <w:top w:val="single" w:sz="4" w:space="0" w:color="808080"/>
+              <w:left w:val="single" w:sz="4" w:space="0" w:color="808080"/>
+              <w:bottom w:val="single" w:sz="4" w:space="0" w:color="808080"/>
+              <w:right w:val="single" w:sz="4" w:space="0" w:color="808080"/>
+            </w:tcBorders>
+            <w:tcMar>
+              <w:top w:w="60" w:type="dxa"/>
+              <w:left w:w="100" w:type="dxa"/>
+              <w:bottom w:w="60" w:type="dxa"/>
+              <w:right w:w="100" w:type="dxa"/>
+            </w:tcMar>
+          </w:tcPr>
+          <w:p>
+            <w:r>
+              <w:rPr>
+                <w:sz w:val="20"/>
+                <w:szCs w:val="20"/>
+              </w:rPr>
+            </w:r>
+          </w:p>
+        </w:tc>
+        <w:tc>
+          <w:tcPr>
+            <w:tcW w:w="3384" w:type="dxa"/>
+            <w:tcBorders>
+              <w:top w:val="single" w:sz="4" w:space="0" w:color="808080"/>
+              <w:left w:val="single" w:sz="4" w:space="0" w:color="808080"/>
+              <w:bottom w:val="single" w:sz="4" w:space="0" w:color="808080"/>
+              <w:right w:val="single" w:sz="4" w:space="0" w:color="808080"/>
+            </w:tcBorders>
+            <w:tcMar>
+              <w:top w:w="60" w:type="dxa"/>
+              <w:left w:w="100" w:type="dxa"/>
+              <w:bottom w:w="60" w:type="dxa"/>
+              <w:right w:w="100" w:type="dxa"/>
+            </w:tcMar>
+          </w:tcPr>
+          <w:p>
+            <w:r>
+              <w:rPr>
+                <w:sz w:val="20"/>
+                <w:szCs w:val="20"/>
+              </w:rPr>
+            </w:r>
+          </w:p>
+        </w:tc>
+        <w:tc>
+          <w:tcPr>
+            <w:tcW w:w="1008" w:type="dxa"/>
+            <w:tcBorders>
+              <w:top w:val="single" w:sz="4" w:space="0" w:color="808080"/>
+              <w:left w:val="single" w:sz="4" w:space="0" w:color="808080"/>
+              <w:bottom w:val="single" w:sz="4" w:space="0" w:color="808080"/>
+              <w:right w:val="single" w:sz="4" w:space="0" w:color="808080"/>
+            </w:tcBorders>
+            <w:tcMar>
+              <w:top w:w="60" w:type="dxa"/>
+              <w:left w:w="100" w:type="dxa"/>
+              <w:bottom w:w="60" w:type="dxa"/>
+              <w:right w:w="100" w:type="dxa"/>
+            </w:tcMar>
+          </w:tcPr>
+          <w:p>
+            <w:pPr>
+              <w:jc w:val="right"/>
+            </w:pPr>
+            <w:r>
+              <w:rPr>
+                <w:sz w:val="20"/>
+                <w:szCs w:val="20"/>
+              </w:rPr>
+            </w:r>
+          </w:p>
+        </w:tc>
+      </w:tr>
+      <w:tr>
+        <w:tblPrEx>
+          <w:tblCellMar>
+            <w:top w:w="0" w:type="dxa"/>
+            <w:bottom w:w="0" w:type="dxa"/>
+          </w:tblCellMar>
+        </w:tblPrEx>
+        <w:tc>
+          <w:tcPr>
+            <w:tcW w:w="1800" w:type="dxa"/>
+            <w:tcBorders>
+              <w:top w:val="single" w:sz="4" w:space="0" w:color="808080"/>
+              <w:left w:val="single" w:sz="4" w:space="0" w:color="808080"/>
+              <w:bottom w:val="single" w:sz="4" w:space="0" w:color="808080"/>
+              <w:right w:val="single" w:sz="4" w:space="0" w:color="808080"/>
+            </w:tcBorders>
+            <w:tcMar>
+              <w:top w:w="60" w:type="dxa"/>
+              <w:left w:w="100" w:type="dxa"/>
+              <w:bottom w:w="60" w:type="dxa"/>
+              <w:right w:w="100" w:type="dxa"/>
+            </w:tcMar>
+          </w:tcPr>
+          <w:p>
+            <w:r>
+              <w:rPr>
+                <w:sz w:val="20"/>
+                <w:szCs w:val="20"/>
+              </w:rPr>
+              <w:t>mRFP synonymous variants</w:t>
+            </w:r>
+          </w:p>
+        </w:tc>
+        <w:tc>
+          <w:tcPr>
+            <w:tcW w:w="2232" w:type="dxa"/>
+            <w:tcBorders>
+              <w:top w:val="single" w:sz="4" w:space="0" w:color="808080"/>
+              <w:left w:val="single" w:sz="4" w:space="0" w:color="808080"/>
+              <w:bottom w:val="single" w:sz="4" w:space="0" w:color="808080"/>
+              <w:right w:val="single" w:sz="4" w:space="0" w:color="808080"/>
+            </w:tcBorders>
+            <w:tcMar>
+              <w:top w:w="60" w:type="dxa"/>
+              <w:left w:w="100" w:type="dxa"/>
+              <w:bottom w:w="60" w:type="dxa"/>
+              <w:right w:w="100" w:type="dxa"/>
+            </w:tcMar>
+          </w:tcPr>
+          <w:p>
+            <w:r>
+              <w:rPr>
+                <w:sz w:val="20"/>
+                <w:szCs w:val="20"/>
+              </w:rPr>
+              <w:t>Expression of synonymous recodings of one gene in E. coli</w:t>
+            </w:r>
+          </w:p>
+        </w:tc>
+        <w:tc>
+          <w:tcPr>
+            <w:tcW w:w="1656" w:type="dxa"/>
+            <w:tcBorders>
+              <w:top w:val="single" w:sz="4" w:space="0" w:color="808080"/>
+              <w:left w:val="single" w:sz="4" w:space="0" w:color="808080"/>
+              <w:bottom w:val="single" w:sz="4" w:space="0" w:color="808080"/>
+              <w:right w:val="single" w:sz="4" w:space="0" w:color="808080"/>
+            </w:tcBorders>
+            <w:tcMar>
+              <w:top w:w="60" w:type="dxa"/>
+              <w:left w:w="100" w:type="dxa"/>
+              <w:bottom w:w="60" w:type="dxa"/>
+              <w:right w:w="100" w:type="dxa"/>
+            </w:tcMar>
+          </w:tcPr>
+          <w:p>
+            <w:r>
+              <w:rPr>
+                <w:sz w:val="20"/>
+                <w:szCs w:val="20"/>
+              </w:rPr>
+              <w:t>CDS only; protein identical</w:t>
+            </w:r>
+          </w:p>
+        </w:tc>
+        <w:tc>
+          <w:tcPr>
+            <w:tcW w:w="3384" w:type="dxa"/>
+            <w:tcBorders>
+              <w:top w:val="single" w:sz="4" w:space="0" w:color="808080"/>
+              <w:left w:val="single" w:sz="4" w:space="0" w:color="808080"/>
+              <w:bottom w:val="single" w:sz="4" w:space="0" w:color="808080"/>
+              <w:right w:val="single" w:sz="4" w:space="0" w:color="808080"/>
+            </w:tcBorders>
+            <w:tcMar>
+              <w:top w:w="60" w:type="dxa"/>
+              <w:left w:w="100" w:type="dxa"/>
+              <w:bottom w:w="60" w:type="dxa"/>
+              <w:right w:w="100" w:type="dxa"/>
+            </w:tcMar>
+          </w:tcPr>
+          <w:p>
+            <w:r>
+              <w:rPr>
+                <w:sz w:val="20"/>
+                <w:szCs w:val="20"/>
+              </w:rPr>
+              <w:t>The direct test of synonymous-codon information: protein encoders carry nothing by construction. One gene, so it tests within-gene codon choice only. Embeddings cached.</w:t>
+            </w:r>
+          </w:p>
+        </w:tc>
+        <w:tc>
+          <w:tcPr>
+            <w:tcW w:w="1008" w:type="dxa"/>
+            <w:tcBorders>
+              <w:top w:val="single" w:sz="4" w:space="0" w:color="808080"/>
+              <w:left w:val="single" w:sz="4" w:space="0" w:color="808080"/>
+              <w:bottom w:val="single" w:sz="4" w:space="0" w:color="808080"/>
+              <w:right w:val="single" w:sz="4" w:space="0" w:color="808080"/>
+            </w:tcBorders>
+            <w:tcMar>
+              <w:top w:w="60" w:type="dxa"/>
+              <w:left w:w="100" w:type="dxa"/>
+              <w:bottom w:w="60" w:type="dxa"/>
+              <w:right w:w="100" w:type="dxa"/>
+            </w:tcMar>
+          </w:tcPr>
+          <w:p>
+            <w:pPr>
+              <w:jc w:val="right"/>
+            </w:pPr>
+            <w:r>
+              <w:rPr>
+                <w:sz w:val="20"/>
+                <w:szCs w:val="20"/>
+              </w:rPr>
+              <w:t>5, parallel</w:t>
+            </w:r>
+          </w:p>
+        </w:tc>
+      </w:tr>
+      <w:tr>
+        <w:tblPrEx>
+          <w:tblCellMar>
+            <w:top w:w="0" w:type="dxa"/>
+            <w:bottom w:w="0" w:type="dxa"/>
+          </w:tblCellMar>
+        </w:tblPrEx>
+        <w:tc>
+          <w:tcPr>
+            <w:tcW w:w="1800" w:type="dxa"/>
+            <w:tcBorders>
+              <w:top w:val="single" w:sz="4" w:space="0" w:color="808080"/>
+              <w:left w:val="single" w:sz="4" w:space="0" w:color="808080"/>
+              <w:bottom w:val="single" w:sz="4" w:space="0" w:color="808080"/>
+              <w:right w:val="single" w:sz="4" w:space="0" w:color="808080"/>
+            </w:tcBorders>
+            <w:tcMar>
+              <w:top w:w="60" w:type="dxa"/>
+              <w:left w:w="100" w:type="dxa"/>
+              <w:bottom w:w="60" w:type="dxa"/>
+              <w:right w:w="100" w:type="dxa"/>
+            </w:tcMar>
+          </w:tcPr>
+          <w:p>
+            <w:r>
+              <w:rPr>
+                <w:sz w:val="20"/>
+                <w:szCs w:val="20"/>
+              </w:rPr>
+              <w:t>mRNA stability</w:t>
+            </w:r>
+          </w:p>
+        </w:tc>
+        <w:tc>
+          <w:tcPr>
+            <w:tcW w:w="2232" w:type="dxa"/>
+            <w:tcBorders>
+              <w:top w:val="single" w:sz="4" w:space="0" w:color="808080"/>
+              <w:left w:val="single" w:sz="4" w:space="0" w:color="808080"/>
+              <w:bottom w:val="single" w:sz="4" w:space="0" w:color="808080"/>
+              <w:right w:val="single" w:sz="4" w:space="0" w:color="808080"/>
+            </w:tcBorders>
+            <w:tcMar>
+              <w:top w:w="60" w:type="dxa"/>
+              <w:left w:w="100" w:type="dxa"/>
+              <w:bottom w:w="60" w:type="dxa"/>
+              <w:right w:w="100" w:type="dxa"/>
+            </w:tcMar>
+          </w:tcPr>
+          <w:p>
+            <w:r>
+              <w:rPr>
+                <w:sz w:val="20"/>
+                <w:szCs w:val="20"/>
+              </w:rPr>
+              <w:t>Continuous stability; 65,356 rows, 29,949 distinct CDS; human, mouse, frog, fish</w:t>
+            </w:r>
+          </w:p>
+        </w:tc>
+        <w:tc>
+          <w:tcPr>
+            <w:tcW w:w="1656" w:type="dxa"/>
+            <w:tcBorders>
+              <w:top w:val="single" w:sz="4" w:space="0" w:color="808080"/>
+              <w:left w:val="single" w:sz="4" w:space="0" w:color="808080"/>
+              <w:bottom w:val="single" w:sz="4" w:space="0" w:color="808080"/>
+              <w:right w:val="single" w:sz="4" w:space="0" w:color="808080"/>
+            </w:tcBorders>
+            <w:tcMar>
+              <w:top w:w="60" w:type="dxa"/>
+              <w:left w:w="100" w:type="dxa"/>
+              <w:bottom w:w="60" w:type="dxa"/>
+              <w:right w:w="100" w:type="dxa"/>
+            </w:tcMar>
+          </w:tcPr>
+          <w:p>
+            <w:r>
+              <w:rPr>
+                <w:sz w:val="20"/>
+                <w:szCs w:val="20"/>
+              </w:rPr>
+              <w:t>CDS only; protein varies</w:t>
+            </w:r>
+          </w:p>
+        </w:tc>
+        <w:tc>
+          <w:tcPr>
+            <w:tcW w:w="3384" w:type="dxa"/>
+            <w:tcBorders>
+              <w:top w:val="single" w:sz="4" w:space="0" w:color="808080"/>
+              <w:left w:val="single" w:sz="4" w:space="0" w:color="808080"/>
+              <w:bottom w:val="single" w:sz="4" w:space="0" w:color="808080"/>
+              <w:right w:val="single" w:sz="4" w:space="0" w:color="808080"/>
+            </w:tcBorders>
+            <w:tcMar>
+              <w:top w:w="60" w:type="dxa"/>
+              <w:left w:w="100" w:type="dxa"/>
+              <w:bottom w:w="60" w:type="dxa"/>
+              <w:right w:w="100" w:type="dxa"/>
+            </w:tcMar>
+          </w:tcPr>
+          <w:p>
+            <w:r>
+              <w:rPr>
+                <w:sz w:val="20"/>
+                <w:szCs w:val="20"/>
+              </w:rPr>
+              <w:t>Codon, amino-acid, and nucleotide tokens on one input (Stage 1: codon-level and protein encoders lead). BioLangFusion: 0.530 to 0.553 single, 0.563 fused (Spearman). In hand.</w:t>
+            </w:r>
+          </w:p>
+        </w:tc>
+        <w:tc>
+          <w:tcPr>
+            <w:tcW w:w="1008" w:type="dxa"/>
+            <w:tcBorders>
+              <w:top w:val="single" w:sz="4" w:space="0" w:color="808080"/>
+              <w:left w:val="single" w:sz="4" w:space="0" w:color="808080"/>
+              <w:bottom w:val="single" w:sz="4" w:space="0" w:color="808080"/>
+              <w:right w:val="single" w:sz="4" w:space="0" w:color="808080"/>
+            </w:tcBorders>
+            <w:tcMar>
+              <w:top w:w="60" w:type="dxa"/>
+              <w:left w:w="100" w:type="dxa"/>
+              <w:bottom w:w="60" w:type="dxa"/>
+              <w:right w:w="100" w:type="dxa"/>
+            </w:tcMar>
+          </w:tcPr>
+          <w:p>
+            <w:pPr>
+              <w:jc w:val="right"/>
+            </w:pPr>
+            <w:r>
+              <w:rPr>
+                <w:sz w:val="20"/>
+                <w:szCs w:val="20"/>
+              </w:rPr>
+              <w:t>1</w:t>
+            </w:r>
+          </w:p>
+        </w:tc>
+      </w:tr>
+      <w:tr>
+        <w:tblPrEx>
+          <w:tblCellMar>
+            <w:top w:w="0" w:type="dxa"/>
+            <w:bottom w:w="0" w:type="dxa"/>
+          </w:tblCellMar>
+        </w:tblPrEx>
+        <w:tc>
+          <w:tcPr>
+            <w:tcW w:w="1800" w:type="dxa"/>
+            <w:tcBorders>
+              <w:top w:val="single" w:sz="4" w:space="0" w:color="808080"/>
+              <w:left w:val="single" w:sz="4" w:space="0" w:color="808080"/>
+              <w:bottom w:val="single" w:sz="4" w:space="0" w:color="808080"/>
+              <w:right w:val="single" w:sz="4" w:space="0" w:color="808080"/>
+            </w:tcBorders>
+            <w:tcMar>
+              <w:top w:w="60" w:type="dxa"/>
+              <w:left w:w="100" w:type="dxa"/>
+              <w:bottom w:w="60" w:type="dxa"/>
+              <w:right w:w="100" w:type="dxa"/>
+            </w:tcMar>
+          </w:tcPr>
+          <w:p>
+            <w:r>
+              <w:rPr>
+                <w:sz w:val="20"/>
+                <w:szCs w:val="20"/>
+              </w:rPr>
+              <w:t>Fungal expression</w:t>
+            </w:r>
+          </w:p>
+        </w:tc>
+        <w:tc>
+          <w:tcPr>
+            <w:tcW w:w="2232" w:type="dxa"/>
+            <w:tcBorders>
+              <w:top w:val="single" w:sz="4" w:space="0" w:color="808080"/>
+              <w:left w:val="single" w:sz="4" w:space="0" w:color="808080"/>
+              <w:bottom w:val="single" w:sz="4" w:space="0" w:color="808080"/>
+              <w:right w:val="single" w:sz="4" w:space="0" w:color="808080"/>
+            </w:tcBorders>
+            <w:tcMar>
+              <w:top w:w="60" w:type="dxa"/>
+              <w:left w:w="100" w:type="dxa"/>
+              <w:bottom w:w="60" w:type="dxa"/>
+              <w:right w:w="100" w:type="dxa"/>
+            </w:tcMar>
+          </w:tcPr>
+          <w:p>
+            <w:r>
+              <w:rPr>
+                <w:sz w:val="20"/>
+                <w:szCs w:val="20"/>
+              </w:rPr>
+              <w:t>Expression of CDS from many fungal genomes; 7,056 raw, 3,138 used</w:t>
+            </w:r>
+          </w:p>
+        </w:tc>
+        <w:tc>
+          <w:tcPr>
+            <w:tcW w:w="1656" w:type="dxa"/>
+            <w:tcBorders>
+              <w:top w:val="single" w:sz="4" w:space="0" w:color="808080"/>
+              <w:left w:val="single" w:sz="4" w:space="0" w:color="808080"/>
+              <w:bottom w:val="single" w:sz="4" w:space="0" w:color="808080"/>
+              <w:right w:val="single" w:sz="4" w:space="0" w:color="808080"/>
+            </w:tcBorders>
+            <w:tcMar>
+              <w:top w:w="60" w:type="dxa"/>
+              <w:left w:w="100" w:type="dxa"/>
+              <w:bottom w:w="60" w:type="dxa"/>
+              <w:right w:w="100" w:type="dxa"/>
+            </w:tcMar>
+          </w:tcPr>
+          <w:p>
+            <w:r>
+              <w:rPr>
+                <w:sz w:val="20"/>
+                <w:szCs w:val="20"/>
+              </w:rPr>
+              <w:t>CDS only; many species</w:t>
+            </w:r>
+          </w:p>
+        </w:tc>
+        <w:tc>
+          <w:tcPr>
+            <w:tcW w:w="3384" w:type="dxa"/>
+            <w:tcBorders>
+              <w:top w:val="single" w:sz="4" w:space="0" w:color="808080"/>
+              <w:left w:val="single" w:sz="4" w:space="0" w:color="808080"/>
+              <w:bottom w:val="single" w:sz="4" w:space="0" w:color="808080"/>
+              <w:right w:val="single" w:sz="4" w:space="0" w:color="808080"/>
+            </w:tcBorders>
+            <w:tcMar>
+              <w:top w:w="60" w:type="dxa"/>
+              <w:left w:w="100" w:type="dxa"/>
+              <w:bottom w:w="60" w:type="dxa"/>
+              <w:right w:w="100" w:type="dxa"/>
+            </w:tcMar>
+          </w:tcPr>
+          <w:p>
+            <w:r>
+              <w:rPr>
+                <w:sz w:val="20"/>
+                <w:szCs w:val="20"/>
+              </w:rPr>
+              <w:t>Cross-species codon bias. The composition baseline is decisive: codon frequencies alone may carry the species signal. BioLangFusion: 0.804 single (NT), 0.824 fused.</w:t>
+            </w:r>
+          </w:p>
+        </w:tc>
+        <w:tc>
+          <w:tcPr>
+            <w:tcW w:w="1008" w:type="dxa"/>
+            <w:tcBorders>
+              <w:top w:val="single" w:sz="4" w:space="0" w:color="808080"/>
+              <w:left w:val="single" w:sz="4" w:space="0" w:color="808080"/>
+              <w:bottom w:val="single" w:sz="4" w:space="0" w:color="808080"/>
+              <w:right w:val="single" w:sz="4" w:space="0" w:color="808080"/>
+            </w:tcBorders>
+            <w:tcMar>
+              <w:top w:w="60" w:type="dxa"/>
+              <w:left w:w="100" w:type="dxa"/>
+              <w:bottom w:w="60" w:type="dxa"/>
+              <w:right w:w="100" w:type="dxa"/>
+            </w:tcMar>
+          </w:tcPr>
+          <w:p>
+            <w:pPr>
+              <w:jc w:val="right"/>
+            </w:pPr>
+            <w:r>
+              <w:rPr>
+                <w:sz w:val="20"/>
+                <w:szCs w:val="20"/>
+              </w:rPr>
+              <w:t>1</w:t>
+            </w:r>
+          </w:p>
+        </w:tc>
+      </w:tr>
+      <w:tr>
+        <w:tblPrEx>
+          <w:tblCellMar>
+            <w:top w:w="0" w:type="dxa"/>
+            <w:bottom w:w="0" w:type="dxa"/>
+          </w:tblCellMar>
+        </w:tblPrEx>
+        <w:tc>
+          <w:tcPr>
+            <w:tcW w:w="1800" w:type="dxa"/>
+            <w:tcBorders>
+              <w:top w:val="single" w:sz="4" w:space="0" w:color="808080"/>
+              <w:left w:val="single" w:sz="4" w:space="0" w:color="808080"/>
+              <w:bottom w:val="single" w:sz="4" w:space="0" w:color="808080"/>
+              <w:right w:val="single" w:sz="4" w:space="0" w:color="808080"/>
+            </w:tcBorders>
+            <w:tcMar>
+              <w:top w:w="60" w:type="dxa"/>
+              <w:left w:w="100" w:type="dxa"/>
+              <w:bottom w:w="60" w:type="dxa"/>
+              <w:right w:w="100" w:type="dxa"/>
+            </w:tcMar>
+          </w:tcPr>
+          <w:p>
+            <w:r>
+              <w:rPr>
+                <w:sz w:val="20"/>
+                <w:szCs w:val="20"/>
+              </w:rPr>
+              <w:t>E. coli expression</w:t>
+            </w:r>
+          </w:p>
+        </w:tc>
+        <w:tc>
+          <w:tcPr>
+            <w:tcW w:w="2232" w:type="dxa"/>
+            <w:tcBorders>
+              <w:top w:val="single" w:sz="4" w:space="0" w:color="808080"/>
+              <w:left w:val="single" w:sz="4" w:space="0" w:color="808080"/>
+              <w:bottom w:val="single" w:sz="4" w:space="0" w:color="808080"/>
+              <w:right w:val="single" w:sz="4" w:space="0" w:color="808080"/>
+            </w:tcBorders>
+            <w:tcMar>
+              <w:top w:w="60" w:type="dxa"/>
+              <w:left w:w="100" w:type="dxa"/>
+              <w:bottom w:w="60" w:type="dxa"/>
+              <w:right w:w="100" w:type="dxa"/>
+            </w:tcMar>
+          </w:tcPr>
+          <w:p>
+            <w:r>
+              <w:rPr>
+                <w:sz w:val="20"/>
+                <w:szCs w:val="20"/>
+              </w:rPr>
+              <w:t>Low, medium, or high expression; 6,348 CDS, 4,450 used</w:t>
+            </w:r>
+          </w:p>
+        </w:tc>
+        <w:tc>
+          <w:tcPr>
+            <w:tcW w:w="1656" w:type="dxa"/>
+            <w:tcBorders>
+              <w:top w:val="single" w:sz="4" w:space="0" w:color="808080"/>
+              <w:left w:val="single" w:sz="4" w:space="0" w:color="808080"/>
+              <w:bottom w:val="single" w:sz="4" w:space="0" w:color="808080"/>
+              <w:right w:val="single" w:sz="4" w:space="0" w:color="808080"/>
+            </w:tcBorders>
+            <w:tcMar>
+              <w:top w:w="60" w:type="dxa"/>
+              <w:left w:w="100" w:type="dxa"/>
+              <w:bottom w:w="60" w:type="dxa"/>
+              <w:right w:w="100" w:type="dxa"/>
+            </w:tcMar>
+          </w:tcPr>
+          <w:p>
+            <w:r>
+              <w:rPr>
+                <w:sz w:val="20"/>
+                <w:szCs w:val="20"/>
+              </w:rPr>
+              <w:t>CDS only; one organism</w:t>
+            </w:r>
+          </w:p>
+        </w:tc>
+        <w:tc>
+          <w:tcPr>
+            <w:tcW w:w="3384" w:type="dxa"/>
+            <w:tcBorders>
+              <w:top w:val="single" w:sz="4" w:space="0" w:color="808080"/>
+              <w:left w:val="single" w:sz="4" w:space="0" w:color="808080"/>
+              <w:bottom w:val="single" w:sz="4" w:space="0" w:color="808080"/>
+              <w:right w:val="single" w:sz="4" w:space="0" w:color="808080"/>
+            </w:tcBorders>
+            <w:tcMar>
+              <w:top w:w="60" w:type="dxa"/>
+              <w:left w:w="100" w:type="dxa"/>
+              <w:bottom w:w="60" w:type="dxa"/>
+              <w:right w:w="100" w:type="dxa"/>
+            </w:tcMar>
+          </w:tcPr>
+          <w:p>
+            <w:r>
+              <w:rPr>
+                <w:sz w:val="20"/>
+                <w:szCs w:val="20"/>
+              </w:rPr>
+              <w:t>Codon with protein in one organism. BioLangFusion: 52.95 single (RNA-FM), 53.93 fused (accuracy).</w:t>
+            </w:r>
+          </w:p>
+        </w:tc>
+        <w:tc>
+          <w:tcPr>
+            <w:tcW w:w="1008" w:type="dxa"/>
+            <w:tcBorders>
+              <w:top w:val="single" w:sz="4" w:space="0" w:color="808080"/>
+              <w:left w:val="single" w:sz="4" w:space="0" w:color="808080"/>
+              <w:bottom w:val="single" w:sz="4" w:space="0" w:color="808080"/>
+              <w:right w:val="single" w:sz="4" w:space="0" w:color="808080"/>
+            </w:tcBorders>
+            <w:tcMar>
+              <w:top w:w="60" w:type="dxa"/>
+              <w:left w:w="100" w:type="dxa"/>
+              <w:bottom w:w="60" w:type="dxa"/>
+              <w:right w:w="100" w:type="dxa"/>
+            </w:tcMar>
+          </w:tcPr>
+          <w:p>
+            <w:pPr>
+              <w:jc w:val="right"/>
+            </w:pPr>
+            <w:r>
+              <w:rPr>
+                <w:sz w:val="20"/>
+                <w:szCs w:val="20"/>
+              </w:rPr>
+              <w:t>1</w:t>
+            </w:r>
+          </w:p>
+        </w:tc>
+      </w:tr>
+      <w:tr>
+        <w:tblPrEx>
+          <w:tblCellMar>
+            <w:top w:w="0" w:type="dxa"/>
+            <w:bottom w:w="0" w:type="dxa"/>
+          </w:tblCellMar>
+        </w:tblPrEx>
+        <w:tc>
+          <w:tcPr>
+            <w:tcW w:w="1800" w:type="dxa"/>
+            <w:tcBorders>
+              <w:top w:val="single" w:sz="4" w:space="0" w:color="808080"/>
+              <w:left w:val="single" w:sz="4" w:space="0" w:color="808080"/>
+              <w:bottom w:val="single" w:sz="4" w:space="0" w:color="808080"/>
+              <w:right w:val="single" w:sz="4" w:space="0" w:color="808080"/>
+            </w:tcBorders>
+            <w:tcMar>
+              <w:top w:w="60" w:type="dxa"/>
+              <w:left w:w="100" w:type="dxa"/>
+              <w:bottom w:w="60" w:type="dxa"/>
+              <w:right w:w="100" w:type="dxa"/>
+            </w:tcMar>
+          </w:tcPr>
+          <w:p>
+            <w:r>
+              <w:rPr>
+                <w:sz w:val="20"/>
+                <w:szCs w:val="20"/>
+              </w:rPr>
+              <w:t>Ab1</w:t>
+            </w:r>
+          </w:p>
+        </w:tc>
+        <w:tc>
+          <w:tcPr>
+            <w:tcW w:w="2232" w:type="dxa"/>
+            <w:tcBorders>
+              <w:top w:val="single" w:sz="4" w:space="0" w:color="808080"/>
+              <w:left w:val="single" w:sz="4" w:space="0" w:color="808080"/>
+              <w:bottom w:val="single" w:sz="4" w:space="0" w:color="808080"/>
+              <w:right w:val="single" w:sz="4" w:space="0" w:color="808080"/>
+            </w:tcBorders>
+            <w:tcMar>
+              <w:top w:w="60" w:type="dxa"/>
+              <w:left w:w="100" w:type="dxa"/>
+              <w:bottom w:w="60" w:type="dxa"/>
+              <w:right w:w="100" w:type="dxa"/>
+            </w:tcMar>
+          </w:tcPr>
+          <w:p>
+            <w:r>
+              <w:rPr>
+                <w:sz w:val="20"/>
+                <w:szCs w:val="20"/>
+              </w:rPr>
+              <w:t>Protein expression of antibody-encoding mRNAs; 723 sequences, up to 1,203 nt</w:t>
+            </w:r>
+          </w:p>
+        </w:tc>
+        <w:tc>
+          <w:tcPr>
+            <w:tcW w:w="1656" w:type="dxa"/>
+            <w:tcBorders>
+              <w:top w:val="single" w:sz="4" w:space="0" w:color="808080"/>
+              <w:left w:val="single" w:sz="4" w:space="0" w:color="808080"/>
+              <w:bottom w:val="single" w:sz="4" w:space="0" w:color="808080"/>
+              <w:right w:val="single" w:sz="4" w:space="0" w:color="808080"/>
+            </w:tcBorders>
+            <w:tcMar>
+              <w:top w:w="60" w:type="dxa"/>
+              <w:left w:w="100" w:type="dxa"/>
+              <w:bottom w:w="60" w:type="dxa"/>
+              <w:right w:w="100" w:type="dxa"/>
+            </w:tcMar>
+          </w:tcPr>
+          <w:p>
+            <w:r>
+              <w:rPr>
+                <w:sz w:val="20"/>
+                <w:szCs w:val="20"/>
+              </w:rPr>
+              <w:t>CDS; protein varies</w:t>
+            </w:r>
+          </w:p>
+        </w:tc>
+        <w:tc>
+          <w:tcPr>
+            <w:tcW w:w="3384" w:type="dxa"/>
+            <w:tcBorders>
+              <w:top w:val="single" w:sz="4" w:space="0" w:color="808080"/>
+              <w:left w:val="single" w:sz="4" w:space="0" w:color="808080"/>
+              <w:bottom w:val="single" w:sz="4" w:space="0" w:color="808080"/>
+              <w:right w:val="single" w:sz="4" w:space="0" w:color="808080"/>
+            </w:tcBorders>
+            <w:tcMar>
+              <w:top w:w="60" w:type="dxa"/>
+              <w:left w:w="100" w:type="dxa"/>
+              <w:bottom w:w="60" w:type="dxa"/>
+              <w:right w:w="100" w:type="dxa"/>
+            </w:tcMar>
+          </w:tcPr>
+          <w:p>
+            <w:r>
+              <w:rPr>
+                <w:sz w:val="20"/>
+                <w:szCs w:val="20"/>
+              </w:rPr>
+              <w:t>Expression of designed coding sequences, where the first codons and codon usage act. BioLangFusion: 0.743 single (RNA-FM), 0.765 fused.</w:t>
+            </w:r>
+          </w:p>
+        </w:tc>
+        <w:tc>
+          <w:tcPr>
+            <w:tcW w:w="1008" w:type="dxa"/>
+            <w:tcBorders>
+              <w:top w:val="single" w:sz="4" w:space="0" w:color="808080"/>
+              <w:left w:val="single" w:sz="4" w:space="0" w:color="808080"/>
+              <w:bottom w:val="single" w:sz="4" w:space="0" w:color="808080"/>
+              <w:right w:val="single" w:sz="4" w:space="0" w:color="808080"/>
+            </w:tcBorders>
+            <w:tcMar>
+              <w:top w:w="60" w:type="dxa"/>
+              <w:left w:w="100" w:type="dxa"/>
+              <w:bottom w:w="60" w:type="dxa"/>
+              <w:right w:w="100" w:type="dxa"/>
+            </w:tcMar>
+          </w:tcPr>
+          <w:p>
+            <w:pPr>
+              <w:jc w:val="right"/>
+            </w:pPr>
+            <w:r>
+              <w:rPr>
+                <w:sz w:val="20"/>
+                <w:szCs w:val="20"/>
+              </w:rPr>
+              <w:t>1, added</w:t>
+            </w:r>
+          </w:p>
+        </w:tc>
+      </w:tr>
+      <w:tr>
+        <w:tblPrEx>
+          <w:tblCellMar>
+            <w:top w:w="0" w:type="dxa"/>
+            <w:bottom w:w="0" w:type="dxa"/>
+          </w:tblCellMar>
+        </w:tblPrEx>
+        <w:tc>
+          <w:tcPr>
+            <w:tcW w:w="1800" w:type="dxa"/>
+            <w:tcBorders>
+              <w:top w:val="single" w:sz="4" w:space="0" w:color="808080"/>
+              <w:left w:val="single" w:sz="4" w:space="0" w:color="808080"/>
+              <w:bottom w:val="single" w:sz="4" w:space="0" w:color="808080"/>
+              <w:right w:val="single" w:sz="4" w:space="0" w:color="808080"/>
+            </w:tcBorders>
+            <w:tcMar>
+              <w:top w:w="60" w:type="dxa"/>
+              <w:left w:w="100" w:type="dxa"/>
+              <w:bottom w:w="60" w:type="dxa"/>
+              <w:right w:w="100" w:type="dxa"/>
+            </w:tcMar>
+          </w:tcPr>
+          <w:p>
+            <w:r>
+              <w:rPr>
+                <w:sz w:val="20"/>
+                <w:szCs w:val="20"/>
+              </w:rPr>
+              <w:t>CoV-Vac</w:t>
+            </w:r>
+          </w:p>
+        </w:tc>
+        <w:tc>
+          <w:tcPr>
+            <w:tcW w:w="2232" w:type="dxa"/>
+            <w:tcBorders>
+              <w:top w:val="single" w:sz="4" w:space="0" w:color="808080"/>
+              <w:left w:val="single" w:sz="4" w:space="0" w:color="808080"/>
+              <w:bottom w:val="single" w:sz="4" w:space="0" w:color="808080"/>
+              <w:right w:val="single" w:sz="4" w:space="0" w:color="808080"/>
+            </w:tcBorders>
+            <w:tcMar>
+              <w:top w:w="60" w:type="dxa"/>
+              <w:left w:w="100" w:type="dxa"/>
+              <w:bottom w:w="60" w:type="dxa"/>
+              <w:right w:w="100" w:type="dxa"/>
+            </w:tcMar>
+          </w:tcPr>
+          <w:p>
+            <w:r>
+              <w:rPr>
+                <w:sz w:val="20"/>
+                <w:szCs w:val="20"/>
+              </w:rPr>
+              <w:t>Degradation of 2,400 designed mRNA fragments of up to 81 nt</w:t>
+            </w:r>
+          </w:p>
+        </w:tc>
+        <w:tc>
+          <w:tcPr>
+            <w:tcW w:w="1656" w:type="dxa"/>
+            <w:tcBorders>
+              <w:top w:val="single" w:sz="4" w:space="0" w:color="808080"/>
+              <w:left w:val="single" w:sz="4" w:space="0" w:color="808080"/>
+              <w:bottom w:val="single" w:sz="4" w:space="0" w:color="808080"/>
+              <w:right w:val="single" w:sz="4" w:space="0" w:color="808080"/>
+            </w:tcBorders>
+            <w:tcMar>
+              <w:top w:w="60" w:type="dxa"/>
+              <w:left w:w="100" w:type="dxa"/>
+              <w:bottom w:w="60" w:type="dxa"/>
+              <w:right w:w="100" w:type="dxa"/>
+            </w:tcMar>
+          </w:tcPr>
+          <w:p>
+            <w:r>
+              <w:rPr>
+                <w:sz w:val="20"/>
+                <w:szCs w:val="20"/>
+              </w:rPr>
+              <w:t>Short RNA; translated in frame for the protein stream</w:t>
+            </w:r>
+          </w:p>
+        </w:tc>
+        <w:tc>
+          <w:tcPr>
+            <w:tcW w:w="3384" w:type="dxa"/>
+            <w:tcBorders>
+              <w:top w:val="single" w:sz="4" w:space="0" w:color="808080"/>
+              <w:left w:val="single" w:sz="4" w:space="0" w:color="808080"/>
+              <w:bottom w:val="single" w:sz="4" w:space="0" w:color="808080"/>
+              <w:right w:val="single" w:sz="4" w:space="0" w:color="808080"/>
+            </w:tcBorders>
+            <w:tcMar>
+              <w:top w:w="60" w:type="dxa"/>
+              <w:left w:w="100" w:type="dxa"/>
+              <w:bottom w:w="60" w:type="dxa"/>
+              <w:right w:w="100" w:type="dxa"/>
+            </w:tcMar>
+          </w:tcPr>
+          <w:p>
+            <w:r>
+              <w:rPr>
+                <w:sz w:val="20"/>
+                <w:szCs w:val="20"/>
+              </w:rPr>
+              <w:t>The shortest sequences in the set, where structure dominates; the RNA encoder leads every single-encoder result. BioLangFusion: 0.841 single (RNA-FM), 0.864 fused.</w:t>
+            </w:r>
+          </w:p>
+        </w:tc>
+        <w:tc>
+          <w:tcPr>
+            <w:tcW w:w="1008" w:type="dxa"/>
+            <w:tcBorders>
+              <w:top w:val="single" w:sz="4" w:space="0" w:color="808080"/>
+              <w:left w:val="single" w:sz="4" w:space="0" w:color="808080"/>
+              <w:bottom w:val="single" w:sz="4" w:space="0" w:color="808080"/>
+              <w:right w:val="single" w:sz="4" w:space="0" w:color="808080"/>
+            </w:tcBorders>
+            <w:tcMar>
+              <w:top w:w="60" w:type="dxa"/>
+              <w:left w:w="100" w:type="dxa"/>
+              <w:bottom w:w="60" w:type="dxa"/>
+              <w:right w:w="100" w:type="dxa"/>
+            </w:tcMar>
+          </w:tcPr>
+          <w:p>
+            <w:pPr>
+              <w:jc w:val="right"/>
+            </w:pPr>
+            <w:r>
+              <w:rPr>
+                <w:sz w:val="20"/>
+                <w:szCs w:val="20"/>
+              </w:rPr>
+              <w:t>1, added</w:t>
+            </w:r>
+          </w:p>
+        </w:tc>
+      </w:tr>
+      <w:tr>
+        <w:tblPrEx>
+          <w:tblCellMar>
+            <w:top w:w="0" w:type="dxa"/>
+            <w:bottom w:w="0" w:type="dxa"/>
+          </w:tblCellMar>
+        </w:tblPrEx>
+        <w:tc>
+          <w:tcPr>
+            <w:tcW w:w="1800" w:type="dxa"/>
+            <w:tcBorders>
+              <w:top w:val="single" w:sz="4" w:space="0" w:color="808080"/>
+              <w:left w:val="single" w:sz="4" w:space="0" w:color="808080"/>
+              <w:bottom w:val="single" w:sz="4" w:space="0" w:color="808080"/>
+              <w:right w:val="single" w:sz="4" w:space="0" w:color="808080"/>
+            </w:tcBorders>
+            <w:tcMar>
+              <w:top w:w="60" w:type="dxa"/>
+              <w:left w:w="100" w:type="dxa"/>
+              <w:bottom w:w="60" w:type="dxa"/>
+              <w:right w:w="100" w:type="dxa"/>
+            </w:tcMar>
+          </w:tcPr>
+          <w:p>
+            <w:r>
+              <w:rPr>
+                <w:b/>
+                <w:sz w:val="20"/>
+                <w:szCs w:val="20"/>
+              </w:rPr>
+              <w:t>Physically distinct molecules (add-ons 3 and 4)</w:t>
+            </w:r>
+          </w:p>
+        </w:tc>
+        <w:tc>
+          <w:tcPr>
+            <w:tcW w:w="2232" w:type="dxa"/>
+            <w:tcBorders>
+              <w:top w:val="single" w:sz="4" w:space="0" w:color="808080"/>
+              <w:left w:val="single" w:sz="4" w:space="0" w:color="808080"/>
+              <w:bottom w:val="single" w:sz="4" w:space="0" w:color="808080"/>
+              <w:right w:val="single" w:sz="4" w:space="0" w:color="808080"/>
+            </w:tcBorders>
+            <w:tcMar>
+              <w:top w:w="60" w:type="dxa"/>
+              <w:left w:w="100" w:type="dxa"/>
+              <w:bottom w:w="60" w:type="dxa"/>
+              <w:right w:w="100" w:type="dxa"/>
+            </w:tcMar>
+          </w:tcPr>
+          <w:p>
+            <w:r>
+              <w:rPr>
+                <w:sz w:val="20"/>
+                <w:szCs w:val="20"/>
+              </w:rPr>
+            </w:r>
+          </w:p>
+        </w:tc>
+        <w:tc>
+          <w:tcPr>
+            <w:tcW w:w="1656" w:type="dxa"/>
+            <w:tcBorders>
+              <w:top w:val="single" w:sz="4" w:space="0" w:color="808080"/>
+              <w:left w:val="single" w:sz="4" w:space="0" w:color="808080"/>
+              <w:bottom w:val="single" w:sz="4" w:space="0" w:color="808080"/>
+              <w:right w:val="single" w:sz="4" w:space="0" w:color="808080"/>
+            </w:tcBorders>
+            <w:tcMar>
+              <w:top w:w="60" w:type="dxa"/>
+              <w:left w:w="100" w:type="dxa"/>
+              <w:bottom w:w="60" w:type="dxa"/>
+              <w:right w:w="100" w:type="dxa"/>
+            </w:tcMar>
+          </w:tcPr>
+          <w:p>
+            <w:r>
+              <w:rPr>
+                <w:sz w:val="20"/>
+                <w:szCs w:val="20"/>
+              </w:rPr>
+            </w:r>
+          </w:p>
+        </w:tc>
+        <w:tc>
+          <w:tcPr>
+            <w:tcW w:w="3384" w:type="dxa"/>
+            <w:tcBorders>
+              <w:top w:val="single" w:sz="4" w:space="0" w:color="808080"/>
+              <w:left w:val="single" w:sz="4" w:space="0" w:color="808080"/>
+              <w:bottom w:val="single" w:sz="4" w:space="0" w:color="808080"/>
+              <w:right w:val="single" w:sz="4" w:space="0" w:color="808080"/>
+            </w:tcBorders>
+            <w:tcMar>
+              <w:top w:w="60" w:type="dxa"/>
+              <w:left w:w="100" w:type="dxa"/>
+              <w:bottom w:w="60" w:type="dxa"/>
+              <w:right w:w="100" w:type="dxa"/>
+            </w:tcMar>
+          </w:tcPr>
+          <w:p>
+            <w:r>
+              <w:rPr>
+                <w:sz w:val="20"/>
+                <w:szCs w:val="20"/>
+              </w:rPr>
+            </w:r>
+          </w:p>
+        </w:tc>
+        <w:tc>
+          <w:tcPr>
+            <w:tcW w:w="1008" w:type="dxa"/>
+            <w:tcBorders>
+              <w:top w:val="single" w:sz="4" w:space="0" w:color="808080"/>
+              <w:left w:val="single" w:sz="4" w:space="0" w:color="808080"/>
+              <w:bottom w:val="single" w:sz="4" w:space="0" w:color="808080"/>
+              <w:right w:val="single" w:sz="4" w:space="0" w:color="808080"/>
+            </w:tcBorders>
+            <w:tcMar>
+              <w:top w:w="60" w:type="dxa"/>
+              <w:left w:w="100" w:type="dxa"/>
+              <w:bottom w:w="60" w:type="dxa"/>
+              <w:right w:w="100" w:type="dxa"/>
+            </w:tcMar>
+          </w:tcPr>
+          <w:p>
+            <w:pPr>
+              <w:jc w:val="right"/>
+            </w:pPr>
+            <w:r>
+              <w:rPr>
+                <w:sz w:val="20"/>
+                <w:szCs w:val="20"/>
+              </w:rPr>
+            </w:r>
+          </w:p>
+        </w:tc>
+      </w:tr>
+      <w:tr>
+        <w:tblPrEx>
+          <w:tblCellMar>
+            <w:top w:w="0" w:type="dxa"/>
+            <w:bottom w:w="0" w:type="dxa"/>
+          </w:tblCellMar>
+        </w:tblPrEx>
+        <w:tc>
+          <w:tcPr>
+            <w:tcW w:w="1800" w:type="dxa"/>
+            <w:tcBorders>
+              <w:top w:val="single" w:sz="4" w:space="0" w:color="808080"/>
+              <w:left w:val="single" w:sz="4" w:space="0" w:color="808080"/>
+              <w:bottom w:val="single" w:sz="4" w:space="0" w:color="808080"/>
+              <w:right w:val="single" w:sz="4" w:space="0" w:color="808080"/>
+            </w:tcBorders>
+            <w:tcMar>
+              <w:top w:w="60" w:type="dxa"/>
+              <w:left w:w="100" w:type="dxa"/>
+              <w:bottom w:w="60" w:type="dxa"/>
+              <w:right w:w="100" w:type="dxa"/>
+            </w:tcMar>
+          </w:tcPr>
+          <w:p>
+            <w:r>
+              <w:rPr>
+                <w:sz w:val="20"/>
+                <w:szCs w:val="20"/>
+              </w:rPr>
+              <w:t>GTEx isoform expression</w:t>
+            </w:r>
+          </w:p>
+        </w:tc>
+        <w:tc>
+          <w:tcPr>
+            <w:tcW w:w="2232" w:type="dxa"/>
+            <w:tcBorders>
+              <w:top w:val="single" w:sz="4" w:space="0" w:color="808080"/>
+              <w:left w:val="single" w:sz="4" w:space="0" w:color="808080"/>
+              <w:bottom w:val="single" w:sz="4" w:space="0" w:color="808080"/>
+              <w:right w:val="single" w:sz="4" w:space="0" w:color="808080"/>
+            </w:tcBorders>
+            <w:tcMar>
+              <w:top w:w="60" w:type="dxa"/>
+              <w:left w:w="100" w:type="dxa"/>
+              <w:bottom w:w="60" w:type="dxa"/>
+              <w:right w:w="100" w:type="dxa"/>
+            </w:tcMar>
+          </w:tcPr>
+          <w:p>
+            <w:r>
+              <w:rPr>
+                <w:sz w:val="20"/>
+                <w:szCs w:val="20"/>
+              </w:rPr>
+              <w:t>Expression in 30 tissues; about 160,000 training transcripts</w:t>
+            </w:r>
+          </w:p>
+        </w:tc>
+        <w:tc>
+          <w:tcPr>
+            <w:tcW w:w="1656" w:type="dxa"/>
+            <w:tcBorders>
+              <w:top w:val="single" w:sz="4" w:space="0" w:color="808080"/>
+              <w:left w:val="single" w:sz="4" w:space="0" w:color="808080"/>
+              <w:bottom w:val="single" w:sz="4" w:space="0" w:color="808080"/>
+              <w:right w:val="single" w:sz="4" w:space="0" w:color="808080"/>
+            </w:tcBorders>
+            <w:tcMar>
+              <w:top w:w="60" w:type="dxa"/>
+              <w:left w:w="100" w:type="dxa"/>
+              <w:bottom w:w="60" w:type="dxa"/>
+              <w:right w:w="100" w:type="dxa"/>
+            </w:tcMar>
+          </w:tcPr>
+          <w:p>
+            <w:r>
+              <w:rPr>
+                <w:sz w:val="20"/>
+                <w:szCs w:val="20"/>
+              </w:rPr>
+              <w:t>6 kb genomic window, transcript with UTRs, protein</w:t>
+            </w:r>
+          </w:p>
+        </w:tc>
+        <w:tc>
+          <w:tcPr>
+            <w:tcW w:w="3384" w:type="dxa"/>
+            <w:tcBorders>
+              <w:top w:val="single" w:sz="4" w:space="0" w:color="808080"/>
+              <w:left w:val="single" w:sz="4" w:space="0" w:color="808080"/>
+              <w:bottom w:val="single" w:sz="4" w:space="0" w:color="808080"/>
+              <w:right w:val="single" w:sz="4" w:space="0" w:color="808080"/>
+            </w:tcBorders>
+            <w:tcMar>
+              <w:top w:w="60" w:type="dxa"/>
+              <w:left w:w="100" w:type="dxa"/>
+              <w:bottom w:w="60" w:type="dxa"/>
+              <w:right w:w="100" w:type="dxa"/>
+            </w:tcMar>
+          </w:tcPr>
+          <w:p>
+            <w:r>
+              <w:rPr>
+                <w:sz w:val="20"/>
+                <w:szCs w:val="20"/>
+              </w:rPr>
+              <w:t>Whether a different molecule adds signal a shared input cannot (Stage 1: yes, but four length features match all twelve encoders). IsoFormer: R² 0.43. Pilot in hand; also the second LucaOne dataset, with the window truncated to its 1,280-token limit.</w:t>
+            </w:r>
+          </w:p>
+        </w:tc>
+        <w:tc>
+          <w:tcPr>
+            <w:tcW w:w="1008" w:type="dxa"/>
+            <w:tcBorders>
+              <w:top w:val="single" w:sz="4" w:space="0" w:color="808080"/>
+              <w:left w:val="single" w:sz="4" w:space="0" w:color="808080"/>
+              <w:bottom w:val="single" w:sz="4" w:space="0" w:color="808080"/>
+              <w:right w:val="single" w:sz="4" w:space="0" w:color="808080"/>
+            </w:tcBorders>
+            <w:tcMar>
+              <w:top w:w="60" w:type="dxa"/>
+              <w:left w:w="100" w:type="dxa"/>
+              <w:bottom w:w="60" w:type="dxa"/>
+              <w:right w:w="100" w:type="dxa"/>
+            </w:tcMar>
+          </w:tcPr>
+          <w:p>
+            <w:pPr>
+              <w:jc w:val="right"/>
+            </w:pPr>
+            <w:r>
+              <w:rPr>
+                <w:sz w:val="20"/>
+                <w:szCs w:val="20"/>
+              </w:rPr>
+              <w:t>2</w:t>
+            </w:r>
+          </w:p>
+        </w:tc>
+      </w:tr>
+      <w:tr>
+        <w:tblPrEx>
+          <w:tblCellMar>
+            <w:top w:w="0" w:type="dxa"/>
+            <w:bottom w:w="0" w:type="dxa"/>
+          </w:tblCellMar>
+        </w:tblPrEx>
+        <w:tc>
+          <w:tcPr>
+            <w:tcW w:w="1800" w:type="dxa"/>
+            <w:tcBorders>
+              <w:top w:val="single" w:sz="4" w:space="0" w:color="808080"/>
+              <w:left w:val="single" w:sz="4" w:space="0" w:color="808080"/>
+              <w:bottom w:val="single" w:sz="4" w:space="0" w:color="808080"/>
+              <w:right w:val="single" w:sz="4" w:space="0" w:color="808080"/>
+            </w:tcBorders>
+            <w:tcMar>
+              <w:top w:w="60" w:type="dxa"/>
+              <w:left w:w="100" w:type="dxa"/>
+              <w:bottom w:w="60" w:type="dxa"/>
+              <w:right w:w="100" w:type="dxa"/>
+            </w:tcMar>
+          </w:tcPr>
+          <w:p>
+            <w:r>
+              <w:rPr>
+                <w:sz w:val="20"/>
+                <w:szCs w:val="20"/>
+              </w:rPr>
+              <w:t>mRNA half-life</w:t>
+            </w:r>
+          </w:p>
+        </w:tc>
+        <w:tc>
+          <w:tcPr>
+            <w:tcW w:w="2232" w:type="dxa"/>
+            <w:tcBorders>
+              <w:top w:val="single" w:sz="4" w:space="0" w:color="808080"/>
+              <w:left w:val="single" w:sz="4" w:space="0" w:color="808080"/>
+              <w:bottom w:val="single" w:sz="4" w:space="0" w:color="808080"/>
+              <w:right w:val="single" w:sz="4" w:space="0" w:color="808080"/>
+            </w:tcBorders>
+            <w:tcMar>
+              <w:top w:w="60" w:type="dxa"/>
+              <w:left w:w="100" w:type="dxa"/>
+              <w:bottom w:w="60" w:type="dxa"/>
+              <w:right w:w="100" w:type="dxa"/>
+            </w:tcMar>
+          </w:tcPr>
+          <w:p>
+            <w:r>
+              <w:rPr>
+                <w:sz w:val="20"/>
+                <w:szCs w:val="20"/>
+              </w:rPr>
+              <w:t>Half-life compiled from 33 publications; 13,921 human and 14,463 mouse genes</w:t>
+            </w:r>
+          </w:p>
+        </w:tc>
+        <w:tc>
+          <w:tcPr>
+            <w:tcW w:w="1656" w:type="dxa"/>
+            <w:tcBorders>
+              <w:top w:val="single" w:sz="4" w:space="0" w:color="808080"/>
+              <w:left w:val="single" w:sz="4" w:space="0" w:color="808080"/>
+              <w:bottom w:val="single" w:sz="4" w:space="0" w:color="808080"/>
+              <w:right w:val="single" w:sz="4" w:space="0" w:color="808080"/>
+            </w:tcBorders>
+            <w:tcMar>
+              <w:top w:w="60" w:type="dxa"/>
+              <w:left w:w="100" w:type="dxa"/>
+              <w:bottom w:w="60" w:type="dxa"/>
+              <w:right w:w="100" w:type="dxa"/>
+            </w:tcMar>
+          </w:tcPr>
+          <w:p>
+            <w:r>
+              <w:rPr>
+                <w:sz w:val="20"/>
+                <w:szCs w:val="20"/>
+              </w:rPr>
+              <w:t>Spliced mRNA up to 12,288 nt with codon and exon-junction tracks; protein by translation</w:t>
+            </w:r>
+          </w:p>
+        </w:tc>
+        <w:tc>
+          <w:tcPr>
+            <w:tcW w:w="3384" w:type="dxa"/>
+            <w:tcBorders>
+              <w:top w:val="single" w:sz="4" w:space="0" w:color="808080"/>
+              <w:left w:val="single" w:sz="4" w:space="0" w:color="808080"/>
+              <w:bottom w:val="single" w:sz="4" w:space="0" w:color="808080"/>
+              <w:right w:val="single" w:sz="4" w:space="0" w:color="808080"/>
+            </w:tcBorders>
+            <w:tcMar>
+              <w:top w:w="60" w:type="dxa"/>
+              <w:left w:w="100" w:type="dxa"/>
+              <w:bottom w:w="60" w:type="dxa"/>
+              <w:right w:w="100" w:type="dxa"/>
+            </w:tcMar>
+          </w:tcPr>
+          <w:p>
+            <w:r>
+              <w:rPr>
+                <w:sz w:val="20"/>
+                <w:szCs w:val="20"/>
+              </w:rPr>
+              <w:t>Saluki reaches Pearson 0.77 (human) and 0.73 (mouse) from sequence plus the two tracks; codon effects are strongest near start and stop, 3' UTR motifs (ARE, PUF, m6A) reduce stability, and splice sites raise it. The test: coding sequence only, plus 3' UTR, and full transcript, with a protein encoder added for the coding region.</w:t>
+            </w:r>
+          </w:p>
+        </w:tc>
+        <w:tc>
+          <w:tcPr>
+            <w:tcW w:w="1008" w:type="dxa"/>
+            <w:tcBorders>
+              <w:top w:val="single" w:sz="4" w:space="0" w:color="808080"/>
+              <w:left w:val="single" w:sz="4" w:space="0" w:color="808080"/>
+              <w:bottom w:val="single" w:sz="4" w:space="0" w:color="808080"/>
+              <w:right w:val="single" w:sz="4" w:space="0" w:color="808080"/>
+            </w:tcBorders>
+            <w:tcMar>
+              <w:top w:w="60" w:type="dxa"/>
+              <w:left w:w="100" w:type="dxa"/>
+              <w:bottom w:w="60" w:type="dxa"/>
+              <w:right w:w="100" w:type="dxa"/>
+            </w:tcMar>
+          </w:tcPr>
+          <w:p>
+            <w:pPr>
+              <w:jc w:val="right"/>
+            </w:pPr>
+            <w:r>
+              <w:rPr>
+                <w:sz w:val="20"/>
+                <w:szCs w:val="20"/>
+              </w:rPr>
+              <w:t>3</w:t>
+            </w:r>
+          </w:p>
+        </w:tc>
+      </w:tr>
+      <w:tr>
+        <w:tblPrEx>
+          <w:tblCellMar>
+            <w:top w:w="0" w:type="dxa"/>
+            <w:bottom w:w="0" w:type="dxa"/>
+          </w:tblCellMar>
+        </w:tblPrEx>
+        <w:tc>
+          <w:tcPr>
+            <w:tcW w:w="1800" w:type="dxa"/>
+            <w:tcBorders>
+              <w:top w:val="single" w:sz="4" w:space="0" w:color="808080"/>
+              <w:left w:val="single" w:sz="4" w:space="0" w:color="808080"/>
+              <w:bottom w:val="single" w:sz="4" w:space="0" w:color="808080"/>
+              <w:right w:val="single" w:sz="4" w:space="0" w:color="808080"/>
+            </w:tcBorders>
+            <w:tcMar>
+              <w:top w:w="60" w:type="dxa"/>
+              <w:left w:w="100" w:type="dxa"/>
+              <w:bottom w:w="60" w:type="dxa"/>
+              <w:right w:w="100" w:type="dxa"/>
+            </w:tcMar>
+          </w:tcPr>
+          <w:p>
+            <w:r>
+              <w:rPr>
+                <w:sz w:val="20"/>
+                <w:szCs w:val="20"/>
+              </w:rPr>
+              <w:t>LBKWK half-life and MRL</w:t>
+            </w:r>
+          </w:p>
+        </w:tc>
+        <w:tc>
+          <w:tcPr>
+            <w:tcW w:w="2232" w:type="dxa"/>
+            <w:tcBorders>
+              <w:top w:val="single" w:sz="4" w:space="0" w:color="808080"/>
+              <w:left w:val="single" w:sz="4" w:space="0" w:color="808080"/>
+              <w:bottom w:val="single" w:sz="4" w:space="0" w:color="808080"/>
+              <w:right w:val="single" w:sz="4" w:space="0" w:color="808080"/>
+            </w:tcBorders>
+            <w:tcMar>
+              <w:top w:w="60" w:type="dxa"/>
+              <w:left w:w="100" w:type="dxa"/>
+              <w:bottom w:w="60" w:type="dxa"/>
+              <w:right w:w="100" w:type="dxa"/>
+            </w:tcMar>
+          </w:tcPr>
+          <w:p>
+            <w:r>
+              <w:rPr>
+                <w:sz w:val="20"/>
+                <w:szCs w:val="20"/>
+              </w:rPr>
+              <w:t>Half-life and mean ribosome load of synthetic mRNAs; two targets</w:t>
+            </w:r>
+          </w:p>
+        </w:tc>
+        <w:tc>
+          <w:tcPr>
+            <w:tcW w:w="1656" w:type="dxa"/>
+            <w:tcBorders>
+              <w:top w:val="single" w:sz="4" w:space="0" w:color="808080"/>
+              <w:left w:val="single" w:sz="4" w:space="0" w:color="808080"/>
+              <w:bottom w:val="single" w:sz="4" w:space="0" w:color="808080"/>
+              <w:right w:val="single" w:sz="4" w:space="0" w:color="808080"/>
+            </w:tcBorders>
+            <w:tcMar>
+              <w:top w:w="60" w:type="dxa"/>
+              <w:left w:w="100" w:type="dxa"/>
+              <w:bottom w:w="60" w:type="dxa"/>
+              <w:right w:w="100" w:type="dxa"/>
+            </w:tcMar>
+          </w:tcPr>
+          <w:p>
+            <w:r>
+              <w:rPr>
+                <w:sz w:val="20"/>
+                <w:szCs w:val="20"/>
+              </w:rPr>
+              <w:t>Full designed transcript</w:t>
+            </w:r>
+          </w:p>
+        </w:tc>
+        <w:tc>
+          <w:tcPr>
+            <w:tcW w:w="3384" w:type="dxa"/>
+            <w:tcBorders>
+              <w:top w:val="single" w:sz="4" w:space="0" w:color="808080"/>
+              <w:left w:val="single" w:sz="4" w:space="0" w:color="808080"/>
+              <w:bottom w:val="single" w:sz="4" w:space="0" w:color="808080"/>
+              <w:right w:val="single" w:sz="4" w:space="0" w:color="808080"/>
+            </w:tcBorders>
+            <w:tcMar>
+              <w:top w:w="60" w:type="dxa"/>
+              <w:left w:w="100" w:type="dxa"/>
+              <w:bottom w:w="60" w:type="dxa"/>
+              <w:right w:w="100" w:type="dxa"/>
+            </w:tcMar>
+          </w:tcPr>
+          <w:p>
+            <w:r>
+              <w:rPr>
+                <w:sz w:val="20"/>
+                <w:szCs w:val="20"/>
+              </w:rPr>
+              <w:t>Two targets on one set, each run separately on its own split and metric.</w:t>
+            </w:r>
+          </w:p>
+        </w:tc>
+        <w:tc>
+          <w:tcPr>
+            <w:tcW w:w="1008" w:type="dxa"/>
+            <w:tcBorders>
+              <w:top w:val="single" w:sz="4" w:space="0" w:color="808080"/>
+              <w:left w:val="single" w:sz="4" w:space="0" w:color="808080"/>
+              <w:bottom w:val="single" w:sz="4" w:space="0" w:color="808080"/>
+              <w:right w:val="single" w:sz="4" w:space="0" w:color="808080"/>
+            </w:tcBorders>
+            <w:tcMar>
+              <w:top w:w="60" w:type="dxa"/>
+              <w:left w:w="100" w:type="dxa"/>
+              <w:bottom w:w="60" w:type="dxa"/>
+              <w:right w:w="100" w:type="dxa"/>
+            </w:tcMar>
+          </w:tcPr>
+          <w:p>
+            <w:pPr>
+              <w:jc w:val="right"/>
+            </w:pPr>
+            <w:r>
+              <w:rPr>
+                <w:sz w:val="20"/>
+                <w:szCs w:val="20"/>
+              </w:rPr>
+              <w:t>3, 4, added</w:t>
+            </w:r>
+          </w:p>
+        </w:tc>
+      </w:tr>
+      <w:tr>
+        <w:tblPrEx>
+          <w:tblCellMar>
+            <w:top w:w="0" w:type="dxa"/>
+            <w:bottom w:w="0" w:type="dxa"/>
+          </w:tblCellMar>
+        </w:tblPrEx>
+        <w:tc>
+          <w:tcPr>
+            <w:tcW w:w="1800" w:type="dxa"/>
+            <w:tcBorders>
+              <w:top w:val="single" w:sz="4" w:space="0" w:color="808080"/>
+              <w:left w:val="single" w:sz="4" w:space="0" w:color="808080"/>
+              <w:bottom w:val="single" w:sz="4" w:space="0" w:color="808080"/>
+              <w:right w:val="single" w:sz="4" w:space="0" w:color="808080"/>
+            </w:tcBorders>
+            <w:tcMar>
+              <w:top w:w="60" w:type="dxa"/>
+              <w:left w:w="100" w:type="dxa"/>
+              <w:bottom w:w="60" w:type="dxa"/>
+              <w:right w:w="100" w:type="dxa"/>
+            </w:tcMar>
+          </w:tcPr>
+          <w:p>
+            <w:r>
+              <w:rPr>
+                <w:sz w:val="20"/>
+                <w:szCs w:val="20"/>
+              </w:rPr>
+              <w:t>Translation efficiency</w:t>
+            </w:r>
+          </w:p>
+        </w:tc>
+        <w:tc>
+          <w:tcPr>
+            <w:tcW w:w="2232" w:type="dxa"/>
+            <w:tcBorders>
+              <w:top w:val="single" w:sz="4" w:space="0" w:color="808080"/>
+              <w:left w:val="single" w:sz="4" w:space="0" w:color="808080"/>
+              <w:bottom w:val="single" w:sz="4" w:space="0" w:color="808080"/>
+              <w:right w:val="single" w:sz="4" w:space="0" w:color="808080"/>
+            </w:tcBorders>
+            <w:tcMar>
+              <w:top w:w="60" w:type="dxa"/>
+              <w:left w:w="100" w:type="dxa"/>
+              <w:bottom w:w="60" w:type="dxa"/>
+              <w:right w:w="100" w:type="dxa"/>
+            </w:tcMar>
+          </w:tcPr>
+          <w:p>
+            <w:r>
+              <w:rPr>
+                <w:sz w:val="20"/>
+                <w:szCs w:val="20"/>
+              </w:rPr>
+              <w:t>Mean ribosome-profiling TE over 78 human cell types (10,348 genes) and 68 mouse cell types (10,870 genes)</w:t>
+            </w:r>
+          </w:p>
+        </w:tc>
+        <w:tc>
+          <w:tcPr>
+            <w:tcW w:w="1656" w:type="dxa"/>
+            <w:tcBorders>
+              <w:top w:val="single" w:sz="4" w:space="0" w:color="808080"/>
+              <w:left w:val="single" w:sz="4" w:space="0" w:color="808080"/>
+              <w:bottom w:val="single" w:sz="4" w:space="0" w:color="808080"/>
+              <w:right w:val="single" w:sz="4" w:space="0" w:color="808080"/>
+            </w:tcBorders>
+            <w:tcMar>
+              <w:top w:w="60" w:type="dxa"/>
+              <w:left w:w="100" w:type="dxa"/>
+              <w:bottom w:w="60" w:type="dxa"/>
+              <w:right w:w="100" w:type="dxa"/>
+            </w:tcMar>
+          </w:tcPr>
+          <w:p>
+            <w:r>
+              <w:rPr>
+                <w:sz w:val="20"/>
+                <w:szCs w:val="20"/>
+              </w:rPr>
+              <w:t>Full mRNA with a codon-frame channel</w:t>
+            </w:r>
+          </w:p>
+        </w:tc>
+        <w:tc>
+          <w:tcPr>
+            <w:tcW w:w="3384" w:type="dxa"/>
+            <w:tcBorders>
+              <w:top w:val="single" w:sz="4" w:space="0" w:color="808080"/>
+              <w:left w:val="single" w:sz="4" w:space="0" w:color="808080"/>
+              <w:bottom w:val="single" w:sz="4" w:space="0" w:color="808080"/>
+              <w:right w:val="single" w:sz="4" w:space="0" w:color="808080"/>
+            </w:tcBorders>
+            <w:tcMar>
+              <w:top w:w="60" w:type="dxa"/>
+              <w:left w:w="100" w:type="dxa"/>
+              <w:bottom w:w="60" w:type="dxa"/>
+              <w:right w:w="100" w:type="dxa"/>
+            </w:tcMar>
+          </w:tcPr>
+          <w:p>
+            <w:r>
+              <w:rPr>
+                <w:sz w:val="20"/>
+                <w:szCs w:val="20"/>
+              </w:rPr>
+              <w:t>RiboNN reaches r² 0.62 (human); the 5' UTR and CDS contribute about 22% and 73%, the 3' UTR about 5%, the first ten codons weigh about twice the rest, and upstream AUGs lower TE. The test for H3: a position-resolved CDS signal where fusion on the grid should beat pooled concatenation, with the 5' UTR read by a nucleotide encoder; RiboNN is the external benchmark.</w:t>
+            </w:r>
+          </w:p>
+        </w:tc>
+        <w:tc>
+          <w:tcPr>
+            <w:tcW w:w="1008" w:type="dxa"/>
+            <w:tcBorders>
+              <w:top w:val="single" w:sz="4" w:space="0" w:color="808080"/>
+              <w:left w:val="single" w:sz="4" w:space="0" w:color="808080"/>
+              <w:bottom w:val="single" w:sz="4" w:space="0" w:color="808080"/>
+              <w:right w:val="single" w:sz="4" w:space="0" w:color="808080"/>
+            </w:tcBorders>
+            <w:tcMar>
+              <w:top w:w="60" w:type="dxa"/>
+              <w:left w:w="100" w:type="dxa"/>
+              <w:bottom w:w="60" w:type="dxa"/>
+              <w:right w:w="100" w:type="dxa"/>
+            </w:tcMar>
+          </w:tcPr>
+          <w:p>
+            <w:pPr>
+              <w:jc w:val="right"/>
+            </w:pPr>
+            <w:r>
+              <w:rPr>
+                <w:sz w:val="20"/>
+                <w:szCs w:val="20"/>
+              </w:rPr>
+              <w:t>4</w:t>
+            </w:r>
+          </w:p>
+        </w:tc>
+      </w:tr>
+      <w:tr>
+        <w:tblPrEx>
+          <w:tblCellMar>
+            <w:top w:w="0" w:type="dxa"/>
+            <w:bottom w:w="0" w:type="dxa"/>
+          </w:tblCellMar>
+        </w:tblPrEx>
+        <w:tc>
+          <w:tcPr>
+            <w:tcW w:w="1800" w:type="dxa"/>
+            <w:tcBorders>
+              <w:top w:val="single" w:sz="4" w:space="0" w:color="808080"/>
+              <w:left w:val="single" w:sz="4" w:space="0" w:color="808080"/>
+              <w:bottom w:val="single" w:sz="4" w:space="0" w:color="808080"/>
+              <w:right w:val="single" w:sz="4" w:space="0" w:color="808080"/>
+            </w:tcBorders>
+            <w:tcMar>
+              <w:top w:w="60" w:type="dxa"/>
+              <w:left w:w="100" w:type="dxa"/>
+              <w:bottom w:w="60" w:type="dxa"/>
+              <w:right w:w="100" w:type="dxa"/>
+            </w:tcMar>
+          </w:tcPr>
+          <w:p>
+            <w:r>
+              <w:rPr>
+                <w:sz w:val="20"/>
+                <w:szCs w:val="20"/>
+              </w:rPr>
+              <w:t>MRL Sugimoto</w:t>
+            </w:r>
+          </w:p>
+        </w:tc>
+        <w:tc>
+          <w:tcPr>
+            <w:tcW w:w="2232" w:type="dxa"/>
+            <w:tcBorders>
+              <w:top w:val="single" w:sz="4" w:space="0" w:color="808080"/>
+              <w:left w:val="single" w:sz="4" w:space="0" w:color="808080"/>
+              <w:bottom w:val="single" w:sz="4" w:space="0" w:color="808080"/>
+              <w:right w:val="single" w:sz="4" w:space="0" w:color="808080"/>
+            </w:tcBorders>
+            <w:tcMar>
+              <w:top w:w="60" w:type="dxa"/>
+              <w:left w:w="100" w:type="dxa"/>
+              <w:bottom w:w="60" w:type="dxa"/>
+              <w:right w:w="100" w:type="dxa"/>
+            </w:tcMar>
+          </w:tcPr>
+          <w:p>
+            <w:r>
+              <w:rPr>
+                <w:sz w:val="20"/>
+                <w:szCs w:val="20"/>
+              </w:rPr>
+              <w:t>Mean ribosome load of endogenous transcript isoforms</w:t>
+            </w:r>
+          </w:p>
+        </w:tc>
+        <w:tc>
+          <w:tcPr>
+            <w:tcW w:w="1656" w:type="dxa"/>
+            <w:tcBorders>
+              <w:top w:val="single" w:sz="4" w:space="0" w:color="808080"/>
+              <w:left w:val="single" w:sz="4" w:space="0" w:color="808080"/>
+              <w:bottom w:val="single" w:sz="4" w:space="0" w:color="808080"/>
+              <w:right w:val="single" w:sz="4" w:space="0" w:color="808080"/>
+            </w:tcBorders>
+            <w:tcMar>
+              <w:top w:w="60" w:type="dxa"/>
+              <w:left w:w="100" w:type="dxa"/>
+              <w:bottom w:w="60" w:type="dxa"/>
+              <w:right w:w="100" w:type="dxa"/>
+            </w:tcMar>
+          </w:tcPr>
+          <w:p>
+            <w:r>
+              <w:rPr>
+                <w:sz w:val="20"/>
+                <w:szCs w:val="20"/>
+              </w:rPr>
+              <w:t>Full transcript</w:t>
+            </w:r>
+          </w:p>
+        </w:tc>
+        <w:tc>
+          <w:tcPr>
+            <w:tcW w:w="3384" w:type="dxa"/>
+            <w:tcBorders>
+              <w:top w:val="single" w:sz="4" w:space="0" w:color="808080"/>
+              <w:left w:val="single" w:sz="4" w:space="0" w:color="808080"/>
+              <w:bottom w:val="single" w:sz="4" w:space="0" w:color="808080"/>
+              <w:right w:val="single" w:sz="4" w:space="0" w:color="808080"/>
+            </w:tcBorders>
+            <w:tcMar>
+              <w:top w:w="60" w:type="dxa"/>
+              <w:left w:w="100" w:type="dxa"/>
+              <w:bottom w:w="60" w:type="dxa"/>
+              <w:right w:w="100" w:type="dxa"/>
+            </w:tcMar>
+          </w:tcPr>
+          <w:p>
+            <w:r>
+              <w:rPr>
+                <w:sz w:val="20"/>
+                <w:szCs w:val="20"/>
+              </w:rPr>
+              <w:t>Ribosome load rather than TE or half-life; run separately so that the three targets are never conflated.</w:t>
+            </w:r>
+          </w:p>
+        </w:tc>
+        <w:tc>
+          <w:tcPr>
+            <w:tcW w:w="1008" w:type="dxa"/>
+            <w:tcBorders>
+              <w:top w:val="single" w:sz="4" w:space="0" w:color="808080"/>
+              <w:left w:val="single" w:sz="4" w:space="0" w:color="808080"/>
+              <w:bottom w:val="single" w:sz="4" w:space="0" w:color="808080"/>
+              <w:right w:val="single" w:sz="4" w:space="0" w:color="808080"/>
+            </w:tcBorders>
+            <w:tcMar>
+              <w:top w:w="60" w:type="dxa"/>
+              <w:left w:w="100" w:type="dxa"/>
+              <w:bottom w:w="60" w:type="dxa"/>
+              <w:right w:w="100" w:type="dxa"/>
+            </w:tcMar>
+          </w:tcPr>
+          <w:p>
+            <w:pPr>
+              <w:jc w:val="right"/>
+            </w:pPr>
+            <w:r>
+              <w:rPr>
+                <w:sz w:val="20"/>
+                <w:szCs w:val="20"/>
+              </w:rPr>
+              <w:t>4, added</w:t>
+            </w:r>
+          </w:p>
+        </w:tc>
+      </w:tr>
+      <w:tr>
+        <w:tblPrEx>
+          <w:tblCellMar>
+            <w:top w:w="0" w:type="dxa"/>
+            <w:bottom w:w="0" w:type="dxa"/>
+          </w:tblCellMar>
+        </w:tblPrEx>
+        <w:tc>
+          <w:tcPr>
+            <w:tcW w:w="1800" w:type="dxa"/>
+            <w:tcBorders>
+              <w:top w:val="single" w:sz="4" w:space="0" w:color="808080"/>
+              <w:left w:val="single" w:sz="4" w:space="0" w:color="808080"/>
+              <w:bottom w:val="single" w:sz="4" w:space="0" w:color="808080"/>
+              <w:right w:val="single" w:sz="4" w:space="0" w:color="808080"/>
+            </w:tcBorders>
+            <w:tcMar>
+              <w:top w:w="60" w:type="dxa"/>
+              <w:left w:w="100" w:type="dxa"/>
+              <w:bottom w:w="60" w:type="dxa"/>
+              <w:right w:w="100" w:type="dxa"/>
+            </w:tcMar>
+          </w:tcPr>
+          <w:p>
+            <w:r>
+              <w:rPr>
+                <w:sz w:val="20"/>
+                <w:szCs w:val="20"/>
+              </w:rPr>
+              <w:t>COMET multi-molecule tasks</w:t>
+            </w:r>
+          </w:p>
+        </w:tc>
+        <w:tc>
+          <w:tcPr>
+            <w:tcW w:w="2232" w:type="dxa"/>
+            <w:tcBorders>
+              <w:top w:val="single" w:sz="4" w:space="0" w:color="808080"/>
+              <w:left w:val="single" w:sz="4" w:space="0" w:color="808080"/>
+              <w:bottom w:val="single" w:sz="4" w:space="0" w:color="808080"/>
+              <w:right w:val="single" w:sz="4" w:space="0" w:color="808080"/>
+            </w:tcBorders>
+            <w:tcMar>
+              <w:top w:w="60" w:type="dxa"/>
+              <w:left w:w="100" w:type="dxa"/>
+              <w:bottom w:w="60" w:type="dxa"/>
+              <w:right w:w="100" w:type="dxa"/>
+            </w:tcMar>
+          </w:tcPr>
+          <w:p>
+            <w:r>
+              <w:rPr>
+                <w:sz w:val="20"/>
+                <w:szCs w:val="20"/>
+              </w:rPr>
+              <w:t>RNA-protein interaction, enhancer-promoter interaction (DNA-DNA), CRISPR off-target (RNA-DNA), DNA-protein folding, siRNA efficiency; sizes per task in the benchmark</w:t>
+            </w:r>
+          </w:p>
+        </w:tc>
+        <w:tc>
+          <w:tcPr>
+            <w:tcW w:w="1656" w:type="dxa"/>
+            <w:tcBorders>
+              <w:top w:val="single" w:sz="4" w:space="0" w:color="808080"/>
+              <w:left w:val="single" w:sz="4" w:space="0" w:color="808080"/>
+              <w:bottom w:val="single" w:sz="4" w:space="0" w:color="808080"/>
+              <w:right w:val="single" w:sz="4" w:space="0" w:color="808080"/>
+            </w:tcBorders>
+            <w:tcMar>
+              <w:top w:w="60" w:type="dxa"/>
+              <w:left w:w="100" w:type="dxa"/>
+              <w:bottom w:w="60" w:type="dxa"/>
+              <w:right w:w="100" w:type="dxa"/>
+            </w:tcMar>
+          </w:tcPr>
+          <w:p>
+            <w:r>
+              <w:rPr>
+                <w:sz w:val="20"/>
+                <w:szCs w:val="20"/>
+              </w:rPr>
+              <w:t>Two molecules per example; genomic DNA, RNA, or protein</w:t>
+            </w:r>
+          </w:p>
+        </w:tc>
+        <w:tc>
+          <w:tcPr>
+            <w:tcW w:w="3384" w:type="dxa"/>
+            <w:tcBorders>
+              <w:top w:val="single" w:sz="4" w:space="0" w:color="808080"/>
+              <w:left w:val="single" w:sz="4" w:space="0" w:color="808080"/>
+              <w:bottom w:val="single" w:sz="4" w:space="0" w:color="808080"/>
+              <w:right w:val="single" w:sz="4" w:space="0" w:color="808080"/>
+            </w:tcBorders>
+            <w:tcMar>
+              <w:top w:w="60" w:type="dxa"/>
+              <w:left w:w="100" w:type="dxa"/>
+              <w:bottom w:w="60" w:type="dxa"/>
+              <w:right w:w="100" w:type="dxa"/>
+            </w:tcMar>
+          </w:tcPr>
+          <w:p>
+            <w:r>
+              <w:rPr>
+                <w:sz w:val="20"/>
+                <w:szCs w:val="20"/>
+              </w:rPr>
+              <w:t>The distinct-molecule question with published reference points: COMET reports single-omics models, pairs of them (for example DNABERT-2 with NT v2), LucaOne, and CaLM, and finds multi-molecule tasks hard for all of them. Test 5 and test 8 on these tasks say whether the project's fusion designs do better than the published combinations.</w:t>
+            </w:r>
+          </w:p>
+        </w:tc>
+        <w:tc>
+          <w:tcPr>
+            <w:tcW w:w="1008" w:type="dxa"/>
+            <w:tcBorders>
+              <w:top w:val="single" w:sz="4" w:space="0" w:color="808080"/>
+              <w:left w:val="single" w:sz="4" w:space="0" w:color="808080"/>
+              <w:bottom w:val="single" w:sz="4" w:space="0" w:color="808080"/>
+              <w:right w:val="single" w:sz="4" w:space="0" w:color="808080"/>
+            </w:tcBorders>
+            <w:tcMar>
+              <w:top w:w="60" w:type="dxa"/>
+              <w:left w:w="100" w:type="dxa"/>
+              <w:bottom w:w="60" w:type="dxa"/>
+              <w:right w:w="100" w:type="dxa"/>
+            </w:tcMar>
+          </w:tcPr>
+          <w:p>
+            <w:pPr>
+              <w:jc w:val="right"/>
+            </w:pPr>
+            <w:r>
+              <w:rPr>
+                <w:sz w:val="20"/>
+                <w:szCs w:val="20"/>
+              </w:rPr>
+              <w:t>listed</w:t>
+            </w:r>
+          </w:p>
+        </w:tc>
+      </w:tr>
+      <w:tr>
+        <w:tblPrEx>
+          <w:tblCellMar>
+            <w:top w:w="0" w:type="dxa"/>
+            <w:bottom w:w="0" w:type="dxa"/>
+          </w:tblCellMar>
+        </w:tblPrEx>
+        <w:tc>
+          <w:tcPr>
+            <w:tcW w:w="1800" w:type="dxa"/>
+            <w:tcBorders>
+              <w:top w:val="single" w:sz="4" w:space="0" w:color="808080"/>
+              <w:left w:val="single" w:sz="4" w:space="0" w:color="808080"/>
+              <w:bottom w:val="single" w:sz="4" w:space="0" w:color="808080"/>
+              <w:right w:val="single" w:sz="4" w:space="0" w:color="808080"/>
+            </w:tcBorders>
+            <w:tcMar>
+              <w:top w:w="60" w:type="dxa"/>
+              <w:left w:w="100" w:type="dxa"/>
+              <w:bottom w:w="60" w:type="dxa"/>
+              <w:right w:w="100" w:type="dxa"/>
+            </w:tcMar>
+          </w:tcPr>
+          <w:p>
+            <w:r>
+              <w:rPr>
+                <w:b/>
+                <w:sz w:val="20"/>
+                <w:szCs w:val="20"/>
+              </w:rPr>
+              <w:t>Codon against amino acid, with a published reference</w:t>
+            </w:r>
+          </w:p>
+        </w:tc>
+        <w:tc>
+          <w:tcPr>
+            <w:tcW w:w="2232" w:type="dxa"/>
+            <w:tcBorders>
+              <w:top w:val="single" w:sz="4" w:space="0" w:color="808080"/>
+              <w:left w:val="single" w:sz="4" w:space="0" w:color="808080"/>
+              <w:bottom w:val="single" w:sz="4" w:space="0" w:color="808080"/>
+              <w:right w:val="single" w:sz="4" w:space="0" w:color="808080"/>
+            </w:tcBorders>
+            <w:tcMar>
+              <w:top w:w="60" w:type="dxa"/>
+              <w:left w:w="100" w:type="dxa"/>
+              <w:bottom w:w="60" w:type="dxa"/>
+              <w:right w:w="100" w:type="dxa"/>
+            </w:tcMar>
+          </w:tcPr>
+          <w:p>
+            <w:r>
+              <w:rPr>
+                <w:sz w:val="20"/>
+                <w:szCs w:val="20"/>
+              </w:rPr>
+            </w:r>
+          </w:p>
+        </w:tc>
+        <w:tc>
+          <w:tcPr>
+            <w:tcW w:w="1656" w:type="dxa"/>
+            <w:tcBorders>
+              <w:top w:val="single" w:sz="4" w:space="0" w:color="808080"/>
+              <w:left w:val="single" w:sz="4" w:space="0" w:color="808080"/>
+              <w:bottom w:val="single" w:sz="4" w:space="0" w:color="808080"/>
+              <w:right w:val="single" w:sz="4" w:space="0" w:color="808080"/>
+            </w:tcBorders>
+            <w:tcMar>
+              <w:top w:w="60" w:type="dxa"/>
+              <w:left w:w="100" w:type="dxa"/>
+              <w:bottom w:w="60" w:type="dxa"/>
+              <w:right w:w="100" w:type="dxa"/>
+            </w:tcMar>
+          </w:tcPr>
+          <w:p>
+            <w:r>
+              <w:rPr>
+                <w:sz w:val="20"/>
+                <w:szCs w:val="20"/>
+              </w:rPr>
+            </w:r>
+          </w:p>
+        </w:tc>
+        <w:tc>
+          <w:tcPr>
+            <w:tcW w:w="3384" w:type="dxa"/>
+            <w:tcBorders>
+              <w:top w:val="single" w:sz="4" w:space="0" w:color="808080"/>
+              <w:left w:val="single" w:sz="4" w:space="0" w:color="808080"/>
+              <w:bottom w:val="single" w:sz="4" w:space="0" w:color="808080"/>
+              <w:right w:val="single" w:sz="4" w:space="0" w:color="808080"/>
+            </w:tcBorders>
+            <w:tcMar>
+              <w:top w:w="60" w:type="dxa"/>
+              <w:left w:w="100" w:type="dxa"/>
+              <w:bottom w:w="60" w:type="dxa"/>
+              <w:right w:w="100" w:type="dxa"/>
+            </w:tcMar>
+          </w:tcPr>
+          <w:p>
+            <w:r>
+              <w:rPr>
+                <w:sz w:val="20"/>
+                <w:szCs w:val="20"/>
+              </w:rPr>
+            </w:r>
+          </w:p>
+        </w:tc>
+        <w:tc>
+          <w:tcPr>
+            <w:tcW w:w="1008" w:type="dxa"/>
+            <w:tcBorders>
+              <w:top w:val="single" w:sz="4" w:space="0" w:color="808080"/>
+              <w:left w:val="single" w:sz="4" w:space="0" w:color="808080"/>
+              <w:bottom w:val="single" w:sz="4" w:space="0" w:color="808080"/>
+              <w:right w:val="single" w:sz="4" w:space="0" w:color="808080"/>
+            </w:tcBorders>
+            <w:tcMar>
+              <w:top w:w="60" w:type="dxa"/>
+              <w:left w:w="100" w:type="dxa"/>
+              <w:bottom w:w="60" w:type="dxa"/>
+              <w:right w:w="100" w:type="dxa"/>
+            </w:tcMar>
+          </w:tcPr>
+          <w:p>
+            <w:pPr>
+              <w:jc w:val="right"/>
+            </w:pPr>
+            <w:r>
+              <w:rPr>
+                <w:sz w:val="20"/>
+                <w:szCs w:val="20"/>
+              </w:rPr>
+            </w:r>
+          </w:p>
+        </w:tc>
+      </w:tr>
+      <w:tr>
+        <w:tblPrEx>
+          <w:tblCellMar>
+            <w:top w:w="0" w:type="dxa"/>
+            <w:bottom w:w="0" w:type="dxa"/>
+          </w:tblCellMar>
+        </w:tblPrEx>
+        <w:tc>
+          <w:tcPr>
+            <w:tcW w:w="1800" w:type="dxa"/>
+            <w:tcBorders>
+              <w:top w:val="single" w:sz="4" w:space="0" w:color="808080"/>
+              <w:left w:val="single" w:sz="4" w:space="0" w:color="808080"/>
+              <w:bottom w:val="single" w:sz="4" w:space="0" w:color="808080"/>
+              <w:right w:val="single" w:sz="4" w:space="0" w:color="808080"/>
+            </w:tcBorders>
+            <w:tcMar>
+              <w:top w:w="60" w:type="dxa"/>
+              <w:left w:w="100" w:type="dxa"/>
+              <w:bottom w:w="60" w:type="dxa"/>
+              <w:right w:w="100" w:type="dxa"/>
+            </w:tcMar>
+          </w:tcPr>
+          <w:p>
+            <w:r>
+              <w:rPr>
+                <w:sz w:val="20"/>
+                <w:szCs w:val="20"/>
+              </w:rPr>
+              <w:t>Protein-to-mRNA ratio</w:t>
+            </w:r>
+          </w:p>
+        </w:tc>
+        <w:tc>
+          <w:tcPr>
+            <w:tcW w:w="2232" w:type="dxa"/>
+            <w:tcBorders>
+              <w:top w:val="single" w:sz="4" w:space="0" w:color="808080"/>
+              <w:left w:val="single" w:sz="4" w:space="0" w:color="808080"/>
+              <w:bottom w:val="single" w:sz="4" w:space="0" w:color="808080"/>
+              <w:right w:val="single" w:sz="4" w:space="0" w:color="808080"/>
+            </w:tcBorders>
+            <w:tcMar>
+              <w:top w:w="60" w:type="dxa"/>
+              <w:left w:w="100" w:type="dxa"/>
+              <w:bottom w:w="60" w:type="dxa"/>
+              <w:right w:w="100" w:type="dxa"/>
+            </w:tcMar>
+          </w:tcPr>
+          <w:p>
+            <w:r>
+              <w:rPr>
+                <w:sz w:val="20"/>
+                <w:szCs w:val="20"/>
+              </w:rPr>
+              <w:t>Protein per mRNA in 29 human tissues; 11,575 genes</w:t>
+            </w:r>
+          </w:p>
+        </w:tc>
+        <w:tc>
+          <w:tcPr>
+            <w:tcW w:w="1656" w:type="dxa"/>
+            <w:tcBorders>
+              <w:top w:val="single" w:sz="4" w:space="0" w:color="808080"/>
+              <w:left w:val="single" w:sz="4" w:space="0" w:color="808080"/>
+              <w:bottom w:val="single" w:sz="4" w:space="0" w:color="808080"/>
+              <w:right w:val="single" w:sz="4" w:space="0" w:color="808080"/>
+            </w:tcBorders>
+            <w:tcMar>
+              <w:top w:w="60" w:type="dxa"/>
+              <w:left w:w="100" w:type="dxa"/>
+              <w:bottom w:w="60" w:type="dxa"/>
+              <w:right w:w="100" w:type="dxa"/>
+            </w:tcMar>
+          </w:tcPr>
+          <w:p>
+            <w:r>
+              <w:rPr>
+                <w:sz w:val="20"/>
+                <w:szCs w:val="20"/>
+              </w:rPr>
+              <w:t>Transcript with UTRs; protein</w:t>
+            </w:r>
+          </w:p>
+        </w:tc>
+        <w:tc>
+          <w:tcPr>
+            <w:tcW w:w="3384" w:type="dxa"/>
+            <w:tcBorders>
+              <w:top w:val="single" w:sz="4" w:space="0" w:color="808080"/>
+              <w:left w:val="single" w:sz="4" w:space="0" w:color="808080"/>
+              <w:bottom w:val="single" w:sz="4" w:space="0" w:color="808080"/>
+              <w:right w:val="single" w:sz="4" w:space="0" w:color="808080"/>
+            </w:tcBorders>
+            <w:tcMar>
+              <w:top w:w="60" w:type="dxa"/>
+              <w:left w:w="100" w:type="dxa"/>
+              <w:bottom w:w="60" w:type="dxa"/>
+              <w:right w:w="100" w:type="dxa"/>
+            </w:tcMar>
+          </w:tcPr>
+          <w:p>
+            <w:r>
+              <w:rPr>
+                <w:sz w:val="20"/>
+                <w:szCs w:val="20"/>
+              </w:rPr>
+              <w:t>Sequence features explain 22% of the median ratio's variance; codons alone 17%, amino-acid frequencies 15%. A published codon-against-amino-acid split.</w:t>
+            </w:r>
+          </w:p>
+        </w:tc>
+        <w:tc>
+          <w:tcPr>
+            <w:tcW w:w="1008" w:type="dxa"/>
+            <w:tcBorders>
+              <w:top w:val="single" w:sz="4" w:space="0" w:color="808080"/>
+              <w:left w:val="single" w:sz="4" w:space="0" w:color="808080"/>
+              <w:bottom w:val="single" w:sz="4" w:space="0" w:color="808080"/>
+              <w:right w:val="single" w:sz="4" w:space="0" w:color="808080"/>
+            </w:tcBorders>
+            <w:tcMar>
+              <w:top w:w="60" w:type="dxa"/>
+              <w:left w:w="100" w:type="dxa"/>
+              <w:bottom w:w="60" w:type="dxa"/>
+              <w:right w:w="100" w:type="dxa"/>
+            </w:tcMar>
+          </w:tcPr>
+          <w:p>
+            <w:pPr>
+              <w:jc w:val="right"/>
+            </w:pPr>
+            <w:r>
+              <w:rPr>
+                <w:sz w:val="20"/>
+                <w:szCs w:val="20"/>
+              </w:rPr>
+            </w:r>
+          </w:p>
+        </w:tc>
+      </w:tr>
+      <w:tr>
+        <w:tblPrEx>
+          <w:tblCellMar>
+            <w:top w:w="0" w:type="dxa"/>
+            <w:bottom w:w="0" w:type="dxa"/>
+          </w:tblCellMar>
+        </w:tblPrEx>
+        <w:tc>
+          <w:tcPr>
+            <w:tcW w:w="1800" w:type="dxa"/>
+            <w:tcBorders>
+              <w:top w:val="single" w:sz="4" w:space="0" w:color="808080"/>
+              <w:left w:val="single" w:sz="4" w:space="0" w:color="808080"/>
+              <w:bottom w:val="single" w:sz="4" w:space="0" w:color="808080"/>
+              <w:right w:val="single" w:sz="4" w:space="0" w:color="808080"/>
+            </w:tcBorders>
+            <w:tcMar>
+              <w:top w:w="60" w:type="dxa"/>
+              <w:left w:w="100" w:type="dxa"/>
+              <w:bottom w:w="60" w:type="dxa"/>
+              <w:right w:w="100" w:type="dxa"/>
+            </w:tcMar>
+          </w:tcPr>
+          <w:p>
+            <w:r>
+              <w:rPr>
+                <w:sz w:val="20"/>
+                <w:szCs w:val="20"/>
+              </w:rPr>
+              <w:t>COMET cross-molecule tasks</w:t>
+            </w:r>
+          </w:p>
+        </w:tc>
+        <w:tc>
+          <w:tcPr>
+            <w:tcW w:w="2232" w:type="dxa"/>
+            <w:tcBorders>
+              <w:top w:val="single" w:sz="4" w:space="0" w:color="808080"/>
+              <w:left w:val="single" w:sz="4" w:space="0" w:color="808080"/>
+              <w:bottom w:val="single" w:sz="4" w:space="0" w:color="808080"/>
+              <w:right w:val="single" w:sz="4" w:space="0" w:color="808080"/>
+            </w:tcBorders>
+            <w:tcMar>
+              <w:top w:w="60" w:type="dxa"/>
+              <w:left w:w="100" w:type="dxa"/>
+              <w:bottom w:w="60" w:type="dxa"/>
+              <w:right w:w="100" w:type="dxa"/>
+            </w:tcMar>
+          </w:tcPr>
+          <w:p>
+            <w:r>
+              <w:rPr>
+                <w:sz w:val="20"/>
+                <w:szCs w:val="20"/>
+              </w:rPr>
+              <w:t>Fluorescence, enzyme commission, and beta-lactamase activity from the coding sequence against the protein</w:t>
+            </w:r>
+          </w:p>
+        </w:tc>
+        <w:tc>
+          <w:tcPr>
+            <w:tcW w:w="1656" w:type="dxa"/>
+            <w:tcBorders>
+              <w:top w:val="single" w:sz="4" w:space="0" w:color="808080"/>
+              <w:left w:val="single" w:sz="4" w:space="0" w:color="808080"/>
+              <w:bottom w:val="single" w:sz="4" w:space="0" w:color="808080"/>
+              <w:right w:val="single" w:sz="4" w:space="0" w:color="808080"/>
+            </w:tcBorders>
+            <w:tcMar>
+              <w:top w:w="60" w:type="dxa"/>
+              <w:left w:w="100" w:type="dxa"/>
+              <w:bottom w:w="60" w:type="dxa"/>
+              <w:right w:w="100" w:type="dxa"/>
+            </w:tcMar>
+          </w:tcPr>
+          <w:p>
+            <w:r>
+              <w:rPr>
+                <w:sz w:val="20"/>
+                <w:szCs w:val="20"/>
+              </w:rPr>
+              <w:t>CDS and protein</w:t>
+            </w:r>
+          </w:p>
+        </w:tc>
+        <w:tc>
+          <w:tcPr>
+            <w:tcW w:w="3384" w:type="dxa"/>
+            <w:tcBorders>
+              <w:top w:val="single" w:sz="4" w:space="0" w:color="808080"/>
+              <w:left w:val="single" w:sz="4" w:space="0" w:color="808080"/>
+              <w:bottom w:val="single" w:sz="4" w:space="0" w:color="808080"/>
+              <w:right w:val="single" w:sz="4" w:space="0" w:color="808080"/>
+            </w:tcBorders>
+            <w:tcMar>
+              <w:top w:w="60" w:type="dxa"/>
+              <w:left w:w="100" w:type="dxa"/>
+              <w:bottom w:w="60" w:type="dxa"/>
+              <w:right w:w="100" w:type="dxa"/>
+            </w:tcMar>
+          </w:tcPr>
+          <w:p>
+            <w:r>
+              <w:rPr>
+                <w:sz w:val="20"/>
+                <w:szCs w:val="20"/>
+              </w:rPr>
+              <w:t>A published codon-against-amino-acid comparison with CaLM already placed; the same question as the CaLM suite on three more tasks.</w:t>
+            </w:r>
+          </w:p>
+        </w:tc>
+        <w:tc>
+          <w:tcPr>
+            <w:tcW w:w="1008" w:type="dxa"/>
+            <w:tcBorders>
+              <w:top w:val="single" w:sz="4" w:space="0" w:color="808080"/>
+              <w:left w:val="single" w:sz="4" w:space="0" w:color="808080"/>
+              <w:bottom w:val="single" w:sz="4" w:space="0" w:color="808080"/>
+              <w:right w:val="single" w:sz="4" w:space="0" w:color="808080"/>
+            </w:tcBorders>
+            <w:tcMar>
+              <w:top w:w="60" w:type="dxa"/>
+              <w:left w:w="100" w:type="dxa"/>
+              <w:bottom w:w="60" w:type="dxa"/>
+              <w:right w:w="100" w:type="dxa"/>
+            </w:tcMar>
+          </w:tcPr>
+          <w:p>
+            <w:pPr>
+              <w:jc w:val="right"/>
+            </w:pPr>
+            <w:r>
+              <w:rPr>
+                <w:sz w:val="20"/>
+                <w:szCs w:val="20"/>
+              </w:rPr>
+              <w:t>listed</w:t>
+            </w:r>
+          </w:p>
+        </w:tc>
+      </w:tr>
+      <w:tr>
+        <w:tblPrEx>
+          <w:tblCellMar>
+            <w:top w:w="0" w:type="dxa"/>
+            <w:bottom w:w="0" w:type="dxa"/>
+          </w:tblCellMar>
+        </w:tblPrEx>
+        <w:tc>
+          <w:tcPr>
+            <w:tcW w:w="1800" w:type="dxa"/>
+            <w:tcBorders>
+              <w:top w:val="single" w:sz="4" w:space="0" w:color="808080"/>
+              <w:left w:val="single" w:sz="4" w:space="0" w:color="808080"/>
+              <w:bottom w:val="single" w:sz="4" w:space="0" w:color="808080"/>
+              <w:right w:val="single" w:sz="4" w:space="0" w:color="808080"/>
+            </w:tcBorders>
+            <w:tcMar>
+              <w:top w:w="60" w:type="dxa"/>
+              <w:left w:w="100" w:type="dxa"/>
+              <w:bottom w:w="60" w:type="dxa"/>
+              <w:right w:w="100" w:type="dxa"/>
+            </w:tcMar>
+          </w:tcPr>
+          <w:p>
+            <w:r>
+              <w:rPr>
+                <w:sz w:val="20"/>
+                <w:szCs w:val="20"/>
+              </w:rPr>
+              <w:t>mRNABench</w:t>
+            </w:r>
+          </w:p>
+        </w:tc>
+        <w:tc>
+          <w:tcPr>
+            <w:tcW w:w="2232" w:type="dxa"/>
+            <w:tcBorders>
+              <w:top w:val="single" w:sz="4" w:space="0" w:color="808080"/>
+              <w:left w:val="single" w:sz="4" w:space="0" w:color="808080"/>
+              <w:bottom w:val="single" w:sz="4" w:space="0" w:color="808080"/>
+              <w:right w:val="single" w:sz="4" w:space="0" w:color="808080"/>
+            </w:tcBorders>
+            <w:tcMar>
+              <w:top w:w="60" w:type="dxa"/>
+              <w:left w:w="100" w:type="dxa"/>
+              <w:bottom w:w="60" w:type="dxa"/>
+              <w:right w:w="100" w:type="dxa"/>
+            </w:tcMar>
+          </w:tcPr>
+          <w:p>
+            <w:r>
+              <w:rPr>
+                <w:sz w:val="20"/>
+                <w:szCs w:val="20"/>
+              </w:rPr>
+              <w:t>10 datasets, 59 subtasks beyond half-life and ribosome load: GO terms, mRNA and protein localization, RBP binding, UTR variant effects</w:t>
+            </w:r>
+          </w:p>
+        </w:tc>
+        <w:tc>
+          <w:tcPr>
+            <w:tcW w:w="1656" w:type="dxa"/>
+            <w:tcBorders>
+              <w:top w:val="single" w:sz="4" w:space="0" w:color="808080"/>
+              <w:left w:val="single" w:sz="4" w:space="0" w:color="808080"/>
+              <w:bottom w:val="single" w:sz="4" w:space="0" w:color="808080"/>
+              <w:right w:val="single" w:sz="4" w:space="0" w:color="808080"/>
+            </w:tcBorders>
+            <w:tcMar>
+              <w:top w:w="60" w:type="dxa"/>
+              <w:left w:w="100" w:type="dxa"/>
+              <w:bottom w:w="60" w:type="dxa"/>
+              <w:right w:w="100" w:type="dxa"/>
+            </w:tcMar>
+          </w:tcPr>
+          <w:p>
+            <w:r>
+              <w:rPr>
+                <w:sz w:val="20"/>
+                <w:szCs w:val="20"/>
+              </w:rPr>
+              <w:t>Mature mRNA; protein by translation</w:t>
+            </w:r>
+          </w:p>
+        </w:tc>
+        <w:tc>
+          <w:tcPr>
+            <w:tcW w:w="3384" w:type="dxa"/>
+            <w:tcBorders>
+              <w:top w:val="single" w:sz="4" w:space="0" w:color="808080"/>
+              <w:left w:val="single" w:sz="4" w:space="0" w:color="808080"/>
+              <w:bottom w:val="single" w:sz="4" w:space="0" w:color="808080"/>
+              <w:right w:val="single" w:sz="4" w:space="0" w:color="808080"/>
+            </w:tcBorders>
+            <w:tcMar>
+              <w:top w:w="60" w:type="dxa"/>
+              <w:left w:w="100" w:type="dxa"/>
+              <w:bottom w:w="60" w:type="dxa"/>
+              <w:right w:w="100" w:type="dxa"/>
+            </w:tcMar>
+          </w:tcPr>
+          <w:p>
+            <w:r>
+              <w:rPr>
+                <w:sz w:val="20"/>
+                <w:szCs w:val="20"/>
+              </w:rPr>
+              <w:t>A linear-probe protocol like Stage 1's, homology-aware splits, and 45 nucleotide foundation models already placed; it holds no codon-level or protein encoders, so placing ours on it is new.</w:t>
+            </w:r>
+          </w:p>
+        </w:tc>
+        <w:tc>
+          <w:tcPr>
+            <w:tcW w:w="1008" w:type="dxa"/>
+            <w:tcBorders>
+              <w:top w:val="single" w:sz="4" w:space="0" w:color="808080"/>
+              <w:left w:val="single" w:sz="4" w:space="0" w:color="808080"/>
+              <w:bottom w:val="single" w:sz="4" w:space="0" w:color="808080"/>
+              <w:right w:val="single" w:sz="4" w:space="0" w:color="808080"/>
+            </w:tcBorders>
+            <w:tcMar>
+              <w:top w:w="60" w:type="dxa"/>
+              <w:left w:w="100" w:type="dxa"/>
+              <w:bottom w:w="60" w:type="dxa"/>
+              <w:right w:w="100" w:type="dxa"/>
+            </w:tcMar>
+          </w:tcPr>
+          <w:p>
+            <w:pPr>
+              <w:jc w:val="right"/>
+            </w:pPr>
+            <w:r>
+              <w:rPr>
+                <w:sz w:val="20"/>
+                <w:szCs w:val="20"/>
+              </w:rPr>
+            </w:r>
+          </w:p>
+        </w:tc>
+      </w:tr>
+      <w:tr>
+        <w:tblPrEx>
+          <w:tblCellMar>
+            <w:top w:w="0" w:type="dxa"/>
+            <w:bottom w:w="0" w:type="dxa"/>
+          </w:tblCellMar>
+        </w:tblPrEx>
+        <w:tc>
+          <w:tcPr>
+            <w:tcW w:w="1800" w:type="dxa"/>
+            <w:tcBorders>
+              <w:top w:val="single" w:sz="4" w:space="0" w:color="808080"/>
+              <w:left w:val="single" w:sz="4" w:space="0" w:color="808080"/>
+              <w:bottom w:val="single" w:sz="4" w:space="0" w:color="808080"/>
+              <w:right w:val="single" w:sz="4" w:space="0" w:color="808080"/>
+            </w:tcBorders>
+            <w:tcMar>
+              <w:top w:w="60" w:type="dxa"/>
+              <w:left w:w="100" w:type="dxa"/>
+              <w:bottom w:w="60" w:type="dxa"/>
+              <w:right w:w="100" w:type="dxa"/>
+            </w:tcMar>
+          </w:tcPr>
+          <w:p>
+            <w:r>
+              <w:rPr>
+                <w:sz w:val="20"/>
+                <w:szCs w:val="20"/>
+              </w:rPr>
+              <w:t>CaLM task suite</w:t>
+            </w:r>
+          </w:p>
+        </w:tc>
+        <w:tc>
+          <w:tcPr>
+            <w:tcW w:w="2232" w:type="dxa"/>
+            <w:tcBorders>
+              <w:top w:val="single" w:sz="4" w:space="0" w:color="808080"/>
+              <w:left w:val="single" w:sz="4" w:space="0" w:color="808080"/>
+              <w:bottom w:val="single" w:sz="4" w:space="0" w:color="808080"/>
+              <w:right w:val="single" w:sz="4" w:space="0" w:color="808080"/>
+            </w:tcBorders>
+            <w:tcMar>
+              <w:top w:w="60" w:type="dxa"/>
+              <w:left w:w="100" w:type="dxa"/>
+              <w:bottom w:w="60" w:type="dxa"/>
+              <w:right w:w="100" w:type="dxa"/>
+            </w:tcMar>
+          </w:tcPr>
+          <w:p>
+            <w:r>
+              <w:rPr>
+                <w:sz w:val="20"/>
+                <w:szCs w:val="20"/>
+              </w:rPr>
+              <w:t>Transcript abundance (7 organisms), protein abundance (5), melting temperature, solubility, localization, function, species</w:t>
+            </w:r>
+          </w:p>
+        </w:tc>
+        <w:tc>
+          <w:tcPr>
+            <w:tcW w:w="1656" w:type="dxa"/>
+            <w:tcBorders>
+              <w:top w:val="single" w:sz="4" w:space="0" w:color="808080"/>
+              <w:left w:val="single" w:sz="4" w:space="0" w:color="808080"/>
+              <w:bottom w:val="single" w:sz="4" w:space="0" w:color="808080"/>
+              <w:right w:val="single" w:sz="4" w:space="0" w:color="808080"/>
+            </w:tcBorders>
+            <w:tcMar>
+              <w:top w:w="60" w:type="dxa"/>
+              <w:left w:w="100" w:type="dxa"/>
+              <w:bottom w:w="60" w:type="dxa"/>
+              <w:right w:w="100" w:type="dxa"/>
+            </w:tcMar>
+          </w:tcPr>
+          <w:p>
+            <w:r>
+              <w:rPr>
+                <w:sz w:val="20"/>
+                <w:szCs w:val="20"/>
+              </w:rPr>
+              <w:t>CDS and protein</w:t>
+            </w:r>
+          </w:p>
+        </w:tc>
+        <w:tc>
+          <w:tcPr>
+            <w:tcW w:w="3384" w:type="dxa"/>
+            <w:tcBorders>
+              <w:top w:val="single" w:sz="4" w:space="0" w:color="808080"/>
+              <w:left w:val="single" w:sz="4" w:space="0" w:color="808080"/>
+              <w:bottom w:val="single" w:sz="4" w:space="0" w:color="808080"/>
+              <w:right w:val="single" w:sz="4" w:space="0" w:color="808080"/>
+            </w:tcBorders>
+            <w:tcMar>
+              <w:top w:w="60" w:type="dxa"/>
+              <w:left w:w="100" w:type="dxa"/>
+              <w:bottom w:w="60" w:type="dxa"/>
+              <w:right w:w="100" w:type="dxa"/>
+            </w:tcMar>
+          </w:tcPr>
+          <w:p>
+            <w:r>
+              <w:rPr>
+                <w:sz w:val="20"/>
+                <w:szCs w:val="20"/>
+              </w:rPr>
+              <w:t>Codon embeddings beat amino-acid ones on abundance and species; melting temperature R² 0.75 falls to 0.39 when synonymous codons are randomized. The randomization is a ready-made protein-held-constant control for any CDS task.</w:t>
+            </w:r>
+          </w:p>
+        </w:tc>
+        <w:tc>
+          <w:tcPr>
+            <w:tcW w:w="1008" w:type="dxa"/>
+            <w:tcBorders>
+              <w:top w:val="single" w:sz="4" w:space="0" w:color="808080"/>
+              <w:left w:val="single" w:sz="4" w:space="0" w:color="808080"/>
+              <w:bottom w:val="single" w:sz="4" w:space="0" w:color="808080"/>
+              <w:right w:val="single" w:sz="4" w:space="0" w:color="808080"/>
+            </w:tcBorders>
+            <w:tcMar>
+              <w:top w:w="60" w:type="dxa"/>
+              <w:left w:w="100" w:type="dxa"/>
+              <w:bottom w:w="60" w:type="dxa"/>
+              <w:right w:w="100" w:type="dxa"/>
+            </w:tcMar>
+          </w:tcPr>
+          <w:p>
+            <w:pPr>
+              <w:jc w:val="right"/>
+            </w:pPr>
+            <w:r>
+              <w:rPr>
+                <w:sz w:val="20"/>
+                <w:szCs w:val="20"/>
+              </w:rPr>
+            </w:r>
+          </w:p>
+        </w:tc>
+      </w:tr>
+      <w:tr>
+        <w:tblPrEx>
+          <w:tblCellMar>
+            <w:top w:w="0" w:type="dxa"/>
+            <w:bottom w:w="0" w:type="dxa"/>
+          </w:tblCellMar>
+        </w:tblPrEx>
+        <w:tc>
+          <w:tcPr>
+            <w:tcW w:w="1800" w:type="dxa"/>
+            <w:tcBorders>
+              <w:top w:val="single" w:sz="4" w:space="0" w:color="808080"/>
+              <w:left w:val="single" w:sz="4" w:space="0" w:color="808080"/>
+              <w:bottom w:val="single" w:sz="4" w:space="0" w:color="808080"/>
+              <w:right w:val="single" w:sz="4" w:space="0" w:color="808080"/>
+            </w:tcBorders>
+            <w:tcMar>
+              <w:top w:w="60" w:type="dxa"/>
+              <w:left w:w="100" w:type="dxa"/>
+              <w:bottom w:w="60" w:type="dxa"/>
+              <w:right w:w="100" w:type="dxa"/>
+            </w:tcMar>
+          </w:tcPr>
+          <w:p>
+            <w:r>
+              <w:rPr>
+                <w:b/>
+                <w:sz w:val="20"/>
+                <w:szCs w:val="20"/>
+              </w:rPr>
+              <w:t>Single regions, no protein</w:t>
+            </w:r>
+          </w:p>
+        </w:tc>
+        <w:tc>
+          <w:tcPr>
+            <w:tcW w:w="2232" w:type="dxa"/>
+            <w:tcBorders>
+              <w:top w:val="single" w:sz="4" w:space="0" w:color="808080"/>
+              <w:left w:val="single" w:sz="4" w:space="0" w:color="808080"/>
+              <w:bottom w:val="single" w:sz="4" w:space="0" w:color="808080"/>
+              <w:right w:val="single" w:sz="4" w:space="0" w:color="808080"/>
+            </w:tcBorders>
+            <w:tcMar>
+              <w:top w:w="60" w:type="dxa"/>
+              <w:left w:w="100" w:type="dxa"/>
+              <w:bottom w:w="60" w:type="dxa"/>
+              <w:right w:w="100" w:type="dxa"/>
+            </w:tcMar>
+          </w:tcPr>
+          <w:p>
+            <w:r>
+              <w:rPr>
+                <w:sz w:val="20"/>
+                <w:szCs w:val="20"/>
+              </w:rPr>
+            </w:r>
+          </w:p>
+        </w:tc>
+        <w:tc>
+          <w:tcPr>
+            <w:tcW w:w="1656" w:type="dxa"/>
+            <w:tcBorders>
+              <w:top w:val="single" w:sz="4" w:space="0" w:color="808080"/>
+              <w:left w:val="single" w:sz="4" w:space="0" w:color="808080"/>
+              <w:bottom w:val="single" w:sz="4" w:space="0" w:color="808080"/>
+              <w:right w:val="single" w:sz="4" w:space="0" w:color="808080"/>
+            </w:tcBorders>
+            <w:tcMar>
+              <w:top w:w="60" w:type="dxa"/>
+              <w:left w:w="100" w:type="dxa"/>
+              <w:bottom w:w="60" w:type="dxa"/>
+              <w:right w:w="100" w:type="dxa"/>
+            </w:tcMar>
+          </w:tcPr>
+          <w:p>
+            <w:r>
+              <w:rPr>
+                <w:sz w:val="20"/>
+                <w:szCs w:val="20"/>
+              </w:rPr>
+            </w:r>
+          </w:p>
+        </w:tc>
+        <w:tc>
+          <w:tcPr>
+            <w:tcW w:w="3384" w:type="dxa"/>
+            <w:tcBorders>
+              <w:top w:val="single" w:sz="4" w:space="0" w:color="808080"/>
+              <w:left w:val="single" w:sz="4" w:space="0" w:color="808080"/>
+              <w:bottom w:val="single" w:sz="4" w:space="0" w:color="808080"/>
+              <w:right w:val="single" w:sz="4" w:space="0" w:color="808080"/>
+            </w:tcBorders>
+            <w:tcMar>
+              <w:top w:w="60" w:type="dxa"/>
+              <w:left w:w="100" w:type="dxa"/>
+              <w:bottom w:w="60" w:type="dxa"/>
+              <w:right w:w="100" w:type="dxa"/>
+            </w:tcMar>
+          </w:tcPr>
+          <w:p>
+            <w:r>
+              <w:rPr>
+                <w:sz w:val="20"/>
+                <w:szCs w:val="20"/>
+              </w:rPr>
+            </w:r>
+          </w:p>
+        </w:tc>
+        <w:tc>
+          <w:tcPr>
+            <w:tcW w:w="1008" w:type="dxa"/>
+            <w:tcBorders>
+              <w:top w:val="single" w:sz="4" w:space="0" w:color="808080"/>
+              <w:left w:val="single" w:sz="4" w:space="0" w:color="808080"/>
+              <w:bottom w:val="single" w:sz="4" w:space="0" w:color="808080"/>
+              <w:right w:val="single" w:sz="4" w:space="0" w:color="808080"/>
+            </w:tcBorders>
+            <w:tcMar>
+              <w:top w:w="60" w:type="dxa"/>
+              <w:left w:w="100" w:type="dxa"/>
+              <w:bottom w:w="60" w:type="dxa"/>
+              <w:right w:w="100" w:type="dxa"/>
+            </w:tcMar>
+          </w:tcPr>
+          <w:p>
+            <w:pPr>
+              <w:jc w:val="right"/>
+            </w:pPr>
+            <w:r>
+              <w:rPr>
+                <w:sz w:val="20"/>
+                <w:szCs w:val="20"/>
+              </w:rPr>
+            </w:r>
+          </w:p>
+        </w:tc>
+      </w:tr>
+      <w:tr>
+        <w:tblPrEx>
+          <w:tblCellMar>
+            <w:top w:w="0" w:type="dxa"/>
+            <w:bottom w:w="0" w:type="dxa"/>
+          </w:tblCellMar>
+        </w:tblPrEx>
+        <w:tc>
+          <w:tcPr>
+            <w:tcW w:w="1800" w:type="dxa"/>
+            <w:tcBorders>
+              <w:top w:val="single" w:sz="4" w:space="0" w:color="808080"/>
+              <w:left w:val="single" w:sz="4" w:space="0" w:color="808080"/>
+              <w:bottom w:val="single" w:sz="4" w:space="0" w:color="808080"/>
+              <w:right w:val="single" w:sz="4" w:space="0" w:color="808080"/>
+            </w:tcBorders>
+            <w:tcMar>
+              <w:top w:w="60" w:type="dxa"/>
+              <w:left w:w="100" w:type="dxa"/>
+              <w:bottom w:w="60" w:type="dxa"/>
+              <w:right w:w="100" w:type="dxa"/>
+            </w:tcMar>
+          </w:tcPr>
+          <w:p>
+            <w:r>
+              <w:rPr>
+                <w:sz w:val="20"/>
+                <w:szCs w:val="20"/>
+              </w:rPr>
+              <w:t>5' UTR ribosome load</w:t>
+            </w:r>
+          </w:p>
+        </w:tc>
+        <w:tc>
+          <w:tcPr>
+            <w:tcW w:w="2232" w:type="dxa"/>
+            <w:tcBorders>
+              <w:top w:val="single" w:sz="4" w:space="0" w:color="808080"/>
+              <w:left w:val="single" w:sz="4" w:space="0" w:color="808080"/>
+              <w:bottom w:val="single" w:sz="4" w:space="0" w:color="808080"/>
+              <w:right w:val="single" w:sz="4" w:space="0" w:color="808080"/>
+            </w:tcBorders>
+            <w:tcMar>
+              <w:top w:w="60" w:type="dxa"/>
+              <w:left w:w="100" w:type="dxa"/>
+              <w:bottom w:w="60" w:type="dxa"/>
+              <w:right w:w="100" w:type="dxa"/>
+            </w:tcMar>
+          </w:tcPr>
+          <w:p>
+            <w:r>
+              <w:rPr>
+                <w:sz w:val="20"/>
+                <w:szCs w:val="20"/>
+              </w:rPr>
+              <w:t>Mean ribosome load of 91,519 5' UTRs of at most 100 nt</w:t>
+            </w:r>
+          </w:p>
+        </w:tc>
+        <w:tc>
+          <w:tcPr>
+            <w:tcW w:w="1656" w:type="dxa"/>
+            <w:tcBorders>
+              <w:top w:val="single" w:sz="4" w:space="0" w:color="808080"/>
+              <w:left w:val="single" w:sz="4" w:space="0" w:color="808080"/>
+              <w:bottom w:val="single" w:sz="4" w:space="0" w:color="808080"/>
+              <w:right w:val="single" w:sz="4" w:space="0" w:color="808080"/>
+            </w:tcBorders>
+            <w:tcMar>
+              <w:top w:w="60" w:type="dxa"/>
+              <w:left w:w="100" w:type="dxa"/>
+              <w:bottom w:w="60" w:type="dxa"/>
+              <w:right w:w="100" w:type="dxa"/>
+            </w:tcMar>
+          </w:tcPr>
+          <w:p>
+            <w:r>
+              <w:rPr>
+                <w:sz w:val="20"/>
+                <w:szCs w:val="20"/>
+              </w:rPr>
+              <w:t>5' UTR only</w:t>
+            </w:r>
+          </w:p>
+        </w:tc>
+        <w:tc>
+          <w:tcPr>
+            <w:tcW w:w="3384" w:type="dxa"/>
+            <w:tcBorders>
+              <w:top w:val="single" w:sz="4" w:space="0" w:color="808080"/>
+              <w:left w:val="single" w:sz="4" w:space="0" w:color="808080"/>
+              <w:bottom w:val="single" w:sz="4" w:space="0" w:color="808080"/>
+              <w:right w:val="single" w:sz="4" w:space="0" w:color="808080"/>
+            </w:tcBorders>
+            <w:tcMar>
+              <w:top w:w="60" w:type="dxa"/>
+              <w:left w:w="100" w:type="dxa"/>
+              <w:bottom w:w="60" w:type="dxa"/>
+              <w:right w:w="100" w:type="dxa"/>
+            </w:tcMar>
+          </w:tcPr>
+          <w:p>
+            <w:r>
+              <w:rPr>
+                <w:sz w:val="20"/>
+                <w:szCs w:val="20"/>
+              </w:rPr>
+              <w:t>DNA tokenizations and the RNA encoders on a region the codon encoders cannot read.</w:t>
+            </w:r>
+          </w:p>
+        </w:tc>
+        <w:tc>
+          <w:tcPr>
+            <w:tcW w:w="1008" w:type="dxa"/>
+            <w:tcBorders>
+              <w:top w:val="single" w:sz="4" w:space="0" w:color="808080"/>
+              <w:left w:val="single" w:sz="4" w:space="0" w:color="808080"/>
+              <w:bottom w:val="single" w:sz="4" w:space="0" w:color="808080"/>
+              <w:right w:val="single" w:sz="4" w:space="0" w:color="808080"/>
+            </w:tcBorders>
+            <w:tcMar>
+              <w:top w:w="60" w:type="dxa"/>
+              <w:left w:w="100" w:type="dxa"/>
+              <w:bottom w:w="60" w:type="dxa"/>
+              <w:right w:w="100" w:type="dxa"/>
+            </w:tcMar>
+          </w:tcPr>
+          <w:p>
+            <w:pPr>
+              <w:jc w:val="right"/>
+            </w:pPr>
+            <w:r>
+              <w:rPr>
+                <w:sz w:val="20"/>
+                <w:szCs w:val="20"/>
+              </w:rPr>
+            </w:r>
+          </w:p>
+        </w:tc>
+      </w:tr>
+      <w:tr>
+        <w:tblPrEx>
+          <w:tblCellMar>
+            <w:top w:w="0" w:type="dxa"/>
+            <w:bottom w:w="0" w:type="dxa"/>
+          </w:tblCellMar>
+        </w:tblPrEx>
+        <w:tc>
+          <w:tcPr>
+            <w:tcW w:w="1800" w:type="dxa"/>
+            <w:tcBorders>
+              <w:top w:val="single" w:sz="4" w:space="0" w:color="808080"/>
+              <w:left w:val="single" w:sz="4" w:space="0" w:color="808080"/>
+              <w:bottom w:val="single" w:sz="4" w:space="0" w:color="808080"/>
+              <w:right w:val="single" w:sz="4" w:space="0" w:color="808080"/>
+            </w:tcBorders>
+            <w:tcMar>
+              <w:top w:w="60" w:type="dxa"/>
+              <w:left w:w="100" w:type="dxa"/>
+              <w:bottom w:w="60" w:type="dxa"/>
+              <w:right w:w="100" w:type="dxa"/>
+            </w:tcMar>
+          </w:tcPr>
+          <w:p>
+            <w:r>
+              <w:rPr>
+                <w:sz w:val="20"/>
+                <w:szCs w:val="20"/>
+              </w:rPr>
+              <w:t>3' UTR polyadenylation</w:t>
+            </w:r>
+          </w:p>
+        </w:tc>
+        <w:tc>
+          <w:tcPr>
+            <w:tcW w:w="2232" w:type="dxa"/>
+            <w:tcBorders>
+              <w:top w:val="single" w:sz="4" w:space="0" w:color="808080"/>
+              <w:left w:val="single" w:sz="4" w:space="0" w:color="808080"/>
+              <w:bottom w:val="single" w:sz="4" w:space="0" w:color="808080"/>
+              <w:right w:val="single" w:sz="4" w:space="0" w:color="808080"/>
+            </w:tcBorders>
+            <w:tcMar>
+              <w:top w:w="60" w:type="dxa"/>
+              <w:left w:w="100" w:type="dxa"/>
+              <w:bottom w:w="60" w:type="dxa"/>
+              <w:right w:w="100" w:type="dxa"/>
+            </w:tcMar>
+          </w:tcPr>
+          <w:p>
+            <w:r>
+              <w:rPr>
+                <w:sz w:val="20"/>
+                <w:szCs w:val="20"/>
+              </w:rPr>
+              <w:t>Proximal site usage for 228,388 reporter 3' UTRs of 186 nt</w:t>
+            </w:r>
+          </w:p>
+        </w:tc>
+        <w:tc>
+          <w:tcPr>
+            <w:tcW w:w="1656" w:type="dxa"/>
+            <w:tcBorders>
+              <w:top w:val="single" w:sz="4" w:space="0" w:color="808080"/>
+              <w:left w:val="single" w:sz="4" w:space="0" w:color="808080"/>
+              <w:bottom w:val="single" w:sz="4" w:space="0" w:color="808080"/>
+              <w:right w:val="single" w:sz="4" w:space="0" w:color="808080"/>
+            </w:tcBorders>
+            <w:tcMar>
+              <w:top w:w="60" w:type="dxa"/>
+              <w:left w:w="100" w:type="dxa"/>
+              <w:bottom w:w="60" w:type="dxa"/>
+              <w:right w:w="100" w:type="dxa"/>
+            </w:tcMar>
+          </w:tcPr>
+          <w:p>
+            <w:r>
+              <w:rPr>
+                <w:sz w:val="20"/>
+                <w:szCs w:val="20"/>
+              </w:rPr>
+              <w:t>3' UTR only</w:t>
+            </w:r>
+          </w:p>
+        </w:tc>
+        <w:tc>
+          <w:tcPr>
+            <w:tcW w:w="3384" w:type="dxa"/>
+            <w:tcBorders>
+              <w:top w:val="single" w:sz="4" w:space="0" w:color="808080"/>
+              <w:left w:val="single" w:sz="4" w:space="0" w:color="808080"/>
+              <w:bottom w:val="single" w:sz="4" w:space="0" w:color="808080"/>
+              <w:right w:val="single" w:sz="4" w:space="0" w:color="808080"/>
+            </w:tcBorders>
+            <w:tcMar>
+              <w:top w:w="60" w:type="dxa"/>
+              <w:left w:w="100" w:type="dxa"/>
+              <w:bottom w:w="60" w:type="dxa"/>
+              <w:right w:w="100" w:type="dxa"/>
+            </w:tcMar>
+          </w:tcPr>
+          <w:p>
+            <w:r>
+              <w:rPr>
+                <w:sz w:val="20"/>
+                <w:szCs w:val="20"/>
+              </w:rPr>
+              <w:t>The same role for the 3' UTR, where the Track C motifs act.</w:t>
+            </w:r>
+          </w:p>
+        </w:tc>
+        <w:tc>
+          <w:tcPr>
+            <w:tcW w:w="1008" w:type="dxa"/>
+            <w:tcBorders>
+              <w:top w:val="single" w:sz="4" w:space="0" w:color="808080"/>
+              <w:left w:val="single" w:sz="4" w:space="0" w:color="808080"/>
+              <w:bottom w:val="single" w:sz="4" w:space="0" w:color="808080"/>
+              <w:right w:val="single" w:sz="4" w:space="0" w:color="808080"/>
+            </w:tcBorders>
+            <w:tcMar>
+              <w:top w:w="60" w:type="dxa"/>
+              <w:left w:w="100" w:type="dxa"/>
+              <w:bottom w:w="60" w:type="dxa"/>
+              <w:right w:w="100" w:type="dxa"/>
+            </w:tcMar>
+          </w:tcPr>
+          <w:p>
+            <w:pPr>
+              <w:jc w:val="right"/>
+            </w:pPr>
+            <w:r>
+              <w:rPr>
+                <w:sz w:val="20"/>
+                <w:szCs w:val="20"/>
+              </w:rPr>
+            </w:r>
+          </w:p>
+        </w:tc>
+      </w:tr>
+      <w:tr>
+        <w:tblPrEx>
+          <w:tblCellMar>
+            <w:top w:w="0" w:type="dxa"/>
+            <w:bottom w:w="0" w:type="dxa"/>
+          </w:tblCellMar>
+        </w:tblPrEx>
+        <w:tc>
+          <w:tcPr>
+            <w:tcW w:w="1800" w:type="dxa"/>
+            <w:tcBorders>
+              <w:top w:val="single" w:sz="4" w:space="0" w:color="808080"/>
+              <w:left w:val="single" w:sz="4" w:space="0" w:color="808080"/>
+              <w:bottom w:val="single" w:sz="4" w:space="0" w:color="808080"/>
+              <w:right w:val="single" w:sz="4" w:space="0" w:color="808080"/>
+            </w:tcBorders>
+            <w:tcMar>
+              <w:top w:w="60" w:type="dxa"/>
+              <w:left w:w="100" w:type="dxa"/>
+              <w:bottom w:w="60" w:type="dxa"/>
+              <w:right w:w="100" w:type="dxa"/>
+            </w:tcMar>
+          </w:tcPr>
+          <w:p>
+            <w:r>
+              <w:rPr>
+                <w:b/>
+                <w:sz w:val="20"/>
+                <w:szCs w:val="20"/>
+              </w:rPr>
+              <w:t>Regulatory DNA</w:t>
+            </w:r>
+          </w:p>
+        </w:tc>
+        <w:tc>
+          <w:tcPr>
+            <w:tcW w:w="2232" w:type="dxa"/>
+            <w:tcBorders>
+              <w:top w:val="single" w:sz="4" w:space="0" w:color="808080"/>
+              <w:left w:val="single" w:sz="4" w:space="0" w:color="808080"/>
+              <w:bottom w:val="single" w:sz="4" w:space="0" w:color="808080"/>
+              <w:right w:val="single" w:sz="4" w:space="0" w:color="808080"/>
+            </w:tcBorders>
+            <w:tcMar>
+              <w:top w:w="60" w:type="dxa"/>
+              <w:left w:w="100" w:type="dxa"/>
+              <w:bottom w:w="60" w:type="dxa"/>
+              <w:right w:w="100" w:type="dxa"/>
+            </w:tcMar>
+          </w:tcPr>
+          <w:p>
+            <w:r>
+              <w:rPr>
+                <w:sz w:val="20"/>
+                <w:szCs w:val="20"/>
+              </w:rPr>
+            </w:r>
+          </w:p>
+        </w:tc>
+        <w:tc>
+          <w:tcPr>
+            <w:tcW w:w="1656" w:type="dxa"/>
+            <w:tcBorders>
+              <w:top w:val="single" w:sz="4" w:space="0" w:color="808080"/>
+              <w:left w:val="single" w:sz="4" w:space="0" w:color="808080"/>
+              <w:bottom w:val="single" w:sz="4" w:space="0" w:color="808080"/>
+              <w:right w:val="single" w:sz="4" w:space="0" w:color="808080"/>
+            </w:tcBorders>
+            <w:tcMar>
+              <w:top w:w="60" w:type="dxa"/>
+              <w:left w:w="100" w:type="dxa"/>
+              <w:bottom w:w="60" w:type="dxa"/>
+              <w:right w:w="100" w:type="dxa"/>
+            </w:tcMar>
+          </w:tcPr>
+          <w:p>
+            <w:r>
+              <w:rPr>
+                <w:sz w:val="20"/>
+                <w:szCs w:val="20"/>
+              </w:rPr>
+            </w:r>
+          </w:p>
+        </w:tc>
+        <w:tc>
+          <w:tcPr>
+            <w:tcW w:w="3384" w:type="dxa"/>
+            <w:tcBorders>
+              <w:top w:val="single" w:sz="4" w:space="0" w:color="808080"/>
+              <w:left w:val="single" w:sz="4" w:space="0" w:color="808080"/>
+              <w:bottom w:val="single" w:sz="4" w:space="0" w:color="808080"/>
+              <w:right w:val="single" w:sz="4" w:space="0" w:color="808080"/>
+            </w:tcBorders>
+            <w:tcMar>
+              <w:top w:w="60" w:type="dxa"/>
+              <w:left w:w="100" w:type="dxa"/>
+              <w:bottom w:w="60" w:type="dxa"/>
+              <w:right w:w="100" w:type="dxa"/>
+            </w:tcMar>
+          </w:tcPr>
+          <w:p>
+            <w:r>
+              <w:rPr>
+                <w:sz w:val="20"/>
+                <w:szCs w:val="20"/>
+              </w:rPr>
+            </w:r>
+          </w:p>
+        </w:tc>
+        <w:tc>
+          <w:tcPr>
+            <w:tcW w:w="1008" w:type="dxa"/>
+            <w:tcBorders>
+              <w:top w:val="single" w:sz="4" w:space="0" w:color="808080"/>
+              <w:left w:val="single" w:sz="4" w:space="0" w:color="808080"/>
+              <w:bottom w:val="single" w:sz="4" w:space="0" w:color="808080"/>
+              <w:right w:val="single" w:sz="4" w:space="0" w:color="808080"/>
+            </w:tcBorders>
+            <w:tcMar>
+              <w:top w:w="60" w:type="dxa"/>
+              <w:left w:w="100" w:type="dxa"/>
+              <w:bottom w:w="60" w:type="dxa"/>
+              <w:right w:w="100" w:type="dxa"/>
+            </w:tcMar>
+          </w:tcPr>
+          <w:p>
+            <w:pPr>
+              <w:jc w:val="right"/>
+            </w:pPr>
+            <w:r>
+              <w:rPr>
+                <w:sz w:val="20"/>
+                <w:szCs w:val="20"/>
+              </w:rPr>
+            </w:r>
+          </w:p>
+        </w:tc>
+      </w:tr>
+      <w:tr>
+        <w:tblPrEx>
+          <w:tblCellMar>
+            <w:top w:w="0" w:type="dxa"/>
+            <w:bottom w:w="0" w:type="dxa"/>
+          </w:tblCellMar>
+        </w:tblPrEx>
+        <w:tc>
+          <w:tcPr>
+            <w:tcW w:w="1800" w:type="dxa"/>
+            <w:tcBorders>
+              <w:top w:val="single" w:sz="4" w:space="0" w:color="808080"/>
+              <w:left w:val="single" w:sz="4" w:space="0" w:color="808080"/>
+              <w:bottom w:val="single" w:sz="4" w:space="0" w:color="808080"/>
+              <w:right w:val="single" w:sz="4" w:space="0" w:color="808080"/>
+            </w:tcBorders>
+            <w:tcMar>
+              <w:top w:w="60" w:type="dxa"/>
+              <w:left w:w="100" w:type="dxa"/>
+              <w:bottom w:w="60" w:type="dxa"/>
+              <w:right w:w="100" w:type="dxa"/>
+            </w:tcMar>
+          </w:tcPr>
+          <w:p>
+            <w:r>
+              <w:rPr>
+                <w:sz w:val="20"/>
+                <w:szCs w:val="20"/>
+              </w:rPr>
+              <w:t>Enhancer perturbation</w:t>
+            </w:r>
+          </w:p>
+        </w:tc>
+        <w:tc>
+          <w:tcPr>
+            <w:tcW w:w="2232" w:type="dxa"/>
+            <w:tcBorders>
+              <w:top w:val="single" w:sz="4" w:space="0" w:color="808080"/>
+              <w:left w:val="single" w:sz="4" w:space="0" w:color="808080"/>
+              <w:bottom w:val="single" w:sz="4" w:space="0" w:color="808080"/>
+              <w:right w:val="single" w:sz="4" w:space="0" w:color="808080"/>
+            </w:tcBorders>
+            <w:tcMar>
+              <w:top w:w="60" w:type="dxa"/>
+              <w:left w:w="100" w:type="dxa"/>
+              <w:bottom w:w="60" w:type="dxa"/>
+              <w:right w:w="100" w:type="dxa"/>
+            </w:tcMar>
+          </w:tcPr>
+          <w:p>
+            <w:r>
+              <w:rPr>
+                <w:sz w:val="20"/>
+                <w:szCs w:val="20"/>
+              </w:rPr>
+              <w:t>Effect of enhancer perturbations on gene expression in K562 cells</w:t>
+            </w:r>
+          </w:p>
+        </w:tc>
+        <w:tc>
+          <w:tcPr>
+            <w:tcW w:w="1656" w:type="dxa"/>
+            <w:tcBorders>
+              <w:top w:val="single" w:sz="4" w:space="0" w:color="808080"/>
+              <w:left w:val="single" w:sz="4" w:space="0" w:color="808080"/>
+              <w:bottom w:val="single" w:sz="4" w:space="0" w:color="808080"/>
+              <w:right w:val="single" w:sz="4" w:space="0" w:color="808080"/>
+            </w:tcBorders>
+            <w:tcMar>
+              <w:top w:w="60" w:type="dxa"/>
+              <w:left w:w="100" w:type="dxa"/>
+              <w:bottom w:w="60" w:type="dxa"/>
+              <w:right w:w="100" w:type="dxa"/>
+            </w:tcMar>
+          </w:tcPr>
+          <w:p>
+            <w:r>
+              <w:rPr>
+                <w:sz w:val="20"/>
+                <w:szCs w:val="20"/>
+              </w:rPr>
+              <w:t>Genomic DNA, gene-level RNA and protein embeddings</w:t>
+            </w:r>
+          </w:p>
+        </w:tc>
+        <w:tc>
+          <w:tcPr>
+            <w:tcW w:w="3384" w:type="dxa"/>
+            <w:tcBorders>
+              <w:top w:val="single" w:sz="4" w:space="0" w:color="808080"/>
+              <w:left w:val="single" w:sz="4" w:space="0" w:color="808080"/>
+              <w:bottom w:val="single" w:sz="4" w:space="0" w:color="808080"/>
+              <w:right w:val="single" w:sz="4" w:space="0" w:color="808080"/>
+            </w:tcBorders>
+            <w:tcMar>
+              <w:top w:w="60" w:type="dxa"/>
+              <w:left w:w="100" w:type="dxa"/>
+              <w:bottom w:w="60" w:type="dxa"/>
+              <w:right w:w="100" w:type="dxa"/>
+            </w:tcMar>
+          </w:tcPr>
+          <w:p>
+            <w:r>
+              <w:rPr>
+                <w:sz w:val="20"/>
+                <w:szCs w:val="20"/>
+              </w:rPr>
+              <w:t>The Central Dogma Transformer fuses the three with directional cross-attention and reaches Pearson 0.503 against a ceiling of 0.797. A third published multimodal reference.</w:t>
+            </w:r>
+          </w:p>
+        </w:tc>
+        <w:tc>
+          <w:tcPr>
+            <w:tcW w:w="1008" w:type="dxa"/>
+            <w:tcBorders>
+              <w:top w:val="single" w:sz="4" w:space="0" w:color="808080"/>
+              <w:left w:val="single" w:sz="4" w:space="0" w:color="808080"/>
+              <w:bottom w:val="single" w:sz="4" w:space="0" w:color="808080"/>
+              <w:right w:val="single" w:sz="4" w:space="0" w:color="808080"/>
+            </w:tcBorders>
+            <w:tcMar>
+              <w:top w:w="60" w:type="dxa"/>
+              <w:left w:w="100" w:type="dxa"/>
+              <w:bottom w:w="60" w:type="dxa"/>
+              <w:right w:w="100" w:type="dxa"/>
+            </w:tcMar>
+          </w:tcPr>
+          <w:p>
+            <w:pPr>
+              <w:jc w:val="right"/>
+            </w:pPr>
+            <w:r>
+              <w:rPr>
+                <w:sz w:val="20"/>
+                <w:szCs w:val="20"/>
+              </w:rPr>
+            </w:r>
+          </w:p>
+        </w:tc>
+      </w:tr>
+    </w:tbl>
+    <w:p>
+      <w:pPr>
+        <w:spacing w:after="160"/>
+      </w:pPr>
+      <w:proofErr w:type="spellStart"/>
+      <w:proofErr w:type="spellEnd"/>
+      <w:proofErr w:type="spellStart"/>
+      <w:proofErr w:type="spellEnd"/>
+      <w:proofErr w:type="spellStart"/>
+      <w:proofErr w:type="spellEnd"/>
+      <w:proofErr w:type="spellStart"/>
+      <w:proofErr w:type="spellEnd"/>
+      <w:proofErr w:type="spellStart"/>
+      <w:proofErr w:type="spellEnd"/>
+      <w:proofErr w:type="spellStart"/>
+      <w:proofErr w:type="spellEnd"/>
+      <w:proofErr w:type="spellStart"/>
+      <w:proofErr w:type="spellEnd"/>
+      <w:r>
+        <w:rPr>
+          <w:b w:val="0"/>
+        </w:rPr>
+        <w:t>Table: the Stage 4 task set, grouped by the question each dataset answers, with the research plan's priority ("added" marks datasets the plan brought in; "listed" marks COMET tasks from the October paper list). Sizes and reference numbers are from the cited papers; the Overleaf figure "Candidate datasets, what each one provides, and the research plan's priorities" shows the same set as a matrix of regions and molecules.</w:t>
       </w:r>
     </w:p>
     <w:p>
@@ -28664,54 +33309,75 @@
         <w:rPr>
           <w:b/>
         </w:rPr>
-        <w:t>• 1. mRNA Stability (</w:t>
-      </w:r>
-      <w:proofErr w:type="spellStart"/>
+        <w:t xml:space="preserve">• Same coding sequence to every encoder: </w:t>
+      </w:r>
+      <w:r>
+        <w:rPr/>
+        <w:t xml:space="preserve">mRNA stability (CodonBERT; in hand), mRFP synonymous variants of one gene in E. coli (CodonBERT; in hand; protein identical, so only codon-level information can carry signal; the research plan's add-on 5 runs it early and in parallel), fungal expression across many genomes (CodonBERT, 7,056 CDS, 3,138 used by BioLangFusion; cross-species codon bias, where the composition baseline is decisive), and E. coli expression (6,348 CDS, 4,450 used; codon with protein in one organism). Added by the research plan for the BioLangFusion reproduction (add-on 1): Ab1 (723 antibody-encoding mRNAs, protein expression; designed coding sequences where the first codons and codon usage act) and CoV-Vac (2,400 designed fragments of up to 81 nt, degradation; the shortest sequences in the set, where structure dominates and the RNA encoder leads every single-encoder result).</w:t>
+      </w:r>
+    </w:p>
+    <w:p>
+      <w:pPr>
+        <w:pStyle w:val="ListParagraph"/>
+        <w:spacing w:after="80"/>
+      </w:pPr>
       <w:r>
         <w:rPr>
           <w:b/>
         </w:rPr>
-        <w:t>CodonBERT</w:t>
-      </w:r>
-      <w:proofErr w:type="spellEnd"/>
+        <w:t xml:space="preserve">• Physically distinct molecules: </w:t>
+      </w:r>
+      <w:r>
+        <w:rPr/>
+        <w:t xml:space="preserve">GTEx isoform expression (IsoFormer; pilot in hand, full table about 160,000 training transcripts; whether a different molecule adds signal a shared input cannot, with the four length features matching all twelve encoders on the pilot; also the second LucaOne dataset of add-on 3, with the window truncated to its 1,280-token limit); mRNA half-life (Saluki: 13,921 human and 14,463 mouse genes, spliced mRNA with codon and exon-junction tracks, Pearson 0.77; codon effects near start and stop, 3' UTR motifs, and splice sites all matter); translation efficiency (RiboNN: 10,348 human genes over 78 cell types, r² 0.62; 5' UTR about 22%, CDS about 73%, 3' UTR about 5%; first ten codons weigh about twice the rest); and the protein-to-mRNA ratio (Eraslan; 11,575 genes, 29 tissues; codons alone 17%, amino-acid frequencies 15%).</w:t>
+      </w:r>
+    </w:p>
+    <w:p>
+      <w:pPr>
+        <w:pStyle w:val="ListParagraph"/>
+        <w:spacing w:after="80"/>
+      </w:pPr>
       <w:r>
         <w:rPr>
           <w:b/>
         </w:rPr>
-        <w:t xml:space="preserve"> / </w:t>
-      </w:r>
-      <w:proofErr w:type="spellStart"/>
+        <w:t xml:space="preserve">• Full transcripts on the mRNABench splits (add-on 4), labels kept distinct: </w:t>
+      </w:r>
+      <w:r>
+        <w:rPr/>
+        <w:t xml:space="preserve">RNA half-life, Saluki human and mouse (rnahl-saluki-human, -mouse; 13,921 and 14,463 genes; Pearson 0.77 and 0.73 published from sequence plus codon and exon-junction tracks; codon effects near start and stop, 3' UTR motifs, and splice sites all matter) and the LBKWK half-life target (mrl-hl-lbkwk) are half-life, not ribosome load. Translation efficiency, human and mouse (translation-efficiency-human, -mouse; 10,348 human genes over 78 cell types; RiboNN r² 0.62; 5' UTR about 22%, CDS about 73%, 3' UTR about 5%; first ten codons weigh about twice the rest) is TE, not mean ribosome load and not protein abundance. MRL Sugimoto (mrl-sugimoto) and the LBKWK MRL target are mean ribosome load, not half-life. Each runs separately on its own published split and metric. Feasibility gates first: UTRs and coding-sequence coordinates present, labels and species present, grouped non-leaking splits; if transcript regions are absent the task is not treated as a full-transcript test, and TE is never conflated with protein abundance.</w:t>
+      </w:r>
+    </w:p>
+    <w:p>
+      <w:pPr>
+        <w:pStyle w:val="ListParagraph"/>
+        <w:spacing w:after="80"/>
+      </w:pPr>
       <w:r>
         <w:rPr>
           <w:b/>
         </w:rPr>
-        <w:t>BioLangFusion</w:t>
-      </w:r>
-      <w:proofErr w:type="spellEnd"/>
+        <w:t xml:space="preserve">• Codon against amino acid, with a published reference: </w:t>
+      </w:r>
+      <w:r>
+        <w:rPr/>
+        <w:t xml:space="preserve">the CaLM task suite (transcript abundance in 7 organisms, protein abundance, melting temperature, solubility, localization, function, species; codon embeddings beat amino-acid ones on abundance, and melting-temperature R² falls from 0.75 to 0.39 when synonymous codons are randomized, a ready-made protein-held-constant control for any CDS task) and the rest of mRNABench (GO terms, localization, RBP binding, UTR variant effects; a linear-probe protocol like Stage 1's with homology-aware splits and 45 nucleotide foundation models already placed, none codon-level or protein).</w:t>
+      </w:r>
+    </w:p>
+    <w:p>
+      <w:pPr>
+        <w:pStyle w:val="ListParagraph"/>
+        <w:spacing w:after="80"/>
+      </w:pPr>
       <w:r>
         <w:rPr>
           <w:b/>
         </w:rPr>
-        <w:t xml:space="preserve">): </w:t>
-      </w:r>
-      <w:r>
-        <w:t xml:space="preserve">65,356 rows from the </w:t>
-      </w:r>
-      <w:proofErr w:type="spellStart"/>
-      <w:r>
-        <w:t>CodonBERT</w:t>
-      </w:r>
-      <w:proofErr w:type="spellEnd"/>
-      <w:r>
-        <w:t xml:space="preserve"> benchmark. Provides continuity with Stage 1 and direct comparability with </w:t>
-      </w:r>
-      <w:proofErr w:type="spellStart"/>
-      <w:r>
-        <w:t>BioLangFusion</w:t>
-      </w:r>
-      <w:proofErr w:type="spellEnd"/>
-      <w:r>
-        <w:t>. Evaluated using deduplicated, sequence-disjoint grouped splits.</w:t>
+        <w:t xml:space="preserve">• Single regions, no protein: </w:t>
+      </w:r>
+      <w:r>
+        <w:rPr/>
+        <w:t xml:space="preserve">5' UTR mean ribosome load (91,519 UTRs of at most 100 nt) and 3' UTR polyadenylation (228,388 reporter UTRs), both from BEACON: nucleotide-only controls where the codon encoders cannot compete, which compare DNA tokenizations and the RNA encoders on a non-coding region.</w:t>
       </w:r>
     </w:p>
     <w:p>
@@ -28723,30 +33389,82 @@
         <w:rPr>
           <w:b/>
         </w:rPr>
-        <w:t xml:space="preserve">• 2. </w:t>
-      </w:r>
-      <w:proofErr w:type="spellStart"/>
+        <w:t xml:space="preserve">• Regulatory DNA: </w:t>
+      </w:r>
+      <w:r>
+        <w:rPr/>
+        <w:t xml:space="preserve">the Central Dogma Transformer's enhancer-perturbation task in K562 cells (directional DNA-to-RNA and RNA-to-protein cross-attention, Pearson 0.503 against a ceiling of 0.797), a third published multimodal reference whose directional attention is a Stage 3 variant.</w:t>
+      </w:r>
+    </w:p>
+    <w:p>
+      <w:pPr>
+        <w:spacing w:after="160"/>
+      </w:pPr>
+      <w:proofErr w:type="spellStart"/>
+      <w:proofErr w:type="spellEnd"/>
+      <w:proofErr w:type="spellStart"/>
+      <w:proofErr w:type="spellEnd"/>
+      <w:proofErr w:type="spellStart"/>
+      <w:proofErr w:type="spellEnd"/>
+      <w:proofErr w:type="spellStart"/>
+      <w:proofErr w:type="spellEnd"/>
+      <w:proofErr w:type="spellStart"/>
+      <w:proofErr w:type="spellEnd"/>
+      <w:proofErr w:type="spellStart"/>
+      <w:proofErr w:type="spellEnd"/>
+      <w:proofErr w:type="spellStart"/>
+      <w:proofErr w:type="spellEnd"/>
+      <w:r>
+        <w:rPr/>
+        <w:t xml:space="preserve">The tests, in order; each names the datasets, the contrast, and what a result would mean. Tests 1 to 7 are the Stage 4 design; tests 8 to 10 are what the research plan adds:</w:t>
+      </w:r>
+    </w:p>
+    <w:p>
+      <w:pPr>
+        <w:pStyle w:val="ListParagraph"/>
+        <w:spacing w:after="80"/>
+      </w:pPr>
+      <w:proofErr w:type="spellStart"/>
+      <w:proofErr w:type="spellEnd"/>
+      <w:proofErr w:type="spellStart"/>
+      <w:proofErr w:type="spellEnd"/>
+      <w:proofErr w:type="spellStart"/>
+      <w:proofErr w:type="spellEnd"/>
+      <w:proofErr w:type="spellStart"/>
+      <w:proofErr w:type="spellEnd"/>
       <w:r>
         <w:rPr>
           <w:b/>
         </w:rPr>
-        <w:t>GTEx</w:t>
-      </w:r>
+        <w:t xml:space="preserve">• 1. Codon against amino acid with the protein held constant: </w:t>
+      </w:r>
+      <w:r>
+        <w:rPr/>
+        <w:t xml:space="preserve">mRFP, and every CDS task re-run with synonymous codons randomized. If the codon encoders keep their accuracy on the originals and lose it under randomization while the protein encoders are unchanged, the synonymous codon information Track A found is what the codon encoders contribute.</w:t>
+      </w:r>
+    </w:p>
+    <w:p>
+      <w:pPr>
+        <w:pStyle w:val="ListParagraph"/>
+        <w:spacing w:after="80"/>
+      </w:pPr>
+      <w:proofErr w:type="spellStart"/>
+      <w:proofErr w:type="spellEnd"/>
+      <w:proofErr w:type="spellStart"/>
+      <w:proofErr w:type="spellEnd"/>
+      <w:proofErr w:type="spellStart"/>
+      <w:proofErr w:type="spellEnd"/>
+      <w:proofErr w:type="spellStart"/>
       <w:proofErr w:type="spellEnd"/>
       <w:r>
         <w:rPr>
           <w:b/>
         </w:rPr>
-        <w:t xml:space="preserve"> Transcript Expression: </w:t>
-      </w:r>
-      <w:r>
-        <w:t>The 2,000-transcript pilot and IsoFormer's full GTEx table, with 30 tissue expression targets.</w:t>
-      </w:r>
-      <w:proofErr w:type="spellStart"/>
-      <w:r/>
-      <w:proofErr w:type="spellEnd"/>
-      <w:r>
-        <w:t xml:space="preserve"> Tests cross-attention on physically distinct molecules (promoter DNA, transcript UTRs, protein) against the 0.242 length baseline.</w:t>
+        <w:t xml:space="preserve">• 2. Codon against nucleotide tokens on the same coding sequence: </w:t>
+      </w:r>
+      <w:r>
+        <w:rPr/>
+        <w:t xml:space="preserve">stability, fungal expression, E. coli expression; mRNA-FM and CaLM against RNA-FM, RiNALMo, and HyenaDNA on identical input, with the composition baseline.</w:t>
       </w:r>
     </w:p>
     <w:p>
@@ -28754,14 +33472,23 @@
         <w:pStyle w:val="ListParagraph"/>
         <w:spacing w:after="80"/>
       </w:pPr>
+      <w:proofErr w:type="spellStart"/>
+      <w:proofErr w:type="spellEnd"/>
+      <w:proofErr w:type="spellStart"/>
+      <w:proofErr w:type="spellEnd"/>
+      <w:proofErr w:type="spellStart"/>
+      <w:proofErr w:type="spellEnd"/>
+      <w:proofErr w:type="spellStart"/>
+      <w:proofErr w:type="spellEnd"/>
       <w:r>
         <w:rPr>
           <w:b/>
         </w:rPr>
-        <w:t xml:space="preserve">• 3. mRNA Half-Life (Saluki): </w:t>
-      </w:r>
-      <w:r>
-        <w:t>Full transcripts with 5' and 3' UTRs. Directly tests whether combining 3' UTR regulatory signals with coding sequence representations improves decay prediction.</w:t>
+        <w:t xml:space="preserve">• 3. UTR-dependent tasks: </w:t>
+      </w:r>
+      <w:r>
+        <w:rPr/>
+        <w:t xml:space="preserve">half-life, translation efficiency, ribosome load, polyadenylation; a nucleotide encoder reading the UTRs fused with a codon-level encoder reading the CDS, against a nucleotide encoder reading the whole transcript. The published region shares predict a large gain on half-life and a small one on translation efficiency.</w:t>
       </w:r>
     </w:p>
     <w:p>
@@ -28769,28 +33496,71 @@
         <w:pStyle w:val="ListParagraph"/>
         <w:spacing w:after="80"/>
       </w:pPr>
+      <w:proofErr w:type="spellStart"/>
+      <w:proofErr w:type="spellEnd"/>
+      <w:proofErr w:type="spellStart"/>
+      <w:proofErr w:type="spellEnd"/>
+      <w:proofErr w:type="spellStart"/>
+      <w:proofErr w:type="spellEnd"/>
+      <w:proofErr w:type="spellStart"/>
+      <w:proofErr w:type="spellEnd"/>
       <w:r>
         <w:rPr>
           <w:b/>
         </w:rPr>
-        <w:t>• 4. Translation Efficiency (</w:t>
-      </w:r>
-      <w:proofErr w:type="spellStart"/>
+        <w:t xml:space="preserve">• 4. Position-resolved against global signal: </w:t>
+      </w:r>
+      <w:r>
+        <w:rPr/>
+        <w:t xml:space="preserve">translation efficiency and half-life against stability and fungal expression; token-level fusion against pooled concatenation on each (H3 predicts a gap on the first pair and none on the second).</w:t>
+      </w:r>
+    </w:p>
+    <w:p>
+      <w:pPr>
+        <w:pStyle w:val="ListParagraph"/>
+        <w:spacing w:after="80"/>
+      </w:pPr>
+      <w:proofErr w:type="spellStart"/>
+      <w:proofErr w:type="spellEnd"/>
+      <w:proofErr w:type="spellStart"/>
+      <w:proofErr w:type="spellEnd"/>
+      <w:proofErr w:type="spellStart"/>
+      <w:proofErr w:type="spellEnd"/>
+      <w:proofErr w:type="spellStart"/>
+      <w:proofErr w:type="spellEnd"/>
       <w:r>
         <w:rPr>
           <w:b/>
         </w:rPr>
-        <w:t>RiboNN</w:t>
-      </w:r>
+        <w:t xml:space="preserve">• 5. Distinct molecules: </w:t>
+      </w:r>
+      <w:r>
+        <w:rPr/>
+        <w:t xml:space="preserve">GTEx, half-life with exon-junction structure, and the enhancer task; does a DNA encoder reading a different molecule add signal above the length and composition baselines?</w:t>
+      </w:r>
+    </w:p>
+    <w:p>
+      <w:pPr>
+        <w:pStyle w:val="ListParagraph"/>
+        <w:spacing w:after="80"/>
+      </w:pPr>
+      <w:proofErr w:type="spellStart"/>
+      <w:proofErr w:type="spellEnd"/>
+      <w:proofErr w:type="spellStart"/>
+      <w:proofErr w:type="spellEnd"/>
+      <w:proofErr w:type="spellStart"/>
+      <w:proofErr w:type="spellEnd"/>
+      <w:proofErr w:type="spellStart"/>
       <w:proofErr w:type="spellEnd"/>
       <w:r>
         <w:rPr>
           <w:b/>
         </w:rPr>
-        <w:t xml:space="preserve">): </w:t>
-      </w:r>
-      <w:r>
-        <w:t>5' UTR plus coding sequences. Probes translation initiation and elongation kinetics.</w:t>
+        <w:t xml:space="preserve">• 6. Cross-species codon bias: </w:t>
+      </w:r>
+      <w:r>
+        <w:rPr/>
+        <w:t xml:space="preserve">fungal expression and CaLM's abundance and species tasks; whether the codon encoders' advantage survives the composition control.</w:t>
       </w:r>
     </w:p>
     <w:p>
@@ -28798,14 +33568,94 @@
         <w:pStyle w:val="ListParagraph"/>
         <w:spacing w:after="80"/>
       </w:pPr>
-      <w:r>
-        <w:rPr>
-          <w:b/>
-        </w:rPr>
-        <w:t xml:space="preserve">• 5. Protein-to-mRNA Ratio (Eraslan et al.): </w:t>
-      </w:r>
-      <w:r>
-        <w:t>Tests the task most dependent on protein-level abundance and turnover relative to transcript copy numbers.</w:t>
+      <w:proofErr w:type="spellStart"/>
+      <w:proofErr w:type="spellEnd"/>
+      <w:proofErr w:type="spellStart"/>
+      <w:proofErr w:type="spellEnd"/>
+      <w:proofErr w:type="spellStart"/>
+      <w:proofErr w:type="spellEnd"/>
+      <w:proofErr w:type="spellStart"/>
+      <w:proofErr w:type="spellEnd"/>
+      <w:r>
+        <w:rPr/>
+        <w:t xml:space="preserve">• 7. Protein-side tasks where codons help: melting temperature, solubility, and the protein-to-mRNA ratio; CaLM with ESM-2 150M or ProtBERT against each alone, the pair Stage 1 found both aligned and complementary.</w:t>
+      </w:r>
+    </w:p>
+    <w:p>
+      <w:pPr>
+        <w:pStyle w:val="ListParagraph"/>
+        <w:spacing w:after="80"/>
+      </w:pPr>
+      <w:proofErr w:type="spellStart"/>
+      <w:proofErr w:type="spellEnd"/>
+      <w:proofErr w:type="spellStart"/>
+      <w:proofErr w:type="spellEnd"/>
+      <w:proofErr w:type="spellStart"/>
+      <w:proofErr w:type="spellEnd"/>
+      <w:proofErr w:type="spellStart"/>
+      <w:proofErr w:type="spellEnd"/>
+      <w:r>
+        <w:rPr/>
+        <w:t xml:space="preserve">• 8. Encoder swaps under a fixed architecture (add-ons 1 and 2): the five BioLangFusion benchmarks; does a codon-level RNA encoder, a larger or differently trained protein encoder, or a different DNA encoder improve the reproduced system, and do the gains follow Stage 1's complementarity measurements (H2)?</w:t>
+      </w:r>
+    </w:p>
+    <w:p>
+      <w:pPr>
+        <w:pStyle w:val="ListParagraph"/>
+        <w:spacing w:after="80"/>
+      </w:pPr>
+      <w:proofErr w:type="spellStart"/>
+      <w:proofErr w:type="spellEnd"/>
+      <w:proofErr w:type="spellStart"/>
+      <w:proofErr w:type="spellEnd"/>
+      <w:proofErr w:type="spellStart"/>
+      <w:proofErr w:type="spellEnd"/>
+      <w:proofErr w:type="spellStart"/>
+      <w:proofErr w:type="spellEnd"/>
+      <w:r>
+        <w:rPr/>
+        <w:t xml:space="preserve">• 9. One model against fusion (add-on 3): stability and GTEx; LucaOne's frozen embeddings against the best single encoder and the best fused model under one head (H6).</w:t>
+      </w:r>
+    </w:p>
+    <w:p>
+      <w:pPr>
+        <w:pStyle w:val="ListParagraph"/>
+        <w:spacing w:after="80"/>
+      </w:pPr>
+      <w:proofErr w:type="spellStart"/>
+      <w:proofErr w:type="spellEnd"/>
+      <w:proofErr w:type="spellStart"/>
+      <w:proofErr w:type="spellEnd"/>
+      <w:proofErr w:type="spellStart"/>
+      <w:proofErr w:type="spellEnd"/>
+      <w:proofErr w:type="spellStart"/>
+      <w:proofErr w:type="spellEnd"/>
+      <w:r>
+        <w:rPr/>
+        <w:t xml:space="preserve">• 10. Transcript context with labels kept apart (add-on 4): half-life and translation efficiency on the mRNABench splits; coding sequence only against plus 3' UTR against the full transcript, and whether a protein encoder adds to the coding region, with half-life, translation efficiency, and ribosome load never relabeled as each other.</w:t>
+      </w:r>
+    </w:p>
+    <w:p>
+      <w:pPr>
+        <w:spacing w:after="160"/>
+      </w:pPr>
+      <w:proofErr w:type="spellStart"/>
+      <w:proofErr w:type="spellEnd"/>
+      <w:proofErr w:type="spellStart"/>
+      <w:proofErr w:type="spellEnd"/>
+      <w:proofErr w:type="spellStart"/>
+      <w:proofErr w:type="spellEnd"/>
+      <w:proofErr w:type="spellStart"/>
+      <w:proofErr w:type="spellEnd"/>
+      <w:proofErr w:type="spellStart"/>
+      <w:proofErr w:type="spellEnd"/>
+      <w:proofErr w:type="spellStart"/>
+      <w:proofErr w:type="spellEnd"/>
+      <w:proofErr w:type="spellStart"/>
+      <w:proofErr w:type="spellEnd"/>
+      <w:r>
+        <w:rPr/>
+        <w:t xml:space="preserve">Order of work: the three sets in hand first (stability, mRFP, the GTEx pilot), then the fungal and E. coli files from the CodonBERT repository together with Ab1 and CoV-Vac, since all five are needed for the BioLangFusion reproduction (add-on 1); then the two large transcript-level sets with codon tracks, half-life and translation efficiency, on the mRNABench splits once they pass the gates (add-on 4); then the protein-to-mRNA ratio and the CaLM suite; then the rest of mRNABench, which supplies splits and a leaderboard; and the two single-region sets as nucleotide-only controls. Every task reports the baseline hierarchy below and the Stage 1 alignment measurements of each fused pair.</w:t>
       </w:r>
     </w:p>
     <w:p>
@@ -28872,19 +33722,11 @@
         <w:rPr>
           <w:b/>
         </w:rPr>
-        <w:lastRenderedPageBreak/>
         <w:t xml:space="preserve">• B2 (Best Single Encoder): </w:t>
       </w:r>
       <w:r>
-        <w:t xml:space="preserve">The strongest single frozen encoder (e.g., ESM-2 150M or </w:t>
-      </w:r>
-      <w:proofErr w:type="spellStart"/>
-      <w:r>
-        <w:t>CaLM</w:t>
-      </w:r>
-      <w:proofErr w:type="spellEnd"/>
-      <w:r>
-        <w:t>) trained with the exact same prediction head and compute budget.</w:t>
+        <w:rPr/>
+        <w:t xml:space="preserve">The strongest single frozen encoder (e.g., RNA-FM, ESM-2 150M, or CaLM) under the same head and compute budget; the reference term of Δfusion = Perf(fused) minus max Perf(single), computed on the same held-out examples, metric, splits, and protocol, with a confidence interval.</w:t>
       </w:r>
     </w:p>
     <w:p>
@@ -28934,26 +33776,11 @@
         <w:rPr>
           <w:b/>
         </w:rPr>
-        <w:t xml:space="preserve">• B5 (Published External Models): </w:t>
-      </w:r>
-      <w:r>
-        <w:t xml:space="preserve">Published test-split scores from </w:t>
-      </w:r>
-      <w:proofErr w:type="spellStart"/>
-      <w:r>
-        <w:t>BioLangFusion</w:t>
-      </w:r>
-      <w:proofErr w:type="spellEnd"/>
-      <w:r>
-        <w:t xml:space="preserve"> (Spearman 0.563) and </w:t>
-      </w:r>
-      <w:proofErr w:type="spellStart"/>
-      <w:r>
-        <w:t>IsoFormer</w:t>
-      </w:r>
-      <w:proofErr w:type="spellEnd"/>
-      <w:r>
-        <w:t xml:space="preserve"> (R² 0.43).</w:t>
+        <w:t xml:space="preserve">• B5 (Published and Jointly Pretrained Models): </w:t>
+      </w:r>
+      <w:r>
+        <w:rPr/>
+        <w:t xml:space="preserve">The reproduced BioLangFusion and IsoFormer systems (Section 12.7), LucaOne (Section 12.8, add-on 3), and the published scores themselves (BioLangFusion's five benchmarks; IsoFormer's R² 0.43 on GTEx).</w:t>
       </w:r>
     </w:p>
     <w:p>
@@ -28974,71 +33801,27 @@
         <w:rPr>
           <w:b/>
         </w:rPr>
-        <w:t>• A. Modality Contribution (</w:t>
-      </w:r>
-      <w:proofErr w:type="spellStart"/>
+        <w:t xml:space="preserve">• A. Modality Contribution: </w:t>
+      </w:r>
+      <w:r>
+        <w:rPr/>
+        <w:t xml:space="preserve">Train all 7 non-empty subsets of DNA, RNA, and protein; calculate Shapley values per modality; and test zero-out modality dropping at inference time to confirm the model does not collapse onto a single dominant encoder. The gated-attention head's modality weights give the same reading for free. The ablations are the Gantt chart's conditional items (IDs 22 to 24) plus the modality and counterfactual tests; each runs inside the reproduced pipeline, so that it changes exactly one thing.</w:t>
+      </w:r>
+    </w:p>
+    <w:p>
+      <w:pPr>
+        <w:pStyle w:val="ListParagraph"/>
+        <w:spacing w:after="80"/>
+      </w:pPr>
       <w:r>
         <w:rPr>
           <w:b/>
         </w:rPr>
-        <w:t>IsoFormer</w:t>
-      </w:r>
-      <w:proofErr w:type="spellEnd"/>
-      <w:r>
-        <w:rPr>
-          <w:b/>
-        </w:rPr>
-        <w:t xml:space="preserve">-Style): </w:t>
-      </w:r>
-      <w:r>
-        <w:t>Train all 7 non-empty subsets of DNA, RNA, and protein; calculate Shapley values per modality; and test zero-out modality dropping at inference time to confirm the model does not collapse onto a single dominant encoder.</w:t>
-      </w:r>
-    </w:p>
-    <w:p>
-      <w:pPr>
-        <w:pStyle w:val="ListParagraph"/>
-        <w:spacing w:after="80"/>
-      </w:pPr>
-      <w:r>
-        <w:rPr>
-          <w:b/>
-        </w:rPr>
-        <w:t xml:space="preserve">• B. Alignment Loss Penalty Ablation: </w:t>
-      </w:r>
-      <w:r>
-        <w:t xml:space="preserve">Train Coupled Mamba on </w:t>
-      </w:r>
-      <w:proofErr w:type="spellStart"/>
-      <w:r>
-        <w:t>CaLM</w:t>
-      </w:r>
-      <w:proofErr w:type="spellEnd"/>
-      <w:r>
-        <w:t xml:space="preserve"> + ESM-2 150M under </w:t>
-      </w:r>
-      <w:proofErr w:type="spellStart"/>
-      <w:r>
-        <w:t>L_task</w:t>
-      </w:r>
-      <w:proofErr w:type="spellEnd"/>
-      <w:r>
-        <w:t xml:space="preserve"> vs. </w:t>
-      </w:r>
-      <w:proofErr w:type="spellStart"/>
-      <w:r>
-        <w:t>L_task</w:t>
-      </w:r>
-      <w:proofErr w:type="spellEnd"/>
-      <w:r>
-        <w:t xml:space="preserve"> + lambda * </w:t>
-      </w:r>
-      <w:proofErr w:type="spellStart"/>
-      <w:r>
-        <w:t>L_contrastive</w:t>
-      </w:r>
-      <w:proofErr w:type="spellEnd"/>
-      <w:r>
-        <w:t xml:space="preserve"> (with lambda in {0.01, 0.1, 1.0}). Directly tests the Stage 2 hypothesis that representational alignment constraints do not improve task accuracy.</w:t>
+        <w:t xml:space="preserve">• B. Alignment Loss Penalty Ablation (H4): </w:t>
+      </w:r>
+      <w:r>
+        <w:rPr/>
+        <w:t xml:space="preserve">Coupled Mamba, and the best reproduced head, with CaLM and a protein encoder under L_task vs. L_task + lambda * L_contrastive (lambda in {0.01, 0.1, 1.0}), and the same with mRNA-FM in place of CaLM.</w:t>
       </w:r>
     </w:p>
     <w:p>
@@ -29053,7 +33836,8 @@
         <w:t xml:space="preserve">• C. Positional Codon Grid Necessity: </w:t>
       </w:r>
       <w:r>
-        <w:t>Train Coupled Mamba on the exact codon grid vs. unaligned tokens with linear padding to quantify the value of biologically grounded positional alignment.</w:t>
+        <w:rPr/>
+        <w:t xml:space="preserve">Coupled Mamba and the reproduced heads with the same encoders on the exact codon grid vs. unaligned token streams with padding, to quantify the value of biologically grounded positional alignment.</w:t>
       </w:r>
     </w:p>
     <w:p>
@@ -29118,65 +33902,6 @@
     </w:p>
     <w:p>
       <w:pPr>
-        <w:pStyle w:val="Heading2"/>
-        <w:spacing w:before="200" w:after="80"/>
-      </w:pPr>
-      <w:r>
-        <w:t>12.6 The Method Test (The Core Deliverable)</w:t>
-      </w:r>
-    </w:p>
-    <w:p>
-      <w:pPr>
-        <w:spacing w:after="80"/>
-      </w:pPr>
-      <w:r>
-        <w:t>The central scientific contribution of this capstone research is establishing whether cheap, pre-training representation diagnostics can reliably predict which foundation model combinations will succeed before training expensive fusion models.</w:t>
-      </w:r>
-    </w:p>
-    <w:p>
-      <w:pPr>
-        <w:spacing w:after="80"/>
-      </w:pPr>
-      <w:r>
-        <w:t xml:space="preserve">For every encoder combination across all benchmark tasks: (1) measure downstream empirical fusion gain Delta = R^2_fusion - max(R^2_single); (2) collect Stage 1 diagnostic metrics (linear CKA before and after composition control, CCA Recall@1, mutual k-NN, and linear concatenation gain); (3) fit predictive models Delta ~ </w:t>
-      </w:r>
-      <w:proofErr w:type="gramStart"/>
-      <w:r>
-        <w:t>f(</w:t>
-      </w:r>
-      <w:proofErr w:type="gramEnd"/>
-      <w:r>
-        <w:t>Stage 1 Metrics); and (4) evaluate accuracy under leave-one-task-out cross-validation.</w:t>
-      </w:r>
-    </w:p>
-    <w:p>
-      <w:pPr>
-        <w:spacing w:after="80"/>
-      </w:pPr>
-      <w:r>
-        <w:t>If Stage 1 metrics predict Delta, the project delivers a tested decision framework for multimodal biological foundation model selection. If they do not, it provides rigorous empirical evidence that representation geometry in frozen encoders does not translate to downstream task utility, and that empirical task-specific training remains indispensable.</w:t>
-      </w:r>
-    </w:p>
-    <w:p>
-      <w:pPr>
-        <w:pStyle w:val="Heading1"/>
-        <w:spacing w:before="280" w:after="120"/>
-      </w:pPr>
-      <w:r>
-        <w:lastRenderedPageBreak/>
-        <w:t>13. Decisions &amp; Open Questions for Advisor Review (Mina Meeting)</w:t>
-      </w:r>
-    </w:p>
-    <w:p>
-      <w:pPr>
-        <w:spacing w:after="80"/>
-      </w:pPr>
-      <w:r>
-        <w:t>The following key decisions and open questions are scheduled for review with Mina Basirat on October 7, 2026:</w:t>
-      </w:r>
-    </w:p>
-    <w:p>
-      <w:pPr>
         <w:pStyle w:val="ListParagraph"/>
         <w:spacing w:after="80"/>
       </w:pPr>
@@ -29184,10 +33909,115 @@
         <w:rPr>
           <w:b/>
         </w:rPr>
-        <w:t xml:space="preserve">• 1. Alignment Definition Endorsement: </w:t>
-      </w:r>
-      <w:r>
-        <w:t>Endorse the two-part alignment framework: positional alignment (codon grid) fixed by biology, and representational alignment treated as an observational diagnostic rather than a training loss.</w:t>
+        <w:t xml:space="preserve">• F. Tokenizer and Corpus Attribution: </w:t>
+      </w:r>
+      <w:r>
+        <w:rPr/>
+        <w:t xml:space="preserve">Where a swap gains, a separate controlled comparison before the gain is attributed to the tokenizer or the pretraining corpus rather than to the encoder as a whole.</w:t>
+      </w:r>
+    </w:p>
+    <w:p>
+      <w:pPr>
+        <w:pStyle w:val="Heading2"/>
+        <w:spacing w:before="200" w:after="80"/>
+      </w:pPr>
+      <w:r>
+        <w:t>12.6 The Method Test (The Core Deliverable)</w:t>
+      </w:r>
+    </w:p>
+    <w:p>
+      <w:pPr>
+        <w:spacing w:after="80"/>
+      </w:pPr>
+      <w:r>
+        <w:t>The central scientific contribution of this capstone research is establishing whether cheap, pre-training representation diagnostics can reliably predict which foundation model combinations will succeed before training expensive fusion models.</w:t>
+      </w:r>
+    </w:p>
+    <w:p>
+      <w:pPr>
+        <w:spacing w:after="160"/>
+      </w:pPr>
+      <w:proofErr w:type="spellStart"/>
+      <w:proofErr w:type="spellEnd"/>
+      <w:proofErr w:type="spellStart"/>
+      <w:proofErr w:type="spellEnd"/>
+      <w:proofErr w:type="spellStart"/>
+      <w:proofErr w:type="spellEnd"/>
+      <w:proofErr w:type="spellStart"/>
+      <w:proofErr w:type="spellEnd"/>
+      <w:proofErr w:type="spellStart"/>
+      <w:proofErr w:type="spellEnd"/>
+      <w:proofErr w:type="spellStart"/>
+      <w:proofErr w:type="spellEnd"/>
+      <w:proofErr w:type="spellStart"/>
+      <w:proofErr w:type="spellEnd"/>
+      <w:r>
+        <w:rPr/>
+        <w:t xml:space="preserve">For every encoder combination across all benchmark tasks: (1) measure the downstream fusion gain Δfusion with its confidence interval; (2) collect Stage 1 diagnostic metrics (linear CKA before and after composition control, CCA Recall@1, mutual k-NN, and linear concatenation gain); (3) fit predictive models Δfusion ~ f(Stage 1 metrics); and (4) evaluate accuracy under leave-one-task-out cross-validation.</w:t>
+      </w:r>
+    </w:p>
+    <w:p>
+      <w:pPr>
+        <w:spacing w:after="80"/>
+      </w:pPr>
+      <w:r>
+        <w:t>If Stage 1 metrics predict Delta, the project delivers a tested decision framework for multimodal biological foundation model selection. If they do not, it provides rigorous empirical evidence that representation geometry in frozen encoders does not translate to downstream task utility, and that empirical task-specific training remains indispensable.</w:t>
+      </w:r>
+    </w:p>
+    <w:p>
+      <w:pPr>
+        <w:pStyle w:val="Heading2"/>
+      </w:pPr>
+      <w:r>
+        <w:rPr/>
+        <w:lastRenderedPageBreak/>
+        <w:t xml:space="preserve">12.7 BioLangFusion, IsoFormer, and LucaOne as Baselines: What Each One Tests About Alignment</w:t>
+      </w:r>
+    </w:p>
+    <w:p>
+      <w:pPr>
+        <w:spacing w:after="160"/>
+      </w:pPr>
+      <w:proofErr w:type="spellStart"/>
+      <w:proofErr w:type="spellEnd"/>
+      <w:proofErr w:type="spellStart"/>
+      <w:proofErr w:type="spellEnd"/>
+      <w:proofErr w:type="spellStart"/>
+      <w:proofErr w:type="spellEnd"/>
+      <w:proofErr w:type="spellStart"/>
+      <w:proofErr w:type="spellEnd"/>
+      <w:proofErr w:type="spellStart"/>
+      <w:proofErr w:type="spellEnd"/>
+      <w:proofErr w:type="spellStart"/>
+      <w:proofErr w:type="spellEnd"/>
+      <w:proofErr w:type="spellStart"/>
+      <w:proofErr w:type="spellEnd"/>
+      <w:r>
+        <w:rPr/>
+        <w:t xml:space="preserve">The two published systems are not only numbers to beat. Each commits to a particular meaning of alignment, so reproducing them on the project's data turns the Stage 2 definition into experiments. BioLangFusion imposes positional alignment (NT v2 100M multi-species, RNA-FM, and ESM-2 8M, all frozen, resampled to one codon grid) and fuses with heads that impose no representational alignment (concatenation, entropy-regularized MIL attention, cross-modal attention, all feeding a TextCNN head); on mRNA stability it reports Spearman 0.530 to 0.553 for single encoders, 0.539 for concatenation, 0.563 for MIL, and 0.550 for cross-attention. IsoFormer imposes neither: the DNA window, the transcript, and the protein keep their own lengths and cross-attention learns where to look; on GTEx it reports R² 0.13, 0.36, and 0.20 for DNA, RNA, and protein alone, 0.28 for DNA with protein, 0.39 for DNA with RNA, and 0.43 for all three. The Stage 1 frozen probes give the starting points: 0.364 for BioLangFusion's three encoders concatenated (0.351 on unseen sequences) and 0.216 to 0.249 for the GTEx three-modality sets, with the four length features at 0.242.</w:t>
+      </w:r>
+    </w:p>
+    <w:p>
+      <w:pPr>
+        <w:spacing w:after="160"/>
+      </w:pPr>
+      <w:proofErr w:type="spellStart"/>
+      <w:proofErr w:type="spellEnd"/>
+      <w:proofErr w:type="spellStart"/>
+      <w:proofErr w:type="spellEnd"/>
+      <w:proofErr w:type="spellStart"/>
+      <w:proofErr w:type="spellEnd"/>
+      <w:proofErr w:type="spellStart"/>
+      <w:proofErr w:type="spellEnd"/>
+      <w:proofErr w:type="spellStart"/>
+      <w:proofErr w:type="spellEnd"/>
+      <w:proofErr w:type="spellStart"/>
+      <w:proofErr w:type="spellEnd"/>
+      <w:proofErr w:type="spellStart"/>
+      <w:proofErr w:type="spellEnd"/>
+      <w:r>
+        <w:rPr/>
+        <w:t xml:space="preserve">LucaOne, the research plan's add-on, learns one representation for nucleic acid and protein jointly (one 1.8-billion-parameter transformer, a shared 39-token vocabulary, inputs embedded separately, a 1,280-token limit) and imposes no token correspondence at all; its question is whether joint pretraining already provides what fusing separately pretrained encoders provides. It has no reported numbers on these tasks; its own benchmarks compare it with DNABERT-2 and ESM-2 3B.</w:t>
       </w:r>
     </w:p>
     <w:p>
@@ -29199,18 +34029,11 @@
         <w:rPr>
           <w:b/>
         </w:rPr>
-        <w:t xml:space="preserve">• 2. Alignment Loss Ablation Scope: </w:t>
-      </w:r>
-      <w:r>
-        <w:t xml:space="preserve">Confirm testing the alignment-loss penalty ablation specifically on </w:t>
-      </w:r>
-      <w:proofErr w:type="spellStart"/>
-      <w:r>
-        <w:t>CaLM</w:t>
-      </w:r>
-      <w:proofErr w:type="spellEnd"/>
-      <w:r>
-        <w:t xml:space="preserve"> + ESM-2 150M (the sole cross-modal pair maintaining strong post-composition alignment).</w:t>
+        <w:t xml:space="preserve">• Reproduce first: </w:t>
+      </w:r>
+      <w:r>
+        <w:rPr/>
+        <w:t xml:space="preserve">BioLangFusion in two settings: exactly as published, on its five benchmarks with the published splits, recipe, and metrics (add-on 1, Section 12.8), and then on the Stage 1 embeddings and sequence-grouped split with the 295 unseen test sequences reported separately, so that the differences from the published numbers (data version, split, training-set size) are each varied on their own; IsoFormer's cross-attention aggregator with frozen encoders on the GTEx pilot, then on the full table, with the length baseline beside it; LucaOne's frozen embeddings on the same folds and head after the input-limit check (add-on 3).</w:t>
       </w:r>
     </w:p>
     <w:p>
@@ -29222,26 +34045,11 @@
         <w:rPr>
           <w:b/>
         </w:rPr>
-        <w:t xml:space="preserve">• 3. Architecture Prioritization: </w:t>
-      </w:r>
-      <w:r>
-        <w:t xml:space="preserve">Confirm Coupled Mamba as Priority 1 (for codon-grid coding sequences) and </w:t>
-      </w:r>
-      <w:proofErr w:type="spellStart"/>
-      <w:r>
-        <w:t>IsoFormer</w:t>
-      </w:r>
-      <w:proofErr w:type="spellEnd"/>
-      <w:r>
-        <w:t xml:space="preserve"> Cross-Attention as Priority 2 (for unaligned multi-omics </w:t>
-      </w:r>
-      <w:proofErr w:type="spellStart"/>
-      <w:r>
-        <w:t>GTEx</w:t>
-      </w:r>
-      <w:proofErr w:type="spellEnd"/>
-      <w:r>
-        <w:t>).</w:t>
+        <w:t xml:space="preserve">• Vary on BioLangFusion: </w:t>
+      </w:r>
+      <w:r>
+        <w:rPr/>
+        <w:t xml:space="preserve">swap encoders only, one at a time (add-on 2: CaLM or mRNA-FM for RNA-FM; ESM-2 150M or ProtBERT for ESM-2 8M; other DNA encoders); remove the grid and fuse unaligned token streams; add an alignment loss at the codon level; replace the head with Coupled Mamba. Questions: does positional alignment matter; does representational alignment help on a shared input; do the Stage 1 complementarity measures predict which encoder swap gains?</w:t>
       </w:r>
     </w:p>
     <w:p>
@@ -29249,36 +34057,111 @@
         <w:pStyle w:val="ListParagraph"/>
         <w:spacing w:after="80"/>
       </w:pPr>
+      <w:proofErr w:type="spellStart"/>
+      <w:proofErr w:type="spellEnd"/>
+      <w:proofErr w:type="spellStart"/>
+      <w:proofErr w:type="spellEnd"/>
+      <w:proofErr w:type="spellStart"/>
+      <w:proofErr w:type="spellEnd"/>
+      <w:proofErr w:type="spellStart"/>
+      <w:proofErr w:type="spellEnd"/>
       <w:r>
         <w:rPr>
           <w:b/>
         </w:rPr>
-        <w:t xml:space="preserve">• 4. </w:t>
-      </w:r>
-      <w:proofErr w:type="spellStart"/>
+        <w:t xml:space="preserve">• Vary on IsoFormer: </w:t>
+      </w:r>
+      <w:r>
+        <w:rPr/>
+        <w:t xml:space="preserve">frozen against LoRA-adapted encoders; each RNA encoder in the transcript role; an alignment loss between pooled DNA and transcript representations; conditioning on, or comparing against, the four length features. Questions: is any alignment needed when the inputs are different molecules; does the learned transcript-to-DNA attention concentrate on the window's downstream half, where the two sequences overlap?</w:t>
+      </w:r>
+    </w:p>
+    <w:p>
+      <w:pPr>
+        <w:spacing w:after="160"/>
+      </w:pPr>
+      <w:proofErr w:type="spellStart"/>
+      <w:proofErr w:type="spellEnd"/>
+      <w:proofErr w:type="spellStart"/>
+      <w:proofErr w:type="spellEnd"/>
+      <w:proofErr w:type="spellStart"/>
+      <w:proofErr w:type="spellEnd"/>
+      <w:proofErr w:type="spellStart"/>
+      <w:proofErr w:type="spellEnd"/>
+      <w:proofErr w:type="spellStart"/>
+      <w:proofErr w:type="spellEnd"/>
+      <w:proofErr w:type="spellStart"/>
+      <w:proofErr w:type="spellEnd"/>
+      <w:proofErr w:type="spellStart"/>
+      <w:proofErr w:type="spellEnd"/>
+      <w:r>
+        <w:rPr/>
+        <w:t xml:space="preserve">Every run reports the Stage 1 alignment measurements of the fused pair beside its result, as the Stage 2 decision requires.</w:t>
+      </w:r>
+    </w:p>
+    <w:p>
+      <w:pPr>
+        <w:pStyle w:val="Heading2"/>
+      </w:pPr>
+      <w:r>
+        <w:rPr/>
+        <w:lastRenderedPageBreak/>
+        <w:t xml:space="preserve">12.8 What the Research Plan Adds, and Where Each Add-On Slots In</w:t>
+      </w:r>
+    </w:p>
+    <w:p>
+      <w:pPr>
+        <w:spacing w:after="160"/>
+      </w:pPr>
+      <w:proofErr w:type="spellStart"/>
+      <w:proofErr w:type="spellEnd"/>
+      <w:proofErr w:type="spellStart"/>
+      <w:proofErr w:type="spellEnd"/>
+      <w:proofErr w:type="spellStart"/>
+      <w:proofErr w:type="spellEnd"/>
+      <w:proofErr w:type="spellStart"/>
+      <w:proofErr w:type="spellEnd"/>
+      <w:proofErr w:type="spellStart"/>
+      <w:proofErr w:type="spellEnd"/>
+      <w:proofErr w:type="spellStart"/>
+      <w:proofErr w:type="spellEnd"/>
+      <w:proofErr w:type="spellStart"/>
+      <w:proofErr w:type="spellEnd"/>
+      <w:r>
+        <w:rPr/>
+        <w:t xml:space="preserve">The research plan adds seven items to this design. None replaces a planned item: Coupled Mamba stays the priority architecture, the tiers and the ablations stand, and the task set keeps its order. Each add-on sharpens the design in one way: the reproduction gives Coupled Mamba a matched published baseline on identical splits; the encoder swaps are the cleanest test of H2; LucaOne tests whether joint pretraining already does what fusion does; the full-transcript tasks and their label gates make tests 3 and 4 precise; and the distillation idea is one Stage 1 already has something to say about. Gantt IDs are as of October 3 and subject to change.</w:t>
+      </w:r>
+    </w:p>
+    <w:p>
+      <w:pPr>
+        <w:pStyle w:val="ListParagraph"/>
+        <w:spacing w:after="80"/>
+      </w:pPr>
       <w:r>
         <w:rPr>
           <w:b/>
         </w:rPr>
-        <w:t>GTEx</w:t>
-      </w:r>
-      <w:proofErr w:type="spellEnd"/>
+        <w:t xml:space="preserve">• Add-on 1, reproduce BioLangFusion exactly (Phase A): </w:t>
+      </w:r>
+      <w:r>
+        <w:rPr/>
+        <w:t xml:space="preserve">implement the input preparation and codon resampling, the three original encoders, all three fusion heads, and the TextCNN head (Section 11.4), with the published splits, training recipe, hyperparameters, metrics, and preprocessing followed as closely as possible, and every unavailable detail recorded as an explicit deviation. Run every benchmark the paper reports, with the published values to match: Fungal (Wint 2022; expression; Spearman; 7,056 raw, 3,138 used): NT 0.804, RNA-FM 0.767, ESM-2 8M 0.695, best fused 0.824 (MIL). E. coli (Ding 2022; low, medium, high expression; accuracy; 6,348 raw, 4,450 used): 41.29, 52.95, 49.02; best fused 53.93 (cross-attention). mRNA stability (Diez 2022; Spearman; 65,356 raw, 23,929 used): 0.530, 0.553, 0.539; best fused 0.563 (MIL). Ab1 (Yazdani 2024; protein expression of antibody-encoding mRNA; Spearman; 723 sequences up to 1,203 nt): 0.732, 0.743, 0.711; best fused 0.765 (cross-attention). CoV-Vac (Leppek 2022; degradation of 2,400 designed fragments up to 81 nt; Spearman): 0.780, 0.841, 0.806; best fused 0.864 (MIL). Concatenation scores 0.805, 50.28, 0.539, 0.764, and 0.831 in the same order; the paper reports no variance. Confirm the exact dataset releases and split artifacts before training. Slots into Tier 2: it widens Gantt 17 (October 12 to 18) from matched comparisons on the project's data to the published benchmarks, and it is the matched baseline for Coupled Mamba (Gantt 21).</w:t>
+      </w:r>
+    </w:p>
+    <w:p>
+      <w:pPr>
+        <w:pStyle w:val="ListParagraph"/>
+        <w:spacing w:after="80"/>
+      </w:pPr>
       <w:r>
         <w:rPr>
           <w:b/>
         </w:rPr>
-        <w:t xml:space="preserve"> Length Baseline Policy: </w:t>
-      </w:r>
-      <w:r>
-        <w:t xml:space="preserve">Confirm requiring the 4-feature transcript length baseline (R² = 0.242) as a mandatory control in all </w:t>
-      </w:r>
-      <w:proofErr w:type="spellStart"/>
-      <w:r>
-        <w:t>GTEx</w:t>
-      </w:r>
-      <w:proofErr w:type="spellEnd"/>
-      <w:r>
-        <w:t xml:space="preserve"> transcript expression evaluations.</w:t>
+        <w:t xml:space="preserve">• Add-on 2, change the encoders only (Phase B): </w:t>
+      </w:r>
+      <w:r>
+        <w:rPr/>
+        <w:t xml:space="preserve">keep the splits, preprocessing, fusion heads, TextCNN, and evaluation fixed. Replace one encoder at a time, then test the promising DNA, RNA, and protein triples. Candidates from Stage 1: CaLM and mRNA-FM (codon-level RNA), ProtBERT and ESM-2 150M (protein), and the alternative DNA encoders (NT 500M human-ref, DNABERT-2, HyenaDNA); an encoder is used only where its input coverage and token-to-codon handling are valid, and any adapter is documented and held fixed. Report for every dataset: the published score; the reproduced original-encoder score; the best single encoder under the same head; each original fusion head; each encoder-swap fusion score; and Δfusion over the best corresponding single encoder, as mean ± spread across seeds with paired differences on identical samples and splits, with each fused pair's Stage 1 alignment measurements beside it. Success criterion: at least one swap improves reproducible test performance under the unchanged architecture; a negative result is still informative, and no improvement is attributed to a tokenizer or corpus on its own without a separate controlled ablation. Phase A fixes positional alignment; Phase B changes only the encoders, so the pattern of gains across swaps is a direct test of H2. Slots into Tier 3: Gantt 24 (November 9 to 15) becomes planned rather than conditional, and can move earlier if Phase A finishes on time.</w:t>
       </w:r>
     </w:p>
     <w:p>
@@ -29290,34 +34173,11 @@
         <w:rPr>
           <w:b/>
         </w:rPr>
-        <w:t xml:space="preserve">• 5. Multi-Task Benchmark Selection: </w:t>
-      </w:r>
-      <w:r>
-        <w:t>Finalize the core task selection: mRNA stability (</w:t>
-      </w:r>
-      <w:proofErr w:type="spellStart"/>
-      <w:r>
-        <w:t>CodonBERT</w:t>
-      </w:r>
-      <w:proofErr w:type="spellEnd"/>
-      <w:r>
-        <w:t>) and transcript expression (</w:t>
-      </w:r>
-      <w:proofErr w:type="spellStart"/>
-      <w:r>
-        <w:t>GTEx</w:t>
-      </w:r>
-      <w:proofErr w:type="spellEnd"/>
-      <w:r>
-        <w:t xml:space="preserve">) as mandatory cores, with Saluki half-life and </w:t>
-      </w:r>
-      <w:proofErr w:type="spellStart"/>
-      <w:r>
-        <w:t>RiboNN</w:t>
-      </w:r>
-      <w:proofErr w:type="spellEnd"/>
-      <w:r>
-        <w:t xml:space="preserve"> translation efficiency as secondary generalization targets.</w:t>
+        <w:t xml:space="preserve">• Add-on 3, LucaOne: </w:t>
+      </w:r>
+      <w:r>
+        <w:rPr/>
+        <w:t xml:space="preserve">extract LucaOne embeddings on the compatible stability and GTEx examples, after verifying its input limits and supported sequence types against each dataset. Use the same train and test folds and the same prediction head, or a clearly matched probe setting, as the fusion models. Compare LucaOne alone with the best single encoder and the best fused model; report computational cost and input truncation; and distinguish separately embedded inputs, which is what LucaOne does, from joint inference over a nucleic-acid and protein pair, which it does not perform. A result in either direction is a statement about the tested frozen configurations, not about joint modeling in general. Slots into Tier 2, a new row beside Gantt 16 and 17.</w:t>
       </w:r>
     </w:p>
     <w:p>
@@ -29329,18 +34189,11 @@
         <w:rPr>
           <w:b/>
         </w:rPr>
-        <w:t xml:space="preserve">• 6. University GPU Deployment &amp; Environment Setup: </w:t>
-      </w:r>
-      <w:r>
-        <w:t>University GPU cluster access is in place, so Stage 3 and Stage 4 can run on the full datasets rather than the pilots. Discuss cluster environment setup for compiling Coupled Mamba's specialized CUDA kernels (mamba-</w:t>
-      </w:r>
-      <w:proofErr w:type="spellStart"/>
-      <w:r>
-        <w:t>ssm</w:t>
-      </w:r>
-      <w:proofErr w:type="spellEnd"/>
-      <w:r>
-        <w:t xml:space="preserve"> and causal-conv1d) and optimizing multi-GPU batching across the Tier 1 screening and Tier 2 deep fusion runs.</w:t>
+        <w:t xml:space="preserve">• Add-on 4, half-life and translation efficiency on the mRNABench splits: </w:t>
+      </w:r>
+      <w:r>
+        <w:rPr/>
+        <w:t xml:space="preserve">half-life (rnahl-saluki-human, rnahl-saluki-mouse; LBKWK half-life): the stability benchmark covers coding sequence only, omitting the regulatory regions that contribute to mRNA stability; after the gates, compare coding sequence only, coding sequence plus 3' UTR, and the full transcript, each encoded by the nucleotide encoders, with protein-derived representations added for the same coding region; matched samples and folds; best unimodal, fusion, and simple length and composition baselines. Translation efficiency (translation-efficiency-human, -mouse; MRL Sugimoto; LBKWK MRL): initiation and elongation depend on different sequence features, so it tests whether RNA-, codon-, and protein-derived representations are complementary; compare 5' UTR, coding sequence, full transcript, full transcript plus protein, and the three-encoder fusion, with RiboNN as the external benchmark where task-compatible; coding-sequence-derived streams aligned on the codon grid where possible, untranslated regions handled separately, and the gain reported over the best full-transcript baseline. MIMIC (Golkar et al., 2026) motivates these benchmarks but does not show that fusion of separately pretrained encoders will improve them. No claim of separate molecular measurements from sequence-derived inputs. Slots into Tier 4: Gantt 38 (January to February), or earlier if the gates pass and cluster time allows.</w:t>
       </w:r>
     </w:p>
     <w:p>
@@ -29352,13 +34205,12 @@
         <w:rPr>
           <w:b/>
         </w:rPr>
-        <w:t xml:space="preserve">• 7. Fusion Layer for mRNA-FM: </w:t>
-      </w:r>
-      <w:r>
-        <w:t>mRNA-FM's final layer agrees with every other encoder at CKA 0.24 or less (0.36 with ProtBERT), while its states 2 to 5 reach 0.65 to 0.78. Should fusion read an intermediate mRNA-FM layer rather than the final one?</w:t>
-      </w:r>
-      <w:proofErr w:type="spellStart"/>
-      <w:proofErr w:type="spellEnd"/>
+        <w:t xml:space="preserve">• Add-on 5, the mRFP control in parallel: </w:t>
+      </w:r>
+      <w:r>
+        <w:rPr/>
+        <w:t xml:space="preserve">cached embeddings and labels; nucleotide encoders against GC3, codon-use features, and structure proxies; protein encoders as the invariant negative control. Tests representation specificity, not a requirement for fusion. The larger Cambray follow-up data (Nikolados et al.) only if this pilot gives a useful result. Slots into Tier 1, part of Gantt 18 (October 12 to 18), which already covers synonymous-input behavior.</w:t>
+      </w:r>
     </w:p>
     <w:p>
       <w:pPr>
@@ -29369,13 +34221,78 @@
         <w:rPr>
           <w:b/>
         </w:rPr>
-        <w:t xml:space="preserve">• 8. Interpretability vs. Performance: </w:t>
-      </w:r>
-      <w:r>
-        <w:t>How much weight should interpretability carry relative to predictive gains when choosing between fusion designs?</w:t>
-      </w:r>
-      <w:proofErr w:type="spellStart"/>
-      <w:proofErr w:type="spellEnd"/>
+        <w:t xml:space="preserve">• Common rules: </w:t>
+      </w:r>
+      <w:r>
+        <w:rPr/>
+        <w:t xml:space="preserve">pin datasets and model checkpoints; keep the original published splits for every reproduction and use biologically grouped evaluation as a separate robustness analysis where possible; never tune on held-out test labels; report preprocessing and tokenization limits, sequence coverage, every baseline, and uncertainty. Positional codon mapping is part of the BioLangFusion reproduction; global representational alignment is not an assumed prerequisite anywhere. The Gantt chart's own order is unchanged: baselines (16), matched comparisons and controls (17, 18), Coupled Mamba (20, 21), the conditional ablations and comparisons (22 to 25), repeated runs (28), and synthesis (29).</w:t>
+      </w:r>
+    </w:p>
+    <w:p>
+      <w:pPr>
+        <w:pStyle w:val="Heading2"/>
+      </w:pPr>
+      <w:r>
+        <w:rPr/>
+        <w:lastRenderedPageBreak/>
+        <w:t xml:space="preserve">12.9 Add-On 6, Optional: RNA and Protein Structure Representations</w:t>
+      </w:r>
+    </w:p>
+    <w:p>
+      <w:pPr>
+        <w:spacing w:after="160"/>
+      </w:pPr>
+      <w:proofErr w:type="spellStart"/>
+      <w:proofErr w:type="spellEnd"/>
+      <w:proofErr w:type="spellStart"/>
+      <w:proofErr w:type="spellEnd"/>
+      <w:proofErr w:type="spellStart"/>
+      <w:proofErr w:type="spellEnd"/>
+      <w:proofErr w:type="spellStart"/>
+      <w:proofErr w:type="spellEnd"/>
+      <w:proofErr w:type="spellStart"/>
+      <w:proofErr w:type="spellEnd"/>
+      <w:proofErr w:type="spellStart"/>
+      <w:proofErr w:type="spellEnd"/>
+      <w:proofErr w:type="spellStart"/>
+      <w:proofErr w:type="spellEnd"/>
+      <w:r>
+        <w:rPr/>
+        <w:t xml:space="preserve">Run after the core benchmarks (Gantt 38, conditional), and only on tasks where structure plausibly affects the target. Protein: on a structure-relevant task, compare sequence-only, sequence plus ESMFold single-sequence structural features, and sequence plus AlphaFold2 MSA-informed features, controlling for MSA input, model confidence, and model differences; structure-based gains do not alone establish independent information. RNA: on half-life or translation efficiency, compare RNA sequence embeddings alone with sequence plus predicted secondary-structure features (paired or unpaired state, base-pair probabilities, accessibility), a thermodynamic baseline (RNAfold) against learned alternatives (EternaFold, MXfold2), on identical regions and splits; experimentally probed structures, where available, are the stronger control. Report gains over sequence-only and over simple structure-feature baselines, and do not reject either structural representation on a negative GTEx expression result alone.</w:t>
+      </w:r>
+    </w:p>
+    <w:p>
+      <w:pPr>
+        <w:pStyle w:val="Heading2"/>
+      </w:pPr>
+      <w:r>
+        <w:rPr/>
+        <w:lastRenderedPageBreak/>
+        <w:t xml:space="preserve">12.10 Add-On 7, Exploratory: Multi-Teacher, Modality-Specific Distillation (To Think About Before the Meeting)</w:t>
+      </w:r>
+    </w:p>
+    <w:p>
+      <w:pPr>
+        <w:spacing w:after="160"/>
+      </w:pPr>
+      <w:proofErr w:type="spellStart"/>
+      <w:proofErr w:type="spellEnd"/>
+      <w:proofErr w:type="spellStart"/>
+      <w:proofErr w:type="spellEnd"/>
+      <w:proofErr w:type="spellStart"/>
+      <w:proofErr w:type="spellEnd"/>
+      <w:proofErr w:type="spellStart"/>
+      <w:proofErr w:type="spellEnd"/>
+      <w:proofErr w:type="spellStart"/>
+      <w:proofErr w:type="spellEnd"/>
+      <w:proofErr w:type="spellStart"/>
+      <w:proofErr w:type="spellEnd"/>
+      <w:proofErr w:type="spellStart"/>
+      <w:proofErr w:type="spellEnd"/>
+      <w:r>
+        <w:rPr/>
+        <w:t xml:space="preserve">A hypothesis to examine before the next review, not an experiment to run now, and it does not alter the faithful reproduction.</w:t>
+      </w:r>
     </w:p>
     <w:p>
       <w:pPr>
@@ -29386,13 +34303,438 @@
         <w:rPr>
           <w:b/>
         </w:rPr>
-        <w:t xml:space="preserve">• 9. Track C Follow-up: </w:t>
-      </w:r>
-      <w:r>
-        <w:t>Is CaLM's ARE-pentamer attention lead (41 sequences, cannot pass a correction for 36 tests) worth testing on more coding sequences with enough permutations to pass a correction?</w:t>
-      </w:r>
-      <w:proofErr w:type="spellStart"/>
-      <w:proofErr w:type="spellEnd"/>
+        <w:t xml:space="preserve">• Idea: </w:t>
+      </w:r>
+      <w:r>
+        <w:rPr/>
+        <w:t xml:space="preserve">distill the pretrained encoders of each modality (six DNA, five RNA, and four protein teachers) into three compact students, one per modality, and then fuse the three student representations. Different teacher corpora, tokenizers, and objectives may expose complementary features; distillation may preserve that diversity at lower inference cost.</w:t>
+      </w:r>
+    </w:p>
+    <w:p>
+      <w:pPr>
+        <w:pStyle w:val="ListParagraph"/>
+        <w:spacing w:after="80"/>
+      </w:pPr>
+      <w:r>
+        <w:rPr>
+          <w:b/>
+        </w:rPr>
+        <w:t xml:space="preserve">• The chosen objective, teacher-specific relational distillation: </w:t>
+      </w:r>
+      <w:r>
+        <w:rPr/>
+        <w:t xml:space="preserve">the teachers stay frozen and give sequence-level embeddings of possibly different widths. One trainable student per modality produces an embedding z (dimension d_s, say 256), and a separate trainable linear projection per teacher maps it to d_p = 128. For a batch of B sequences, each teacher yields a B × B cosine-similarity matrix between examples, and each projection of the student yields one too. The loss is the mean squared difference between the student's and the teacher's off-diagonal similarities, averaged over the teachers with equal weights (1/K_m) until the uniform baseline has been evaluated. Only the student and its projections are updated. This is relational knowledge distillation (Park et al., 2019) with one projection per teacher, which replaces direct feature matching (FitNets); the teacher-specific formulation is the project's own design.</w:t>
+      </w:r>
+    </w:p>
+    <w:p>
+      <w:pPr>
+        <w:pStyle w:val="ListParagraph"/>
+        <w:spacing w:after="80"/>
+      </w:pPr>
+      <w:r>
+        <w:rPr>
+          <w:b/>
+        </w:rPr>
+        <w:t xml:space="preserve">• Fusion and evaluation: </w:t>
+      </w:r>
+      <w:r>
+        <w:rPr/>
+        <w:t xml:space="preserve">after distillation the three students are frozen, their embeddings concatenated, and only a supervised fusion head is trained with the task loss (MSE or cross-entropy); the projections are discarded for this first test only after checking that the unprojected student embeddings retain downstream utility. Two held-out quantities, neither a training loss: Δstudent = Perf(fused students) minus the best single student, and Δteacher = Perf(fused students) minus Perf(fused full-size teachers), together with parameter count, memory, and inference cost. A positive Δstudent shows benefit over the best student alone; Δteacher measures what the compression cost, since a low relational loss does not establish that the students retained all task-relevant information.</w:t>
+      </w:r>
+    </w:p>
+    <w:p>
+      <w:pPr>
+        <w:pStyle w:val="ListParagraph"/>
+        <w:spacing w:after="80"/>
+      </w:pPr>
+      <w:r>
+        <w:rPr>
+          <w:b/>
+        </w:rPr>
+        <w:t xml:space="preserve">• Safeguards: </w:t>
+      </w:r>
+      <w:r>
+        <w:rPr/>
+        <w:t xml:space="preserve">matched teacher and student inputs per modality; no train-test or homolog leakage in the unlabeled distillation pool; identical splits and capacity controls; monitoring for collapse (student variance, per-teacher similarity, nontrivial downstream scores); and the same downstream head and splits for each student, the three-student concatenation, the strongest single teachers, within-modality teacher ensembles, and full three-modality teacher fusion.</w:t>
+      </w:r>
+    </w:p>
+    <w:p>
+      <w:pPr>
+        <w:pStyle w:val="ListParagraph"/>
+        <w:spacing w:after="80"/>
+      </w:pPr>
+      <w:r>
+        <w:rPr>
+          <w:b/>
+        </w:rPr>
+        <w:t xml:space="preserve">• What Stage 1 says about it: </w:t>
+      </w:r>
+      <w:r>
+        <w:rPr/>
+        <w:t xml:space="preserve">the relational loss asks a student to reproduce each teacher's sequence-to-sequence similarity structure, which is exactly what Track B measured between teachers (RSA, linear CKA). Three findings bear on it. First, for the DNA encoders most of that structure is composition (CKA falls 52% to 90% after the composition control for every pair with a DNA encoder), so a DNA student distilled from the raw similarities would largely learn to reproduce counts; the review should decide whether to distill the raw structure or the structure left after the control. Second, some teachers are near-redundant (RNA-FM with RiNALMo at CKA 0.809; the ESM-2 family), so five RNA teachers and four protein teachers carry fewer distinct similarity structures than that, and uniform teacher weights count redundant teachers twice. Third, the sequence-level loss does not preserve local codon, UTR, or residue detail, and Track A found that the codon-level encoders' contribution lives exactly there (GC3 at R² 0.896 to 0.986 for nucleotide encoders against 0.379 to 0.440 for protein encoders), so a region- or token-level term would be needed before the students could be expected to keep it. The natural evaluation is on the five BioLangFusion benchmarks with the reproduced heads, so that Δstudent and Δteacher are comparable with the Phase B results and with Coupled Mamba. Not scheduled; a candidate for Gantt 38 after the review.</w:t>
+      </w:r>
+    </w:p>
+    <w:p>
+      <w:pPr>
+        <w:pStyle w:val="ListParagraph"/>
+        <w:spacing w:after="80"/>
+      </w:pPr>
+      <w:r>
+        <w:rPr>
+          <w:b/>
+        </w:rPr>
+        <w:t xml:space="preserve">• To settle before the meeting: </w:t>
+      </w:r>
+      <w:r>
+        <w:rPr/>
+        <w:t xml:space="preserve">which encoders are the teachers (the plan counts six DNA, five RNA, and four protein; Stage 1 has four of each); raw or composition-controlled similarity as the target; sequence-level only, or a token-level term for the coding sequence; and whether the students should be evaluated on the five BioLangFusion benchmarks first.</w:t>
+      </w:r>
+    </w:p>
+    <w:p>
+      <w:pPr>
+        <w:pStyle w:val="ListParagraph"/>
+        <w:spacing w:after="80"/>
+      </w:pPr>
+      <w:r>
+        <w:rPr>
+          <w:b/>
+        </w:rPr>
+        <w:t xml:space="preserve">• Proposed answer to Mina's question (does it make sense, how to proceed): </w:t>
+      </w:r>
+      <w:r>
+        <w:rPr/>
+        <w:t xml:space="preserve">it makes sense as a Stage 4 follow-up rather than a core item: a compression and ensembling experiment that asks whether the diversity of the teachers survives in a small student, with the same held-out gains as everything else. How to proceed, following from Stage 1: (1) pilot one modality first, RNA, where there are four teachers in hand and one known redundant pair; (2) distill the composition-controlled similarity structure, or at least report both targets, since the raw structure of the DNA teachers is mostly counts; (3) keep the teacher-specific projections until the unprojected student has been shown to retain downstream utility; (4) evaluate on the five BioLangFusion benchmarks with the reproduced heads so that Δstudent sits beside the Phase B numbers; (5) decide on the three-student fusion only after the single-modality pilot shows that a student keeps what its teachers carry.</w:t>
+      </w:r>
+    </w:p>
+    <w:p>
+      <w:pPr>
+        <w:pStyle w:val="Heading1"/>
+        <w:spacing w:before="280" w:after="120"/>
+      </w:pPr>
+      <w:r>
+        <w:lastRenderedPageBreak/>
+        <w:t>13. Decisions &amp; Open Questions for Advisor Review (Mina Meeting)</w:t>
+      </w:r>
+    </w:p>
+    <w:p>
+      <w:pPr>
+        <w:spacing w:after="160"/>
+      </w:pPr>
+      <w:proofErr w:type="spellStart"/>
+      <w:proofErr w:type="spellEnd"/>
+      <w:proofErr w:type="spellStart"/>
+      <w:proofErr w:type="spellEnd"/>
+      <w:proofErr w:type="spellStart"/>
+      <w:proofErr w:type="spellEnd"/>
+      <w:proofErr w:type="spellStart"/>
+      <w:proofErr w:type="spellEnd"/>
+      <w:proofErr w:type="spellStart"/>
+      <w:proofErr w:type="spellEnd"/>
+      <w:proofErr w:type="spellStart"/>
+      <w:proofErr w:type="spellEnd"/>
+      <w:proofErr w:type="spellStart"/>
+      <w:proofErr w:type="spellEnd"/>
+      <w:r>
+        <w:rPr/>
+        <w:t xml:space="preserve">The next meeting with Mina Basirat is October 20, 2026. She is reviewing the Overleaf manuscript herself, so the meeting is for the important findings and the experimental design, with her research plan's items shown as add-ons to it (Sections 11 and 12). The deck is a Claude Slides deck with speaker notes on each slide; its .pptx export belongs at docs/notes/Mina_Meeting_Slides_2026-10-20.pptx.</w:t>
+      </w:r>
+    </w:p>
+    <w:p>
+      <w:pPr>
+        <w:spacing w:after="160"/>
+      </w:pPr>
+      <w:proofErr w:type="spellStart"/>
+      <w:proofErr w:type="spellEnd"/>
+      <w:proofErr w:type="spellStart"/>
+      <w:proofErr w:type="spellEnd"/>
+      <w:proofErr w:type="spellStart"/>
+      <w:proofErr w:type="spellEnd"/>
+      <w:proofErr w:type="spellStart"/>
+      <w:proofErr w:type="spellEnd"/>
+      <w:proofErr w:type="spellStart"/>
+      <w:proofErr w:type="spellEnd"/>
+      <w:proofErr w:type="spellStart"/>
+      <w:proofErr w:type="spellEnd"/>
+      <w:proofErr w:type="spellStart"/>
+      <w:proofErr w:type="spellEnd"/>
+      <w:r>
+        <w:rPr/>
+        <w:t xml:space="preserve">Asks from the October 9 and 10 emails, to carry into the meeting: both of us read recent papers and add them to the Overleaf related-work section with their tasks and datasets in the experiments (done for the eight raised so far: Section 6.6 here, Section 2 in the Overleaf); Chase reviews and polishes the draft and converts tables into figures; and both of us think about the distillation direction and come with a view (Section 12.10, proposed answer).</w:t>
+      </w:r>
+    </w:p>
+    <w:p>
+      <w:pPr>
+        <w:spacing w:after="160"/>
+      </w:pPr>
+      <w:proofErr w:type="spellStart"/>
+      <w:proofErr w:type="spellEnd"/>
+      <w:proofErr w:type="spellStart"/>
+      <w:proofErr w:type="spellEnd"/>
+      <w:proofErr w:type="spellStart"/>
+      <w:proofErr w:type="spellEnd"/>
+      <w:proofErr w:type="spellStart"/>
+      <w:proofErr w:type="spellEnd"/>
+      <w:proofErr w:type="spellStart"/>
+      <w:proofErr w:type="spellEnd"/>
+      <w:proofErr w:type="spellStart"/>
+      <w:proofErr w:type="spellEnd"/>
+      <w:proofErr w:type="spellStart"/>
+      <w:proofErr w:type="spellEnd"/>
+      <w:r>
+        <w:rPr/>
+        <w:t xml:space="preserve">What to present:</w:t>
+      </w:r>
+    </w:p>
+    <w:p>
+      <w:pPr>
+        <w:pStyle w:val="ListParagraph"/>
+        <w:spacing w:after="80"/>
+      </w:pPr>
+      <w:proofErr w:type="spellStart"/>
+      <w:proofErr w:type="spellEnd"/>
+      <w:proofErr w:type="spellStart"/>
+      <w:proofErr w:type="spellEnd"/>
+      <w:proofErr w:type="spellStart"/>
+      <w:proofErr w:type="spellEnd"/>
+      <w:proofErr w:type="spellStart"/>
+      <w:proofErr w:type="spellEnd"/>
+      <w:r>
+        <w:rPr>
+          <w:b/>
+        </w:rPr>
+        <w:t xml:space="preserve">• Four findings, one slide each: </w:t>
+      </w:r>
+      <w:r>
+        <w:rPr/>
+        <w:t xml:space="preserve">where the stability signal is (protein and codon-level encoders; translation erases GC3); most cross-encoder agreement is composition, and which pairs survive the control; alignment does not predict where combining helps, on either dataset; on distinct inputs the DNA window adds signal with no retrievable correspondence, and four length features match all twelve encoders.</w:t>
+      </w:r>
+    </w:p>
+    <w:p>
+      <w:pPr>
+        <w:pStyle w:val="ListParagraph"/>
+        <w:spacing w:after="80"/>
+      </w:pPr>
+      <w:proofErr w:type="spellStart"/>
+      <w:proofErr w:type="spellEnd"/>
+      <w:proofErr w:type="spellStart"/>
+      <w:proofErr w:type="spellEnd"/>
+      <w:proofErr w:type="spellStart"/>
+      <w:proofErr w:type="spellEnd"/>
+      <w:proofErr w:type="spellStart"/>
+      <w:proofErr w:type="spellEnd"/>
+      <w:r>
+        <w:rPr>
+          <w:b/>
+        </w:rPr>
+        <w:t xml:space="preserve">• What alignment means in biology: </w:t>
+      </w:r>
+      <w:r>
+        <w:rPr/>
+        <w:t xml:space="preserve">the central-dogma framing (redundancy and uniqueness by construction, unique context at every level), the measurement ladder, the definition, and the fact that no published work defines or measures alignment for DNA, RNA, and protein representations.</w:t>
+      </w:r>
+    </w:p>
+    <w:p>
+      <w:pPr>
+        <w:pStyle w:val="ListParagraph"/>
+        <w:spacing w:after="80"/>
+      </w:pPr>
+      <w:proofErr w:type="spellStart"/>
+      <w:proofErr w:type="spellEnd"/>
+      <w:proofErr w:type="spellStart"/>
+      <w:proofErr w:type="spellEnd"/>
+      <w:proofErr w:type="spellStart"/>
+      <w:proofErr w:type="spellEnd"/>
+      <w:proofErr w:type="spellStart"/>
+      <w:proofErr w:type="spellEnd"/>
+      <w:r>
+        <w:rPr/>
+        <w:t xml:space="preserve">• Experimental design: the Stage 2 decision and the fusion gain Δfusion; the three Stage 3 designs, Coupled Mamba first; the research plan's add-ons and where each slots into the tiers and the Gantt chart: BioLangFusion reproduced exactly on its five benchmarks with the published values to match, then one encoder changed at a time; LucaOne; the mRNABench half-life and translation-efficiency tasks with their gates and label distinctions; the mRFP control; the baseline hierarchy; the task-coverage matrix; and what Stage 1 says about the distillation idea.</w:t>
+      </w:r>
+    </w:p>
+    <w:p>
+      <w:pPr>
+        <w:spacing w:after="160"/>
+      </w:pPr>
+      <w:proofErr w:type="spellStart"/>
+      <w:proofErr w:type="spellEnd"/>
+      <w:proofErr w:type="spellStart"/>
+      <w:proofErr w:type="spellEnd"/>
+      <w:proofErr w:type="spellStart"/>
+      <w:proofErr w:type="spellEnd"/>
+      <w:proofErr w:type="spellStart"/>
+      <w:proofErr w:type="spellEnd"/>
+      <w:proofErr w:type="spellStart"/>
+      <w:proofErr w:type="spellEnd"/>
+      <w:proofErr w:type="spellStart"/>
+      <w:proofErr w:type="spellEnd"/>
+      <w:proofErr w:type="spellStart"/>
+      <w:proofErr w:type="spellEnd"/>
+      <w:r>
+        <w:rPr/>
+        <w:t xml:space="preserve">Questions for Mina:</w:t>
+      </w:r>
+    </w:p>
+    <w:p>
+      <w:pPr>
+        <w:pStyle w:val="ListParagraph"/>
+        <w:spacing w:after="80"/>
+      </w:pPr>
+      <w:proofErr w:type="spellStart"/>
+      <w:proofErr w:type="spellEnd"/>
+      <w:proofErr w:type="spellStart"/>
+      <w:proofErr w:type="spellEnd"/>
+      <w:proofErr w:type="spellStart"/>
+      <w:proofErr w:type="spellEnd"/>
+      <w:proofErr w:type="spellStart"/>
+      <w:proofErr w:type="spellEnd"/>
+      <w:r>
+        <w:rPr/>
+        <w:t xml:space="preserve">• 1. The biological definition of alignment: does agreement on what the central dogma shares, beyond composition, with nothing imposed on the unique parts, match what the plan means by representational alignment, and is it the framing to put in the paper, with positional alignment named as a token-location operation?</w:t>
+      </w:r>
+    </w:p>
+    <w:p>
+      <w:pPr>
+        <w:pStyle w:val="ListParagraph"/>
+        <w:spacing w:after="80"/>
+      </w:pPr>
+      <w:proofErr w:type="spellStart"/>
+      <w:proofErr w:type="spellEnd"/>
+      <w:proofErr w:type="spellStart"/>
+      <w:proofErr w:type="spellEnd"/>
+      <w:proofErr w:type="spellStart"/>
+      <w:proofErr w:type="spellEnd"/>
+      <w:proofErr w:type="spellStart"/>
+      <w:proofErr w:type="spellEnd"/>
+      <w:r>
+        <w:rPr/>
+        <w:t xml:space="preserve">• 2. Phase A without official code: no BioLangFusion repository was verified, so the reproduction follows the paper and supplement. Several details are unreported (TextCNN kernel sizes and filter counts, projection widths, attention heads, maximum epochs, seeds, number of runs). Is a reimplementation with those choices documented as deviations acceptable as the faithful baseline, and which deviations should be flagged before training?</w:t>
+      </w:r>
+    </w:p>
+    <w:p>
+      <w:pPr>
+        <w:pStyle w:val="ListParagraph"/>
+        <w:spacing w:after="80"/>
+      </w:pPr>
+      <w:proofErr w:type="spellStart"/>
+      <w:proofErr w:type="spellEnd"/>
+      <w:proofErr w:type="spellStart"/>
+      <w:proofErr w:type="spellEnd"/>
+      <w:proofErr w:type="spellStart"/>
+      <w:proofErr w:type="spellEnd"/>
+      <w:proofErr w:type="spellStart"/>
+      <w:proofErr w:type="spellEnd"/>
+      <w:r>
+        <w:rPr/>
+        <w:t xml:space="preserve">• 3. Where the add-ons sit in the Gantt chart: the proposal is to widen ID 17 (October 12 to 18) to the faithful reproduction on all five published datasets, make ID 24 (encoder swaps, November 9 to 15) planned rather than conditional, add a LucaOne row beside 16 and 17, and put the mRNABench tasks in ID 38 unless cluster time allows earlier. Does that order work, and should the swaps move ahead of the alignment-objective ablation (ID 23)?</w:t>
+      </w:r>
+    </w:p>
+    <w:p>
+      <w:pPr>
+        <w:pStyle w:val="ListParagraph"/>
+        <w:spacing w:after="80"/>
+      </w:pPr>
+      <w:proofErr w:type="spellStart"/>
+      <w:proofErr w:type="spellEnd"/>
+      <w:proofErr w:type="spellStart"/>
+      <w:proofErr w:type="spellEnd"/>
+      <w:proofErr w:type="spellStart"/>
+      <w:proofErr w:type="spellEnd"/>
+      <w:proofErr w:type="spellStart"/>
+      <w:proofErr w:type="spellEnd"/>
+      <w:r>
+        <w:rPr/>
+        <w:t xml:space="preserve">• 4. LucaOne truncation: its 1,280-token limit cuts most stability coding sequences and the whole GTEx window. Run on truncated inputs with the truncation reported, or restrict the comparison to sequences that fit?</w:t>
+      </w:r>
+    </w:p>
+    <w:p>
+      <w:pPr>
+        <w:pStyle w:val="ListParagraph"/>
+        <w:spacing w:after="80"/>
+      </w:pPr>
+      <w:proofErr w:type="spellStart"/>
+      <w:proofErr w:type="spellEnd"/>
+      <w:proofErr w:type="spellStart"/>
+      <w:proofErr w:type="spellEnd"/>
+      <w:proofErr w:type="spellStart"/>
+      <w:proofErr w:type="spellEnd"/>
+      <w:proofErr w:type="spellStart"/>
+      <w:proofErr w:type="spellEnd"/>
+      <w:r>
+        <w:rPr/>
+        <w:t xml:space="preserve">• 5. mRNABench gates: if the half-life or translation-efficiency sets lack coding-sequence coordinates or UTR boundaries, drop the task as the plan says, or derive the coordinates from Ensembl and record it as a deviation?</w:t>
+      </w:r>
+    </w:p>
+    <w:p>
+      <w:pPr>
+        <w:pStyle w:val="ListParagraph"/>
+        <w:spacing w:after="80"/>
+      </w:pPr>
+      <w:proofErr w:type="spellStart"/>
+      <w:proofErr w:type="spellEnd"/>
+      <w:proofErr w:type="spellStart"/>
+      <w:proofErr w:type="spellEnd"/>
+      <w:proofErr w:type="spellStart"/>
+      <w:proofErr w:type="spellEnd"/>
+      <w:proofErr w:type="spellStart"/>
+      <w:proofErr w:type="spellEnd"/>
+      <w:r>
+        <w:rPr/>
+        <w:t xml:space="preserve">• 6. GTEx length baseline policy: require the four-feature length baseline (R² 0.242) as a control in every GTEx evaluation, or condition the fusion models on length?</w:t>
+      </w:r>
+    </w:p>
+    <w:p>
+      <w:pPr>
+        <w:pStyle w:val="ListParagraph"/>
+        <w:spacing w:after="80"/>
+      </w:pPr>
+      <w:proofErr w:type="spellStart"/>
+      <w:proofErr w:type="spellEnd"/>
+      <w:proofErr w:type="spellStart"/>
+      <w:proofErr w:type="spellEnd"/>
+      <w:proofErr w:type="spellStart"/>
+      <w:proofErr w:type="spellEnd"/>
+      <w:proofErr w:type="spellStart"/>
+      <w:proofErr w:type="spellEnd"/>
+      <w:r>
+        <w:rPr/>
+        <w:t xml:space="preserve">• 7. Distillation: our proposed answer is that it makes sense as a Stage 4 follow-up, piloted on RNA with a composition-controlled similarity target and evaluated on the five BioLangFusion benchmarks with the reproduced heads (Section 12.10). Does that match what she has in mind, and which encoders count as the six DNA, five RNA, and four protein teachers?</w:t>
+      </w:r>
+    </w:p>
+    <w:p>
+      <w:pPr>
+        <w:pStyle w:val="ListParagraph"/>
+        <w:spacing w:after="80"/>
+      </w:pPr>
+      <w:proofErr w:type="spellStart"/>
+      <w:proofErr w:type="spellEnd"/>
+      <w:proofErr w:type="spellStart"/>
+      <w:proofErr w:type="spellEnd"/>
+      <w:proofErr w:type="spellStart"/>
+      <w:proofErr w:type="spellEnd"/>
+      <w:proofErr w:type="spellStart"/>
+      <w:proofErr w:type="spellEnd"/>
+      <w:r>
+        <w:rPr/>
+        <w:t xml:space="preserve">• 8. Fusion layer for mRNA-FM: its final layer agrees with every other encoder at CKA 0.24 or less (0.36 with ProtBERT), while its states 2 to 5 reach 0.65 to 0.78. Should fusion read an intermediate mRNA-FM layer rather than the final one, and does that count as an encoder change in Phase B?</w:t>
+      </w:r>
+    </w:p>
+    <w:p>
+      <w:pPr>
+        <w:pStyle w:val="ListParagraph"/>
+        <w:spacing w:after="80"/>
+      </w:pPr>
+      <w:proofErr w:type="spellStart"/>
+      <w:proofErr w:type="spellEnd"/>
+      <w:proofErr w:type="spellStart"/>
+      <w:proofErr w:type="spellEnd"/>
+      <w:proofErr w:type="spellStart"/>
+      <w:proofErr w:type="spellEnd"/>
+      <w:proofErr w:type="spellStart"/>
+      <w:proofErr w:type="spellEnd"/>
+      <w:r>
+        <w:rPr/>
+        <w:t xml:space="preserve">• 9. Encoder swaps and cluster: swap the RNA encoder first (CaLM, mRNA-FM), then protein, then DNA? Include DNABERT-2 with a token-to-codon adapter? And on the cluster: compiling Coupled Mamba's CUDA kernels (mamba-ssm, causal-conv1d), token-level embeddings for the five BioLangFusion benchmarks and GTEx on scratch, the training cost per BioLangFusion run across seeds, and where LucaOne's 1.8-billion-parameter inference fits.</w:t>
+      </w:r>
     </w:p>
     <w:sectPr>
       <w:footerReference w:type="default" r:id="rId7"/>

--- a/docs/notes/Mina_Project_Notes.docx
+++ b/docs/notes/Mina_Project_Notes.docx
@@ -267,7 +267,7 @@
       </w:r>
       <w:r>
         <w:rPr/>
-        <w:t xml:space="preserve">Concatenation + MLP is the floor; Coupled Mamba on the codon grid is priority 1 (interaction through the recurrence, nothing forces similarity); IsoFormer-style cross-attention is priority 2 (learns correspondence where there is no grid). The research plan adds the matched baselines: BioLangFusion reproduced exactly (its attention head is also the simple fusion baseline of Fusion or Confusion) and LucaOne (joint pretraining instead of fusion). Every design is scored against the reproduced heads on identical splits.</w:t>
+        <w:t>Concatenation + MLP is the floor; Coupled Mamba on the codon grid is architecture priority 1 (interaction through the recurrence, nothing forces similarity); IsoFormer-style cross-attention is architecture priority 2 (learns correspondence where there is no grid). The research plan's first two items add the matched baselines: BioLangFusion reproduced exactly (item 1; its attention head is also the simple fusion baseline of Fusion or Confusion) and LucaOne (item 2; joint pretraining instead of fusion). Every design is scored against the reproduced heads on identical splits.</w:t>
       </w:r>
     </w:p>
     <w:p>
@@ -287,7 +287,7 @@
       </w:r>
       <w:r>
         <w:rPr/>
-        <w:t xml:space="preserve">In order: baselines and controls (mRFP); the reproduction; Coupled Mamba against the reproduced heads; ablations (encoder swaps, alignment loss, grid); the task set, chosen so each dataset isolates one question; the method test, whether Stage 1 metrics predict Δfusion. The question "this RNA model with this DNA model for this task" is answered by encoder swaps under a fixed architecture across that task set; COMET adds multi-molecule tasks with published combinations and LucaOne as reference points, and mRNABench adds homology-aware splits. Fusion or Confusion's checklist (identical heads, tuned baselines, grouped cross-validation, mean ± SD, a statistical comparison) is the evaluation rule on every comparison. The Overleaf figure "The chain of stages" shows this on one page.</w:t>
+        <w:t>The research plan's seven items run in its order, on top of the design: (1) BioLangFusion reproduced exactly, then encoder swaps; (2) LucaOne; (3) full-transcript half-life; (4) translation efficiency; (5) the mRFP control; (6) structure, optional; (7) distillation, exploratory. Around them: baselines and controls; Coupled Mamba against the reproduced heads; ablations (alignment loss, grid); the task set, chosen so each dataset isolates one question; and the method test, whether Stage 1 metrics predict Δfusion. The question "this RNA model with this DNA model for this task" is answered by encoder swaps under a fixed architecture across that task set; COMET adds multi-molecule tasks with published combinations and LucaOne as reference points, and mRNABench adds homology-aware splits. Fusion or Confusion's checklist (identical heads, tuned baselines, grouped cross-validation, mean ± SD, a statistical comparison) is the evaluation rule on every comparison. The Overleaf figure "The chain of stages" shows this on one page.</w:t>
       </w:r>
     </w:p>
     <w:p>
@@ -479,7 +479,7 @@
       </w:r>
       <w:r>
         <w:rPr/>
-        <w:t xml:space="preserve">First actions: token-level embeddings for the twelve encoders; the BioLangFusion reproduction (Gantt 17); Coupled Mamba feasibility tests (20); cross-attention (25).</w:t>
+        <w:t>First actions: token-level embeddings for the twelve encoders; the BioLangFusion reproduction (Gantt 17); Coupled Mamba feasibility tests (20); cross-attention (25); the LucaOne input check (41).</w:t>
       </w:r>
     </w:p>
     <w:p>
@@ -499,7 +499,7 @@
       </w:r>
       <w:r>
         <w:rPr/>
-        <w:t xml:space="preserve">In order: baselines and controls (16, 18), the reproduction (17), Coupled Mamba against it (21), encoder swaps and the alignment-loss ablation (24, 23), LucaOne (41), synthesis (29), the full-transcript tasks (42); distillation to think about (43).</w:t>
+        <w:t>The research plan's seven items in its order, on top of the design: baselines with the mRFP control in parallel (16, 18), the BioLangFusion reproduction (17), the encoder swaps (24), LucaOne (41), alongside Coupled Mamba against the reproduced heads (20, 21) and the alignment-loss ablation (23); synthesis (29); then, conditional, half-life and translation efficiency (42), structure (38), and distillation (43).</w:t>
       </w:r>
     </w:p>
     <w:p>
@@ -745,7 +745,7 @@
       <w:proofErr w:type="spellEnd"/>
       <w:r>
         <w:rPr/>
-        <w:t xml:space="preserve">Coupled Mamba stays the priority architecture (Gantt IDs 20 and 21), with IsoFormer-style cross-attention second (ID 25). The research plan adds seven items to that design without replacing any of it: a faithful reproduction of BioLangFusion with its own encoders, codon grid, three heads, TextCNN head, and published splits on its five benchmarks, which becomes the matched baseline Coupled Mamba is scored against; the same implementation with one encoder changed at a time; LucaOne, a single jointly pretrained nucleic-acid and protein model, as a baseline; full-transcript half-life and translation efficiency on the mRNABench splits after feasibility gates; the mRFP synonymous control early and in parallel; structure features where a task calls for them; and multi-teacher distillation as an exploratory idea to think through before the next meeting, not to implement. Section 12.8 gives each add-on and where it slots into the Gantt chart.</w:t>
+        <w:t>Coupled Mamba stays the priority architecture (Gantt IDs 20 and 21), with IsoFormer-style cross-attention second (ID 25). The research plan adds seven numbered items to that design without replacing any of it, carried out as the plan states them, in its order: (1) Priority 1, reproduce BioLangFusion exactly with its own encoders, codon grid, three heads, TextCNN head, and published splits on its five benchmarks (Phase A), which becomes the matched baseline Coupled Mamba is scored against, then change one encoder at a time (Phase B); (2) Priority 2, LucaOne, a single jointly pretrained nucleic-acid and protein model, as a baseline; (3) Priority 3, full-transcript half-life on the mRNABench splits after a feasibility gate; (4) Priority 4, translation efficiency on the mRNABench splits after its gate; (5) a low-cost control run in parallel, the mRFP synonymous variants; (6) an optional extension, structure features where a task calls for them; and (7) an exploratory direction, multi-teacher distillation with six DNA, five RNA, and four protein teachers, to think through before the next meeting, not to implement yet. Section 12.8 gives each item and where it slots into the Gantt chart.</w:t>
       </w:r>
     </w:p>
     <w:tbl>
@@ -1218,7 +1218,7 @@
                 <w:sz w:val="21"/>
                 <w:szCs w:val="21"/>
               </w:rPr>
-              <w:t>BioLangFusion reproduced exactly (its three heads under a TextCNN); the matched published system the designs are scored against</w:t>
+              <w:t>BioLangFusion reproduced exactly (its three heads under a TextCNN); the matched published system the designs are scored against (research plan item 1)</w:t>
             </w:r>
           </w:p>
         </w:tc>
@@ -1278,7 +1278,7 @@
                 <w:sz w:val="21"/>
                 <w:szCs w:val="21"/>
               </w:rPr>
-              <w:t>LucaOne, one jointly pretrained nucleic-acid and protein model, frozen</w:t>
+              <w:t>LucaOne, one jointly pretrained nucleic-acid and protein model, frozen (research plan item 2)</w:t>
             </w:r>
           </w:p>
         </w:tc>
@@ -2461,7 +2461,7 @@
           <w:b/>
           <w:bCs/>
         </w:rPr>
-        <w:t>Coupled Mamba (priority 1):</w:t>
+        <w:t>Coupled Mamba (architecture priority 1):</w:t>
       </w:r>
       <w:r>
         <w:t xml:space="preserve"> linear cost, and no alignment loss needed by design, though all streams must share a step grid (the codon grid here).</w:t>
@@ -2481,7 +2481,7 @@
           <w:b/>
           <w:bCs/>
         </w:rPr>
-        <w:t xml:space="preserve">Cross-attention, </w:t>
+        <w:t>Cross-attention, Isoformer-style (architecture priority 2)</w:t>
       </w:r>
       <w:proofErr w:type="spellStart"/>
       <w:r>
@@ -2489,7 +2489,6 @@
           <w:b/>
           <w:bCs/>
         </w:rPr>
-        <w:t>Isoformer</w:t>
       </w:r>
       <w:proofErr w:type="spellEnd"/>
       <w:r>
@@ -2497,7 +2496,7 @@
           <w:b/>
           <w:bCs/>
         </w:rPr>
-        <w:t>-style (priority 2):</w:t>
+        <w:t>:</w:t>
       </w:r>
       <w:r>
         <w:t xml:space="preserve"> the most validated option in the literature, with quadratic cost.</w:t>
@@ -2514,7 +2513,7 @@
       </w:pPr>
       <w:r>
         <w:rPr/>
-        <w:t xml:space="preserve">BioLangFusion's architecture reproduced exactly (add-on baseline): codon-grid resampling, codon-aware concatenation, gated MIL attention with an entropy regularizer, cross-modal multi-head attention, and a fixed TextCNN head, with its three encoders and published splits on its five benchmarks; then the same implementation with one encoder changed at a time. It is the matched published baseline Coupled Mamba is scored against on identical samples and splits.</w:t>
+        <w:t>BioLangFusion's architecture reproduced exactly (research plan item 1): codon-grid resampling, codon-aware concatenation, gated MIL attention with an entropy regularizer, cross-modal multi-head attention, and a fixed TextCNN head, with its three encoders and published splits on its five benchmarks; then the same implementation with one encoder changed at a time. It is the matched published baseline Coupled Mamba is scored against on identical samples and splits.</w:t>
       </w:r>
     </w:p>
     <w:p>
@@ -2542,7 +2541,7 @@
       </w:pPr>
       <w:r>
         <w:rPr/>
-        <w:t xml:space="preserve">LucaOne (add-on baseline): one jointly pretrained model for nucleic acid and protein, frozen, under the same folds and head, as the comparison for fusion of separately pretrained encoders.</w:t>
+        <w:t>LucaOne (research plan item 2): one jointly pretrained model for nucleic acid and protein, frozen, under the same folds and head, as the comparison for fusion of separately pretrained encoders.</w:t>
       </w:r>
     </w:p>
     <w:p>
@@ -6795,7 +6794,7 @@
       </w:r>
       <w:r>
         <w:rPr/>
-        <w:t xml:space="preserve">ten mature-mRNA datasets, 59 subtasks, 45 nucleotide models placed; homology-aware splits, with evidence that random splits overestimate generalization. Enters as the half-life and translation-efficiency tasks with their splits (add-on 4) and as grouped evaluation in the common rules.</w:t>
+        <w:t>ten mature-mRNA datasets, 59 subtasks, 45 nucleotide models placed; homology-aware splits, with evidence that random splits overestimate generalization. Enters as the half-life and translation-efficiency tasks with their splits (research plan items 3 and 4) and as grouped evaluation in the common rules.</w:t>
       </w:r>
     </w:p>
     <w:p>
@@ -6875,7 +6874,7 @@
       </w:r>
       <w:r>
         <w:rPr/>
-        <w:t xml:space="preserve">one encoder and one vocabulary for nucleic acid and protein. Enters as the jointly pretrained baseline (add-on 3).</w:t>
+        <w:t>one encoder and one vocabulary for nucleic acid and protein. Enters as the jointly pretrained baseline (research plan item 2).</w:t>
       </w:r>
     </w:p>
     <w:p>
@@ -6895,7 +6894,7 @@
       </w:r>
       <w:r>
         <w:rPr/>
-        <w:t xml:space="preserve">contrastive alignment of a protein language model's residue states to a structure encoder plus structure-token prediction, with large gains on fitness and contact prediction. A different sense of alignment (sequence to structure within one molecule), named in the Overleaf so it is not confused with ours; a candidate structure feature for add-on 6.</w:t>
+        <w:t>contrastive alignment of a protein language model's residue states to a structure encoder plus structure-token prediction, with large gains on fitness and contact prediction. A different sense of alignment (sequence to structure within one molecule), named in the Overleaf so it is not confused with ours; a candidate structure feature for research plan item 6, the optional structure extension.</w:t>
       </w:r>
     </w:p>
     <w:p>
@@ -6915,7 +6914,7 @@
       </w:r>
       <w:r>
         <w:rPr/>
-        <w:t xml:space="preserve">sequence-structure alignment in an RNA foundation model with bidirectional sequence-to-structure and structure-to-sequence mappings; 74% of EternaV2 design puzzles solved against at most 3% for other foundation models. The same sense of alignment on the RNA side; a candidate RNA encoder and structure source for add-on 6.</w:t>
+        <w:t>sequence-structure alignment in an RNA foundation model with bidirectional sequence-to-structure and structure-to-sequence mappings; 74% of EternaV2 design puzzles solved against at most 3% for other foundation models. The same sense of alignment on the RNA side; a candidate RNA encoder and structure source for research plan item 6, the optional structure extension.</w:t>
       </w:r>
     </w:p>
     <w:p>
@@ -28529,7 +28528,7 @@
       </w:pPr>
       <w:r>
         <w:rPr/>
-        <w:t xml:space="preserve">For the exploratory distillation idea (Section 12.9): which encoders count as the DNA, RNA, and protein teachers, and whether the similarity structure a student is asked to reproduce should be the raw one or the one left after the composition control, since for the DNA encoders most of the raw structure is composition.</w:t>
+        <w:t>For the exploratory distillation idea (Section 12.10): which two DNA encoders and which RNA encoder join the twelve Stage 1 encoders to make the research plan's six DNA, five RNA, and four protein teachers. The plan's objective matches the raw similarity structure and is run as written; since for the DNA encoders most of the raw structure is composition, the structure left after the composition control is reported beside it.</w:t>
       </w:r>
     </w:p>
     <w:p>
@@ -28723,7 +28722,7 @@
       </w:r>
       <w:r>
         <w:rPr/>
-        <w:t xml:space="preserve">The same codon grid, fusion heads, prediction head, and splits, with one encoder swapped at a time (Section 12.8, add-ons 1 and 2). If the swaps Stage 1 marks as complementary (a codon-level RNA encoder with a protein encoder) gain and the swaps it marks as redundant do not, the Stage 1 measurements predict fusion benefit and the definition earns its keep as a method.</w:t>
+        <w:t>The same codon grid, fusion heads, prediction head, and splits, with one encoder swapped at a time (Section 12.8, research plan item 1). If the swaps Stage 1 marks as complementary (a codon-level RNA encoder with a protein encoder) gain and the swaps it marks as redundant do not, the Stage 1 measurements predict fusion benefit and the definition earns its keep as a method.</w:t>
       </w:r>
     </w:p>
     <w:p>
@@ -28747,7 +28746,7 @@
       </w:r>
       <w:r>
         <w:rPr/>
-        <w:t xml:space="preserve">On mRFP every sequence encodes one protein, so the protein encoders are invariant by construction and only nucleotide-level information can predict expression (Section 12.8, add-on 5). The same test runs on any coding-sequence task by randomizing synonymous codons, as CaLM's authors did.</w:t>
+        <w:t>On mRFP every sequence encodes one protein, so the protein encoders are invariant by construction and only nucleotide-level information can predict expression (Section 12.8, research plan item 5). The same test runs on any coding-sequence task by randomizing synonymous codons, as CaLM's authors did.</w:t>
       </w:r>
     </w:p>
     <w:p>
@@ -28851,7 +28850,7 @@
       <w:proofErr w:type="spellEnd"/>
       <w:r>
         <w:rPr/>
-        <w:t xml:space="preserve">Stage 3 designs the neural architectures that combine pretrained biological foundation models. Stage 1 established that simple linear concatenation of frozen pooled vectors captures early synergy (e.g., codon-level RNA plus protein), but falls short of trained multi-modal models like BioLangFusion and IsoFormer. Stage 2 decided to impose positional alignment only through the codon grid, where the inputs share one coding sequence, and to train the first fusion models without an explicit representation-alignment loss, which could suppress information only one modality carries; that loss is tested as an ablation in Stage 4 (Section 12.5). Stage 3 translates these conclusions into concrete, trainable fusion modules operating over token-level representations: Coupled Mamba first, IsoFormer-style cross-attention second, each against a mandatory reference baseline. The research plan adds two baselines to that design without changing it: a faithful reproduction of BioLangFusion's own architecture, which becomes the matched baseline the Stage 3 designs are scored against, and LucaOne, a jointly pretrained model (Section 11.4). The Overleaf figures "The three fusion designs of Stage 3" and "The add-on baseline and what it is compared with" show both.</w:t>
+        <w:t>Stage 3 designs the neural architectures that combine pretrained biological foundation models. Stage 1 established that simple linear concatenation of frozen pooled vectors captures early synergy (e.g., codon-level RNA plus protein), but falls short of trained multi-modal models like BioLangFusion and IsoFormer. Stage 2 decided to impose positional alignment only through the codon grid, where the inputs share one coding sequence, and to train the first fusion models without an explicit representation-alignment loss, which could suppress information only one modality carries; that loss is tested as an ablation in Stage 4 (Section 12.5). Stage 3 translates these conclusions into concrete, trainable fusion modules operating over token-level representations: Coupled Mamba first, IsoFormer-style cross-attention second, each against a mandatory reference baseline. The research plan's first two items add two baselines to that design without changing it: a faithful reproduction of BioLangFusion's own architecture (item 1), which becomes the matched baseline the Stage 3 designs are scored against, and LucaOne, a jointly pretrained model (item 2; Section 11.4). The Overleaf figures "The three fusion designs of Stage 3" and "The research plan's baseline and what it is compared with" show both.</w:t>
       </w:r>
     </w:p>
     <w:p>
@@ -28943,7 +28942,7 @@
         <w:spacing w:before="200" w:after="80"/>
       </w:pPr>
       <w:r>
-        <w:t>11.2 Priority 1: Coupled Mamba (Recurrent State-Space Fusion)</w:t>
+        <w:t>11.2 Architecture Priority 1: Coupled Mamba (Recurrent State-Space Fusion)</w:t>
       </w:r>
     </w:p>
     <w:p>
@@ -29139,7 +29138,7 @@
       </w:r>
       <w:r>
         <w:rPr/>
-        <w:t xml:space="preserve">the reproduced BioLangFusion heads (Section 11.4) are its matched baseline. Coupled Mamba replaces the fusion head in the reproduced pipeline (same grid, head, splits, and evaluation), first with BioLangFusion's encoders and then with the best encoders from the swap add-on, so that its gain over the three reproduced heads is measured on identical samples and splits. The feasibility tests (Gantt 20) run in parallel with the reproduction (Gantt 17), so neither waits on the other.</w:t>
+        <w:t>the reproduced BioLangFusion heads (Section 11.4) are its matched baseline. Coupled Mamba replaces the fusion head in the reproduced pipeline (same grid, head, splits, and evaluation), first with BioLangFusion's encoders and then with the best encoders from the Phase B swaps of research plan item 1, so that its gain over the three reproduced heads is measured on identical samples and splits. The feasibility tests (Gantt 20) run in parallel with the reproduction (Gantt 17), so neither waits on the other.</w:t>
       </w:r>
     </w:p>
     <w:p>
@@ -29148,7 +29147,7 @@
         <w:spacing w:before="200" w:after="80"/>
       </w:pPr>
       <w:r>
-        <w:t xml:space="preserve">11.3 Priority 2: </w:t>
+        <w:t xml:space="preserve">11.3 Architecture Priority 2: </w:t>
       </w:r>
       <w:proofErr w:type="spellStart"/>
       <w:r>
@@ -29338,7 +29337,7 @@
         <w:rPr>
           <w:b/>
         </w:rPr>
-        <w:t xml:space="preserve">• BioLangFusion's architecture, reproduced exactly (add-on baseline): </w:t>
+        <w:t xml:space="preserve">• BioLangFusion's architecture, reproduced exactly (research plan item 1): </w:t>
       </w:r>
       <w:r>
         <w:rPr/>
@@ -29370,7 +29369,7 @@
         <w:rPr>
           <w:b/>
         </w:rPr>
-        <w:t xml:space="preserve">• LucaOne (add-on baseline): </w:t>
+        <w:t xml:space="preserve">• LucaOne (research plan item 2): </w:t>
       </w:r>
       <w:r>
         <w:rPr/>
@@ -29479,7 +29478,7 @@
       <w:proofErr w:type="spellEnd"/>
       <w:r>
         <w:rPr/>
-        <w:t xml:space="preserve">Stage 4 is the empirical testing campaign. It answers the central scientific question: When does combining pretrained DNA, RNA, and protein models beat the best single-modality model, and can Stage 1 representation diagnostics predict that gain in advance? The experimental design is structured to eliminate data leakage, enforce strict controls, and systematically test pre-registered hypotheses. The research plan sharpens the objective and adds to it: the campaign tests whether foundation models pretrained on different data, tokenizations, and objectives learn complementary biological representations, and whether fusing them improves downstream prediction over strong single-encoder baselines, with two guard rails on every result. Different representations do not by themselves prove that two encoders hold independent biological information, so no such claim is made from similarity measurements; and a fusion gain is an incremental predictive benefit under a stated protocol (Δfusion, Section 12.4), not a proof of independent information either. Representational overlap is measured and reported separately; it is not an assumed prerequisite for fusion, and it is not forced as a training objective. The tiers, the tests, and the ablations below are the Stage 4 design; Section 12.8 lists what the research plan adds and where each add-on slots into the tiers and the Gantt chart.</w:t>
+        <w:t>Stage 4 is the empirical testing campaign. It answers the central scientific question: When does combining pretrained DNA, RNA, and protein models beat the best single-modality model, and can Stage 1 representation diagnostics predict that gain in advance? The experimental design is structured to eliminate data leakage, enforce strict controls, and systematically test pre-registered hypotheses. The research plan sharpens the objective and adds to it: the campaign tests whether foundation models pretrained on different data, tokenizations, and objectives learn complementary biological representations, and whether fusing them improves downstream prediction over strong single-encoder baselines, with two guard rails on every result. Different representations do not by themselves prove that two encoders hold independent biological information, so no such claim is made from similarity measurements; and a fusion gain is an incremental predictive benefit under a stated protocol (Δfusion, Section 12.4), not a proof of independent information either. Representational overlap is measured and reported separately; it is not an assumed prerequisite for fusion, and it is not forced as a training objective. The tiers, the tests, and the ablations below are the Stage 4 design; Section 12.8 lists the research plan's seven items, under its own numbers, and where each slots into the tiers and the Gantt chart.</w:t>
       </w:r>
     </w:p>
     <w:p>
@@ -29520,7 +29519,7 @@
       </w:r>
       <w:r>
         <w:rPr/>
-        <w:t xml:space="preserve">Under a fixed architecture, encoder swaps that Stage 1 marks as complementary and non-compositional (a codon-level RNA encoder with a protein encoder) gain more than swaps it marks as redundant or compositional. This is the method test of Section 12.6, and add-on 2 is its cleanest form.</w:t>
+        <w:t>Under a fixed architecture, encoder swaps that Stage 1 marks as complementary and non-compositional (a codon-level RNA encoder with a protein encoder) gain more than swaps it marks as redundant or compositional. This is the method test of Section 12.6, and Phase B of research plan item 1 is its cleanest form.</w:t>
       </w:r>
     </w:p>
     <w:p>
@@ -29631,7 +29630,7 @@
       </w:r>
       <w:r>
         <w:rPr/>
-        <w:t xml:space="preserve">Precompute token and pooled embeddings for core models; build deduplicated, sequence-disjoint splits and Ensembl genomic coordinate caches (Gantt 16). Add-on: the five BioLangFusion benchmark files with their published split artifacts, and the LucaOne checkpoint with its input-limit check.</w:t>
+        <w:t>Precompute token and pooled embeddings for core models; build deduplicated, sequence-disjoint splits and Ensembl genomic coordinate caches (Gantt 16). Plan items 1 and 2: the five BioLangFusion benchmark files with their published split artifacts, and the LucaOne checkpoint with its input-limit check.</w:t>
       </w:r>
     </w:p>
     <w:p>
@@ -29647,7 +29646,7 @@
       </w:r>
       <w:r>
         <w:rPr/>
-        <w:t xml:space="preserve">Fast combination screening across the 48 cross-modal pairs, 64 three-modality triples, and 18 same-modality pairs of the twelve Stage 1 encoders using pooled representations and lightweight fusion heads to test whether Stage 1 metrics predict gains across combinations. Add-on: the mRFP synonymous control (add-on 5), with the null and control comparisons of Gantt 18.</w:t>
+        <w:t>Fast combination screening across the 48 cross-modal pairs, 64 three-modality triples, and 18 same-modality pairs of the twelve Stage 1 encoders using pooled representations and lightweight fusion heads to test whether Stage 1 metrics predict gains across combinations. Plan item 5, run in parallel: the mRFP synonymous control, with the null and control comparisons of Gantt 18.</w:t>
       </w:r>
     </w:p>
     <w:p>
@@ -29663,7 +29662,7 @@
       </w:r>
       <w:r>
         <w:rPr/>
-        <w:t xml:space="preserve">Reproduce BioLangFusion and IsoFormer (Section 12.7; Gantt 17), the reproduction now faithful on all five published benchmarks (add-on 1); train full token-level Coupled Mamba (Gantt 20 and 21) and IsoFormer cross-attention (Gantt 25) models on selected combinations (including both high-synergy and low-synergy controls) against the reproduced heads; LucaOne beside them (add-on 3).</w:t>
+        <w:t>Reproduce BioLangFusion and IsoFormer (Section 12.7; Gantt 17), the BioLangFusion reproduction faithful on all five published benchmarks (plan item 1, Phase A); train full token-level Coupled Mamba (Gantt 20 and 21) and IsoFormer cross-attention (Gantt 25) models on selected combinations (including both high-synergy and low-synergy controls) against the reproduced heads; LucaOne beside them (plan item 2, Gantt 41).</w:t>
       </w:r>
     </w:p>
     <w:p>
@@ -29679,7 +29678,7 @@
       </w:r>
       <w:r>
         <w:rPr/>
-        <w:t xml:space="preserve">Run systematic ablations: alignment loss penalty weights (Gantt 23), modality dropping/reinitialization, codon grid necessity, LoRA adaptation, and the encoder swaps of add-on 2 (Gantt 24, now planned rather than conditional).</w:t>
+        <w:t>Run systematic ablations: alignment loss penalty weights (Gantt 23), modality dropping/reinitialization, codon grid necessity, LoRA adaptation, and the encoder swaps of plan item 1, Phase B (Gantt 24, now planned rather than conditional).</w:t>
       </w:r>
     </w:p>
     <w:p>
@@ -29695,7 +29694,7 @@
       </w:r>
       <w:r>
         <w:rPr/>
-        <w:t xml:space="preserve">Evaluate generalization on external benchmarks (mRNABench half-life and translation efficiency with the gates of add-on 4, protein-to-mRNA ratio, the CaLM suite, mRNABench) and compare against published BioLangFusion and IsoFormer numbers (Gantt 29 and 38).</w:t>
+        <w:t>Evaluate generalization on external benchmarks (mRNABench half-life and translation efficiency after the gates of plan items 3 and 4, Gantt 42; the protein-to-mRNA ratio, the CaLM suite, the rest of mRNABench) and compare against published BioLangFusion and IsoFormer numbers (Gantt 29 and 38). The optional structure extension (plan item 6, Gantt 38) and the distillation idea (plan item 7, Gantt 43) come after the core comparisons.</w:t>
       </w:r>
     </w:p>
     <w:p>
@@ -29941,7 +29940,7 @@
                 <w:sz w:val="20"/>
                 <w:szCs w:val="20"/>
               </w:rPr>
-              <w:t>Same coding sequence to every encoder (add-ons 1 and 5)</w:t>
+              <w:t>Same coding sequence to every encoder (research plan items 1 and 5)</w:t>
             </w:r>
           </w:p>
         </w:tc>
@@ -30925,7 +30924,7 @@
                 <w:sz w:val="20"/>
                 <w:szCs w:val="20"/>
               </w:rPr>
-              <w:t>Physically distinct molecules (add-ons 3 and 4)</w:t>
+              <w:t>Physically distinct molecules and full transcripts (research plan items 2, 3, and 4)</w:t>
             </w:r>
           </w:p>
         </w:tc>
@@ -33313,7 +33312,7 @@
       </w:r>
       <w:r>
         <w:rPr/>
-        <w:t xml:space="preserve">mRNA stability (CodonBERT; in hand), mRFP synonymous variants of one gene in E. coli (CodonBERT; in hand; protein identical, so only codon-level information can carry signal; the research plan's add-on 5 runs it early and in parallel), fungal expression across many genomes (CodonBERT, 7,056 CDS, 3,138 used by BioLangFusion; cross-species codon bias, where the composition baseline is decisive), and E. coli expression (6,348 CDS, 4,450 used; codon with protein in one organism). Added by the research plan for the BioLangFusion reproduction (add-on 1): Ab1 (723 antibody-encoding mRNAs, protein expression; designed coding sequences where the first codons and codon usage act) and CoV-Vac (2,400 designed fragments of up to 81 nt, degradation; the shortest sequences in the set, where structure dominates and the RNA encoder leads every single-encoder result).</w:t>
+        <w:t>mRNA stability (CodonBERT; in hand), mRFP synonymous variants of one gene in E. coli (CodonBERT; in hand; protein identical, so only codon-level information can carry signal; research plan item 5, the low-cost control run in parallel), fungal expression across many genomes (CodonBERT, 7,056 CDS, 3,138 used by BioLangFusion; cross-species codon bias, where the composition baseline is decisive), and E. coli expression (6,348 CDS, 4,450 used; codon with protein in one organism). Added by the research plan for the BioLangFusion reproduction (research plan item 1): Ab1 (723 antibody-encoding mRNAs, protein expression; designed coding sequences where the first codons and codon usage act) and CoV-Vac (2,400 designed fragments of up to 81 nt, degradation; the shortest sequences in the set, where structure dominates and the RNA encoder leads every single-encoder result).</w:t>
       </w:r>
     </w:p>
     <w:p>
@@ -33329,7 +33328,7 @@
       </w:r>
       <w:r>
         <w:rPr/>
-        <w:t xml:space="preserve">GTEx isoform expression (IsoFormer; pilot in hand, full table about 160,000 training transcripts; whether a different molecule adds signal a shared input cannot, with the four length features matching all twelve encoders on the pilot; also the second LucaOne dataset of add-on 3, with the window truncated to its 1,280-token limit); mRNA half-life (Saluki: 13,921 human and 14,463 mouse genes, spliced mRNA with codon and exon-junction tracks, Pearson 0.77; codon effects near start and stop, 3' UTR motifs, and splice sites all matter); translation efficiency (RiboNN: 10,348 human genes over 78 cell types, r² 0.62; 5' UTR about 22%, CDS about 73%, 3' UTR about 5%; first ten codons weigh about twice the rest); and the protein-to-mRNA ratio (Eraslan; 11,575 genes, 29 tissues; codons alone 17%, amino-acid frequencies 15%).</w:t>
+        <w:t>GTEx isoform expression (IsoFormer; pilot in hand, full table about 160,000 training transcripts; whether a different molecule adds signal a shared input cannot, with the four length features matching all twelve encoders on the pilot; also the second LucaOne dataset of research plan item 2, with the window truncated to its 1,280-token limit); mRNA half-life (Saluki: 13,921 human and 14,463 mouse genes, spliced mRNA with codon and exon-junction tracks, Pearson 0.77; codon effects near start and stop, 3' UTR motifs, and splice sites all matter); translation efficiency (RiboNN: 10,348 human genes over 78 cell types, r² 0.62; 5' UTR about 22%, CDS about 73%, 3' UTR about 5%; first ten codons weigh about twice the rest); and the protein-to-mRNA ratio (Eraslan; 11,575 genes, 29 tissues; codons alone 17%, amino-acid frequencies 15%).</w:t>
       </w:r>
     </w:p>
     <w:p>
@@ -33341,7 +33340,7 @@
         <w:rPr>
           <w:b/>
         </w:rPr>
-        <w:t xml:space="preserve">• Full transcripts on the mRNABench splits (add-on 4), labels kept distinct: </w:t>
+        <w:t xml:space="preserve">• Full transcripts on the mRNABench splits (research plan items 3 and 4), labels kept distinct: </w:t>
       </w:r>
       <w:r>
         <w:rPr/>
@@ -33596,7 +33595,7 @@
       <w:proofErr w:type="spellEnd"/>
       <w:r>
         <w:rPr/>
-        <w:t xml:space="preserve">• 8. Encoder swaps under a fixed architecture (add-ons 1 and 2): the five BioLangFusion benchmarks; does a codon-level RNA encoder, a larger or differently trained protein encoder, or a different DNA encoder improve the reproduced system, and do the gains follow Stage 1's complementarity measurements (H2)?</w:t>
+        <w:t>• 8. Encoder swaps under a fixed architecture (research plan item 1): Fungal, E. coli, mRNA stability, and Ab1, with CoV-Vac if feasible; does a codon-level RNA encoder, a larger or differently trained protein encoder, or a different DNA encoder improve the reproduced system, and do the gains follow Stage 1's complementarity measurements (H2)?</w:t>
       </w:r>
     </w:p>
     <w:p>
@@ -33614,7 +33613,7 @@
       <w:proofErr w:type="spellEnd"/>
       <w:r>
         <w:rPr/>
-        <w:t xml:space="preserve">• 9. One model against fusion (add-on 3): stability and GTEx; LucaOne's frozen embeddings against the best single encoder and the best fused model under one head (H6).</w:t>
+        <w:t>• 9. One model against fusion (research plan item 2): stability and GTEx; LucaOne's frozen embeddings against the best single encoder and the best fused model under one head (H6).</w:t>
       </w:r>
     </w:p>
     <w:p>
@@ -33632,7 +33631,7 @@
       <w:proofErr w:type="spellEnd"/>
       <w:r>
         <w:rPr/>
-        <w:t xml:space="preserve">• 10. Transcript context with labels kept apart (add-on 4): half-life and translation efficiency on the mRNABench splits; coding sequence only against plus 3' UTR against the full transcript, and whether a protein encoder adds to the coding region, with half-life, translation efficiency, and ribosome load never relabeled as each other.</w:t>
+        <w:t>• 10. Transcript context with labels kept apart (research plan items 3 and 4): half-life and translation efficiency on the mRNABench splits; coding sequence only against plus 3' UTR against the full transcript, and whether a protein encoder adds to the coding region, with half-life, translation efficiency, and ribosome load never relabeled as each other.</w:t>
       </w:r>
     </w:p>
     <w:p>
@@ -33655,7 +33654,7 @@
       <w:proofErr w:type="spellEnd"/>
       <w:r>
         <w:rPr/>
-        <w:t xml:space="preserve">Order of work: the three sets in hand first (stability, mRFP, the GTEx pilot), then the fungal and E. coli files from the CodonBERT repository together with Ab1 and CoV-Vac, since all five are needed for the BioLangFusion reproduction (add-on 1); then the two large transcript-level sets with codon tracks, half-life and translation efficiency, on the mRNABench splits once they pass the gates (add-on 4); then the protein-to-mRNA ratio and the CaLM suite; then the rest of mRNABench, which supplies splits and a leaderboard; and the two single-region sets as nucleotide-only controls. Every task reports the baseline hierarchy below and the Stage 1 alignment measurements of each fused pair.</w:t>
+        <w:t>Order of work: the three sets in hand first (stability, mRFP, the GTEx pilot), then the fungal and E. coli files from the CodonBERT repository together with Ab1 and CoV-Vac, since all five are needed for the BioLangFusion reproduction (research plan item 1); then the two large transcript-level sets with codon tracks, half-life and translation efficiency, on the mRNABench splits once they pass the gates (research plan items 3 and 4); then the protein-to-mRNA ratio and the CaLM suite; then the rest of mRNABench, which supplies splits and a leaderboard; and the two single-region sets as nucleotide-only controls. Every task reports the baseline hierarchy below and the Stage 1 alignment measurements of each fused pair.</w:t>
       </w:r>
     </w:p>
     <w:p>
@@ -33780,7 +33779,7 @@
       </w:r>
       <w:r>
         <w:rPr/>
-        <w:t xml:space="preserve">The reproduced BioLangFusion and IsoFormer systems (Section 12.7), LucaOne (Section 12.8, add-on 3), and the published scores themselves (BioLangFusion's five benchmarks; IsoFormer's R² 0.43 on GTEx).</w:t>
+        <w:t>The reproduced BioLangFusion and IsoFormer systems (Section 12.7), LucaOne (Section 12.8, research plan item 2), and the published scores themselves (BioLangFusion's five benchmarks; IsoFormer's R² 0.43 on GTEx).</w:t>
       </w:r>
     </w:p>
     <w:p>
@@ -33805,7 +33804,7 @@
       </w:r>
       <w:r>
         <w:rPr/>
-        <w:t xml:space="preserve">Train all 7 non-empty subsets of DNA, RNA, and protein; calculate Shapley values per modality; and test zero-out modality dropping at inference time to confirm the model does not collapse onto a single dominant encoder. The gated-attention head's modality weights give the same reading for free. The ablations are the Gantt chart's conditional items (IDs 22 to 24) plus the modality and counterfactual tests; each runs inside the reproduced pipeline, so that it changes exactly one thing.</w:t>
+        <w:t>Train all 7 non-empty subsets of DNA, RNA, and protein; calculate Shapley values per modality; and test zero-out modality dropping at inference time to confirm the model does not collapse onto a single dominant encoder. The gated-attention head's modality weights give the same reading for free. The ablations are the Gantt chart's ablation items (IDs 22 to 24) plus the modality and counterfactual tests; each runs inside the reproduced pipeline, so that it changes exactly one thing.</w:t>
       </w:r>
     </w:p>
     <w:p>
@@ -34017,7 +34016,7 @@
       <w:proofErr w:type="spellEnd"/>
       <w:r>
         <w:rPr/>
-        <w:t xml:space="preserve">LucaOne, the research plan's add-on, learns one representation for nucleic acid and protein jointly (one 1.8-billion-parameter transformer, a shared 39-token vocabulary, inputs embedded separately, a 1,280-token limit) and imposes no token correspondence at all; its question is whether joint pretraining already provides what fusing separately pretrained encoders provides. It has no reported numbers on these tasks; its own benchmarks compare it with DNABERT-2 and ESM-2 3B.</w:t>
+        <w:t>LucaOne, the research plan's second item, learns one representation for nucleic acid and protein jointly (one 1.8-billion-parameter transformer, a shared 39-token vocabulary, inputs embedded separately, a 1,280-token limit) and imposes no token correspondence at all; its question is whether joint pretraining already provides what fusing separately pretrained encoders provides. It has no reported numbers on these tasks; its own benchmarks compare it with DNABERT-2 and ESM-2 3B.</w:t>
       </w:r>
     </w:p>
     <w:p>
@@ -34033,7 +34032,7 @@
       </w:r>
       <w:r>
         <w:rPr/>
-        <w:t xml:space="preserve">BioLangFusion in two settings: exactly as published, on its five benchmarks with the published splits, recipe, and metrics (add-on 1, Section 12.8), and then on the Stage 1 embeddings and sequence-grouped split with the 295 unseen test sequences reported separately, so that the differences from the published numbers (data version, split, training-set size) are each varied on their own; IsoFormer's cross-attention aggregator with frozen encoders on the GTEx pilot, then on the full table, with the length baseline beside it; LucaOne's frozen embeddings on the same folds and head after the input-limit check (add-on 3).</w:t>
+        <w:t>BioLangFusion in two settings: exactly as published, on its five benchmarks with the published splits, recipe, and metrics (research plan item 1, Section 12.8), and then on the Stage 1 embeddings and sequence-grouped split with the 295 unseen test sequences reported separately, so that the differences from the published numbers (data version, split, training-set size) are each varied on their own; IsoFormer's cross-attention aggregator with frozen encoders on the GTEx pilot, then on the full table, with the length baseline beside it; LucaOne's frozen embeddings on the same folds and head after the input-limit check (research plan item 2).</w:t>
       </w:r>
     </w:p>
     <w:p>
@@ -34049,7 +34048,7 @@
       </w:r>
       <w:r>
         <w:rPr/>
-        <w:t xml:space="preserve">swap encoders only, one at a time (add-on 2: CaLM or mRNA-FM for RNA-FM; ESM-2 150M or ProtBERT for ESM-2 8M; other DNA encoders); remove the grid and fuse unaligned token streams; add an alignment loss at the codon level; replace the head with Coupled Mamba. Questions: does positional alignment matter; does representational alignment help on a shared input; do the Stage 1 complementarity measures predict which encoder swap gains?</w:t>
+        <w:t>swap encoders only, one at a time (research plan item 1, Phase B: CaLM or mRNA-FM for RNA-FM; ESM-2 150M or ProtBERT for ESM-2 8M; other DNA encoders); remove the grid and fuse unaligned token streams; add an alignment loss at the codon level; replace the head with Coupled Mamba. Questions: does positional alignment matter; does representational alignment help on a shared input; do the Stage 1 complementarity measures predict which encoder swap gains?</w:t>
       </w:r>
     </w:p>
     <w:p>
@@ -34105,8 +34104,7 @@
       </w:pPr>
       <w:r>
         <w:rPr/>
-        <w:lastRenderedPageBreak/>
-        <w:t xml:space="preserve">12.8 What the Research Plan Adds, and Where Each Add-On Slots In</w:t>
+        <w:t>12.8 What the Research Plan Adds, and Where Each Item Slots In</w:t>
       </w:r>
     </w:p>
     <w:p>
@@ -34129,7 +34127,7 @@
       <w:proofErr w:type="spellEnd"/>
       <w:r>
         <w:rPr/>
-        <w:t xml:space="preserve">The research plan adds seven items to this design. None replaces a planned item: Coupled Mamba stays the priority architecture, the tiers and the ablations stand, and the task set keeps its order. Each add-on sharpens the design in one way: the reproduction gives Coupled Mamba a matched published baseline on identical splits; the encoder swaps are the cleanest test of H2; LucaOne tests whether joint pretraining already does what fusion does; the full-transcript tasks and their label gates make tests 3 and 4 precise; and the distillation idea is one Stage 1 already has something to say about. Gantt IDs are as of October 3 and subject to change.</w:t>
+        <w:t>The research plan adds seven numbered items to this design, and the project carries them out as the plan states them, in its order and under its numbers, on top of the work already done: (1) Priority 1, reproduce BioLangFusion exactly (Phase A), then change the encoders only (Phase B); (2) Priority 2, LucaOne; (3) Priority 3, full-transcript half-life; (4) Priority 4, translation efficiency; (5) a low-cost control run in parallel, mRFP synonymous expression; (6) an optional extension, structure representations; (7) an exploratory direction, multi-teacher distillation, to think through before the meeting and not implement yet. None replaces a planned item: Coupled Mamba stays the priority architecture, the tiers and the ablations stand, and the task set keeps its order. Each item sharpens the design in one way: the reproduction gives Coupled Mamba a matched published baseline on identical splits, and its encoder swaps are the cleanest test of H2; LucaOne tests whether joint pretraining already does what fusion does; the half-life and translation-efficiency tasks and their label gates make tests 3 and 4 precise; the mRFP control holds the protein constant; structure enters only where it plausibly acts; and the distillation idea is one Stage 1 already has something to say about. Gantt IDs are as of October 15 and subject to change.</w:t>
       </w:r>
     </w:p>
     <w:p>
@@ -34141,11 +34139,11 @@
         <w:rPr>
           <w:b/>
         </w:rPr>
-        <w:t xml:space="preserve">• Add-on 1, reproduce BioLangFusion exactly (Phase A): </w:t>
+        <w:t xml:space="preserve">• Item 1 (Priority 1), Phase A, reproduce BioLangFusion exactly: </w:t>
       </w:r>
       <w:r>
         <w:rPr/>
-        <w:t xml:space="preserve">implement the input preparation and codon resampling, the three original encoders, all three fusion heads, and the TextCNN head (Section 11.4), with the published splits, training recipe, hyperparameters, metrics, and preprocessing followed as closely as possible, and every unavailable detail recorded as an explicit deviation. Run every benchmark the paper reports, with the published values to match: Fungal (Wint 2022; expression; Spearman; 7,056 raw, 3,138 used): NT 0.804, RNA-FM 0.767, ESM-2 8M 0.695, best fused 0.824 (MIL). E. coli (Ding 2022; low, medium, high expression; accuracy; 6,348 raw, 4,450 used): 41.29, 52.95, 49.02; best fused 53.93 (cross-attention). mRNA stability (Diez 2022; Spearman; 65,356 raw, 23,929 used): 0.530, 0.553, 0.539; best fused 0.563 (MIL). Ab1 (Yazdani 2024; protein expression of antibody-encoding mRNA; Spearman; 723 sequences up to 1,203 nt): 0.732, 0.743, 0.711; best fused 0.765 (cross-attention). CoV-Vac (Leppek 2022; degradation of 2,400 designed fragments up to 81 nt; Spearman): 0.780, 0.841, 0.806; best fused 0.864 (MIL). Concatenation scores 0.805, 50.28, 0.539, 0.764, and 0.831 in the same order; the paper reports no variance. Confirm the exact dataset releases and split artifacts before training. Slots into Tier 2: it widens Gantt 17 (October 12 to 18) from matched comparisons on the project's data to the published benchmarks, and it is the matched baseline for Coupled Mamba (Gantt 21).</w:t>
+        <w:t>implement the input preparation and codon resampling, the three original encoders, all three fusion heads, and the TextCNN head (Section 11.4), with the published splits, training recipe, hyperparameters, metrics, and preprocessing followed as closely as possible, and every unavailable detail recorded as an explicit deviation. Run every benchmark the paper reports, with the published values to match: Fungal (Wint 2022; expression; Spearman; 7,056 raw, 3,138 used): NT 0.804, RNA-FM 0.767, ESM-2 8M 0.695, best fused 0.824 (MIL). E. coli (Ding 2022; low, medium, high expression; accuracy; 6,348 raw, 4,450 used): 41.29, 52.95, 49.02; best fused 53.93 (cross-attention). mRNA stability (Diez 2022; Spearman; 65,356 raw, 23,929 used): 0.530, 0.553, 0.539; best fused 0.563 (MIL). Ab1 (Yazdani 2024; protein expression of antibody-encoding mRNA; Spearman; 723 sequences up to 1,203 nt): 0.732, 0.743, 0.711; best fused 0.765 (cross-attention). CoV-Vac (Leppek 2022; degradation of 2,400 designed fragments up to 81 nt; Spearman): 0.780, 0.841, 0.806; best fused 0.864 (MIL). Concatenation scores 0.805, 50.28, 0.539, 0.764, and 0.831 in the same order; the paper reports no variance. Confirm the exact dataset releases and split artifacts before training. Slots into Tier 2: it widens Gantt 17 (October 12 to 25) from matched comparisons on the project's data to the published benchmarks, and it is the matched baseline for Coupled Mamba (Gantt 21).</w:t>
       </w:r>
     </w:p>
     <w:p>
@@ -34157,11 +34155,11 @@
         <w:rPr>
           <w:b/>
         </w:rPr>
-        <w:t xml:space="preserve">• Add-on 2, change the encoders only (Phase B): </w:t>
+        <w:t xml:space="preserve">• Item 1 (Priority 1), Phase B, change the encoders only: </w:t>
       </w:r>
       <w:r>
         <w:rPr/>
-        <w:t xml:space="preserve">keep the splits, preprocessing, fusion heads, TextCNN, and evaluation fixed. Replace one encoder at a time, then test the promising DNA, RNA, and protein triples. Candidates from Stage 1: CaLM and mRNA-FM (codon-level RNA), ProtBERT and ESM-2 150M (protein), and the alternative DNA encoders (NT 500M human-ref, DNABERT-2, HyenaDNA); an encoder is used only where its input coverage and token-to-codon handling are valid, and any adapter is documented and held fixed. Report for every dataset: the published score; the reproduced original-encoder score; the best single encoder under the same head; each original fusion head; each encoder-swap fusion score; and Δfusion over the best corresponding single encoder, as mean ± spread across seeds with paired differences on identical samples and splits, with each fused pair's Stage 1 alignment measurements beside it. Success criterion: at least one swap improves reproducible test performance under the unchanged architecture; a negative result is still informative, and no improvement is attributed to a tokenizer or corpus on its own without a separate controlled ablation. Phase A fixes positional alignment; Phase B changes only the encoders, so the pattern of gains across swaps is a direct test of H2. Slots into Tier 3: Gantt 24 (November 9 to 15) becomes planned rather than conditional, and can move earlier if Phase A finishes on time.</w:t>
+        <w:t>keep the splits, preprocessing, fusion heads, TextCNN, and evaluation fixed. Replace one encoder at a time, then test the promising DNA, RNA, and protein triples, on Fungal, E. coli, mRNA stability, and Ab1, and on CoV-Vac if feasible, as the plan's implementation order specifies. Candidates from Stage 1, as the plan lists them: CaLM or other suitable codon models and mRNA-FM (codon-level RNA), ProtBERT (protein), and the alternative DNA encoders (NT 500M human-ref, DNABERT-2, HyenaDNA), with ESM-2 150M as a further protein candidate; an encoder is used only where its input coverage and token-to-codon handling are valid, and any adapter is documented and held fixed. Report for every dataset: the published score; the reproduced original-encoder score; the best single encoder under the same head; each original fusion head; each encoder-swap fusion score; and Δfusion over the best corresponding single encoder, as mean ± spread across seeds with paired differences on identical samples and splits, with each fused pair's Stage 1 alignment measurements beside it. Success criterion: at least one swap improves reproducible test performance under the unchanged architecture; a negative result is still informative, and no improvement is attributed to a tokenizer or corpus on its own without a separate controlled ablation. Phase A fixes positional alignment; Phase B changes only the encoders, so the pattern of gains across swaps is a direct test of H2. Slots into Tier 3: Gantt 24 (October 26 to November 8), directly after Phase A and before LucaOne, as the plan's implementation order sets it; planned rather than conditional.</w:t>
       </w:r>
     </w:p>
     <w:p>
@@ -34173,11 +34171,11 @@
         <w:rPr>
           <w:b/>
         </w:rPr>
-        <w:t xml:space="preserve">• Add-on 3, LucaOne: </w:t>
+        <w:t xml:space="preserve">• Item 2 (Priority 2), LucaOne: </w:t>
       </w:r>
       <w:r>
         <w:rPr/>
-        <w:t xml:space="preserve">extract LucaOne embeddings on the compatible stability and GTEx examples, after verifying its input limits and supported sequence types against each dataset. Use the same train and test folds and the same prediction head, or a clearly matched probe setting, as the fusion models. Compare LucaOne alone with the best single encoder and the best fused model; report computational cost and input truncation; and distinguish separately embedded inputs, which is what LucaOne does, from joint inference over a nucleic-acid and protein pair, which it does not perform. A result in either direction is a statement about the tested frozen configurations, not about joint modeling in general. Slots into Tier 2, a new row beside Gantt 16 and 17.</w:t>
+        <w:t>extract LucaOne embeddings on the compatible stability and GTEx examples, after verifying its input limits and supported sequence types against each dataset. Use the same train and test folds and the same prediction head, or a clearly matched probe setting, as the fusion models. Compare LucaOne alone with the best single encoder and the best fused model; report computational cost and input truncation; and distinguish separately embedded inputs, which is what LucaOne does, from joint inference over a nucleic-acid and protein pair, which it does not perform. A result in either direction is a statement about the tested frozen configurations, not about joint modeling in general. Slots into Tier 2, Gantt 41 (November 9 to 22), a new row after the encoder swaps, as the plan's implementation order sets it.</w:t>
       </w:r>
     </w:p>
     <w:p>
@@ -34189,11 +34187,11 @@
         <w:rPr>
           <w:b/>
         </w:rPr>
-        <w:t xml:space="preserve">• Add-on 4, half-life and translation efficiency on the mRNABench splits: </w:t>
+        <w:t xml:space="preserve">• Item 3 (Priority 3), full-transcript half-life on the mRNABench splits: </w:t>
       </w:r>
       <w:r>
         <w:rPr/>
-        <w:t xml:space="preserve">half-life (rnahl-saluki-human, rnahl-saluki-mouse; LBKWK half-life): the stability benchmark covers coding sequence only, omitting the regulatory regions that contribute to mRNA stability; after the gates, compare coding sequence only, coding sequence plus 3' UTR, and the full transcript, each encoded by the nucleotide encoders, with protein-derived representations added for the same coding region; matched samples and folds; best unimodal, fusion, and simple length and composition baselines. Translation efficiency (translation-efficiency-human, -mouse; MRL Sugimoto; LBKWK MRL): initiation and elongation depend on different sequence features, so it tests whether RNA-, codon-, and protein-derived representations are complementary; compare 5' UTR, coding sequence, full transcript, full transcript plus protein, and the three-encoder fusion, with RiboNN as the external benchmark where task-compatible; coding-sequence-derived streams aligned on the codon grid where possible, untranslated regions handled separately, and the gain reported over the best full-transcript baseline. MIMIC (Golkar et al., 2026) motivates these benchmarks but does not show that fusion of separately pretrained encoders will improve them. No claim of separate molecular measurements from sequence-derived inputs. Slots into Tier 4: Gantt 38 (January to February), or earlier if the gates pass and cluster time allows.</w:t>
+        <w:t>RNA half-life, Saluki human and mouse (rnahl-saluki-human, rnahl-saluki-mouse), and the LBKWK half-life target (mrl-hl-lbkwk); neither is MRL Sugimoto, which measures mean ribosome load, and each runs separately on its own published split and metric. The stability benchmark covers coding sequence only, omitting the regulatory regions that may contribute to mRNA stability. Gate first: 5' and 3' UTRs and coding-sequence coordinates present, with labels, species, and non-leaking grouped splits; if transcript regions are absent the task is not treated as a full-transcript test. Then compare coding sequence only, coding sequence plus 3' UTR, and the full transcript, each encoded by the nucleotide encoders, with protein-derived representations added for the same coding region; matched samples and folds; best unimodal, fusion, and simple length and composition baselines. Conclusion: the incremental predictive value of transcript regions and of fusion; no claim of separate molecular measurements from sequence-derived inputs. Slots into Tier 4: Gantt 42 (January 4 to February 28, conditional), or earlier if the gate passes and cluster time allows.</w:t>
       </w:r>
     </w:p>
     <w:p>
@@ -34205,7 +34203,23 @@
         <w:rPr>
           <w:b/>
         </w:rPr>
-        <w:t xml:space="preserve">• Add-on 5, the mRFP control in parallel: </w:t>
+        <w:t xml:space="preserve">• Item 4 (Priority 4), translation efficiency on the mRNABench splits: </w:t>
+      </w:r>
+      <w:r>
+        <w:rPr/>
+        <w:t>translation efficiency, human and mouse (translation-efficiency-human, translation-efficiency-mouse), is TE and is not relabeled as ribosome load; MRL Sugimoto and the LBKWK MRL target are mean ribosome load, not half-life; each target runs separately under its original evaluation protocol. Initiation and elongation depend on different sequence features, so the task tests whether RNA-, codon-, and protein-derived representations are complementary. Gate first: the measured target confirmed (TE or mean ribosome load), full transcript, UTR, and coding-sequence coordinates available, the experimental context and grouped splits valid, and TE not conflated with protein abundance. Then compare the 5' UTR, coding sequence, full transcript, full transcript plus protein, and the three-encoder fusion, with RiboNN as the external benchmark where task-compatible; coding-sequence-derived streams aligned on the codon grid where possible, untranslated regions handled separately, and the gain reported over the best full-transcript baseline. MIMIC (Golkar et al., 2026) motivates these benchmarks but does not show that fusion of separately pretrained encoders will improve them. Slots into Tier 4: Gantt 42 with item 3.</w:t>
+      </w:r>
+    </w:p>
+    <w:p>
+      <w:pPr>
+        <w:pStyle w:val="ListParagraph"/>
+        <w:spacing w:after="80"/>
+      </w:pPr>
+      <w:r>
+        <w:rPr>
+          <w:b/>
+        </w:rPr>
+        <w:t xml:space="preserve">• Item 5 (low-cost control, in parallel), mRFP synonymous expression: </w:t>
       </w:r>
       <w:r>
         <w:rPr/>
@@ -34234,8 +34248,7 @@
       </w:pPr>
       <w:r>
         <w:rPr/>
-        <w:lastRenderedPageBreak/>
-        <w:t xml:space="preserve">12.9 Add-On 6, Optional: RNA and Protein Structure Representations</w:t>
+        <w:t>12.9 Item 6, Optional Extension: RNA and Protein Structure Representations</w:t>
       </w:r>
     </w:p>
     <w:p>
@@ -34267,8 +34280,7 @@
       </w:pPr>
       <w:r>
         <w:rPr/>
-        <w:lastRenderedPageBreak/>
-        <w:t xml:space="preserve">12.10 Add-On 7, Exploratory: Multi-Teacher, Modality-Specific Distillation (To Think About Before the Meeting)</w:t>
+        <w:t>12.10 Item 7, Exploratory Direction: Multi-Teacher, Modality-Specific Distillation (To Think About Before the Meeting)</w:t>
       </w:r>
     </w:p>
     <w:p>
@@ -34291,7 +34303,7 @@
       <w:proofErr w:type="spellEnd"/>
       <w:r>
         <w:rPr/>
-        <w:t xml:space="preserve">A hypothesis to examine before the next review, not an experiment to run now, and it does not alter the faithful reproduction.</w:t>
+        <w:t>A hypothesis to examine before the next review, not an experiment to run now; it is optional, follows the core BioLangFusion reproduction and encoder-swap experiments, and does not alter the faithful reproduction.</w:t>
       </w:r>
     </w:p>
     <w:p>
@@ -34307,7 +34319,7 @@
       </w:r>
       <w:r>
         <w:rPr/>
-        <w:t xml:space="preserve">distill the pretrained encoders of each modality (six DNA, five RNA, and four protein teachers) into three compact students, one per modality, and then fuse the three student representations. Different teacher corpora, tokenizers, and objectives may expose complementary features; distillation may preserve that diversity at lower inference cost.</w:t>
+        <w:t>distill the pretrained encoders of each modality (six DNA, five RNA, and four protein teachers) into three compact students, one per modality, and then fuse the three student representations. Different teacher corpora, tokenizers, and objectives may expose complementary features; distillation may preserve that diversity at lower inference cost. The plan sets six DNA, five RNA, and four protein teachers; Stage 1 has four encoders per modality, so the teacher set is the twelve Stage 1 encoders plus two further DNA encoders and one further RNA encoder, chosen with the advisor before any run. Stage 1 itself is unchanged; the added encoders enter only as teachers.</w:t>
       </w:r>
     </w:p>
     <w:p>
@@ -34323,7 +34335,7 @@
       </w:r>
       <w:r>
         <w:rPr/>
-        <w:t xml:space="preserve">the teachers stay frozen and give sequence-level embeddings of possibly different widths. One trainable student per modality produces an embedding z (dimension d_s, say 256), and a separate trainable linear projection per teacher maps it to d_p = 128. For a batch of B sequences, each teacher yields a B × B cosine-similarity matrix between examples, and each projection of the student yields one too. The loss is the mean squared difference between the student's and the teacher's off-diagonal similarities, averaged over the teachers with equal weights (1/K_m) until the uniform baseline has been evaluated. Only the student and its projections are updated. This is relational knowledge distillation (Park et al., 2019) with one projection per teacher, which replaces direct feature matching (FitNets); the teacher-specific formulation is the project's own design.</w:t>
+        <w:t>the teachers stay frozen and give sequence-level embeddings of possibly different widths. One trainable student per modality produces an embedding z (dimension d_s; 256 to start, tunable), and a separate trainable linear projection per teacher maps it to d_p = 128. For a batch of B sequences, each teacher yields a B × B cosine-similarity matrix between examples, and each projection of the student yields one too. The loss is the mean squared difference between the student's and the teacher's off-diagonal similarities, averaged over the teachers with equal weights (1/K_m) until the uniform baseline has been evaluated. Only the student and its projections are updated. This is relational knowledge distillation (Park et al., 2019) with one projection per teacher, which replaces direct feature matching (FitNets); the teacher-specific formulation is the research plan's own design, not a verbatim objective from either paper.</w:t>
       </w:r>
     </w:p>
     <w:p>
@@ -34335,11 +34347,11 @@
         <w:rPr>
           <w:b/>
         </w:rPr>
-        <w:t xml:space="preserve">• Fusion and evaluation: </w:t>
+        <w:t xml:space="preserve">• Training, fusion, and evaluation: </w:t>
       </w:r>
       <w:r>
         <w:rPr/>
-        <w:t xml:space="preserve">after distillation the three students are frozen, their embeddings concatenated, and only a supervised fusion head is trained with the task loss (MSE or cross-entropy); the projections are discarded for this first test only after checking that the unprojected student embeddings retain downstream utility. Two held-out quantities, neither a training loss: Δstudent = Perf(fused students) minus the best single student, and Δteacher = Perf(fused students) minus Perf(fused full-size teachers), together with parameter count, memory, and inference cost. A positive Δstudent shows benefit over the best student alone; Δteacher measures what the compression cost, since a low relational loss does not establish that the students retained all task-relevant information.</w:t>
+        <w:t>each student is trained on a large unlabeled pool for its modality that excludes the protected test sequences and their close homologs, with teacher embeddings cached where storage allows and diverse mini-batches (B = 64 to start); per-teacher relational loss, student variance, held-out similarity agreement, and cost are tracked, and capacity and batch sampling are tuned on training and validation data only. The students are then frozen, their embeddings concatenated, and only a supervised fusion head is trained with the task loss (MSE or cross-entropy); the projections are discarded for this first test only after checking that the unprojected student embeddings retain downstream utility, and both choices are compared. Joint task fine-tuning with L_total = L_task + λ Σ L_distill (λ chosen on validation data) is an optional comparison. Two held-out quantities, neither a training loss: Δstudent = Perf(fused students) minus the best single student, and Δteacher = Perf(fused students) minus Perf(fused full-size teachers), together with parameter count, memory, and inference cost. A positive Δstudent shows benefit over the best student alone; Δteacher measures what the compression cost, since a low relational loss does not establish that the students retained all task-relevant information. The objective is also compared with single-teacher distillation, equal-capacity alternatives, and larger and smaller students, to report the accuracy and compression trade-off.</w:t>
       </w:r>
     </w:p>
     <w:p>
@@ -34355,7 +34367,7 @@
       </w:r>
       <w:r>
         <w:rPr/>
-        <w:t xml:space="preserve">matched teacher and student inputs per modality; no train-test or homolog leakage in the unlabeled distillation pool; identical splits and capacity controls; monitoring for collapse (student variance, per-teacher similarity, nontrivial downstream scores); and the same downstream head and splits for each student, the three-student concatenation, the strongest single teachers, within-modality teacher ensembles, and full three-modality teacher fusion.</w:t>
+        <w:t>matched teacher and student inputs per modality; no train-test or homolog leakage in the unlabeled distillation pool; identical splits and capacity controls; the relational target checked across batches and with length-controlled comparisons, since it depends on pooling, sequence length, and batch composition; monitoring for collapse (student variance, per-teacher similarity, nontrivial downstream scores), with an anti-collapse term only if validation diagnoses collapse; and the same downstream head and splits for each student, the three-student concatenation, the strongest single teachers, within-modality teacher ensembles, and full three-modality teacher fusion.</w:t>
       </w:r>
     </w:p>
     <w:p>
@@ -34371,7 +34383,7 @@
       </w:r>
       <w:r>
         <w:rPr/>
-        <w:t xml:space="preserve">the relational loss asks a student to reproduce each teacher's sequence-to-sequence similarity structure, which is exactly what Track B measured between teachers (RSA, linear CKA). Three findings bear on it. First, for the DNA encoders most of that structure is composition (CKA falls 52% to 90% after the composition control for every pair with a DNA encoder), so a DNA student distilled from the raw similarities would largely learn to reproduce counts; the review should decide whether to distill the raw structure or the structure left after the control. Second, some teachers are near-redundant (RNA-FM with RiNALMo at CKA 0.809; the ESM-2 family), so five RNA teachers and four protein teachers carry fewer distinct similarity structures than that, and uniform teacher weights count redundant teachers twice. Third, the sequence-level loss does not preserve local codon, UTR, or residue detail, and Track A found that the codon-level encoders' contribution lives exactly there (GC3 at R² 0.896 to 0.986 for nucleotide encoders against 0.379 to 0.440 for protein encoders), so a region- or token-level term would be needed before the students could be expected to keep it. The natural evaluation is on the five BioLangFusion benchmarks with the reproduced heads, so that Δstudent and Δteacher are comparable with the Phase B results and with Coupled Mamba. Not scheduled; a candidate for Gantt 38 after the review.</w:t>
+        <w:t>the relational loss asks a student to reproduce each teacher's sequence-to-sequence similarity structure, which is exactly what Track B measured between teachers (RSA, linear CKA). Three findings bear on it, and each is handled inside the plan rather than by changing it. First, for the DNA encoders most of that structure is composition (CKA falls 52% to 90% after the composition control for every pair with a DNA encoder), so a DNA student distilled from the raw similarities would largely learn to reproduce counts; the plan's raw objective is run as written, and the same student trained on the similarity left after the control is reported beside it as a diagnostic. Second, some teachers are near-redundant (RNA-FM with RiNALMo at CKA 0.809; the ESM-2 family), so equal weights count redundant teachers more than once; the uniform baseline the plan requires before any learned weights shows how much that matters. Third, the sequence-level loss does not preserve local codon, UTR, or residue detail, and Track A found that the codon-level encoders' contribution lives there (GC3 at R² 0.896 to 0.986 for nucleotide encoders against 0.379 to 0.440 for protein encoders); the plan adds a token- or region-level term only where biologically justified and separately validated, and Stage 1 marks the coding sequence as the place to justify one.</w:t>
       </w:r>
     </w:p>
     <w:p>
@@ -34387,7 +34399,7 @@
       </w:r>
       <w:r>
         <w:rPr/>
-        <w:t xml:space="preserve">which encoders are the teachers (the plan counts six DNA, five RNA, and four protein; Stage 1 has four of each); raw or composition-controlled similarity as the target; sequence-level only, or a token-level term for the coding sequence; and whether the students should be evaluated on the five BioLangFusion benchmarks first.</w:t>
+        <w:t>which two DNA encoders and which RNA encoder join the twelve Stage 1 encoders to make the plan's six DNA, five RNA, and four protein teachers; and whether the five BioLangFusion benchmarks with the reproduced heads are the evaluation set. The objective is the plan's, run as written.</w:t>
       </w:r>
     </w:p>
     <w:p>
@@ -34399,11 +34411,11 @@
         <w:rPr>
           <w:b/>
         </w:rPr>
-        <w:t xml:space="preserve">• Proposed answer to Mina's question (does it make sense, how to proceed): </w:t>
+        <w:t xml:space="preserve">• How it proceeds, following the plan: </w:t>
       </w:r>
       <w:r>
         <w:rPr/>
-        <w:t xml:space="preserve">it makes sense as a Stage 4 follow-up rather than a core item: a compression and ensembling experiment that asks whether the diversity of the teachers survives in a small student, with the same held-out gains as everything else. How to proceed, following from Stage 1: (1) pilot one modality first, RNA, where there are four teachers in hand and one known redundant pair; (2) distill the composition-controlled similarity structure, or at least report both targets, since the raw structure of the DNA teachers is mostly counts; (3) keep the teacher-specific projections until the unprojected student has been shown to retain downstream utility; (4) evaluate on the five BioLangFusion benchmarks with the reproduced heads so that Δstudent sits beside the Phase B numbers; (5) decide on the three-student fusion only after the single-modality pilot shows that a student keeps what its teachers carry.</w:t>
+        <w:t>it is a Stage 4 follow-up after the core BioLangFusion reproduction and encoder swaps, a compression and ensembling experiment that asks whether the diversity of the teachers survives in a small student, scored with the same held-out gains as everything else. Following the plan's implementation checklist: (1) settle the teacher set, the twelve Stage 1 encoders plus two DNA encoders and one RNA encoder; (2) pin teacher checkpoints, sequence normalization, tokenizer versions, truncation, and pooling, and check that sample IDs refer to the same sequences across a modality's teachers; (3) build the leakage-free unlabeled pools and cache the teacher embeddings; (4) train each student with the plan's objective, starting with RNA as in the plan's worked example, then DNA and protein, with the composition-controlled target reported beside the raw one; (5) evaluate each student, then train the fusion head and report Δstudent and Δteacher with cost, on the five BioLangFusion benchmarks with the reproduced heads so that the results sit beside the Phase B numbers and Coupled Mamba. Gantt 43 (January 4 to February 28), conditional, after the core comparisons.</w:t>
       </w:r>
     </w:p>
     <w:p>
@@ -34436,7 +34448,7 @@
       <w:proofErr w:type="spellEnd"/>
       <w:r>
         <w:rPr/>
-        <w:t xml:space="preserve">The next meeting with Mina Basirat is October 20, 2026. She is reviewing the Overleaf manuscript herself, so the meeting is for the important findings and the experimental design, with her research plan's items shown as add-ons to it (Sections 11 and 12). The deck is a Claude Slides deck with speaker notes on each slide; its .pptx export belongs at docs/notes/Mina_Meeting_Slides_2026-10-20.pptx.</w:t>
+        <w:t>The next meeting with Mina Basirat is October 20, 2026. She is reviewing the Overleaf manuscript herself, so the meeting is for the important findings and the experimental design, with her research plan's seven items carried out as written, in its order and under its numbers, on top of it (Sections 11 and 12). The deck is a Claude Slides deck with speaker notes on each slide; its .pptx export belongs at docs/notes/Slides/Mina_Meeting_Slides_2026-10-20.pptx.</w:t>
       </w:r>
     </w:p>
     <w:p>
@@ -34548,7 +34560,7 @@
       <w:proofErr w:type="spellEnd"/>
       <w:r>
         <w:rPr/>
-        <w:t xml:space="preserve">• Experimental design: the Stage 2 decision and the fusion gain Δfusion; the three Stage 3 designs, Coupled Mamba first; the research plan's add-ons and where each slots into the tiers and the Gantt chart: BioLangFusion reproduced exactly on its five benchmarks with the published values to match, then one encoder changed at a time; LucaOne; the mRNABench half-life and translation-efficiency tasks with their gates and label distinctions; the mRFP control; the baseline hierarchy; the task-coverage matrix; and what Stage 1 says about the distillation idea.</w:t>
+        <w:t>• Experimental design: the Stage 2 decision and the fusion gain Δfusion; the three Stage 3 designs, Coupled Mamba first; the research plan's seven items in its order and where each slots into the tiers and the Gantt chart: (1) BioLangFusion reproduced exactly on its five benchmarks with the published values to match, then one encoder changed at a time; (2) LucaOne; (3) half-life and (4) translation efficiency on the mRNABench splits with their gates and label distinctions; (5) the mRFP control; (6) structure; the baseline hierarchy; the task-coverage matrix; and (7) what Stage 1 says about the distillation idea.</w:t>
       </w:r>
     </w:p>
     <w:p>
@@ -34625,7 +34637,7 @@
       <w:proofErr w:type="spellEnd"/>
       <w:r>
         <w:rPr/>
-        <w:t xml:space="preserve">• 3. Where the add-ons sit in the Gantt chart: the proposal is to widen ID 17 (October 12 to 18) to the faithful reproduction on all five published datasets, make ID 24 (encoder swaps, November 9 to 15) planned rather than conditional, add a LucaOne row beside 16 and 17, and put the mRNABench tasks in ID 38 unless cluster time allows earlier. Does that order work, and should the swaps move ahead of the alignment-objective ablation (ID 23)?</w:t>
+        <w:t>• 3. Where the seven items sit in the Gantt chart, in her implementation order: ID 17 widened (October 12 to 25) to the faithful reproduction on all five published datasets; the encoder swaps directly after it, ID 24 (October 26 to November 8), planned rather than conditional; then LucaOne, ID 41 (November 9 to 22); the mRFP control in parallel in ID 18; the half-life and translation-efficiency tasks in ID 42 and distillation in ID 43 (January to February, conditional); structure in ID 38. Does that order and timing work?</w:t>
       </w:r>
     </w:p>
     <w:p>
@@ -34697,7 +34709,7 @@
       <w:proofErr w:type="spellEnd"/>
       <w:r>
         <w:rPr/>
-        <w:t xml:space="preserve">• 7. Distillation: our proposed answer is that it makes sense as a Stage 4 follow-up, piloted on RNA with a composition-controlled similarity target and evaluated on the five BioLangFusion benchmarks with the reproduced heads (Section 12.10). Does that match what she has in mind, and which encoders count as the six DNA, five RNA, and four protein teachers?</w:t>
+        <w:t>• 7. Distillation: we carry it out as the plan states it, after the core comparisons (Section 12.10): her relational objective with equal teacher weights, RNA first as in her worked example, the composition-controlled target reported beside the raw one, and evaluation on the five BioLangFusion benchmarks with the reproduced heads. Which two DNA encoders and which RNA encoder should join the twelve Stage 1 encoders to make the six DNA, five RNA, and four protein teachers?</w:t>
       </w:r>
     </w:p>
     <w:p>

--- a/docs/notes/Mina_Project_Notes.docx
+++ b/docs/notes/Mina_Project_Notes.docx
@@ -267,7 +267,7 @@
       </w:r>
       <w:r>
         <w:rPr/>
-        <w:t>Concatenation + MLP is the floor; Coupled Mamba on the codon grid is architecture priority 1 (interaction through the recurrence, nothing forces similarity); IsoFormer-style cross-attention is architecture priority 2 (learns correspondence where there is no grid). The research plan's first two items add the matched baselines: BioLangFusion reproduced exactly (item 1; its attention head is also the simple fusion baseline of Fusion or Confusion) and LucaOne (item 2; joint pretraining instead of fusion). Every design is scored against the reproduced heads on identical splits.</w:t>
+        <w:t>The research plan comes first: its baselines are built before any of the project's designs, namely BioLangFusion reproduced exactly with its encoders then swapped (item 1; its attention head is also the simple fusion baseline of Fusion or Confusion), LucaOne (item 2; joint pretraining instead of fusion), and IsoFormer's aggregator on GTEx; concatenation + MLP is the floor. Then the project's designs: Coupled Mamba on the codon grid first (interaction through the recurrence, nothing forces similarity), IsoFormer-style cross-attention second (learns correspondence where there is no grid). Every design is scored against all of those baselines on identical splits.</w:t>
       </w:r>
     </w:p>
     <w:p>
@@ -287,7 +287,7 @@
       </w:r>
       <w:r>
         <w:rPr/>
-        <w:t>The research plan's seven items run in its order, on top of the design: (1) BioLangFusion reproduced exactly, then encoder swaps; (2) LucaOne; (3) full-transcript half-life; (4) translation efficiency; (5) the mRFP control; (6) structure, optional; (7) distillation, exploratory. Around them: baselines and controls; Coupled Mamba against the reproduced heads; ablations (alignment loss, grid); the task set, chosen so each dataset isolates one question; and the method test, whether Stage 1 metrics predict Δfusion. The question "this RNA model with this DNA model for this task" is answered by encoder swaps under a fixed architecture across that task set; COMET adds multi-molecule tasks with published combinations and LucaOne as reference points, and mRNABench adds homology-aware splits. Fusion or Confusion's checklist (identical heads, tuned baselines, grouped cross-validation, mean ± SD, a statistical comparison) is the evaluation rule on every comparison. The Overleaf figure "The chain of stages" shows this on one page.</w:t>
+        <w:t>The research plan comes first, in its order: (1) BioLangFusion reproduced exactly, then encoder swaps; (2) LucaOne; (3) full-transcript half-life; (4) translation efficiency; (5) the mRFP control. Then Coupled Mamba and cross-attention against all of those baselines on the plan's datasets; ablations (alignment loss, grid); and last the plan's (6) structure, optional, and (7) distillation, exploratory. Throughout: the task set, chosen so each dataset isolates one question; and the method test, whether Stage 1 metrics predict Δfusion. The question "this RNA model with this DNA model for this task" is answered by encoder swaps under a fixed architecture across that task set; COMET adds multi-molecule tasks with published combinations and LucaOne as reference points, and mRNABench adds homology-aware splits. Fusion or Confusion's checklist (identical heads, tuned baselines, grouped cross-validation, mean ± SD, a statistical comparison) is the evaluation rule on every comparison. The Overleaf figure "The chain of stages" shows this on one page.</w:t>
       </w:r>
     </w:p>
     <w:p>
@@ -479,7 +479,7 @@
       </w:r>
       <w:r>
         <w:rPr/>
-        <w:t>First actions: token-level embeddings for the twelve encoders; the BioLangFusion reproduction (Gantt 17); Coupled Mamba feasibility tests (20); cross-attention (25); the LucaOne input check (41).</w:t>
+        <w:t>The research plan first: the BioLangFusion reproduction with token-level embeddings (Gantt 17), the encoder swaps (24), LucaOne (41), and IsoFormer on GTEx (44); Coupled Mamba (20, 21) and cross-attention (25) follow, from January.</w:t>
       </w:r>
     </w:p>
     <w:p>
@@ -499,7 +499,7 @@
       </w:r>
       <w:r>
         <w:rPr/>
-        <w:t>The research plan's seven items in its order, on top of the design: baselines with the mRFP control in parallel (16, 18), the BioLangFusion reproduction (17), the encoder swaps (24), LucaOne (41), alongside Coupled Mamba against the reproduced heads (20, 21) and the alignment-loss ablation (23); synthesis (29); then, conditional, half-life and translation efficiency (42), structure (38), and distillation (43).</w:t>
+        <w:t>The research plan first, in its order: baselines with the mRFP control in parallel (16, 18), the BioLangFusion reproduction (17), the encoder swaps (24), LucaOne (41) and IsoFormer (44), half-life and translation efficiency (42, November 23 to December 20); synthesis for the course (29); then the project's designs, Coupled Mamba (20, 21) and cross-attention (25), with the alignment-loss ablation (23), January and February; structure (38) and distillation (43) in March, conditional.</w:t>
       </w:r>
     </w:p>
     <w:p>
@@ -745,7 +745,7 @@
       <w:proofErr w:type="spellEnd"/>
       <w:r>
         <w:rPr/>
-        <w:t>Coupled Mamba stays the priority architecture (Gantt IDs 20 and 21), with IsoFormer-style cross-attention second (ID 25). The research plan adds seven numbered items to that design without replacing any of it, carried out as the plan states them, in its order: (1) Priority 1, reproduce BioLangFusion exactly with its own encoders, codon grid, three heads, TextCNN head, and published splits on its five benchmarks (Phase A), which becomes the matched baseline Coupled Mamba is scored against, then change one encoder at a time (Phase B); (2) Priority 2, LucaOne, a single jointly pretrained nucleic-acid and protein model, as a baseline; (3) Priority 3, full-transcript half-life on the mRNABench splits after a feasibility gate; (4) Priority 4, translation efficiency on the mRNABench splits after its gate; (5) a low-cost control run in parallel, the mRFP synonymous variants; (6) an optional extension, structure features where a task calls for them; and (7) an exploratory direction, multi-teacher distillation with six DNA, five RNA, and four protein teachers, to think through before the next meeting, not to implement yet. Section 12.8 gives each item and where it slots into the Gantt chart.</w:t>
+        <w:t>Coupled Mamba stays the project's first design (Gantt IDs 20 and 21), with IsoFormer-style cross-attention second (ID 25), and both come after the research plan's items: every baseline and dataset the plan names is in place first (October to December), and the designs are trained from January and scored against all of them. The research plan adds seven numbered items, carried out as the plan states them, in its order: (1) Priority 1, reproduce BioLangFusion exactly with its own encoders, codon grid, three heads, TextCNN head, and published splits on its five benchmarks (Phase A), which becomes the matched baseline Coupled Mamba is scored against, then change one encoder at a time (Phase B); (2) Priority 2, LucaOne, a single jointly pretrained nucleic-acid and protein model, as a baseline; (3) Priority 3, full-transcript half-life on the mRNABench splits after a feasibility gate; (4) Priority 4, translation efficiency on the mRNABench splits after its gate; (5) a low-cost control run in parallel, the mRFP synonymous variants; (6) an optional extension, structure features where a task calls for them; and (7) an exploratory direction, multi-teacher distillation with six DNA, five RNA, and four protein teachers, to think through before the next meeting, not to implement yet. IsoFormer's own aggregator is reproduced on GTEx beside LucaOne as a further baseline (Gantt 44), though it is not on the plan's list. Section 12.8 gives each item and where it slots into the Gantt chart.</w:t>
       </w:r>
     </w:p>
     <w:tbl>
@@ -867,7 +867,7 @@
                 <w:sz w:val="21"/>
                 <w:szCs w:val="21"/>
               </w:rPr>
-              <w:t>1</w:t>
+              <w:t>1, after the baselines</w:t>
             </w:r>
           </w:p>
         </w:tc>
@@ -1192,7 +1192,7 @@
                 <w:sz w:val="21"/>
                 <w:szCs w:val="21"/>
               </w:rPr>
-              <w:t>Added baseline</w:t>
+              <w:t>Baseline, built first</w:t>
             </w:r>
           </w:p>
         </w:tc>
@@ -1252,7 +1252,7 @@
                 <w:sz w:val="21"/>
                 <w:szCs w:val="21"/>
               </w:rPr>
-              <w:t>Added baseline</w:t>
+              <w:t>Baseline, built first</w:t>
             </w:r>
           </w:p>
         </w:tc>
@@ -1279,6 +1279,66 @@
                 <w:szCs w:val="21"/>
               </w:rPr>
               <w:t>LucaOne, one jointly pretrained nucleic-acid and protein model, frozen (research plan item 2)</w:t>
+            </w:r>
+          </w:p>
+        </w:tc>
+      </w:tr>
+      <w:tr>
+        <w:tblPrEx>
+          <w:tblCellMar>
+            <w:top w:w="0" w:type="dxa"/>
+            <w:bottom w:w="0" w:type="dxa"/>
+          </w:tblCellMar>
+        </w:tblPrEx>
+        <w:tc>
+          <w:tcPr>
+            <w:tcW w:w="2200" w:type="dxa"/>
+            <w:tcBorders>
+              <w:top w:val="single" w:sz="4" w:space="0" w:color="808080"/>
+              <w:left w:val="single" w:sz="4" w:space="0" w:color="808080"/>
+              <w:bottom w:val="single" w:sz="4" w:space="0" w:color="808080"/>
+              <w:right w:val="single" w:sz="4" w:space="0" w:color="808080"/>
+            </w:tcBorders>
+            <w:tcMar>
+              <w:top w:w="60" w:type="dxa"/>
+              <w:left w:w="100" w:type="dxa"/>
+              <w:bottom w:w="60" w:type="dxa"/>
+              <w:right w:w="100" w:type="dxa"/>
+            </w:tcMar>
+          </w:tcPr>
+          <w:p>
+            <w:r>
+              <w:rPr>
+                <w:sz w:val="21"/>
+                <w:szCs w:val="21"/>
+              </w:rPr>
+              <w:t>Baseline, built first</w:t>
+            </w:r>
+          </w:p>
+        </w:tc>
+        <w:tc>
+          <w:tcPr>
+            <w:tcW w:w="7160" w:type="dxa"/>
+            <w:tcBorders>
+              <w:top w:val="single" w:sz="4" w:space="0" w:color="808080"/>
+              <w:left w:val="single" w:sz="4" w:space="0" w:color="808080"/>
+              <w:bottom w:val="single" w:sz="4" w:space="0" w:color="808080"/>
+              <w:right w:val="single" w:sz="4" w:space="0" w:color="808080"/>
+            </w:tcBorders>
+            <w:tcMar>
+              <w:top w:w="60" w:type="dxa"/>
+              <w:left w:w="100" w:type="dxa"/>
+              <w:bottom w:w="60" w:type="dxa"/>
+              <w:right w:w="100" w:type="dxa"/>
+            </w:tcMar>
+          </w:tcPr>
+          <w:p>
+            <w:r>
+              <w:rPr>
+                <w:sz w:val="21"/>
+                <w:szCs w:val="21"/>
+              </w:rPr>
+              <w:t>IsoFormer's aggregator reproduced on GTEx, beside LucaOne (not on the plan's list)</w:t>
             </w:r>
           </w:p>
         </w:tc>
@@ -2461,10 +2521,10 @@
           <w:b/>
           <w:bCs/>
         </w:rPr>
-        <w:t>Coupled Mamba (architecture priority 1):</w:t>
-      </w:r>
-      <w:r>
-        <w:t xml:space="preserve"> linear cost, and no alignment loss needed by design, though all streams must share a step grid (the codon grid here).</w:t>
+        <w:t>Coupled Mamba (design 1, after the research plan's baselines): linear cost,</w:t>
+      </w:r>
+      <w:r>
+        <w:t xml:space="preserve"> and no alignment loss needed by design, though all streams must share a step grid (the codon grid here).</w:t>
       </w:r>
     </w:p>
     <w:p>
@@ -2481,7 +2541,7 @@
           <w:b/>
           <w:bCs/>
         </w:rPr>
-        <w:t>Cross-attention, Isoformer-style (architecture priority 2)</w:t>
+        <w:t>Cross-attention, Isoformer-style (design 2): the most validated option</w:t>
       </w:r>
       <w:proofErr w:type="spellStart"/>
       <w:r>
@@ -2496,10 +2556,9 @@
           <w:b/>
           <w:bCs/>
         </w:rPr>
-        <w:t>:</w:t>
-      </w:r>
-      <w:r>
-        <w:t xml:space="preserve"> the most validated option in the literature, with quadratic cost.</w:t>
+      </w:r>
+      <w:r>
+        <w:t xml:space="preserve"> in the literature, with quadratic cost.</w:t>
       </w:r>
     </w:p>
     <w:p>
@@ -2649,7 +2708,7 @@
       <w:proofErr w:type="spellEnd"/>
       <w:r>
         <w:rPr/>
-        <w:t xml:space="preserve">Coupled Mamba and cross-attention are both built and benchmarked, with Coupled Mamba first. The reproduced BioLangFusion heads and LucaOne are the baselines they are scored against, on identical samples and splits. The remaining options are fallbacks if either underperforms, not additional models to build from the start.</w:t>
+        <w:t>Coupled Mamba and cross-attention are both built and benchmarked, with Coupled Mamba first, once the research plan's baselines exist. The reproduced BioLangFusion heads, the encoder swaps, LucaOne, and IsoFormer's aggregator are the baselines they are scored against, on identical samples and splits. The remaining options are fallbacks if either underperforms, not additional models to build from the start.</w:t>
       </w:r>
     </w:p>
     <w:p>
@@ -28290,7 +28349,7 @@
       </w:r>
       <w:r>
         <w:rPr/>
-        <w:t xml:space="preserve">On coding-sequence tasks, DNA, RNA, and protein token streams are resampled to one codon grid, exactly as BioLangFusion does, and the same grid is the step index Coupled Mamba needs; that step is part of reproducing the system and is a token-location operation, not a claim about shared information. Outside the coding sequence there is no global grid: the untranslated regions have no protein counterpart, and a genomic window, a transcript, and a protein do not share one coordinate. There, fusion is pooled or region-aware (Section 11.4): coding-sequence-derived streams can still be aligned on the grid, and the untranslated regions are handled separately.</w:t>
+        <w:t>On coding-sequence tasks, DNA, RNA, and protein token streams are resampled to one codon grid, exactly as BioLangFusion does, and the same grid is the step index Coupled Mamba needs; that step is part of reproducing the system and is a token-location operation, not a claim about shared information. Outside the coding sequence there is no global grid: the untranslated regions have no protein counterpart, and a genomic window, a transcript, and a protein do not share one coordinate. There, fusion is pooled or region-aware (Section 11.2): coding-sequence-derived streams can still be aligned on the grid, and the untranslated regions are handled separately.</w:t>
       </w:r>
     </w:p>
     <w:p>
@@ -28818,7 +28877,7 @@
       </w:r>
       <w:r>
         <w:rPr/>
-        <w:t xml:space="preserve">A fifth test comes with the GTEx cross-attention model (Section 11.3). On GTEx the only positional correspondence between the window and the transcript is the first exon. If the model's transcript-to-DNA attention concentrates there without being told, alignment can be discovered from the task where biology supplies it, and need not be imposed anywhere.</w:t>
+        <w:t>A fifth test comes with the GTEx cross-attention model (Section 11.4). On GTEx the only positional correspondence between the window and the transcript is the first exon. If the model's transcript-to-DNA attention concentrates there without being told, alignment can be discovered from the task where biology supplies it, and need not be imposed anywhere.</w:t>
       </w:r>
     </w:p>
     <w:p>
@@ -28850,7 +28909,7 @@
       <w:proofErr w:type="spellEnd"/>
       <w:r>
         <w:rPr/>
-        <w:t>Stage 3 designs the neural architectures that combine pretrained biological foundation models. Stage 1 established that simple linear concatenation of frozen pooled vectors captures early synergy (e.g., codon-level RNA plus protein), but falls short of trained multi-modal models like BioLangFusion and IsoFormer. Stage 2 decided to impose positional alignment only through the codon grid, where the inputs share one coding sequence, and to train the first fusion models without an explicit representation-alignment loss, which could suppress information only one modality carries; that loss is tested as an ablation in Stage 4 (Section 12.5). Stage 3 translates these conclusions into concrete, trainable fusion modules operating over token-level representations: Coupled Mamba first, IsoFormer-style cross-attention second, each against a mandatory reference baseline. The research plan's first two items add two baselines to that design without changing it: a faithful reproduction of BioLangFusion's own architecture (item 1), which becomes the matched baseline the Stage 3 designs are scored against, and LucaOne, a jointly pretrained model (item 2; Section 11.4). The Overleaf figures "The three fusion designs of Stage 3" and "The research plan's baseline and what it is compared with" show both.</w:t>
+        <w:t>Stage 3 designs the neural architectures that combine pretrained biological foundation models. Stage 1 established that simple linear concatenation of frozen pooled vectors captures early synergy (e.g., codon-level RNA plus protein), but falls short of trained multi-modal models like BioLangFusion and IsoFormer. Stage 2 decided to impose positional alignment only through the codon grid, where the inputs share one coding sequence, and to train the first fusion models without an explicit representation-alignment loss, which could suppress information only one modality carries; that loss is tested as an ablation in Stage 4 (Section 12.5). Stage 3 translates these conclusions into concrete, trainable fusion modules operating over token-level representations. The research plan comes first: its baselines are built before any of the project's designs, namely a faithful reproduction of BioLangFusion's own architecture with its encoders then swapped (item 1), LucaOne, a jointly pretrained model (item 2), and IsoFormer's aggregator on GTEx (Section 11.2). Only then are the project's designs trained and scored against all of them: Coupled Mamba first (11.3), IsoFormer-style cross-attention second (11.4). The Overleaf figures "The three fusion designs of Stage 3" and "The research plan's baseline and what it is compared with" show both.</w:t>
       </w:r>
     </w:p>
     <w:p>
@@ -28906,7 +28965,7 @@
       </w:r>
       <w:r>
         <w:rPr/>
-        <w:t xml:space="preserve">On GTEx the 6,000 bp genomic window, the full transcript (with 5' and 3' UTRs), and the translated protein have no 1:1 token correspondence, and on the full-transcript tasks the untranslated regions have no protein counterpart. Token streams keep their native lengths; the coding-sequence-derived parts can be placed on the grid, and the rest is pooled, by region where regions are annotated (Section 11.4).</w:t>
+        <w:t>On GTEx the 6,000 bp genomic window, the full transcript (with 5' and 3' UTRs), and the translated protein have no 1:1 token correspondence, and on the full-transcript tasks the untranslated regions have no protein counterpart. Token streams keep their native lengths; the coding-sequence-derived parts can be placed on the grid, and the rest is pooled, by region where regions are annotated (Section 11.2).</w:t>
       </w:r>
     </w:p>
     <w:p>
@@ -28939,10 +28998,98 @@
     <w:p>
       <w:pPr>
         <w:pStyle w:val="Heading2"/>
+      </w:pPr>
+      <w:r>
+        <w:rPr/>
+        <w:t>11.2 Baselines First: What the Research Plan Reproduces</w:t>
+      </w:r>
+    </w:p>
+    <w:p>
+      <w:pPr>
+        <w:pStyle w:val="ListParagraph"/>
+        <w:spacing w:after="80"/>
+      </w:pPr>
+      <w:r>
+        <w:rPr>
+          <w:b/>
+        </w:rPr>
+        <w:t xml:space="preserve">• Concatenation + MLP (Mandatory Reference): </w:t>
+      </w:r>
+      <w:r>
+        <w:t>Concatenation of pooled or flattened token vectors followed by a 2-layer MLP. This provides the mandatory reference baseline. Any complex recurrent or attention-based fusion module must outperform this baseline to justify its architectural complexity.</w:t>
+      </w:r>
+    </w:p>
+    <w:p>
+      <w:pPr>
+        <w:pStyle w:val="ListParagraph"/>
+        <w:spacing w:after="80"/>
+      </w:pPr>
+      <w:r>
+        <w:rPr>
+          <w:b/>
+        </w:rPr>
+        <w:t xml:space="preserve">• BioLangFusion's architecture, reproduced exactly (research plan item 1): </w:t>
+      </w:r>
+      <w:r>
+        <w:rPr/>
+        <w:t xml:space="preserve">the research plan adds a faithful reproduction of BioLangFusion as the matched baseline for the Stage 3 designs; in its Phase A nothing about the published system is changed. Its three frozen encoders are Nucleotide Transformer v2 100M multi-species (DNA, 6-mer tokens), RNA-FM (mRNA, single-nucleotide tokens), and ESM-2 8M (protein, amino-acid tokens), resampled to the codon grid with the protein stream as the reference frame. Three fusion heads: (1) codon-aware concatenation, where a learnable projection reduces the DNA embedding and the three aligned embeddings are concatenated at each codon position; (2) gated multiple-instance attention with an entropy regularizer, where each modality is projected to a shared latent space, gated attention (tanh × sigmoid) computes one weight per modality from its pooled summary, the fused embedding is the weighted sum, and the loss adds λ·H_attn with λ chosen on validation data from {0.01, 0.5, 1}; (3) cross-modal multi-head attention, where the three projected embeddings are concatenated along the length axis as keys and values, each modality in turn is the query, and outputs are combined with residual averaging and layer normalization. The same fixed TextCNN head, followed by global max pooling and a task-specific fully connected layer, reads every fused representation. Recipe: Adam (learning rate 3e-5, weight decay 1e-5), ReduceLROnPlateau with patience 5, early stopping with patience 20, batch size 32, MSE for regression and cross-entropy for classification, the CodonBERT benchmark splits. Details the paper does not report (TextCNN kernel sizes and filter counts, projection widths, attention heads, maximum epochs, seeds, number of runs) are recorded as explicit deviations with the values chosen and held fixed through Phase B; no official code repository was verified, so the implementation follows the paper and its supplement.</w:t>
+      </w:r>
+    </w:p>
+    <w:p>
+      <w:pPr>
+        <w:pStyle w:val="ListParagraph"/>
+        <w:spacing w:after="80"/>
+      </w:pPr>
+      <w:r>
+        <w:rPr>
+          <w:b/>
+        </w:rPr>
+        <w:t xml:space="preserve">• Pooled and region-aware fusion where no global grid exists: </w:t>
+      </w:r>
+      <w:r>
+        <w:rPr/>
+        <w:t xml:space="preserve">on GTEx, and on the full-transcript tasks where untranslated regions carry signal, each stream is mean-pooled and the vectors concatenated before a two-layer MLP head (on GTEx a multi-output head for all 30 tissues); this is also the reference baseline B4. Where region annotations exist (5' UTR, coding sequence, 3' UTR; on GTEx the window's upstream and downstream halves), each region is pooled separately, the coding-sequence pool is taken from the grid-aligned streams, and a gated attention head weights the region pools before the MLP; the region weights show which region the model draws on. Always beside it: the length and composition baseline (on GTEx the four length features, R² 0.242 on the pilot), the best single encoder, and a same-modality ensemble.</w:t>
+      </w:r>
+    </w:p>
+    <w:p>
+      <w:pPr>
+        <w:pStyle w:val="ListParagraph"/>
+        <w:spacing w:after="80"/>
+      </w:pPr>
+      <w:r>
+        <w:rPr>
+          <w:b/>
+        </w:rPr>
+        <w:t xml:space="preserve">• LucaOne (research plan item 2): </w:t>
+      </w:r>
+      <w:r>
+        <w:rPr/>
+        <w:t xml:space="preserve">a single transformer encoder (about 1.8 billion parameters) pretrained on nucleic acid and protein sequences from 169,861 species with one shared vocabulary of 39 single-character tokens and a token-type embedding that marks nucleotides and amino acids, with masked-language, region-annotation, taxonomy, keyword, and structure objectives. It embeds a nucleic acid and a protein separately (in its own central-dogma experiment the two embeddings are pooled and concatenated), accepts at most 1,280 tokens, and outputs 2,560-dimensional states. It enters as a comparison, not a fusion module: its frozen embeddings on the same folds and under the same head say whether one jointly pretrained model already provides what fusing separately pretrained encoders provides. Its input limit truncates most stability coding sequences and the whole GTEx window, so every result reports what was truncated and what each run cost.</w:t>
+      </w:r>
+    </w:p>
+    <w:p>
+      <w:pPr>
+        <w:pStyle w:val="ListParagraph"/>
+        <w:spacing w:after="80"/>
+      </w:pPr>
+      <w:r>
+        <w:rPr>
+          <w:b/>
+        </w:rPr>
+        <w:t xml:space="preserve">• IsoFormer's aggregator, reproduced on GTEx (baseline): </w:t>
+      </w:r>
+      <w:r>
+        <w:rPr/>
+        <w:t>IsoFormer is not on the research plan's list, but it is the published system for the distinct-molecule question, so it is reproduced as a baseline beside LucaOne: its cross-attention aggregator with frozen encoders (Nucleotide Transformer v2 for the DNA window, each RNA encoder in the transcript role, ESM-2 150M for the protein) on the GTEx pilot and then the full table, scored by R² and Spearman averaged over tissues as IsoFormer reports them, with the four length features beside it (Gantt 44, November 9 to 22). The project's own cross-attention design (Section 11.4) reuses the mechanism later, with the encoders Stage 1 points to and on every task.</w:t>
+      </w:r>
+    </w:p>
+    <w:p>
+      <w:pPr>
+        <w:pStyle w:val="Heading2"/>
         <w:spacing w:before="200" w:after="80"/>
       </w:pPr>
       <w:r>
-        <w:t>11.2 Architecture Priority 1: Coupled Mamba (Recurrent State-Space Fusion)</w:t>
+        <w:t>11.3 Design 1, After the Baselines: Coupled Mamba (Recurrent State-Space Fusion)</w:t>
       </w:r>
     </w:p>
     <w:p>
@@ -29138,7 +29285,7 @@
       </w:r>
       <w:r>
         <w:rPr/>
-        <w:t>the reproduced BioLangFusion heads (Section 11.4) are its matched baseline. Coupled Mamba replaces the fusion head in the reproduced pipeline (same grid, head, splits, and evaluation), first with BioLangFusion's encoders and then with the best encoders from the Phase B swaps of research plan item 1, so that its gain over the three reproduced heads is measured on identical samples and splits. The feasibility tests (Gantt 20) run in parallel with the reproduction (Gantt 17), so neither waits on the other.</w:t>
+        <w:t>the reproduced BioLangFusion heads (Section 11.2) are its matched baseline. Coupled Mamba replaces the fusion head in the reproduced pipeline (same grid, head, splits, and evaluation), first with BioLangFusion's encoders and then with the best encoders from the Phase B swaps of research plan item 1, so that its gain over the three reproduced heads is measured on identical samples and splits. It is built after the research plan's baselines and datasets are in place: feasibility tests (Gantt 20) from January, then the comparison (Gantt 21) against the reproduced heads, LucaOne, and IsoFormer on every dataset of the plan.</w:t>
       </w:r>
     </w:p>
     <w:p>
@@ -29147,16 +29294,12 @@
         <w:spacing w:before="200" w:after="80"/>
       </w:pPr>
       <w:r>
-        <w:t xml:space="preserve">11.3 Architecture Priority 2: </w:t>
-      </w:r>
-      <w:proofErr w:type="spellStart"/>
-      <w:r>
-        <w:t>IsoFormer</w:t>
-      </w:r>
-      <w:proofErr w:type="spellEnd"/>
-      <w:r>
-        <w:t>-Style Cross-Attention</w:t>
-      </w:r>
+        <w:t>11.4 Design 2: IsoFormer-Style Cross-Attention</w:t>
+      </w:r>
+      <w:proofErr w:type="spellStart"/>
+      <w:r/>
+      <w:proofErr w:type="spellEnd"/>
+      <w:r/>
     </w:p>
     <w:p>
       <w:pPr>
@@ -29300,80 +29443,7 @@
       </w:r>
       <w:r>
         <w:rPr/>
-        <w:t xml:space="preserve">its attention weights are a diagnostic: on GTEx the downstream half of the DNA window overlaps the transcript start, so a model that learns a positional correspondence should concentrate transcript-to-DNA attention there (Section 10.10). On GTEx it is trained beside the pooled and region-aware fusion of Section 11.4 and the length baseline; on coding sequence it is compared with Coupled Mamba and the reproduced heads. Gantt ID 25, conditional on the Coupled Mamba result.</w:t>
-      </w:r>
-    </w:p>
-    <w:p>
-      <w:pPr>
-        <w:pStyle w:val="Heading2"/>
-      </w:pPr>
-      <w:r>
-        <w:rPr/>
-        <w:lastRenderedPageBreak/>
-        <w:t xml:space="preserve">11.4 Reference Baselines, and the Two the Research Plan Adds</w:t>
-      </w:r>
-    </w:p>
-    <w:p>
-      <w:pPr>
-        <w:pStyle w:val="ListParagraph"/>
-        <w:spacing w:after="80"/>
-      </w:pPr>
-      <w:r>
-        <w:rPr>
-          <w:b/>
-        </w:rPr>
-        <w:t xml:space="preserve">• Concatenation + MLP (Mandatory Reference): </w:t>
-      </w:r>
-      <w:r>
-        <w:t>Concatenation of pooled or flattened token vectors followed by a 2-layer MLP. This provides the mandatory reference baseline. Any complex recurrent or attention-based fusion module must outperform this baseline to justify its architectural complexity.</w:t>
-      </w:r>
-    </w:p>
-    <w:p>
-      <w:pPr>
-        <w:pStyle w:val="ListParagraph"/>
-        <w:spacing w:after="80"/>
-      </w:pPr>
-      <w:r>
-        <w:rPr>
-          <w:b/>
-        </w:rPr>
-        <w:t xml:space="preserve">• BioLangFusion's architecture, reproduced exactly (research plan item 1): </w:t>
-      </w:r>
-      <w:r>
-        <w:rPr/>
-        <w:t xml:space="preserve">the research plan adds a faithful reproduction of BioLangFusion as the matched baseline for the Stage 3 designs; in its Phase A nothing about the published system is changed. Its three frozen encoders are Nucleotide Transformer v2 100M multi-species (DNA, 6-mer tokens), RNA-FM (mRNA, single-nucleotide tokens), and ESM-2 8M (protein, amino-acid tokens), resampled to the codon grid with the protein stream as the reference frame. Three fusion heads: (1) codon-aware concatenation, where a learnable projection reduces the DNA embedding and the three aligned embeddings are concatenated at each codon position; (2) gated multiple-instance attention with an entropy regularizer, where each modality is projected to a shared latent space, gated attention (tanh × sigmoid) computes one weight per modality from its pooled summary, the fused embedding is the weighted sum, and the loss adds λ·H_attn with λ chosen on validation data from {0.01, 0.5, 1}; (3) cross-modal multi-head attention, where the three projected embeddings are concatenated along the length axis as keys and values, each modality in turn is the query, and outputs are combined with residual averaging and layer normalization. The same fixed TextCNN head, followed by global max pooling and a task-specific fully connected layer, reads every fused representation. Recipe: Adam (learning rate 3e-5, weight decay 1e-5), ReduceLROnPlateau with patience 5, early stopping with patience 20, batch size 32, MSE for regression and cross-entropy for classification, the CodonBERT benchmark splits. Details the paper does not report (TextCNN kernel sizes and filter counts, projection widths, attention heads, maximum epochs, seeds, number of runs) are recorded as explicit deviations with the values chosen and held fixed through Phase B; no official code repository was verified, so the implementation follows the paper and its supplement.</w:t>
-      </w:r>
-    </w:p>
-    <w:p>
-      <w:pPr>
-        <w:pStyle w:val="ListParagraph"/>
-        <w:spacing w:after="80"/>
-      </w:pPr>
-      <w:r>
-        <w:rPr>
-          <w:b/>
-        </w:rPr>
-        <w:t xml:space="preserve">• Pooled and region-aware fusion where no global grid exists: </w:t>
-      </w:r>
-      <w:r>
-        <w:rPr/>
-        <w:t xml:space="preserve">on GTEx, and on the full-transcript tasks where untranslated regions carry signal, each stream is mean-pooled and the vectors concatenated before a two-layer MLP head (on GTEx a multi-output head for all 30 tissues); this is also the reference baseline B4. Where region annotations exist (5' UTR, coding sequence, 3' UTR; on GTEx the window's upstream and downstream halves), each region is pooled separately, the coding-sequence pool is taken from the grid-aligned streams, and a gated attention head weights the region pools before the MLP; the region weights show which region the model draws on. Always beside it: the length and composition baseline (on GTEx the four length features, R² 0.242 on the pilot), the best single encoder, and a same-modality ensemble.</w:t>
-      </w:r>
-    </w:p>
-    <w:p>
-      <w:pPr>
-        <w:pStyle w:val="ListParagraph"/>
-        <w:spacing w:after="80"/>
-      </w:pPr>
-      <w:r>
-        <w:rPr>
-          <w:b/>
-        </w:rPr>
-        <w:t xml:space="preserve">• LucaOne (research plan item 2): </w:t>
-      </w:r>
-      <w:r>
-        <w:rPr/>
-        <w:t xml:space="preserve">a single transformer encoder (about 1.8 billion parameters) pretrained on nucleic acid and protein sequences from 169,861 species with one shared vocabulary of 39 single-character tokens and a token-type embedding that marks nucleotides and amino acids, with masked-language, region-annotation, taxonomy, keyword, and structure objectives. It embeds a nucleic acid and a protein separately (in its own central-dogma experiment the two embeddings are pooled and concatenated), accepts at most 1,280 tokens, and outputs 2,560-dimensional states. It enters as a comparison, not a fusion module: its frozen embeddings on the same folds and under the same head say whether one jointly pretrained model already provides what fusing separately pretrained encoders provides. Its input limit truncates most stability coding sequences and the whole GTEx window, so every result reports what was truncated and what each run cost.</w:t>
+        <w:t>its attention weights are a diagnostic: on GTEx the downstream half of the DNA window overlaps the transcript start, so a model that learns a positional correspondence should concentrate transcript-to-DNA attention there (Section 10.10). On GTEx it is trained beside the pooled and region-aware fusion of Section 11.2 and the length baseline; on coding sequence it is compared with Coupled Mamba and the reproduced heads. Gantt ID 25, after Coupled Mamba (February).</w:t>
       </w:r>
     </w:p>
     <w:p>
@@ -29658,11 +29728,11 @@
         <w:rPr>
           <w:b/>
         </w:rPr>
-        <w:t xml:space="preserve">• Tier 2: Deep Token-Level Fusion and Baselines: </w:t>
+        <w:t xml:space="preserve">• Tier 2: The Research Plan's Baselines: </w:t>
       </w:r>
       <w:r>
         <w:rPr/>
-        <w:t>Reproduce BioLangFusion and IsoFormer (Section 12.7; Gantt 17), the BioLangFusion reproduction faithful on all five published benchmarks (plan item 1, Phase A); train full token-level Coupled Mamba (Gantt 20 and 21) and IsoFormer cross-attention (Gantt 25) models on selected combinations (including both high-synergy and low-synergy controls) against the reproduced heads; LucaOne beside them (plan item 2, Gantt 41).</w:t>
+        <w:t>BioLangFusion reproduced exactly on all five published benchmarks (plan item 1, Phase A; Gantt 17), then its encoders swapped one at a time (Phase B; Gantt 24); LucaOne's frozen embeddings (plan item 2; Gantt 41); and IsoFormer's aggregator reproduced on GTEx (Gantt 44).</w:t>
       </w:r>
     </w:p>
     <w:p>
@@ -29674,11 +29744,11 @@
         <w:rPr>
           <w:b/>
         </w:rPr>
-        <w:t xml:space="preserve">• Tier 3: Systematic Ablations: </w:t>
+        <w:t xml:space="preserve">• Tier 3: The Research Plan's Datasets: </w:t>
       </w:r>
       <w:r>
         <w:rPr/>
-        <w:t>Run systematic ablations: alignment loss penalty weights (Gantt 23), modality dropping/reinitialization, codon grid necessity, LoRA adaptation, and the encoder swaps of plan item 1, Phase B (Gantt 24, now planned rather than conditional).</w:t>
+        <w:t>Half-life and translation efficiency on the mRNABench splits after the gates of plan items 3 and 4 (Gantt 42, November 23 to December 20), with every Tier 2 baseline run on them.</w:t>
       </w:r>
     </w:p>
     <w:p>
@@ -29690,11 +29760,43 @@
         <w:rPr>
           <w:b/>
         </w:rPr>
-        <w:t xml:space="preserve">• Tier 4: Generalization &amp; Published Benchmarking: </w:t>
+        <w:t xml:space="preserve">• Tier 4: The Project's Designs, After the Baselines: </w:t>
       </w:r>
       <w:r>
         <w:rPr/>
-        <w:t>Evaluate generalization on external benchmarks (mRNABench half-life and translation efficiency after the gates of plan items 3 and 4, Gantt 42; the protein-to-mRNA ratio, the CaLM suite, the rest of mRNABench) and compare against published BioLangFusion and IsoFormer numbers (Gantt 29 and 38). The optional structure extension (plan item 6, Gantt 38) and the distillation idea (plan item 7, Gantt 43) come after the core comparisons.</w:t>
+        <w:t>Coupled Mamba (Gantt 20 and 21), then cross-attention (Gantt 25), from January, on selected combinations including high-synergy and low-synergy controls, scored against every baseline on every dataset.</w:t>
+      </w:r>
+    </w:p>
+    <w:p>
+      <w:pPr>
+        <w:pStyle w:val="ListParagraph"/>
+        <w:spacing w:after="80"/>
+      </w:pPr>
+      <w:r>
+        <w:rPr>
+          <w:b/>
+        </w:rPr>
+        <w:t xml:space="preserve">• Tier 5: Systematic Ablations: </w:t>
+      </w:r>
+      <w:r>
+        <w:rPr/>
+        <w:t>Alignment-loss penalty weights (Gantt 23), modality dropping and reinitialization, codon-grid necessity, and LoRA adaptation.</w:t>
+      </w:r>
+    </w:p>
+    <w:p>
+      <w:pPr>
+        <w:pStyle w:val="ListParagraph"/>
+        <w:spacing w:after="80"/>
+      </w:pPr>
+      <w:r>
+        <w:rPr>
+          <w:b/>
+        </w:rPr>
+        <w:t xml:space="preserve">• Tier 6: Generalization, Published Benchmarking, and the Plan's Later Items: </w:t>
+      </w:r>
+      <w:r>
+        <w:rPr/>
+        <w:t>The protein-to-mRNA ratio, the CaLM suite, the rest of mRNABench, and comparison against the published BioLangFusion and IsoFormer numbers (Gantt 29 and 38); then the optional structure extension (plan item 6, Gantt 38) and the distillation idea (plan item 7, Gantt 43), in March.</w:t>
       </w:r>
     </w:p>
     <w:p>
@@ -33654,7 +33756,7 @@
       <w:proofErr w:type="spellEnd"/>
       <w:r>
         <w:rPr/>
-        <w:t>Order of work: the three sets in hand first (stability, mRFP, the GTEx pilot), then the fungal and E. coli files from the CodonBERT repository together with Ab1 and CoV-Vac, since all five are needed for the BioLangFusion reproduction (research plan item 1); then the two large transcript-level sets with codon tracks, half-life and translation efficiency, on the mRNABench splits once they pass the gates (research plan items 3 and 4); then the protein-to-mRNA ratio and the CaLM suite; then the rest of mRNABench, which supplies splits and a leaderboard; and the two single-region sets as nucleotide-only controls. Every task reports the baseline hierarchy below and the Stage 1 alignment measurements of each fused pair.</w:t>
+        <w:t>Order of work: the three sets in hand first (stability, mRFP, the GTEx pilot), then the fungal and E. coli files from the CodonBERT repository together with Ab1 and CoV-Vac, since all five are needed for the BioLangFusion reproduction (research plan item 1); then the two large transcript-level sets with codon tracks, half-life and translation efficiency, on the mRNABench splits once they pass the gates (research plan items 3 and 4); then the protein-to-mRNA ratio and the CaLM suite; then the rest of mRNABench, which supplies splits and a leaderboard; and the two single-region sets as nucleotide-only controls. Every task reports the baseline hierarchy below and the Stage 1 alignment measurements of each fused pair. The project's designs run only after the research plan's baselines exist on the first two groups of datasets.</w:t>
       </w:r>
     </w:p>
     <w:p>
@@ -33804,7 +33906,7 @@
       </w:r>
       <w:r>
         <w:rPr/>
-        <w:t>Train all 7 non-empty subsets of DNA, RNA, and protein; calculate Shapley values per modality; and test zero-out modality dropping at inference time to confirm the model does not collapse onto a single dominant encoder. The gated-attention head's modality weights give the same reading for free. The ablations are the Gantt chart's ablation items (IDs 22 to 24) plus the modality and counterfactual tests; each runs inside the reproduced pipeline, so that it changes exactly one thing.</w:t>
+        <w:t>Train all 7 non-empty subsets of DNA, RNA, and protein; calculate Shapley values per modality; and test zero-out modality dropping at inference time to confirm the model does not collapse onto a single dominant encoder. The gated-attention head's modality weights give the same reading for free. The ablations are the Gantt chart's ablation items (IDs 22 and 23) plus the modality and counterfactual tests; each runs inside the reproduced pipeline, so that it changes exactly one thing.</w:t>
       </w:r>
     </w:p>
     <w:p>
@@ -34104,7 +34206,7 @@
       </w:pPr>
       <w:r>
         <w:rPr/>
-        <w:t>12.8 What the Research Plan Adds, and Where Each Item Slots In</w:t>
+        <w:t>12.8 The Research Plan Comes First: Each Item and Where It Slots In</w:t>
       </w:r>
     </w:p>
     <w:p>
@@ -34127,7 +34229,7 @@
       <w:proofErr w:type="spellEnd"/>
       <w:r>
         <w:rPr/>
-        <w:t>The research plan adds seven numbered items to this design, and the project carries them out as the plan states them, in its order and under its numbers, on top of the work already done: (1) Priority 1, reproduce BioLangFusion exactly (Phase A), then change the encoders only (Phase B); (2) Priority 2, LucaOne; (3) Priority 3, full-transcript half-life; (4) Priority 4, translation efficiency; (5) a low-cost control run in parallel, mRFP synonymous expression; (6) an optional extension, structure representations; (7) an exploratory direction, multi-teacher distillation, to think through before the meeting and not implement yet. None replaces a planned item: Coupled Mamba stays the priority architecture, the tiers and the ablations stand, and the task set keeps its order. Each item sharpens the design in one way: the reproduction gives Coupled Mamba a matched published baseline on identical splits, and its encoder swaps are the cleanest test of H2; LucaOne tests whether joint pretraining already does what fusion does; the half-life and translation-efficiency tasks and their label gates make tests 3 and 4 precise; the mRFP control holds the protein constant; structure enters only where it plausibly acts; and the distillation idea is one Stage 1 already has something to say about. Gantt IDs are as of October 15 and subject to change.</w:t>
+        <w:t>The research plan adds seven numbered items to this design, and the project carries them out as the plan states them, in its order and under its numbers, on top of the work already done: (1) Priority 1, reproduce BioLangFusion exactly (Phase A), then change the encoders only (Phase B); (2) Priority 2, LucaOne; (3) Priority 3, full-transcript half-life; (4) Priority 4, translation efficiency; (5) a low-cost control run in parallel, mRFP synonymous expression; (6) an optional extension, structure representations; (7) an exploratory direction, multi-teacher distillation, to think through before the meeting and not implement yet. None replaces a planned item: Coupled Mamba stays the project's first design and cross-attention its second, the ablations stand, and the task set keeps its order; what the plan changes is the order of work. Items 1 to 5, together with IsoFormer reproduced on GTEx, come before the project's designs, so that every baseline and dataset the plan names is in place before Coupled Mamba and cross-attention are trained; items 6 and 7 come after them. Each item sharpens the design in one way: the reproduction gives Coupled Mamba a matched published baseline on identical splits, and its encoder swaps are the cleanest test of H2; LucaOne tests whether joint pretraining already does what fusion does; the half-life and translation-efficiency tasks and their label gates make tests 3 and 4 precise; the mRFP control holds the protein constant; structure enters only where it plausibly acts; and the distillation idea is one Stage 1 already has something to say about. Gantt IDs are as of October 15 and subject to change.</w:t>
       </w:r>
     </w:p>
     <w:p>
@@ -34143,7 +34245,7 @@
       </w:r>
       <w:r>
         <w:rPr/>
-        <w:t>implement the input preparation and codon resampling, the three original encoders, all three fusion heads, and the TextCNN head (Section 11.4), with the published splits, training recipe, hyperparameters, metrics, and preprocessing followed as closely as possible, and every unavailable detail recorded as an explicit deviation. Run every benchmark the paper reports, with the published values to match: Fungal (Wint 2022; expression; Spearman; 7,056 raw, 3,138 used): NT 0.804, RNA-FM 0.767, ESM-2 8M 0.695, best fused 0.824 (MIL). E. coli (Ding 2022; low, medium, high expression; accuracy; 6,348 raw, 4,450 used): 41.29, 52.95, 49.02; best fused 53.93 (cross-attention). mRNA stability (Diez 2022; Spearman; 65,356 raw, 23,929 used): 0.530, 0.553, 0.539; best fused 0.563 (MIL). Ab1 (Yazdani 2024; protein expression of antibody-encoding mRNA; Spearman; 723 sequences up to 1,203 nt): 0.732, 0.743, 0.711; best fused 0.765 (cross-attention). CoV-Vac (Leppek 2022; degradation of 2,400 designed fragments up to 81 nt; Spearman): 0.780, 0.841, 0.806; best fused 0.864 (MIL). Concatenation scores 0.805, 50.28, 0.539, 0.764, and 0.831 in the same order; the paper reports no variance. Confirm the exact dataset releases and split artifacts before training. Slots into Tier 2: it widens Gantt 17 (October 12 to 25) from matched comparisons on the project's data to the published benchmarks, and it is the matched baseline for Coupled Mamba (Gantt 21).</w:t>
+        <w:t>implement the input preparation and codon resampling, the three original encoders, all three fusion heads, and the TextCNN head (Section 11.2), with the published splits, training recipe, hyperparameters, metrics, and preprocessing followed as closely as possible, and every unavailable detail recorded as an explicit deviation. Run every benchmark the paper reports, with the published values to match: Fungal (Wint 2022; expression; Spearman; 7,056 raw, 3,138 used): NT 0.804, RNA-FM 0.767, ESM-2 8M 0.695, best fused 0.824 (MIL). E. coli (Ding 2022; low, medium, high expression; accuracy; 6,348 raw, 4,450 used): 41.29, 52.95, 49.02; best fused 53.93 (cross-attention). mRNA stability (Diez 2022; Spearman; 65,356 raw, 23,929 used): 0.530, 0.553, 0.539; best fused 0.563 (MIL). Ab1 (Yazdani 2024; protein expression of antibody-encoding mRNA; Spearman; 723 sequences up to 1,203 nt): 0.732, 0.743, 0.711; best fused 0.765 (cross-attention). CoV-Vac (Leppek 2022; degradation of 2,400 designed fragments up to 81 nt; Spearman): 0.780, 0.841, 0.806; best fused 0.864 (MIL). Concatenation scores 0.805, 50.28, 0.539, 0.764, and 0.831 in the same order; the paper reports no variance. Confirm the exact dataset releases and split artifacts before training. Slots into Tier 2: it widens Gantt 17 (October 12 to 25) from matched comparisons on the project's data to the published benchmarks, and it is the matched baseline for Coupled Mamba (Gantt 21).</w:t>
       </w:r>
     </w:p>
     <w:p>
@@ -34191,7 +34293,7 @@
       </w:r>
       <w:r>
         <w:rPr/>
-        <w:t>RNA half-life, Saluki human and mouse (rnahl-saluki-human, rnahl-saluki-mouse), and the LBKWK half-life target (mrl-hl-lbkwk); neither is MRL Sugimoto, which measures mean ribosome load, and each runs separately on its own published split and metric. The stability benchmark covers coding sequence only, omitting the regulatory regions that may contribute to mRNA stability. Gate first: 5' and 3' UTRs and coding-sequence coordinates present, with labels, species, and non-leaking grouped splits; if transcript regions are absent the task is not treated as a full-transcript test. Then compare coding sequence only, coding sequence plus 3' UTR, and the full transcript, each encoded by the nucleotide encoders, with protein-derived representations added for the same coding region; matched samples and folds; best unimodal, fusion, and simple length and composition baselines. Conclusion: the incremental predictive value of transcript regions and of fusion; no claim of separate molecular measurements from sequence-derived inputs. Slots into Tier 4: Gantt 42 (January 4 to February 28, conditional), or earlier if the gate passes and cluster time allows.</w:t>
+        <w:t>RNA half-life, Saluki human and mouse (rnahl-saluki-human, rnahl-saluki-mouse), and the LBKWK half-life target (mrl-hl-lbkwk); neither is MRL Sugimoto, which measures mean ribosome load, and each runs separately on its own published split and metric. The stability benchmark covers coding sequence only, omitting the regulatory regions that may contribute to mRNA stability. Gate first: 5' and 3' UTRs and coding-sequence coordinates present, with labels, species, and non-leaking grouped splits; if transcript regions are absent the task is not treated as a full-transcript test. Then compare coding sequence only, coding sequence plus 3' UTR, and the full transcript, each encoded by the nucleotide encoders, with protein-derived representations added for the same coding region; matched samples and folds; best unimodal, fusion, and simple length and composition baselines. Conclusion: the incremental predictive value of transcript regions and of fusion; no claim of separate molecular measurements from sequence-derived inputs. Slots into Tier 3: Gantt 42 (November 23 to December 20), after the gate and before the project's designs, so that every baseline is also scored on these tasks.</w:t>
       </w:r>
     </w:p>
     <w:p>
@@ -34207,7 +34309,7 @@
       </w:r>
       <w:r>
         <w:rPr/>
-        <w:t>translation efficiency, human and mouse (translation-efficiency-human, translation-efficiency-mouse), is TE and is not relabeled as ribosome load; MRL Sugimoto and the LBKWK MRL target are mean ribosome load, not half-life; each target runs separately under its original evaluation protocol. Initiation and elongation depend on different sequence features, so the task tests whether RNA-, codon-, and protein-derived representations are complementary. Gate first: the measured target confirmed (TE or mean ribosome load), full transcript, UTR, and coding-sequence coordinates available, the experimental context and grouped splits valid, and TE not conflated with protein abundance. Then compare the 5' UTR, coding sequence, full transcript, full transcript plus protein, and the three-encoder fusion, with RiboNN as the external benchmark where task-compatible; coding-sequence-derived streams aligned on the codon grid where possible, untranslated regions handled separately, and the gain reported over the best full-transcript baseline. MIMIC (Golkar et al., 2026) motivates these benchmarks but does not show that fusion of separately pretrained encoders will improve them. Slots into Tier 4: Gantt 42 with item 3.</w:t>
+        <w:t>translation efficiency, human and mouse (translation-efficiency-human, translation-efficiency-mouse), is TE and is not relabeled as ribosome load; MRL Sugimoto and the LBKWK MRL target are mean ribosome load, not half-life; each target runs separately under its original evaluation protocol. Initiation and elongation depend on different sequence features, so the task tests whether RNA-, codon-, and protein-derived representations are complementary. Gate first: the measured target confirmed (TE or mean ribosome load), full transcript, UTR, and coding-sequence coordinates available, the experimental context and grouped splits valid, and TE not conflated with protein abundance. Then compare the 5' UTR, coding sequence, full transcript, full transcript plus protein, and the three-encoder fusion, with RiboNN as the external benchmark where task-compatible; coding-sequence-derived streams aligned on the codon grid where possible, untranslated regions handled separately, and the gain reported over the best full-transcript baseline. MIMIC (Golkar et al., 2026) motivates these benchmarks but does not show that fusion of separately pretrained encoders will improve them. Slots into Tier 3: Gantt 42 with item 3 (November 23 to December 20).</w:t>
       </w:r>
     </w:p>
     <w:p>
@@ -34271,7 +34373,7 @@
       <w:proofErr w:type="spellEnd"/>
       <w:r>
         <w:rPr/>
-        <w:t xml:space="preserve">Run after the core benchmarks (Gantt 38, conditional), and only on tasks where structure plausibly affects the target. Protein: on a structure-relevant task, compare sequence-only, sequence plus ESMFold single-sequence structural features, and sequence plus AlphaFold2 MSA-informed features, controlling for MSA input, model confidence, and model differences; structure-based gains do not alone establish independent information. RNA: on half-life or translation efficiency, compare RNA sequence embeddings alone with sequence plus predicted secondary-structure features (paired or unpaired state, base-pair probabilities, accessibility), a thermodynamic baseline (RNAfold) against learned alternatives (EternaFold, MXfold2), on identical regions and splits; experimentally probed structures, where available, are the stronger control. Report gains over sequence-only and over simple structure-feature baselines, and do not reject either structural representation on a negative GTEx expression result alone.</w:t>
+        <w:t>Run after the core benchmarks and the project's designs (Gantt 38, March, conditional), and only on tasks where structure plausibly affects the target. Protein: on a structure-relevant task, compare sequence-only, sequence plus ESMFold single-sequence structural features, and sequence plus AlphaFold2 MSA-informed features, controlling for MSA input, model confidence, and model differences; structure-based gains do not alone establish independent information. RNA: on half-life or translation efficiency, compare RNA sequence embeddings alone with sequence plus predicted secondary-structure features (paired or unpaired state, base-pair probabilities, accessibility), a thermodynamic baseline (RNAfold) against learned alternatives (EternaFold, MXfold2), on identical regions and splits; experimentally probed structures, where available, are the stronger control. Report gains over sequence-only and over simple structure-feature baselines, and do not reject either structural representation on a negative GTEx expression result alone.</w:t>
       </w:r>
     </w:p>
     <w:p>
@@ -34415,7 +34517,7 @@
       </w:r>
       <w:r>
         <w:rPr/>
-        <w:t>it is a Stage 4 follow-up after the core BioLangFusion reproduction and encoder swaps, a compression and ensembling experiment that asks whether the diversity of the teachers survives in a small student, scored with the same held-out gains as everything else. Following the plan's implementation checklist: (1) settle the teacher set, the twelve Stage 1 encoders plus two DNA encoders and one RNA encoder; (2) pin teacher checkpoints, sequence normalization, tokenizer versions, truncation, and pooling, and check that sample IDs refer to the same sequences across a modality's teachers; (3) build the leakage-free unlabeled pools and cache the teacher embeddings; (4) train each student with the plan's objective, starting with RNA as in the plan's worked example, then DNA and protein, with the composition-controlled target reported beside the raw one; (5) evaluate each student, then train the fusion head and report Δstudent and Δteacher with cost, on the five BioLangFusion benchmarks with the reproduced heads so that the results sit beside the Phase B numbers and Coupled Mamba. Gantt 43 (January 4 to February 28), conditional, after the core comparisons.</w:t>
+        <w:t>it is a Stage 4 follow-up after the core BioLangFusion reproduction and encoder swaps, a compression and ensembling experiment that asks whether the diversity of the teachers survives in a small student, scored with the same held-out gains as everything else. Following the plan's implementation checklist: (1) settle the teacher set, the twelve Stage 1 encoders plus two DNA encoders and one RNA encoder; (2) pin teacher checkpoints, sequence normalization, tokenizer versions, truncation, and pooling, and check that sample IDs refer to the same sequences across a modality's teachers; (3) build the leakage-free unlabeled pools and cache the teacher embeddings; (4) train each student with the plan's objective, starting with RNA as in the plan's worked example, then DNA and protein, with the composition-controlled target reported beside the raw one; (5) evaluate each student, then train the fusion head and report Δstudent and Δteacher with cost, on the five BioLangFusion benchmarks with the reproduced heads so that the results sit beside the Phase B numbers and Coupled Mamba. Gantt 43 (March), conditional, after the core comparisons and the project's designs.</w:t>
       </w:r>
     </w:p>
     <w:p>
@@ -34560,7 +34662,7 @@
       <w:proofErr w:type="spellEnd"/>
       <w:r>
         <w:rPr/>
-        <w:t>• Experimental design: the Stage 2 decision and the fusion gain Δfusion; the three Stage 3 designs, Coupled Mamba first; the research plan's seven items in its order and where each slots into the tiers and the Gantt chart: (1) BioLangFusion reproduced exactly on its five benchmarks with the published values to match, then one encoder changed at a time; (2) LucaOne; (3) half-life and (4) translation efficiency on the mRNABench splits with their gates and label distinctions; (5) the mRFP control; (6) structure; the baseline hierarchy; the task-coverage matrix; and (7) what Stage 1 says about the distillation idea.</w:t>
+        <w:t>• Experimental design: the Stage 2 decision and the fusion gain Δfusion; the research plan first, then the Stage 3 designs (Coupled Mamba, then cross-attention, from January); the research plan's seven items in its order and where each slots into the tiers and the Gantt chart: (1) BioLangFusion reproduced exactly on its five benchmarks with the published values to match, then one encoder changed at a time; (2) LucaOne; (3) half-life and (4) translation efficiency on the mRNABench splits with their gates and label distinctions; (5) the mRFP control; (6) structure; the baseline hierarchy; the task-coverage matrix; and (7) what Stage 1 says about the distillation idea.</w:t>
       </w:r>
     </w:p>
     <w:p>
@@ -34637,7 +34739,7 @@
       <w:proofErr w:type="spellEnd"/>
       <w:r>
         <w:rPr/>
-        <w:t>• 3. Where the seven items sit in the Gantt chart, in her implementation order: ID 17 widened (October 12 to 25) to the faithful reproduction on all five published datasets; the encoder swaps directly after it, ID 24 (October 26 to November 8), planned rather than conditional; then LucaOne, ID 41 (November 9 to 22); the mRFP control in parallel in ID 18; the half-life and translation-efficiency tasks in ID 42 and distillation in ID 43 (January to February, conditional); structure in ID 38. Does that order and timing work?</w:t>
+        <w:t>• 3. Where the seven items sit in the Gantt chart, in her implementation order: ID 17 widened (October 12 to 25) to the faithful reproduction on all five published datasets; the encoder swaps directly after it, ID 24 (October 26 to November 8), planned rather than conditional; then LucaOne, ID 41 (November 9 to 22); the mRFP control in parallel in ID 18; IsoFormer on GTEx beside it, ID 44; the half-life and translation-efficiency tasks in ID 42 (November 23 to December 20); then Coupled Mamba (20, 21) and cross-attention (25) from January; structure (38) and distillation (43) in March, conditional. Does that order and timing work?</w:t>
       </w:r>
     </w:p>
     <w:p>

--- a/docs/notes/Mina_Project_Notes.docx
+++ b/docs/notes/Mina_Project_Notes.docx
@@ -96,7 +96,7 @@
         <w:t>Source of results:</w:t>
       </w:r>
       <w:r>
-        <w:t xml:space="preserve"> every Stage 1 number reported here comes from the saved outputs of Code/Stage1_stability.ipynb and Code/Stage1_gtex.ipynb in the project repository (multimodal-bio-fusion on GitHub).</w:t>
+        <w:t xml:space="preserve"> every Stage 1 number reported here comes from the saved outputs of Code/stage1/Stage1_stability.ipynb and Code/stage1/Stage1_gtex.ipynb in the project repository (multimodal-bio-fusion on GitHub).</w:t>
       </w:r>
     </w:p>
     <w:p>
@@ -3074,7 +3074,7 @@
       </w:r>
       <w:proofErr w:type="spellEnd"/>
       <w:r>
-        <w:t xml:space="preserve"> on Hugging Face) provides, per transcript, genomic DNA centered on the transcription start site, the full transcript with UTRs, the protein, and expression across tissues, with a fixed gene-level split. There, DNA carries promoter and regulatory context the protein lacks. It is the second Stage 1 dataset: a 2,000-transcript pilot (1,000 from each published split, built by Code/build_gtex_pilot.py) lets the Stage 1 measurements be compared between derived modalities (stability) and genuinely distinct ones (</w:t>
+        <w:t xml:space="preserve"> on Hugging Face) provides, per transcript, genomic DNA centered on the transcription start site, the full transcript with UTRs, the protein, and expression across tissues, with a fixed gene-level split. There, DNA carries promoter and regulatory context the protein lacks. It is the second Stage 1 dataset: a 2,000-transcript pilot (1,000 from each published split, built by Code/stage1/build_gtex_pilot.py) lets the Stage 1 measurements be compared between derived modalities (stability) and genuinely distinct ones (</w:t>
       </w:r>
       <w:proofErr w:type="spellStart"/>
       <w:r>
@@ -7930,7 +7930,7 @@
         <w:spacing w:after="160"/>
       </w:pPr>
       <w:r>
-        <w:t xml:space="preserve">All results come from the saved outputs of Code/Stage1_stability.ipynb and Code/Stage1_gtex.ipynb (run on an Apple GPU through </w:t>
+        <w:t xml:space="preserve">All results come from the saved outputs of Code/stage1/Stage1_stability.ipynb and Code/stage1/Stage1_gtex.ipynb (run on an Apple GPU through </w:t>
       </w:r>
       <w:proofErr w:type="spellStart"/>
       <w:r>
@@ -20866,10 +20866,10 @@
           <w:b/>
           <w:bCs/>
         </w:rPr>
-        <w:t>Pilot:</w:t>
-      </w:r>
-      <w:r>
-        <w:t xml:space="preserve"> Code/build_gtex_pilot.py samples 1,000 protein-coding transcripts from each of </w:t>
+        <w:t>Pilot: Code/stage1/build_gtex_pilot.py samples</w:t>
+      </w:r>
+      <w:r>
+        <w:t xml:space="preserve"> 1,000 protein-coding transcripts from each of </w:t>
       </w:r>
       <w:proofErr w:type="spellStart"/>
       <w:r>

--- a/docs/notes/Mina_Project_Notes.docx
+++ b/docs/notes/Mina_Project_Notes.docx
@@ -175,7 +175,7 @@
       <w:proofErr w:type="spellEnd"/>
       <w:r>
         <w:rPr/>
-        <w:t xml:space="preserve">Stage 1 (Representation Analysis) is complete for twelve frozen encoders, four per modality, on two datasets: a 981-sequence pilot of mRNA_Stability, where every input derives from one coding sequence, and a 2,000-transcript pilot of IsoFormer's GTEx data, where DNA, transcript, and protein are different molecules. Nucleotide Transformer 500M human-ref, Nucleotide Transformer v2 100M multi-species, DNABERT-2, and HyenaDNA are the DNA encoders; RNA-FM and RiNALMo (one token per nucleotide) and mRNA-FM and CaLM (one token per codon) the RNA encoders; and ESM-2 8M, 35M, and 150M and ProtBERT the protein encoders. Stage 2 (Define Alignment) is decided and states what alignment means in biology (Section 10), Stage 3 (Fusion Architecture Design) specifies candidate models (Section 11), and Stage 4 (Experimental Design &amp; Benchmarking) sets out the testing campaign, the BioLangFusion and IsoFormer baselines, and the task-specific datasets (Section 12). The Overleaf manuscript holds the full Stage 1 record with 18 figures, every table, and a reading guide that defines each method. Mina is reviewing it ahead of the October 20, 2026 meeting, where the team presents the important findings and the experimental design (Section 13).</w:t>
+        <w:t>Stage 1 (Representation Analysis) is complete for twelve frozen encoders, four per modality, on two datasets: a 981-sequence pilot of mRNA_Stability, where every input derives from one coding sequence, and a 2,000-transcript pilot of IsoFormer's GTEx data, where DNA, transcript, and protein are different molecules. Nucleotide Transformer 500M human-ref, Nucleotide Transformer v2 100M multi-species, DNABERT-2, and HyenaDNA are the DNA encoders; RNA-FM and RiNALMo (one token per nucleotide) and mRNA-FM and CaLM (one token per codon) the RNA encoders; and ESM-2 8M, 35M, and 150M and ProtBERT the protein encoders. Stage 2 (Define Alignment) is decided and states what alignment means in biology (Section 10), Stage 3 (Fusion Architecture Design) specifies candidate models (Section 11), and Stage 4 (Experimental Design &amp; Benchmarking) sets out the testing campaign, the BioLangFusion and IsoFormer baselines, and the task-specific datasets (Section 12). The Overleaf manuscript holds the full Stage 1 record with 18 figures, every table, and a reading guide that defines each method. Mina is reviewing it ahead of the October 22, 2026 meeting, where the team presents the important findings and the experimental design (Section 13).</w:t>
       </w:r>
     </w:p>
     <w:p>
@@ -459,7 +459,7 @@
       </w:r>
       <w:r>
         <w:rPr/>
-        <w:t xml:space="preserve">Remaining: confirm the framing with Mina on October 20; the learned-retrieval measurement.</w:t>
+        <w:t>Remaining: confirm the framing with Mina on October 22; the learned-retrieval measurement.</w:t>
       </w:r>
     </w:p>
     <w:p>
@@ -475,11 +475,11 @@
         <w:rPr>
           <w:b/>
         </w:rPr>
-        <w:t xml:space="preserve">Stage 3 (Overleaf 11; notes 11): designed, not built. </w:t>
+        <w:t xml:space="preserve">Stage 3 (Overleaf 11; notes 11): first round built and run. </w:t>
       </w:r>
       <w:r>
         <w:rPr/>
-        <w:t>The research plan first: the BioLangFusion reproduction with token-level embeddings (Gantt 17), the encoder swaps (24), LucaOne (41), and IsoFormer on GTEx (44); Coupled Mamba (20, 21) and cross-attention (25) follow, from January.</w:t>
+        <w:t>Notebooks 01 to 04 in Code/stage3 ran October 15 to 19: the four BioLangFusion benchmarks with their token-level embeddings; the BioLangFusion model checked on fungal expression (Gantt 17, one benchmark of four so far); LucaOne's input limit measured (41); and IsoFormer's aggregator run on the GTEx pilot with frozen encoders (44). Remaining in the research plan: Phase A on E. coli, CoV-Vac and mRNA stability, then the encoder swaps (24). Coupled Mamba (20, 21) and cross-attention (25) follow, from January.</w:t>
       </w:r>
     </w:p>
     <w:p>
@@ -29032,7 +29032,7 @@
       </w:r>
       <w:r>
         <w:rPr/>
-        <w:t xml:space="preserve">the research plan adds a faithful reproduction of BioLangFusion as the matched baseline for the Stage 3 designs; in its Phase A nothing about the published system is changed. Its three frozen encoders are Nucleotide Transformer v2 100M multi-species (DNA, 6-mer tokens), RNA-FM (mRNA, single-nucleotide tokens), and ESM-2 8M (protein, amino-acid tokens), resampled to the codon grid with the protein stream as the reference frame. Three fusion heads: (1) codon-aware concatenation, where a learnable projection reduces the DNA embedding and the three aligned embeddings are concatenated at each codon position; (2) gated multiple-instance attention with an entropy regularizer, where each modality is projected to a shared latent space, gated attention (tanh × sigmoid) computes one weight per modality from its pooled summary, the fused embedding is the weighted sum, and the loss adds λ·H_attn with λ chosen on validation data from {0.01, 0.5, 1}; (3) cross-modal multi-head attention, where the three projected embeddings are concatenated along the length axis as keys and values, each modality in turn is the query, and outputs are combined with residual averaging and layer normalization. The same fixed TextCNN head, followed by global max pooling and a task-specific fully connected layer, reads every fused representation. Recipe: Adam (learning rate 3e-5, weight decay 1e-5), ReduceLROnPlateau with patience 5, early stopping with patience 20, batch size 32, MSE for regression and cross-entropy for classification, the CodonBERT benchmark splits. Details the paper does not report (TextCNN kernel sizes and filter counts, projection widths, attention heads, maximum epochs, seeds, number of runs) are recorded as explicit deviations with the values chosen and held fixed through Phase B; no official code repository was verified, so the implementation follows the paper and its supplement.</w:t>
+        <w:t>the research plan adds a faithful reproduction of BioLangFusion as the matched baseline for the Stage 3 designs; in its Phase A nothing about the published system is changed. Its three frozen encoders are Nucleotide Transformer v2 100M multi-species (DNA, 6-mer tokens), RNA-FM (mRNA, single-nucleotide tokens), and ESM-2 8M (protein, amino-acid tokens), resampled to the codon grid with the protein stream as the reference frame. Three fusion heads: (1) codon-aware concatenation, where a learnable projection reduces the DNA embedding and the three aligned embeddings are concatenated at each codon position; (2) gated multiple-instance attention with an entropy regularizer, where each modality is projected to a shared latent space, gated attention (tanh × sigmoid) computes one weight per modality from its pooled summary, the fused embedding is the weighted sum, and the loss adds λ·H_attn with λ chosen on validation data from {0.01, 0.5, 1}; (3) cross-modal multi-head attention, where the three projected embeddings are concatenated along the length axis as keys and values, each modality in turn is the query, and outputs are combined with residual averaging and layer normalization. The same fixed TextCNN head, followed by global max pooling and a task-specific fully connected layer, reads every fused representation. Recipe: Adam (learning rate 3e-5, weight decay 1e-5), ReduceLROnPlateau with patience 5, early stopping with patience 20, batch size 32, MSE for regression and cross-entropy for classification, the CodonBERT benchmark splits. The appendix reports most of the architecture: TextCNN kernel sizes 3, 4, and 5, a projection width of 600, four heads for cross-attention, and at most 500 epochs. It is inconsistent in two places that a reproduction has to resolve. The head described as fixed is given 1,280 filters for the gated head (List 1) but 100 for cross-attention (List 2), and the DNA upsampling is kernel 3, stride 2, padding 2 in the appendix but kernel 2, stride 2 in Equation 1; the appendix setting places the DNA stream two codons out of register with the protein frame, so Equation 1's is used here. Seeds and the number of runs are not reported. Every value chosen is recorded as an explicit deviation and held fixed through Phase B; no official code repository was verified, so the implementation follows the paper and its supplement.</w:t>
       </w:r>
     </w:p>
     <w:p>
@@ -29459,7 +29459,7 @@
       </w:r>
       <w:r>
         <w:rPr/>
-        <w:t xml:space="preserve">Multiple Instance Learning (MIL) with gated attention (tanh/sigmoid) to produce interpretable, per-sequence modality weights, trained with an entropy regularizer to monitor whether the model relies predominantly on one modality. This is also BioLangFusion's best-performing fusion head, so the reproduction supplies it.</w:t>
+        <w:t>Multiple Instance Learning (MIL) with gated attention (tanh/sigmoid) to produce interpretable, per-sequence modality weights, trained with an entropy regularizer that makes the weights more decisive; the weights show whether the model relies predominantly on one modality. This is also BioLangFusion's best-performing fusion head, so the reproduction supplies it.</w:t>
       </w:r>
     </w:p>
     <w:p>
@@ -34550,7 +34550,7 @@
       <w:proofErr w:type="spellEnd"/>
       <w:r>
         <w:rPr/>
-        <w:t>The next meeting with Mina Basirat is October 20, 2026. She is reviewing the Overleaf manuscript herself, so the meeting is for the important findings and the experimental design, with her research plan's seven items carried out as written, in its order and under its numbers, on top of it (Sections 11 and 12). The deck is a Claude Slides deck with speaker notes on each slide; its .pptx export belongs at docs/notes/Slides/Mina_Meeting_Slides_2026-10-20.pptx.</w:t>
+        <w:t>The next meeting with Mina Basirat is October 22, 2026. She is reviewing the Overleaf manuscript herself, so the meeting is for the important findings and the experimental design, with her research plan's seven items carried out as written, in its order and under its numbers, on top of it (Sections 11 and 12). The deck is a Claude Slides deck with speaker notes on each slide; its .pptx export belongs at docs/notes/Slides/Mina_Meeting_Slides_2026-10-22.pptx.</w:t>
       </w:r>
     </w:p>
     <w:p>

--- a/docs/notes/Mina_Project_Notes.docx
+++ b/docs/notes/Mina_Project_Notes.docx
@@ -479,7 +479,7 @@
       </w:r>
       <w:r>
         <w:rPr/>
-        <w:t>Notebooks 01 to 04 in Code/stage3 ran October 15 to 19: the four BioLangFusion benchmarks with their token-level embeddings; the BioLangFusion model checked on fungal expression (Gantt 17, one benchmark of four so far); LucaOne's input limit measured (41); and IsoFormer's aggregator run on the GTEx pilot with frozen encoders (44). Remaining in the research plan: Phase A on E. coli, CoV-Vac and mRNA stability, then the encoder swaps (24). Coupled Mamba (20, 21) and cross-attention (25) follow, from January.</w:t>
+        <w:t>Notebooks 01 to 04 in Code/stage3 ran October 15 to 19: the four BioLangFusion benchmarks with their token-level embeddings; the codon grid, the three heads and the TextCNN head, checked on fungal expression (Gantt 17); LucaOne's input limit measured (41); IsoFormer's aggregator built and run on the GTEx pilot with frozen encoders (44). The grid was then generalised so any Stage 1 encoder but DNABERT-2 can take any slot (24). Remaining in round 1: the DNABERT-2 grid adapter, LucaOne embeddings, full-transcript inputs for half-life and TE. Coupled Mamba (20, 21) and cross-attention (25) follow, from January.</w:t>
       </w:r>
     </w:p>
     <w:p>
@@ -495,11 +495,11 @@
         <w:rPr>
           <w:b/>
         </w:rPr>
-        <w:t xml:space="preserve">Stage 4 (Overleaf 12; notes 12): planned, not run. </w:t>
+        <w:t xml:space="preserve">Stage 4 (Overleaf 12 and 13; notes 12): first round running. </w:t>
       </w:r>
       <w:r>
         <w:rPr/>
-        <w:t>The research plan first, in its order: baselines with the mRFP control in parallel (16, 18), the BioLangFusion reproduction (17), the encoder swaps (24), LucaOne (41) and IsoFormer (44), half-life and translation efficiency (42, November 23 to December 20); synthesis for the course (29); then the project's designs, Coupled Mamba (20, 21) and cross-attention (25), with the alignment-loss ablation (23), January and February; structure (38) and distillation (43) in March, conditional.</w:t>
+        <w:t>Run: the mRFP control (18, October 19), BioLangFusion Phase A on fungal, CoV-Vac, E. coli and mRNA stability (17, October 17 to 20), IsoFormer on the GTEx pilot (44), LucaOne's feasibility (41). Built, not run: the encoder swaps (24, about 11 GPU hours). Results so far, Overleaf Section 13: the single encoders and cross-attention reproduce the paper; the gated head does not, and its weights show it keeping one modality; fusion beats the best single encoder on E. coli and on GTEx, not on fungal or CoV-Vac, and stability's published split is mostly memorisation (every model drops 0.2 on unseen sequences); on mRFP every nucleotide encoder carries codon information beyond composition, mRNA-FM most. Next: Phase B, the gated head at 1,280 channels, the grouped stability re-split, LucaOne on stability (41), the half-life and TE gate (42, November 23 to December 20); synthesis for the course (29); then the project's designs, Coupled Mamba (20, 21) and cross-attention (25), with the alignment-loss ablation (23), January and February; structure (38) and distillation (43) in March, conditional.</w:t>
       </w:r>
     </w:p>
     <w:p>
@@ -34667,6 +34667,24 @@
     </w:p>
     <w:p>
       <w:pPr>
+        <w:pStyle w:val="ListParagraph"/>
+        <w:spacing w:after="80"/>
+      </w:pPr>
+      <w:proofErr w:type="spellStart"/>
+      <w:proofErr w:type="spellEnd"/>
+      <w:proofErr w:type="spellStart"/>
+      <w:proofErr w:type="spellEnd"/>
+      <w:proofErr w:type="spellStart"/>
+      <w:proofErr w:type="spellEnd"/>
+      <w:proofErr w:type="spellStart"/>
+      <w:proofErr w:type="spellEnd"/>
+      <w:r>
+        <w:rPr/>
+        <w:t>• Results so far, one slide each (Overleaf 13): the BioLangFusion reproduction on four benchmarks, ours beside published, with the bootstrap verdict per benchmark; the gated head's weights as a modality selector; the stability leak (every model drops 0.2 on unseen sequences; fusion ahead on the clean rows); the mRFP control (every nucleotide encoder beats the controls, mRNA-FM by far); IsoFormer with frozen encoders (fusion beats RNA alone, resolved); the tally: fusion wins on E. coli and GTEx, the single encoder on fungal and CoV-Vac.</w:t>
+      </w:r>
+    </w:p>
+    <w:p>
+      <w:pPr>
         <w:spacing w:after="160"/>
       </w:pPr>
       <w:proofErr w:type="spellStart"/>
@@ -34721,7 +34739,7 @@
       <w:proofErr w:type="spellEnd"/>
       <w:r>
         <w:rPr/>
-        <w:t xml:space="preserve">• 2. Phase A without official code: no BioLangFusion repository was verified, so the reproduction follows the paper and supplement. Several details are unreported (TextCNN kernel sizes and filter counts, projection widths, attention heads, maximum epochs, seeds, number of runs). Is a reimplementation with those choices documented as deviations acceptable as the faithful baseline, and which deviations should be flagged before training?</w:t>
+        <w:t>• 2. Phase A results: the single encoders and cross-attention reproduce; the gated head does not, on three of four benchmarks, and its weights show it keeping one modality (RNA at zero everywhere; on CoV-Vac it drops the strongest encoder); the entropy term never helps; fusion beats the best single encoder on E. coli (every head, concatenation by 7 points), loses on CoV-Vac, ties on fungal and on stability's published split. The paper reports no error bars and its stability split repeats training sequences in 68% of test rows. Which of these go into the write-up as findings, and is seeds plus a paired bootstrap the reporting standard for everything that follows?</w:t>
       </w:r>
     </w:p>
     <w:p>
@@ -34757,7 +34775,7 @@
       <w:proofErr w:type="spellEnd"/>
       <w:r>
         <w:rPr/>
-        <w:t xml:space="preserve">• 4. LucaOne truncation: its 1,280-token limit cuts most stability coding sequences and the whole GTEx window. Run on truncated inputs with the truncation reported, or restrict the comparison to sequences that fit?</w:t>
+        <w:t>• 4. LucaOne: its 1,280-token context admits none of the GTEx windows and 40% of transcripts, so a GTEx baseline is ruled out; joint checkpoints exist. Is a stability-only baseline worth 1.8 billion parameters of inference, and on which sequences (those that fit, or truncated with the truncation reported)?</w:t>
       </w:r>
     </w:p>
     <w:p>
@@ -34847,7 +34865,25 @@
       <w:proofErr w:type="spellEnd"/>
       <w:r>
         <w:rPr/>
-        <w:t xml:space="preserve">• 9. Encoder swaps and cluster: swap the RNA encoder first (CaLM, mRNA-FM), then protein, then DNA? Include DNABERT-2 with a token-to-codon adapter? And on the cluster: compiling Coupled Mamba's CUDA kernels (mamba-ssm, causal-conv1d), token-level embeddings for the five BioLangFusion benchmarks and GTEx on scratch, the training cost per BioLangFusion run across seeds, and where LucaOne's 1.8-billion-parameter inference fits.</w:t>
+        <w:t>• 9. Encoder swaps and compute: Phase B is built with eight swaps (NT 500M, HyenaDNA, RiNALMo, mRNA-FM, CaLM, ESM-2 35M and 150M, ProtBERT), one at a time, each beside Stage 1's alignment for the pairs it creates; DNABERT-2 waits for a token-to-codon adapter. It needs about 11 GPU hours; Phase A's stability runs took 19 hours on a laptop. Chase has an NVIDIA GPU, which Coupled Mamba's kernels also need. Is cluster access available as well, and should the swaps run on the GPU while the laptop does the smaller checks?</w:t>
+      </w:r>
+    </w:p>
+    <w:p>
+      <w:pPr>
+        <w:pStyle w:val="ListParagraph"/>
+        <w:spacing w:after="80"/>
+      </w:pPr>
+      <w:proofErr w:type="spellStart"/>
+      <w:proofErr w:type="spellEnd"/>
+      <w:proofErr w:type="spellStart"/>
+      <w:proofErr w:type="spellEnd"/>
+      <w:proofErr w:type="spellStart"/>
+      <w:proofErr w:type="spellEnd"/>
+      <w:proofErr w:type="spellStart"/>
+      <w:proofErr w:type="spellEnd"/>
+      <w:r>
+        <w:rPr/>
+        <w:t>• 10. Ab1, the fifth BioLangFusion benchmark, is not in the public CodonBERT release; the paper sources it to Yazdani-Jahromi et al. (2024, UCF). Can it be obtained, so that Phase A covers all five?</w:t>
       </w:r>
     </w:p>
     <w:sectPr>

--- a/docs/notes/Mina_Project_Notes.docx
+++ b/docs/notes/Mina_Project_Notes.docx
@@ -495,11 +495,10 @@
         <w:rPr>
           <w:b/>
         </w:rPr>
-        <w:t xml:space="preserve">Stage 4 (Overleaf 12 and 13; notes 12): first round running. </w:t>
+        <w:t>Stage 4 (Overleaf 12 and 13; notes 12): first round running. Run: the mRFP control (18, October 19), BioLangFusion Phase A on fungal, CoV-Vac, E. coli and mRNA stability (17, October 17 to 20), IsoFormer on the GTEx pilot (44), LucaOne's feasibility (41). Built on October 20 and not yet run, one notebook per remaining priority: the encoder swaps on all four benchmarks (24, Phase B, with mRNA stability added because the plan names it), LucaOne frozen on stability with IsoFormer's seeds 1 and 2 (41 and 44), and the half-life and translation-efficiency gate (42). Code/stage4/RUNBOOK.md splits those between the two machines so that nothing is run twice: Chase's GPU takes the training sweeps and the large extractions, the laptop takes the gate and the probe reading. Results so far, Overleaf Section 13: the single encoders and cross-attention reproduce the paper; the gated head does not, and its weights show it keeping one modality; fusion beats the best single encoder on E. coli and on GTEx, not on fungal or CoV-Vac, and stability's published split is mostly memorisation (every model drops 0.2 on unseen sequences); on mRFP every nucleotide encoder carries codon information beyond composition, mRNA-FM most. Next: Phase B, then LucaOne and the gate; the gated head at 1,280 channels and the grouped stability re-split; synthesis for the course (29); then the project's designs, Coupled Mamba (20, 21) and cross-attention (25), with the alignment-loss ablation (23), January and February; structure (38) and distillation (43) in March, conditional.</w:t>
       </w:r>
       <w:r>
         <w:rPr/>
-        <w:t>Run: the mRFP control (18, October 19), BioLangFusion Phase A on fungal, CoV-Vac, E. coli and mRNA stability (17, October 17 to 20), IsoFormer on the GTEx pilot (44), LucaOne's feasibility (41). Built, not run: the encoder swaps (24, about 11 GPU hours). Results so far, Overleaf Section 13: the single encoders and cross-attention reproduce the paper; the gated head does not, and its weights show it keeping one modality; fusion beats the best single encoder on E. coli and on GTEx, not on fungal or CoV-Vac, and stability's published split is mostly memorisation (every model drops 0.2 on unseen sequences); on mRFP every nucleotide encoder carries codon information beyond composition, mRNA-FM most. Next: Phase B, the gated head at 1,280 channels, the grouped stability re-split, LucaOne on stability (41), the half-life and TE gate (42, November 23 to December 20); synthesis for the course (29); then the project's designs, Coupled Mamba (20, 21) and cross-attention (25), with the alignment-loss ablation (23), January and February; structure (38) and distillation (43) in March, conditional.</w:t>
       </w:r>
     </w:p>
     <w:p>
@@ -34273,11 +34272,41 @@
         <w:rPr>
           <w:b/>
         </w:rPr>
+        <w:t>• Item 1 Phase B, as built (October 20): Code/stage4/tier2_encoder_swaps.ipynb now covers all four public benchmarks. mRNA stability is included, with three swaps rather than eight for the reason in question 9, and a cell projects the token-cache cost per benchmark and encoder before any extraction starts.</w:t>
+      </w:r>
+      <w:r>
+        <w:rPr/>
+      </w:r>
+    </w:p>
+    <w:p>
+      <w:pPr>
+        <w:pStyle w:val="ListParagraph"/>
+        <w:spacing w:after="80"/>
+      </w:pPr>
+      <w:r>
+        <w:rPr>
+          <w:b/>
+        </w:rPr>
         <w:t xml:space="preserve">• Item 2 (Priority 2), LucaOne: </w:t>
       </w:r>
       <w:r>
         <w:rPr/>
         <w:t>extract LucaOne embeddings on the compatible stability and GTEx examples, after verifying its input limits and supported sequence types against each dataset. Use the same train and test folds and the same prediction head, or a clearly matched probe setting, as the fusion models. Compare LucaOne alone with the best single encoder and the best fused model; report computational cost and input truncation; and distinguish separately embedded inputs, which is what LucaOne does, from joint inference over a nucleic-acid and protein pair, which it does not perform. A result in either direction is a statement about the tested frozen configurations, not about joint modeling in general. Slots into Tier 2, Gantt 41 (November 9 to 22), a new row after the encoder swaps, as the plan's implementation order sets it.</w:t>
+      </w:r>
+    </w:p>
+    <w:p>
+      <w:pPr>
+        <w:pStyle w:val="ListParagraph"/>
+        <w:spacing w:after="80"/>
+      </w:pPr>
+      <w:r>
+        <w:rPr>
+          <w:b/>
+        </w:rPr>
+        <w:t>• Item 2, as built (October 20): Code/stage4/tier2_lucaone_isoformer.ipynb, with Code/shared_code/lucaone.py behind it. The input limits are measured in Part 1 before anything is downloaded; the comparison is a ridge probe on frozen pooled vectors, applied identically to LucaOne's two streams and to BioLangFusion's three encoders on the published split, which is the plan's “clearly matched probe setting”; the cost of the run is measured on eight sequences and printed before the run is allowed to start. The checkpoint's own model and tokenizer code is pinned to a commit and loads under the Transformers version the project pins.</w:t>
+      </w:r>
+      <w:r>
+        <w:rPr/>
       </w:r>
     </w:p>
     <w:p>
@@ -34305,11 +34334,41 @@
         <w:rPr>
           <w:b/>
         </w:rPr>
+        <w:t>• Item 3, as built (October 20): Code/stage4/tier3_halflife_te.ipynb, with Code/shared_code/mrnabench.py behind it. Part 1 is the plan's gate, run on the published files rather than their description: the coding region is recovered from each row's per-nucleotide codon-start track, and the 5' and 3' regions, the labels, the species and the gene groups are counted. Part 2 is the composition floor per region set, nested so that the full transcript carries the coding sequence's own features plus the two untranslated regions; comparing those two rows is the plan's question at the level of counted features. Part 3 is the encoder comparison, and it waits for the gate.</w:t>
+      </w:r>
+      <w:r>
+        <w:rPr/>
+      </w:r>
+    </w:p>
+    <w:p>
+      <w:pPr>
+        <w:pStyle w:val="ListParagraph"/>
+        <w:spacing w:after="80"/>
+      </w:pPr>
+      <w:r>
+        <w:rPr>
+          <w:b/>
+        </w:rPr>
         <w:t xml:space="preserve">• Item 4 (Priority 4), translation efficiency on the mRNABench splits: </w:t>
       </w:r>
       <w:r>
         <w:rPr/>
         <w:t>translation efficiency, human and mouse (translation-efficiency-human, translation-efficiency-mouse), is TE and is not relabeled as ribosome load; MRL Sugimoto and the LBKWK MRL target are mean ribosome load, not half-life; each target runs separately under its original evaluation protocol. Initiation and elongation depend on different sequence features, so the task tests whether RNA-, codon-, and protein-derived representations are complementary. Gate first: the measured target confirmed (TE or mean ribosome load), full transcript, UTR, and coding-sequence coordinates available, the experimental context and grouped splits valid, and TE not conflated with protein abundance. Then compare the 5' UTR, coding sequence, full transcript, full transcript plus protein, and the three-encoder fusion, with RiboNN as the external benchmark where task-compatible; coding-sequence-derived streams aligned on the codon grid where possible, untranslated regions handled separately, and the gain reported over the best full-transcript baseline. MIMIC (Golkar et al., 2026) motivates these benchmarks but does not show that fusion of separately pretrained encoders will improve them. Slots into Tier 3: Gantt 42 with item 3 (November 23 to December 20).</w:t>
+      </w:r>
+    </w:p>
+    <w:p>
+      <w:pPr>
+        <w:pStyle w:val="ListParagraph"/>
+        <w:spacing w:after="80"/>
+      </w:pPr>
+      <w:r>
+        <w:rPr>
+          <w:b/>
+        </w:rPr>
+        <w:t>• Item 4, as built (October 20): the same notebook as item 3, with the targets kept apart by dataset and column throughout, so no table can read one as another. Both translation-efficiency sets pass the gate; MRL Sugimoto and the LBKWK pair are reported as secondary for the reasons recorded in question 5.</w:t>
+      </w:r>
+      <w:r>
+        <w:rPr/>
       </w:r>
     </w:p>
     <w:p>
@@ -34793,7 +34852,7 @@
       <w:proofErr w:type="spellEnd"/>
       <w:r>
         <w:rPr/>
-        <w:t xml:space="preserve">• 5. mRNABench gates: if the half-life or translation-efficiency sets lack coding-sequence coordinates or UTR boundaries, drop the task as the plan says, or derive the coordinates from Ensembl and record it as a deviation?</w:t>
+        <w:t>• 5. mRNABench gates, now measured rather than hypothetical: all six datasets carry the per-nucleotide coding-region track, so the coding sequence, the 5' region and the 3' region are recoverable without Ensembl, and the half-life and translation-efficiency sets pass the plan's gate on every count (about 12,900 and 10,300 transcripts, every row with a 5' region, 99.6% and 100% with a 3' region, one gene group each). Two carry caveats: the isoform-resolved ribosome-load set marks no coding region on 15% of its rows, which are non-coding isoforms, and the synthetic LBKWK library has 203 rows, too few to resolve the differences being compared. Keep those two as secondary, or drop them?</w:t>
       </w:r>
     </w:p>
     <w:p>
@@ -34865,7 +34924,7 @@
       <w:proofErr w:type="spellEnd"/>
       <w:r>
         <w:rPr/>
-        <w:t>• 9. Encoder swaps and compute: Phase B is built with eight swaps (NT 500M, HyenaDNA, RiNALMo, mRNA-FM, CaLM, ESM-2 35M and 150M, ProtBERT), one at a time, each beside Stage 1's alignment for the pairs it creates; DNABERT-2 waits for a token-to-codon adapter. It needs about 11 GPU hours; Phase A's stability runs took 19 hours on a laptop. Chase has an NVIDIA GPU, which Coupled Mamba's kernels also need. Is cluster access available as well, and should the swaps run on the GPU while the laptop does the smaller checks?</w:t>
+        <w:t>• 9. Encoder swaps and compute: Phase B is built with eight swaps (NT 500M, HyenaDNA, RiNALMo, mRNA-FM, CaLM, ESM-2 35M and 150M, ProtBERT) on CoV-Vac, fungal and E. coli, one at a time, each beside Stage 1's alignment for the pairs it creates; DNABERT-2 waits for a token-to-codon adapter. mRNA stability is included, as the plan asks, with three swaps rather than eight: mRNA-FM, which the mRFP control predicts should win the RNA slot, CaLM as its codon-resolution control, and ESM-2 150M. Eight there would be about 100 GB of token cache for one benchmark. Phase A's stability runs took 19 hours on a laptop; Chase has an NVIDIA GPU, which Coupled Mamba's kernels also need. Is cluster access available as well?</w:t>
       </w:r>
     </w:p>
     <w:p>

--- a/docs/notes/Mina_Project_Notes.docx
+++ b/docs/notes/Mina_Project_Notes.docx
@@ -479,7 +479,7 @@
       </w:r>
       <w:r>
         <w:rPr/>
-        <w:t>Notebooks 01 to 04 in Code/stage3 ran October 15 to 19: the four BioLangFusion benchmarks with their token-level embeddings; the codon grid, the three heads and the TextCNN head, checked on fungal expression (Gantt 17); LucaOne's input limit measured (41); IsoFormer's aggregator built and run on the GTEx pilot with frozen encoders (44). The grid was then generalised so any Stage 1 encoder but DNABERT-2 can take any slot (24). Remaining in round 1: the DNABERT-2 grid adapter, LucaOne embeddings, full-transcript inputs for half-life and TE. Coupled Mamba (20, 21) and cross-attention (25) follow, from January.</w:t>
+        <w:t>Notebooks 01 to 04 in Code/stage3 ran October 15 to 19: the four BioLangFusion benchmarks with their token-level embeddings; the codon grid, the three heads and the TextCNN head, checked on fungal expression (Gantt 17); LucaOne's input limit measured (41); IsoFormer's aggregator built and run on the GTEx pilot with frozen encoders (44). The grid was then generalized so any Stage 1 encoder but DNABERT-2 can take any slot (24). Remaining in round 1: the DNABERT-2 grid adapter, LucaOne embeddings, full-transcript inputs for half-life and TE. Coupled Mamba (20, 21) and cross-attention (25) follow, from January.</w:t>
       </w:r>
     </w:p>
     <w:p>
@@ -495,7 +495,7 @@
         <w:rPr>
           <w:b/>
         </w:rPr>
-        <w:t>Stage 4 (Overleaf 12 and 13; notes 12): first round running. Run: the mRFP control (18, October 19), BioLangFusion Phase A on fungal, CoV-Vac, E. coli and mRNA stability (17, October 17 to 20), IsoFormer on the GTEx pilot (44), LucaOne's feasibility (41). Built on October 20 and not yet run, one notebook per remaining priority: the encoder swaps on all four benchmarks (24, Phase B, with mRNA stability added because the plan names it), LucaOne frozen on stability with IsoFormer's seeds 1 and 2 (41 and 44), and the half-life and translation-efficiency gate (42). Code/stage4/RUNBOOK.md splits those between the two machines so that nothing is run twice: Chase's GPU takes the training sweeps and the large extractions, the laptop takes the gate and the probe reading. Results so far, Overleaf Section 13: the single encoders and cross-attention reproduce the paper; the gated head does not, and its weights show it keeping one modality; fusion beats the best single encoder on E. coli and on GTEx, not on fungal or CoV-Vac, and stability's published split is mostly memorisation (every model drops 0.2 on unseen sequences); on mRFP every nucleotide encoder carries codon information beyond composition, mRNA-FM most. Next: Phase B, then LucaOne and the gate; the gated head at 1,280 channels and the grouped stability re-split; synthesis for the course (29); then the project's designs, Coupled Mamba (20, 21) and cross-attention (25), with the alignment-loss ablation (23), January and February; structure (38) and distillation (43) in March, conditional.</w:t>
+        <w:t>Stage 4 (Overleaf 12 and 13; notes 12): first round running. Run: the mRFP control (18, October 19), BioLangFusion Phase A on fungal, CoV-Vac, E. coli and mRNA stability (17, October 17 to 20), IsoFormer on the GTEx pilot (44), LucaOne's feasibility (41). Built on October 20 and not yet run, one notebook per remaining priority: the encoder swaps on all four benchmarks (24, Phase B, with mRNA stability added because the plan names it), LucaOne frozen on stability with IsoFormer's seeds 1 and 2 (41 and 44), and the half-life and translation-efficiency gate (42). Code/stage4/RUNBOOK.md splits those between the two machines so that nothing is run twice: Chase's GPU takes the training sweeps and the large extractions, the laptop takes the gate and the probe reading. Results so far, Overleaf Section 13: the single encoders and cross-attention reproduce the paper; the gated head does not, and its weights show it keeping one modality; fusion beats the best single encoder on E. coli and on GTEx, not on fungal or CoV-Vac, and stability's published split is mostly memorization (every model drops 0.2 on unseen sequences); on mRFP every nucleotide encoder carries codon information beyond composition, mRNA-FM most. Next: Phase B, then LucaOne and the gate; the gated head at 1,280 channels and the grouped stability re-split; synthesis for the course (29); then the project's designs, Coupled Mamba (20, 21) and cross-attention (25), with the alignment-loss ablation (23), January and February; structure (38) and distillation (43) in March, conditional.</w:t>
       </w:r>
       <w:r>
         <w:rPr/>

--- a/docs/notes/Mina_Project_Notes.docx
+++ b/docs/notes/Mina_Project_Notes.docx
@@ -495,7 +495,7 @@
         <w:rPr>
           <w:b/>
         </w:rPr>
-        <w:t>Stage 4 (Overleaf 12 and 13; notes 12): first round running. Run: the mRFP control (18, October 19), BioLangFusion Phase A on fungal, CoV-Vac, E. coli and mRNA stability (17, October 17 to 20), IsoFormer on the GTEx pilot (44), LucaOne's feasibility (41). Built on October 20 and not yet run, one notebook per remaining priority: the encoder swaps on all four benchmarks (24, Phase B, with mRNA stability added because the plan names it), LucaOne frozen on stability with IsoFormer's seeds 1 and 2 (41 and 44), and the half-life and translation-efficiency gate (42). Code/stage4/RUNBOOK.md splits those between the two machines so that nothing is run twice: Chase's GPU takes the training sweeps and the large extractions, the laptop takes the gate and the probe reading. Results so far, Overleaf Section 13: the single encoders and cross-attention reproduce the paper; the gated head does not, and its weights show it keeping one modality; fusion beats the best single encoder on E. coli and on GTEx, not on fungal or CoV-Vac, and stability's published split is mostly memorization (every model drops 0.2 on unseen sequences); on mRFP every nucleotide encoder carries codon information beyond composition, mRNA-FM most. Next: Phase B, then LucaOne and the gate; the gated head at 1,280 channels and the grouped stability re-split; synthesis for the course (29); then the project's designs, Coupled Mamba (20, 21) and cross-attention (25), with the alignment-loss ablation (23), January and February; structure (38) and distillation (43) in March, conditional.</w:t>
+        <w:t>Stage 4 (Overleaf 12 and 13; notes 12): first round nearly complete. Run: the mRFP control (18, October 19), BioLangFusion Phase A on fungal, CoV-Vac, E. coli and mRNA stability (17, October 17 to 20), IsoFormer on the GTEx pilot (44), and on October 21 to 22 on Chase's GPU, four of the eight Phase B encoder swaps (24), LucaOne frozen on mRNA stability (41) and the human half-life and translation-efficiency probes behind their gate (42). The headline result of the week is that the encoder matters more than the fusion: putting mRNA-FM in the RNA slot raises E. coli by eight points as a single encoder, resolved, and the +6.9 fusion gain Phase A measured there falls to +0.3 [-2.9, +3.7], which does not resolve. Fusion still wins where the inputs are physically different molecules: GTEx +0.047 resolved, full-transcript half-life +0.053 and translation efficiency +0.030. LucaOne's two streams beat the three BioLangFusion encoders concatenated on stability by +0.092, resolved, though at 1.8B parameters against 108M and on the leaky published split. Still to run: the four remaining swaps plus fungal and stability, seeds on the swap comparisons, the gated head at 1,280 channels, the grouped stability re-split, the mouse half-life and TE scores, and paired intervals for the human ones. Then the project's designs, Coupled Mamba (20, 21) and cross-attention (25), with the alignment-loss ablation (23), January and February; structure (38) and distillation (43) in March, conditional.</w:t>
       </w:r>
       <w:r>
         <w:rPr/>
@@ -34798,7 +34798,7 @@
       <w:proofErr w:type="spellEnd"/>
       <w:r>
         <w:rPr/>
-        <w:t>• 2. Phase A results: the single encoders and cross-attention reproduce; the gated head does not, on three of four benchmarks, and its weights show it keeping one modality (RNA at zero everywhere; on CoV-Vac it drops the strongest encoder); the entropy term never helps; fusion beats the best single encoder on E. coli (every head, concatenation by 7 points), loses on CoV-Vac, ties on fungal and on stability's published split. The paper reports no error bars and its stability split repeats training sequences in 68% of test rows. Which of these go into the write-up as findings, and is seeds plus a paired bootstrap the reporting standard for everything that follows?</w:t>
+        <w:t>• 2. The encoder-choice finding: Phase A measured fusion beating the best single encoder on E. coli by +6.9, resolved. Phase B then put mRNA-FM in the RNA slot, the encoder the mRFP control singled out, and that encoder alone gained eight points while the fusion gain over it fell to +0.3 [-2.9, +3.7]. So on the one benchmark where fusion clearly won, the win was fusion compensating for a weak encoder. Should this become the project's headline, with the method test asking which encoder to pick for a task rather than whether to fuse? It is one seed on two benchmarks so far, so the alternative is to hold it until the remaining swaps and seeds are in.</w:t>
       </w:r>
     </w:p>
     <w:p>
@@ -34852,7 +34852,7 @@
       <w:proofErr w:type="spellEnd"/>
       <w:r>
         <w:rPr/>
-        <w:t>• 5. mRNABench gates, now measured rather than hypothetical: all six datasets carry the per-nucleotide coding-region track, so the coding sequence, the 5' region and the 3' region are recoverable without Ensembl, and the half-life and translation-efficiency sets pass the plan's gate on every count (about 12,900 and 10,300 transcripts, every row with a 5' region, 99.6% and 100% with a 3' region, one gene group each). Two carry caveats: the isoform-resolved ribosome-load set marks no coding region on 15% of its rows, which are non-coding isoforms, and the synthetic LBKWK library has 203 rows, too few to resolve the differences being compared. Keep those two as secondary, or drop them?</w:t>
+        <w:t>• 5. mRNABench, now run on the human sets: the gate passed on all four primary datasets, and the full transcript fused with its protein gains +0.053 on half-life and +0.030 on translation efficiency over the best single encoder, which is the protein in both cases. Two caveats we would like your view on. The encoders only just clear the counted-feature floor: composition of the whole transcript reaches 0.542 and 0.702, and the full-transcript encoder alone is below that on both tasks. And the saved tables keep a mean and standard error over nine splits but no per-split predictions, so these gains have no paired intervals yet. Is it worth rerunning to retain them?</w:t>
       </w:r>
     </w:p>
     <w:p>

--- a/docs/notes/Mina_Project_Notes.docx
+++ b/docs/notes/Mina_Project_Notes.docx
@@ -455,11 +455,10 @@
         <w:rPr>
           <w:b/>
         </w:rPr>
-        <w:t xml:space="preserve">Stage 2 (Overleaf 10; notes 10): decided. </w:t>
+        <w:t>Stage 2 (Overleaf 10; notes 10): decided. Remaining: the learned-retrieval measurement. The framing was presented to Mina on October 22; GTEx now shows low alignment and high complementarity together, which is the definition's empirical content (Section 14.6).</w:t>
       </w:r>
       <w:r>
         <w:rPr/>
-        <w:t>Remaining: confirm the framing with Mina on October 22; the learned-retrieval measurement.</w:t>
       </w:r>
     </w:p>
     <w:p>
@@ -495,10 +494,11 @@
         <w:rPr>
           <w:b/>
         </w:rPr>
-        <w:t>Stage 4 (Overleaf 12 and 13; notes 12): first round nearly complete. Run: the mRFP control (18, October 19), BioLangFusion Phase A on fungal, CoV-Vac, E. coli and mRNA stability (17, October 17 to 20), IsoFormer on the GTEx pilot (44), and on October 21 to 22 on Chase's GPU, four of the eight Phase B encoder swaps (24), LucaOne frozen on mRNA stability (41) and the human half-life and translation-efficiency probes behind their gate (42). The headline result of the week is that the encoder matters more than the fusion: putting mRNA-FM in the RNA slot raises E. coli by eight points as a single encoder, resolved, and the +6.9 fusion gain Phase A measured there falls to +0.3 [-2.9, +3.7], which does not resolve. Fusion still wins where the inputs are physically different molecules: GTEx +0.047 resolved, full-transcript half-life +0.053 and translation efficiency +0.030. LucaOne's two streams beat the three BioLangFusion encoders concatenated on stability by +0.092, resolved, though at 1.8B parameters against 108M and on the leaky published split. Still to run: the four remaining swaps plus fungal and stability, seeds on the swap comparisons, the gated head at 1,280 channels, the grouped stability re-split, the mouse half-life and TE scores, and paired intervals for the human ones. Then the project's designs, Coupled Mamba (20, 21) and cross-attention (25), with the alignment-loss ablation (23), January and February; structure (38) and distillation (43) in March, conditional.</w:t>
+        <w:t>Stage 4 (Overleaf 12 and 13; notes 12): first round complete. Run: the mRFP control (18, October 19), BioLangFusion Phase A on fungal, CoV-Vac, E. coli and mRNA stability (17, October 17 to 20), IsoFormer on the GTEx pilot (44), on Chase's GPU all eight Phase B encoder swaps (24; four by October 22, the rest October 25 to 27), LucaOne frozen on mRNA stability (41) and the human half-life and translation-efficiency probes behind their gate (42). The headline result of the week is that the encoder matters more than the fusion: putting mRNA-FM in the RNA slot raises E. coli by eight points as a single encoder, resolved, and the +6.9 fusion gain Phase A measured there falls to +0.3 [-2.9, +3.7], which does not resolve. Fusion still wins where the inputs are physically different molecules: GTEx +0.047 resolved, full-transcript half-life +0.053 and translation efficiency +0.030. LucaOne's two streams beat the three BioLangFusion encoders concatenated on stability by +0.092, resolved, though at 1.8B parameters against 108M and on the leaky published split. The full sweep confirms it: better RNA encoders lift fungal and E. coli on their own and fusion adds nothing resolved on top of them, with three new single-seed gains (cross-attention with HyenaDNA and RiNALMo on CoV-Vac, the gated head with RiNALMo on E. coli). Still to run: seeds on those gains and on the swap comparisons, the gated head at 1,280 channels, the grouped stability re-split, the mouse half-life and TE scores, and paired intervals for the human ones. Then the project's designs, Coupled Mamba (20, 21) and cross-attention (25), with the alignment-loss ablation (23), January and February; structure (38) and distillation (43) in March, conditional.</w:t>
       </w:r>
       <w:r>
         <w:rPr/>
+        <w:t xml:space="preserve"> Mina reviewed these results on October 22; her questions, the answers, and the four follow-ups adopted (fusion built around mRNA-FM, LucaOne on E. coli, CoV-Vac and fungal, cross-attention beside every swap, and an interpretation layer on every result) are in Section 13, and the results with their interpretation in Section 14.</w:t>
       </w:r>
     </w:p>
     <w:p>
@@ -34585,364 +34585,6856 @@
         <w:spacing w:before="280" w:after="120"/>
       </w:pPr>
       <w:r>
-        <w:lastRenderedPageBreak/>
-        <w:t>13. Decisions &amp; Open Questions for Advisor Review (Mina Meeting)</w:t>
-      </w:r>
-    </w:p>
-    <w:p>
-      <w:pPr>
-        <w:spacing w:after="160"/>
-      </w:pPr>
-      <w:proofErr w:type="spellStart"/>
-      <w:proofErr w:type="spellEnd"/>
-      <w:proofErr w:type="spellStart"/>
-      <w:proofErr w:type="spellEnd"/>
-      <w:proofErr w:type="spellStart"/>
-      <w:proofErr w:type="spellEnd"/>
-      <w:proofErr w:type="spellStart"/>
-      <w:proofErr w:type="spellEnd"/>
-      <w:proofErr w:type="spellStart"/>
-      <w:proofErr w:type="spellEnd"/>
-      <w:proofErr w:type="spellStart"/>
-      <w:proofErr w:type="spellEnd"/>
-      <w:proofErr w:type="spellStart"/>
-      <w:proofErr w:type="spellEnd"/>
-      <w:r>
-        <w:rPr/>
-        <w:t>The next meeting with Mina Basirat is October 22, 2026. She is reviewing the Overleaf manuscript herself, so the meeting is for the important findings and the experimental design, with her research plan's seven items carried out as written, in its order and under its numbers, on top of it (Sections 11 and 12). The deck is a Claude Slides deck with speaker notes on each slide; its .pptx export belongs at docs/notes/Slides/Mina_Meeting_Slides_2026-10-22.pptx.</w:t>
-      </w:r>
-    </w:p>
-    <w:p>
-      <w:pPr>
-        <w:spacing w:after="160"/>
-      </w:pPr>
-      <w:proofErr w:type="spellStart"/>
-      <w:proofErr w:type="spellEnd"/>
-      <w:proofErr w:type="spellStart"/>
-      <w:proofErr w:type="spellEnd"/>
-      <w:proofErr w:type="spellStart"/>
-      <w:proofErr w:type="spellEnd"/>
-      <w:proofErr w:type="spellStart"/>
-      <w:proofErr w:type="spellEnd"/>
-      <w:proofErr w:type="spellStart"/>
-      <w:proofErr w:type="spellEnd"/>
-      <w:proofErr w:type="spellStart"/>
-      <w:proofErr w:type="spellEnd"/>
-      <w:proofErr w:type="spellStart"/>
-      <w:proofErr w:type="spellEnd"/>
-      <w:r>
-        <w:rPr/>
-        <w:t xml:space="preserve">Asks from the October 9 and 10 emails, to carry into the meeting: both of us read recent papers and add them to the Overleaf related-work section with their tasks and datasets in the experiments (done for the eight raised so far: Section 6.6 here, Section 2 in the Overleaf); Chase reviews and polishes the draft and converts tables into figures; and both of us think about the distillation direction and come with a view (Section 12.10, proposed answer).</w:t>
-      </w:r>
-    </w:p>
-    <w:p>
-      <w:pPr>
-        <w:spacing w:after="160"/>
-      </w:pPr>
-      <w:proofErr w:type="spellStart"/>
-      <w:proofErr w:type="spellEnd"/>
-      <w:proofErr w:type="spellStart"/>
-      <w:proofErr w:type="spellEnd"/>
-      <w:proofErr w:type="spellStart"/>
-      <w:proofErr w:type="spellEnd"/>
-      <w:proofErr w:type="spellStart"/>
-      <w:proofErr w:type="spellEnd"/>
-      <w:proofErr w:type="spellStart"/>
-      <w:proofErr w:type="spellEnd"/>
-      <w:proofErr w:type="spellStart"/>
-      <w:proofErr w:type="spellEnd"/>
-      <w:proofErr w:type="spellStart"/>
-      <w:proofErr w:type="spellEnd"/>
-      <w:r>
-        <w:rPr/>
-        <w:t xml:space="preserve">What to present:</w:t>
+        <w:t>13. The October 22 Review: Questions, Answers, and Follow-Ups</w:t>
+      </w:r>
+    </w:p>
+    <w:p>
+      <w:pPr/>
+      <w:r>
+        <w:t>The October 22 meeting with Mina Basirat reviewed the Stage 4 round 1 results of Section 14. The slides carried the numbers but not enough of the reasoning, so this section records what she asked, slide by slide, with the answers worked out afterward, and the follow-ups adopted into the plan. The full slide-by-slide guide is docs/notes/Slides/Mina_Progress_Slides_2026-10-22_Guide.md, and the same text is in the speaker notes of docs/notes/Slides/Mina_Progress_Slides_2026-10-22.pptx. Both Overleaf versions carry the same answers in their section "The October 22 review".</w:t>
+      </w:r>
+    </w:p>
+    <w:p>
+      <w:pPr/>
+      <w:r>
+        <w:t>Questions and answers:</w:t>
       </w:r>
     </w:p>
     <w:p>
       <w:pPr>
         <w:pStyle w:val="ListParagraph"/>
-        <w:spacing w:after="80"/>
-      </w:pPr>
-      <w:proofErr w:type="spellStart"/>
-      <w:proofErr w:type="spellEnd"/>
-      <w:proofErr w:type="spellStart"/>
-      <w:proofErr w:type="spellEnd"/>
-      <w:proofErr w:type="spellStart"/>
-      <w:proofErr w:type="spellEnd"/>
-      <w:proofErr w:type="spellStart"/>
-      <w:proofErr w:type="spellEnd"/>
+      </w:pPr>
       <w:r>
         <w:rPr>
           <w:b/>
         </w:rPr>
-        <w:t xml:space="preserve">• Four findings, one slide each: </w:t>
-      </w:r>
-      <w:r>
-        <w:rPr/>
-        <w:t xml:space="preserve">where the stability signal is (protein and codon-level encoders; translation erases GC3); most cross-encoder agreement is composition, and which pairs survive the control; alignment does not predict where combining helps, on either dataset; on distinct inputs the DNA window adds signal with no retrievable correspondence, and four length features match all twelve encoders.</w:t>
+        <w:t xml:space="preserve">• What is the gated head, how does it work, and is it related to MIL attention? </w:t>
+      </w:r>
+      <w:r>
+        <w:t>It is the attention-based multiple instance learning pooling of Ilse, Tomczak and Welling (2018), with the three modalities as the three instances of one bag. Each modality's projected stream is averaged over its codons into one summary; a gate, tanh(V h) times sigmoid(U h), scores each summary; a softmax over the three scores gives three weights that add to one; the fused stream is the weighted sum of the three streams, codon by codon. The whole decision is three numbers per sequence. The entropy term adds lambda times the negative entropy of the weights to the loss and pushes them toward one-sided values; validation chose lambda 0.01 on every benchmark. The paper reads the weights as how much each modality is used; here they record which modality the head kept.</w:t>
       </w:r>
     </w:p>
     <w:p>
       <w:pPr>
         <w:pStyle w:val="ListParagraph"/>
-        <w:spacing w:after="80"/>
-      </w:pPr>
-      <w:proofErr w:type="spellStart"/>
-      <w:proofErr w:type="spellEnd"/>
-      <w:proofErr w:type="spellStart"/>
-      <w:proofErr w:type="spellEnd"/>
-      <w:proofErr w:type="spellStart"/>
-      <w:proofErr w:type="spellEnd"/>
-      <w:proofErr w:type="spellStart"/>
-      <w:proofErr w:type="spellEnd"/>
+      </w:pPr>
       <w:r>
         <w:rPr>
           <w:b/>
         </w:rPr>
-        <w:t xml:space="preserve">• What alignment means in biology: </w:t>
+        <w:t xml:space="preserve">• On E. coli, why is the RNA weight 0? </w:t>
+      </w:r>
+      <w:r>
+        <w:t>Three things combine. Softmax plus the entropy penalty is winner-take-all: once one modality pulls ahead early in training the others get almost no gradient and cannot recover. The RNA-FM stream carries the least usable codon information of the three for an expression task (smallest gain above the codon-frequency controls in the mRFP control) and on E. coli it is redundant with the DNA stream, which is the same letters read as 6-mers. And the gate decides from a mean over all codons, which erases the positional detail that makes a stream useful. The clearest demonstration is Phase B: with mRNA-FM in the RNA slot on E. coli, mRNA-FM alone is the best single encoder at 58.7%, and the gated head still gives RNA a weight of 0.0007 and scores 53.1%, five points below the encoder it threw away.</w:t>
+      </w:r>
+    </w:p>
+    <w:p>
+      <w:pPr>
+        <w:pStyle w:val="ListParagraph"/>
+      </w:pPr>
+      <w:r>
+        <w:rPr>
+          <w:b/>
+        </w:rPr>
+        <w:t xml:space="preserve">• How does the gated head help with fusion or concatenation? </w:t>
+      </w:r>
+      <w:r>
+        <w:t>It does not add information; it reweights. With weights near one-hot it behaves like a single encoder plus a projection, and its score tracks whichever modality it kept: on CoV-Vac it scores like DNA alone (0.783 against 0.779) while RNA-FM alone is 0.838. Concatenation keeps all three streams at every codon and lets the TextCNN pick features from any of them, so where the modalities are complementary (E. coli, Phase A) concatenation wins by seven points and the gated head by three. Cross-attention lets every position of every modality read every other, and is the only head that never loses to the best single encoder in Phase A. Measured order: cross-attention above concatenation above gated, the reverse of the paper.</w:t>
+      </w:r>
+    </w:p>
+    <w:p>
+      <w:pPr>
+        <w:pStyle w:val="ListParagraph"/>
+      </w:pPr>
+      <w:r>
+        <w:rPr>
+          <w:b/>
+        </w:rPr>
+        <w:t xml:space="preserve">• Did BioLangFusion report 1,000 rows or 3,000 rows on stability? </w:t>
+      </w:r>
+      <w:r>
+        <w:t>The 3,000. The paper reports stability on the full published test split, 3,579 rows after its 999-nucleotide filter, of which 2,444 repeat a training sequence; our full-split numbers match the paper within 0.01 for every single encoder. The 1,135 unseen-sequence rows are our construction, and the paper never scores them.</w:t>
+      </w:r>
+    </w:p>
+    <w:p>
+      <w:pPr>
+        <w:pStyle w:val="ListParagraph"/>
+      </w:pPr>
+      <w:r>
+        <w:rPr>
+          <w:b/>
+        </w:rPr>
+        <w:t xml:space="preserve">• Interpret why these work better; for example, train a foundation model on task-specific data? </w:t>
+      </w:r>
+      <w:r>
+        <w:t>On every benchmark where the three encoders read the same coding sequence, the strongest single encoder is the one whose pretraining data is closest to the task's biology: RNA-FM (non-coding RNA, structure) wins CoV-Vac, a folding-driven degradation task on RNA fragments; mRNA-FM and CaLM (coding sequences, codon tokens) win E. coli, a codon-usage-driven expression task; Nucleotide Transformer (many genomes) wins fungal expression. Fusion adds something only when the second input is a different molecule or region (the genomic window on GTEx, the untranslated regions on half-life and translation efficiency). So: match the encoder's pretraining domain to the task first, then ask whether to fuse.</w:t>
+      </w:r>
+    </w:p>
+    <w:p>
+      <w:pPr>
+        <w:pStyle w:val="ListParagraph"/>
+      </w:pPr>
+      <w:r>
+        <w:rPr>
+          <w:b/>
+        </w:rPr>
+        <w:t xml:space="preserve">• mRNA-FM performs best; build fusion around it and try other mRNA encoders? </w:t>
+      </w:r>
+      <w:r>
+        <w:t>Yes. Phase B put mRNA-FM in the RNA slot first because the mRFP control predicted it. Adopted: mRNA-FM as the anchor (DNA with mRNA-FM, mRNA-FM with protein) and mRNA-FM beside the other codon-level RNA encoders (CaLM, RiNALMo), on the coding-sequence benchmarks, as a Phase B extension under Gantt 24.</w:t>
+      </w:r>
+    </w:p>
+    <w:p>
+      <w:pPr>
+        <w:pStyle w:val="ListParagraph"/>
+      </w:pPr>
+      <w:r>
+        <w:rPr>
+          <w:b/>
+        </w:rPr>
+        <w:t xml:space="preserve">• Does fusion replace RNA-FM, and would cross-attention be better? </w:t>
+      </w:r>
+      <w:r>
+        <w:t>That is exactly Phase B's comparison, each head with the swapped encoder against the swapped encoder alone. On E. coli a good RNA encoder makes the single encoder as good as the fusion was, and fusion on top adds +0.3, unresolved: a good encoder replaces the fusion, not the other way around. With the swapped encoders cross-attention is never better than the encoder alone (a tie on CoV-Vac and on E. coli with mRNA-FM; resolved worse on E. coli with CaLM). The project's own cross-attention design (Gantt 25, January) is scored against these same baselines.</w:t>
+      </w:r>
+    </w:p>
+    <w:p>
+      <w:pPr>
+        <w:pStyle w:val="ListParagraph"/>
+      </w:pPr>
+      <w:r>
+        <w:rPr>
+          <w:b/>
+        </w:rPr>
+        <w:t xml:space="preserve">• What does "BLF three fused" mean in the LucaOne table? </w:t>
+      </w:r>
+      <w:r>
+        <w:t>The pooled vectors of NT v2 100M (512 wide), RNA-FM (640) and ESM-2 8M (320) concatenated into one 1,472-wide vector, read by the same ridge probe as every other row: the probe-level counterpart of concatenation fusion, not the trained TextCNN head, and the two are not interchangeable.</w:t>
+      </w:r>
+    </w:p>
+    <w:p>
+      <w:pPr>
+        <w:pStyle w:val="ListParagraph"/>
+      </w:pPr>
+      <w:r>
+        <w:rPr>
+          <w:b/>
+        </w:rPr>
+        <w:t xml:space="preserve">• Do LucaOne on the other datasets? </w:t>
+      </w:r>
+      <w:r>
+        <w:t>Yes, on three: E. coli, CoV-Vac and fungal all fit LucaOne's 1,280-token context after the 999-nucleotide rule, so the same matched-probe comparison runs on each (Gantt 41). GTEx does not fit (the 6,000-nucleotide DNA window; only 40% of transcripts).</w:t>
+      </w:r>
+    </w:p>
+    <w:p>
+      <w:pPr/>
+      <w:r>
+        <w:t>Follow-ups adopted from the meeting, as additions to the plan and without displacing anything:</w:t>
+      </w:r>
+    </w:p>
+    <w:p>
+      <w:pPr>
+        <w:pStyle w:val="ListParagraph"/>
+      </w:pPr>
+      <w:r>
+        <w:t>• An interpretation layer on every result: why the experiment was run, how exactly, and why it came out the way it did, in the deck's speaker notes, the slide guide, both Overleaf versions, and Section 14 here.</w:t>
+      </w:r>
+    </w:p>
+    <w:p>
+      <w:pPr>
+        <w:pStyle w:val="ListParagraph"/>
+      </w:pPr>
+      <w:r>
+        <w:t>• Phase B extension (Gantt 24): fusion built around mRNA-FM (DNA with mRNA-FM, mRNA-FM with protein) and the other codon-level RNA encoders, with cross-attention reported beside every swap.</w:t>
+      </w:r>
+    </w:p>
+    <w:p>
+      <w:pPr>
+        <w:pStyle w:val="ListParagraph"/>
+      </w:pPr>
+      <w:r>
+        <w:t>• LucaOne (Gantt 41): the same matched-probe comparison on E. coli, CoV-Vac and fungal.</w:t>
+      </w:r>
+    </w:p>
+    <w:p>
+      <w:pPr>
+        <w:pStyle w:val="ListParagraph"/>
+      </w:pPr>
+      <w:r>
+        <w:t>• Every swap reports cross-attention beside the encoder alone, so "would cross-attention do better" is answered per task.</w:t>
+      </w:r>
+    </w:p>
+    <w:p>
+      <w:pPr/>
+      <w:r>
+        <w:t>Still with the advisor:</w:t>
+      </w:r>
+    </w:p>
+    <w:p>
+      <w:pPr>
+        <w:pStyle w:val="ListParagraph"/>
+      </w:pPr>
+      <w:r>
+        <w:t>• Ab1, the fifth BioLangFusion benchmark (Yazdani-Jahromi et al. 2024, UCF), is not public; can it be obtained?</w:t>
+      </w:r>
+    </w:p>
+    <w:p>
+      <w:pPr>
+        <w:pStyle w:val="ListParagraph"/>
+      </w:pPr>
+      <w:r>
+        <w:t>• Seeds plus a paired bootstrap as the reporting standard for everything that follows; the swaps are one seed so far.</w:t>
+      </w:r>
+    </w:p>
+    <w:p>
+      <w:pPr>
+        <w:pStyle w:val="ListParagraph"/>
+      </w:pPr>
+      <w:r>
+        <w:t>• GPU access beyond one laptop and one desktop: Coupled Mamba's kernels need CUDA.</w:t>
+      </w:r>
+    </w:p>
+    <w:p>
+      <w:pPr>
+        <w:pStyle w:val="ListParagraph"/>
+      </w:pPr>
+      <w:r>
+        <w:t>• Distillation teachers: which two DNA encoders and which RNA encoder join the twelve.</w:t>
+      </w:r>
+    </w:p>
+    <w:p>
+      <w:pPr>
+        <w:pStyle w:val="ListParagraph"/>
+      </w:pPr>
+      <w:r>
+        <w:t>• GTEx length baseline policy: require the four-feature length baseline in every GTEx evaluation, or condition on length.</w:t>
+      </w:r>
+    </w:p>
+    <w:p>
+      <w:pPr>
+        <w:pStyle w:val="ListParagraph"/>
+      </w:pPr>
+      <w:r>
+        <w:t>• Whether to rerun the half-life and translation-efficiency probes retaining per-split predictions, so the gains get paired intervals.</w:t>
+      </w:r>
+    </w:p>
+    <w:p>
+      <w:pPr>
+        <w:pStyle w:val="Heading1"/>
+      </w:pPr>
+      <w:r>
+        <w:t>14. Stage 4 Round 1 Results: What Each Experiment Shows, How It Was Done, and Why It Came Out That Way</w:t>
+      </w:r>
+    </w:p>
+    <w:p>
+      <w:pPr/>
+      <w:r>
+        <w:t>Every number here is read from the result files under Code/stage4/results/ and Code/stage3/results/ and from docs/run-records.md. The sections follow the research plan's order. Each one gives what was measured, why that experiment was run, how it was run, and what the numbers mean.</w:t>
+      </w:r>
+    </w:p>
+    <w:p>
+      <w:pPr>
+        <w:pStyle w:val="Heading2"/>
+      </w:pPr>
+      <w:r>
+        <w:t>14.1 How the results were produced, and how to read them</w:t>
+      </w:r>
+    </w:p>
+    <w:p>
+      <w:pPr/>
+      <w:r>
+        <w:rPr>
+          <w:b/>
+        </w:rPr>
+        <w:t xml:space="preserve">Trained fusion models. </w:t>
+      </w:r>
+      <w:r>
+        <w:t>A frozen encoder turns each sequence into one vector per token (NT v2 one per 6-mer, RNA-FM one per nucleotide, ESM-2 one per amino acid). BioLangFusion's codon grid puts the three streams on one axis with one position per codon: the protein stream is already there, the RNA stream is averaged three to one, and the DNA stream (one token per two codons) is upsampled by two with a learned transposed convolution. A fusion head combines the three streams into one and a fixed TextCNN (convolutions over 3, 4 and 5 codons, a max over positions, one linear layer) makes the prediction; only the head is trained.</w:t>
+      </w:r>
+    </w:p>
+    <w:p>
+      <w:pPr/>
+      <w:r>
+        <w:rPr>
+          <w:b/>
+        </w:rPr>
+        <w:t xml:space="preserve">The three heads. </w:t>
+      </w:r>
+      <w:r>
+        <w:t>Concatenation glues the three vectors end to end at every codon and keeps every feature. Gated attention (the MIL head) computes one weight per modality for the whole sequence and takes the weighted sum, so it can only decide how much of each modality to keep. Cross-modal attention lays the three streams end to end along the codon axis and lets every position of every modality attend to every other. Expressiveness: gated (three numbers per sequence) &lt; concatenation (every feature, position by position) &lt; cross-attention (every feature, any position to any position). IsoFormer's aggregator is a fourth design for inputs with no shared grid: successive cross-attention between the modalities at their own lengths.</w:t>
+      </w:r>
+    </w:p>
+    <w:p>
+      <w:pPr/>
+      <w:r>
+        <w:rPr>
+          <w:b/>
+        </w:rPr>
+        <w:t xml:space="preserve">What a stream is. </w:t>
+      </w:r>
+      <w:r>
+        <w:t>The sequence of vectors one encoder produces for one input, kept in order. RNA-FM on a 300-nucleotide coding sequence gives 300 vectors of 640 numbers (one per nucleotide); ESM-2 on its 100-residue protein gives 100 vectors of 320; Nucleotide Transformer on the same DNA gives 50 vectors of 512 (one per 6-mer). The codon grid makes the three the same length, so that position 37 in each stream refers to the same codon. A pooled embedding is the opposite object: the stream averaged into one vector per sequence, with the positions discarded. The trained heads work on streams, because position is what lets them line up DNA, RNA and protein codon by codon; the probes work on pooled vectors, because a ridge regression needs one vector per example.</w:t>
+      </w:r>
+    </w:p>
+    <w:p>
+      <w:pPr/>
+      <w:r>
+        <w:drawing>
+          <wp:inline xmlns:a="http://schemas.openxmlformats.org/drawingml/2006/main" xmlns:pic="http://schemas.openxmlformats.org/drawingml/2006/picture">
+            <wp:extent cx="5760720" cy="4616025"/>
+            <wp:docPr id="1" name="Picture 1"/>
+            <wp:cNvGraphicFramePr>
+              <a:graphicFrameLocks noChangeAspect="1"/>
+            </wp:cNvGraphicFramePr>
+            <a:graphic>
+              <a:graphicData uri="http://schemas.openxmlformats.org/drawingml/2006/picture">
+                <pic:pic>
+                  <pic:nvPicPr>
+                    <pic:cNvPr id="0" name="fusion_heads.png"/>
+                    <pic:cNvPicPr/>
+                  </pic:nvPicPr>
+                  <pic:blipFill>
+                    <a:blip r:embed="rId10"/>
+                    <a:stretch>
+                      <a:fillRect/>
+                    </a:stretch>
+                  </pic:blipFill>
+                  <pic:spPr>
+                    <a:xfrm>
+                      <a:off x="0" y="0"/>
+                      <a:ext cx="5760720" cy="4616025"/>
+                    </a:xfrm>
+                    <a:prstGeom prst="rect"/>
+                  </pic:spPr>
+                </pic:pic>
+              </a:graphicData>
+            </a:graphic>
+          </wp:inline>
+        </w:drawing>
+      </w:r>
+    </w:p>
+    <w:p>
+      <w:pPr/>
+      <w:r>
+        <w:rPr>
+          <w:i/>
+          <w:sz w:val="18"/>
+        </w:rPr>
+        <w:t>The three BioLangFusion fusion heads as mechanisms (docs/notes/figures/figures_overleaf/fusion_heads.pdf). All three start from the same three streams on the codon grid and end in the same fixed TextCNN. (a) Concatenation glues the three vectors at each codon end to end and keeps every feature. (b) Gated MIL attention averages each stream into one summary, scores the three summaries, and takes a weighted sum of the full streams with one weight per modality for the whole sequence; the weights shown are the E. coli seed-0 values, under which the RNA stream is dropped. (c) Cross-modal attention lays the three streams end to end into one context and lets every position of every modality attend to every other.</w:t>
+      </w:r>
+    </w:p>
+    <w:p>
+      <w:pPr/>
+      <w:r>
+        <w:rPr>
+          <w:b/>
+        </w:rPr>
+        <w:t xml:space="preserve">Probes. </w:t>
+      </w:r>
+      <w:r>
+        <w:t>A ridge regression fit directly on pooled embeddings (one vector per sequence, the mean over tokens). It measures what a representation makes linearly accessible, not what a trained head could extract; probe results and trained-head results are never compared with each other. Used for mRFP, LucaOne, and half-life and translation efficiency.</w:t>
+      </w:r>
+    </w:p>
+    <w:p>
+      <w:pPr/>
+      <w:r>
+        <w:rPr>
+          <w:b/>
+        </w:rPr>
+        <w:t xml:space="preserve">The rule for every comparison. </w:t>
+      </w:r>
+      <w:r>
+        <w:t>Two models are compared only on the same test rows, by a paired bootstrap: the rows are resampled with replacement 2,000 to 4,000 times, both models are scored on each resample, the difference is taken each time, and the middle 95% of those differences is the interval. Interval excludes zero: resolved. Contains zero: a tie on that split. Identical sequences are resampled together and seeds are averaged inside each draw. Paired matters: two models scored on the same rows make correlated errors, so a difference of 0.022 between two heads can resolve while a difference of 0.016 between a head and a baseline cannot. Delta-fusion is the plan's measure: the fused model minus the best single encoder of the same triple, both chosen on validation.</w:t>
+      </w:r>
+    </w:p>
+    <w:p>
+      <w:pPr/>
+      <w:r>
+        <w:rPr>
+          <w:b/>
+        </w:rPr>
+        <w:t xml:space="preserve">Metrics. </w:t>
+      </w:r>
+      <w:r>
+        <w:t>Spearman on the regression benchmarks; accuracy in percent on E. coli; Pearson r on half-life and translation efficiency; held-out R-squared on mRFP. A Spearman on a few hundred test rows carries about plus or minus 0.03 of noise, and accuracy on 712 rows about plus or minus 3.7 points, so "within 0.01 of the paper" counts as reproduced.</w:t>
+      </w:r>
+    </w:p>
+    <w:p>
+      <w:pPr>
+        <w:pStyle w:val="Heading2"/>
+      </w:pPr>
+      <w:r>
+        <w:t>14.2 BioLangFusion reproduced (plan item 1, Phase A)</w:t>
+      </w:r>
+    </w:p>
+    <w:p>
+      <w:pPr/>
+      <w:r>
+        <w:rPr>
+          <w:b/>
+        </w:rPr>
+        <w:t xml:space="preserve">Why. </w:t>
+      </w:r>
+      <w:r>
+        <w:t>Priority 1 asks for a faithful reproduction before any encoder is swapped. There is no official code, so the paper's text, equations and appendix lists are the specification. A single-encoder run exercises everything except the fusion head (caches, splits, grid, TextCNN, training loop), so if the single encoders give the paper's numbers the plumbing is right and a head that misses is missing because of the head. Fungal expression was the build check: clean published splits, published values for all six variants, no preprocessing choice of ours in the way.</w:t>
+      </w:r>
+    </w:p>
+    <w:p>
+      <w:pPr/>
+      <w:r>
+        <w:rPr>
+          <w:b/>
+        </w:rPr>
+        <w:t xml:space="preserve">How. </w:t>
+      </w:r>
+      <w:r>
+        <w:t>Three frozen encoders (NT v2 100M, RNA-FM, ESM-2 8M), token embeddings, the codon grid, three heads, the TextCNN at 100 channels, the paper's recipe (Adam 3e-5, weight decay 1e-5, batch 32, up to 500 epochs, early stopping on validation, best epoch restored). Two contradictions in the paper were settled by measurement: sequences over 999 nucleotides are dropped, not truncated, because only dropping reproduces all four published row counts; and Equation 1's transposed convolution (kernel 2, stride 2) is used, because an impulse test shows the appendix setting (kernel 3, stride 2, padding 2) places the DNA stream two codons out of register, and retraining under Equation 1 raised exactly the two heads that combine streams position by position.</w:t>
+      </w:r>
+    </w:p>
+    <w:tbl>
+      <w:tblPr>
+        <w:tblW w:w="9360" w:type="dxa"/>
+        <w:tblBorders>
+          <w:top w:val="single" w:sz="4" w:space="0" w:color="auto"/>
+          <w:left w:val="single" w:sz="4" w:space="0" w:color="auto"/>
+          <w:bottom w:val="single" w:sz="4" w:space="0" w:color="auto"/>
+          <w:right w:val="single" w:sz="4" w:space="0" w:color="auto"/>
+          <w:insideH w:val="single" w:sz="4" w:space="0" w:color="auto"/>
+          <w:insideV w:val="single" w:sz="4" w:space="0" w:color="auto"/>
+        </w:tblBorders>
+        <w:tblCellMar>
+          <w:left w:w="10" w:type="dxa"/>
+          <w:right w:w="10" w:type="dxa"/>
+        </w:tblCellMar>
+        <w:tblLook w:val="0000" w:firstRow="0" w:lastRow="0" w:firstColumn="0" w:lastColumn="0" w:noHBand="0" w:noVBand="0"/>
+      </w:tblPr>
+      <w:tblGrid>
+        <w:gridCol w:w="1872"/>
+        <w:gridCol w:w="1872"/>
+        <w:gridCol w:w="1872"/>
+        <w:gridCol w:w="1872"/>
+        <w:gridCol w:w="1872"/>
+      </w:tblGrid>
+      <w:tr>
+        <w:tc>
+          <w:tcPr>
+            <w:tcW w:type="dxa" w:w="1872"/>
+          </w:tcPr>
+          <w:p>
+            <w:r/>
+            <w:r>
+              <w:rPr>
+                <w:b/>
+                <w:sz w:val="20"/>
+              </w:rPr>
+              <w:t>Model</w:t>
+            </w:r>
+          </w:p>
+        </w:tc>
+        <w:tc>
+          <w:tcPr>
+            <w:tcW w:type="dxa" w:w="1872"/>
+          </w:tcPr>
+          <w:p>
+            <w:r/>
+            <w:r>
+              <w:rPr>
+                <w:b/>
+                <w:sz w:val="20"/>
+              </w:rPr>
+              <w:t>Fungal</w:t>
+            </w:r>
+          </w:p>
+        </w:tc>
+        <w:tc>
+          <w:tcPr>
+            <w:tcW w:type="dxa" w:w="1872"/>
+          </w:tcPr>
+          <w:p>
+            <w:r/>
+            <w:r>
+              <w:rPr>
+                <w:b/>
+                <w:sz w:val="20"/>
+              </w:rPr>
+              <w:t>CoV-Vac</w:t>
+            </w:r>
+          </w:p>
+        </w:tc>
+        <w:tc>
+          <w:tcPr>
+            <w:tcW w:type="dxa" w:w="1872"/>
+          </w:tcPr>
+          <w:p>
+            <w:r/>
+            <w:r>
+              <w:rPr>
+                <w:b/>
+                <w:sz w:val="20"/>
+              </w:rPr>
+              <w:t>E. coli (acc., %)</w:t>
+            </w:r>
+          </w:p>
+        </w:tc>
+        <w:tc>
+          <w:tcPr>
+            <w:tcW w:type="dxa" w:w="1872"/>
+          </w:tcPr>
+          <w:p>
+            <w:r/>
+            <w:r>
+              <w:rPr>
+                <w:b/>
+                <w:sz w:val="20"/>
+              </w:rPr>
+              <w:t>Stability</w:t>
+            </w:r>
+          </w:p>
+        </w:tc>
+      </w:tr>
+      <w:tr>
+        <w:tc>
+          <w:tcPr>
+            <w:tcW w:type="dxa" w:w="1872"/>
+          </w:tcPr>
+          <w:p>
+            <w:r/>
+            <w:r>
+              <w:rPr>
+                <w:b w:val="0"/>
+                <w:sz w:val="20"/>
+              </w:rPr>
+              <w:t>Nucleotide Transformer alone</w:t>
+            </w:r>
+          </w:p>
+        </w:tc>
+        <w:tc>
+          <w:tcPr>
+            <w:tcW w:type="dxa" w:w="1872"/>
+          </w:tcPr>
+          <w:p>
+            <w:r/>
+            <w:r>
+              <w:rPr>
+                <w:b w:val="0"/>
+                <w:sz w:val="20"/>
+              </w:rPr>
+              <w:t>0.807 (0.804)</w:t>
+            </w:r>
+          </w:p>
+        </w:tc>
+        <w:tc>
+          <w:tcPr>
+            <w:tcW w:type="dxa" w:w="1872"/>
+          </w:tcPr>
+          <w:p>
+            <w:r/>
+            <w:r>
+              <w:rPr>
+                <w:b w:val="0"/>
+                <w:sz w:val="20"/>
+              </w:rPr>
+              <w:t>0.779 (0.780)</w:t>
+            </w:r>
+          </w:p>
+        </w:tc>
+        <w:tc>
+          <w:tcPr>
+            <w:tcW w:type="dxa" w:w="1872"/>
+          </w:tcPr>
+          <w:p>
+            <w:r/>
+            <w:r>
+              <w:rPr>
+                <w:b w:val="0"/>
+                <w:sz w:val="20"/>
+              </w:rPr>
+              <w:t>47.8 (41.3)</w:t>
+            </w:r>
+          </w:p>
+        </w:tc>
+        <w:tc>
+          <w:tcPr>
+            <w:tcW w:type="dxa" w:w="1872"/>
+          </w:tcPr>
+          <w:p>
+            <w:r/>
+            <w:r>
+              <w:rPr>
+                <w:b w:val="0"/>
+                <w:sz w:val="20"/>
+              </w:rPr>
+              <w:t>0.539 (0.530)</w:t>
+            </w:r>
+          </w:p>
+        </w:tc>
+      </w:tr>
+      <w:tr>
+        <w:tc>
+          <w:tcPr>
+            <w:tcW w:type="dxa" w:w="1872"/>
+          </w:tcPr>
+          <w:p>
+            <w:r/>
+            <w:r>
+              <w:rPr>
+                <w:b w:val="0"/>
+                <w:sz w:val="20"/>
+              </w:rPr>
+              <w:t>RNA-FM alone</w:t>
+            </w:r>
+          </w:p>
+        </w:tc>
+        <w:tc>
+          <w:tcPr>
+            <w:tcW w:type="dxa" w:w="1872"/>
+          </w:tcPr>
+          <w:p>
+            <w:r/>
+            <w:r>
+              <w:rPr>
+                <w:b w:val="0"/>
+                <w:sz w:val="20"/>
+              </w:rPr>
+              <w:t>0.722 (0.767)</w:t>
+            </w:r>
+          </w:p>
+        </w:tc>
+        <w:tc>
+          <w:tcPr>
+            <w:tcW w:type="dxa" w:w="1872"/>
+          </w:tcPr>
+          <w:p>
+            <w:r/>
+            <w:r>
+              <w:rPr>
+                <w:b w:val="0"/>
+                <w:sz w:val="20"/>
+              </w:rPr>
+              <w:t>0.838 (0.841)</w:t>
+            </w:r>
+          </w:p>
+        </w:tc>
+        <w:tc>
+          <w:tcPr>
+            <w:tcW w:type="dxa" w:w="1872"/>
+          </w:tcPr>
+          <w:p>
+            <w:r/>
+            <w:r>
+              <w:rPr>
+                <w:b w:val="0"/>
+                <w:sz w:val="20"/>
+              </w:rPr>
+              <w:t>50.7 (52.9)</w:t>
+            </w:r>
+          </w:p>
+        </w:tc>
+        <w:tc>
+          <w:tcPr>
+            <w:tcW w:type="dxa" w:w="1872"/>
+          </w:tcPr>
+          <w:p>
+            <w:r/>
+            <w:r>
+              <w:rPr>
+                <w:b w:val="0"/>
+                <w:sz w:val="20"/>
+              </w:rPr>
+              <w:t>0.552 (0.553)</w:t>
+            </w:r>
+          </w:p>
+        </w:tc>
+      </w:tr>
+      <w:tr>
+        <w:tc>
+          <w:tcPr>
+            <w:tcW w:type="dxa" w:w="1872"/>
+          </w:tcPr>
+          <w:p>
+            <w:r/>
+            <w:r>
+              <w:rPr>
+                <w:b w:val="0"/>
+                <w:sz w:val="20"/>
+              </w:rPr>
+              <w:t>RNA-FM read on the codon grid</w:t>
+            </w:r>
+          </w:p>
+        </w:tc>
+        <w:tc>
+          <w:tcPr>
+            <w:tcW w:type="dxa" w:w="1872"/>
+          </w:tcPr>
+          <w:p>
+            <w:r/>
+            <w:r>
+              <w:rPr>
+                <w:b w:val="0"/>
+                <w:sz w:val="20"/>
+              </w:rPr>
+              <w:t>0.794</w:t>
+            </w:r>
+          </w:p>
+        </w:tc>
+        <w:tc>
+          <w:tcPr>
+            <w:tcW w:type="dxa" w:w="1872"/>
+          </w:tcPr>
+          <w:p>
+            <w:r/>
+            <w:r>
+              <w:rPr>
+                <w:b w:val="0"/>
+                <w:sz w:val="20"/>
+              </w:rPr>
+              <w:t>0.823</w:t>
+            </w:r>
+          </w:p>
+        </w:tc>
+        <w:tc>
+          <w:tcPr>
+            <w:tcW w:type="dxa" w:w="1872"/>
+          </w:tcPr>
+          <w:p>
+            <w:r/>
+            <w:r>
+              <w:rPr>
+                <w:b w:val="0"/>
+                <w:sz w:val="20"/>
+              </w:rPr>
+              <w:t>49.3</w:t>
+            </w:r>
+          </w:p>
+        </w:tc>
+        <w:tc>
+          <w:tcPr>
+            <w:tcW w:type="dxa" w:w="1872"/>
+          </w:tcPr>
+          <w:p>
+            <w:r/>
+            <w:r>
+              <w:rPr>
+                <w:b w:val="0"/>
+                <w:sz w:val="20"/>
+              </w:rPr>
+              <w:t>0.547</w:t>
+            </w:r>
+          </w:p>
+        </w:tc>
+      </w:tr>
+      <w:tr>
+        <w:tc>
+          <w:tcPr>
+            <w:tcW w:type="dxa" w:w="1872"/>
+          </w:tcPr>
+          <w:p>
+            <w:r/>
+            <w:r>
+              <w:rPr>
+                <w:b w:val="0"/>
+                <w:sz w:val="20"/>
+              </w:rPr>
+              <w:t>ESM-2 8M alone</w:t>
+            </w:r>
+          </w:p>
+        </w:tc>
+        <w:tc>
+          <w:tcPr>
+            <w:tcW w:type="dxa" w:w="1872"/>
+          </w:tcPr>
+          <w:p>
+            <w:r/>
+            <w:r>
+              <w:rPr>
+                <w:b w:val="0"/>
+                <w:sz w:val="20"/>
+              </w:rPr>
+              <w:t>0.706 (0.695)</w:t>
+            </w:r>
+          </w:p>
+        </w:tc>
+        <w:tc>
+          <w:tcPr>
+            <w:tcW w:type="dxa" w:w="1872"/>
+          </w:tcPr>
+          <w:p>
+            <w:r/>
+            <w:r>
+              <w:rPr>
+                <w:b w:val="0"/>
+                <w:sz w:val="20"/>
+              </w:rPr>
+              <w:t>0.815 (0.806)</w:t>
+            </w:r>
+          </w:p>
+        </w:tc>
+        <w:tc>
+          <w:tcPr>
+            <w:tcW w:type="dxa" w:w="1872"/>
+          </w:tcPr>
+          <w:p>
+            <w:r/>
+            <w:r>
+              <w:rPr>
+                <w:b w:val="0"/>
+                <w:sz w:val="20"/>
+              </w:rPr>
+              <w:t>51.7 (49.0)</w:t>
+            </w:r>
+          </w:p>
+        </w:tc>
+        <w:tc>
+          <w:tcPr>
+            <w:tcW w:type="dxa" w:w="1872"/>
+          </w:tcPr>
+          <w:p>
+            <w:r/>
+            <w:r>
+              <w:rPr>
+                <w:b w:val="0"/>
+                <w:sz w:val="20"/>
+              </w:rPr>
+              <w:t>0.531 (0.539)</w:t>
+            </w:r>
+          </w:p>
+        </w:tc>
+      </w:tr>
+      <w:tr>
+        <w:tc>
+          <w:tcPr>
+            <w:tcW w:type="dxa" w:w="1872"/>
+          </w:tcPr>
+          <w:p>
+            <w:r/>
+            <w:r>
+              <w:rPr>
+                <w:b w:val="0"/>
+                <w:sz w:val="20"/>
+              </w:rPr>
+              <w:t>Concatenation</w:t>
+            </w:r>
+          </w:p>
+        </w:tc>
+        <w:tc>
+          <w:tcPr>
+            <w:tcW w:type="dxa" w:w="1872"/>
+          </w:tcPr>
+          <w:p>
+            <w:r/>
+            <w:r>
+              <w:rPr>
+                <w:b w:val="0"/>
+                <w:sz w:val="20"/>
+              </w:rPr>
+              <w:t>0.791 (0.805)</w:t>
+            </w:r>
+          </w:p>
+        </w:tc>
+        <w:tc>
+          <w:tcPr>
+            <w:tcW w:type="dxa" w:w="1872"/>
+          </w:tcPr>
+          <w:p>
+            <w:r/>
+            <w:r>
+              <w:rPr>
+                <w:b w:val="0"/>
+                <w:sz w:val="20"/>
+              </w:rPr>
+              <w:t>0.799 (0.831)</w:t>
+            </w:r>
+          </w:p>
+        </w:tc>
+        <w:tc>
+          <w:tcPr>
+            <w:tcW w:type="dxa" w:w="1872"/>
+          </w:tcPr>
+          <w:p>
+            <w:r/>
+            <w:r>
+              <w:rPr>
+                <w:b w:val="0"/>
+                <w:sz w:val="20"/>
+              </w:rPr>
+              <w:t>58.7 (50.3)</w:t>
+            </w:r>
+          </w:p>
+        </w:tc>
+        <w:tc>
+          <w:tcPr>
+            <w:tcW w:type="dxa" w:w="1872"/>
+          </w:tcPr>
+          <w:p>
+            <w:r/>
+            <w:r>
+              <w:rPr>
+                <w:b w:val="0"/>
+                <w:sz w:val="20"/>
+              </w:rPr>
+              <w:t>0.558 (0.539)</w:t>
+            </w:r>
+          </w:p>
+        </w:tc>
+      </w:tr>
+      <w:tr>
+        <w:tc>
+          <w:tcPr>
+            <w:tcW w:type="dxa" w:w="1872"/>
+          </w:tcPr>
+          <w:p>
+            <w:r/>
+            <w:r>
+              <w:rPr>
+                <w:b w:val="0"/>
+                <w:sz w:val="20"/>
+              </w:rPr>
+              <w:t>Gated MIL attention</w:t>
+            </w:r>
+          </w:p>
+        </w:tc>
+        <w:tc>
+          <w:tcPr>
+            <w:tcW w:type="dxa" w:w="1872"/>
+          </w:tcPr>
+          <w:p>
+            <w:r/>
+            <w:r>
+              <w:rPr>
+                <w:b w:val="0"/>
+                <w:sz w:val="20"/>
+              </w:rPr>
+              <w:t>0.801 (0.824)</w:t>
+            </w:r>
+          </w:p>
+        </w:tc>
+        <w:tc>
+          <w:tcPr>
+            <w:tcW w:type="dxa" w:w="1872"/>
+          </w:tcPr>
+          <w:p>
+            <w:r/>
+            <w:r>
+              <w:rPr>
+                <w:b w:val="0"/>
+                <w:sz w:val="20"/>
+              </w:rPr>
+              <w:t>0.783 (0.864)</w:t>
+            </w:r>
+          </w:p>
+        </w:tc>
+        <w:tc>
+          <w:tcPr>
+            <w:tcW w:type="dxa" w:w="1872"/>
+          </w:tcPr>
+          <w:p>
+            <w:r/>
+            <w:r>
+              <w:rPr>
+                <w:b w:val="0"/>
+                <w:sz w:val="20"/>
+              </w:rPr>
+              <w:t>54.5 (52.1)</w:t>
+            </w:r>
+          </w:p>
+        </w:tc>
+        <w:tc>
+          <w:tcPr>
+            <w:tcW w:type="dxa" w:w="1872"/>
+          </w:tcPr>
+          <w:p>
+            <w:r/>
+            <w:r>
+              <w:rPr>
+                <w:b w:val="0"/>
+                <w:sz w:val="20"/>
+              </w:rPr>
+              <w:t>0.551 (0.563)</w:t>
+            </w:r>
+          </w:p>
+        </w:tc>
+      </w:tr>
+      <w:tr>
+        <w:tc>
+          <w:tcPr>
+            <w:tcW w:type="dxa" w:w="1872"/>
+          </w:tcPr>
+          <w:p>
+            <w:r/>
+            <w:r>
+              <w:rPr>
+                <w:b w:val="0"/>
+                <w:sz w:val="20"/>
+              </w:rPr>
+              <w:t>Gated MIL without entropy</w:t>
+            </w:r>
+          </w:p>
+        </w:tc>
+        <w:tc>
+          <w:tcPr>
+            <w:tcW w:type="dxa" w:w="1872"/>
+          </w:tcPr>
+          <w:p>
+            <w:r/>
+            <w:r>
+              <w:rPr>
+                <w:b w:val="0"/>
+                <w:sz w:val="20"/>
+              </w:rPr>
+              <w:t>0.802 (0.826)</w:t>
+            </w:r>
+          </w:p>
+        </w:tc>
+        <w:tc>
+          <w:tcPr>
+            <w:tcW w:type="dxa" w:w="1872"/>
+          </w:tcPr>
+          <w:p>
+            <w:r/>
+            <w:r>
+              <w:rPr>
+                <w:b w:val="0"/>
+                <w:sz w:val="20"/>
+              </w:rPr>
+              <w:t>0.792 (0.854)</w:t>
+            </w:r>
+          </w:p>
+        </w:tc>
+        <w:tc>
+          <w:tcPr>
+            <w:tcW w:type="dxa" w:w="1872"/>
+          </w:tcPr>
+          <w:p>
+            <w:r/>
+            <w:r>
+              <w:rPr>
+                <w:b w:val="0"/>
+                <w:sz w:val="20"/>
+              </w:rPr>
+              <w:t>55.8 (52.0)</w:t>
+            </w:r>
+          </w:p>
+        </w:tc>
+        <w:tc>
+          <w:tcPr>
+            <w:tcW w:type="dxa" w:w="1872"/>
+          </w:tcPr>
+          <w:p>
+            <w:r/>
+            <w:r>
+              <w:rPr>
+                <w:b w:val="0"/>
+                <w:sz w:val="20"/>
+              </w:rPr>
+              <w:t>0.558 (0.556)</w:t>
+            </w:r>
+          </w:p>
+        </w:tc>
+      </w:tr>
+      <w:tr>
+        <w:tc>
+          <w:tcPr>
+            <w:tcW w:type="dxa" w:w="1872"/>
+          </w:tcPr>
+          <w:p>
+            <w:r/>
+            <w:r>
+              <w:rPr>
+                <w:b w:val="0"/>
+                <w:sz w:val="20"/>
+              </w:rPr>
+              <w:t>Cross-attention</w:t>
+            </w:r>
+          </w:p>
+        </w:tc>
+        <w:tc>
+          <w:tcPr>
+            <w:tcW w:type="dxa" w:w="1872"/>
+          </w:tcPr>
+          <w:p>
+            <w:r/>
+            <w:r>
+              <w:rPr>
+                <w:b w:val="0"/>
+                <w:sz w:val="20"/>
+              </w:rPr>
+              <w:t>0.823 (0.812)</w:t>
+            </w:r>
+          </w:p>
+        </w:tc>
+        <w:tc>
+          <w:tcPr>
+            <w:tcW w:type="dxa" w:w="1872"/>
+          </w:tcPr>
+          <w:p>
+            <w:r/>
+            <w:r>
+              <w:rPr>
+                <w:b w:val="0"/>
+                <w:sz w:val="20"/>
+              </w:rPr>
+              <w:t>0.836 (0.828)</w:t>
+            </w:r>
+          </w:p>
+        </w:tc>
+        <w:tc>
+          <w:tcPr>
+            <w:tcW w:type="dxa" w:w="1872"/>
+          </w:tcPr>
+          <w:p>
+            <w:r/>
+            <w:r>
+              <w:rPr>
+                <w:b w:val="0"/>
+                <w:sz w:val="20"/>
+              </w:rPr>
+              <w:t>53.5 (53.9)</w:t>
+            </w:r>
+          </w:p>
+        </w:tc>
+        <w:tc>
+          <w:tcPr>
+            <w:tcW w:type="dxa" w:w="1872"/>
+          </w:tcPr>
+          <w:p>
+            <w:r/>
+            <w:r>
+              <w:rPr>
+                <w:b w:val="0"/>
+                <w:sz w:val="20"/>
+              </w:rPr>
+              <w:t>0.553 (0.550)</w:t>
+            </w:r>
+          </w:p>
+        </w:tc>
+      </w:tr>
+    </w:tbl>
+    <w:p/>
+    <w:p>
+      <w:pPr/>
+      <w:r>
+        <w:rPr>
+          <w:b/>
+        </w:rPr>
+        <w:t>What the numbers mean.</w:t>
       </w:r>
       <w:r>
         <w:rPr/>
-        <w:t xml:space="preserve">the central-dogma framing (redundancy and uniqueness by construction, unique context at every level), the measurement ladder, the definition, and the fact that no published work defines or measures alignment for DNA, RNA, and protein representations.</w:t>
+        <w:t xml:space="preserve"> Ours (published), on the published test splits; means over three seeds on fungal, CoV-Vac and E. coli, stability one seed. Every single encoder matches within 0.01 on CoV-Vac and stability, and NT and ESM-2 on fungal; the one single-encoder number we cannot place is RNA-FM on fungal, which is 0.722 against 0.767 read as the encoder writes it and 0.794 pooled onto the codon grid, so the published value sits between our two readings. On the other three benchmarks the paper's RNA-FM numbers track the unpooled reading (CoV-Vac 0.841 against 0.838, E. coli 52.9 against 50.7, stability 0.553 against 0.552), so a pooled baseline would explain fungal and contradict the rest; the fungal row stays an open discrepancy, and it touches no fusion comparison, because every head reads the pooled stream by construction. Cross-attention reproduces on all four benchmarks. The gated head, the paper's best head on three of five benchmarks, is the best head on none here. It is below the paper on fungal (0.801 against 0.824), far below on CoV-Vac (0.783 against 0.864) and 0.012 low on stability; on E. coli it is above the paper (54.5 against 52.1), where every difference in the table is inside the plus or minus 3.7 points of accuracy noise and so decides nothing. The two misses that count are the two benchmarks where the comparison is tightest, and CoV-Vac is the largest miss in the reproduction. Without the entropy term, the paper's own ablation, the picture is the same: fungal 0.802 against 0.826 and CoV-Vac 0.792 against 0.854 still miss, and stability matches (0.558 against 0.556).</w:t>
+      </w:r>
+    </w:p>
+    <w:tbl>
+      <w:tblPr>
+        <w:tblW w:w="9360" w:type="dxa"/>
+        <w:tblBorders>
+          <w:top w:val="single" w:sz="4" w:space="0" w:color="auto"/>
+          <w:left w:val="single" w:sz="4" w:space="0" w:color="auto"/>
+          <w:bottom w:val="single" w:sz="4" w:space="0" w:color="auto"/>
+          <w:right w:val="single" w:sz="4" w:space="0" w:color="auto"/>
+          <w:insideH w:val="single" w:sz="4" w:space="0" w:color="auto"/>
+          <w:insideV w:val="single" w:sz="4" w:space="0" w:color="auto"/>
+        </w:tblBorders>
+        <w:tblCellMar>
+          <w:left w:w="10" w:type="dxa"/>
+          <w:right w:w="10" w:type="dxa"/>
+        </w:tblCellMar>
+        <w:tblLook w:val="0000" w:firstRow="0" w:lastRow="0" w:firstColumn="0" w:lastColumn="0" w:noHBand="0" w:noVBand="0"/>
+      </w:tblPr>
+      <w:tblGrid>
+        <w:gridCol w:w="1560"/>
+        <w:gridCol w:w="1560"/>
+        <w:gridCol w:w="1560"/>
+        <w:gridCol w:w="1560"/>
+        <w:gridCol w:w="1560"/>
+        <w:gridCol w:w="1560"/>
+      </w:tblGrid>
+      <w:tr>
+        <w:tc>
+          <w:tcPr>
+            <w:tcW w:type="dxa" w:w="1560"/>
+          </w:tcPr>
+          <w:p>
+            <w:r/>
+            <w:r>
+              <w:rPr>
+                <w:b/>
+                <w:sz w:val="20"/>
+              </w:rPr>
+              <w:t>Benchmark</w:t>
+            </w:r>
+          </w:p>
+        </w:tc>
+        <w:tc>
+          <w:tcPr>
+            <w:tcW w:type="dxa" w:w="1560"/>
+          </w:tcPr>
+          <w:p>
+            <w:r/>
+            <w:r>
+              <w:rPr>
+                <w:b/>
+                <w:sz w:val="20"/>
+              </w:rPr>
+              <w:t>What the three encoders read</w:t>
+            </w:r>
+          </w:p>
+        </w:tc>
+        <w:tc>
+          <w:tcPr>
+            <w:tcW w:type="dxa" w:w="1560"/>
+          </w:tcPr>
+          <w:p>
+            <w:r/>
+            <w:r>
+              <w:rPr>
+                <w:b/>
+                <w:sz w:val="20"/>
+              </w:rPr>
+              <w:t>Best single encoder</w:t>
+            </w:r>
+          </w:p>
+        </w:tc>
+        <w:tc>
+          <w:tcPr>
+            <w:tcW w:type="dxa" w:w="1560"/>
+          </w:tcPr>
+          <w:p>
+            <w:r/>
+            <w:r>
+              <w:rPr>
+                <w:b/>
+                <w:sz w:val="20"/>
+              </w:rPr>
+              <w:t>Best fusion head</w:t>
+            </w:r>
+          </w:p>
+        </w:tc>
+        <w:tc>
+          <w:tcPr>
+            <w:tcW w:type="dxa" w:w="1560"/>
+          </w:tcPr>
+          <w:p>
+            <w:r/>
+            <w:r>
+              <w:rPr>
+                <w:b/>
+                <w:sz w:val="20"/>
+              </w:rPr>
+              <w:t>Fusion minus single, 95% interval</w:t>
+            </w:r>
+          </w:p>
+        </w:tc>
+        <w:tc>
+          <w:tcPr>
+            <w:tcW w:type="dxa" w:w="1560"/>
+          </w:tcPr>
+          <w:p>
+            <w:r/>
+            <w:r>
+              <w:rPr>
+                <w:b/>
+                <w:sz w:val="20"/>
+              </w:rPr>
+              <w:t>Verdict</w:t>
+            </w:r>
+          </w:p>
+        </w:tc>
+      </w:tr>
+      <w:tr>
+        <w:tc>
+          <w:tcPr>
+            <w:tcW w:type="dxa" w:w="1560"/>
+          </w:tcPr>
+          <w:p>
+            <w:r/>
+            <w:r>
+              <w:rPr>
+                <w:b w:val="0"/>
+                <w:sz w:val="20"/>
+              </w:rPr>
+              <w:t>Fungal expression</w:t>
+            </w:r>
+          </w:p>
+        </w:tc>
+        <w:tc>
+          <w:tcPr>
+            <w:tcW w:type="dxa" w:w="1560"/>
+          </w:tcPr>
+          <w:p>
+            <w:r/>
+            <w:r>
+              <w:rPr>
+                <w:b w:val="0"/>
+                <w:sz w:val="20"/>
+              </w:rPr>
+              <w:t>one coding sequence</w:t>
+            </w:r>
+          </w:p>
+        </w:tc>
+        <w:tc>
+          <w:tcPr>
+            <w:tcW w:type="dxa" w:w="1560"/>
+          </w:tcPr>
+          <w:p>
+            <w:r/>
+            <w:r>
+              <w:rPr>
+                <w:b w:val="0"/>
+                <w:sz w:val="20"/>
+              </w:rPr>
+              <w:t>NT, 0.807</w:t>
+            </w:r>
+          </w:p>
+        </w:tc>
+        <w:tc>
+          <w:tcPr>
+            <w:tcW w:type="dxa" w:w="1560"/>
+          </w:tcPr>
+          <w:p>
+            <w:r/>
+            <w:r>
+              <w:rPr>
+                <w:b w:val="0"/>
+                <w:sz w:val="20"/>
+              </w:rPr>
+              <w:t>cross-attention, 0.823</w:t>
+            </w:r>
+          </w:p>
+        </w:tc>
+        <w:tc>
+          <w:tcPr>
+            <w:tcW w:type="dxa" w:w="1560"/>
+          </w:tcPr>
+          <w:p>
+            <w:r/>
+            <w:r>
+              <w:rPr>
+                <w:b w:val="0"/>
+                <w:sz w:val="20"/>
+              </w:rPr>
+              <w:t>+0.016 [-0.014, +0.048]</w:t>
+            </w:r>
+          </w:p>
+        </w:tc>
+        <w:tc>
+          <w:tcPr>
+            <w:tcW w:type="dxa" w:w="1560"/>
+          </w:tcPr>
+          <w:p>
+            <w:r/>
+            <w:r>
+              <w:rPr>
+                <w:b w:val="0"/>
+                <w:sz w:val="20"/>
+              </w:rPr>
+              <w:t>tie; the paper's +0.020 is inside the interval</w:t>
+            </w:r>
+          </w:p>
+        </w:tc>
+      </w:tr>
+      <w:tr>
+        <w:tc>
+          <w:tcPr>
+            <w:tcW w:type="dxa" w:w="1560"/>
+          </w:tcPr>
+          <w:p>
+            <w:r/>
+            <w:r>
+              <w:rPr>
+                <w:b w:val="0"/>
+                <w:sz w:val="20"/>
+              </w:rPr>
+              <w:t>CoV-Vac</w:t>
+            </w:r>
+          </w:p>
+        </w:tc>
+        <w:tc>
+          <w:tcPr>
+            <w:tcW w:type="dxa" w:w="1560"/>
+          </w:tcPr>
+          <w:p>
+            <w:r/>
+            <w:r>
+              <w:rPr>
+                <w:b w:val="0"/>
+                <w:sz w:val="20"/>
+              </w:rPr>
+              <w:t>one coding sequence (81-nt fragments)</w:t>
+            </w:r>
+          </w:p>
+        </w:tc>
+        <w:tc>
+          <w:tcPr>
+            <w:tcW w:type="dxa" w:w="1560"/>
+          </w:tcPr>
+          <w:p>
+            <w:r/>
+            <w:r>
+              <w:rPr>
+                <w:b w:val="0"/>
+                <w:sz w:val="20"/>
+              </w:rPr>
+              <w:t>RNA-FM, 0.838</w:t>
+            </w:r>
+          </w:p>
+        </w:tc>
+        <w:tc>
+          <w:tcPr>
+            <w:tcW w:type="dxa" w:w="1560"/>
+          </w:tcPr>
+          <w:p>
+            <w:r/>
+            <w:r>
+              <w:rPr>
+                <w:b w:val="0"/>
+                <w:sz w:val="20"/>
+              </w:rPr>
+              <w:t>cross-attention, 0.836</w:t>
+            </w:r>
+          </w:p>
+        </w:tc>
+        <w:tc>
+          <w:tcPr>
+            <w:tcW w:type="dxa" w:w="1560"/>
+          </w:tcPr>
+          <w:p>
+            <w:r/>
+            <w:r>
+              <w:rPr>
+                <w:b w:val="0"/>
+                <w:sz w:val="20"/>
+              </w:rPr>
+              <w:t>-0.002 [-0.026, +0.020]</w:t>
+            </w:r>
+          </w:p>
+        </w:tc>
+        <w:tc>
+          <w:tcPr>
+            <w:tcW w:type="dxa" w:w="1560"/>
+          </w:tcPr>
+          <w:p>
+            <w:r/>
+            <w:r>
+              <w:rPr>
+                <w:b w:val="0"/>
+                <w:sz w:val="20"/>
+              </w:rPr>
+              <w:t>tie; concatenation and the gated head resolved worse</w:t>
+            </w:r>
+          </w:p>
+        </w:tc>
+      </w:tr>
+      <w:tr>
+        <w:tc>
+          <w:tcPr>
+            <w:tcW w:type="dxa" w:w="1560"/>
+          </w:tcPr>
+          <w:p>
+            <w:r/>
+            <w:r>
+              <w:rPr>
+                <w:b w:val="0"/>
+                <w:sz w:val="20"/>
+              </w:rPr>
+              <w:t>mRNA stability, published split</w:t>
+            </w:r>
+          </w:p>
+        </w:tc>
+        <w:tc>
+          <w:tcPr>
+            <w:tcW w:type="dxa" w:w="1560"/>
+          </w:tcPr>
+          <w:p>
+            <w:r/>
+            <w:r>
+              <w:rPr>
+                <w:b w:val="0"/>
+                <w:sz w:val="20"/>
+              </w:rPr>
+              <w:t>one coding sequence</w:t>
+            </w:r>
+          </w:p>
+        </w:tc>
+        <w:tc>
+          <w:tcPr>
+            <w:tcW w:type="dxa" w:w="1560"/>
+          </w:tcPr>
+          <w:p>
+            <w:r/>
+            <w:r>
+              <w:rPr>
+                <w:b w:val="0"/>
+                <w:sz w:val="20"/>
+              </w:rPr>
+              <w:t>RNA-FM, 0.552</w:t>
+            </w:r>
+          </w:p>
+        </w:tc>
+        <w:tc>
+          <w:tcPr>
+            <w:tcW w:type="dxa" w:w="1560"/>
+          </w:tcPr>
+          <w:p>
+            <w:r/>
+            <w:r>
+              <w:rPr>
+                <w:b w:val="0"/>
+                <w:sz w:val="20"/>
+              </w:rPr>
+              <w:t>concatenation, 0.558</w:t>
+            </w:r>
+          </w:p>
+        </w:tc>
+        <w:tc>
+          <w:tcPr>
+            <w:tcW w:type="dxa" w:w="1560"/>
+          </w:tcPr>
+          <w:p>
+            <w:r/>
+            <w:r>
+              <w:rPr>
+                <w:b w:val="0"/>
+                <w:sz w:val="20"/>
+              </w:rPr>
+              <w:t>+0.007 [-0.006, +0.019]</w:t>
+            </w:r>
+          </w:p>
+        </w:tc>
+        <w:tc>
+          <w:tcPr>
+            <w:tcW w:type="dxa" w:w="1560"/>
+          </w:tcPr>
+          <w:p>
+            <w:r/>
+            <w:r>
+              <w:rPr>
+                <w:b w:val="0"/>
+                <w:sz w:val="20"/>
+              </w:rPr>
+              <w:t>tie, on a split where 68% of test rows repeat a training sequence (14.4)</w:t>
+            </w:r>
+          </w:p>
+        </w:tc>
+      </w:tr>
+      <w:tr>
+        <w:tc>
+          <w:tcPr>
+            <w:tcW w:type="dxa" w:w="1560"/>
+          </w:tcPr>
+          <w:p>
+            <w:r/>
+            <w:r>
+              <w:rPr>
+                <w:b w:val="0"/>
+                <w:sz w:val="20"/>
+              </w:rPr>
+              <w:t>mRNA stability, unseen sequences</w:t>
+            </w:r>
+          </w:p>
+        </w:tc>
+        <w:tc>
+          <w:tcPr>
+            <w:tcW w:type="dxa" w:w="1560"/>
+          </w:tcPr>
+          <w:p>
+            <w:r/>
+            <w:r>
+              <w:rPr>
+                <w:b w:val="0"/>
+                <w:sz w:val="20"/>
+              </w:rPr>
+              <w:t>one coding sequence</w:t>
+            </w:r>
+          </w:p>
+        </w:tc>
+        <w:tc>
+          <w:tcPr>
+            <w:tcW w:type="dxa" w:w="1560"/>
+          </w:tcPr>
+          <w:p>
+            <w:r/>
+            <w:r>
+              <w:rPr>
+                <w:b w:val="0"/>
+                <w:sz w:val="20"/>
+              </w:rPr>
+              <w:t>RNA-FM, 0.319</w:t>
+            </w:r>
+          </w:p>
+        </w:tc>
+        <w:tc>
+          <w:tcPr>
+            <w:tcW w:type="dxa" w:w="1560"/>
+          </w:tcPr>
+          <w:p>
+            <w:r/>
+            <w:r>
+              <w:rPr>
+                <w:b w:val="0"/>
+                <w:sz w:val="20"/>
+              </w:rPr>
+              <w:t>concatenation, 0.359</w:t>
+            </w:r>
+          </w:p>
+        </w:tc>
+        <w:tc>
+          <w:tcPr>
+            <w:tcW w:type="dxa" w:w="1560"/>
+          </w:tcPr>
+          <w:p>
+            <w:r/>
+            <w:r>
+              <w:rPr>
+                <w:b w:val="0"/>
+                <w:sz w:val="20"/>
+              </w:rPr>
+              <w:t>+0.040 [-0.003, +0.083]</w:t>
+            </w:r>
+          </w:p>
+        </w:tc>
+        <w:tc>
+          <w:tcPr>
+            <w:tcW w:type="dxa" w:w="1560"/>
+          </w:tcPr>
+          <w:p>
+            <w:r/>
+            <w:r>
+              <w:rPr>
+                <w:b w:val="0"/>
+                <w:sz w:val="20"/>
+              </w:rPr>
+              <w:t>tie, leans fusion; one seed</w:t>
+            </w:r>
+          </w:p>
+        </w:tc>
+      </w:tr>
+      <w:tr>
+        <w:tc>
+          <w:tcPr>
+            <w:tcW w:type="dxa" w:w="1560"/>
+          </w:tcPr>
+          <w:p>
+            <w:r/>
+            <w:r>
+              <w:rPr>
+                <w:b w:val="0"/>
+                <w:sz w:val="20"/>
+              </w:rPr>
+              <w:t>E. coli, the paper's encoders</w:t>
+            </w:r>
+          </w:p>
+        </w:tc>
+        <w:tc>
+          <w:tcPr>
+            <w:tcW w:type="dxa" w:w="1560"/>
+          </w:tcPr>
+          <w:p>
+            <w:r/>
+            <w:r>
+              <w:rPr>
+                <w:b w:val="0"/>
+                <w:sz w:val="20"/>
+              </w:rPr>
+              <w:t>one coding sequence</w:t>
+            </w:r>
+          </w:p>
+        </w:tc>
+        <w:tc>
+          <w:tcPr>
+            <w:tcW w:type="dxa" w:w="1560"/>
+          </w:tcPr>
+          <w:p>
+            <w:r/>
+            <w:r>
+              <w:rPr>
+                <w:b w:val="0"/>
+                <w:sz w:val="20"/>
+              </w:rPr>
+              <w:t>ESM-2, 51.7%</w:t>
+            </w:r>
+          </w:p>
+        </w:tc>
+        <w:tc>
+          <w:tcPr>
+            <w:tcW w:type="dxa" w:w="1560"/>
+          </w:tcPr>
+          <w:p>
+            <w:r/>
+            <w:r>
+              <w:rPr>
+                <w:b w:val="0"/>
+                <w:sz w:val="20"/>
+              </w:rPr>
+              <w:t>concatenation, 58.7%</w:t>
+            </w:r>
+          </w:p>
+        </w:tc>
+        <w:tc>
+          <w:tcPr>
+            <w:tcW w:type="dxa" w:w="1560"/>
+          </w:tcPr>
+          <w:p>
+            <w:r/>
+            <w:r>
+              <w:rPr>
+                <w:b w:val="0"/>
+                <w:sz w:val="20"/>
+              </w:rPr>
+              <w:t>+6.9 [+4.2, +9.6] points</w:t>
+            </w:r>
+          </w:p>
+        </w:tc>
+        <w:tc>
+          <w:tcPr>
+            <w:tcW w:type="dxa" w:w="1560"/>
+          </w:tcPr>
+          <w:p>
+            <w:r/>
+            <w:r>
+              <w:rPr>
+                <w:b w:val="0"/>
+                <w:sz w:val="20"/>
+              </w:rPr>
+              <w:t>fusion wins, until the row below (14.7)</w:t>
+            </w:r>
+          </w:p>
+        </w:tc>
+      </w:tr>
+      <w:tr>
+        <w:tc>
+          <w:tcPr>
+            <w:tcW w:type="dxa" w:w="1560"/>
+          </w:tcPr>
+          <w:p>
+            <w:r/>
+            <w:r>
+              <w:rPr>
+                <w:b w:val="0"/>
+                <w:sz w:val="20"/>
+              </w:rPr>
+              <w:t>E. coli, mRNA-FM in the RNA slot</w:t>
+            </w:r>
+          </w:p>
+        </w:tc>
+        <w:tc>
+          <w:tcPr>
+            <w:tcW w:type="dxa" w:w="1560"/>
+          </w:tcPr>
+          <w:p>
+            <w:r/>
+            <w:r>
+              <w:rPr>
+                <w:b w:val="0"/>
+                <w:sz w:val="20"/>
+              </w:rPr>
+              <w:t>one coding sequence</w:t>
+            </w:r>
+          </w:p>
+        </w:tc>
+        <w:tc>
+          <w:tcPr>
+            <w:tcW w:type="dxa" w:w="1560"/>
+          </w:tcPr>
+          <w:p>
+            <w:r/>
+            <w:r>
+              <w:rPr>
+                <w:b w:val="0"/>
+                <w:sz w:val="20"/>
+              </w:rPr>
+              <w:t>mRNA-FM, 58.7%</w:t>
+            </w:r>
+          </w:p>
+        </w:tc>
+        <w:tc>
+          <w:tcPr>
+            <w:tcW w:type="dxa" w:w="1560"/>
+          </w:tcPr>
+          <w:p>
+            <w:r/>
+            <w:r>
+              <w:rPr>
+                <w:b w:val="0"/>
+                <w:sz w:val="20"/>
+              </w:rPr>
+              <w:t>concatenation, 59.0%</w:t>
+            </w:r>
+          </w:p>
+        </w:tc>
+        <w:tc>
+          <w:tcPr>
+            <w:tcW w:type="dxa" w:w="1560"/>
+          </w:tcPr>
+          <w:p>
+            <w:r/>
+            <w:r>
+              <w:rPr>
+                <w:b w:val="0"/>
+                <w:sz w:val="20"/>
+              </w:rPr>
+              <w:t>+0.3 [-2.9, +3.7] points</w:t>
+            </w:r>
+          </w:p>
+        </w:tc>
+        <w:tc>
+          <w:tcPr>
+            <w:tcW w:type="dxa" w:w="1560"/>
+          </w:tcPr>
+          <w:p>
+            <w:r/>
+            <w:r>
+              <w:rPr>
+                <w:b w:val="0"/>
+                <w:sz w:val="20"/>
+              </w:rPr>
+              <w:t>tie: the gain is gone once the RNA encoder suits the task</w:t>
+            </w:r>
+          </w:p>
+        </w:tc>
+      </w:tr>
+      <w:tr>
+        <w:tc>
+          <w:tcPr>
+            <w:tcW w:type="dxa" w:w="1560"/>
+          </w:tcPr>
+          <w:p>
+            <w:r/>
+            <w:r>
+              <w:rPr>
+                <w:b w:val="0"/>
+                <w:sz w:val="20"/>
+              </w:rPr>
+              <w:t>GTEx, IsoFormer's aggregator</w:t>
+            </w:r>
+          </w:p>
+        </w:tc>
+        <w:tc>
+          <w:tcPr>
+            <w:tcW w:type="dxa" w:w="1560"/>
+          </w:tcPr>
+          <w:p>
+            <w:r/>
+            <w:r>
+              <w:rPr>
+                <w:b w:val="0"/>
+                <w:sz w:val="20"/>
+              </w:rPr>
+              <w:t>three different molecules</w:t>
+            </w:r>
+          </w:p>
+        </w:tc>
+        <w:tc>
+          <w:tcPr>
+            <w:tcW w:type="dxa" w:w="1560"/>
+          </w:tcPr>
+          <w:p>
+            <w:r/>
+            <w:r>
+              <w:rPr>
+                <w:b w:val="0"/>
+                <w:sz w:val="20"/>
+              </w:rPr>
+              <w:t>RNA, 0.452</w:t>
+            </w:r>
+          </w:p>
+        </w:tc>
+        <w:tc>
+          <w:tcPr>
+            <w:tcW w:type="dxa" w:w="1560"/>
+          </w:tcPr>
+          <w:p>
+            <w:r/>
+            <w:r>
+              <w:rPr>
+                <w:b w:val="0"/>
+                <w:sz w:val="20"/>
+              </w:rPr>
+              <w:t>DNA + RNA + protein, 0.499</w:t>
+            </w:r>
+          </w:p>
+        </w:tc>
+        <w:tc>
+          <w:tcPr>
+            <w:tcW w:type="dxa" w:w="1560"/>
+          </w:tcPr>
+          <w:p>
+            <w:r/>
+            <w:r>
+              <w:rPr>
+                <w:b w:val="0"/>
+                <w:sz w:val="20"/>
+              </w:rPr>
+              <w:t>+0.047 [+0.027, +0.069]</w:t>
+            </w:r>
+          </w:p>
+        </w:tc>
+        <w:tc>
+          <w:tcPr>
+            <w:tcW w:type="dxa" w:w="1560"/>
+          </w:tcPr>
+          <w:p>
+            <w:r/>
+            <w:r>
+              <w:rPr>
+                <w:b w:val="0"/>
+                <w:sz w:val="20"/>
+              </w:rPr>
+              <w:t>fusion wins (14.6)</w:t>
+            </w:r>
+          </w:p>
+        </w:tc>
+      </w:tr>
+    </w:tbl>
+    <w:p/>
+    <w:p>
+      <w:pPr/>
+      <w:r>
+        <w:t>Figure: docs/notes/figures/figures_overleaf/fusion_vs_single.pdf draws the first seven rows, the two scores behind each comparison and the difference with its interval. The pattern: where all three encoders read one coding sequence, the encoder whose pretraining is closest to the task wins alone; fusion helps only when the second input is a different molecule or region.</w:t>
+      </w:r>
+    </w:p>
+    <w:p>
+      <w:pPr/>
+      <w:r>
+        <w:drawing>
+          <wp:inline xmlns:a="http://schemas.openxmlformats.org/drawingml/2006/main" xmlns:pic="http://schemas.openxmlformats.org/drawingml/2006/picture">
+            <wp:extent cx="5760720" cy="2021619"/>
+            <wp:docPr id="3" name="Picture 3"/>
+            <wp:cNvGraphicFramePr>
+              <a:graphicFrameLocks noChangeAspect="1"/>
+            </wp:cNvGraphicFramePr>
+            <a:graphic>
+              <a:graphicData uri="http://schemas.openxmlformats.org/drawingml/2006/picture">
+                <pic:pic>
+                  <pic:nvPicPr>
+                    <pic:cNvPr id="0" name="fusion_vs_single.png"/>
+                    <pic:cNvPicPr/>
+                  </pic:nvPicPr>
+                  <pic:blipFill>
+                    <a:blip r:embed="rId12"/>
+                    <a:stretch>
+                      <a:fillRect/>
+                    </a:stretch>
+                  </pic:blipFill>
+                  <pic:spPr>
+                    <a:xfrm>
+                      <a:off x="0" y="0"/>
+                      <a:ext cx="5760720" cy="2021619"/>
+                    </a:xfrm>
+                    <a:prstGeom prst="rect"/>
+                  </pic:spPr>
+                </pic:pic>
+              </a:graphicData>
+            </a:graphic>
+          </wp:inline>
+        </w:drawing>
+      </w:r>
+    </w:p>
+    <w:p>
+      <w:pPr/>
+      <w:r>
+        <w:rPr>
+          <w:i/>
+          <w:sz w:val="18"/>
+        </w:rPr>
+        <w:t>Does fusion beat the best single encoder? (a) The two scores behind each comparison: the best single encoder chosen on validation (open marker) and the best fusion head (filled), on the published test split; E. coli accuracy is drawn as a fraction so that it shares the axis. (b) The paired-bootstrap difference with its 95% interval; blue markers are resolved. E. coli appears twice: with the paper's encoders, and with mRNA-FM in the RNA slot, where the single encoder reaches the fusion's level and the gain disappears.</w:t>
+      </w:r>
+    </w:p>
+    <w:p>
+      <w:pPr>
+        <w:pStyle w:val="Heading2"/>
+      </w:pPr>
+      <w:r>
+        <w:t>14.3 The gated head is a modality selector</w:t>
+      </w:r>
+    </w:p>
+    <w:tbl>
+      <w:tblPr>
+        <w:tblW w:w="9360" w:type="dxa"/>
+        <w:tblBorders>
+          <w:top w:val="single" w:sz="4" w:space="0" w:color="auto"/>
+          <w:left w:val="single" w:sz="4" w:space="0" w:color="auto"/>
+          <w:bottom w:val="single" w:sz="4" w:space="0" w:color="auto"/>
+          <w:right w:val="single" w:sz="4" w:space="0" w:color="auto"/>
+          <w:insideH w:val="single" w:sz="4" w:space="0" w:color="auto"/>
+          <w:insideV w:val="single" w:sz="4" w:space="0" w:color="auto"/>
+        </w:tblBorders>
+        <w:tblCellMar>
+          <w:left w:w="10" w:type="dxa"/>
+          <w:right w:w="10" w:type="dxa"/>
+        </w:tblCellMar>
+        <w:tblLook w:val="0000" w:firstRow="0" w:lastRow="0" w:firstColumn="0" w:lastColumn="0" w:noHBand="0" w:noVBand="0"/>
+      </w:tblPr>
+      <w:tblGrid>
+        <w:gridCol w:w="1872"/>
+        <w:gridCol w:w="1872"/>
+        <w:gridCol w:w="1872"/>
+        <w:gridCol w:w="1872"/>
+        <w:gridCol w:w="1872"/>
+      </w:tblGrid>
+      <w:tr>
+        <w:tc>
+          <w:tcPr>
+            <w:tcW w:type="dxa" w:w="1872"/>
+          </w:tcPr>
+          <w:p>
+            <w:r/>
+            <w:r>
+              <w:rPr>
+                <w:b/>
+                <w:sz w:val="20"/>
+              </w:rPr>
+              <w:t>Benchmark</w:t>
+            </w:r>
+          </w:p>
+        </w:tc>
+        <w:tc>
+          <w:tcPr>
+            <w:tcW w:type="dxa" w:w="1872"/>
+          </w:tcPr>
+          <w:p>
+            <w:r/>
+            <w:r>
+              <w:rPr>
+                <w:b/>
+                <w:sz w:val="20"/>
+              </w:rPr>
+              <w:t>Entropy weight</w:t>
+            </w:r>
+          </w:p>
+        </w:tc>
+        <w:tc>
+          <w:tcPr>
+            <w:tcW w:type="dxa" w:w="1872"/>
+          </w:tcPr>
+          <w:p>
+            <w:r/>
+            <w:r>
+              <w:rPr>
+                <w:b/>
+                <w:sz w:val="20"/>
+              </w:rPr>
+              <w:t>DNA</w:t>
+            </w:r>
+          </w:p>
+        </w:tc>
+        <w:tc>
+          <w:tcPr>
+            <w:tcW w:type="dxa" w:w="1872"/>
+          </w:tcPr>
+          <w:p>
+            <w:r/>
+            <w:r>
+              <w:rPr>
+                <w:b/>
+                <w:sz w:val="20"/>
+              </w:rPr>
+              <w:t>RNA</w:t>
+            </w:r>
+          </w:p>
+        </w:tc>
+        <w:tc>
+          <w:tcPr>
+            <w:tcW w:type="dxa" w:w="1872"/>
+          </w:tcPr>
+          <w:p>
+            <w:r/>
+            <w:r>
+              <w:rPr>
+                <w:b/>
+                <w:sz w:val="20"/>
+              </w:rPr>
+              <w:t>Protein</w:t>
+            </w:r>
+          </w:p>
+        </w:tc>
+      </w:tr>
+      <w:tr>
+        <w:tc>
+          <w:tcPr>
+            <w:tcW w:type="dxa" w:w="1872"/>
+          </w:tcPr>
+          <w:p>
+            <w:r/>
+            <w:r>
+              <w:rPr>
+                <w:b w:val="0"/>
+                <w:sz w:val="20"/>
+              </w:rPr>
+              <w:t>Fungal</w:t>
+            </w:r>
+          </w:p>
+        </w:tc>
+        <w:tc>
+          <w:tcPr>
+            <w:tcW w:type="dxa" w:w="1872"/>
+          </w:tcPr>
+          <w:p>
+            <w:r/>
+            <w:r>
+              <w:rPr>
+                <w:b w:val="0"/>
+                <w:sz w:val="20"/>
+              </w:rPr>
+              <w:t>0.01</w:t>
+            </w:r>
+          </w:p>
+        </w:tc>
+        <w:tc>
+          <w:tcPr>
+            <w:tcW w:type="dxa" w:w="1872"/>
+          </w:tcPr>
+          <w:p>
+            <w:r>
+              <w:t>0.20 / 0.16 / 0.14</w:t>
+            </w:r>
+          </w:p>
+        </w:tc>
+        <w:tc>
+          <w:tcPr>
+            <w:tcW w:type="dxa" w:w="1872"/>
+          </w:tcPr>
+          <w:p>
+            <w:r>
+              <w:t>0.20 / 0.25 / 0.26</w:t>
+            </w:r>
+          </w:p>
+        </w:tc>
+        <w:tc>
+          <w:tcPr>
+            <w:tcW w:type="dxa" w:w="1872"/>
+          </w:tcPr>
+          <w:p>
+            <w:r>
+              <w:t>0.61 / 0.59 / 0.60</w:t>
+            </w:r>
+          </w:p>
+        </w:tc>
+      </w:tr>
+      <w:tr>
+        <w:tc>
+          <w:tcPr>
+            <w:tcW w:type="dxa" w:w="1872"/>
+          </w:tcPr>
+          <w:p>
+            <w:r/>
+            <w:r>
+              <w:rPr>
+                <w:b w:val="0"/>
+                <w:sz w:val="20"/>
+              </w:rPr>
+              <w:t>CoV-Vac</w:t>
+            </w:r>
+          </w:p>
+        </w:tc>
+        <w:tc>
+          <w:tcPr>
+            <w:tcW w:type="dxa" w:w="1872"/>
+          </w:tcPr>
+          <w:p>
+            <w:r/>
+            <w:r>
+              <w:rPr>
+                <w:b w:val="0"/>
+                <w:sz w:val="20"/>
+              </w:rPr>
+              <w:t>0.01</w:t>
+            </w:r>
+          </w:p>
+        </w:tc>
+        <w:tc>
+          <w:tcPr>
+            <w:tcW w:type="dxa" w:w="1872"/>
+          </w:tcPr>
+          <w:p>
+            <w:r/>
+            <w:r>
+              <w:rPr>
+                <w:b w:val="0"/>
+                <w:sz w:val="20"/>
+              </w:rPr>
+              <w:t>0.83 / 0.92 / 0.94</w:t>
+            </w:r>
+          </w:p>
+        </w:tc>
+        <w:tc>
+          <w:tcPr>
+            <w:tcW w:type="dxa" w:w="1872"/>
+          </w:tcPr>
+          <w:p>
+            <w:r/>
+            <w:r>
+              <w:rPr>
+                <w:b w:val="0"/>
+                <w:sz w:val="20"/>
+              </w:rPr>
+              <w:t>0.01 / 0.03 / 0.00</w:t>
+            </w:r>
+          </w:p>
+        </w:tc>
+        <w:tc>
+          <w:tcPr>
+            <w:tcW w:type="dxa" w:w="1872"/>
+          </w:tcPr>
+          <w:p>
+            <w:r/>
+            <w:r>
+              <w:rPr>
+                <w:b w:val="0"/>
+                <w:sz w:val="20"/>
+              </w:rPr>
+              <w:t>0.16 / 0.05 / 0.06</w:t>
+            </w:r>
+          </w:p>
+        </w:tc>
+      </w:tr>
+      <w:tr>
+        <w:tc>
+          <w:tcPr>
+            <w:tcW w:type="dxa" w:w="1872"/>
+          </w:tcPr>
+          <w:p>
+            <w:r/>
+            <w:r>
+              <w:rPr>
+                <w:b w:val="0"/>
+                <w:sz w:val="20"/>
+              </w:rPr>
+              <w:t>E. coli</w:t>
+            </w:r>
+          </w:p>
+        </w:tc>
+        <w:tc>
+          <w:tcPr>
+            <w:tcW w:type="dxa" w:w="1872"/>
+          </w:tcPr>
+          <w:p>
+            <w:r/>
+            <w:r>
+              <w:rPr>
+                <w:b w:val="0"/>
+                <w:sz w:val="20"/>
+              </w:rPr>
+              <w:t>0.01</w:t>
+            </w:r>
+          </w:p>
+        </w:tc>
+        <w:tc>
+          <w:tcPr>
+            <w:tcW w:type="dxa" w:w="1872"/>
+          </w:tcPr>
+          <w:p>
+            <w:r/>
+            <w:r>
+              <w:rPr>
+                <w:b w:val="0"/>
+                <w:sz w:val="20"/>
+              </w:rPr>
+              <w:t>0.11 / 0.18 / 0.10</w:t>
+            </w:r>
+          </w:p>
+        </w:tc>
+        <w:tc>
+          <w:tcPr>
+            <w:tcW w:type="dxa" w:w="1872"/>
+          </w:tcPr>
+          <w:p>
+            <w:r/>
+            <w:r>
+              <w:rPr>
+                <w:b w:val="0"/>
+                <w:sz w:val="20"/>
+              </w:rPr>
+              <w:t>0.00</w:t>
+            </w:r>
+          </w:p>
+        </w:tc>
+        <w:tc>
+          <w:tcPr>
+            <w:tcW w:type="dxa" w:w="1872"/>
+          </w:tcPr>
+          <w:p>
+            <w:r/>
+            <w:r>
+              <w:rPr>
+                <w:b w:val="0"/>
+                <w:sz w:val="20"/>
+              </w:rPr>
+              <w:t>0.89 / 0.82 / 0.90</w:t>
+            </w:r>
+          </w:p>
+        </w:tc>
+      </w:tr>
+      <w:tr>
+        <w:tc>
+          <w:tcPr>
+            <w:tcW w:type="dxa" w:w="1872"/>
+          </w:tcPr>
+          <w:p>
+            <w:r/>
+            <w:r>
+              <w:rPr>
+                <w:b w:val="0"/>
+                <w:sz w:val="20"/>
+              </w:rPr>
+              <w:t>Stability</w:t>
+            </w:r>
+          </w:p>
+        </w:tc>
+        <w:tc>
+          <w:tcPr>
+            <w:tcW w:type="dxa" w:w="1872"/>
+          </w:tcPr>
+          <w:p>
+            <w:r/>
+            <w:r>
+              <w:rPr>
+                <w:b w:val="0"/>
+                <w:sz w:val="20"/>
+              </w:rPr>
+              <w:t>0.01</w:t>
+            </w:r>
+          </w:p>
+        </w:tc>
+        <w:tc>
+          <w:tcPr>
+            <w:tcW w:type="dxa" w:w="1872"/>
+          </w:tcPr>
+          <w:p>
+            <w:r/>
+            <w:r>
+              <w:rPr>
+                <w:b w:val="0"/>
+                <w:sz w:val="20"/>
+              </w:rPr>
+              <w:t>0.28</w:t>
+            </w:r>
+          </w:p>
+        </w:tc>
+        <w:tc>
+          <w:tcPr>
+            <w:tcW w:type="dxa" w:w="1872"/>
+          </w:tcPr>
+          <w:p>
+            <w:r/>
+            <w:r>
+              <w:rPr>
+                <w:b w:val="0"/>
+                <w:sz w:val="20"/>
+              </w:rPr>
+              <w:t>0.00</w:t>
+            </w:r>
+          </w:p>
+        </w:tc>
+        <w:tc>
+          <w:tcPr>
+            <w:tcW w:type="dxa" w:w="1872"/>
+          </w:tcPr>
+          <w:p>
+            <w:r/>
+            <w:r>
+              <w:rPr>
+                <w:b w:val="0"/>
+                <w:sz w:val="20"/>
+              </w:rPr>
+              <w:t>0.71</w:t>
+            </w:r>
+          </w:p>
+        </w:tc>
+      </w:tr>
+      <w:tr>
+        <w:tc>
+          <w:tcPr>
+            <w:tcW w:type="dxa" w:w="1872"/>
+          </w:tcPr>
+          <w:p>
+            <w:r/>
+            <w:r>
+              <w:rPr>
+                <w:b w:val="0"/>
+                <w:sz w:val="20"/>
+              </w:rPr>
+              <w:t>Any benchmark</w:t>
+            </w:r>
+          </w:p>
+        </w:tc>
+        <w:tc>
+          <w:tcPr>
+            <w:tcW w:type="dxa" w:w="1872"/>
+          </w:tcPr>
+          <w:p>
+            <w:r/>
+            <w:r>
+              <w:rPr>
+                <w:b w:val="0"/>
+                <w:sz w:val="20"/>
+              </w:rPr>
+              <w:t>0.5 or 1.0</w:t>
+            </w:r>
+          </w:p>
+        </w:tc>
+        <w:tc>
+          <w:tcPr>
+            <w:tcW w:type="dxa" w:w="1872"/>
+          </w:tcPr>
+          <w:p>
+            <w:r/>
+            <w:r>
+              <w:rPr>
+                <w:b w:val="0"/>
+                <w:sz w:val="20"/>
+              </w:rPr>
+              <w:t>one modality takes 1.00</w:t>
+            </w:r>
+          </w:p>
+        </w:tc>
+        <w:tc>
+          <w:tcPr>
+            <w:tcW w:type="dxa" w:w="1872"/>
+          </w:tcPr>
+          <w:p>
+            <w:r/>
+            <w:r>
+              <w:rPr>
+                <w:b w:val="0"/>
+                <w:sz w:val="20"/>
+              </w:rPr>
+            </w:r>
+          </w:p>
+        </w:tc>
+        <w:tc>
+          <w:tcPr>
+            <w:tcW w:type="dxa" w:w="1872"/>
+          </w:tcPr>
+          <w:p>
+            <w:r/>
+            <w:r>
+              <w:rPr>
+                <w:b w:val="0"/>
+                <w:sz w:val="20"/>
+              </w:rPr>
+            </w:r>
+          </w:p>
+        </w:tc>
+      </w:tr>
+    </w:tbl>
+    <w:p/>
+    <w:p>
+      <w:pPr/>
+      <w:r>
+        <w:t>Weights averaged over each test split; three values are seeds 0, 1 and 2. The weights are nearly one-hot even at lambda 0.01; RNA is at zero on all three Phase A benchmarks; on CoV-Vac the head keeps DNA and scores like DNA alone while RNA-FM alone is the best single encoder. The mechanism, why RNA goes to zero, and how the head relates to concatenation and cross-attention are in Section 13. The entropy term never helps: on all four benchmarks the head without it scores at or above the head with it. The paper's width for this head (1,280 TextCNN channels) recovers half of its fungal gap (0.801 to 0.812 against 0.824); the other benchmarks at 1,280 are the last check before the verdict is final.</w:t>
+      </w:r>
+    </w:p>
+    <w:p>
+      <w:pPr/>
+      <w:r>
+        <w:rPr>
+          <w:b/>
+        </w:rPr>
+        <w:t xml:space="preserve">How the head works, as two paths. </w:t>
+      </w:r>
+      <w:r>
+        <w:t>The averaging and the fusing are two different operations on two different objects, and only one of them produces the output. Path 1 decides the weights: each encoder's stream is averaged over its own codons into one summary vector (three separate averages, never averaged with each other), each summary is scored by its gate, and the softmax turns the three scores into three weights that add to one. The summaries are then discarded. Path 2 fuses: the three original streams, every codon intact, are each multiplied by their weight and added position by position, so the output is still one vector per codon. With four codons and the E. coli weights, f1 = 0.14 x d1 + 0.00 x r1 + 0.86 x p1, and the same for codons 2, 3 and 4: four fused vectors go to the TextCNN, not one. Because the same three weights apply at every codon, a weight of 0.00 removes that encoder's entire stream from every position, which is the selector behavior. Panel b of the three-heads figure in 14.1 draws exactly this: the three averages on the way into the gate, and the three weights multiplying the full streams underneath.</w:t>
+      </w:r>
+    </w:p>
+    <w:p>
+      <w:pPr>
+        <w:pStyle w:val="Heading2"/>
+      </w:pPr>
+      <w:r>
+        <w:t>14.4 The published stability split is mostly memorization</w:t>
+      </w:r>
+    </w:p>
+    <w:p>
+      <w:pPr/>
+      <w:r>
+        <w:rPr>
+          <w:b/>
+        </w:rPr>
+        <w:t xml:space="preserve">Why and how. </w:t>
+      </w:r>
+      <w:r>
+        <w:t>The Stage 3 audit found that the published stability test split repeats a training sequence in 2,444 of 3,579 rows (68%), usually with a different label, and validation in 2,360 of 3,608 rows, so early stopping watched a leaky split too. A score on this split mostly tests memory of seen sequences. The same trained models (seed 0) were scored on the whole split and on the 1,135 rows whose sequence never appears in training.</w:t>
+      </w:r>
+    </w:p>
+    <w:tbl>
+      <w:tblPr>
+        <w:tblW w:w="9360" w:type="dxa"/>
+        <w:tblBorders>
+          <w:top w:val="single" w:sz="4" w:space="0" w:color="auto"/>
+          <w:left w:val="single" w:sz="4" w:space="0" w:color="auto"/>
+          <w:bottom w:val="single" w:sz="4" w:space="0" w:color="auto"/>
+          <w:right w:val="single" w:sz="4" w:space="0" w:color="auto"/>
+          <w:insideH w:val="single" w:sz="4" w:space="0" w:color="auto"/>
+          <w:insideV w:val="single" w:sz="4" w:space="0" w:color="auto"/>
+        </w:tblBorders>
+        <w:tblCellMar>
+          <w:left w:w="10" w:type="dxa"/>
+          <w:right w:w="10" w:type="dxa"/>
+        </w:tblCellMar>
+        <w:tblLook w:val="0000" w:firstRow="0" w:lastRow="0" w:firstColumn="0" w:lastColumn="0" w:noHBand="0" w:noVBand="0"/>
+      </w:tblPr>
+      <w:tblGrid>
+        <w:gridCol w:w="3120"/>
+        <w:gridCol w:w="3120"/>
+        <w:gridCol w:w="3120"/>
+      </w:tblGrid>
+      <w:tr>
+        <w:tc>
+          <w:tcPr>
+            <w:tcW w:type="dxa" w:w="3120"/>
+          </w:tcPr>
+          <w:p>
+            <w:r/>
+            <w:r>
+              <w:rPr>
+                <w:b/>
+                <w:sz w:val="20"/>
+              </w:rPr>
+              <w:t>Model</w:t>
+            </w:r>
+          </w:p>
+        </w:tc>
+        <w:tc>
+          <w:tcPr>
+            <w:tcW w:type="dxa" w:w="3120"/>
+          </w:tcPr>
+          <w:p>
+            <w:r/>
+            <w:r>
+              <w:rPr>
+                <w:b/>
+                <w:sz w:val="20"/>
+              </w:rPr>
+              <w:t>Published test split (3,579 rows)</w:t>
+            </w:r>
+          </w:p>
+        </w:tc>
+        <w:tc>
+          <w:tcPr>
+            <w:tcW w:type="dxa" w:w="3120"/>
+          </w:tcPr>
+          <w:p>
+            <w:r/>
+            <w:r>
+              <w:rPr>
+                <w:b/>
+                <w:sz w:val="20"/>
+              </w:rPr>
+              <w:t>Unseen sequences (1,135 rows)</w:t>
+            </w:r>
+          </w:p>
+        </w:tc>
+      </w:tr>
+      <w:tr>
+        <w:tc>
+          <w:tcPr>
+            <w:tcW w:type="dxa" w:w="3120"/>
+          </w:tcPr>
+          <w:p>
+            <w:r/>
+            <w:r>
+              <w:rPr>
+                <w:b w:val="0"/>
+                <w:sz w:val="20"/>
+              </w:rPr>
+              <w:t>Nucleotide Transformer alone</w:t>
+            </w:r>
+          </w:p>
+        </w:tc>
+        <w:tc>
+          <w:tcPr>
+            <w:tcW w:type="dxa" w:w="3120"/>
+          </w:tcPr>
+          <w:p>
+            <w:r/>
+            <w:r>
+              <w:rPr>
+                <w:b w:val="0"/>
+                <w:sz w:val="20"/>
+              </w:rPr>
+              <w:t>0.539</w:t>
+            </w:r>
+          </w:p>
+        </w:tc>
+        <w:tc>
+          <w:tcPr>
+            <w:tcW w:type="dxa" w:w="3120"/>
+          </w:tcPr>
+          <w:p>
+            <w:r/>
+            <w:r>
+              <w:rPr>
+                <w:b w:val="0"/>
+                <w:sz w:val="20"/>
+              </w:rPr>
+              <w:t>0.266</w:t>
+            </w:r>
+          </w:p>
+        </w:tc>
+      </w:tr>
+      <w:tr>
+        <w:tc>
+          <w:tcPr>
+            <w:tcW w:type="dxa" w:w="3120"/>
+          </w:tcPr>
+          <w:p>
+            <w:r/>
+            <w:r>
+              <w:rPr>
+                <w:b w:val="0"/>
+                <w:sz w:val="20"/>
+              </w:rPr>
+              <w:t>RNA-FM alone</w:t>
+            </w:r>
+          </w:p>
+        </w:tc>
+        <w:tc>
+          <w:tcPr>
+            <w:tcW w:type="dxa" w:w="3120"/>
+          </w:tcPr>
+          <w:p>
+            <w:r/>
+            <w:r>
+              <w:rPr>
+                <w:b w:val="0"/>
+                <w:sz w:val="20"/>
+              </w:rPr>
+              <w:t>0.552</w:t>
+            </w:r>
+          </w:p>
+        </w:tc>
+        <w:tc>
+          <w:tcPr>
+            <w:tcW w:type="dxa" w:w="3120"/>
+          </w:tcPr>
+          <w:p>
+            <w:r/>
+            <w:r>
+              <w:rPr>
+                <w:b w:val="0"/>
+                <w:sz w:val="20"/>
+              </w:rPr>
+              <w:t>0.319</w:t>
+            </w:r>
+          </w:p>
+        </w:tc>
+      </w:tr>
+      <w:tr>
+        <w:tc>
+          <w:tcPr>
+            <w:tcW w:type="dxa" w:w="3120"/>
+          </w:tcPr>
+          <w:p>
+            <w:r/>
+            <w:r>
+              <w:rPr>
+                <w:b w:val="0"/>
+                <w:sz w:val="20"/>
+              </w:rPr>
+              <w:t>RNA-FM on the codon grid</w:t>
+            </w:r>
+          </w:p>
+        </w:tc>
+        <w:tc>
+          <w:tcPr>
+            <w:tcW w:type="dxa" w:w="3120"/>
+          </w:tcPr>
+          <w:p>
+            <w:r/>
+            <w:r>
+              <w:rPr>
+                <w:b w:val="0"/>
+                <w:sz w:val="20"/>
+              </w:rPr>
+              <w:t>0.547</w:t>
+            </w:r>
+          </w:p>
+        </w:tc>
+        <w:tc>
+          <w:tcPr>
+            <w:tcW w:type="dxa" w:w="3120"/>
+          </w:tcPr>
+          <w:p>
+            <w:r/>
+            <w:r>
+              <w:rPr>
+                <w:b w:val="0"/>
+                <w:sz w:val="20"/>
+              </w:rPr>
+              <w:t>0.340</w:t>
+            </w:r>
+          </w:p>
+        </w:tc>
+      </w:tr>
+      <w:tr>
+        <w:tc>
+          <w:tcPr>
+            <w:tcW w:type="dxa" w:w="3120"/>
+          </w:tcPr>
+          <w:p>
+            <w:r/>
+            <w:r>
+              <w:rPr>
+                <w:b w:val="0"/>
+                <w:sz w:val="20"/>
+              </w:rPr>
+              <w:t>ESM-2 8M alone</w:t>
+            </w:r>
+          </w:p>
+        </w:tc>
+        <w:tc>
+          <w:tcPr>
+            <w:tcW w:type="dxa" w:w="3120"/>
+          </w:tcPr>
+          <w:p>
+            <w:r/>
+            <w:r>
+              <w:rPr>
+                <w:b w:val="0"/>
+                <w:sz w:val="20"/>
+              </w:rPr>
+              <w:t>0.531</w:t>
+            </w:r>
+          </w:p>
+        </w:tc>
+        <w:tc>
+          <w:tcPr>
+            <w:tcW w:type="dxa" w:w="3120"/>
+          </w:tcPr>
+          <w:p>
+            <w:r/>
+            <w:r>
+              <w:rPr>
+                <w:b w:val="0"/>
+                <w:sz w:val="20"/>
+              </w:rPr>
+              <w:t>0.314</w:t>
+            </w:r>
+          </w:p>
+        </w:tc>
+      </w:tr>
+      <w:tr>
+        <w:tc>
+          <w:tcPr>
+            <w:tcW w:type="dxa" w:w="3120"/>
+          </w:tcPr>
+          <w:p>
+            <w:r/>
+            <w:r>
+              <w:rPr>
+                <w:b w:val="0"/>
+                <w:sz w:val="20"/>
+              </w:rPr>
+              <w:t>Concatenation</w:t>
+            </w:r>
+          </w:p>
+        </w:tc>
+        <w:tc>
+          <w:tcPr>
+            <w:tcW w:type="dxa" w:w="3120"/>
+          </w:tcPr>
+          <w:p>
+            <w:r/>
+            <w:r>
+              <w:rPr>
+                <w:b w:val="0"/>
+                <w:sz w:val="20"/>
+              </w:rPr>
+              <w:t>0.558</w:t>
+            </w:r>
+          </w:p>
+        </w:tc>
+        <w:tc>
+          <w:tcPr>
+            <w:tcW w:type="dxa" w:w="3120"/>
+          </w:tcPr>
+          <w:p>
+            <w:r/>
+            <w:r>
+              <w:rPr>
+                <w:b w:val="0"/>
+                <w:sz w:val="20"/>
+              </w:rPr>
+              <w:t>0.359</w:t>
+            </w:r>
+          </w:p>
+        </w:tc>
+      </w:tr>
+      <w:tr>
+        <w:tc>
+          <w:tcPr>
+            <w:tcW w:type="dxa" w:w="3120"/>
+          </w:tcPr>
+          <w:p>
+            <w:r/>
+            <w:r>
+              <w:rPr>
+                <w:b w:val="0"/>
+                <w:sz w:val="20"/>
+              </w:rPr>
+              <w:t>Gated MIL</w:t>
+            </w:r>
+          </w:p>
+        </w:tc>
+        <w:tc>
+          <w:tcPr>
+            <w:tcW w:type="dxa" w:w="3120"/>
+          </w:tcPr>
+          <w:p>
+            <w:r/>
+            <w:r>
+              <w:rPr>
+                <w:b w:val="0"/>
+                <w:sz w:val="20"/>
+              </w:rPr>
+              <w:t>0.551</w:t>
+            </w:r>
+          </w:p>
+        </w:tc>
+        <w:tc>
+          <w:tcPr>
+            <w:tcW w:type="dxa" w:w="3120"/>
+          </w:tcPr>
+          <w:p>
+            <w:r/>
+            <w:r>
+              <w:rPr>
+                <w:b w:val="0"/>
+                <w:sz w:val="20"/>
+              </w:rPr>
+              <w:t>0.353</w:t>
+            </w:r>
+          </w:p>
+        </w:tc>
+      </w:tr>
+      <w:tr>
+        <w:tc>
+          <w:tcPr>
+            <w:tcW w:type="dxa" w:w="3120"/>
+          </w:tcPr>
+          <w:p>
+            <w:r/>
+            <w:r>
+              <w:rPr>
+                <w:b w:val="0"/>
+                <w:sz w:val="20"/>
+              </w:rPr>
+              <w:t>Cross-attention</w:t>
+            </w:r>
+          </w:p>
+        </w:tc>
+        <w:tc>
+          <w:tcPr>
+            <w:tcW w:type="dxa" w:w="3120"/>
+          </w:tcPr>
+          <w:p>
+            <w:r/>
+            <w:r>
+              <w:rPr>
+                <w:b w:val="0"/>
+                <w:sz w:val="20"/>
+              </w:rPr>
+              <w:t>0.553</w:t>
+            </w:r>
+          </w:p>
+        </w:tc>
+        <w:tc>
+          <w:tcPr>
+            <w:tcW w:type="dxa" w:w="3120"/>
+          </w:tcPr>
+          <w:p>
+            <w:r/>
+            <w:r>
+              <w:rPr>
+                <w:b w:val="0"/>
+                <w:sz w:val="20"/>
+              </w:rPr>
+              <w:t>0.347</w:t>
+            </w:r>
+          </w:p>
+        </w:tc>
+      </w:tr>
+    </w:tbl>
+    <w:p/>
+    <w:p>
+      <w:pPr/>
+      <w:r>
+        <w:rPr>
+          <w:b/>
+        </w:rPr>
+        <w:t xml:space="preserve">What the numbers mean. </w:t>
+      </w:r>
+      <w:r>
+        <w:t>Every model drops about 0.2. The published 0.53 to 0.56 range, ours and the paper's, is carried by repeated rows; 0.27 to 0.36 is the honest generalization range. On the unseen rows the fusion heads are 0.03 to 0.04 above RNA-FM as the encoder writes it (0.319), just short of resolving at one seed. RNA-FM pooled onto the codon grid, the stream every head actually receives, scores 0.340 on the same rows, so the part fusion itself adds is 0.007 to 0.019; whether the leak hides a real fusion gain is open. BioLangFusion's stability number is on the full 3,579-row split; the unseen set is ours. A sequence-grouped re-split with seeds would settle the fusion question here.</w:t>
+      </w:r>
+    </w:p>
+    <w:p>
+      <w:pPr>
+        <w:pStyle w:val="Heading2"/>
+      </w:pPr>
+      <w:r>
+        <w:t>14.5 The mRFP synonymous control (plan item 5)</w:t>
+      </w:r>
+    </w:p>
+    <w:p>
+      <w:pPr/>
+      <w:r>
+        <w:rPr>
+          <w:b/>
+        </w:rPr>
+        <w:t xml:space="preserve">Why and how. </w:t>
+      </w:r>
+      <w:r>
+        <w:t>One gene recoded 1,000 ways with synonymous codons: every row encodes the identical protein, so the protein encoders must predict nothing (a negative control on the whole pipeline), and a nucleotide encoder is interesting only if it predicts expression beyond simple codon statistics. Stage 1's pooled embeddings; controls GC, GC3, the 64 codon frequencies, a Nussinov pairing proxy, and ViennaRNA folding energies of the first 60 nucleotides and of the whole sequence (together R-squared 0.306); a ridge probe on the controls with inner cross-validation, the encoder fit on the residual, the gain in held-out R-squared over ten grouped fold assignments.</w:t>
+      </w:r>
+    </w:p>
+    <w:tbl>
+      <w:tblPr>
+        <w:tblW w:w="9360" w:type="dxa"/>
+        <w:tblBorders>
+          <w:top w:val="single" w:sz="4" w:space="0" w:color="auto"/>
+          <w:left w:val="single" w:sz="4" w:space="0" w:color="auto"/>
+          <w:bottom w:val="single" w:sz="4" w:space="0" w:color="auto"/>
+          <w:right w:val="single" w:sz="4" w:space="0" w:color="auto"/>
+          <w:insideH w:val="single" w:sz="4" w:space="0" w:color="auto"/>
+          <w:insideV w:val="single" w:sz="4" w:space="0" w:color="auto"/>
+        </w:tblBorders>
+        <w:tblCellMar>
+          <w:left w:w="10" w:type="dxa"/>
+          <w:right w:w="10" w:type="dxa"/>
+        </w:tblCellMar>
+        <w:tblLook w:val="0000" w:firstRow="0" w:lastRow="0" w:firstColumn="0" w:lastColumn="0" w:noHBand="0" w:noVBand="0"/>
+      </w:tblPr>
+      <w:tblGrid>
+        <w:gridCol w:w="3120"/>
+        <w:gridCol w:w="3120"/>
+        <w:gridCol w:w="3120"/>
+      </w:tblGrid>
+      <w:tr>
+        <w:tc>
+          <w:tcPr>
+            <w:tcW w:type="dxa" w:w="3120"/>
+          </w:tcPr>
+          <w:p>
+            <w:r/>
+            <w:r>
+              <w:rPr>
+                <w:b/>
+                <w:sz w:val="20"/>
+              </w:rPr>
+              <w:t>Encoder</w:t>
+            </w:r>
+          </w:p>
+        </w:tc>
+        <w:tc>
+          <w:tcPr>
+            <w:tcW w:type="dxa" w:w="3120"/>
+          </w:tcPr>
+          <w:p>
+            <w:r/>
+            <w:r>
+              <w:rPr>
+                <w:b/>
+                <w:sz w:val="20"/>
+              </w:rPr>
+              <w:t>Gain in held-out R-squared over all controls</w:t>
+            </w:r>
+          </w:p>
+        </w:tc>
+        <w:tc>
+          <w:tcPr>
+            <w:tcW w:type="dxa" w:w="3120"/>
+          </w:tcPr>
+          <w:p>
+            <w:r/>
+            <w:r>
+              <w:rPr>
+                <w:b/>
+                <w:sz w:val="20"/>
+              </w:rPr>
+              <w:t>Fold assignments above zero</w:t>
+            </w:r>
+          </w:p>
+        </w:tc>
+      </w:tr>
+      <w:tr>
+        <w:tc>
+          <w:tcPr>
+            <w:tcW w:type="dxa" w:w="3120"/>
+          </w:tcPr>
+          <w:p>
+            <w:r/>
+            <w:r>
+              <w:rPr>
+                <w:b w:val="0"/>
+                <w:sz w:val="20"/>
+              </w:rPr>
+              <w:t>mRNA-FM</w:t>
+            </w:r>
+          </w:p>
+        </w:tc>
+        <w:tc>
+          <w:tcPr>
+            <w:tcW w:type="dxa" w:w="3120"/>
+          </w:tcPr>
+          <w:p>
+            <w:r/>
+            <w:r>
+              <w:rPr>
+                <w:b w:val="0"/>
+                <w:sz w:val="20"/>
+              </w:rPr>
+              <w:t>+0.182</w:t>
+            </w:r>
+          </w:p>
+        </w:tc>
+        <w:tc>
+          <w:tcPr>
+            <w:tcW w:type="dxa" w:w="3120"/>
+          </w:tcPr>
+          <w:p>
+            <w:r/>
+            <w:r>
+              <w:rPr>
+                <w:b w:val="0"/>
+                <w:sz w:val="20"/>
+              </w:rPr>
+              <w:t>10 / 10</w:t>
+            </w:r>
+          </w:p>
+        </w:tc>
+      </w:tr>
+      <w:tr>
+        <w:tc>
+          <w:tcPr>
+            <w:tcW w:type="dxa" w:w="3120"/>
+          </w:tcPr>
+          <w:p>
+            <w:r/>
+            <w:r>
+              <w:rPr>
+                <w:b w:val="0"/>
+                <w:sz w:val="20"/>
+              </w:rPr>
+              <w:t>NT 500M</w:t>
+            </w:r>
+          </w:p>
+        </w:tc>
+        <w:tc>
+          <w:tcPr>
+            <w:tcW w:type="dxa" w:w="3120"/>
+          </w:tcPr>
+          <w:p>
+            <w:r/>
+            <w:r>
+              <w:rPr>
+                <w:b w:val="0"/>
+                <w:sz w:val="20"/>
+              </w:rPr>
+              <w:t>+0.076</w:t>
+            </w:r>
+          </w:p>
+        </w:tc>
+        <w:tc>
+          <w:tcPr>
+            <w:tcW w:type="dxa" w:w="3120"/>
+          </w:tcPr>
+          <w:p>
+            <w:r/>
+            <w:r>
+              <w:rPr>
+                <w:b w:val="0"/>
+                <w:sz w:val="20"/>
+              </w:rPr>
+              <w:t>10 / 10</w:t>
+            </w:r>
+          </w:p>
+        </w:tc>
+      </w:tr>
+      <w:tr>
+        <w:tc>
+          <w:tcPr>
+            <w:tcW w:type="dxa" w:w="3120"/>
+          </w:tcPr>
+          <w:p>
+            <w:r/>
+            <w:r>
+              <w:rPr>
+                <w:b w:val="0"/>
+                <w:sz w:val="20"/>
+              </w:rPr>
+              <w:t>RiNALMo</w:t>
+            </w:r>
+          </w:p>
+        </w:tc>
+        <w:tc>
+          <w:tcPr>
+            <w:tcW w:type="dxa" w:w="3120"/>
+          </w:tcPr>
+          <w:p>
+            <w:r/>
+            <w:r>
+              <w:rPr>
+                <w:b w:val="0"/>
+                <w:sz w:val="20"/>
+              </w:rPr>
+              <w:t>+0.049</w:t>
+            </w:r>
+          </w:p>
+        </w:tc>
+        <w:tc>
+          <w:tcPr>
+            <w:tcW w:type="dxa" w:w="3120"/>
+          </w:tcPr>
+          <w:p>
+            <w:r/>
+            <w:r>
+              <w:rPr>
+                <w:b w:val="0"/>
+                <w:sz w:val="20"/>
+              </w:rPr>
+              <w:t>10 / 10</w:t>
+            </w:r>
+          </w:p>
+        </w:tc>
+      </w:tr>
+      <w:tr>
+        <w:tc>
+          <w:tcPr>
+            <w:tcW w:type="dxa" w:w="3120"/>
+          </w:tcPr>
+          <w:p>
+            <w:r/>
+            <w:r>
+              <w:rPr>
+                <w:b w:val="0"/>
+                <w:sz w:val="20"/>
+              </w:rPr>
+              <w:t>HyenaDNA</w:t>
+            </w:r>
+          </w:p>
+        </w:tc>
+        <w:tc>
+          <w:tcPr>
+            <w:tcW w:type="dxa" w:w="3120"/>
+          </w:tcPr>
+          <w:p>
+            <w:r/>
+            <w:r>
+              <w:rPr>
+                <w:b w:val="0"/>
+                <w:sz w:val="20"/>
+              </w:rPr>
+              <w:t>+0.036</w:t>
+            </w:r>
+          </w:p>
+        </w:tc>
+        <w:tc>
+          <w:tcPr>
+            <w:tcW w:type="dxa" w:w="3120"/>
+          </w:tcPr>
+          <w:p>
+            <w:r/>
+            <w:r>
+              <w:rPr>
+                <w:b w:val="0"/>
+                <w:sz w:val="20"/>
+              </w:rPr>
+              <w:t>10 / 10</w:t>
+            </w:r>
+          </w:p>
+        </w:tc>
+      </w:tr>
+      <w:tr>
+        <w:tc>
+          <w:tcPr>
+            <w:tcW w:type="dxa" w:w="3120"/>
+          </w:tcPr>
+          <w:p>
+            <w:r/>
+            <w:r>
+              <w:rPr>
+                <w:b w:val="0"/>
+                <w:sz w:val="20"/>
+              </w:rPr>
+              <w:t>NT v2 100M</w:t>
+            </w:r>
+          </w:p>
+        </w:tc>
+        <w:tc>
+          <w:tcPr>
+            <w:tcW w:type="dxa" w:w="3120"/>
+          </w:tcPr>
+          <w:p>
+            <w:r/>
+            <w:r>
+              <w:rPr>
+                <w:b w:val="0"/>
+                <w:sz w:val="20"/>
+              </w:rPr>
+              <w:t>+0.029</w:t>
+            </w:r>
+          </w:p>
+        </w:tc>
+        <w:tc>
+          <w:tcPr>
+            <w:tcW w:type="dxa" w:w="3120"/>
+          </w:tcPr>
+          <w:p>
+            <w:r/>
+            <w:r>
+              <w:rPr>
+                <w:b w:val="0"/>
+                <w:sz w:val="20"/>
+              </w:rPr>
+              <w:t>10 / 10</w:t>
+            </w:r>
+          </w:p>
+        </w:tc>
+      </w:tr>
+      <w:tr>
+        <w:tc>
+          <w:tcPr>
+            <w:tcW w:type="dxa" w:w="3120"/>
+          </w:tcPr>
+          <w:p>
+            <w:r/>
+            <w:r>
+              <w:rPr>
+                <w:b w:val="0"/>
+                <w:sz w:val="20"/>
+              </w:rPr>
+              <w:t>DNABERT-2</w:t>
+            </w:r>
+          </w:p>
+        </w:tc>
+        <w:tc>
+          <w:tcPr>
+            <w:tcW w:type="dxa" w:w="3120"/>
+          </w:tcPr>
+          <w:p>
+            <w:r/>
+            <w:r>
+              <w:rPr>
+                <w:b w:val="0"/>
+                <w:sz w:val="20"/>
+              </w:rPr>
+              <w:t>+0.026</w:t>
+            </w:r>
+          </w:p>
+        </w:tc>
+        <w:tc>
+          <w:tcPr>
+            <w:tcW w:type="dxa" w:w="3120"/>
+          </w:tcPr>
+          <w:p>
+            <w:r/>
+            <w:r>
+              <w:rPr>
+                <w:b w:val="0"/>
+                <w:sz w:val="20"/>
+              </w:rPr>
+              <w:t>10 / 10</w:t>
+            </w:r>
+          </w:p>
+        </w:tc>
+      </w:tr>
+      <w:tr>
+        <w:tc>
+          <w:tcPr>
+            <w:tcW w:type="dxa" w:w="3120"/>
+          </w:tcPr>
+          <w:p>
+            <w:r/>
+            <w:r>
+              <w:rPr>
+                <w:b w:val="0"/>
+                <w:sz w:val="20"/>
+              </w:rPr>
+              <w:t>CaLM</w:t>
+            </w:r>
+          </w:p>
+        </w:tc>
+        <w:tc>
+          <w:tcPr>
+            <w:tcW w:type="dxa" w:w="3120"/>
+          </w:tcPr>
+          <w:p>
+            <w:r/>
+            <w:r>
+              <w:rPr>
+                <w:b w:val="0"/>
+                <w:sz w:val="20"/>
+              </w:rPr>
+              <w:t>+0.022</w:t>
+            </w:r>
+          </w:p>
+        </w:tc>
+        <w:tc>
+          <w:tcPr>
+            <w:tcW w:type="dxa" w:w="3120"/>
+          </w:tcPr>
+          <w:p>
+            <w:r/>
+            <w:r>
+              <w:rPr>
+                <w:b w:val="0"/>
+                <w:sz w:val="20"/>
+              </w:rPr>
+              <w:t>9 / 10</w:t>
+            </w:r>
+          </w:p>
+        </w:tc>
+      </w:tr>
+      <w:tr>
+        <w:tc>
+          <w:tcPr>
+            <w:tcW w:type="dxa" w:w="3120"/>
+          </w:tcPr>
+          <w:p>
+            <w:r/>
+            <w:r>
+              <w:rPr>
+                <w:b w:val="0"/>
+                <w:sz w:val="20"/>
+              </w:rPr>
+              <w:t>RNA-FM</w:t>
+            </w:r>
+          </w:p>
+        </w:tc>
+        <w:tc>
+          <w:tcPr>
+            <w:tcW w:type="dxa" w:w="3120"/>
+          </w:tcPr>
+          <w:p>
+            <w:r/>
+            <w:r>
+              <w:rPr>
+                <w:b w:val="0"/>
+                <w:sz w:val="20"/>
+              </w:rPr>
+              <w:t>+0.021</w:t>
+            </w:r>
+          </w:p>
+        </w:tc>
+        <w:tc>
+          <w:tcPr>
+            <w:tcW w:type="dxa" w:w="3120"/>
+          </w:tcPr>
+          <w:p>
+            <w:r/>
+            <w:r>
+              <w:rPr>
+                <w:b w:val="0"/>
+                <w:sz w:val="20"/>
+              </w:rPr>
+              <w:t>10 / 10</w:t>
+            </w:r>
+          </w:p>
+        </w:tc>
+      </w:tr>
+      <w:tr>
+        <w:tc>
+          <w:tcPr>
+            <w:tcW w:type="dxa" w:w="3120"/>
+          </w:tcPr>
+          <w:p>
+            <w:r/>
+            <w:r>
+              <w:rPr>
+                <w:b w:val="0"/>
+                <w:sz w:val="20"/>
+              </w:rPr>
+              <w:t>Protein encoders (ESM-2 8M, 35M, 150M; ProtBERT)</w:t>
+            </w:r>
+          </w:p>
+        </w:tc>
+        <w:tc>
+          <w:tcPr>
+            <w:tcW w:type="dxa" w:w="3120"/>
+          </w:tcPr>
+          <w:p>
+            <w:r/>
+            <w:r>
+              <w:rPr>
+                <w:b w:val="0"/>
+                <w:sz w:val="20"/>
+              </w:rPr>
+              <w:t>0.000</w:t>
+            </w:r>
+          </w:p>
+        </w:tc>
+        <w:tc>
+          <w:tcPr>
+            <w:tcW w:type="dxa" w:w="3120"/>
+          </w:tcPr>
+          <w:p>
+            <w:r/>
+            <w:r>
+              <w:rPr>
+                <w:b w:val="0"/>
+                <w:sz w:val="20"/>
+              </w:rPr>
+            </w:r>
+          </w:p>
+        </w:tc>
+      </w:tr>
+    </w:tbl>
+    <w:p/>
+    <w:p>
+      <w:pPr/>
+      <w:r>
+        <w:rPr>
+          <w:b/>
+        </w:rPr>
+        <w:t xml:space="preserve">What the numbers mean. </w:t>
+      </w:r>
+      <w:r>
+        <w:t>The control holds: the protein encoders add exactly nothing. Every nucleotide encoder beats the Track A controls (GC3, codon use, Nussinov) in 10 of 10 fold assignments; mRNA-FM carries by far the most (+0.18 above every control) and RNA-FM, BioLangFusion's own RNA encoder, the least. The one structure feature that matters is the folding energy of the first 60 nucleotides after the start codon (a weaker fold, higher expression; Kudla et al. 2009). mRNA-FM and CaLM read coding sequences one token per codon and were pretrained on coding sequences, so their vocabulary is codon identity in context; RNA-FM reads nucleotides and was pretrained on non-coding RNA; NT reads 6-mers across whole genomes, which dilute codon structure. The ranking is the ranking of how much codon context each encoder's pretraining exposed it to, and it predicted the Phase B result.</w:t>
+      </w:r>
+    </w:p>
+    <w:p>
+      <w:pPr>
+        <w:pStyle w:val="Heading2"/>
+      </w:pPr>
+      <w:r>
+        <w:t>14.6 IsoFormer's aggregator on the GTEx pilot (Gantt 44)</w:t>
+      </w:r>
+    </w:p>
+    <w:p>
+      <w:pPr/>
+      <w:r>
+        <w:rPr>
+          <w:b/>
+        </w:rPr>
+        <w:t xml:space="preserve">Why and how. </w:t>
+      </w:r>
+      <w:r>
+        <w:t>Every benchmark where fusion failed gives the three encoders one coding sequence. GTEx gives them 6,000 nucleotides of genomic DNA around the transcription start site, the transcript and the protein: three molecules, no shared grid, information no single encoder could have seen. IsoFormer fuses them with successive cross-attention; NT v2 100M reads the DNA window and the transcript, ESM-2 150M the protein, all frozen; the 2,000-transcript pilot split by gene; Spearman over 30 tissues; one seed.</w:t>
+      </w:r>
+    </w:p>
+    <w:tbl>
+      <w:tblPr>
+        <w:tblW w:w="9360" w:type="dxa"/>
+        <w:tblBorders>
+          <w:top w:val="single" w:sz="4" w:space="0" w:color="auto"/>
+          <w:left w:val="single" w:sz="4" w:space="0" w:color="auto"/>
+          <w:bottom w:val="single" w:sz="4" w:space="0" w:color="auto"/>
+          <w:right w:val="single" w:sz="4" w:space="0" w:color="auto"/>
+          <w:insideH w:val="single" w:sz="4" w:space="0" w:color="auto"/>
+          <w:insideV w:val="single" w:sz="4" w:space="0" w:color="auto"/>
+        </w:tblBorders>
+        <w:tblCellMar>
+          <w:left w:w="10" w:type="dxa"/>
+          <w:right w:w="10" w:type="dxa"/>
+        </w:tblCellMar>
+        <w:tblLook w:val="0000" w:firstRow="0" w:lastRow="0" w:firstColumn="0" w:lastColumn="0" w:noHBand="0" w:noVBand="0"/>
+      </w:tblPr>
+      <w:tblGrid>
+        <w:gridCol w:w="3120"/>
+        <w:gridCol w:w="3120"/>
+        <w:gridCol w:w="3120"/>
+      </w:tblGrid>
+      <w:tr>
+        <w:tc>
+          <w:tcPr>
+            <w:tcW w:type="dxa" w:w="3120"/>
+          </w:tcPr>
+          <w:p>
+            <w:r/>
+            <w:r>
+              <w:rPr>
+                <w:b/>
+                <w:sz w:val="20"/>
+              </w:rPr>
+              <w:t>Modalities</w:t>
+            </w:r>
+          </w:p>
+        </w:tc>
+        <w:tc>
+          <w:tcPr>
+            <w:tcW w:type="dxa" w:w="3120"/>
+          </w:tcPr>
+          <w:p>
+            <w:r/>
+            <w:r>
+              <w:rPr>
+                <w:b/>
+                <w:sz w:val="20"/>
+              </w:rPr>
+              <w:t>Ours, frozen</w:t>
+            </w:r>
+          </w:p>
+        </w:tc>
+        <w:tc>
+          <w:tcPr>
+            <w:tcW w:type="dxa" w:w="3120"/>
+          </w:tcPr>
+          <w:p>
+            <w:r/>
+            <w:r>
+              <w:rPr>
+                <w:b/>
+                <w:sz w:val="20"/>
+              </w:rPr>
+              <w:t>IsoFormer, fine-tuned</w:t>
+            </w:r>
+          </w:p>
+        </w:tc>
+      </w:tr>
+      <w:tr>
+        <w:tc>
+          <w:tcPr>
+            <w:tcW w:type="dxa" w:w="3120"/>
+          </w:tcPr>
+          <w:p>
+            <w:r/>
+            <w:r>
+              <w:rPr>
+                <w:b w:val="0"/>
+                <w:sz w:val="20"/>
+              </w:rPr>
+              <w:t>DNA</w:t>
+            </w:r>
+          </w:p>
+        </w:tc>
+        <w:tc>
+          <w:tcPr>
+            <w:tcW w:type="dxa" w:w="3120"/>
+          </w:tcPr>
+          <w:p>
+            <w:r/>
+            <w:r>
+              <w:rPr>
+                <w:b w:val="0"/>
+                <w:sz w:val="20"/>
+              </w:rPr>
+              <w:t>0.199</w:t>
+            </w:r>
+          </w:p>
+        </w:tc>
+        <w:tc>
+          <w:tcPr>
+            <w:tcW w:type="dxa" w:w="3120"/>
+          </w:tcPr>
+          <w:p>
+            <w:r/>
+            <w:r>
+              <w:rPr>
+                <w:b w:val="0"/>
+                <w:sz w:val="20"/>
+              </w:rPr>
+              <w:t>0.43</w:t>
+            </w:r>
+          </w:p>
+        </w:tc>
+      </w:tr>
+      <w:tr>
+        <w:tc>
+          <w:tcPr>
+            <w:tcW w:type="dxa" w:w="3120"/>
+          </w:tcPr>
+          <w:p>
+            <w:r/>
+            <w:r>
+              <w:rPr>
+                <w:b w:val="0"/>
+                <w:sz w:val="20"/>
+              </w:rPr>
+              <w:t>RNA</w:t>
+            </w:r>
+          </w:p>
+        </w:tc>
+        <w:tc>
+          <w:tcPr>
+            <w:tcW w:type="dxa" w:w="3120"/>
+          </w:tcPr>
+          <w:p>
+            <w:r/>
+            <w:r>
+              <w:rPr>
+                <w:b w:val="0"/>
+                <w:sz w:val="20"/>
+              </w:rPr>
+              <w:t>0.452</w:t>
+            </w:r>
+          </w:p>
+        </w:tc>
+        <w:tc>
+          <w:tcPr>
+            <w:tcW w:type="dxa" w:w="3120"/>
+          </w:tcPr>
+          <w:p>
+            <w:r/>
+            <w:r>
+              <w:rPr>
+                <w:b w:val="0"/>
+                <w:sz w:val="20"/>
+              </w:rPr>
+              <w:t>0.61</w:t>
+            </w:r>
+          </w:p>
+        </w:tc>
+      </w:tr>
+      <w:tr>
+        <w:tc>
+          <w:tcPr>
+            <w:tcW w:type="dxa" w:w="3120"/>
+          </w:tcPr>
+          <w:p>
+            <w:r/>
+            <w:r>
+              <w:rPr>
+                <w:b w:val="0"/>
+                <w:sz w:val="20"/>
+              </w:rPr>
+              <w:t>Protein</w:t>
+            </w:r>
+          </w:p>
+        </w:tc>
+        <w:tc>
+          <w:tcPr>
+            <w:tcW w:type="dxa" w:w="3120"/>
+          </w:tcPr>
+          <w:p>
+            <w:r/>
+            <w:r>
+              <w:rPr>
+                <w:b w:val="0"/>
+                <w:sz w:val="20"/>
+              </w:rPr>
+              <w:t>0.160</w:t>
+            </w:r>
+          </w:p>
+        </w:tc>
+        <w:tc>
+          <w:tcPr>
+            <w:tcW w:type="dxa" w:w="3120"/>
+          </w:tcPr>
+          <w:p>
+            <w:r/>
+            <w:r>
+              <w:rPr>
+                <w:b w:val="0"/>
+                <w:sz w:val="20"/>
+              </w:rPr>
+              <w:t>0.46</w:t>
+            </w:r>
+          </w:p>
+        </w:tc>
+      </w:tr>
+      <w:tr>
+        <w:tc>
+          <w:tcPr>
+            <w:tcW w:type="dxa" w:w="3120"/>
+          </w:tcPr>
+          <w:p>
+            <w:r/>
+            <w:r>
+              <w:rPr>
+                <w:b w:val="0"/>
+                <w:sz w:val="20"/>
+              </w:rPr>
+              <w:t>DNA + protein</w:t>
+            </w:r>
+          </w:p>
+        </w:tc>
+        <w:tc>
+          <w:tcPr>
+            <w:tcW w:type="dxa" w:w="3120"/>
+          </w:tcPr>
+          <w:p>
+            <w:r/>
+            <w:r>
+              <w:rPr>
+                <w:b w:val="0"/>
+                <w:sz w:val="20"/>
+              </w:rPr>
+              <w:t>0.439</w:t>
+            </w:r>
+          </w:p>
+        </w:tc>
+        <w:tc>
+          <w:tcPr>
+            <w:tcW w:type="dxa" w:w="3120"/>
+          </w:tcPr>
+          <w:p>
+            <w:r/>
+            <w:r>
+              <w:rPr>
+                <w:b w:val="0"/>
+                <w:sz w:val="20"/>
+              </w:rPr>
+              <w:t>0.52</w:t>
+            </w:r>
+          </w:p>
+        </w:tc>
+      </w:tr>
+      <w:tr>
+        <w:tc>
+          <w:tcPr>
+            <w:tcW w:type="dxa" w:w="3120"/>
+          </w:tcPr>
+          <w:p>
+            <w:r/>
+            <w:r>
+              <w:rPr>
+                <w:b w:val="0"/>
+                <w:sz w:val="20"/>
+              </w:rPr>
+              <w:t>DNA + RNA</w:t>
+            </w:r>
+          </w:p>
+        </w:tc>
+        <w:tc>
+          <w:tcPr>
+            <w:tcW w:type="dxa" w:w="3120"/>
+          </w:tcPr>
+          <w:p>
+            <w:r/>
+            <w:r>
+              <w:rPr>
+                <w:b w:val="0"/>
+                <w:sz w:val="20"/>
+              </w:rPr>
+              <w:t>0.507</w:t>
+            </w:r>
+          </w:p>
+        </w:tc>
+        <w:tc>
+          <w:tcPr>
+            <w:tcW w:type="dxa" w:w="3120"/>
+          </w:tcPr>
+          <w:p>
+            <w:r/>
+            <w:r>
+              <w:rPr>
+                <w:b w:val="0"/>
+                <w:sz w:val="20"/>
+              </w:rPr>
+              <w:t>0.64</w:t>
+            </w:r>
+          </w:p>
+        </w:tc>
+      </w:tr>
+      <w:tr>
+        <w:tc>
+          <w:tcPr>
+            <w:tcW w:type="dxa" w:w="3120"/>
+          </w:tcPr>
+          <w:p>
+            <w:r/>
+            <w:r>
+              <w:rPr>
+                <w:b w:val="0"/>
+                <w:sz w:val="20"/>
+              </w:rPr>
+              <w:t>DNA + RNA + protein</w:t>
+            </w:r>
+          </w:p>
+        </w:tc>
+        <w:tc>
+          <w:tcPr>
+            <w:tcW w:type="dxa" w:w="3120"/>
+          </w:tcPr>
+          <w:p>
+            <w:r/>
+            <w:r>
+              <w:rPr>
+                <w:b w:val="0"/>
+                <w:sz w:val="20"/>
+              </w:rPr>
+              <w:t>0.499</w:t>
+            </w:r>
+          </w:p>
+        </w:tc>
+        <w:tc>
+          <w:tcPr>
+            <w:tcW w:type="dxa" w:w="3120"/>
+          </w:tcPr>
+          <w:p>
+            <w:r/>
+            <w:r>
+              <w:rPr>
+                <w:b w:val="0"/>
+                <w:sz w:val="20"/>
+              </w:rPr>
+              <w:t>0.65</w:t>
+            </w:r>
+          </w:p>
+        </w:tc>
+      </w:tr>
+    </w:tbl>
+    <w:p/>
+    <w:p>
+      <w:pPr/>
+      <w:r>
+        <w:rPr>
+          <w:b/>
+        </w:rPr>
+        <w:t xml:space="preserve">What the numbers mean. </w:t>
+      </w:r>
+      <w:r>
+        <w:t>All three minus RNA alone +0.047 [+0.027, +0.069], resolved; DNA with RNA minus RNA alone +0.055 [+0.032, +0.078], resolved; protein adds nothing measurable. Three of the paper's four orderings reproduce. The gap to IsoFormer's absolute values is what freezing costs, since IsoFormer fine-tunes its encoders. Stage 1 measured cross-modal alignment lowest exactly here, and this is where fusion adds the most: low alignment and high complementarity go together, which is the empirical content of the Stage 2 definition.</w:t>
+      </w:r>
+    </w:p>
+    <w:p>
+      <w:pPr>
+        <w:pStyle w:val="Heading2"/>
+      </w:pPr>
+      <w:r>
+        <w:t>14.7 Phase B: one encoder swapped at a time (plan item 1)</w:t>
+      </w:r>
+    </w:p>
+    <w:p>
+      <w:pPr/>
+      <w:r>
+        <w:rPr>
+          <w:b/>
+        </w:rPr>
+        <w:t xml:space="preserve">Why and how. </w:t>
+      </w:r>
+      <w:r>
+        <w:t>Keep splits, preprocessing, heads and training fixed and change encoders only; the plan's measure is delta-fusion against the best single encoder of the swapped triple. The RNA slot went first because the mRFP control predicted mRNA-FM should carry the most; CaLM is its control. Token embeddings for both were extracted (one token per codon, so no three-to-one average); the Phase A sweep was rerun with the swapped encoder alone, concatenation, the gated head at the validation-chosen lambda, and cross-attention; seed 0; run on Chase's GPU and scored independently twice.</w:t>
+      </w:r>
+    </w:p>
+    <w:tbl>
+      <w:tblPr>
+        <w:tblW w:w="9360" w:type="dxa"/>
+        <w:tblBorders>
+          <w:top w:val="single" w:sz="4" w:space="0" w:color="auto"/>
+          <w:left w:val="single" w:sz="4" w:space="0" w:color="auto"/>
+          <w:bottom w:val="single" w:sz="4" w:space="0" w:color="auto"/>
+          <w:right w:val="single" w:sz="4" w:space="0" w:color="auto"/>
+          <w:insideH w:val="single" w:sz="4" w:space="0" w:color="auto"/>
+          <w:insideV w:val="single" w:sz="4" w:space="0" w:color="auto"/>
+        </w:tblBorders>
+        <w:tblCellMar>
+          <w:left w:w="10" w:type="dxa"/>
+          <w:right w:w="10" w:type="dxa"/>
+        </w:tblCellMar>
+        <w:tblLook w:val="0000" w:firstRow="0" w:lastRow="0" w:firstColumn="0" w:lastColumn="0" w:noHBand="0" w:noVBand="0"/>
+      </w:tblPr>
+      <w:tblGrid>
+        <w:gridCol w:w="1040"/>
+        <w:gridCol w:w="1040"/>
+        <w:gridCol w:w="1040"/>
+        <w:gridCol w:w="1040"/>
+        <w:gridCol w:w="1040"/>
+        <w:gridCol w:w="1040"/>
+        <w:gridCol w:w="1040"/>
+        <w:gridCol w:w="1040"/>
+        <w:gridCol w:w="1040"/>
+      </w:tblGrid>
+      <w:tr>
+        <w:tc>
+          <w:tcPr>
+            <w:tcW w:type="dxa" w:w="1040"/>
+          </w:tcPr>
+          <w:p>
+            <w:r/>
+            <w:r>
+              <w:rPr>
+                <w:b/>
+                <w:sz w:val="20"/>
+              </w:rPr>
+              <w:t>Encoder in the RNA slot</w:t>
+            </w:r>
+          </w:p>
+        </w:tc>
+        <w:tc>
+          <w:tcPr>
+            <w:tcW w:type="dxa" w:w="1040"/>
+          </w:tcPr>
+          <w:p>
+            <w:r/>
+            <w:r>
+              <w:rPr>
+                <w:b/>
+                <w:sz w:val="20"/>
+              </w:rPr>
+              <w:t>CoV-Vac alone</w:t>
+            </w:r>
+          </w:p>
+        </w:tc>
+        <w:tc>
+          <w:tcPr>
+            <w:tcW w:type="dxa" w:w="1040"/>
+          </w:tcPr>
+          <w:p>
+            <w:r/>
+            <w:r>
+              <w:rPr>
+                <w:b/>
+                <w:sz w:val="20"/>
+              </w:rPr>
+              <w:t>concat</w:t>
+            </w:r>
+          </w:p>
+        </w:tc>
+        <w:tc>
+          <w:tcPr>
+            <w:tcW w:type="dxa" w:w="1040"/>
+          </w:tcPr>
+          <w:p>
+            <w:r/>
+            <w:r>
+              <w:rPr>
+                <w:b/>
+                <w:sz w:val="20"/>
+              </w:rPr>
+              <w:t>gated</w:t>
+            </w:r>
+          </w:p>
+        </w:tc>
+        <w:tc>
+          <w:tcPr>
+            <w:tcW w:type="dxa" w:w="1040"/>
+          </w:tcPr>
+          <w:p>
+            <w:r/>
+            <w:r>
+              <w:rPr>
+                <w:b/>
+                <w:sz w:val="20"/>
+              </w:rPr>
+              <w:t>cross</w:t>
+            </w:r>
+          </w:p>
+        </w:tc>
+        <w:tc>
+          <w:tcPr>
+            <w:tcW w:type="dxa" w:w="1040"/>
+          </w:tcPr>
+          <w:p>
+            <w:r/>
+            <w:r>
+              <w:rPr>
+                <w:b/>
+                <w:sz w:val="20"/>
+              </w:rPr>
+              <w:t>E. coli alone</w:t>
+            </w:r>
+          </w:p>
+        </w:tc>
+        <w:tc>
+          <w:tcPr>
+            <w:tcW w:type="dxa" w:w="1040"/>
+          </w:tcPr>
+          <w:p>
+            <w:r/>
+            <w:r>
+              <w:rPr>
+                <w:b/>
+                <w:sz w:val="20"/>
+              </w:rPr>
+              <w:t>concat</w:t>
+            </w:r>
+          </w:p>
+        </w:tc>
+        <w:tc>
+          <w:tcPr>
+            <w:tcW w:type="dxa" w:w="1040"/>
+          </w:tcPr>
+          <w:p>
+            <w:r/>
+            <w:r>
+              <w:rPr>
+                <w:b/>
+                <w:sz w:val="20"/>
+              </w:rPr>
+              <w:t>gated</w:t>
+            </w:r>
+          </w:p>
+        </w:tc>
+        <w:tc>
+          <w:tcPr>
+            <w:tcW w:type="dxa" w:w="1040"/>
+          </w:tcPr>
+          <w:p>
+            <w:r/>
+            <w:r>
+              <w:rPr>
+                <w:b/>
+                <w:sz w:val="20"/>
+              </w:rPr>
+              <w:t>cross</w:t>
+            </w:r>
+          </w:p>
+        </w:tc>
+      </w:tr>
+      <w:tr>
+        <w:tc>
+          <w:tcPr>
+            <w:tcW w:type="dxa" w:w="1040"/>
+          </w:tcPr>
+          <w:p>
+            <w:r/>
+            <w:r>
+              <w:rPr>
+                <w:b w:val="0"/>
+                <w:sz w:val="20"/>
+              </w:rPr>
+              <w:t>RNA-FM (the paper's own)</w:t>
+            </w:r>
+          </w:p>
+        </w:tc>
+        <w:tc>
+          <w:tcPr>
+            <w:tcW w:type="dxa" w:w="1040"/>
+          </w:tcPr>
+          <w:p>
+            <w:r/>
+            <w:r>
+              <w:rPr>
+                <w:b w:val="0"/>
+                <w:sz w:val="20"/>
+              </w:rPr>
+              <w:t>0.833</w:t>
+            </w:r>
+          </w:p>
+        </w:tc>
+        <w:tc>
+          <w:tcPr>
+            <w:tcW w:type="dxa" w:w="1040"/>
+          </w:tcPr>
+          <w:p>
+            <w:r/>
+            <w:r>
+              <w:rPr>
+                <w:b w:val="0"/>
+                <w:sz w:val="20"/>
+              </w:rPr>
+              <w:t>0.801</w:t>
+            </w:r>
+          </w:p>
+        </w:tc>
+        <w:tc>
+          <w:tcPr>
+            <w:tcW w:type="dxa" w:w="1040"/>
+          </w:tcPr>
+          <w:p>
+            <w:r/>
+            <w:r>
+              <w:rPr>
+                <w:b w:val="0"/>
+                <w:sz w:val="20"/>
+              </w:rPr>
+              <w:t>0.783</w:t>
+            </w:r>
+          </w:p>
+        </w:tc>
+        <w:tc>
+          <w:tcPr>
+            <w:tcW w:type="dxa" w:w="1040"/>
+          </w:tcPr>
+          <w:p>
+            <w:r/>
+            <w:r>
+              <w:rPr>
+                <w:b w:val="0"/>
+                <w:sz w:val="20"/>
+              </w:rPr>
+              <w:t>0.832</w:t>
+            </w:r>
+          </w:p>
+        </w:tc>
+        <w:tc>
+          <w:tcPr>
+            <w:tcW w:type="dxa" w:w="1040"/>
+          </w:tcPr>
+          <w:p>
+            <w:r/>
+            <w:r>
+              <w:rPr>
+                <w:b w:val="0"/>
+                <w:sz w:val="20"/>
+              </w:rPr>
+              <w:t>50.7</w:t>
+            </w:r>
+          </w:p>
+        </w:tc>
+        <w:tc>
+          <w:tcPr>
+            <w:tcW w:type="dxa" w:w="1040"/>
+          </w:tcPr>
+          <w:p>
+            <w:r/>
+            <w:r>
+              <w:rPr>
+                <w:b w:val="0"/>
+                <w:sz w:val="20"/>
+              </w:rPr>
+              <w:t>60.7</w:t>
+            </w:r>
+          </w:p>
+        </w:tc>
+        <w:tc>
+          <w:tcPr>
+            <w:tcW w:type="dxa" w:w="1040"/>
+          </w:tcPr>
+          <w:p>
+            <w:r/>
+            <w:r>
+              <w:rPr>
+                <w:b w:val="0"/>
+                <w:sz w:val="20"/>
+              </w:rPr>
+              <w:t>54.4</w:t>
+            </w:r>
+          </w:p>
+        </w:tc>
+        <w:tc>
+          <w:tcPr>
+            <w:tcW w:type="dxa" w:w="1040"/>
+          </w:tcPr>
+          <w:p>
+            <w:r/>
+            <w:r>
+              <w:rPr>
+                <w:b w:val="0"/>
+                <w:sz w:val="20"/>
+              </w:rPr>
+              <w:t>53.8</w:t>
+            </w:r>
+          </w:p>
+        </w:tc>
+      </w:tr>
+      <w:tr>
+        <w:tc>
+          <w:tcPr>
+            <w:tcW w:type="dxa" w:w="1040"/>
+          </w:tcPr>
+          <w:p>
+            <w:r/>
+            <w:r>
+              <w:rPr>
+                <w:b w:val="0"/>
+                <w:sz w:val="20"/>
+              </w:rPr>
+              <w:t>mRNA-FM</w:t>
+            </w:r>
+          </w:p>
+        </w:tc>
+        <w:tc>
+          <w:tcPr>
+            <w:tcW w:type="dxa" w:w="1040"/>
+          </w:tcPr>
+          <w:p>
+            <w:r/>
+            <w:r>
+              <w:rPr>
+                <w:b w:val="0"/>
+                <w:sz w:val="20"/>
+              </w:rPr>
+              <w:t>0.812</w:t>
+            </w:r>
+          </w:p>
+        </w:tc>
+        <w:tc>
+          <w:tcPr>
+            <w:tcW w:type="dxa" w:w="1040"/>
+          </w:tcPr>
+          <w:p>
+            <w:r/>
+            <w:r>
+              <w:rPr>
+                <w:b w:val="0"/>
+                <w:sz w:val="20"/>
+              </w:rPr>
+              <w:t>0.759</w:t>
+            </w:r>
+          </w:p>
+        </w:tc>
+        <w:tc>
+          <w:tcPr>
+            <w:tcW w:type="dxa" w:w="1040"/>
+          </w:tcPr>
+          <w:p>
+            <w:r/>
+            <w:r>
+              <w:rPr>
+                <w:b w:val="0"/>
+                <w:sz w:val="20"/>
+              </w:rPr>
+              <w:t>0.762</w:t>
+            </w:r>
+          </w:p>
+        </w:tc>
+        <w:tc>
+          <w:tcPr>
+            <w:tcW w:type="dxa" w:w="1040"/>
+          </w:tcPr>
+          <w:p>
+            <w:r/>
+            <w:r>
+              <w:rPr>
+                <w:b w:val="0"/>
+                <w:sz w:val="20"/>
+              </w:rPr>
+              <w:t>0.822</w:t>
+            </w:r>
+          </w:p>
+        </w:tc>
+        <w:tc>
+          <w:tcPr>
+            <w:tcW w:type="dxa" w:w="1040"/>
+          </w:tcPr>
+          <w:p>
+            <w:r/>
+            <w:r>
+              <w:rPr>
+                <w:b w:val="0"/>
+                <w:sz w:val="20"/>
+              </w:rPr>
+              <w:t>58.7</w:t>
+            </w:r>
+          </w:p>
+        </w:tc>
+        <w:tc>
+          <w:tcPr>
+            <w:tcW w:type="dxa" w:w="1040"/>
+          </w:tcPr>
+          <w:p>
+            <w:r/>
+            <w:r>
+              <w:rPr>
+                <w:b w:val="0"/>
+                <w:sz w:val="20"/>
+              </w:rPr>
+              <w:t>59.0</w:t>
+            </w:r>
+          </w:p>
+        </w:tc>
+        <w:tc>
+          <w:tcPr>
+            <w:tcW w:type="dxa" w:w="1040"/>
+          </w:tcPr>
+          <w:p>
+            <w:r/>
+            <w:r>
+              <w:rPr>
+                <w:b w:val="0"/>
+                <w:sz w:val="20"/>
+              </w:rPr>
+              <w:t>53.1</w:t>
+            </w:r>
+          </w:p>
+        </w:tc>
+        <w:tc>
+          <w:tcPr>
+            <w:tcW w:type="dxa" w:w="1040"/>
+          </w:tcPr>
+          <w:p>
+            <w:r/>
+            <w:r>
+              <w:rPr>
+                <w:b w:val="0"/>
+                <w:sz w:val="20"/>
+              </w:rPr>
+              <w:t>54.8</w:t>
+            </w:r>
+          </w:p>
+        </w:tc>
+      </w:tr>
+      <w:tr>
+        <w:tc>
+          <w:tcPr>
+            <w:tcW w:type="dxa" w:w="1040"/>
+          </w:tcPr>
+          <w:p>
+            <w:r/>
+            <w:r>
+              <w:rPr>
+                <w:b w:val="0"/>
+                <w:sz w:val="20"/>
+              </w:rPr>
+              <w:t>CaLM</w:t>
+            </w:r>
+          </w:p>
+        </w:tc>
+        <w:tc>
+          <w:tcPr>
+            <w:tcW w:type="dxa" w:w="1040"/>
+          </w:tcPr>
+          <w:p>
+            <w:r/>
+            <w:r>
+              <w:rPr>
+                <w:b w:val="0"/>
+                <w:sz w:val="20"/>
+              </w:rPr>
+              <w:t>0.844</w:t>
+            </w:r>
+          </w:p>
+        </w:tc>
+        <w:tc>
+          <w:tcPr>
+            <w:tcW w:type="dxa" w:w="1040"/>
+          </w:tcPr>
+          <w:p>
+            <w:r/>
+            <w:r>
+              <w:rPr>
+                <w:b w:val="0"/>
+                <w:sz w:val="20"/>
+              </w:rPr>
+              <w:t>0.817</w:t>
+            </w:r>
+          </w:p>
+        </w:tc>
+        <w:tc>
+          <w:tcPr>
+            <w:tcW w:type="dxa" w:w="1040"/>
+          </w:tcPr>
+          <w:p>
+            <w:r/>
+            <w:r>
+              <w:rPr>
+                <w:b w:val="0"/>
+                <w:sz w:val="20"/>
+              </w:rPr>
+              <w:t>0.802</w:t>
+            </w:r>
+          </w:p>
+        </w:tc>
+        <w:tc>
+          <w:tcPr>
+            <w:tcW w:type="dxa" w:w="1040"/>
+          </w:tcPr>
+          <w:p>
+            <w:r/>
+            <w:r>
+              <w:rPr>
+                <w:b w:val="0"/>
+                <w:sz w:val="20"/>
+              </w:rPr>
+              <w:t>0.828</w:t>
+            </w:r>
+          </w:p>
+        </w:tc>
+        <w:tc>
+          <w:tcPr>
+            <w:tcW w:type="dxa" w:w="1040"/>
+          </w:tcPr>
+          <w:p>
+            <w:r/>
+            <w:r>
+              <w:rPr>
+                <w:b w:val="0"/>
+                <w:sz w:val="20"/>
+              </w:rPr>
+              <w:t>57.6</w:t>
+            </w:r>
+          </w:p>
+        </w:tc>
+        <w:tc>
+          <w:tcPr>
+            <w:tcW w:type="dxa" w:w="1040"/>
+          </w:tcPr>
+          <w:p>
+            <w:r/>
+            <w:r>
+              <w:rPr>
+                <w:b w:val="0"/>
+                <w:sz w:val="20"/>
+              </w:rPr>
+              <w:t>57.7</w:t>
+            </w:r>
+          </w:p>
+        </w:tc>
+        <w:tc>
+          <w:tcPr>
+            <w:tcW w:type="dxa" w:w="1040"/>
+          </w:tcPr>
+          <w:p>
+            <w:r/>
+            <w:r>
+              <w:rPr>
+                <w:b w:val="0"/>
+                <w:sz w:val="20"/>
+              </w:rPr>
+              <w:t>56.7</w:t>
+            </w:r>
+          </w:p>
+        </w:tc>
+        <w:tc>
+          <w:tcPr>
+            <w:tcW w:type="dxa" w:w="1040"/>
+          </w:tcPr>
+          <w:p>
+            <w:r/>
+            <w:r>
+              <w:rPr>
+                <w:b w:val="0"/>
+                <w:sz w:val="20"/>
+              </w:rPr>
+              <w:t>53.9</w:t>
+            </w:r>
+          </w:p>
+        </w:tc>
+      </w:tr>
+    </w:tbl>
+    <w:p/>
+    <w:p>
+      <w:pPr/>
+      <w:r>
+        <w:t>Seed 0; CoV-Vac Spearman, E. coli accuracy in percent; the RNA-FM row is the seed-0 Phase A run on the same rows.</w:t>
+      </w:r>
+    </w:p>
+    <w:tbl>
+      <w:tblPr>
+        <w:tblW w:w="9360" w:type="dxa"/>
+        <w:tblBorders>
+          <w:top w:val="single" w:sz="4" w:space="0" w:color="auto"/>
+          <w:left w:val="single" w:sz="4" w:space="0" w:color="auto"/>
+          <w:bottom w:val="single" w:sz="4" w:space="0" w:color="auto"/>
+          <w:right w:val="single" w:sz="4" w:space="0" w:color="auto"/>
+          <w:insideH w:val="single" w:sz="4" w:space="0" w:color="auto"/>
+          <w:insideV w:val="single" w:sz="4" w:space="0" w:color="auto"/>
+        </w:tblBorders>
+        <w:tblCellMar>
+          <w:left w:w="10" w:type="dxa"/>
+          <w:right w:w="10" w:type="dxa"/>
+        </w:tblCellMar>
+        <w:tblLook w:val="0000" w:firstRow="0" w:lastRow="0" w:firstColumn="0" w:lastColumn="0" w:noHBand="0" w:noVBand="0"/>
+      </w:tblPr>
+      <w:tblGrid>
+        <w:gridCol w:w="3120"/>
+        <w:gridCol w:w="3120"/>
+        <w:gridCol w:w="3120"/>
+      </w:tblGrid>
+      <w:tr>
+        <w:tc>
+          <w:tcPr>
+            <w:tcW w:type="dxa" w:w="3120"/>
+          </w:tcPr>
+          <w:p>
+            <w:r/>
+            <w:r>
+              <w:rPr>
+                <w:b/>
+                <w:sz w:val="20"/>
+              </w:rPr>
+              <w:t>Comparison, on identical test rows</w:t>
+            </w:r>
+          </w:p>
+        </w:tc>
+        <w:tc>
+          <w:tcPr>
+            <w:tcW w:type="dxa" w:w="3120"/>
+          </w:tcPr>
+          <w:p>
+            <w:r/>
+            <w:r>
+              <w:rPr>
+                <w:b/>
+                <w:sz w:val="20"/>
+              </w:rPr>
+              <w:t>CoV-Vac</w:t>
+            </w:r>
+          </w:p>
+        </w:tc>
+        <w:tc>
+          <w:tcPr>
+            <w:tcW w:type="dxa" w:w="3120"/>
+          </w:tcPr>
+          <w:p>
+            <w:r/>
+            <w:r>
+              <w:rPr>
+                <w:b/>
+                <w:sz w:val="20"/>
+              </w:rPr>
+              <w:t>E. coli (points)</w:t>
+            </w:r>
+          </w:p>
+        </w:tc>
+      </w:tr>
+      <w:tr>
+        <w:tc>
+          <w:tcPr>
+            <w:tcW w:type="dxa" w:w="3120"/>
+          </w:tcPr>
+          <w:p>
+            <w:r/>
+            <w:r>
+              <w:rPr>
+                <w:b w:val="0"/>
+                <w:sz w:val="20"/>
+              </w:rPr>
+              <w:t>mRNA-FM alone minus RNA-FM alone</w:t>
+            </w:r>
+          </w:p>
+        </w:tc>
+        <w:tc>
+          <w:tcPr>
+            <w:tcW w:type="dxa" w:w="3120"/>
+          </w:tcPr>
+          <w:p>
+            <w:r/>
+            <w:r>
+              <w:rPr>
+                <w:b w:val="0"/>
+                <w:sz w:val="20"/>
+              </w:rPr>
+              <w:t>-0.021 [-0.056, +0.013]</w:t>
+            </w:r>
+          </w:p>
+        </w:tc>
+        <w:tc>
+          <w:tcPr>
+            <w:tcW w:type="dxa" w:w="3120"/>
+          </w:tcPr>
+          <w:p>
+            <w:r/>
+            <w:r>
+              <w:rPr>
+                <w:b w:val="0"/>
+                <w:sz w:val="20"/>
+              </w:rPr>
+              <w:t>+8.0 [+4.0, +11.8]</w:t>
+            </w:r>
+          </w:p>
+        </w:tc>
+      </w:tr>
+      <w:tr>
+        <w:tc>
+          <w:tcPr>
+            <w:tcW w:type="dxa" w:w="3120"/>
+          </w:tcPr>
+          <w:p>
+            <w:r/>
+            <w:r>
+              <w:rPr>
+                <w:b w:val="0"/>
+                <w:sz w:val="20"/>
+              </w:rPr>
+              <w:t>CaLM alone minus RNA-FM alone</w:t>
+            </w:r>
+          </w:p>
+        </w:tc>
+        <w:tc>
+          <w:tcPr>
+            <w:tcW w:type="dxa" w:w="3120"/>
+          </w:tcPr>
+          <w:p>
+            <w:r/>
+            <w:r>
+              <w:rPr>
+                <w:b w:val="0"/>
+                <w:sz w:val="20"/>
+              </w:rPr>
+              <w:t>+0.011 [-0.017, +0.041]</w:t>
+            </w:r>
+          </w:p>
+        </w:tc>
+        <w:tc>
+          <w:tcPr>
+            <w:tcW w:type="dxa" w:w="3120"/>
+          </w:tcPr>
+          <w:p>
+            <w:r/>
+            <w:r>
+              <w:rPr>
+                <w:b w:val="0"/>
+                <w:sz w:val="20"/>
+              </w:rPr>
+              <w:t>+6.9 [+2.8, +10.8]</w:t>
+            </w:r>
+          </w:p>
+        </w:tc>
+      </w:tr>
+      <w:tr>
+        <w:tc>
+          <w:tcPr>
+            <w:tcW w:type="dxa" w:w="3120"/>
+          </w:tcPr>
+          <w:p>
+            <w:r/>
+            <w:r>
+              <w:rPr>
+                <w:b w:val="0"/>
+                <w:sz w:val="20"/>
+              </w:rPr>
+              <w:t>Concatenation, mRNA-FM minus its own best single</w:t>
+            </w:r>
+          </w:p>
+        </w:tc>
+        <w:tc>
+          <w:tcPr>
+            <w:tcW w:type="dxa" w:w="3120"/>
+          </w:tcPr>
+          <w:p>
+            <w:r/>
+            <w:r>
+              <w:rPr>
+                <w:b w:val="0"/>
+                <w:sz w:val="20"/>
+              </w:rPr>
+              <w:t>-0.054 [-0.090, -0.019]</w:t>
+            </w:r>
+          </w:p>
+        </w:tc>
+        <w:tc>
+          <w:tcPr>
+            <w:tcW w:type="dxa" w:w="3120"/>
+          </w:tcPr>
+          <w:p>
+            <w:r/>
+            <w:r>
+              <w:rPr>
+                <w:b w:val="0"/>
+                <w:sz w:val="20"/>
+              </w:rPr>
+              <w:t>+0.3 [-2.9, +3.7]</w:t>
+            </w:r>
+          </w:p>
+        </w:tc>
+      </w:tr>
+      <w:tr>
+        <w:tc>
+          <w:tcPr>
+            <w:tcW w:type="dxa" w:w="3120"/>
+          </w:tcPr>
+          <w:p>
+            <w:r/>
+            <w:r>
+              <w:rPr>
+                <w:b w:val="0"/>
+                <w:sz w:val="20"/>
+              </w:rPr>
+              <w:t>Gated head, mRNA-FM minus its own best single</w:t>
+            </w:r>
+          </w:p>
+        </w:tc>
+        <w:tc>
+          <w:tcPr>
+            <w:tcW w:type="dxa" w:w="3120"/>
+          </w:tcPr>
+          <w:p>
+            <w:r/>
+            <w:r>
+              <w:rPr>
+                <w:b w:val="0"/>
+                <w:sz w:val="20"/>
+              </w:rPr>
+              <w:t>-0.050 [-0.085, -0.018]</w:t>
+            </w:r>
+          </w:p>
+        </w:tc>
+        <w:tc>
+          <w:tcPr>
+            <w:tcW w:type="dxa" w:w="3120"/>
+          </w:tcPr>
+          <w:p>
+            <w:r/>
+            <w:r>
+              <w:rPr>
+                <w:b w:val="0"/>
+                <w:sz w:val="20"/>
+              </w:rPr>
+              <w:t>-5.6 [-9.7, -1.5]</w:t>
+            </w:r>
+          </w:p>
+        </w:tc>
+      </w:tr>
+      <w:tr>
+        <w:tc>
+          <w:tcPr>
+            <w:tcW w:type="dxa" w:w="3120"/>
+          </w:tcPr>
+          <w:p>
+            <w:r/>
+            <w:r>
+              <w:rPr>
+                <w:b w:val="0"/>
+                <w:sz w:val="20"/>
+              </w:rPr>
+              <w:t>Cross-attention, mRNA-FM minus its own best single</w:t>
+            </w:r>
+          </w:p>
+        </w:tc>
+        <w:tc>
+          <w:tcPr>
+            <w:tcW w:type="dxa" w:w="3120"/>
+          </w:tcPr>
+          <w:p>
+            <w:r/>
+            <w:r>
+              <w:rPr>
+                <w:b w:val="0"/>
+                <w:sz w:val="20"/>
+              </w:rPr>
+              <w:t>+0.009 [-0.025, +0.043]</w:t>
+            </w:r>
+          </w:p>
+        </w:tc>
+        <w:tc>
+          <w:tcPr>
+            <w:tcW w:type="dxa" w:w="3120"/>
+          </w:tcPr>
+          <w:p>
+            <w:r/>
+            <w:r>
+              <w:rPr>
+                <w:b w:val="0"/>
+                <w:sz w:val="20"/>
+              </w:rPr>
+              <w:t>-3.9 [-7.9, +0.1]</w:t>
+            </w:r>
+          </w:p>
+        </w:tc>
+      </w:tr>
+      <w:tr>
+        <w:tc>
+          <w:tcPr>
+            <w:tcW w:type="dxa" w:w="3120"/>
+          </w:tcPr>
+          <w:p>
+            <w:r/>
+            <w:r>
+              <w:rPr>
+                <w:b w:val="0"/>
+                <w:sz w:val="20"/>
+              </w:rPr>
+              <w:t>Concatenation, CaLM minus its own best single</w:t>
+            </w:r>
+          </w:p>
+        </w:tc>
+        <w:tc>
+          <w:tcPr>
+            <w:tcW w:type="dxa" w:w="3120"/>
+          </w:tcPr>
+          <w:p>
+            <w:r/>
+            <w:r>
+              <w:rPr>
+                <w:b w:val="0"/>
+                <w:sz w:val="20"/>
+              </w:rPr>
+              <w:t>-0.027 [-0.053, -0.002]</w:t>
+            </w:r>
+          </w:p>
+        </w:tc>
+        <w:tc>
+          <w:tcPr>
+            <w:tcW w:type="dxa" w:w="3120"/>
+          </w:tcPr>
+          <w:p>
+            <w:r/>
+            <w:r>
+              <w:rPr>
+                <w:b w:val="0"/>
+                <w:sz w:val="20"/>
+              </w:rPr>
+              <w:t>+0.1 [-2.5, +2.8]</w:t>
+            </w:r>
+          </w:p>
+        </w:tc>
+      </w:tr>
+      <w:tr>
+        <w:tc>
+          <w:tcPr>
+            <w:tcW w:type="dxa" w:w="3120"/>
+          </w:tcPr>
+          <w:p>
+            <w:r/>
+            <w:r>
+              <w:rPr>
+                <w:b w:val="0"/>
+                <w:sz w:val="20"/>
+              </w:rPr>
+              <w:t>Gated head, CaLM minus its own best single</w:t>
+            </w:r>
+          </w:p>
+        </w:tc>
+        <w:tc>
+          <w:tcPr>
+            <w:tcW w:type="dxa" w:w="3120"/>
+          </w:tcPr>
+          <w:p>
+            <w:r/>
+            <w:r>
+              <w:rPr>
+                <w:b w:val="0"/>
+                <w:sz w:val="20"/>
+              </w:rPr>
+              <w:t>-0.042 [-0.073, -0.014]</w:t>
+            </w:r>
+          </w:p>
+        </w:tc>
+        <w:tc>
+          <w:tcPr>
+            <w:tcW w:type="dxa" w:w="3120"/>
+          </w:tcPr>
+          <w:p>
+            <w:r/>
+            <w:r>
+              <w:rPr>
+                <w:b w:val="0"/>
+                <w:sz w:val="20"/>
+              </w:rPr>
+              <w:t>-0.8 [-3.7, +2.0]</w:t>
+            </w:r>
+          </w:p>
+        </w:tc>
+      </w:tr>
+      <w:tr>
+        <w:tc>
+          <w:tcPr>
+            <w:tcW w:type="dxa" w:w="3120"/>
+          </w:tcPr>
+          <w:p>
+            <w:r/>
+            <w:r>
+              <w:rPr>
+                <w:b w:val="0"/>
+                <w:sz w:val="20"/>
+              </w:rPr>
+              <w:t>Cross-attention, CaLM minus its own best single</w:t>
+            </w:r>
+          </w:p>
+        </w:tc>
+        <w:tc>
+          <w:tcPr>
+            <w:tcW w:type="dxa" w:w="3120"/>
+          </w:tcPr>
+          <w:p>
+            <w:r/>
+            <w:r>
+              <w:rPr>
+                <w:b w:val="0"/>
+                <w:sz w:val="20"/>
+              </w:rPr>
+              <w:t>-0.017 [-0.041, +0.007]</w:t>
+            </w:r>
+          </w:p>
+        </w:tc>
+        <w:tc>
+          <w:tcPr>
+            <w:tcW w:type="dxa" w:w="3120"/>
+          </w:tcPr>
+          <w:p>
+            <w:r/>
+            <w:r>
+              <w:rPr>
+                <w:b w:val="0"/>
+                <w:sz w:val="20"/>
+              </w:rPr>
+              <w:t>-3.7 [-6.9, -0.4]</w:t>
+            </w:r>
+          </w:p>
+        </w:tc>
+      </w:tr>
+    </w:tbl>
+    <w:p/>
+    <w:p>
+      <w:pPr/>
+      <w:r>
+        <w:rPr>
+          <w:b/>
+        </w:rPr>
+        <w:t xml:space="preserve">What the numbers mean. </w:t>
+      </w:r>
+      <w:r>
+        <w:t>E. coli: mRNA-FM alone gains +8.0 points over RNA-FM alone, resolved, the largest effect anywhere in Stage 4, and it is a change of encoder, not of head. Fusion on top of mRNA-FM adds +0.3, unresolved; the gated head is resolved worse and cross-attention is not better. Phase A's +6.9 was fusion compensating for a weak RNA stream. CoV-Vac: the codon-level swap does not help (both tie RNA-FM alone), concatenation and the gated head are resolved worse than the encoder alone, cross-attention ties. Why the benchmarks disagree: E. coli expression is driven by codon usage, which the codon-level encoders were pretrained on; CoV-Vac degradation by the folding of a short designed fragment, which nucleotide-level RNA-FM was pretrained on. For H2: Stage 1 and the mRFP control identified the right encoder; what they predict is which encoder carries task-relevant information, not how much a head can add on top of it. Those were the first four swaps; the other four, fungal and stability followed October 25 to 27, below.</w:t>
+      </w:r>
+    </w:p>
+    <w:p>
+      <w:r>
+        <w:rPr>
+          <w:b/>
+        </w:rPr>
+        <w:t xml:space="preserve">All eight swaps, October 25 to 27. </w:t>
+      </w:r>
+      <w:r>
+        <w:t>Chase then ran the rest of the sweep: NT 500M human-ref and HyenaDNA large in the DNA slot, RiNALMo 150M in the RNA slot, and ESM-2 35M, ESM-2 150M and ProtBERT in the protein slot, each on fungal, CoV-Vac and E. coli, with mRNA-FM, CaLM and ESM-2 150M also on mRNA stability. That is 27 swap-benchmark pairs, each with the swapped encoder read alone and all three heads, seed 0, under Phase A's settings (the gated head's entropy weight inherited, not retuned). DNABERT-2 stays out because its variable-length tokens need a grid adapter. The paired intervals come from the swap notebook (2,000 draws, identical sequences resampled together). The table gives each swapped encoder read alone, with the original it replaces in brackets.</w:t>
+      </w:r>
+    </w:p>
+    <w:tbl>
+      <w:tblPr>
+        <w:tblW w:w="9360" w:type="dxa"/>
+        <w:tblBorders>
+          <w:top w:val="single" w:sz="4" w:space="0" w:color="auto"/>
+          <w:left w:val="single" w:sz="4" w:space="0" w:color="auto"/>
+          <w:bottom w:val="single" w:sz="4" w:space="0" w:color="auto"/>
+          <w:right w:val="single" w:sz="4" w:space="0" w:color="auto"/>
+          <w:insideH w:val="single" w:sz="4" w:space="0" w:color="auto"/>
+          <w:insideV w:val="single" w:sz="4" w:space="0" w:color="auto"/>
+        </w:tblBorders>
+        <w:tblCellMar>
+          <w:left w:w="10" w:type="dxa"/>
+          <w:right w:w="10" w:type="dxa"/>
+        </w:tblCellMar>
+        <w:tblLook w:val="0000" w:firstRow="0" w:lastRow="0" w:firstColumn="0" w:lastColumn="0" w:noHBand="0" w:noVBand="0"/>
+      </w:tblPr>
+      <w:tblGrid>
+        <w:gridCol w:w="1872"/>
+        <w:gridCol w:w="624"/>
+        <w:gridCol w:w="936"/>
+        <w:gridCol w:w="936"/>
+        <w:gridCol w:w="936"/>
+        <w:gridCol w:w="936"/>
+      </w:tblGrid>
+      <w:tr>
+        <w:tc>
+          <w:tcPr>
+            <w:tcW w:type="dxa" w:w="1872"/>
+          </w:tcPr>
+          <w:p>
+            <w:r>
+              <w:rPr>
+                <w:b/>
+                <w:sz w:val="20"/>
+              </w:rPr>
+              <w:t>Swapped in (replaces)</w:t>
+            </w:r>
+          </w:p>
+        </w:tc>
+        <w:tc>
+          <w:tcPr>
+            <w:tcW w:type="dxa" w:w="624"/>
+          </w:tcPr>
+          <w:p>
+            <w:r>
+              <w:rPr>
+                <w:b/>
+                <w:sz w:val="20"/>
+              </w:rPr>
+              <w:t>Slot</w:t>
+            </w:r>
+          </w:p>
+        </w:tc>
+        <w:tc>
+          <w:tcPr>
+            <w:tcW w:type="dxa" w:w="936"/>
+          </w:tcPr>
+          <w:p>
+            <w:r>
+              <w:rPr>
+                <w:b/>
+                <w:sz w:val="20"/>
+              </w:rPr>
+              <w:t>Fungal</w:t>
+            </w:r>
+          </w:p>
+        </w:tc>
+        <w:tc>
+          <w:tcPr>
+            <w:tcW w:type="dxa" w:w="936"/>
+          </w:tcPr>
+          <w:p>
+            <w:r>
+              <w:rPr>
+                <w:b/>
+                <w:sz w:val="20"/>
+              </w:rPr>
+              <w:t>CoV-Vac</w:t>
+            </w:r>
+          </w:p>
+        </w:tc>
+        <w:tc>
+          <w:tcPr>
+            <w:tcW w:type="dxa" w:w="936"/>
+          </w:tcPr>
+          <w:p>
+            <w:r>
+              <w:rPr>
+                <w:b/>
+                <w:sz w:val="20"/>
+              </w:rPr>
+              <w:t>E. coli (%)</w:t>
+            </w:r>
+          </w:p>
+        </w:tc>
+        <w:tc>
+          <w:tcPr>
+            <w:tcW w:type="dxa" w:w="936"/>
+          </w:tcPr>
+          <w:p>
+            <w:r>
+              <w:rPr>
+                <w:b/>
+                <w:sz w:val="20"/>
+              </w:rPr>
+              <w:t>Stability</w:t>
+            </w:r>
+          </w:p>
+        </w:tc>
+      </w:tr>
+      <w:tr>
+        <w:tc>
+          <w:tcPr>
+            <w:tcW w:type="dxa" w:w="1872"/>
+          </w:tcPr>
+          <w:p>
+            <w:r>
+              <w:rPr>
+                <w:b w:val="0"/>
+                <w:sz w:val="20"/>
+              </w:rPr>
+              <w:t>NT 500M human-ref (NT v2 100M)</w:t>
+            </w:r>
+          </w:p>
+        </w:tc>
+        <w:tc>
+          <w:tcPr>
+            <w:tcW w:type="dxa" w:w="624"/>
+          </w:tcPr>
+          <w:p>
+            <w:r>
+              <w:rPr>
+                <w:b w:val="0"/>
+                <w:sz w:val="20"/>
+              </w:rPr>
+              <w:t>DNA</w:t>
+            </w:r>
+          </w:p>
+        </w:tc>
+        <w:tc>
+          <w:tcPr>
+            <w:tcW w:type="dxa" w:w="936"/>
+          </w:tcPr>
+          <w:p>
+            <w:r>
+              <w:rPr>
+                <w:b w:val="0"/>
+                <w:sz w:val="20"/>
+              </w:rPr>
+              <w:t>0.740 (0.813)</w:t>
+            </w:r>
+          </w:p>
+        </w:tc>
+        <w:tc>
+          <w:tcPr>
+            <w:tcW w:type="dxa" w:w="936"/>
+          </w:tcPr>
+          <w:p>
+            <w:r>
+              <w:rPr>
+                <w:b w:val="0"/>
+                <w:sz w:val="20"/>
+              </w:rPr>
+              <w:t>0.727 (0.779)</w:t>
+            </w:r>
+          </w:p>
+        </w:tc>
+        <w:tc>
+          <w:tcPr>
+            <w:tcW w:type="dxa" w:w="936"/>
+          </w:tcPr>
+          <w:p>
+            <w:r>
+              <w:rPr>
+                <w:b w:val="0"/>
+                <w:sz w:val="20"/>
+              </w:rPr>
+              <w:t>47.5 (47.8)</w:t>
+            </w:r>
+          </w:p>
+        </w:tc>
+        <w:tc>
+          <w:tcPr>
+            <w:tcW w:type="dxa" w:w="936"/>
+          </w:tcPr>
+          <w:p>
+            <w:r>
+              <w:rPr>
+                <w:b w:val="0"/>
+                <w:sz w:val="20"/>
+              </w:rPr>
+              <w:t>not run</w:t>
+            </w:r>
+          </w:p>
+        </w:tc>
+      </w:tr>
+      <w:tr>
+        <w:tc>
+          <w:tcPr>
+            <w:tcW w:type="dxa" w:w="1872"/>
+          </w:tcPr>
+          <w:p>
+            <w:r>
+              <w:rPr>
+                <w:b w:val="0"/>
+                <w:sz w:val="20"/>
+              </w:rPr>
+              <w:t>HyenaDNA large (NT v2 100M)</w:t>
+            </w:r>
+          </w:p>
+        </w:tc>
+        <w:tc>
+          <w:tcPr>
+            <w:tcW w:type="dxa" w:w="624"/>
+          </w:tcPr>
+          <w:p>
+            <w:r>
+              <w:rPr>
+                <w:b w:val="0"/>
+                <w:sz w:val="20"/>
+              </w:rPr>
+              <w:t>DNA</w:t>
+            </w:r>
+          </w:p>
+        </w:tc>
+        <w:tc>
+          <w:tcPr>
+            <w:tcW w:type="dxa" w:w="936"/>
+          </w:tcPr>
+          <w:p>
+            <w:r>
+              <w:rPr>
+                <w:b w:val="0"/>
+                <w:sz w:val="20"/>
+              </w:rPr>
+              <w:t>0.737 (0.813)</w:t>
+            </w:r>
+          </w:p>
+        </w:tc>
+        <w:tc>
+          <w:tcPr>
+            <w:tcW w:type="dxa" w:w="936"/>
+          </w:tcPr>
+          <w:p>
+            <w:r>
+              <w:rPr>
+                <w:b w:val="0"/>
+                <w:sz w:val="20"/>
+              </w:rPr>
+              <w:t>0.755 (0.779)</w:t>
+            </w:r>
+          </w:p>
+        </w:tc>
+        <w:tc>
+          <w:tcPr>
+            <w:tcW w:type="dxa" w:w="936"/>
+          </w:tcPr>
+          <w:p>
+            <w:r>
+              <w:rPr>
+                <w:b w:val="0"/>
+                <w:sz w:val="20"/>
+              </w:rPr>
+              <w:t>50.4 (47.8)</w:t>
+            </w:r>
+          </w:p>
+        </w:tc>
+        <w:tc>
+          <w:tcPr>
+            <w:tcW w:type="dxa" w:w="936"/>
+          </w:tcPr>
+          <w:p>
+            <w:r>
+              <w:rPr>
+                <w:b w:val="0"/>
+                <w:sz w:val="20"/>
+              </w:rPr>
+              <w:t>not run</w:t>
+            </w:r>
+          </w:p>
+        </w:tc>
+      </w:tr>
+      <w:tr>
+        <w:tc>
+          <w:tcPr>
+            <w:tcW w:type="dxa" w:w="1872"/>
+          </w:tcPr>
+          <w:p>
+            <w:r>
+              <w:rPr>
+                <w:b w:val="0"/>
+                <w:sz w:val="20"/>
+              </w:rPr>
+              <w:t>RiNALMo 150M (RNA-FM)</w:t>
+            </w:r>
+          </w:p>
+        </w:tc>
+        <w:tc>
+          <w:tcPr>
+            <w:tcW w:type="dxa" w:w="624"/>
+          </w:tcPr>
+          <w:p>
+            <w:r>
+              <w:rPr>
+                <w:b w:val="0"/>
+                <w:sz w:val="20"/>
+              </w:rPr>
+              <w:t>RNA</w:t>
+            </w:r>
+          </w:p>
+        </w:tc>
+        <w:tc>
+          <w:tcPr>
+            <w:tcW w:type="dxa" w:w="936"/>
+          </w:tcPr>
+          <w:p>
+            <w:r>
+              <w:rPr>
+                <w:b w:val="0"/>
+                <w:sz w:val="20"/>
+              </w:rPr>
+              <w:t>0.844 (0.722)</w:t>
+            </w:r>
+          </w:p>
+        </w:tc>
+        <w:tc>
+          <w:tcPr>
+            <w:tcW w:type="dxa" w:w="936"/>
+          </w:tcPr>
+          <w:p>
+            <w:r>
+              <w:rPr>
+                <w:b w:val="0"/>
+                <w:sz w:val="20"/>
+              </w:rPr>
+              <w:t>0.823 (0.833)</w:t>
+            </w:r>
+          </w:p>
+        </w:tc>
+        <w:tc>
+          <w:tcPr>
+            <w:tcW w:type="dxa" w:w="936"/>
+          </w:tcPr>
+          <w:p>
+            <w:r>
+              <w:rPr>
+                <w:b w:val="0"/>
+                <w:sz w:val="20"/>
+              </w:rPr>
+              <w:t>57.3 (50.7)</w:t>
+            </w:r>
+          </w:p>
+        </w:tc>
+        <w:tc>
+          <w:tcPr>
+            <w:tcW w:type="dxa" w:w="936"/>
+          </w:tcPr>
+          <w:p>
+            <w:r>
+              <w:rPr>
+                <w:b w:val="0"/>
+                <w:sz w:val="20"/>
+              </w:rPr>
+              <w:t>not run</w:t>
+            </w:r>
+          </w:p>
+        </w:tc>
+      </w:tr>
+      <w:tr>
+        <w:tc>
+          <w:tcPr>
+            <w:tcW w:type="dxa" w:w="1872"/>
+          </w:tcPr>
+          <w:p>
+            <w:r>
+              <w:rPr>
+                <w:b w:val="0"/>
+                <w:sz w:val="20"/>
+              </w:rPr>
+              <w:t>mRNA-FM (RNA-FM)</w:t>
+            </w:r>
+          </w:p>
+        </w:tc>
+        <w:tc>
+          <w:tcPr>
+            <w:tcW w:type="dxa" w:w="624"/>
+          </w:tcPr>
+          <w:p>
+            <w:r>
+              <w:rPr>
+                <w:b w:val="0"/>
+                <w:sz w:val="20"/>
+              </w:rPr>
+              <w:t>RNA</w:t>
+            </w:r>
+          </w:p>
+        </w:tc>
+        <w:tc>
+          <w:tcPr>
+            <w:tcW w:type="dxa" w:w="936"/>
+          </w:tcPr>
+          <w:p>
+            <w:r>
+              <w:rPr>
+                <w:b w:val="0"/>
+                <w:sz w:val="20"/>
+              </w:rPr>
+              <w:t>0.852 (0.722)</w:t>
+            </w:r>
+          </w:p>
+        </w:tc>
+        <w:tc>
+          <w:tcPr>
+            <w:tcW w:type="dxa" w:w="936"/>
+          </w:tcPr>
+          <w:p>
+            <w:r>
+              <w:rPr>
+                <w:b w:val="0"/>
+                <w:sz w:val="20"/>
+              </w:rPr>
+              <w:t>0.812 (0.833)</w:t>
+            </w:r>
+          </w:p>
+        </w:tc>
+        <w:tc>
+          <w:tcPr>
+            <w:tcW w:type="dxa" w:w="936"/>
+          </w:tcPr>
+          <w:p>
+            <w:r>
+              <w:rPr>
+                <w:b w:val="0"/>
+                <w:sz w:val="20"/>
+              </w:rPr>
+              <w:t>58.7 (50.7)</w:t>
+            </w:r>
+          </w:p>
+        </w:tc>
+        <w:tc>
+          <w:tcPr>
+            <w:tcW w:type="dxa" w:w="936"/>
+          </w:tcPr>
+          <w:p>
+            <w:r>
+              <w:rPr>
+                <w:b w:val="0"/>
+                <w:sz w:val="20"/>
+              </w:rPr>
+              <w:t>0.565 (0.552)</w:t>
+            </w:r>
+          </w:p>
+        </w:tc>
+      </w:tr>
+      <w:tr>
+        <w:tc>
+          <w:tcPr>
+            <w:tcW w:type="dxa" w:w="1872"/>
+          </w:tcPr>
+          <w:p>
+            <w:r>
+              <w:rPr>
+                <w:b w:val="0"/>
+                <w:sz w:val="20"/>
+              </w:rPr>
+              <w:t>CaLM (RNA-FM)</w:t>
+            </w:r>
+          </w:p>
+        </w:tc>
+        <w:tc>
+          <w:tcPr>
+            <w:tcW w:type="dxa" w:w="624"/>
+          </w:tcPr>
+          <w:p>
+            <w:r>
+              <w:rPr>
+                <w:b w:val="0"/>
+                <w:sz w:val="20"/>
+              </w:rPr>
+              <w:t>RNA</w:t>
+            </w:r>
+          </w:p>
+        </w:tc>
+        <w:tc>
+          <w:tcPr>
+            <w:tcW w:type="dxa" w:w="936"/>
+          </w:tcPr>
+          <w:p>
+            <w:r>
+              <w:rPr>
+                <w:b w:val="0"/>
+                <w:sz w:val="20"/>
+              </w:rPr>
+              <w:t>0.851 (0.722)</w:t>
+            </w:r>
+          </w:p>
+        </w:tc>
+        <w:tc>
+          <w:tcPr>
+            <w:tcW w:type="dxa" w:w="936"/>
+          </w:tcPr>
+          <w:p>
+            <w:r>
+              <w:rPr>
+                <w:b w:val="0"/>
+                <w:sz w:val="20"/>
+              </w:rPr>
+              <w:t>0.844 (0.833)</w:t>
+            </w:r>
+          </w:p>
+        </w:tc>
+        <w:tc>
+          <w:tcPr>
+            <w:tcW w:type="dxa" w:w="936"/>
+          </w:tcPr>
+          <w:p>
+            <w:r>
+              <w:rPr>
+                <w:b w:val="0"/>
+                <w:sz w:val="20"/>
+              </w:rPr>
+              <w:t>57.6 (50.7)</w:t>
+            </w:r>
+          </w:p>
+        </w:tc>
+        <w:tc>
+          <w:tcPr>
+            <w:tcW w:type="dxa" w:w="936"/>
+          </w:tcPr>
+          <w:p>
+            <w:r>
+              <w:rPr>
+                <w:b w:val="0"/>
+                <w:sz w:val="20"/>
+              </w:rPr>
+              <w:t>0.559 (0.552)</w:t>
+            </w:r>
+          </w:p>
+        </w:tc>
+      </w:tr>
+      <w:tr>
+        <w:tc>
+          <w:tcPr>
+            <w:tcW w:type="dxa" w:w="1872"/>
+          </w:tcPr>
+          <w:p>
+            <w:r>
+              <w:rPr>
+                <w:b w:val="0"/>
+                <w:sz w:val="20"/>
+              </w:rPr>
+              <w:t>ESM-2 35M (ESM-2 8M)</w:t>
+            </w:r>
+          </w:p>
+        </w:tc>
+        <w:tc>
+          <w:tcPr>
+            <w:tcW w:type="dxa" w:w="624"/>
+          </w:tcPr>
+          <w:p>
+            <w:r>
+              <w:rPr>
+                <w:b w:val="0"/>
+                <w:sz w:val="20"/>
+              </w:rPr>
+              <w:t>Protein</w:t>
+            </w:r>
+          </w:p>
+        </w:tc>
+        <w:tc>
+          <w:tcPr>
+            <w:tcW w:type="dxa" w:w="936"/>
+          </w:tcPr>
+          <w:p>
+            <w:r>
+              <w:rPr>
+                <w:b w:val="0"/>
+                <w:sz w:val="20"/>
+              </w:rPr>
+              <w:t>0.696 (0.698)</w:t>
+            </w:r>
+          </w:p>
+        </w:tc>
+        <w:tc>
+          <w:tcPr>
+            <w:tcW w:type="dxa" w:w="936"/>
+          </w:tcPr>
+          <w:p>
+            <w:r>
+              <w:rPr>
+                <w:b w:val="0"/>
+                <w:sz w:val="20"/>
+              </w:rPr>
+              <w:t>0.814 (0.816)</w:t>
+            </w:r>
+          </w:p>
+        </w:tc>
+        <w:tc>
+          <w:tcPr>
+            <w:tcW w:type="dxa" w:w="936"/>
+          </w:tcPr>
+          <w:p>
+            <w:r>
+              <w:rPr>
+                <w:b w:val="0"/>
+                <w:sz w:val="20"/>
+              </w:rPr>
+              <w:t>52.1 (50.1)</w:t>
+            </w:r>
+          </w:p>
+        </w:tc>
+        <w:tc>
+          <w:tcPr>
+            <w:tcW w:type="dxa" w:w="936"/>
+          </w:tcPr>
+          <w:p>
+            <w:r>
+              <w:rPr>
+                <w:b w:val="0"/>
+                <w:sz w:val="20"/>
+              </w:rPr>
+              <w:t>not run</w:t>
+            </w:r>
+          </w:p>
+        </w:tc>
+      </w:tr>
+      <w:tr>
+        <w:tc>
+          <w:tcPr>
+            <w:tcW w:type="dxa" w:w="1872"/>
+          </w:tcPr>
+          <w:p>
+            <w:r>
+              <w:rPr>
+                <w:b w:val="0"/>
+                <w:sz w:val="20"/>
+              </w:rPr>
+              <w:t>ESM-2 150M (ESM-2 8M)</w:t>
+            </w:r>
+          </w:p>
+        </w:tc>
+        <w:tc>
+          <w:tcPr>
+            <w:tcW w:type="dxa" w:w="624"/>
+          </w:tcPr>
+          <w:p>
+            <w:r>
+              <w:rPr>
+                <w:b w:val="0"/>
+                <w:sz w:val="20"/>
+              </w:rPr>
+              <w:t>Protein</w:t>
+            </w:r>
+          </w:p>
+        </w:tc>
+        <w:tc>
+          <w:tcPr>
+            <w:tcW w:type="dxa" w:w="936"/>
+          </w:tcPr>
+          <w:p>
+            <w:r>
+              <w:rPr>
+                <w:b w:val="0"/>
+                <w:sz w:val="20"/>
+              </w:rPr>
+              <w:t>0.729 (0.698)</w:t>
+            </w:r>
+          </w:p>
+        </w:tc>
+        <w:tc>
+          <w:tcPr>
+            <w:tcW w:type="dxa" w:w="936"/>
+          </w:tcPr>
+          <w:p>
+            <w:r>
+              <w:rPr>
+                <w:b w:val="0"/>
+                <w:sz w:val="20"/>
+              </w:rPr>
+              <w:t>0.827 (0.816)</w:t>
+            </w:r>
+          </w:p>
+        </w:tc>
+        <w:tc>
+          <w:tcPr>
+            <w:tcW w:type="dxa" w:w="936"/>
+          </w:tcPr>
+          <w:p>
+            <w:r>
+              <w:rPr>
+                <w:b w:val="0"/>
+                <w:sz w:val="20"/>
+              </w:rPr>
+              <w:t>53.9 (50.1)</w:t>
+            </w:r>
+          </w:p>
+        </w:tc>
+        <w:tc>
+          <w:tcPr>
+            <w:tcW w:type="dxa" w:w="936"/>
+          </w:tcPr>
+          <w:p>
+            <w:r>
+              <w:rPr>
+                <w:b w:val="0"/>
+                <w:sz w:val="20"/>
+              </w:rPr>
+              <w:t>0.537 (0.531)</w:t>
+            </w:r>
+          </w:p>
+        </w:tc>
+      </w:tr>
+      <w:tr>
+        <w:tc>
+          <w:tcPr>
+            <w:tcW w:type="dxa" w:w="1872"/>
+          </w:tcPr>
+          <w:p>
+            <w:r>
+              <w:rPr>
+                <w:b w:val="0"/>
+                <w:sz w:val="20"/>
+              </w:rPr>
+              <w:t>ProtBERT (ESM-2 8M)</w:t>
+            </w:r>
+          </w:p>
+        </w:tc>
+        <w:tc>
+          <w:tcPr>
+            <w:tcW w:type="dxa" w:w="624"/>
+          </w:tcPr>
+          <w:p>
+            <w:r>
+              <w:rPr>
+                <w:b w:val="0"/>
+                <w:sz w:val="20"/>
+              </w:rPr>
+              <w:t>Protein</w:t>
+            </w:r>
+          </w:p>
+        </w:tc>
+        <w:tc>
+          <w:tcPr>
+            <w:tcW w:type="dxa" w:w="936"/>
+          </w:tcPr>
+          <w:p>
+            <w:r>
+              <w:rPr>
+                <w:b w:val="0"/>
+                <w:sz w:val="20"/>
+              </w:rPr>
+              <w:t>0.761 (0.698)</w:t>
+            </w:r>
+          </w:p>
+        </w:tc>
+        <w:tc>
+          <w:tcPr>
+            <w:tcW w:type="dxa" w:w="936"/>
+          </w:tcPr>
+          <w:p>
+            <w:r>
+              <w:rPr>
+                <w:b w:val="0"/>
+                <w:sz w:val="20"/>
+              </w:rPr>
+              <w:t>0.776 (0.816)</w:t>
+            </w:r>
+          </w:p>
+        </w:tc>
+        <w:tc>
+          <w:tcPr>
+            <w:tcW w:type="dxa" w:w="936"/>
+          </w:tcPr>
+          <w:p>
+            <w:r>
+              <w:rPr>
+                <w:b w:val="0"/>
+                <w:sz w:val="20"/>
+              </w:rPr>
+              <w:t>52.5 (50.1)</w:t>
+            </w:r>
+          </w:p>
+        </w:tc>
+        <w:tc>
+          <w:tcPr>
+            <w:tcW w:type="dxa" w:w="936"/>
+          </w:tcPr>
+          <w:p>
+            <w:r>
+              <w:rPr>
+                <w:b w:val="0"/>
+                <w:sz w:val="20"/>
+              </w:rPr>
+              <w:t>not run</w:t>
+            </w:r>
+          </w:p>
+        </w:tc>
+      </w:tr>
+    </w:tbl>
+    <w:p>
+      <w:r>
+        <w:rPr>
+          <w:i/>
+        </w:rPr>
+        <w:t>Seed 0, test split; Spearman except E. coli, accuracy in percent. Best original single encoder: NT v2 100M on fungal (0.813), RNA-FM on CoV-Vac (0.833) and stability (0.552), ESM-2 8M on E. coli (50.1).</w:t>
+      </w:r>
+    </w:p>
+    <w:p>
+      <w:r>
+        <w:drawing>
+          <wp:inline xmlns:a="http://schemas.openxmlformats.org/drawingml/2006/main" xmlns:pic="http://schemas.openxmlformats.org/drawingml/2006/picture">
+            <wp:extent cx="5943600" cy="5711941"/>
+            <wp:docPr id="4" name="Picture 4"/>
+            <wp:cNvGraphicFramePr>
+              <a:graphicFrameLocks noChangeAspect="1"/>
+            </wp:cNvGraphicFramePr>
+            <a:graphic>
+              <a:graphicData uri="http://schemas.openxmlformats.org/drawingml/2006/picture">
+                <pic:pic>
+                  <pic:nvPicPr>
+                    <pic:cNvPr id="0" name="r34_phaseB_full.png"/>
+                    <pic:cNvPicPr/>
+                  </pic:nvPicPr>
+                  <pic:blipFill>
+                    <a:blip r:embed="rId13"/>
+                    <a:stretch>
+                      <a:fillRect/>
+                    </a:stretch>
+                  </pic:blipFill>
+                  <pic:spPr>
+                    <a:xfrm>
+                      <a:off x="0" y="0"/>
+                      <a:ext cx="5943600" cy="5711941"/>
+                    </a:xfrm>
+                    <a:prstGeom prst="rect"/>
+                  </pic:spPr>
+                </pic:pic>
+              </a:graphicData>
+            </a:graphic>
+          </wp:inline>
+        </w:drawing>
+      </w:r>
+    </w:p>
+    <w:p>
+      <w:r>
+        <w:rPr>
+          <w:i/>
+        </w:rPr>
+        <w:t>Figure: docs/notes/figures/figures_overleaf/r34_phaseB_full.pdf. (a) Each swapped encoder alone (filled) against the encoder it replaces (open). (b) Each head minus the single encoder validation chose, one seed, 95% paired interval: blue, fusion ahead and resolved; orange, fusion behind and resolved; grey, a tie. Dagger: fungal with ProtBERT, measured against a weak reference.</w:t>
+      </w:r>
+    </w:p>
+    <w:p>
+      <w:r>
+        <w:rPr>
+          <w:b/>
+        </w:rPr>
+        <w:t xml:space="preserve">The encoder question. </w:t>
+      </w:r>
+      <w:r>
+        <w:t>The RNA slot is where the encoder matters. On fungal, RiNALMo, mRNA-FM and CaLM alone score 0.844 to 0.852, against 0.722 for RNA-FM and 0.813 for NT v2 100M, so one swapped encoder alone now beats the paper's best fused model on fungal (0.824). On E. coli the same three lift the single encoder from 50.7 to between 57.3 and 58.7. The DNA swaps are worse than NT v2 100M on fungal and CoV-Vac; the protein swaps move little except ESM-2 150M on E. coli (53.9 against 50.1).</w:t>
+      </w:r>
+    </w:p>
+    <w:p>
+      <w:r>
+        <w:rPr>
+          <w:b/>
+        </w:rPr>
+        <w:t xml:space="preserve">The fusion question. </w:t>
+      </w:r>
+      <w:r>
+        <w:t>81 comparisons of a head with the best single encoder: 15 resolve with fusion ahead, 14 with fusion behind, 52 ties. Three of the 15 are fungal with ProtBERT, where validation chose ProtBERT alone as the reference although NT v2 100M alone is about 0.05 better on test; against NT v2 they are ties. Eight more are E. coli configurations in which the weak RNA-FM still fills the RNA slot (the DNA and protein swaps): Phase A's compensation again. With mRNA-FM or CaLM in that slot, no head gains on E. coli or fungal, and two are resolved worse on E. coli (gated -5.6 with mRNA-FM, cross-attention -3.7 with CaLM). On CoV-Vac, concatenation and the gated head are resolved worse than the best single encoder in 12 of 16 configurations, while cross-attention is never resolved worse there. Stability: all nine tie.</w:t>
+      </w:r>
+    </w:p>
+    <w:p>
+      <w:r>
+        <w:rPr>
+          <w:b/>
+        </w:rPr>
+        <w:t xml:space="preserve">What is new. </w:t>
+      </w:r>
+      <w:r>
+        <w:t>Three gains a weak encoder does not explain, each on one seed. Cross-attention with HyenaDNA is +0.039 [+0.012, +0.066] over RNA-FM alone on CoV-Vac and reaches 0.872, above the paper's best CoV-Vac value (0.864); cross-attention with RiNALMo is +0.031 [+0.008, +0.054] over RiNALMo alone. Both read single nucleotides, and CoV-Vac degradation is governed by the local folding of 81-nucleotide fragments: the first sign that letting nucleotide-level streams attend to one another helps a nucleotide-scale task. On E. coli the gated head with RiNALMo reaches 62.5%, the highest E. coli accuracy in the project, +6.5 [+3.4, +9.6] over the best single encoder, and its weights there mix RNA (0.42) and protein (0.50) instead of collapsing.</w:t>
+      </w:r>
+    </w:p>
+    <w:p>
+      <w:r>
+        <w:rPr>
+          <w:b/>
+        </w:rPr>
+        <w:t xml:space="preserve">The gated head, revisited. </w:t>
+      </w:r>
+      <w:r>
+        <w:t>With a strong RNA encoder the gate gives RNA real weight (fungal 0.48 to 0.60 with the three RNA swaps, stability 0.79 with mRNA-FM, CoV-Vac 0.94 with RiNALMo), so the Phase A finding that RNA is dropped everywhere holds for RNA-FM, not for every RNA encoder. It still selects wrongly where it matters: on E. coli with mRNA-FM, the best single encoder there, it gives RNA 0.00 and scores 53.1.</w:t>
+      </w:r>
+    </w:p>
+    <w:p>
+      <w:r>
+        <w:rPr>
+          <w:b/>
+        </w:rPr>
+        <w:t xml:space="preserve">Gridded DNA. </w:t>
+      </w:r>
+      <w:r>
+        <w:t>The sweep also read the swapped DNA encoders after the grid's learned upsampling. For NT 500M it helps (fungal 0.740 to 0.766, E. coli 47.5 to 49.6); for HyenaDNA, which already reads single nucleotides, it hurts (fungal 0.737 to 0.676, E. coli 50.4 to 46.2). The same check for the original NT v2 100M is still worth running.</w:t>
+      </w:r>
+    </w:p>
+    <w:p>
+      <w:r>
+        <w:rPr>
+          <w:b/>
+        </w:rPr>
+        <w:t xml:space="preserve">What is left. </w:t>
+      </w:r>
+      <w:r>
+        <w:t>Seeds on the three new gains, since the intervals measure test-row sampling and not training variation; the mRNA-FM-anchored fusions from October 22; the plan's two-encoder replacements, chosen from these single swaps; DNABERT-2 once it has a grid adapter; the five swaps not yet run on stability.</w:t>
+      </w:r>
+    </w:p>
+    <w:p>
+      <w:pPr>
+        <w:pStyle w:val="Heading2"/>
+      </w:pPr>
+      <w:r>
+        <w:t>14.8 LucaOne on mRNA stability (plan item 2)</w:t>
+      </w:r>
+    </w:p>
+    <w:p>
+      <w:pPr/>
+      <w:r>
+        <w:rPr>
+          <w:b/>
+        </w:rPr>
+        <w:t xml:space="preserve">Why and how. </w:t>
+      </w:r>
+      <w:r>
+        <w:t>Does one model pretrained jointly on nucleotide and protein sequences (LucaOne, 1.8 billion parameters) give a stronger representation than three separately pretrained encoders and their fusion? LucaOne cannot enter the BioLangFusion grid, so the comparison is at the level of pooled vectors with an identical ridge probe for every row on the published split: LucaOne's gene stream (the coding sequence), its protein stream, both concatenated, each BioLangFusion encoder alone, and the three BioLangFusion vectors concatenated into one 1,472-wide vector (the probe-level counterpart of concatenation fusion, not the trained head).</w:t>
+      </w:r>
+    </w:p>
+    <w:tbl>
+      <w:tblPr>
+        <w:tblW w:w="9360" w:type="dxa"/>
+        <w:tblBorders>
+          <w:top w:val="single" w:sz="4" w:space="0" w:color="auto"/>
+          <w:left w:val="single" w:sz="4" w:space="0" w:color="auto"/>
+          <w:bottom w:val="single" w:sz="4" w:space="0" w:color="auto"/>
+          <w:right w:val="single" w:sz="4" w:space="0" w:color="auto"/>
+          <w:insideH w:val="single" w:sz="4" w:space="0" w:color="auto"/>
+          <w:insideV w:val="single" w:sz="4" w:space="0" w:color="auto"/>
+        </w:tblBorders>
+        <w:tblCellMar>
+          <w:left w:w="10" w:type="dxa"/>
+          <w:right w:w="10" w:type="dxa"/>
+        </w:tblCellMar>
+        <w:tblLook w:val="0000" w:firstRow="0" w:lastRow="0" w:firstColumn="0" w:lastColumn="0" w:noHBand="0" w:noVBand="0"/>
+      </w:tblPr>
+      <w:tblGrid>
+        <w:gridCol w:w="3120"/>
+        <w:gridCol w:w="3120"/>
+        <w:gridCol w:w="3120"/>
+      </w:tblGrid>
+      <w:tr>
+        <w:tc>
+          <w:tcPr>
+            <w:tcW w:type="dxa" w:w="3120"/>
+          </w:tcPr>
+          <w:p>
+            <w:r/>
+            <w:r>
+              <w:rPr>
+                <w:b/>
+                <w:sz w:val="20"/>
+              </w:rPr>
+              <w:t>Representation</w:t>
+            </w:r>
+          </w:p>
+        </w:tc>
+        <w:tc>
+          <w:tcPr>
+            <w:tcW w:type="dxa" w:w="3120"/>
+          </w:tcPr>
+          <w:p>
+            <w:r/>
+            <w:r>
+              <w:rPr>
+                <w:b/>
+                <w:sz w:val="20"/>
+              </w:rPr>
+              <w:t>Probe Spearman</w:t>
+            </w:r>
+          </w:p>
+        </w:tc>
+        <w:tc>
+          <w:tcPr>
+            <w:tcW w:type="dxa" w:w="3120"/>
+          </w:tcPr>
+          <w:p>
+            <w:r/>
+            <w:r>
+              <w:rPr>
+                <w:b/>
+                <w:sz w:val="20"/>
+              </w:rPr>
+              <w:t>Width</w:t>
+            </w:r>
+          </w:p>
+        </w:tc>
+      </w:tr>
+      <w:tr>
+        <w:tc>
+          <w:tcPr>
+            <w:tcW w:type="dxa" w:w="3120"/>
+          </w:tcPr>
+          <w:p>
+            <w:r/>
+            <w:r>
+              <w:rPr>
+                <w:b w:val="0"/>
+                <w:sz w:val="20"/>
+              </w:rPr>
+              <w:t>Composition (GC, GC3, codon usage, length)</w:t>
+            </w:r>
+          </w:p>
+        </w:tc>
+        <w:tc>
+          <w:tcPr>
+            <w:tcW w:type="dxa" w:w="3120"/>
+          </w:tcPr>
+          <w:p>
+            <w:r/>
+            <w:r>
+              <w:rPr>
+                <w:b w:val="0"/>
+                <w:sz w:val="20"/>
+              </w:rPr>
+              <w:t>0.283</w:t>
+            </w:r>
+          </w:p>
+        </w:tc>
+        <w:tc>
+          <w:tcPr>
+            <w:tcW w:type="dxa" w:w="3120"/>
+          </w:tcPr>
+          <w:p>
+            <w:r/>
+            <w:r>
+              <w:rPr>
+                <w:b w:val="0"/>
+                <w:sz w:val="20"/>
+              </w:rPr>
+              <w:t>87</w:t>
+            </w:r>
+          </w:p>
+        </w:tc>
+      </w:tr>
+      <w:tr>
+        <w:tc>
+          <w:tcPr>
+            <w:tcW w:type="dxa" w:w="3120"/>
+          </w:tcPr>
+          <w:p>
+            <w:r/>
+            <w:r>
+              <w:rPr>
+                <w:b w:val="0"/>
+                <w:sz w:val="20"/>
+              </w:rPr>
+              <w:t>Nucleotide Transformer v2 100M</w:t>
+            </w:r>
+          </w:p>
+        </w:tc>
+        <w:tc>
+          <w:tcPr>
+            <w:tcW w:type="dxa" w:w="3120"/>
+          </w:tcPr>
+          <w:p>
+            <w:r/>
+            <w:r>
+              <w:rPr>
+                <w:b w:val="0"/>
+                <w:sz w:val="20"/>
+              </w:rPr>
+              <w:t>0.312</w:t>
+            </w:r>
+          </w:p>
+        </w:tc>
+        <w:tc>
+          <w:tcPr>
+            <w:tcW w:type="dxa" w:w="3120"/>
+          </w:tcPr>
+          <w:p>
+            <w:r/>
+            <w:r>
+              <w:rPr>
+                <w:b w:val="0"/>
+                <w:sz w:val="20"/>
+              </w:rPr>
+              <w:t>512</w:t>
+            </w:r>
+          </w:p>
+        </w:tc>
+      </w:tr>
+      <w:tr>
+        <w:tc>
+          <w:tcPr>
+            <w:tcW w:type="dxa" w:w="3120"/>
+          </w:tcPr>
+          <w:p>
+            <w:r/>
+            <w:r>
+              <w:rPr>
+                <w:b w:val="0"/>
+                <w:sz w:val="20"/>
+              </w:rPr>
+              <w:t>RNA-FM</w:t>
+            </w:r>
+          </w:p>
+        </w:tc>
+        <w:tc>
+          <w:tcPr>
+            <w:tcW w:type="dxa" w:w="3120"/>
+          </w:tcPr>
+          <w:p>
+            <w:r/>
+            <w:r>
+              <w:rPr>
+                <w:b w:val="0"/>
+                <w:sz w:val="20"/>
+              </w:rPr>
+              <w:t>0.308</w:t>
+            </w:r>
+          </w:p>
+        </w:tc>
+        <w:tc>
+          <w:tcPr>
+            <w:tcW w:type="dxa" w:w="3120"/>
+          </w:tcPr>
+          <w:p>
+            <w:r/>
+            <w:r>
+              <w:rPr>
+                <w:b w:val="0"/>
+                <w:sz w:val="20"/>
+              </w:rPr>
+              <w:t>640</w:t>
+            </w:r>
+          </w:p>
+        </w:tc>
+      </w:tr>
+      <w:tr>
+        <w:tc>
+          <w:tcPr>
+            <w:tcW w:type="dxa" w:w="3120"/>
+          </w:tcPr>
+          <w:p>
+            <w:r/>
+            <w:r>
+              <w:rPr>
+                <w:b w:val="0"/>
+                <w:sz w:val="20"/>
+              </w:rPr>
+              <w:t>ESM-2 8M</w:t>
+            </w:r>
+          </w:p>
+        </w:tc>
+        <w:tc>
+          <w:tcPr>
+            <w:tcW w:type="dxa" w:w="3120"/>
+          </w:tcPr>
+          <w:p>
+            <w:r/>
+            <w:r>
+              <w:rPr>
+                <w:b w:val="0"/>
+                <w:sz w:val="20"/>
+              </w:rPr>
+              <w:t>0.309</w:t>
+            </w:r>
+          </w:p>
+        </w:tc>
+        <w:tc>
+          <w:tcPr>
+            <w:tcW w:type="dxa" w:w="3120"/>
+          </w:tcPr>
+          <w:p>
+            <w:r/>
+            <w:r>
+              <w:rPr>
+                <w:b w:val="0"/>
+                <w:sz w:val="20"/>
+              </w:rPr>
+              <w:t>320</w:t>
+            </w:r>
+          </w:p>
+        </w:tc>
+      </w:tr>
+      <w:tr>
+        <w:tc>
+          <w:tcPr>
+            <w:tcW w:type="dxa" w:w="3120"/>
+          </w:tcPr>
+          <w:p>
+            <w:r/>
+            <w:r>
+              <w:rPr>
+                <w:b w:val="0"/>
+                <w:sz w:val="20"/>
+              </w:rPr>
+              <w:t>BioLangFusion's three encoders concatenated</w:t>
+            </w:r>
+          </w:p>
+        </w:tc>
+        <w:tc>
+          <w:tcPr>
+            <w:tcW w:type="dxa" w:w="3120"/>
+          </w:tcPr>
+          <w:p>
+            <w:r/>
+            <w:r>
+              <w:rPr>
+                <w:b w:val="0"/>
+                <w:sz w:val="20"/>
+              </w:rPr>
+              <w:t>0.390</w:t>
+            </w:r>
+          </w:p>
+        </w:tc>
+        <w:tc>
+          <w:tcPr>
+            <w:tcW w:type="dxa" w:w="3120"/>
+          </w:tcPr>
+          <w:p>
+            <w:r/>
+            <w:r>
+              <w:rPr>
+                <w:b w:val="0"/>
+                <w:sz w:val="20"/>
+              </w:rPr>
+              <w:t>1,472</w:t>
+            </w:r>
+          </w:p>
+        </w:tc>
+      </w:tr>
+      <w:tr>
+        <w:tc>
+          <w:tcPr>
+            <w:tcW w:type="dxa" w:w="3120"/>
+          </w:tcPr>
+          <w:p>
+            <w:r/>
+            <w:r>
+              <w:rPr>
+                <w:b w:val="0"/>
+                <w:sz w:val="20"/>
+              </w:rPr>
+              <w:t>LucaOne, gene stream</w:t>
+            </w:r>
+          </w:p>
+        </w:tc>
+        <w:tc>
+          <w:tcPr>
+            <w:tcW w:type="dxa" w:w="3120"/>
+          </w:tcPr>
+          <w:p>
+            <w:r/>
+            <w:r>
+              <w:rPr>
+                <w:b w:val="0"/>
+                <w:sz w:val="20"/>
+              </w:rPr>
+              <w:t>0.443</w:t>
+            </w:r>
+          </w:p>
+        </w:tc>
+        <w:tc>
+          <w:tcPr>
+            <w:tcW w:type="dxa" w:w="3120"/>
+          </w:tcPr>
+          <w:p>
+            <w:r/>
+            <w:r>
+              <w:rPr>
+                <w:b w:val="0"/>
+                <w:sz w:val="20"/>
+              </w:rPr>
+              <w:t>2,560</w:t>
+            </w:r>
+          </w:p>
+        </w:tc>
+      </w:tr>
+      <w:tr>
+        <w:tc>
+          <w:tcPr>
+            <w:tcW w:type="dxa" w:w="3120"/>
+          </w:tcPr>
+          <w:p>
+            <w:r/>
+            <w:r>
+              <w:rPr>
+                <w:b w:val="0"/>
+                <w:sz w:val="20"/>
+              </w:rPr>
+              <w:t>LucaOne, protein stream</w:t>
+            </w:r>
+          </w:p>
+        </w:tc>
+        <w:tc>
+          <w:tcPr>
+            <w:tcW w:type="dxa" w:w="3120"/>
+          </w:tcPr>
+          <w:p>
+            <w:r/>
+            <w:r>
+              <w:rPr>
+                <w:b w:val="0"/>
+                <w:sz w:val="20"/>
+              </w:rPr>
+              <w:t>0.401</w:t>
+            </w:r>
+          </w:p>
+        </w:tc>
+        <w:tc>
+          <w:tcPr>
+            <w:tcW w:type="dxa" w:w="3120"/>
+          </w:tcPr>
+          <w:p>
+            <w:r/>
+            <w:r>
+              <w:rPr>
+                <w:b w:val="0"/>
+                <w:sz w:val="20"/>
+              </w:rPr>
+              <w:t>2,560</w:t>
+            </w:r>
+          </w:p>
+        </w:tc>
+      </w:tr>
+      <w:tr>
+        <w:tc>
+          <w:tcPr>
+            <w:tcW w:type="dxa" w:w="3120"/>
+          </w:tcPr>
+          <w:p>
+            <w:r/>
+            <w:r>
+              <w:rPr>
+                <w:b w:val="0"/>
+                <w:sz w:val="20"/>
+              </w:rPr>
+              <w:t>LucaOne, both streams</w:t>
+            </w:r>
+          </w:p>
+        </w:tc>
+        <w:tc>
+          <w:tcPr>
+            <w:tcW w:type="dxa" w:w="3120"/>
+          </w:tcPr>
+          <w:p>
+            <w:r/>
+            <w:r>
+              <w:rPr>
+                <w:b w:val="0"/>
+                <w:sz w:val="20"/>
+              </w:rPr>
+              <w:t>0.483</w:t>
+            </w:r>
+          </w:p>
+        </w:tc>
+        <w:tc>
+          <w:tcPr>
+            <w:tcW w:type="dxa" w:w="3120"/>
+          </w:tcPr>
+          <w:p>
+            <w:r/>
+            <w:r>
+              <w:rPr>
+                <w:b w:val="0"/>
+                <w:sz w:val="20"/>
+              </w:rPr>
+              <w:t>5,120</w:t>
+            </w:r>
+          </w:p>
+        </w:tc>
+      </w:tr>
+    </w:tbl>
+    <w:p/>
+    <w:p>
+      <w:pPr/>
+      <w:r>
+        <w:rPr>
+          <w:b/>
+        </w:rPr>
+        <w:t xml:space="preserve">What the numbers mean. </w:t>
+      </w:r>
+      <w:r>
+        <w:t>LucaOne's two streams beat the three BioLangFusion encoders concatenated by +0.092 [+0.066, +0.120], resolved, and the best single encoder by +0.170; even its gene stream alone beats the three fused. Caveats: the published split with its 68% train/test sequence overlap (grouping repeats in the bootstrap does not remove it); 1.8B parameters against 108M, so representations are compared, not matched budgets; probes, not trained heads. Next, adopted October 22: the same comparison on E. coli, CoV-Vac and fungal; GTEx stays ruled out by the context.</w:t>
+      </w:r>
+    </w:p>
+    <w:p>
+      <w:pPr>
+        <w:pStyle w:val="Heading2"/>
+      </w:pPr>
+      <w:r>
+        <w:t>14.9 Full-transcript half-life and translation efficiency (plan items 3 and 4)</w:t>
+      </w:r>
+    </w:p>
+    <w:p>
+      <w:pPr/>
+      <w:r>
+        <w:rPr>
+          <w:b/>
+        </w:rPr>
+        <w:t xml:space="preserve">Why and how. </w:t>
+      </w:r>
+      <w:r>
+        <w:t>The stability benchmark is coding sequence only, and real half-life and translation efficiency depend on the untranslated regions. The plan's gate passed on all four primary mRNABench sets. Human half-life (12,939 transcripts; the target is the first principal component over 39 studies) and human translation efficiency (10,281 transcripts, ribosome profiling); frozen RNA-FM, NT v2 100M and ESM-2 8M; windowed pooling; ridge probes; nine gene-grouped splits; composition baselines from counted features.</w:t>
+      </w:r>
+    </w:p>
+    <w:tbl>
+      <w:tblPr>
+        <w:tblW w:w="9360" w:type="dxa"/>
+        <w:tblBorders>
+          <w:top w:val="single" w:sz="4" w:space="0" w:color="auto"/>
+          <w:left w:val="single" w:sz="4" w:space="0" w:color="auto"/>
+          <w:bottom w:val="single" w:sz="4" w:space="0" w:color="auto"/>
+          <w:right w:val="single" w:sz="4" w:space="0" w:color="auto"/>
+          <w:insideH w:val="single" w:sz="4" w:space="0" w:color="auto"/>
+          <w:insideV w:val="single" w:sz="4" w:space="0" w:color="auto"/>
+        </w:tblBorders>
+        <w:tblCellMar>
+          <w:left w:w="10" w:type="dxa"/>
+          <w:right w:w="10" w:type="dxa"/>
+        </w:tblCellMar>
+        <w:tblLook w:val="0000" w:firstRow="0" w:lastRow="0" w:firstColumn="0" w:lastColumn="0" w:noHBand="0" w:noVBand="0"/>
+      </w:tblPr>
+      <w:tblGrid>
+        <w:gridCol w:w="3120"/>
+        <w:gridCol w:w="3120"/>
+        <w:gridCol w:w="3120"/>
+      </w:tblGrid>
+      <w:tr>
+        <w:tc>
+          <w:tcPr>
+            <w:tcW w:type="dxa" w:w="3120"/>
+          </w:tcPr>
+          <w:p>
+            <w:r/>
+            <w:r>
+              <w:rPr>
+                <w:b/>
+                <w:sz w:val="20"/>
+              </w:rPr>
+              <w:t>Representation</w:t>
+            </w:r>
+          </w:p>
+        </w:tc>
+        <w:tc>
+          <w:tcPr>
+            <w:tcW w:type="dxa" w:w="3120"/>
+          </w:tcPr>
+          <w:p>
+            <w:r/>
+            <w:r>
+              <w:rPr>
+                <w:b/>
+                <w:sz w:val="20"/>
+              </w:rPr>
+              <w:t>Half-life (r)</w:t>
+            </w:r>
+          </w:p>
+        </w:tc>
+        <w:tc>
+          <w:tcPr>
+            <w:tcW w:type="dxa" w:w="3120"/>
+          </w:tcPr>
+          <w:p>
+            <w:r/>
+            <w:r>
+              <w:rPr>
+                <w:b/>
+                <w:sz w:val="20"/>
+              </w:rPr>
+              <w:t>Translation efficiency (r)</w:t>
+            </w:r>
+          </w:p>
+        </w:tc>
+      </w:tr>
+      <w:tr>
+        <w:tc>
+          <w:tcPr>
+            <w:tcW w:type="dxa" w:w="3120"/>
+          </w:tcPr>
+          <w:p>
+            <w:r/>
+            <w:r>
+              <w:rPr>
+                <w:b w:val="0"/>
+                <w:sz w:val="20"/>
+              </w:rPr>
+              <w:t>Composition of the coding sequence</w:t>
+            </w:r>
+          </w:p>
+        </w:tc>
+        <w:tc>
+          <w:tcPr>
+            <w:tcW w:type="dxa" w:w="3120"/>
+          </w:tcPr>
+          <w:p>
+            <w:r/>
+            <w:r>
+              <w:rPr>
+                <w:b w:val="0"/>
+                <w:sz w:val="20"/>
+              </w:rPr>
+              <w:t>0.487</w:t>
+            </w:r>
+          </w:p>
+        </w:tc>
+        <w:tc>
+          <w:tcPr>
+            <w:tcW w:type="dxa" w:w="3120"/>
+          </w:tcPr>
+          <w:p>
+            <w:r/>
+            <w:r>
+              <w:rPr>
+                <w:b w:val="0"/>
+                <w:sz w:val="20"/>
+              </w:rPr>
+              <w:t>0.683</w:t>
+            </w:r>
+          </w:p>
+        </w:tc>
+      </w:tr>
+      <w:tr>
+        <w:tc>
+          <w:tcPr>
+            <w:tcW w:type="dxa" w:w="3120"/>
+          </w:tcPr>
+          <w:p>
+            <w:r/>
+            <w:r>
+              <w:rPr>
+                <w:b w:val="0"/>
+                <w:sz w:val="20"/>
+              </w:rPr>
+              <w:t>Composition of the whole transcript</w:t>
+            </w:r>
+          </w:p>
+        </w:tc>
+        <w:tc>
+          <w:tcPr>
+            <w:tcW w:type="dxa" w:w="3120"/>
+          </w:tcPr>
+          <w:p>
+            <w:r/>
+            <w:r>
+              <w:rPr>
+                <w:b w:val="0"/>
+                <w:sz w:val="20"/>
+              </w:rPr>
+              <w:t>0.542</w:t>
+            </w:r>
+          </w:p>
+        </w:tc>
+        <w:tc>
+          <w:tcPr>
+            <w:tcW w:type="dxa" w:w="3120"/>
+          </w:tcPr>
+          <w:p>
+            <w:r/>
+            <w:r>
+              <w:rPr>
+                <w:b w:val="0"/>
+                <w:sz w:val="20"/>
+              </w:rPr>
+              <w:t>0.702</w:t>
+            </w:r>
+          </w:p>
+        </w:tc>
+      </w:tr>
+      <w:tr>
+        <w:tc>
+          <w:tcPr>
+            <w:tcW w:type="dxa" w:w="3120"/>
+          </w:tcPr>
+          <w:p>
+            <w:r/>
+            <w:r>
+              <w:rPr>
+                <w:b w:val="0"/>
+                <w:sz w:val="20"/>
+              </w:rPr>
+              <w:t>5' UTR, RNA encoder</w:t>
+            </w:r>
+          </w:p>
+        </w:tc>
+        <w:tc>
+          <w:tcPr>
+            <w:tcW w:type="dxa" w:w="3120"/>
+          </w:tcPr>
+          <w:p>
+            <w:r/>
+            <w:r>
+              <w:rPr>
+                <w:b w:val="0"/>
+                <w:sz w:val="20"/>
+              </w:rPr>
+              <w:t>0.178</w:t>
+            </w:r>
+          </w:p>
+        </w:tc>
+        <w:tc>
+          <w:tcPr>
+            <w:tcW w:type="dxa" w:w="3120"/>
+          </w:tcPr>
+          <w:p>
+            <w:r/>
+            <w:r>
+              <w:rPr>
+                <w:b w:val="0"/>
+                <w:sz w:val="20"/>
+              </w:rPr>
+              <w:t>0.433</w:t>
+            </w:r>
+          </w:p>
+        </w:tc>
+      </w:tr>
+      <w:tr>
+        <w:tc>
+          <w:tcPr>
+            <w:tcW w:type="dxa" w:w="3120"/>
+          </w:tcPr>
+          <w:p>
+            <w:r/>
+            <w:r>
+              <w:rPr>
+                <w:b w:val="0"/>
+                <w:sz w:val="20"/>
+              </w:rPr>
+              <w:t>Coding sequence, RNA encoder</w:t>
+            </w:r>
+          </w:p>
+        </w:tc>
+        <w:tc>
+          <w:tcPr>
+            <w:tcW w:type="dxa" w:w="3120"/>
+          </w:tcPr>
+          <w:p>
+            <w:r/>
+            <w:r>
+              <w:rPr>
+                <w:b w:val="0"/>
+                <w:sz w:val="20"/>
+              </w:rPr>
+              <w:t>0.473</w:t>
+            </w:r>
+          </w:p>
+        </w:tc>
+        <w:tc>
+          <w:tcPr>
+            <w:tcW w:type="dxa" w:w="3120"/>
+          </w:tcPr>
+          <w:p>
+            <w:r/>
+            <w:r>
+              <w:rPr>
+                <w:b w:val="0"/>
+                <w:sz w:val="20"/>
+              </w:rPr>
+              <w:t>0.630</w:t>
+            </w:r>
+          </w:p>
+        </w:tc>
+      </w:tr>
+      <w:tr>
+        <w:tc>
+          <w:tcPr>
+            <w:tcW w:type="dxa" w:w="3120"/>
+          </w:tcPr>
+          <w:p>
+            <w:r/>
+            <w:r>
+              <w:rPr>
+                <w:b w:val="0"/>
+                <w:sz w:val="20"/>
+              </w:rPr>
+              <w:t>Full transcript, RNA encoder</w:t>
+            </w:r>
+          </w:p>
+        </w:tc>
+        <w:tc>
+          <w:tcPr>
+            <w:tcW w:type="dxa" w:w="3120"/>
+          </w:tcPr>
+          <w:p>
+            <w:r/>
+            <w:r>
+              <w:rPr>
+                <w:b w:val="0"/>
+                <w:sz w:val="20"/>
+              </w:rPr>
+              <w:t>0.512</w:t>
+            </w:r>
+          </w:p>
+        </w:tc>
+        <w:tc>
+          <w:tcPr>
+            <w:tcW w:type="dxa" w:w="3120"/>
+          </w:tcPr>
+          <w:p>
+            <w:r/>
+            <w:r>
+              <w:rPr>
+                <w:b w:val="0"/>
+                <w:sz w:val="20"/>
+              </w:rPr>
+              <w:t>0.610</w:t>
+            </w:r>
+          </w:p>
+        </w:tc>
+      </w:tr>
+      <w:tr>
+        <w:tc>
+          <w:tcPr>
+            <w:tcW w:type="dxa" w:w="3120"/>
+          </w:tcPr>
+          <w:p>
+            <w:r/>
+            <w:r>
+              <w:rPr>
+                <w:b w:val="0"/>
+                <w:sz w:val="20"/>
+              </w:rPr>
+              <w:t>Full transcript, DNA encoder</w:t>
+            </w:r>
+          </w:p>
+        </w:tc>
+        <w:tc>
+          <w:tcPr>
+            <w:tcW w:type="dxa" w:w="3120"/>
+          </w:tcPr>
+          <w:p>
+            <w:r/>
+            <w:r>
+              <w:rPr>
+                <w:b w:val="0"/>
+                <w:sz w:val="20"/>
+              </w:rPr>
+              <w:t>0.514</w:t>
+            </w:r>
+          </w:p>
+        </w:tc>
+        <w:tc>
+          <w:tcPr>
+            <w:tcW w:type="dxa" w:w="3120"/>
+          </w:tcPr>
+          <w:p>
+            <w:r/>
+            <w:r>
+              <w:rPr>
+                <w:b w:val="0"/>
+                <w:sz w:val="20"/>
+              </w:rPr>
+              <w:t>0.660</w:t>
+            </w:r>
+          </w:p>
+        </w:tc>
+      </w:tr>
+      <w:tr>
+        <w:tc>
+          <w:tcPr>
+            <w:tcW w:type="dxa" w:w="3120"/>
+          </w:tcPr>
+          <w:p>
+            <w:r/>
+            <w:r>
+              <w:rPr>
+                <w:b w:val="0"/>
+                <w:sz w:val="20"/>
+              </w:rPr>
+              <w:t>Protein of the coding sequence</w:t>
+            </w:r>
+          </w:p>
+        </w:tc>
+        <w:tc>
+          <w:tcPr>
+            <w:tcW w:type="dxa" w:w="3120"/>
+          </w:tcPr>
+          <w:p>
+            <w:r/>
+            <w:r>
+              <w:rPr>
+                <w:b w:val="0"/>
+                <w:sz w:val="20"/>
+              </w:rPr>
+              <w:t>0.552</w:t>
+            </w:r>
+          </w:p>
+        </w:tc>
+        <w:tc>
+          <w:tcPr>
+            <w:tcW w:type="dxa" w:w="3120"/>
+          </w:tcPr>
+          <w:p>
+            <w:r/>
+            <w:r>
+              <w:rPr>
+                <w:b w:val="0"/>
+                <w:sz w:val="20"/>
+              </w:rPr>
+              <w:t>0.682</w:t>
+            </w:r>
+          </w:p>
+        </w:tc>
+      </w:tr>
+      <w:tr>
+        <w:tc>
+          <w:tcPr>
+            <w:tcW w:type="dxa" w:w="3120"/>
+          </w:tcPr>
+          <w:p>
+            <w:r/>
+            <w:r>
+              <w:rPr>
+                <w:b w:val="0"/>
+                <w:sz w:val="20"/>
+              </w:rPr>
+              <w:t>Full transcript + protein</w:t>
+            </w:r>
+          </w:p>
+        </w:tc>
+        <w:tc>
+          <w:tcPr>
+            <w:tcW w:type="dxa" w:w="3120"/>
+          </w:tcPr>
+          <w:p>
+            <w:r/>
+            <w:r>
+              <w:rPr>
+                <w:b w:val="0"/>
+                <w:sz w:val="20"/>
+              </w:rPr>
+              <w:t>0.606</w:t>
+            </w:r>
+          </w:p>
+        </w:tc>
+        <w:tc>
+          <w:tcPr>
+            <w:tcW w:type="dxa" w:w="3120"/>
+          </w:tcPr>
+          <w:p>
+            <w:r/>
+            <w:r>
+              <w:rPr>
+                <w:b w:val="0"/>
+                <w:sz w:val="20"/>
+              </w:rPr>
+              <w:t>0.712</w:t>
+            </w:r>
+          </w:p>
+        </w:tc>
+      </w:tr>
+      <w:tr>
+        <w:tc>
+          <w:tcPr>
+            <w:tcW w:type="dxa" w:w="3120"/>
+          </w:tcPr>
+          <w:p>
+            <w:r/>
+            <w:r>
+              <w:rPr>
+                <w:b w:val="0"/>
+                <w:sz w:val="20"/>
+              </w:rPr>
+              <w:t>Three encoders fused</w:t>
+            </w:r>
+          </w:p>
+        </w:tc>
+        <w:tc>
+          <w:tcPr>
+            <w:tcW w:type="dxa" w:w="3120"/>
+          </w:tcPr>
+          <w:p>
+            <w:r/>
+            <w:r>
+              <w:rPr>
+                <w:b w:val="0"/>
+                <w:sz w:val="20"/>
+              </w:rPr>
+              <w:t>0.602</w:t>
+            </w:r>
+          </w:p>
+        </w:tc>
+        <w:tc>
+          <w:tcPr>
+            <w:tcW w:type="dxa" w:w="3120"/>
+          </w:tcPr>
+          <w:p>
+            <w:r/>
+            <w:r>
+              <w:rPr>
+                <w:b w:val="0"/>
+                <w:sz w:val="20"/>
+              </w:rPr>
+              <w:t>0.713</w:t>
+            </w:r>
+          </w:p>
+        </w:tc>
+      </w:tr>
+    </w:tbl>
+    <w:p/>
+    <w:p>
+      <w:pPr/>
+      <w:r>
+        <w:rPr>
+          <w:b/>
+        </w:rPr>
+        <w:t xml:space="preserve">What the numbers mean. </w:t>
+      </w:r>
+      <w:r>
+        <w:t>Counted composition of the whole transcript already reaches 0.542 and 0.702, the floor an encoder has to clear. There is real signal outside the coding sequence (the 5' UTR alone 0.178 and 0.433; full transcript above coding sequence on half-life). The protein encoder is the best single representation on both tasks; a plausible reading is that both targets track codon optimality and open-reading-frame length, which amino-acid composition and protein length carry cleanly, while the RNA encoder reads a transcript of median length about 3,000 nucleotides in 1,024-nucleotide windows and loses long-range structure (the DNA encoder, with a longer context, reaches 0.660 on translation efficiency against 0.610). Fusing the full transcript with the protein gains +0.053 on half-life and +0.030 on translation efficiency over the best single encoder, which fits the pattern: fusion adds something when the second input carries information the first could not see. Not yet proof: means and standard errors over nine splits, no per-split predictions, so no paired interval; the fused rows are within each other's error; mouse is embedded and not scored.</w:t>
+      </w:r>
+    </w:p>
+    <w:p>
+      <w:pPr>
+        <w:pStyle w:val="Heading2"/>
+      </w:pPr>
+      <w:r>
+        <w:t>14.10 What it adds up to</w:t>
       </w:r>
     </w:p>
     <w:p>
       <w:pPr>
         <w:pStyle w:val="ListParagraph"/>
-        <w:spacing w:after="80"/>
-      </w:pPr>
-      <w:proofErr w:type="spellStart"/>
-      <w:proofErr w:type="spellEnd"/>
-      <w:proofErr w:type="spellStart"/>
-      <w:proofErr w:type="spellEnd"/>
-      <w:proofErr w:type="spellStart"/>
-      <w:proofErr w:type="spellEnd"/>
-      <w:proofErr w:type="spellStart"/>
-      <w:proofErr w:type="spellEnd"/>
-      <w:r>
-        <w:rPr/>
-        <w:t>• Experimental design: the Stage 2 decision and the fusion gain Δfusion; the research plan first, then the Stage 3 designs (Coupled Mamba, then cross-attention, from January); the research plan's seven items in its order and where each slots into the tiers and the Gantt chart: (1) BioLangFusion reproduced exactly on its five benchmarks with the published values to match, then one encoder changed at a time; (2) LucaOne; (3) half-life and (4) translation efficiency on the mRNABench splits with their gates and label distinctions; (5) the mRFP control; (6) structure; the baseline hierarchy; the task-coverage matrix; and (7) what Stage 1 says about the distillation idea.</w:t>
+      </w:pPr>
+      <w:r>
+        <w:t>• The build is right: single encoders within 0.01 of the paper; cross-attention within 0.01 on all four benchmarks.</w:t>
       </w:r>
     </w:p>
     <w:p>
       <w:pPr>
         <w:pStyle w:val="ListParagraph"/>
-        <w:spacing w:after="80"/>
-      </w:pPr>
-      <w:proofErr w:type="spellStart"/>
-      <w:proofErr w:type="spellEnd"/>
-      <w:proofErr w:type="spellStart"/>
-      <w:proofErr w:type="spellEnd"/>
-      <w:proofErr w:type="spellStart"/>
-      <w:proofErr w:type="spellEnd"/>
-      <w:proofErr w:type="spellStart"/>
-      <w:proofErr w:type="spellEnd"/>
-      <w:r>
-        <w:rPr/>
-        <w:t>• Results so far, one slide each (Overleaf 13): the BioLangFusion reproduction on four benchmarks, ours beside published, with the bootstrap verdict per benchmark; the gated head's weights as a modality selector; the stability leak (every model drops 0.2 on unseen sequences; fusion ahead on the clean rows); the mRFP control (every nucleotide encoder beats the controls, mRNA-FM by far); IsoFormer with frozen encoders (fusion beats RNA alone, resolved); the tally: fusion wins on E. coli and GTEx, the single encoder on fungal and CoV-Vac.</w:t>
-      </w:r>
-    </w:p>
-    <w:p>
-      <w:pPr>
-        <w:spacing w:after="160"/>
-      </w:pPr>
-      <w:proofErr w:type="spellStart"/>
-      <w:proofErr w:type="spellEnd"/>
-      <w:proofErr w:type="spellStart"/>
-      <w:proofErr w:type="spellEnd"/>
-      <w:proofErr w:type="spellStart"/>
-      <w:proofErr w:type="spellEnd"/>
-      <w:proofErr w:type="spellStart"/>
-      <w:proofErr w:type="spellEnd"/>
-      <w:proofErr w:type="spellStart"/>
-      <w:proofErr w:type="spellEnd"/>
-      <w:proofErr w:type="spellStart"/>
-      <w:proofErr w:type="spellEnd"/>
-      <w:proofErr w:type="spellStart"/>
-      <w:proofErr w:type="spellEnd"/>
-      <w:r>
-        <w:rPr/>
-        <w:t xml:space="preserve">Questions for Mina:</w:t>
+      </w:pPr>
+      <w:r>
+        <w:t>• The encoder matters more than the fusion head: one swap moved E. coli by 8 points and dissolved the fusion gain it had been compensating for.</w:t>
       </w:r>
     </w:p>
     <w:p>
       <w:pPr>
         <w:pStyle w:val="ListParagraph"/>
-        <w:spacing w:after="80"/>
-      </w:pPr>
-      <w:proofErr w:type="spellStart"/>
-      <w:proofErr w:type="spellEnd"/>
-      <w:proofErr w:type="spellStart"/>
-      <w:proofErr w:type="spellEnd"/>
-      <w:proofErr w:type="spellStart"/>
-      <w:proofErr w:type="spellEnd"/>
-      <w:proofErr w:type="spellStart"/>
-      <w:proofErr w:type="spellEnd"/>
-      <w:r>
-        <w:rPr/>
-        <w:t xml:space="preserve">• 1. The biological definition of alignment: does agreement on what the central dogma shares, beyond composition, with nothing imposed on the unique parts, match what the plan means by representational alignment, and is it the framing to put in the paper, with positional alignment named as a token-location operation?</w:t>
+      </w:pPr>
+      <w:r>
+        <w:t>• Fusion still wins where the modalities are different molecules: GTEx +0.047 resolved; full transcript with protein +0.053 and +0.030.</w:t>
       </w:r>
     </w:p>
     <w:p>
       <w:pPr>
         <w:pStyle w:val="ListParagraph"/>
-        <w:spacing w:after="80"/>
-      </w:pPr>
-      <w:proofErr w:type="spellStart"/>
-      <w:proofErr w:type="spellEnd"/>
-      <w:proofErr w:type="spellStart"/>
-      <w:proofErr w:type="spellEnd"/>
-      <w:proofErr w:type="spellStart"/>
-      <w:proofErr w:type="spellEnd"/>
-      <w:proofErr w:type="spellStart"/>
-      <w:proofErr w:type="spellEnd"/>
-      <w:r>
-        <w:rPr/>
-        <w:t>• 2. The encoder-choice finding: Phase A measured fusion beating the best single encoder on E. coli by +6.9, resolved. Phase B then put mRNA-FM in the RNA slot, the encoder the mRFP control singled out, and that encoder alone gained eight points while the fusion gain over it fell to +0.3 [-2.9, +3.7]. So on the one benchmark where fusion clearly won, the win was fusion compensating for a weak encoder. Should this become the project's headline, with the method test asking which encoder to pick for a task rather than whether to fuse? It is one seed on two benchmarks so far, so the alternative is to hold it until the remaining swaps and seeds are in.</w:t>
+      </w:pPr>
+      <w:r>
+        <w:t>• One jointly pretrained model beats three fused ones on stability: LucaOne +0.092 resolved, on the leaky split.</w:t>
       </w:r>
     </w:p>
     <w:p>
       <w:pPr>
         <w:pStyle w:val="ListParagraph"/>
-        <w:spacing w:after="80"/>
-      </w:pPr>
-      <w:proofErr w:type="spellStart"/>
-      <w:proofErr w:type="spellEnd"/>
-      <w:proofErr w:type="spellStart"/>
-      <w:proofErr w:type="spellEnd"/>
-      <w:proofErr w:type="spellStart"/>
-      <w:proofErr w:type="spellEnd"/>
-      <w:proofErr w:type="spellStart"/>
-      <w:proofErr w:type="spellEnd"/>
-      <w:r>
-        <w:rPr/>
-        <w:t>• 3. Where the seven items sit in the Gantt chart, in her implementation order: ID 17 widened (October 12 to 25) to the faithful reproduction on all five published datasets; the encoder swaps directly after it, ID 24 (October 26 to November 8), planned rather than conditional; then LucaOne, ID 41 (November 9 to 22); the mRFP control in parallel in ID 18; IsoFormer on GTEx beside it, ID 44; the half-life and translation-efficiency tasks in ID 42 (November 23 to December 20); then Coupled Mamba (20, 21) and cross-attention (25) from January; structure (38) and distillation (43) in March, conditional. Does that order and timing work?</w:t>
+      </w:pPr>
+      <w:r>
+        <w:t>• The gated head is a selector, not a mixer, and the paper reports no error bars that would show which of its gains resolve; its fungal gain is the size of noise on that split.</w:t>
       </w:r>
     </w:p>
     <w:p>
       <w:pPr>
         <w:pStyle w:val="ListParagraph"/>
-        <w:spacing w:after="80"/>
-      </w:pPr>
-      <w:proofErr w:type="spellStart"/>
-      <w:proofErr w:type="spellEnd"/>
-      <w:proofErr w:type="spellStart"/>
-      <w:proofErr w:type="spellEnd"/>
-      <w:proofErr w:type="spellStart"/>
-      <w:proofErr w:type="spellEnd"/>
-      <w:proofErr w:type="spellStart"/>
-      <w:proofErr w:type="spellEnd"/>
-      <w:r>
-        <w:rPr/>
-        <w:t>• 4. LucaOne: its 1,280-token context admits none of the GTEx windows and 40% of transcripts, so a GTEx baseline is ruled out; joint checkpoints exist. Is a stability-only baseline worth 1.8 billion parameters of inference, and on which sequences (those that fit, or truncated with the truncation reported)?</w:t>
-      </w:r>
-    </w:p>
-    <w:p>
-      <w:pPr>
-        <w:pStyle w:val="ListParagraph"/>
-        <w:spacing w:after="80"/>
-      </w:pPr>
-      <w:proofErr w:type="spellStart"/>
-      <w:proofErr w:type="spellEnd"/>
-      <w:proofErr w:type="spellStart"/>
-      <w:proofErr w:type="spellEnd"/>
-      <w:proofErr w:type="spellStart"/>
-      <w:proofErr w:type="spellEnd"/>
-      <w:proofErr w:type="spellStart"/>
-      <w:proofErr w:type="spellEnd"/>
-      <w:r>
-        <w:rPr/>
-        <w:t>• 5. mRNABench, now run on the human sets: the gate passed on all four primary datasets, and the full transcript fused with its protein gains +0.053 on half-life and +0.030 on translation efficiency over the best single encoder, which is the protein in both cases. Two caveats we would like your view on. The encoders only just clear the counted-feature floor: composition of the whole transcript reaches 0.542 and 0.702, and the full-transcript encoder alone is below that on both tasks. And the saved tables keep a mean and standard error over nine splits but no per-split predictions, so these gains have no paired intervals yet. Is it worth rerunning to retain them?</w:t>
-      </w:r>
-    </w:p>
-    <w:p>
-      <w:pPr>
-        <w:pStyle w:val="ListParagraph"/>
-        <w:spacing w:after="80"/>
-      </w:pPr>
-      <w:proofErr w:type="spellStart"/>
-      <w:proofErr w:type="spellEnd"/>
-      <w:proofErr w:type="spellStart"/>
-      <w:proofErr w:type="spellEnd"/>
-      <w:proofErr w:type="spellStart"/>
-      <w:proofErr w:type="spellEnd"/>
-      <w:proofErr w:type="spellStart"/>
-      <w:proofErr w:type="spellEnd"/>
-      <w:r>
-        <w:rPr/>
-        <w:t xml:space="preserve">• 6. GTEx length baseline policy: require the four-feature length baseline (R² 0.242) as a control in every GTEx evaluation, or condition the fusion models on length?</w:t>
-      </w:r>
-    </w:p>
-    <w:p>
-      <w:pPr>
-        <w:pStyle w:val="ListParagraph"/>
-        <w:spacing w:after="80"/>
-      </w:pPr>
-      <w:proofErr w:type="spellStart"/>
-      <w:proofErr w:type="spellEnd"/>
-      <w:proofErr w:type="spellStart"/>
-      <w:proofErr w:type="spellEnd"/>
-      <w:proofErr w:type="spellStart"/>
-      <w:proofErr w:type="spellEnd"/>
-      <w:proofErr w:type="spellStart"/>
-      <w:proofErr w:type="spellEnd"/>
-      <w:r>
-        <w:rPr/>
-        <w:t>• 7. Distillation: we carry it out as the plan states it, after the core comparisons (Section 12.10): her relational objective with equal teacher weights, RNA first as in her worked example, the composition-controlled target reported beside the raw one, and evaluation on the five BioLangFusion benchmarks with the reproduced heads. Which two DNA encoders and which RNA encoder should join the twelve Stage 1 encoders to make the six DNA, five RNA, and four protein teachers?</w:t>
-      </w:r>
-    </w:p>
-    <w:p>
-      <w:pPr>
-        <w:pStyle w:val="ListParagraph"/>
-        <w:spacing w:after="80"/>
-      </w:pPr>
-      <w:proofErr w:type="spellStart"/>
-      <w:proofErr w:type="spellEnd"/>
-      <w:proofErr w:type="spellStart"/>
-      <w:proofErr w:type="spellEnd"/>
-      <w:proofErr w:type="spellStart"/>
-      <w:proofErr w:type="spellEnd"/>
-      <w:proofErr w:type="spellStart"/>
-      <w:proofErr w:type="spellEnd"/>
-      <w:r>
-        <w:rPr/>
-        <w:t xml:space="preserve">• 8. Fusion layer for mRNA-FM: its final layer agrees with every other encoder at CKA 0.24 or less (0.36 with ProtBERT), while its states 2 to 5 reach 0.65 to 0.78. Should fusion read an intermediate mRNA-FM layer rather than the final one, and does that count as an encoder change in Phase B?</w:t>
-      </w:r>
-    </w:p>
-    <w:p>
-      <w:pPr>
-        <w:pStyle w:val="ListParagraph"/>
-        <w:spacing w:after="80"/>
-      </w:pPr>
-      <w:proofErr w:type="spellStart"/>
-      <w:proofErr w:type="spellEnd"/>
-      <w:proofErr w:type="spellStart"/>
-      <w:proofErr w:type="spellEnd"/>
-      <w:proofErr w:type="spellStart"/>
-      <w:proofErr w:type="spellEnd"/>
-      <w:proofErr w:type="spellStart"/>
-      <w:proofErr w:type="spellEnd"/>
-      <w:r>
-        <w:rPr/>
-        <w:t>• 9. Encoder swaps and compute: Phase B is built with eight swaps (NT 500M, HyenaDNA, RiNALMo, mRNA-FM, CaLM, ESM-2 35M and 150M, ProtBERT) on CoV-Vac, fungal and E. coli, one at a time, each beside Stage 1's alignment for the pairs it creates; DNABERT-2 waits for a token-to-codon adapter. mRNA stability is included, as the plan asks, with three swaps rather than eight: mRNA-FM, which the mRFP control predicts should win the RNA slot, CaLM as its codon-resolution control, and ESM-2 150M. Eight there would be about 100 GB of token cache for one benchmark. Phase A's stability runs took 19 hours on a laptop; Chase has an NVIDIA GPU, which Coupled Mamba's kernels also need. Is cluster access available as well?</w:t>
-      </w:r>
-    </w:p>
-    <w:p>
-      <w:pPr>
-        <w:pStyle w:val="ListParagraph"/>
-        <w:spacing w:after="80"/>
-      </w:pPr>
-      <w:proofErr w:type="spellStart"/>
-      <w:proofErr w:type="spellEnd"/>
-      <w:proofErr w:type="spellStart"/>
-      <w:proofErr w:type="spellEnd"/>
-      <w:proofErr w:type="spellStart"/>
-      <w:proofErr w:type="spellEnd"/>
-      <w:proofErr w:type="spellStart"/>
-      <w:proofErr w:type="spellEnd"/>
-      <w:r>
-        <w:rPr/>
-        <w:t>• 10. Ab1, the fifth BioLangFusion benchmark, is not in the public CodonBERT release; the paper sources it to Yazdani-Jahromi et al. (2024, UCF). Can it be obtained, so that Phase A covers all five?</w:t>
+      </w:pPr>
+      <w:r>
+        <w:t>• The pattern: where the three encoders read one coding sequence, the encoder whose pretraining is closest to the task wins alone (RNA-FM on CoV-Vac, mRNA-FM and CaLM on E. coli, NT on fungal); fusion helps only when the second input is a different molecule or region. Match the encoder's pretraining domain to the task first, then ask whether to fuse.</w:t>
+      </w:r>
+    </w:p>
+    <w:p>
+      <w:pPr/>
+      <w:r>
+        <w:t>Open runs, in order: the remaining four swaps and the stability swaps; the gated head at 1,280 channels on the other three benchmarks; the sequence-grouped stability re-split with seeds; seeds on the swaps that matter; the mouse half-life and translation-efficiency scores; LucaOne on E. coli, CoV-Vac and fungal; the mRNA-FM-anchored fusions.</w:t>
       </w:r>
     </w:p>
     <w:sectPr>

--- a/docs/notes/Mina_Project_Notes.docx
+++ b/docs/notes/Mina_Project_Notes.docx
@@ -494,7 +494,7 @@
         <w:rPr>
           <w:b/>
         </w:rPr>
-        <w:t>Stage 4 (Overleaf 12 and 13; notes 12): first round complete. Run: the mRFP control (18, October 19), BioLangFusion Phase A on fungal, CoV-Vac, E. coli and mRNA stability (17, October 17 to 20), IsoFormer on the GTEx pilot (44), on Chase's GPU all eight Phase B encoder swaps (24; four by October 22, the rest October 25 to 27), LucaOne frozen on mRNA stability (41) and the human half-life and translation-efficiency probes behind their gate (42). The headline result of the week is that the encoder matters more than the fusion: putting mRNA-FM in the RNA slot raises E. coli by eight points as a single encoder, resolved, and the +6.9 fusion gain Phase A measured there falls to +0.3 [-2.9, +3.7], which does not resolve. Fusion still wins where the inputs are physically different molecules: GTEx +0.047 resolved, full-transcript half-life +0.053 and translation efficiency +0.030. LucaOne's two streams beat the three BioLangFusion encoders concatenated on stability by +0.092, resolved, though at 1.8B parameters against 108M and on the leaky published split. The full sweep confirms it: better RNA encoders lift fungal and E. coli on their own and fusion adds nothing resolved on top of them, with three new single-seed gains (cross-attention with HyenaDNA and RiNALMo on CoV-Vac, the gated head with RiNALMo on E. coli). Still to run: seeds on those gains and on the swap comparisons, the gated head at 1,280 channels, the grouped stability re-split, the mouse half-life and TE scores, and paired intervals for the human ones. Then the project's designs, Coupled Mamba (20, 21) and cross-attention (25), with the alignment-loss ablation (23), January and February; structure (38) and distillation (43) in March, conditional.</w:t>
+        <w:t>Stage 4 (Overleaf 12 and 13; notes 12): first round complete. Run: the mRFP control (18, October 19), BioLangFusion Phase A on fungal, CoV-Vac, E. coli and mRNA stability (17, October 17 to 20), IsoFormer on the GTEx pilot (44), on Chase's GPU all eight Phase B encoder swaps (24; mRNA-FM and CaLM on CoV-Vac and E. coli by October 22, the rest October 25 to 27), LucaOne frozen on mRNA stability (41) and the human half-life and translation-efficiency probes behind their gate (42). The headline result of the week is that the encoder matters more than the fusion: putting mRNA-FM in the RNA slot raises E. coli by eight points as a single encoder, resolved, and the +6.9 fusion gain Phase A measured there is +0.3 [-2.9, +3.7] over it, which does not resolve. Fusion still wins where the second input is a different molecule or region: GTEx +0.047 resolved, full-transcript half-life +0.053 and translation efficiency +0.030 (no paired interval yet). LucaOne's two streams beat the three BioLangFusion encoders concatenated on stability by +0.092, resolved, though at 1.57B parameters against about 205M and on the leaky published split. The full sweep confirms it: better RNA encoders lift fungal and E. coli on their own; with mRNA-FM or CaLM in place fusion adds nothing resolved, and four single-seed gains remain (cross-attention with HyenaDNA and with RiNALMo on CoV-Vac, the gated head and concatenation with RiNALMo on E. coli). Still to run: seeds on those gains and on the swap comparisons, the gated head at 1,280 channels, the grouped stability re-split, the mouse half-life and TE scores, and paired intervals for the human ones. Then the project's designs, Coupled Mamba (20, 21) and cross-attention (25), with the alignment-loss ablation (23), January and February; structure (38) and distillation (43) in March, conditional.</w:t>
       </w:r>
       <w:r>
         <w:rPr/>
@@ -29063,7 +29063,7 @@
       </w:r>
       <w:r>
         <w:rPr/>
-        <w:t xml:space="preserve">a single transformer encoder (about 1.8 billion parameters) pretrained on nucleic acid and protein sequences from 169,861 species with one shared vocabulary of 39 single-character tokens and a token-type embedding that marks nucleotides and amino acids, with masked-language, region-annotation, taxonomy, keyword, and structure objectives. It embeds a nucleic acid and a protein separately (in its own central-dogma experiment the two embeddings are pooled and concatenated), accepts at most 1,280 tokens, and outputs 2,560-dimensional states. It enters as a comparison, not a fusion module: its frozen embeddings on the same folds and under the same head say whether one jointly pretrained model already provides what fusing separately pretrained encoders provides. Its input limit truncates most stability coding sequences and the whole GTEx window, so every result reports what was truncated and what each run cost.</w:t>
+        <w:t>a single transformer encoder (about 1.8 billion parameters as published; the default checkpoint we load has 1.57 billion) pretrained on nucleic acid and protein sequences from 169,861 species with one shared vocabulary of 39 single-character tokens and a token-type embedding that marks nucleotides and amino acids, with masked-language, region-annotation, taxonomy, keyword, and structure objectives. It embeds a nucleic acid and a protein separately (in its own central-dogma experiment the two embeddings are pooled and concatenated), accepts at most 1,280 tokens, and outputs 2,560-dimensional states. It enters as a comparison, not a fusion module: its frozen embeddings on the same folds and under the same head say whether one jointly pretrained model already provides what fusing separately pretrained encoders provides. Every stability coding sequence fits its input limit when the nucleotide and protein inputs are embedded separately; the 6,000-nucleotide GTEx window does not, so GTEx is left out of the LucaOne comparison.</w:t>
       </w:r>
     </w:p>
     <w:p>
@@ -34625,7 +34625,7 @@
         <w:t xml:space="preserve">• On E. coli, why is the RNA weight 0? </w:t>
       </w:r>
       <w:r>
-        <w:t>Three things combine. Softmax plus the entropy penalty is winner-take-all: once one modality pulls ahead early in training the others get almost no gradient and cannot recover. The RNA-FM stream carries the least usable codon information of the three for an expression task (smallest gain above the codon-frequency controls in the mRFP control) and on E. coli it is redundant with the DNA stream, which is the same letters read as 6-mers. And the gate decides from a mean over all codons, which erases the positional detail that makes a stream useful. The clearest demonstration is Phase B: with mRNA-FM in the RNA slot on E. coli, mRNA-FM alone is the best single encoder at 58.7%, and the gated head still gives RNA a weight of 0.0007 and scores 53.1%, five points below the encoder it threw away.</w:t>
+        <w:t>Three things combine. Softmax plus the entropy penalty is winner-take-all: once one modality pulls ahead early in training the others get almost no gradient and cannot recover. The RNA-FM stream carries the least codon information of the nucleotide encoders (the smallest gain above all controls in the mRFP control, +0.021) and on E. coli it is redundant with the DNA stream, which is the same letters read as 6-mers. And the gate decides from a mean over all codons, which erases the positional detail that makes a stream useful. The clearest demonstration is Phase B: with mRNA-FM in the RNA slot on E. coli, mRNA-FM alone is the best single encoder at 58.7%, and the gated head still gives RNA a weight of 0.0007 and scores 53.1%, five points below the encoder it threw away.</w:t>
       </w:r>
     </w:p>
     <w:p>
@@ -34639,7 +34639,7 @@
         <w:t xml:space="preserve">• How does the gated head help with fusion or concatenation? </w:t>
       </w:r>
       <w:r>
-        <w:t>It does not add information; it reweights. With weights near one-hot it behaves like a single encoder plus a projection, and its score tracks whichever modality it kept: on CoV-Vac it scores like DNA alone (0.783 against 0.779) while RNA-FM alone is 0.838. Concatenation keeps all three streams at every codon and lets the TextCNN pick features from any of them, so where the modalities are complementary (E. coli, Phase A) concatenation wins by seven points and the gated head by three. Cross-attention lets every position of every modality read every other, and is the only head that never loses to the best single encoder in Phase A. Measured order: cross-attention above concatenation above gated, the reverse of the paper.</w:t>
+        <w:t>It does not add information; it reweights. With concentrated weights it behaves like a single encoder plus a projection, and its score tracks whichever modality it kept: on CoV-Vac it scores like DNA alone (0.783 against 0.779) while RNA-FM alone is 0.838. Concatenation keeps all three streams at every codon and lets the TextCNN pick features from any of them, so where the modalities are complementary (E. coli, Phase A) concatenation wins by seven points and the gated head by three. Cross-attention lets every position of every modality read every other, and is the only head that never loses to the best single encoder in Phase A. Measured order: cross-attention resolves above the gated head on fungal and CoV-Vac, the reverse of the paper's ordering of those two; concatenation is the best head on E. coli; on stability the three tie.</w:t>
       </w:r>
     </w:p>
     <w:p>
@@ -34667,7 +34667,7 @@
         <w:t xml:space="preserve">• Interpret why these work better; for example, train a foundation model on task-specific data? </w:t>
       </w:r>
       <w:r>
-        <w:t>On every benchmark where the three encoders read the same coding sequence, the strongest single encoder is the one whose pretraining data is closest to the task's biology: RNA-FM (non-coding RNA, structure) wins CoV-Vac, a folding-driven degradation task on RNA fragments; mRNA-FM and CaLM (coding sequences, codon tokens) win E. coli, a codon-usage-driven expression task; Nucleotide Transformer (many genomes) wins fungal expression. Fusion adds something only when the second input is a different molecule or region (the genomic window on GTEx, the untranslated regions on half-life and translation efficiency). So: match the encoder's pretraining domain to the task first, then ask whether to fuse.</w:t>
+        <w:t>The evidence partly supports it. Among the paper's three encoders, RNA-FM (non-coding RNA, structure) wins CoV-Vac, a folding-driven degradation task on RNA fragments, and Nucleotide Transformer (many genomes) wins fungal expression. With the Phase B swaps, mRNA-FM and CaLM (coding sequences, codon tokens) are the best single encoders on fungal and E. coli. But RiNALMo, pretrained on non-coding RNA like RNA-FM, gains almost as much, so pretraining domain is not the whole story. Fusion adds something mainly when the second input is a different molecule or region (the genomic window on GTEx, the untranslated regions on half-life and translation efficiency). So: pick the strongest single encoder for the task first, then ask whether to fuse.</w:t>
       </w:r>
     </w:p>
     <w:p>
@@ -34695,7 +34695,7 @@
         <w:t xml:space="preserve">• Does fusion replace RNA-FM, and would cross-attention be better? </w:t>
       </w:r>
       <w:r>
-        <w:t>That is exactly Phase B's comparison, each head with the swapped encoder against the swapped encoder alone. On E. coli a good RNA encoder makes the single encoder as good as the fusion was, and fusion on top adds +0.3, unresolved: a good encoder replaces the fusion, not the other way around. With the swapped encoders cross-attention is never better than the encoder alone (a tie on CoV-Vac and on E. coli with mRNA-FM; resolved worse on E. coli with CaLM). The project's own cross-attention design (Gantt 25, January) is scored against these same baselines.</w:t>
+        <w:t>That is exactly Phase B's comparison, each head with the swapped encoder against the swapped encoder alone. On E. coli a good RNA encoder makes the single encoder as good as the fusion was, and fusion on top adds +0.3, unresolved: a good encoder replaces the fusion, not the other way around. With mRNA-FM and CaLM cross-attention is never better than the encoder alone (a tie on CoV-Vac and on E. coli with mRNA-FM; resolved worse on E. coli with CaLM); across all eight swaps it is never resolved worse on CoV-Vac, and with HyenaDNA or RiNALMo it is resolved better there (+0.039 and +0.031, one seed each). The project's own cross-attention design (Gantt 25, January) is scored against these same baselines.</w:t>
       </w:r>
     </w:p>
     <w:p>
@@ -35720,7 +35720,7 @@
       </w:r>
       <w:r>
         <w:rPr/>
-        <w:t xml:space="preserve"> Ours (published), on the published test splits; means over three seeds on fungal, CoV-Vac and E. coli, stability one seed. Every single encoder matches within 0.01 on CoV-Vac and stability, and NT and ESM-2 on fungal; the one single-encoder number we cannot place is RNA-FM on fungal, which is 0.722 against 0.767 read as the encoder writes it and 0.794 pooled onto the codon grid, so the published value sits between our two readings. On the other three benchmarks the paper's RNA-FM numbers track the unpooled reading (CoV-Vac 0.841 against 0.838, E. coli 52.9 against 50.7, stability 0.553 against 0.552), so a pooled baseline would explain fungal and contradict the rest; the fungal row stays an open discrepancy, and it touches no fusion comparison, because every head reads the pooled stream by construction. Cross-attention reproduces on all four benchmarks. The gated head, the paper's best head on three of five benchmarks, is the best head on none here. It is below the paper on fungal (0.801 against 0.824), far below on CoV-Vac (0.783 against 0.864) and 0.012 low on stability; on E. coli it is above the paper (54.5 against 52.1), where every difference in the table is inside the plus or minus 3.7 points of accuracy noise and so decides nothing. The two misses that count are the two benchmarks where the comparison is tightest, and CoV-Vac is the largest miss in the reproduction. Without the entropy term, the paper's own ablation, the picture is the same: fungal 0.802 against 0.826 and CoV-Vac 0.792 against 0.854 still miss, and stability matches (0.558 against 0.556).</w:t>
+        <w:t xml:space="preserve"> Ours (published), on the published test splits; means over three seeds for the fusion heads and the single encoder validation chose (and NT on fungal), the other rows and stability one seed. Every single encoder matches within 0.01 on CoV-Vac and stability, NT also on fungal, where ESM-2 lands 0.011 above the paper; the one single-encoder number we cannot place is RNA-FM on fungal, which is 0.722 against 0.767 read as the encoder writes it and 0.794 pooled onto the codon grid, so the published value sits between our two readings. On the other three benchmarks the paper's RNA-FM numbers track the unpooled reading (CoV-Vac 0.841 against 0.838, E. coli 52.9 against 50.7, stability 0.553 against 0.552), so a pooled baseline would explain fungal and contradict the rest; the fungal row stays an open discrepancy, and it touches no fusion comparison, because every head reads the pooled stream by construction. Cross-attention reproduces on all four benchmarks, nowhere more than 0.01 below the paper. The gated head, the paper's best head on three of five benchmarks, is the best head on none here. It is below the paper on fungal (0.801 against 0.824), far below on CoV-Vac (0.783 against 0.864) and 0.012 low on stability; on E. coli it is above the paper (54.5 against 52.1), inside the plus or minus 3.7 points of accuracy noise. CoV-Vac is the largest miss in the reproduction. Without the entropy term, the paper's own ablation, the picture is the same: fungal 0.802 against 0.826 and CoV-Vac 0.792 against 0.854 still miss, and stability matches (0.558 against 0.556). Concatenation also falls short on fungal (0.791 against 0.805) and CoV-Vac (0.799 against 0.831), and is above the paper on E. coli (58.7 against 50.3) and stability (0.558 against 0.539).</w:t>
       </w:r>
     </w:p>
     <w:tbl>
@@ -36489,7 +36489,7 @@
     <w:p>
       <w:pPr/>
       <w:r>
-        <w:t>Figure: docs/notes/figures/figures_overleaf/fusion_vs_single.pdf draws the first seven rows, the two scores behind each comparison and the difference with its interval. The pattern: where all three encoders read one coding sequence, the encoder whose pretraining is closest to the task wins alone; fusion helps only when the second input is a different molecule or region.</w:t>
+        <w:t>Figure: docs/notes/figures/figures_overleaf/fusion_vs_single.pdf draws the first seven rows, the two scores behind each comparison and the difference with its interval. The pattern: where all three encoders read one coding sequence, a strong single encoder usually wins alone; fusion helps mainly when the second input is a different molecule or region.</w:t>
       </w:r>
     </w:p>
     <w:p>
@@ -36544,7 +36544,7 @@
         <w:pStyle w:val="Heading2"/>
       </w:pPr>
       <w:r>
-        <w:t>14.3 The gated head is a modality selector</w:t>
+        <w:t>14.3 The gated head mostly keeps one modality</w:t>
       </w:r>
     </w:p>
     <w:tbl>
@@ -36953,7 +36953,7 @@
                 <w:b w:val="0"/>
                 <w:sz w:val="20"/>
               </w:rPr>
-              <w:t>Any benchmark</w:t>
+              <w:t>Higher entropy weight</w:t>
             </w:r>
           </w:p>
         </w:tc>
@@ -36983,7 +36983,7 @@
                 <w:b w:val="0"/>
                 <w:sz w:val="20"/>
               </w:rPr>
-              <w:t>one modality takes 1.00</w:t>
+              <w:t>one modality takes 1.00, others 0.00 (except fungal at 0.5: 0.00 / 0.28 / 0.72)</w:t>
             </w:r>
           </w:p>
         </w:tc>
@@ -37021,7 +37021,7 @@
     <w:p>
       <w:pPr/>
       <w:r>
-        <w:t>Weights averaged over each test split; three values are seeds 0, 1 and 2. The weights are nearly one-hot even at lambda 0.01; RNA is at zero on all three Phase A benchmarks; on CoV-Vac the head keeps DNA and scores like DNA alone while RNA-FM alone is the best single encoder. The mechanism, why RNA goes to zero, and how the head relates to concatenation and cross-attention are in Section 13. The entropy term never helps: on all four benchmarks the head without it scores at or above the head with it. The paper's width for this head (1,280 TextCNN channels) recovers half of its fungal gap (0.801 to 0.812 against 0.824); the other benchmarks at 1,280 are the last check before the verdict is final.</w:t>
+        <w:t>Weights averaged over each test split; three values are seeds 0, 1 and 2 (stability, one seed). Even at lambda 0.01 the weights are concentrated on the three Phase A benchmarks and RNA gets almost nothing on them, while fungal keeps all three streams; on CoV-Vac the head keeps DNA and scores like DNA alone while RNA-FM alone is the best single encoder. The mechanism, why RNA goes to zero, and how the head relates to concatenation and cross-attention are in Section 13. The entropy term never helps: on all four benchmarks the head without it scores at or above the head with it. The paper's width for this head (1,280 TextCNN channels) recovers half of its fungal gap (0.801 to 0.812 against 0.824); the other benchmarks at 1,280 are the last check before the verdict is final.</w:t>
       </w:r>
     </w:p>
     <w:p>
@@ -37033,7 +37033,7 @@
         <w:t xml:space="preserve">How the head works, as two paths. </w:t>
       </w:r>
       <w:r>
-        <w:t>The averaging and the fusing are two different operations on two different objects, and only one of them produces the output. Path 1 decides the weights: each encoder's stream is averaged over its own codons into one summary vector (three separate averages, never averaged with each other), each summary is scored by its gate, and the softmax turns the three scores into three weights that add to one. The summaries are then discarded. Path 2 fuses: the three original streams, every codon intact, are each multiplied by their weight and added position by position, so the output is still one vector per codon. With four codons and the E. coli weights, f1 = 0.14 x d1 + 0.00 x r1 + 0.86 x p1, and the same for codons 2, 3 and 4: four fused vectors go to the TextCNN, not one. Because the same three weights apply at every codon, a weight of 0.00 removes that encoder's entire stream from every position, which is the selector behavior. Panel b of the three-heads figure in 14.1 draws exactly this: the three averages on the way into the gate, and the three weights multiplying the full streams underneath.</w:t>
+        <w:t>The averaging and the fusing are two different operations on two different objects, and only one of them produces the output. Path 1 decides the weights: each encoder's stream is averaged over its own codons into one summary vector (three separate averages, never averaged with each other), each summary is scored by its gate, and the softmax turns the three scores into three weights that add to one. The summaries are then discarded. Path 2 fuses: the three original streams, every codon intact, are each multiplied by their weight and added position by position, so the output is still one vector per codon. With four codons and the E. coli weights, f1 = 0.11 x d1 + 0.00 x r1 + 0.89 x p1, and the same for codons 2, 3 and 4: four fused vectors go to the TextCNN, not one. Because the same three weights apply at every codon, a weight of 0.00 removes that encoder's entire stream from every position, which is the selector behavior. Panel b of the three-heads figure in 14.1 draws exactly this: the three averages on the way into the gate, and the three weights multiplying the full streams underneath.</w:t>
       </w:r>
     </w:p>
     <w:p>
@@ -37990,7 +37990,7 @@
         <w:t xml:space="preserve">What the numbers mean. </w:t>
       </w:r>
       <w:r>
-        <w:t>The control holds: the protein encoders add exactly nothing. Every nucleotide encoder beats the Track A controls (GC3, codon use, Nussinov) in 10 of 10 fold assignments; mRNA-FM carries by far the most (+0.18 above every control) and RNA-FM, BioLangFusion's own RNA encoder, the least. The one structure feature that matters is the folding energy of the first 60 nucleotides after the start codon (a weaker fold, higher expression; Kudla et al. 2009). mRNA-FM and CaLM read coding sequences one token per codon and were pretrained on coding sequences, so their vocabulary is codon identity in context; RNA-FM reads nucleotides and was pretrained on non-coding RNA; NT reads 6-mers across whole genomes, which dilute codon structure. The ranking is the ranking of how much codon context each encoder's pretraining exposed it to, and it predicted the Phase B result.</w:t>
+        <w:t>The control holds: the protein encoders add exactly nothing. Every nucleotide encoder beats the Track A controls (GC3, codon use, Nussinov) in 10 of 10 fold assignments; mRNA-FM carries by far the most (+0.18 above every control) and RNA-FM, BioLangFusion's own RNA encoder, the least. The one structure feature that matters is the folding energy of the first 60 nucleotides after the start codon (a weaker fold, higher expression; Kudla et al. 2009). mRNA-FM and CaLM read coding sequences one token per codon and were pretrained on coding sequences, so their vocabulary is codon identity in context; RNA-FM reads nucleotides and was pretrained on non-coding RNA; NT reads 6-mers across whole genomes, which dilute codon structure. That explains mRNA-FM's lead over RNA-FM, which pointed Phase B to it first, but pretraining domain does not order the rest: CaLM, also codon-level, adds only +0.022 above all controls, less than NT 500M (+0.076) or RiNALMo (+0.049).</w:t>
       </w:r>
     </w:p>
     <w:p>
@@ -39438,7 +39438,7 @@
         <w:t xml:space="preserve">What the numbers mean. </w:t>
       </w:r>
       <w:r>
-        <w:t>E. coli: mRNA-FM alone gains +8.0 points over RNA-FM alone, resolved, the largest effect anywhere in Stage 4, and it is a change of encoder, not of head. Fusion on top of mRNA-FM adds +0.3, unresolved; the gated head is resolved worse and cross-attention is not better. Phase A's +6.9 was fusion compensating for a weak RNA stream. CoV-Vac: the codon-level swap does not help (both tie RNA-FM alone), concatenation and the gated head are resolved worse than the encoder alone, cross-attention ties. Why the benchmarks disagree: E. coli expression is driven by codon usage, which the codon-level encoders were pretrained on; CoV-Vac degradation by the folding of a short designed fragment, which nucleotide-level RNA-FM was pretrained on. For H2: Stage 1 and the mRFP control identified the right encoder; what they predict is which encoder carries task-relevant information, not how much a head can add on top of it. Those were the first four swaps; the other four, fungal and stability followed October 25 to 27, below.</w:t>
+        <w:t>E. coli: mRNA-FM alone gains +8.0 points over RNA-FM alone, resolved, the largest effect anywhere in Stage 4, and it is a change of encoder, not of head. Fusion on top of mRNA-FM adds +0.3, unresolved; the gated head is resolved worse and cross-attention is not better. Phase A's +6.9 was fusion compensating for a weak RNA stream. CoV-Vac: the codon-level swap does not help (both tie RNA-FM alone), concatenation and the gated head are resolved worse than the encoder alone, cross-attention ties. Why the benchmarks disagree: E. coli expression is driven by codon usage, which the codon-level encoders were pretrained on; CoV-Vac degradation by the folding of a short designed fragment, which nucleotide-level RNA-FM was pretrained on. For H2: Stage 1 and the mRFP control identified the right encoder; what they predict is which encoder carries task-relevant information, not how much a head can add on top of it. Those were the first two swaps on two benchmarks; the other six swaps, and fungal and stability for the first two, followed October 25 to 27, below.</w:t>
       </w:r>
     </w:p>
     <w:p>
@@ -40160,7 +40160,7 @@
                 <w:b w:val="0"/>
                 <w:sz w:val="20"/>
               </w:rPr>
-              <w:t>0.537 (0.531)</w:t>
+              <w:t>0.536 (0.531)</w:t>
             </w:r>
           </w:p>
         </w:tc>
@@ -40301,7 +40301,7 @@
         <w:rPr>
           <w:i/>
         </w:rPr>
-        <w:t>Figure: docs/notes/figures/figures_overleaf/r34_phaseB_full.pdf. (a) Each swapped encoder alone (filled) against the encoder it replaces (open). (b) Each head minus the single encoder validation chose, one seed, 95% paired interval: blue, fusion ahead and resolved; orange, fusion behind and resolved; grey, a tie. Dagger: fungal with ProtBERT, measured against a weak reference.</w:t>
+        <w:t>Figure: docs/notes/figures/figures_overleaf/r34_phaseB_full.pdf. (a) Each swapped encoder alone (filled) against the encoder it replaces (open). (b) Each head minus the single encoder validation chose, one seed, 95% paired interval: blue, fusion ahead and resolved; orange, fusion behind and resolved; gray, a tie. Dagger: fungal with ProtBERT, measured against a weak reference.</w:t>
       </w:r>
     </w:p>
     <w:p>
@@ -40312,7 +40312,7 @@
         <w:t xml:space="preserve">The encoder question. </w:t>
       </w:r>
       <w:r>
-        <w:t>The RNA slot is where the encoder matters. On fungal, RiNALMo, mRNA-FM and CaLM alone score 0.844 to 0.852, against 0.722 for RNA-FM and 0.813 for NT v2 100M, so one swapped encoder alone now beats the paper's best fused model on fungal (0.824). On E. coli the same three lift the single encoder from 50.7 to between 57.3 and 58.7. The DNA swaps are worse than NT v2 100M on fungal and CoV-Vac; the protein swaps move little except ESM-2 150M on E. coli (53.9 against 50.1).</w:t>
+        <w:t>The RNA slot is where the encoder matters. On fungal, RiNALMo, mRNA-FM and CaLM alone score 0.844 to 0.852, against 0.722 for RNA-FM and 0.813 for NT v2 100M, so one swapped encoder alone beats the paper's best fused model on fungal (0.824). On E. coli the same three lift the single encoder from 50.7 to between 57.3 and 58.7. The DNA swaps are worse than NT v2 100M on fungal and CoV-Vac; the protein swaps move less than the RNA swaps: ESM-2 35M stays near ESM-2 8M everywhere, ESM-2 150M is better on fungal (0.729 against 0.698) and E. coli (53.9 against 50.1), and ProtBERT is better on fungal (0.761) but worse on CoV-Vac (0.776 against 0.816).</w:t>
       </w:r>
     </w:p>
     <w:p>
@@ -40323,7 +40323,7 @@
         <w:t xml:space="preserve">The fusion question. </w:t>
       </w:r>
       <w:r>
-        <w:t>81 comparisons of a head with the best single encoder: 15 resolve with fusion ahead, 14 with fusion behind, 52 ties. Three of the 15 are fungal with ProtBERT, where validation chose ProtBERT alone as the reference although NT v2 100M alone is about 0.05 better on test; against NT v2 they are ties. Eight more are E. coli configurations in which the weak RNA-FM still fills the RNA slot (the DNA and protein swaps): Phase A's compensation again. With mRNA-FM or CaLM in that slot, no head gains on E. coli or fungal, and two are resolved worse on E. coli (gated -5.6 with mRNA-FM, cross-attention -3.7 with CaLM). On CoV-Vac, concatenation and the gated head are resolved worse than the best single encoder in 12 of 16 configurations, while cross-attention is never resolved worse there. Stability: all nine tie.</w:t>
+        <w:t>81 comparisons of a head with the best single encoder: 15 resolve with fusion ahead, 14 with fusion behind, 52 ties. Three of the 15 are fungal with ProtBERT, where validation chose ProtBERT alone as the reference although NT v2 100M alone is about 0.05 better on test; against NT v2 they are ties. Eight more are E. coli configurations in which the weak RNA-FM still fills the RNA slot (the DNA and protein swaps): Phase A's compensation again. That leaves four. With mRNA-FM or CaLM in that slot, no head gains on E. coli or fungal, and two are resolved worse on E. coli (gated -5.6 with mRNA-FM, cross-attention -3.7 with CaLM). On CoV-Vac, concatenation and the gated head are resolved worse than the best single encoder in 12 of 16 configurations, while cross-attention is never resolved worse there. Stability: all nine tie.</w:t>
       </w:r>
     </w:p>
     <w:p>
@@ -40331,10 +40331,10 @@
         <w:rPr>
           <w:b/>
         </w:rPr>
-        <w:t xml:space="preserve">What is new. </w:t>
-      </w:r>
-      <w:r>
-        <w:t>Three gains a weak encoder does not explain, each on one seed. Cross-attention with HyenaDNA is +0.039 [+0.012, +0.066] over RNA-FM alone on CoV-Vac and reaches 0.872, above the paper's best CoV-Vac value (0.864); cross-attention with RiNALMo is +0.031 [+0.008, +0.054] over RiNALMo alone. Both read single nucleotides, and CoV-Vac degradation is governed by the local folding of 81-nucleotide fragments: the first sign that letting nucleotide-level streams attend to one another helps a nucleotide-scale task. On E. coli the gated head with RiNALMo reaches 62.5%, the highest E. coli accuracy in the project, +6.5 [+3.4, +9.6] over the best single encoder, and its weights there mix RNA (0.42) and protein (0.50) instead of collapsing.</w:t>
+        <w:t>What is new. Four gains a weak encoder does not explain, each on one seed.</w:t>
+      </w:r>
+      <w:r>
+        <w:t xml:space="preserve"> Cross-attention with HyenaDNA is +0.039 [+0.012, +0.066] over RNA-FM alone on CoV-Vac and reaches 0.872, above the paper's best CoV-Vac value (0.864); cross-attention with RiNALMo is +0.031 [+0.008, +0.054] over RiNALMo alone. Both read single nucleotides, and CoV-Vac degradation is governed by the local folding of 81-nucleotide fragments: the first sign that letting nucleotide-level streams attend to one another helps a nucleotide-scale task. On E. coli the gated head with RiNALMo reaches 62.5%, the highest E. coli accuracy in the project, +6.5 [+3.4, +9.6] over the best single encoder, and its weights there mix RNA (0.42) and protein (0.50) instead of collapsing. Concatenation with RiNALMo reaches 60.0%, +3.9 [+0.8, +7.2]. Both E. coli gains are measured against the reference validation chose, RiNALMo pooled onto the codon grid (56.0%); RiNALMo read natively scores 57.3% on test, against which the point gains are +5.2 and +2.7, with no interval computed for that comparison.</w:t>
       </w:r>
     </w:p>
     <w:p>
@@ -40342,10 +40342,10 @@
         <w:rPr>
           <w:b/>
         </w:rPr>
-        <w:t xml:space="preserve">The gated head, revisited. </w:t>
-      </w:r>
-      <w:r>
-        <w:t>With a strong RNA encoder the gate gives RNA real weight (fungal 0.48 to 0.60 with the three RNA swaps, stability 0.79 with mRNA-FM, CoV-Vac 0.94 with RiNALMo), so the Phase A finding that RNA is dropped everywhere holds for RNA-FM, not for every RNA encoder. It still selects wrongly where it matters: on E. coli with mRNA-FM, the best single encoder there, it gives RNA 0.00 and scores 53.1.</w:t>
+        <w:t>The gated head with other encoders. With a strong RNA encoder the gate gives RNA real weight (fungal 0.48 to 0.60 with the three RNA swaps, stability 0.79 with mRNA-FM, CoV-Vac 0.94 and E. coli 0.42 with RiNALMo), and even RNA-FM gets 0.52 on CoV-Vac once HyenaDNA replaces the DNA encoder, so the near-zero RNA weight of Phase A belongs to the paper's encoder set, not to the RNA slot.</w:t>
+      </w:r>
+      <w:r>
+        <w:t xml:space="preserve"> It still selects wrongly where it matters: on E. coli with mRNA-FM, the best single encoder there, it gives RNA 0.00 and scores 53.1.</w:t>
       </w:r>
     </w:p>
     <w:p>
@@ -40364,10 +40364,10 @@
         <w:rPr>
           <w:b/>
         </w:rPr>
-        <w:t xml:space="preserve">What is left. </w:t>
-      </w:r>
-      <w:r>
-        <w:t>Seeds on the three new gains, since the intervals measure test-row sampling and not training variation; the mRNA-FM-anchored fusions from October 22; the plan's two-encoder replacements, chosen from these single swaps; DNABERT-2 once it has a grid adapter; the five swaps not yet run on stability.</w:t>
+        <w:t>What is left. Seeds on the four surviving gains,</w:t>
+      </w:r>
+      <w:r>
+        <w:t xml:space="preserve"> since the intervals measure test-row sampling and not training variation; the mRNA-FM-anchored fusions from October 22; the plan's two-encoder replacements, chosen from these single swaps; DNABERT-2 once it has a grid adapter; the five swaps not yet run on stability.</w:t>
       </w:r>
     </w:p>
     <w:p>
@@ -40387,7 +40387,7 @@
         <w:t xml:space="preserve">Why and how. </w:t>
       </w:r>
       <w:r>
-        <w:t>Does one model pretrained jointly on nucleotide and protein sequences (LucaOne, 1.8 billion parameters) give a stronger representation than three separately pretrained encoders and their fusion? LucaOne cannot enter the BioLangFusion grid, so the comparison is at the level of pooled vectors with an identical ridge probe for every row on the published split: LucaOne's gene stream (the coding sequence), its protein stream, both concatenated, each BioLangFusion encoder alone, and the three BioLangFusion vectors concatenated into one 1,472-wide vector (the probe-level counterpart of concatenation fusion, not the trained head).</w:t>
+        <w:t>Does one model pretrained jointly on nucleotide and protein sequences (LucaOne, 1.57 billion parameters as loaded) give a stronger representation than three separately pretrained encoders and their fusion? LucaOne cannot enter the BioLangFusion grid, so the comparison is at the level of pooled vectors with an identical ridge probe for every row on the published split: LucaOne's gene stream (the coding sequence), its protein stream, both concatenated, each BioLangFusion encoder alone, and the three BioLangFusion vectors concatenated into one 1,472-wide vector (the probe-level counterpart of concatenation fusion, not the trained head).</w:t>
       </w:r>
     </w:p>
     <w:tbl>
@@ -40846,7 +40846,7 @@
         <w:t xml:space="preserve">What the numbers mean. </w:t>
       </w:r>
       <w:r>
-        <w:t>LucaOne's two streams beat the three BioLangFusion encoders concatenated by +0.092 [+0.066, +0.120], resolved, and the best single encoder by +0.170; even its gene stream alone beats the three fused. Caveats: the published split with its 68% train/test sequence overlap (grouping repeats in the bootstrap does not remove it); 1.8B parameters against 108M, so representations are compared, not matched budgets; probes, not trained heads. Next, adopted October 22: the same comparison on E. coli, CoV-Vac and fungal; GTEx stays ruled out by the context.</w:t>
+        <w:t>LucaOne's two streams beat the three BioLangFusion encoders concatenated by +0.092 [+0.066, +0.120], resolved, and the best single encoder by +0.170; even its gene stream alone beats the three fused. Caveats: the published split with its 68% train/test sequence overlap (grouping repeats in the bootstrap does not remove it); 1.57B parameters against about 205M, so representations are compared, not matched budgets; probes, not trained heads. Next, adopted October 22: the same comparison on E. coli, CoV-Vac and fungal; GTEx stays ruled out by the context.</w:t>
       </w:r>
     </w:p>
     <w:p>
@@ -41388,7 +41388,7 @@
         <w:pStyle w:val="ListParagraph"/>
       </w:pPr>
       <w:r>
-        <w:t>• The build is right: single encoders within 0.01 of the paper; cross-attention within 0.01 on all four benchmarks.</w:t>
+        <w:t>• The build is right: single encoders within 0.01 of the paper, RNA-FM on fungal aside; cross-attention nowhere more than 0.01 below it.</w:t>
       </w:r>
     </w:p>
     <w:p>
@@ -41396,7 +41396,7 @@
         <w:pStyle w:val="ListParagraph"/>
       </w:pPr>
       <w:r>
-        <w:t>• The encoder matters more than the fusion head: one swap moved E. coli by 8 points and dissolved the fusion gain it had been compensating for.</w:t>
+        <w:t>• The encoder matters more than the fusion head: one swap moved E. coli by 8 points and matched the fusion gain it had been compensating for; with mRNA-FM or CaLM in place fusion adds nothing resolved, and four single-seed gains remain.</w:t>
       </w:r>
     </w:p>
     <w:p>
@@ -41404,7 +41404,7 @@
         <w:pStyle w:val="ListParagraph"/>
       </w:pPr>
       <w:r>
-        <w:t>• Fusion still wins where the modalities are different molecules: GTEx +0.047 resolved; full transcript with protein +0.053 and +0.030.</w:t>
+        <w:t>• Fusion helps where the second input is a different molecule or region: GTEx +0.047 resolved; full transcript with protein +0.053 and +0.030, no paired interval yet.</w:t>
       </w:r>
     </w:p>
     <w:p>
@@ -41420,7 +41420,7 @@
         <w:pStyle w:val="ListParagraph"/>
       </w:pPr>
       <w:r>
-        <w:t>• The gated head is a selector, not a mixer, and the paper reports no error bars that would show which of its gains resolve; its fungal gain is the size of noise on that split.</w:t>
+        <w:t>• With the paper's encoders the gated head mostly keeps one modality rather than mixing them, and the paper reports no error bars that would show which of its gains resolve; its fungal gain is the size of noise on that split.</w:t>
       </w:r>
     </w:p>
     <w:p>
@@ -41428,13 +41428,13 @@
         <w:pStyle w:val="ListParagraph"/>
       </w:pPr>
       <w:r>
-        <w:t>• The pattern: where the three encoders read one coding sequence, the encoder whose pretraining is closest to the task wins alone (RNA-FM on CoV-Vac, mRNA-FM and CaLM on E. coli, NT on fungal); fusion helps only when the second input is a different molecule or region. Match the encoder's pretraining domain to the task first, then ask whether to fuse.</w:t>
+        <w:t>• The pattern: where the three encoders read one coding sequence, a strong single encoder usually wins alone (RNA-FM on CoV-Vac; mRNA-FM and CaLM on fungal and E. coli), and fusing the three readings rarely adds anything that resolves (four single-seed exceptions in Phase B); fusion helps mainly when the second input is a different molecule or region. Choose the encoder for the task first, then ask whether to fuse; pretraining domain predicts part of that choice, not all of it (RiNALMo, pretrained on non-coding RNA, gains almost as much as the codon-level encoders).</w:t>
       </w:r>
     </w:p>
     <w:p>
       <w:pPr/>
       <w:r>
-        <w:t>Open runs, in order: the remaining four swaps and the stability swaps; the gated head at 1,280 channels on the other three benchmarks; the sequence-grouped stability re-split with seeds; seeds on the swaps that matter; the mouse half-life and translation-efficiency scores; LucaOne on E. coli, CoV-Vac and fungal; the mRNA-FM-anchored fusions.</w:t>
+        <w:t>Open runs, in order: seeds on the four surviving Phase B gains; the five swaps not yet run on stability; the gated head at 1,280 channels on the other three benchmarks; the sequence-grouped stability re-split with seeds; seeds on the swaps that matter; the mouse half-life and translation-efficiency scores; LucaOne on E. coli, CoV-Vac and fungal; the mRNA-FM-anchored fusions.</w:t>
       </w:r>
     </w:p>
     <w:sectPr>
